--- a/docx/07-servicios-red/07-servicios-red.docx
+++ b/docx/07-servicios-red/07-servicios-red.docx
@@ -28,7 +28,7 @@
         </w:p>
       </w:sdtContent>
     </w:sdt>
-    <w:bookmarkStart w:id="25" w:name="servicios-de-red-dhcp-dns-y-ntp"/>
+    <w:bookmarkStart w:id="36" w:name="servicios-de-red-dhcp-dns-y-ntp"/>
     <w:p>
       <w:pPr>
         <w:pStyle w:val="Heading1"/>
@@ -115,7 +115,21 @@
           <w:i/>
           <w:iCs/>
         </w:rPr>
-        <w:t xml:space="preserve">“www.ejemplo.es”</w:t>
+        <w:t xml:space="preserve">“</w:t>
+      </w:r>
+      <w:r>
+        <w:rPr>
+          <w:i/>
+          <w:iCs/>
+        </w:rPr>
+        <w:t xml:space="preserve">www.ejemplo.es</w:t>
+      </w:r>
+      <w:r>
+        <w:rPr>
+          <w:i/>
+          <w:iCs/>
+        </w:rPr>
+        <w:t xml:space="preserve">”</w:t>
       </w:r>
       <w:r>
         <w:rPr>
@@ -168,7 +182,7 @@
         </w:pict>
       </w:r>
     </w:p>
-    <w:bookmarkStart w:id="9" w:name="objetivo-de-la-unidad"/>
+    <w:bookmarkStart w:id="20" w:name="objetivo-de-la-unidad"/>
     <w:p>
       <w:pPr>
         <w:pStyle w:val="Heading2"/>
@@ -315,8 +329,8 @@
         </w:pict>
       </w:r>
     </w:p>
-    <w:bookmarkEnd w:id="9"/>
-    <w:bookmarkStart w:id="19" w:name="mapa-de-la-unidad"/>
+    <w:bookmarkEnd w:id="20"/>
+    <w:bookmarkStart w:id="30" w:name="mapa-de-la-unidad"/>
     <w:p>
       <w:pPr>
         <w:pStyle w:val="Heading2"/>
@@ -329,6 +343,7 @@
       <w:tblPr>
         <w:tblStyle w:val="Table"/>
         <w:tblW w:type="pct" w:w="5000"/>
+        <w:jc w:val="left"/>
         <w:tblLayout w:type="fixed"/>
         <w:tblLook w:firstRow="1" w:lastRow="0" w:firstColumn="0" w:lastColumn="0" w:noHBand="0" w:noVBand="0" w:val="0020"/>
       </w:tblPr>
@@ -346,6 +361,7 @@
           <w:p>
             <w:pPr>
               <w:pStyle w:val="Compact"/>
+              <w:jc w:val="left"/>
             </w:pPr>
             <w:r>
               <w:t xml:space="preserve">Punto</w:t>
@@ -357,6 +373,7 @@
           <w:p>
             <w:pPr>
               <w:pStyle w:val="Compact"/>
+              <w:jc w:val="left"/>
             </w:pPr>
             <w:r>
               <w:t xml:space="preserve">Qué aprenderás</w:t>
@@ -368,6 +385,7 @@
           <w:p>
             <w:pPr>
               <w:pStyle w:val="Compact"/>
+              <w:jc w:val="left"/>
             </w:pPr>
             <w:r>
               <w:t xml:space="preserve">Nivel</w:t>
@@ -381,8 +399,9 @@
           <w:p>
             <w:pPr>
               <w:pStyle w:val="Compact"/>
-            </w:pPr>
-            <w:hyperlink r:id="rId10">
+              <w:jc w:val="left"/>
+            </w:pPr>
+            <w:hyperlink r:id="rId21">
               <w:r>
                 <w:rPr>
                   <w:rStyle w:val="Hyperlink"/>
@@ -397,6 +416,7 @@
           <w:p>
             <w:pPr>
               <w:pStyle w:val="Compact"/>
+              <w:jc w:val="left"/>
             </w:pPr>
             <w:r>
               <w:t xml:space="preserve">La red como plataforma de servicios y el principio</w:t>
@@ -405,15 +425,22 @@
               <w:t xml:space="preserve"> </w:t>
             </w:r>
             <w:r>
-              <w:t xml:space="preserve">“todo automático”</w:t>
-            </w:r>
-          </w:p>
-        </w:tc>
-        <w:tc>
-          <w:tcPr/>
-          <w:p>
-            <w:pPr>
-              <w:pStyle w:val="Compact"/>
+              <w:t xml:space="preserve">“</w:t>
+            </w:r>
+            <w:r>
+              <w:t xml:space="preserve">todo automático</w:t>
+            </w:r>
+            <w:r>
+              <w:t xml:space="preserve">”</w:t>
+            </w:r>
+          </w:p>
+        </w:tc>
+        <w:tc>
+          <w:tcPr/>
+          <w:p>
+            <w:pPr>
+              <w:pStyle w:val="Compact"/>
+              <w:jc w:val="left"/>
             </w:pPr>
             <w:r>
               <w:t xml:space="preserve">Todos</w:t>
@@ -427,8 +454,9 @@
           <w:p>
             <w:pPr>
               <w:pStyle w:val="Compact"/>
-            </w:pPr>
-            <w:hyperlink r:id="rId11">
+              <w:jc w:val="left"/>
+            </w:pPr>
+            <w:hyperlink r:id="rId22">
               <w:r>
                 <w:rPr>
                   <w:rStyle w:val="Hyperlink"/>
@@ -443,6 +471,7 @@
           <w:p>
             <w:pPr>
               <w:pStyle w:val="Compact"/>
+              <w:jc w:val="left"/>
             </w:pPr>
             <w:r>
               <w:t xml:space="preserve">DORA, pools, leases y opciones</w:t>
@@ -454,6 +483,7 @@
           <w:p>
             <w:pPr>
               <w:pStyle w:val="Compact"/>
+              <w:jc w:val="left"/>
             </w:pPr>
             <w:r>
               <w:t xml:space="preserve">Todos</w:t>
@@ -467,8 +497,9 @@
           <w:p>
             <w:pPr>
               <w:pStyle w:val="Compact"/>
-            </w:pPr>
-            <w:hyperlink r:id="rId12">
+              <w:jc w:val="left"/>
+            </w:pPr>
+            <w:hyperlink r:id="rId23">
               <w:r>
                 <w:rPr>
                   <w:rStyle w:val="Hyperlink"/>
@@ -483,6 +514,7 @@
           <w:p>
             <w:pPr>
               <w:pStyle w:val="Compact"/>
+              <w:jc w:val="left"/>
             </w:pPr>
             <w:r>
               <w:t xml:space="preserve">Configuración IOS, exclusiones, reservas e ip helper-address</w:t>
@@ -494,6 +526,7 @@
           <w:p>
             <w:pPr>
               <w:pStyle w:val="Compact"/>
+              <w:jc w:val="left"/>
             </w:pPr>
             <w:r>
               <w:t xml:space="preserve">Todos</w:t>
@@ -507,8 +540,9 @@
           <w:p>
             <w:pPr>
               <w:pStyle w:val="Compact"/>
-            </w:pPr>
-            <w:hyperlink r:id="rId13">
+              <w:jc w:val="left"/>
+            </w:pPr>
+            <w:hyperlink r:id="rId24">
               <w:r>
                 <w:rPr>
                   <w:rStyle w:val="Hyperlink"/>
@@ -523,6 +557,7 @@
           <w:p>
             <w:pPr>
               <w:pStyle w:val="Compact"/>
+              <w:jc w:val="left"/>
             </w:pPr>
             <w:r>
               <w:t xml:space="preserve">Resolución jerárquica, recursiva vs iterativa, caché</w:t>
@@ -534,6 +569,7 @@
           <w:p>
             <w:pPr>
               <w:pStyle w:val="Compact"/>
+              <w:jc w:val="left"/>
             </w:pPr>
             <w:r>
               <w:t xml:space="preserve">Todos</w:t>
@@ -547,8 +583,9 @@
           <w:p>
             <w:pPr>
               <w:pStyle w:val="Compact"/>
-            </w:pPr>
-            <w:hyperlink r:id="rId14">
+              <w:jc w:val="left"/>
+            </w:pPr>
+            <w:hyperlink r:id="rId25">
               <w:r>
                 <w:rPr>
                   <w:rStyle w:val="Hyperlink"/>
@@ -563,6 +600,7 @@
           <w:p>
             <w:pPr>
               <w:pStyle w:val="Compact"/>
+              <w:jc w:val="left"/>
             </w:pPr>
             <w:r>
               <w:t xml:space="preserve">A, AAAA, CNAME, MX, NS, PTR y zonas directa/inversa</w:t>
@@ -574,6 +612,7 @@
           <w:p>
             <w:pPr>
               <w:pStyle w:val="Compact"/>
+              <w:jc w:val="left"/>
             </w:pPr>
             <w:r>
               <w:t xml:space="preserve">Clave</w:t>
@@ -587,8 +626,9 @@
           <w:p>
             <w:pPr>
               <w:pStyle w:val="Compact"/>
-            </w:pPr>
-            <w:hyperlink r:id="rId15">
+              <w:jc w:val="left"/>
+            </w:pPr>
+            <w:hyperlink r:id="rId26">
               <w:r>
                 <w:rPr>
                   <w:rStyle w:val="Hyperlink"/>
@@ -603,6 +643,7 @@
           <w:p>
             <w:pPr>
               <w:pStyle w:val="Compact"/>
+              <w:jc w:val="left"/>
             </w:pPr>
             <w:r>
               <w:t xml:space="preserve">Strata, drift, y por qué sin hora no hay logs ni certificados</w:t>
@@ -614,6 +655,7 @@
           <w:p>
             <w:pPr>
               <w:pStyle w:val="Compact"/>
+              <w:jc w:val="left"/>
             </w:pPr>
             <w:r>
               <w:t xml:space="preserve">Todos</w:t>
@@ -627,8 +669,9 @@
           <w:p>
             <w:pPr>
               <w:pStyle w:val="Compact"/>
-            </w:pPr>
-            <w:hyperlink r:id="rId16">
+              <w:jc w:val="left"/>
+            </w:pPr>
+            <w:hyperlink r:id="rId27">
               <w:r>
                 <w:rPr>
                   <w:rStyle w:val="Hyperlink"/>
@@ -643,6 +686,7 @@
           <w:p>
             <w:pPr>
               <w:pStyle w:val="Compact"/>
+              <w:jc w:val="left"/>
             </w:pPr>
             <w:r>
               <w:t xml:space="preserve">Configuración, autenticación y verificación</w:t>
@@ -654,6 +698,7 @@
           <w:p>
             <w:pPr>
               <w:pStyle w:val="Compact"/>
+              <w:jc w:val="left"/>
             </w:pPr>
             <w:r>
               <w:t xml:space="preserve">Avanzado</w:t>
@@ -667,8 +712,9 @@
           <w:p>
             <w:pPr>
               <w:pStyle w:val="Compact"/>
-            </w:pPr>
-            <w:hyperlink r:id="rId17">
+              <w:jc w:val="left"/>
+            </w:pPr>
+            <w:hyperlink r:id="rId28">
               <w:r>
                 <w:rPr>
                   <w:rStyle w:val="Hyperlink"/>
@@ -683,6 +729,7 @@
           <w:p>
             <w:pPr>
               <w:pStyle w:val="Compact"/>
+              <w:jc w:val="left"/>
             </w:pPr>
             <w:r>
               <w:t xml:space="preserve">nslookup, dig, debug dhcp y el método de los tres fallos</w:t>
@@ -694,6 +741,7 @@
           <w:p>
             <w:pPr>
               <w:pStyle w:val="Compact"/>
+              <w:jc w:val="left"/>
             </w:pPr>
             <w:r>
               <w:t xml:space="preserve">Clave</w:t>
@@ -707,8 +755,9 @@
           <w:p>
             <w:pPr>
               <w:pStyle w:val="Compact"/>
-            </w:pPr>
-            <w:hyperlink r:id="rId18">
+              <w:jc w:val="left"/>
+            </w:pPr>
+            <w:hyperlink r:id="rId29">
               <w:r>
                 <w:rPr>
                   <w:rStyle w:val="Hyperlink"/>
@@ -723,6 +772,7 @@
           <w:p>
             <w:pPr>
               <w:pStyle w:val="Compact"/>
+              <w:jc w:val="left"/>
             </w:pPr>
             <w:r>
               <w:t xml:space="preserve">Sé el Paquete, Fireside, Laboratorio, Crucigrama…</w:t>
@@ -734,6 +784,7 @@
           <w:p>
             <w:pPr>
               <w:pStyle w:val="Compact"/>
+              <w:jc w:val="left"/>
             </w:pPr>
             <w:r>
               <w:t xml:space="preserve">Todos</w:t>
@@ -773,8 +824,8 @@
         </w:pict>
       </w:r>
     </w:p>
-    <w:bookmarkEnd w:id="19"/>
-    <w:bookmarkStart w:id="20" w:name="boletines-de-la-unidad"/>
+    <w:bookmarkEnd w:id="30"/>
+    <w:bookmarkStart w:id="31" w:name="boletines-de-la-unidad"/>
     <w:p>
       <w:pPr>
         <w:pStyle w:val="Heading2"/>
@@ -824,8 +875,8 @@
         </w:pict>
       </w:r>
     </w:p>
-    <w:bookmarkEnd w:id="20"/>
-    <w:bookmarkStart w:id="21" w:name="criterios-de-evaluación-cubiertos-ra2ra4"/>
+    <w:bookmarkEnd w:id="31"/>
+    <w:bookmarkStart w:id="32" w:name="criterios-de-evaluación-cubiertos-ra2ra4"/>
     <w:p>
       <w:pPr>
         <w:pStyle w:val="Heading2"/>
@@ -838,6 +889,7 @@
       <w:tblPr>
         <w:tblStyle w:val="Table"/>
         <w:tblW w:type="pct" w:w="5000"/>
+        <w:jc w:val="left"/>
         <w:tblLayout w:type="fixed"/>
         <w:tblLook w:firstRow="1" w:lastRow="0" w:firstColumn="0" w:lastColumn="0" w:noHBand="0" w:noVBand="0" w:val="0020"/>
       </w:tblPr>
@@ -855,6 +907,7 @@
           <w:p>
             <w:pPr>
               <w:pStyle w:val="Compact"/>
+              <w:jc w:val="left"/>
             </w:pPr>
             <w:r>
               <w:t xml:space="preserve">CE</w:t>
@@ -866,6 +919,7 @@
           <w:p>
             <w:pPr>
               <w:pStyle w:val="Compact"/>
+              <w:jc w:val="left"/>
             </w:pPr>
             <w:r>
               <w:t xml:space="preserve">Criterio</w:t>
@@ -877,6 +931,7 @@
           <w:p>
             <w:pPr>
               <w:pStyle w:val="Compact"/>
+              <w:jc w:val="left"/>
             </w:pPr>
             <w:r>
               <w:t xml:space="preserve">Dónde se cubre</w:t>
@@ -890,6 +945,7 @@
           <w:p>
             <w:pPr>
               <w:pStyle w:val="Compact"/>
+              <w:jc w:val="left"/>
             </w:pPr>
             <w:r>
               <w:t xml:space="preserve">RA2·d)</w:t>
@@ -901,6 +957,7 @@
           <w:p>
             <w:pPr>
               <w:pStyle w:val="Compact"/>
+              <w:jc w:val="left"/>
             </w:pPr>
             <w:r>
               <w:t xml:space="preserve">Se ha utilizado el sistema de direccionamiento lógico IP para asignar direcciones de red y máscaras de subred</w:t>
@@ -912,6 +969,7 @@
           <w:p>
             <w:pPr>
               <w:pStyle w:val="Compact"/>
+              <w:jc w:val="left"/>
             </w:pPr>
             <w:r>
               <w:t xml:space="preserve">✅ Puntos 2-3 (rangos y pools DHCP) + ⚡ Laboratorio (punto 9)</w:t>
@@ -925,6 +983,7 @@
           <w:p>
             <w:pPr>
               <w:pStyle w:val="Compact"/>
+              <w:jc w:val="left"/>
             </w:pPr>
             <w:r>
               <w:t xml:space="preserve">RA4·h)</w:t>
@@ -936,6 +995,7 @@
           <w:p>
             <w:pPr>
               <w:pStyle w:val="Compact"/>
+              <w:jc w:val="left"/>
             </w:pPr>
             <w:r>
               <w:t xml:space="preserve">Se ha configurado el «router» como servidor de direcciones IP dinámicas</w:t>
@@ -947,6 +1007,7 @@
           <w:p>
             <w:pPr>
               <w:pStyle w:val="Compact"/>
+              <w:jc w:val="left"/>
             </w:pPr>
             <w:r>
               <w:t xml:space="preserve">✅ Puntos 2-3 + 🧠 Atrévete a pensar (punto 9)</w:t>
@@ -1018,8 +1079,8 @@
         </w:pict>
       </w:r>
     </w:p>
-    <w:bookmarkEnd w:id="21"/>
-    <w:bookmarkStart w:id="24" w:name="por-dónde-empiezo"/>
+    <w:bookmarkEnd w:id="32"/>
+    <w:bookmarkStart w:id="35" w:name="por-dónde-empiezo"/>
     <w:p>
       <w:pPr>
         <w:pStyle w:val="Heading2"/>
@@ -1042,7 +1103,7 @@
       <w:r>
         <w:t xml:space="preserve"> </w:t>
       </w:r>
-      <w:hyperlink r:id="rId22">
+      <w:hyperlink r:id="rId33">
         <w:r>
           <w:rPr>
             <w:rStyle w:val="Hyperlink"/>
@@ -1068,7 +1129,7 @@
       <w:r>
         <w:t xml:space="preserve"> </w:t>
       </w:r>
-      <w:hyperlink r:id="rId10">
+      <w:hyperlink r:id="rId21">
         <w:r>
           <w:rPr>
             <w:rStyle w:val="Hyperlink"/>
@@ -1094,7 +1155,7 @@
       <w:r>
         <w:t xml:space="preserve"> </w:t>
       </w:r>
-      <w:hyperlink r:id="rId10">
+      <w:hyperlink r:id="rId21">
         <w:r>
           <w:rPr>
             <w:rStyle w:val="Hyperlink"/>
@@ -1119,7 +1180,7 @@
         </w:rPr>
         <w:t xml:space="preserve"> </w:t>
       </w:r>
-      <w:hyperlink r:id="rId23">
+      <w:hyperlink r:id="rId34">
         <w:r>
           <w:rPr>
             <w:rStyle w:val="Hyperlink"/>
@@ -1137,9 +1198,9 @@
         <w:t xml:space="preserve">.</w:t>
       </w:r>
     </w:p>
-    <w:bookmarkEnd w:id="24"/>
-    <w:bookmarkEnd w:id="25"/>
-    <w:bookmarkStart w:id="35" w:name="por-qué-necesitas-servicios"/>
+    <w:bookmarkEnd w:id="35"/>
+    <w:bookmarkEnd w:id="36"/>
+    <w:bookmarkStart w:id="46" w:name="por-qué-necesitas-servicios"/>
     <w:p>
       <w:pPr>
         <w:pStyle w:val="Heading1"/>
@@ -1203,7 +1264,7 @@
         </w:pict>
       </w:r>
     </w:p>
-    <w:bookmarkStart w:id="26" w:name="la-idea-en-una-frase"/>
+    <w:bookmarkStart w:id="37" w:name="la-idea-en-una-frase"/>
     <w:p>
       <w:pPr>
         <w:pStyle w:val="Heading2"/>
@@ -1288,8 +1349,8 @@
         </w:pict>
       </w:r>
     </w:p>
-    <w:bookmarkEnd w:id="26"/>
-    <w:bookmarkStart w:id="27" w:name="de-la-infraestructura-a-la-plataforma"/>
+    <w:bookmarkEnd w:id="37"/>
+    <w:bookmarkStart w:id="38" w:name="de-la-infraestructura-a-la-plataforma"/>
     <w:p>
       <w:pPr>
         <w:pStyle w:val="Heading2"/>
@@ -1343,7 +1404,13 @@
         <w:t xml:space="preserve"> </w:t>
       </w:r>
       <w:r>
-        <w:t xml:space="preserve">“red que funciona”</w:t>
+        <w:t xml:space="preserve">“</w:t>
+      </w:r>
+      <w:r>
+        <w:t xml:space="preserve">red que funciona</w:t>
+      </w:r>
+      <w:r>
+        <w:t xml:space="preserve">”</w:t>
       </w:r>
       <w:r>
         <w:t xml:space="preserve"> </w:t>
@@ -1355,7 +1422,13 @@
         <w:t xml:space="preserve"> </w:t>
       </w:r>
       <w:r>
-        <w:t xml:space="preserve">“red que se usa”</w:t>
+        <w:t xml:space="preserve">“</w:t>
+      </w:r>
+      <w:r>
+        <w:t xml:space="preserve">red que se usa</w:t>
+      </w:r>
+      <w:r>
+        <w:t xml:space="preserve">”</w:t>
       </w:r>
       <w:r>
         <w:t xml:space="preserve">:</w:t>
@@ -1365,6 +1438,7 @@
       <w:tblPr>
         <w:tblStyle w:val="Table"/>
         <w:tblW w:type="pct" w:w="5000"/>
+        <w:jc w:val="left"/>
         <w:tblLayout w:type="fixed"/>
         <w:tblLook w:firstRow="1" w:lastRow="0" w:firstColumn="0" w:lastColumn="0" w:noHBand="0" w:noVBand="0" w:val="0020"/>
       </w:tblPr>
@@ -1382,6 +1456,7 @@
           <w:p>
             <w:pPr>
               <w:pStyle w:val="Compact"/>
+              <w:jc w:val="left"/>
             </w:pPr>
             <w:r>
               <w:t xml:space="preserve">Servicio</w:t>
@@ -1393,6 +1468,7 @@
           <w:p>
             <w:pPr>
               <w:pStyle w:val="Compact"/>
+              <w:jc w:val="left"/>
             </w:pPr>
             <w:r>
               <w:t xml:space="preserve">Pregunta que resuelve</w:t>
@@ -1404,6 +1480,7 @@
           <w:p>
             <w:pPr>
               <w:pStyle w:val="Compact"/>
+              <w:jc w:val="left"/>
             </w:pPr>
             <w:r>
               <w:t xml:space="preserve">Si se cae…</w:t>
@@ -1417,6 +1494,7 @@
           <w:p>
             <w:pPr>
               <w:pStyle w:val="Compact"/>
+              <w:jc w:val="left"/>
             </w:pPr>
             <w:r>
               <w:rPr>
@@ -1432,6 +1510,7 @@
           <w:p>
             <w:pPr>
               <w:pStyle w:val="Compact"/>
+              <w:jc w:val="left"/>
             </w:pPr>
             <w:r>
               <w:t xml:space="preserve">¿Qué IP, máscara, gateway y DNS me tocan?</w:t>
@@ -1443,6 +1522,7 @@
           <w:p>
             <w:pPr>
               <w:pStyle w:val="Compact"/>
+              <w:jc w:val="left"/>
             </w:pPr>
             <w:r>
               <w:t xml:space="preserve">Los equipos se quedan sin dirección y</w:t>
@@ -1451,7 +1531,13 @@
               <w:t xml:space="preserve"> </w:t>
             </w:r>
             <w:r>
-              <w:t xml:space="preserve">“no hay red”</w:t>
+              <w:t xml:space="preserve">“</w:t>
+            </w:r>
+            <w:r>
+              <w:t xml:space="preserve">no hay red</w:t>
+            </w:r>
+            <w:r>
+              <w:t xml:space="preserve">”</w:t>
             </w:r>
           </w:p>
         </w:tc>
@@ -1462,6 +1548,7 @@
           <w:p>
             <w:pPr>
               <w:pStyle w:val="Compact"/>
+              <w:jc w:val="left"/>
             </w:pPr>
             <w:r>
               <w:rPr>
@@ -1477,6 +1564,7 @@
           <w:p>
             <w:pPr>
               <w:pStyle w:val="Compact"/>
+              <w:jc w:val="left"/>
             </w:pPr>
             <w:r>
               <w:t xml:space="preserve">¿Qué IP tiene www.ejemplo.es?</w:t>
@@ -1488,6 +1576,7 @@
           <w:p>
             <w:pPr>
               <w:pStyle w:val="Compact"/>
+              <w:jc w:val="left"/>
             </w:pPr>
             <w:r>
               <w:t xml:space="preserve">Nada carga por nombre, aunque la conectividad esté perfecta</w:t>
@@ -1501,6 +1590,7 @@
           <w:p>
             <w:pPr>
               <w:pStyle w:val="Compact"/>
+              <w:jc w:val="left"/>
             </w:pPr>
             <w:r>
               <w:rPr>
@@ -1516,6 +1606,7 @@
           <w:p>
             <w:pPr>
               <w:pStyle w:val="Compact"/>
+              <w:jc w:val="left"/>
             </w:pPr>
             <w:r>
               <w:t xml:space="preserve">¿Qué hora es, exactamente?</w:t>
@@ -1527,6 +1618,7 @@
           <w:p>
             <w:pPr>
               <w:pStyle w:val="Compact"/>
+              <w:jc w:val="left"/>
             </w:pPr>
             <w:r>
               <w:t xml:space="preserve">Los logs no se correlacionan, los certificados fallan, Kerberos se cae</w:t>
@@ -1578,7 +1670,13 @@
         <w:t xml:space="preserve"> </w:t>
       </w:r>
       <w:r>
-        <w:t xml:space="preserve">“Internet no va”</w:t>
+        <w:t xml:space="preserve">“</w:t>
+      </w:r>
+      <w:r>
+        <w:t xml:space="preserve">Internet no va</w:t>
+      </w:r>
+      <w:r>
+        <w:t xml:space="preserve">”</w:t>
       </w:r>
       <w:r>
         <w:t xml:space="preserve">.</w:t>
@@ -1591,8 +1689,8 @@
         </w:pict>
       </w:r>
     </w:p>
-    <w:bookmarkEnd w:id="27"/>
-    <w:bookmarkStart w:id="28" w:name="el-principio-de-todo-automático"/>
+    <w:bookmarkEnd w:id="38"/>
+    <w:bookmarkStart w:id="39" w:name="el-principio-de-todo-automático"/>
     <w:p>
       <w:pPr>
         <w:pStyle w:val="Heading2"/>
@@ -1735,8 +1833,8 @@
         </w:pict>
       </w:r>
     </w:p>
-    <w:bookmarkEnd w:id="28"/>
-    <w:bookmarkStart w:id="29" w:name="Xc203df9bb84def4eec2b279216218915b7bae1f"/>
+    <w:bookmarkEnd w:id="39"/>
+    <w:bookmarkStart w:id="40" w:name="Xc203df9bb84def4eec2b279216218915b7bae1f"/>
     <w:p>
       <w:pPr>
         <w:pStyle w:val="Heading2"/>
@@ -1757,6 +1855,7 @@
       <w:tblPr>
         <w:tblStyle w:val="Table"/>
         <w:tblW w:type="pct" w:w="5000"/>
+        <w:jc w:val="left"/>
         <w:tblLayout w:type="fixed"/>
         <w:tblLook w:firstRow="1" w:lastRow="0" w:firstColumn="0" w:lastColumn="0" w:noHBand="0" w:noVBand="0" w:val="0020"/>
       </w:tblPr>
@@ -1774,6 +1873,7 @@
           <w:p>
             <w:pPr>
               <w:pStyle w:val="Compact"/>
+              <w:jc w:val="left"/>
             </w:pPr>
             <w:r>
               <w:t xml:space="preserve">Opción</w:t>
@@ -1785,6 +1885,7 @@
           <w:p>
             <w:pPr>
               <w:pStyle w:val="Compact"/>
+              <w:jc w:val="left"/>
             </w:pPr>
             <w:r>
               <w:t xml:space="preserve">Ejemplo típico</w:t>
@@ -1796,6 +1897,7 @@
           <w:p>
             <w:pPr>
               <w:pStyle w:val="Compact"/>
+              <w:jc w:val="left"/>
             </w:pPr>
             <w:r>
               <w:t xml:space="preserve">Cuándo se usa</w:t>
@@ -1809,6 +1911,7 @@
           <w:p>
             <w:pPr>
               <w:pStyle w:val="Compact"/>
+              <w:jc w:val="left"/>
             </w:pPr>
             <w:r>
               <w:rPr>
@@ -1824,6 +1927,7 @@
           <w:p>
             <w:pPr>
               <w:pStyle w:val="Compact"/>
+              <w:jc w:val="left"/>
             </w:pPr>
             <w:r>
               <w:t xml:space="preserve">DHCP y DNS en el router Cisco de la sucursal</w:t>
@@ -1835,6 +1939,7 @@
           <w:p>
             <w:pPr>
               <w:pStyle w:val="Compact"/>
+              <w:jc w:val="left"/>
             </w:pPr>
             <w:r>
               <w:t xml:space="preserve">Redes pequeñas, sucursales, laboratorios</w:t>
@@ -1848,6 +1953,7 @@
           <w:p>
             <w:pPr>
               <w:pStyle w:val="Compact"/>
+              <w:jc w:val="left"/>
             </w:pPr>
             <w:r>
               <w:rPr>
@@ -1863,6 +1969,7 @@
           <w:p>
             <w:pPr>
               <w:pStyle w:val="Compact"/>
+              <w:jc w:val="left"/>
             </w:pPr>
             <w:r>
               <w:t xml:space="preserve">Windows Server, BIND, Samba</w:t>
@@ -1874,6 +1981,7 @@
           <w:p>
             <w:pPr>
               <w:pStyle w:val="Compact"/>
+              <w:jc w:val="left"/>
             </w:pPr>
             <w:r>
               <w:t xml:space="preserve">Redes medianas y grandes, integración con dominio</w:t>
@@ -1913,8 +2021,8 @@
         </w:pict>
       </w:r>
     </w:p>
-    <w:bookmarkEnd w:id="29"/>
-    <w:bookmarkStart w:id="30" w:name="la-dependencia-entre-servicios"/>
+    <w:bookmarkEnd w:id="40"/>
+    <w:bookmarkStart w:id="41" w:name="la-dependencia-entre-servicios"/>
     <w:p>
       <w:pPr>
         <w:pStyle w:val="Heading2"/>
@@ -1984,7 +2092,13 @@
         <w:t xml:space="preserve"> </w:t>
       </w:r>
       <w:r>
-        <w:t xml:space="preserve">“no navega”</w:t>
+        <w:t xml:space="preserve">“</w:t>
+      </w:r>
+      <w:r>
+        <w:t xml:space="preserve">no navega</w:t>
+      </w:r>
+      <w:r>
+        <w:t xml:space="preserve">”</w:t>
       </w:r>
       <w:r>
         <w:t xml:space="preserve">, puede ser DNS caído… o DHCP que no entregó el DNS correcto… o NTP desajustado que invalida las credenciales del dominio. El diagnóstico de servicios es un ejercicio de orden: primero verifica el abajo, después el de encima. Lo practicarás en el</w:t>
@@ -1992,7 +2106,7 @@
       <w:r>
         <w:t xml:space="preserve"> </w:t>
       </w:r>
-      <w:hyperlink r:id="rId17">
+      <w:hyperlink r:id="rId28">
         <w:r>
           <w:rPr>
             <w:rStyle w:val="Hyperlink"/>
@@ -2011,8 +2125,8 @@
         </w:pict>
       </w:r>
     </w:p>
-    <w:bookmarkEnd w:id="30"/>
-    <w:bookmarkStart w:id="31" w:name="mini-chequeo"/>
+    <w:bookmarkEnd w:id="41"/>
+    <w:bookmarkStart w:id="42" w:name="mini-chequeo"/>
     <w:p>
       <w:pPr>
         <w:pStyle w:val="Heading2"/>
@@ -2078,7 +2192,13 @@
         <w:t xml:space="preserve"> </w:t>
       </w:r>
       <w:r>
-        <w:t xml:space="preserve">“invisibles cuando funcionan”</w:t>
+        <w:t xml:space="preserve">“</w:t>
+      </w:r>
+      <w:r>
+        <w:t xml:space="preserve">invisibles cuando funcionan</w:t>
+      </w:r>
+      <w:r>
+        <w:t xml:space="preserve">”</w:t>
       </w:r>
       <w:r>
         <w:t xml:space="preserve">?</w:t>
@@ -2183,7 +2303,13 @@
         <w:t xml:space="preserve"> </w:t>
       </w:r>
       <w:r>
-        <w:t xml:space="preserve">“abre”</w:t>
+        <w:t xml:space="preserve">“</w:t>
+      </w:r>
+      <w:r>
+        <w:t xml:space="preserve">abre</w:t>
+      </w:r>
+      <w:r>
+        <w:t xml:space="preserve">”</w:t>
       </w:r>
       <w:r>
         <w:t xml:space="preserve">, la IP</w:t>
@@ -2192,7 +2318,13 @@
         <w:t xml:space="preserve"> </w:t>
       </w:r>
       <w:r>
-        <w:t xml:space="preserve">“sale sola”</w:t>
+        <w:t xml:space="preserve">“</w:t>
+      </w:r>
+      <w:r>
+        <w:t xml:space="preserve">sale sola</w:t>
+      </w:r>
+      <w:r>
+        <w:t xml:space="preserve">”</w:t>
       </w:r>
       <w:r>
         <w:t xml:space="preserve">) y solo los nota cuando fallan, y entonces parece que</w:t>
@@ -2201,7 +2333,13 @@
         <w:t xml:space="preserve"> </w:t>
       </w:r>
       <w:r>
-        <w:t xml:space="preserve">“se ha caído Internet”</w:t>
+        <w:t xml:space="preserve">“</w:t>
+      </w:r>
+      <w:r>
+        <w:t xml:space="preserve">se ha caído Internet</w:t>
+      </w:r>
+      <w:r>
+        <w:t xml:space="preserve">”</w:t>
       </w:r>
       <w:r>
         <w:t xml:space="preserve"> </w:t>
@@ -2217,8 +2355,8 @@
         </w:pict>
       </w:r>
     </w:p>
-    <w:bookmarkEnd w:id="31"/>
-    <w:bookmarkStart w:id="32" w:name="resumen-en-3-frases"/>
+    <w:bookmarkEnd w:id="42"/>
+    <w:bookmarkStart w:id="43" w:name="resumen-en-3-frases"/>
     <w:p>
       <w:pPr>
         <w:pStyle w:val="Heading2"/>
@@ -2305,8 +2443,8 @@
         <w:t xml:space="preserve">, por eso su diagnóstico se hace en orden de abajo hacia arriba.</w:t>
       </w:r>
     </w:p>
-    <w:bookmarkEnd w:id="32"/>
-    <w:bookmarkStart w:id="34" w:name="vocabulario-rápido"/>
+    <w:bookmarkEnd w:id="43"/>
+    <w:bookmarkStart w:id="45" w:name="vocabulario-rápido"/>
     <w:p>
       <w:pPr>
         <w:pStyle w:val="Heading2"/>
@@ -2319,6 +2457,7 @@
       <w:tblPr>
         <w:tblStyle w:val="Table"/>
         <w:tblW w:type="pct" w:w="5000"/>
+        <w:jc w:val="left"/>
         <w:tblLayout w:type="fixed"/>
         <w:tblLook w:firstRow="1" w:lastRow="0" w:firstColumn="0" w:lastColumn="0" w:noHBand="0" w:noVBand="0" w:val="0020"/>
       </w:tblPr>
@@ -2335,6 +2474,7 @@
           <w:p>
             <w:pPr>
               <w:pStyle w:val="Compact"/>
+              <w:jc w:val="left"/>
             </w:pPr>
             <w:r>
               <w:t xml:space="preserve">Término</w:t>
@@ -2346,6 +2486,7 @@
           <w:p>
             <w:pPr>
               <w:pStyle w:val="Compact"/>
+              <w:jc w:val="left"/>
             </w:pPr>
             <w:r>
               <w:t xml:space="preserve">Idea general</w:t>
@@ -2359,6 +2500,7 @@
           <w:p>
             <w:pPr>
               <w:pStyle w:val="Compact"/>
+              <w:jc w:val="left"/>
             </w:pPr>
             <w:r>
               <w:t xml:space="preserve">Servicio de red</w:t>
@@ -2370,6 +2512,7 @@
           <w:p>
             <w:pPr>
               <w:pStyle w:val="Compact"/>
+              <w:jc w:val="left"/>
             </w:pPr>
             <w:r>
               <w:t xml:space="preserve">Proceso que ofrece una función a los clientes (IP, nombres, hora…)</w:t>
@@ -2383,6 +2526,7 @@
           <w:p>
             <w:pPr>
               <w:pStyle w:val="Compact"/>
+              <w:jc w:val="left"/>
             </w:pPr>
             <w:r>
               <w:t xml:space="preserve">Lease</w:t>
@@ -2394,6 +2538,7 @@
           <w:p>
             <w:pPr>
               <w:pStyle w:val="Compact"/>
+              <w:jc w:val="left"/>
             </w:pPr>
             <w:r>
               <w:t xml:space="preserve">Concesión temporal de una IP por DHCP</w:t>
@@ -2407,6 +2552,7 @@
           <w:p>
             <w:pPr>
               <w:pStyle w:val="Compact"/>
+              <w:jc w:val="left"/>
             </w:pPr>
             <w:r>
               <w:t xml:space="preserve">Resolución</w:t>
@@ -2418,6 +2564,7 @@
           <w:p>
             <w:pPr>
               <w:pStyle w:val="Compact"/>
+              <w:jc w:val="left"/>
             </w:pPr>
             <w:r>
               <w:t xml:space="preserve">Traducción de un nombre de dominio a una IP (o al revés)</w:t>
@@ -2431,6 +2578,7 @@
           <w:p>
             <w:pPr>
               <w:pStyle w:val="Compact"/>
+              <w:jc w:val="left"/>
             </w:pPr>
             <w:r>
               <w:t xml:space="preserve">Stratum</w:t>
@@ -2442,6 +2590,7 @@
           <w:p>
             <w:pPr>
               <w:pStyle w:val="Compact"/>
+              <w:jc w:val="left"/>
             </w:pPr>
             <w:r>
               <w:t xml:space="preserve">Nivel de profundidad respecto a la fuente horaria en NTP</w:t>
@@ -2455,6 +2604,7 @@
           <w:p>
             <w:pPr>
               <w:pStyle w:val="Compact"/>
+              <w:jc w:val="left"/>
             </w:pPr>
             <w:r>
               <w:t xml:space="preserve">Automatización</w:t>
@@ -2466,6 +2616,7 @@
           <w:p>
             <w:pPr>
               <w:pStyle w:val="Compact"/>
+              <w:jc w:val="left"/>
             </w:pPr>
             <w:r>
               <w:t xml:space="preserve">Que la configuración llegue sola, sin intervención manual</w:t>
@@ -2491,7 +2642,7 @@
       <w:r>
         <w:t xml:space="preserve"> </w:t>
       </w:r>
-      <w:hyperlink r:id="rId33">
+      <w:hyperlink r:id="rId44">
         <w:r>
           <w:rPr>
             <w:rStyle w:val="Hyperlink"/>
@@ -2518,7 +2669,7 @@
       <w:r>
         <w:t xml:space="preserve"> </w:t>
       </w:r>
-      <w:hyperlink r:id="rId33">
+      <w:hyperlink r:id="rId44">
         <w:r>
           <w:rPr>
             <w:rStyle w:val="Hyperlink"/>
@@ -2545,7 +2696,7 @@
       <w:r>
         <w:t xml:space="preserve"> </w:t>
       </w:r>
-      <w:hyperlink r:id="rId11">
+      <w:hyperlink r:id="rId22">
         <w:r>
           <w:rPr>
             <w:rStyle w:val="Hyperlink"/>
@@ -2554,9 +2705,9 @@
         </w:r>
       </w:hyperlink>
     </w:p>
-    <w:bookmarkEnd w:id="34"/>
-    <w:bookmarkEnd w:id="35"/>
-    <w:bookmarkStart w:id="44" w:name="dhcp-el-repartidor-de-ips"/>
+    <w:bookmarkEnd w:id="45"/>
+    <w:bookmarkEnd w:id="46"/>
+    <w:bookmarkStart w:id="55" w:name="dhcp-el-repartidor-de-ips"/>
     <w:p>
       <w:pPr>
         <w:pStyle w:val="Heading1"/>
@@ -2620,7 +2771,7 @@
         </w:pict>
       </w:r>
     </w:p>
-    <w:bookmarkStart w:id="36" w:name="la-idea-en-una-frase-1"/>
+    <w:bookmarkStart w:id="47" w:name="la-idea-en-una-frase-1"/>
     <w:p>
       <w:pPr>
         <w:pStyle w:val="Heading2"/>
@@ -2680,7 +2831,7 @@
       <w:r>
         <w:t xml:space="preserve"> </w:t>
       </w:r>
-      <w:hyperlink r:id="rId22">
+      <w:hyperlink r:id="rId33">
         <w:r>
           <w:rPr>
             <w:rStyle w:val="Hyperlink"/>
@@ -2702,8 +2853,8 @@
         </w:pict>
       </w:r>
     </w:p>
-    <w:bookmarkEnd w:id="36"/>
-    <w:bookmarkStart w:id="37" w:name="dora-la-coreografía-de-cuatro-mensajes"/>
+    <w:bookmarkEnd w:id="47"/>
+    <w:bookmarkStart w:id="48" w:name="dora-la-coreografía-de-cuatro-mensajes"/>
     <w:p>
       <w:pPr>
         <w:pStyle w:val="Heading2"/>
@@ -2723,7 +2874,13 @@
         <w:t xml:space="preserve"> </w:t>
       </w:r>
       <w:r>
-        <w:t xml:space="preserve">“obtener una dirección automáticamente”</w:t>
+        <w:t xml:space="preserve">“</w:t>
+      </w:r>
+      <w:r>
+        <w:t xml:space="preserve">obtener una dirección automáticamente</w:t>
+      </w:r>
+      <w:r>
+        <w:t xml:space="preserve">”</w:t>
       </w:r>
       <w:r>
         <w:t xml:space="preserve">, ocurre esto:</w:t>
@@ -2733,6 +2890,7 @@
       <w:tblPr>
         <w:tblStyle w:val="Table"/>
         <w:tblW w:type="pct" w:w="5000"/>
+        <w:jc w:val="left"/>
         <w:tblLayout w:type="fixed"/>
         <w:tblLook w:firstRow="1" w:lastRow="0" w:firstColumn="0" w:lastColumn="0" w:noHBand="0" w:noVBand="0" w:val="0020"/>
       </w:tblPr>
@@ -2752,6 +2910,7 @@
           <w:p>
             <w:pPr>
               <w:pStyle w:val="Compact"/>
+              <w:jc w:val="left"/>
             </w:pPr>
             <w:r>
               <w:t xml:space="preserve">Paso</w:t>
@@ -2763,6 +2922,7 @@
           <w:p>
             <w:pPr>
               <w:pStyle w:val="Compact"/>
+              <w:jc w:val="left"/>
             </w:pPr>
             <w:r>
               <w:t xml:space="preserve">Mensaje</w:t>
@@ -2774,6 +2934,7 @@
           <w:p>
             <w:pPr>
               <w:pStyle w:val="Compact"/>
+              <w:jc w:val="left"/>
             </w:pPr>
             <w:r>
               <w:t xml:space="preserve">Quién</w:t>
@@ -2785,6 +2946,7 @@
           <w:p>
             <w:pPr>
               <w:pStyle w:val="Compact"/>
+              <w:jc w:val="left"/>
             </w:pPr>
             <w:r>
               <w:t xml:space="preserve">Qué viaja</w:t>
@@ -2796,6 +2958,7 @@
           <w:p>
             <w:pPr>
               <w:pStyle w:val="Compact"/>
+              <w:jc w:val="left"/>
             </w:pPr>
             <w:r>
               <w:t xml:space="preserve">Envoltura</w:t>
@@ -2809,6 +2972,7 @@
           <w:p>
             <w:pPr>
               <w:pStyle w:val="Compact"/>
+              <w:jc w:val="left"/>
             </w:pPr>
             <w:r>
               <w:t xml:space="preserve">1</w:t>
@@ -2820,6 +2984,7 @@
           <w:p>
             <w:pPr>
               <w:pStyle w:val="Compact"/>
+              <w:jc w:val="left"/>
             </w:pPr>
             <w:r>
               <w:rPr>
@@ -2838,6 +3003,7 @@
           <w:p>
             <w:pPr>
               <w:pStyle w:val="Compact"/>
+              <w:jc w:val="left"/>
             </w:pPr>
             <w:r>
               <w:t xml:space="preserve">Cliente → todos</w:t>
@@ -2849,17 +3015,25 @@
           <w:p>
             <w:pPr>
               <w:pStyle w:val="Compact"/>
-            </w:pPr>
-            <w:r>
-              <w:t xml:space="preserve">“¿Hay algún servidor DHCP por ahí?”</w:t>
-            </w:r>
-          </w:p>
-        </w:tc>
-        <w:tc>
-          <w:tcPr/>
-          <w:p>
-            <w:pPr>
-              <w:pStyle w:val="Compact"/>
+              <w:jc w:val="left"/>
+            </w:pPr>
+            <w:r>
+              <w:t xml:space="preserve">“</w:t>
+            </w:r>
+            <w:r>
+              <w:t xml:space="preserve">¿Hay algún servidor DHCP por ahí?</w:t>
+            </w:r>
+            <w:r>
+              <w:t xml:space="preserve">”</w:t>
+            </w:r>
+          </w:p>
+        </w:tc>
+        <w:tc>
+          <w:tcPr/>
+          <w:p>
+            <w:pPr>
+              <w:pStyle w:val="Compact"/>
+              <w:jc w:val="left"/>
             </w:pPr>
             <w:r>
               <w:t xml:space="preserve">Broadcast (255.255.255.255)</w:t>
@@ -2873,6 +3047,7 @@
           <w:p>
             <w:pPr>
               <w:pStyle w:val="Compact"/>
+              <w:jc w:val="left"/>
             </w:pPr>
             <w:r>
               <w:t xml:space="preserve">2</w:t>
@@ -2884,6 +3059,7 @@
           <w:p>
             <w:pPr>
               <w:pStyle w:val="Compact"/>
+              <w:jc w:val="left"/>
             </w:pPr>
             <w:r>
               <w:rPr>
@@ -2902,6 +3078,7 @@
           <w:p>
             <w:pPr>
               <w:pStyle w:val="Compact"/>
+              <w:jc w:val="left"/>
             </w:pPr>
             <w:r>
               <w:t xml:space="preserve">Servidor → cliente</w:t>
@@ -2913,17 +3090,25 @@
           <w:p>
             <w:pPr>
               <w:pStyle w:val="Compact"/>
-            </w:pPr>
-            <w:r>
-              <w:t xml:space="preserve">“Yo tengo la 192.168.1.50 para ti, con máscara y lease de 24 h”</w:t>
-            </w:r>
-          </w:p>
-        </w:tc>
-        <w:tc>
-          <w:tcPr/>
-          <w:p>
-            <w:pPr>
-              <w:pStyle w:val="Compact"/>
+              <w:jc w:val="left"/>
+            </w:pPr>
+            <w:r>
+              <w:t xml:space="preserve">“</w:t>
+            </w:r>
+            <w:r>
+              <w:t xml:space="preserve">Yo tengo la 192.168.1.50 para ti, con máscara y lease de 24 h</w:t>
+            </w:r>
+            <w:r>
+              <w:t xml:space="preserve">”</w:t>
+            </w:r>
+          </w:p>
+        </w:tc>
+        <w:tc>
+          <w:tcPr/>
+          <w:p>
+            <w:pPr>
+              <w:pStyle w:val="Compact"/>
+              <w:jc w:val="left"/>
             </w:pPr>
             <w:r>
               <w:t xml:space="preserve">Broadcast o unicast</w:t>
@@ -2937,6 +3122,7 @@
           <w:p>
             <w:pPr>
               <w:pStyle w:val="Compact"/>
+              <w:jc w:val="left"/>
             </w:pPr>
             <w:r>
               <w:t xml:space="preserve">3</w:t>
@@ -2948,6 +3134,7 @@
           <w:p>
             <w:pPr>
               <w:pStyle w:val="Compact"/>
+              <w:jc w:val="left"/>
             </w:pPr>
             <w:r>
               <w:rPr>
@@ -2966,6 +3153,7 @@
           <w:p>
             <w:pPr>
               <w:pStyle w:val="Compact"/>
+              <w:jc w:val="left"/>
             </w:pPr>
             <w:r>
               <w:t xml:space="preserve">Cliente → servidor elegido</w:t>
@@ -2977,17 +3165,25 @@
           <w:p>
             <w:pPr>
               <w:pStyle w:val="Compact"/>
-            </w:pPr>
-            <w:r>
-              <w:t xml:space="preserve">“Vale, me quedo esa dirección”</w:t>
-            </w:r>
-          </w:p>
-        </w:tc>
-        <w:tc>
-          <w:tcPr/>
-          <w:p>
-            <w:pPr>
-              <w:pStyle w:val="Compact"/>
+              <w:jc w:val="left"/>
+            </w:pPr>
+            <w:r>
+              <w:t xml:space="preserve">“</w:t>
+            </w:r>
+            <w:r>
+              <w:t xml:space="preserve">Vale, me quedo esa dirección</w:t>
+            </w:r>
+            <w:r>
+              <w:t xml:space="preserve">”</w:t>
+            </w:r>
+          </w:p>
+        </w:tc>
+        <w:tc>
+          <w:tcPr/>
+          <w:p>
+            <w:pPr>
+              <w:pStyle w:val="Compact"/>
+              <w:jc w:val="left"/>
             </w:pPr>
             <w:r>
               <w:t xml:space="preserve">Broadcast (avisa a otros servers)</w:t>
@@ -3001,6 +3197,7 @@
           <w:p>
             <w:pPr>
               <w:pStyle w:val="Compact"/>
+              <w:jc w:val="left"/>
             </w:pPr>
             <w:r>
               <w:t xml:space="preserve">4</w:t>
@@ -3012,6 +3209,7 @@
           <w:p>
             <w:pPr>
               <w:pStyle w:val="Compact"/>
+              <w:jc w:val="left"/>
             </w:pPr>
             <w:r>
               <w:rPr>
@@ -3030,6 +3228,7 @@
           <w:p>
             <w:pPr>
               <w:pStyle w:val="Compact"/>
+              <w:jc w:val="left"/>
             </w:pPr>
             <w:r>
               <w:t xml:space="preserve">Servidor → cliente</w:t>
@@ -3041,17 +3240,25 @@
           <w:p>
             <w:pPr>
               <w:pStyle w:val="Compact"/>
-            </w:pPr>
-            <w:r>
-              <w:t xml:space="preserve">“Confirmado: es tuya hasta las X, y por cierto, tu gateway es…”</w:t>
-            </w:r>
-          </w:p>
-        </w:tc>
-        <w:tc>
-          <w:tcPr/>
-          <w:p>
-            <w:pPr>
-              <w:pStyle w:val="Compact"/>
+              <w:jc w:val="left"/>
+            </w:pPr>
+            <w:r>
+              <w:t xml:space="preserve">“</w:t>
+            </w:r>
+            <w:r>
+              <w:t xml:space="preserve">Confirmado: es tuya hasta las X, y por cierto, tu gateway es…</w:t>
+            </w:r>
+            <w:r>
+              <w:t xml:space="preserve">”</w:t>
+            </w:r>
+          </w:p>
+        </w:tc>
+        <w:tc>
+          <w:tcPr/>
+          <w:p>
+            <w:pPr>
+              <w:pStyle w:val="Compact"/>
+              <w:jc w:val="left"/>
             </w:pPr>
             <w:r>
               <w:t xml:space="preserve">Broadcast o unicast</w:t>
@@ -3161,7 +3368,13 @@
         <w:t xml:space="preserve"> </w:t>
       </w:r>
       <w:r>
-        <w:t xml:space="preserve">“tu oferta no ha sido la elegida”</w:t>
+        <w:t xml:space="preserve">“</w:t>
+      </w:r>
+      <w:r>
+        <w:t xml:space="preserve">tu oferta no ha sido la elegida</w:t>
+      </w:r>
+      <w:r>
+        <w:t xml:space="preserve">”</w:t>
       </w:r>
       <w:r>
         <w:t xml:space="preserve">, para que liberen la dirección reservada.</w:t>
@@ -3174,8 +3387,8 @@
         </w:pict>
       </w:r>
     </w:p>
-    <w:bookmarkEnd w:id="37"/>
-    <w:bookmarkStart w:id="38" w:name="qué-entrega-exactamente-dhcp"/>
+    <w:bookmarkEnd w:id="48"/>
+    <w:bookmarkStart w:id="49" w:name="qué-entrega-exactamente-dhcp"/>
     <w:p>
       <w:pPr>
         <w:pStyle w:val="Heading2"/>
@@ -3196,6 +3409,7 @@
       <w:tblPr>
         <w:tblStyle w:val="Table"/>
         <w:tblW w:type="pct" w:w="5000"/>
+        <w:jc w:val="left"/>
         <w:tblLayout w:type="fixed"/>
         <w:tblLook w:firstRow="1" w:lastRow="0" w:firstColumn="0" w:lastColumn="0" w:noHBand="0" w:noVBand="0" w:val="0020"/>
       </w:tblPr>
@@ -3213,6 +3427,7 @@
           <w:p>
             <w:pPr>
               <w:pStyle w:val="Compact"/>
+              <w:jc w:val="left"/>
             </w:pPr>
             <w:r>
               <w:t xml:space="preserve">Opción DHCP</w:t>
@@ -3224,6 +3439,7 @@
           <w:p>
             <w:pPr>
               <w:pStyle w:val="Compact"/>
+              <w:jc w:val="left"/>
             </w:pPr>
             <w:r>
               <w:t xml:space="preserve">Qué es</w:t>
@@ -3235,6 +3451,7 @@
           <w:p>
             <w:pPr>
               <w:pStyle w:val="Compact"/>
+              <w:jc w:val="left"/>
             </w:pPr>
             <w:r>
               <w:t xml:space="preserve">Ejemplo típico</w:t>
@@ -3248,6 +3465,7 @@
           <w:p>
             <w:pPr>
               <w:pStyle w:val="Compact"/>
+              <w:jc w:val="left"/>
             </w:pPr>
             <w:r>
               <w:t xml:space="preserve">1 (Subnet Mask)</w:t>
@@ -3259,6 +3477,7 @@
           <w:p>
             <w:pPr>
               <w:pStyle w:val="Compact"/>
+              <w:jc w:val="left"/>
             </w:pPr>
             <w:r>
               <w:t xml:space="preserve">Máscara de subred</w:t>
@@ -3270,6 +3489,7 @@
           <w:p>
             <w:pPr>
               <w:pStyle w:val="Compact"/>
+              <w:jc w:val="left"/>
             </w:pPr>
             <w:r>
               <w:t xml:space="preserve">255.255.255.0</w:t>
@@ -3283,6 +3503,7 @@
           <w:p>
             <w:pPr>
               <w:pStyle w:val="Compact"/>
+              <w:jc w:val="left"/>
             </w:pPr>
             <w:r>
               <w:t xml:space="preserve">3 (Router)</w:t>
@@ -3294,6 +3515,7 @@
           <w:p>
             <w:pPr>
               <w:pStyle w:val="Compact"/>
+              <w:jc w:val="left"/>
             </w:pPr>
             <w:r>
               <w:t xml:space="preserve">Gateway por defecto</w:t>
@@ -3305,6 +3527,7 @@
           <w:p>
             <w:pPr>
               <w:pStyle w:val="Compact"/>
+              <w:jc w:val="left"/>
             </w:pPr>
             <w:r>
               <w:t xml:space="preserve">192.168.1.1</w:t>
@@ -3318,6 +3541,7 @@
           <w:p>
             <w:pPr>
               <w:pStyle w:val="Compact"/>
+              <w:jc w:val="left"/>
             </w:pPr>
             <w:r>
               <w:t xml:space="preserve">6 (DNS)</w:t>
@@ -3329,6 +3553,7 @@
           <w:p>
             <w:pPr>
               <w:pStyle w:val="Compact"/>
+              <w:jc w:val="left"/>
             </w:pPr>
             <w:r>
               <w:t xml:space="preserve">Servidores DNS</w:t>
@@ -3340,6 +3565,7 @@
           <w:p>
             <w:pPr>
               <w:pStyle w:val="Compact"/>
+              <w:jc w:val="left"/>
             </w:pPr>
             <w:r>
               <w:t xml:space="preserve">192.168.1.10 y 8.8.8.8</w:t>
@@ -3353,6 +3579,7 @@
           <w:p>
             <w:pPr>
               <w:pStyle w:val="Compact"/>
+              <w:jc w:val="left"/>
             </w:pPr>
             <w:r>
               <w:t xml:space="preserve">15 (Domain)</w:t>
@@ -3364,6 +3591,7 @@
           <w:p>
             <w:pPr>
               <w:pStyle w:val="Compact"/>
+              <w:jc w:val="left"/>
             </w:pPr>
             <w:r>
               <w:t xml:space="preserve">Sufijo DNS del dominio</w:t>
@@ -3375,6 +3603,7 @@
           <w:p>
             <w:pPr>
               <w:pStyle w:val="Compact"/>
+              <w:jc w:val="left"/>
             </w:pPr>
             <w:r>
               <w:t xml:space="preserve">empresa.local</w:t>
@@ -3388,6 +3617,7 @@
           <w:p>
             <w:pPr>
               <w:pStyle w:val="Compact"/>
+              <w:jc w:val="left"/>
             </w:pPr>
             <w:r>
               <w:t xml:space="preserve">51 (Lease Time)</w:t>
@@ -3399,6 +3629,7 @@
           <w:p>
             <w:pPr>
               <w:pStyle w:val="Compact"/>
+              <w:jc w:val="left"/>
             </w:pPr>
             <w:r>
               <w:t xml:space="preserve">Duración de la concesión</w:t>
@@ -3410,6 +3641,7 @@
           <w:p>
             <w:pPr>
               <w:pStyle w:val="Compact"/>
+              <w:jc w:val="left"/>
             </w:pPr>
             <w:r>
               <w:t xml:space="preserve">86400 s (24 h)</w:t>
@@ -3423,6 +3655,7 @@
           <w:p>
             <w:pPr>
               <w:pStyle w:val="Compact"/>
+              <w:jc w:val="left"/>
             </w:pPr>
             <w:r>
               <w:t xml:space="preserve">66/150 (TFTP)</w:t>
@@ -3434,6 +3667,7 @@
           <w:p>
             <w:pPr>
               <w:pStyle w:val="Compact"/>
+              <w:jc w:val="left"/>
             </w:pPr>
             <w:r>
               <w:t xml:space="preserve">Servidor de configuración (teléfonos IP)</w:t>
@@ -3445,6 +3679,7 @@
           <w:p>
             <w:pPr>
               <w:pStyle w:val="Compact"/>
+              <w:jc w:val="left"/>
             </w:pPr>
             <w:r>
               <w:t xml:space="preserve">192.168.1.20</w:t>
@@ -3464,7 +3699,13 @@
         <w:t xml:space="preserve"> </w:t>
       </w:r>
       <w:r>
-        <w:t xml:space="preserve">“sabe”</w:t>
+        <w:t xml:space="preserve">“</w:t>
+      </w:r>
+      <w:r>
+        <w:t xml:space="preserve">sabe</w:t>
+      </w:r>
+      <w:r>
+        <w:t xml:space="preserve">”</w:t>
       </w:r>
       <w:r>
         <w:t xml:space="preserve"> </w:t>
@@ -3480,8 +3721,8 @@
         </w:pict>
       </w:r>
     </w:p>
-    <w:bookmarkEnd w:id="38"/>
-    <w:bookmarkStart w:id="39" w:name="la-concesión-no-es-para-siempre"/>
+    <w:bookmarkEnd w:id="49"/>
+    <w:bookmarkStart w:id="50" w:name="la-concesión-no-es-para-siempre"/>
     <w:p>
       <w:pPr>
         <w:pStyle w:val="Heading2"/>
@@ -3659,8 +3900,8 @@
         </w:pict>
       </w:r>
     </w:p>
-    <w:bookmarkEnd w:id="39"/>
-    <w:bookmarkStart w:id="40" w:name="Xf89c744ed3119b2fc9ea1c0c8663097106d7dff"/>
+    <w:bookmarkEnd w:id="50"/>
+    <w:bookmarkStart w:id="51" w:name="Xf89c744ed3119b2fc9ea1c0c8663097106d7dff"/>
     <w:p>
       <w:pPr>
         <w:pStyle w:val="Heading2"/>
@@ -3681,6 +3922,7 @@
       <w:tblPr>
         <w:tblStyle w:val="Table"/>
         <w:tblW w:type="pct" w:w="5000"/>
+        <w:jc w:val="left"/>
         <w:tblLayout w:type="fixed"/>
         <w:tblLook w:firstRow="1" w:lastRow="0" w:firstColumn="0" w:lastColumn="0" w:noHBand="0" w:noVBand="0" w:val="0020"/>
       </w:tblPr>
@@ -3699,6 +3941,7 @@
           <w:p>
             <w:pPr>
               <w:pStyle w:val="Compact"/>
+              <w:jc w:val="left"/>
             </w:pPr>
             <w:r>
               <w:t xml:space="preserve">Camino</w:t>
@@ -3710,6 +3953,7 @@
           <w:p>
             <w:pPr>
               <w:pStyle w:val="Compact"/>
+              <w:jc w:val="left"/>
             </w:pPr>
             <w:r>
               <w:t xml:space="preserve">Cómo</w:t>
@@ -3721,6 +3965,7 @@
           <w:p>
             <w:pPr>
               <w:pStyle w:val="Compact"/>
+              <w:jc w:val="left"/>
             </w:pPr>
             <w:r>
               <w:t xml:space="preserve">Ventaja</w:t>
@@ -3732,6 +3977,7 @@
           <w:p>
             <w:pPr>
               <w:pStyle w:val="Compact"/>
+              <w:jc w:val="left"/>
             </w:pPr>
             <w:r>
               <w:t xml:space="preserve">Inconveniente</w:t>
@@ -3745,6 +3991,7 @@
           <w:p>
             <w:pPr>
               <w:pStyle w:val="Compact"/>
+              <w:jc w:val="left"/>
             </w:pPr>
             <w:r>
               <w:rPr>
@@ -3760,6 +4007,7 @@
           <w:p>
             <w:pPr>
               <w:pStyle w:val="Compact"/>
+              <w:jc w:val="left"/>
             </w:pPr>
             <w:r>
               <w:t xml:space="preserve">La escribes en el dispositivo</w:t>
@@ -3771,6 +4019,7 @@
           <w:p>
             <w:pPr>
               <w:pStyle w:val="Compact"/>
+              <w:jc w:val="left"/>
             </w:pPr>
             <w:r>
               <w:t xml:space="preserve">No depende de DHCP</w:t>
@@ -3782,6 +4031,7 @@
           <w:p>
             <w:pPr>
               <w:pStyle w:val="Compact"/>
+              <w:jc w:val="left"/>
             </w:pPr>
             <w:r>
               <w:t xml:space="preserve">Riesgo de duplicados, gestión manual</w:t>
@@ -3795,6 +4045,7 @@
           <w:p>
             <w:pPr>
               <w:pStyle w:val="Compact"/>
+              <w:jc w:val="left"/>
             </w:pPr>
             <w:r>
               <w:rPr>
@@ -3810,6 +4061,7 @@
           <w:p>
             <w:pPr>
               <w:pStyle w:val="Compact"/>
+              <w:jc w:val="left"/>
             </w:pPr>
             <w:r>
               <w:t xml:space="preserve">Asocias su MAC a una IP en el servidor</w:t>
@@ -3821,6 +4073,7 @@
           <w:p>
             <w:pPr>
               <w:pStyle w:val="Compact"/>
+              <w:jc w:val="left"/>
             </w:pPr>
             <w:r>
               <w:t xml:space="preserve">Gestión centralizada, cero errores de duplicado</w:t>
@@ -3832,6 +4085,7 @@
           <w:p>
             <w:pPr>
               <w:pStyle w:val="Compact"/>
+              <w:jc w:val="left"/>
             </w:pPr>
             <w:r>
               <w:t xml:space="preserve">Requiere tocar el servidor</w:t>
@@ -3871,8 +4125,8 @@
         </w:pict>
       </w:r>
     </w:p>
-    <w:bookmarkEnd w:id="40"/>
-    <w:bookmarkStart w:id="41" w:name="mini-chequeo-1"/>
+    <w:bookmarkEnd w:id="51"/>
+    <w:bookmarkStart w:id="52" w:name="mini-chequeo-1"/>
     <w:p>
       <w:pPr>
         <w:pStyle w:val="Heading2"/>
@@ -4102,8 +4356,8 @@
         </w:pict>
       </w:r>
     </w:p>
-    <w:bookmarkEnd w:id="41"/>
-    <w:bookmarkStart w:id="42" w:name="resumen-en-3-frases-1"/>
+    <w:bookmarkEnd w:id="52"/>
+    <w:bookmarkStart w:id="53" w:name="resumen-en-3-frases-1"/>
     <w:p>
       <w:pPr>
         <w:pStyle w:val="Heading2"/>
@@ -4190,8 +4444,8 @@
         <w:t xml:space="preserve">, no configuración manual en cada equipo.</w:t>
       </w:r>
     </w:p>
-    <w:bookmarkEnd w:id="42"/>
-    <w:bookmarkStart w:id="43" w:name="vocabulario-rápido-1"/>
+    <w:bookmarkEnd w:id="53"/>
+    <w:bookmarkStart w:id="54" w:name="vocabulario-rápido-1"/>
     <w:p>
       <w:pPr>
         <w:pStyle w:val="Heading2"/>
@@ -4204,6 +4458,7 @@
       <w:tblPr>
         <w:tblStyle w:val="Table"/>
         <w:tblW w:type="pct" w:w="5000"/>
+        <w:jc w:val="left"/>
         <w:tblLayout w:type="fixed"/>
         <w:tblLook w:firstRow="1" w:lastRow="0" w:firstColumn="0" w:lastColumn="0" w:noHBand="0" w:noVBand="0" w:val="0020"/>
       </w:tblPr>
@@ -4220,6 +4475,7 @@
           <w:p>
             <w:pPr>
               <w:pStyle w:val="Compact"/>
+              <w:jc w:val="left"/>
             </w:pPr>
             <w:r>
               <w:t xml:space="preserve">Término</w:t>
@@ -4231,6 +4487,7 @@
           <w:p>
             <w:pPr>
               <w:pStyle w:val="Compact"/>
+              <w:jc w:val="left"/>
             </w:pPr>
             <w:r>
               <w:t xml:space="preserve">Idea general</w:t>
@@ -4244,6 +4501,7 @@
           <w:p>
             <w:pPr>
               <w:pStyle w:val="Compact"/>
+              <w:jc w:val="left"/>
             </w:pPr>
             <w:r>
               <w:t xml:space="preserve">DORA</w:t>
@@ -4255,6 +4513,7 @@
           <w:p>
             <w:pPr>
               <w:pStyle w:val="Compact"/>
+              <w:jc w:val="left"/>
             </w:pPr>
             <w:r>
               <w:t xml:space="preserve">Discover, Offer, Request, Ack: el diálogo de asignación</w:t>
@@ -4268,6 +4527,7 @@
           <w:p>
             <w:pPr>
               <w:pStyle w:val="Compact"/>
+              <w:jc w:val="left"/>
             </w:pPr>
             <w:r>
               <w:t xml:space="preserve">Lease</w:t>
@@ -4279,6 +4539,7 @@
           <w:p>
             <w:pPr>
               <w:pStyle w:val="Compact"/>
+              <w:jc w:val="left"/>
             </w:pPr>
             <w:r>
               <w:t xml:space="preserve">Concesión temporal de una dirección</w:t>
@@ -4292,6 +4553,7 @@
           <w:p>
             <w:pPr>
               <w:pStyle w:val="Compact"/>
+              <w:jc w:val="left"/>
             </w:pPr>
             <w:r>
               <w:t xml:space="preserve">T1 / T2</w:t>
@@ -4303,6 +4565,7 @@
           <w:p>
             <w:pPr>
               <w:pStyle w:val="Compact"/>
+              <w:jc w:val="left"/>
             </w:pPr>
             <w:r>
               <w:t xml:space="preserve">Instantes de renovación (50 %) y rebroadcast (87,5 %)</w:t>
@@ -4316,6 +4579,7 @@
           <w:p>
             <w:pPr>
               <w:pStyle w:val="Compact"/>
+              <w:jc w:val="left"/>
             </w:pPr>
             <w:r>
               <w:t xml:space="preserve">Opciones DHCP</w:t>
@@ -4327,6 +4591,7 @@
           <w:p>
             <w:pPr>
               <w:pStyle w:val="Compact"/>
+              <w:jc w:val="left"/>
             </w:pPr>
             <w:r>
               <w:t xml:space="preserve">Parámetros extra entregados con la IP (gateway, DNS, TFTP…)</w:t>
@@ -4340,6 +4605,7 @@
           <w:p>
             <w:pPr>
               <w:pStyle w:val="Compact"/>
+              <w:jc w:val="left"/>
             </w:pPr>
             <w:r>
               <w:t xml:space="preserve">Reserva</w:t>
@@ -4351,6 +4617,7 @@
           <w:p>
             <w:pPr>
               <w:pStyle w:val="Compact"/>
+              <w:jc w:val="left"/>
             </w:pPr>
             <w:r>
               <w:t xml:space="preserve">Asociación fija MAC → IP en el servidor</w:t>
@@ -4376,7 +4643,7 @@
       <w:r>
         <w:t xml:space="preserve"> </w:t>
       </w:r>
-      <w:hyperlink r:id="rId33">
+      <w:hyperlink r:id="rId44">
         <w:r>
           <w:rPr>
             <w:rStyle w:val="Hyperlink"/>
@@ -4403,7 +4670,7 @@
       <w:r>
         <w:t xml:space="preserve"> </w:t>
       </w:r>
-      <w:hyperlink r:id="rId10">
+      <w:hyperlink r:id="rId21">
         <w:r>
           <w:rPr>
             <w:rStyle w:val="Hyperlink"/>
@@ -4430,7 +4697,7 @@
       <w:r>
         <w:t xml:space="preserve"> </w:t>
       </w:r>
-      <w:hyperlink r:id="rId12">
+      <w:hyperlink r:id="rId23">
         <w:r>
           <w:rPr>
             <w:rStyle w:val="Hyperlink"/>
@@ -4439,9 +4706,9 @@
         </w:r>
       </w:hyperlink>
     </w:p>
-    <w:bookmarkEnd w:id="43"/>
-    <w:bookmarkEnd w:id="44"/>
-    <w:bookmarkStart w:id="56" w:name="dhcp-en-cisco-y-el-agente-de-reenvío"/>
+    <w:bookmarkEnd w:id="54"/>
+    <w:bookmarkEnd w:id="55"/>
+    <w:bookmarkStart w:id="67" w:name="dhcp-en-cisco-y-el-agente-de-reenvío"/>
     <w:p>
       <w:pPr>
         <w:pStyle w:val="Heading1"/>
@@ -4505,7 +4772,7 @@
         </w:pict>
       </w:r>
     </w:p>
-    <w:bookmarkStart w:id="45" w:name="la-idea-en-una-frase-2"/>
+    <w:bookmarkStart w:id="56" w:name="la-idea-en-una-frase-2"/>
     <w:p>
       <w:pPr>
         <w:pStyle w:val="Heading2"/>
@@ -4557,8 +4824,8 @@
         </w:pict>
       </w:r>
     </w:p>
-    <w:bookmarkEnd w:id="45"/>
-    <w:bookmarkStart w:id="47" w:name="servidor-dhcp-básico-en-ios"/>
+    <w:bookmarkEnd w:id="56"/>
+    <w:bookmarkStart w:id="58" w:name="servidor-dhcp-básico-en-ios"/>
     <w:p>
       <w:pPr>
         <w:pStyle w:val="Heading2"/>
@@ -4688,6 +4955,7 @@
       <w:tblPr>
         <w:tblStyle w:val="Table"/>
         <w:tblW w:type="pct" w:w="5000"/>
+        <w:jc w:val="left"/>
         <w:tblLayout w:type="fixed"/>
         <w:tblLook w:firstRow="1" w:lastRow="0" w:firstColumn="0" w:lastColumn="0" w:noHBand="0" w:noVBand="0" w:val="0020"/>
       </w:tblPr>
@@ -4704,6 +4972,7 @@
           <w:p>
             <w:pPr>
               <w:pStyle w:val="Compact"/>
+              <w:jc w:val="left"/>
             </w:pPr>
             <w:r>
               <w:t xml:space="preserve">Comando</w:t>
@@ -4715,6 +4984,7 @@
           <w:p>
             <w:pPr>
               <w:pStyle w:val="Compact"/>
+              <w:jc w:val="left"/>
             </w:pPr>
             <w:r>
               <w:t xml:space="preserve">Para qué</w:t>
@@ -4728,6 +4998,7 @@
           <w:p>
             <w:pPr>
               <w:pStyle w:val="Compact"/>
+              <w:jc w:val="left"/>
             </w:pPr>
             <w:r>
               <w:rPr>
@@ -4742,6 +5013,7 @@
           <w:p>
             <w:pPr>
               <w:pStyle w:val="Compact"/>
+              <w:jc w:val="left"/>
             </w:pPr>
             <w:r>
               <w:t xml:space="preserve">Reserva un rango: el servidor nunca ofrecerá esas IPs</w:t>
@@ -4755,6 +5027,7 @@
           <w:p>
             <w:pPr>
               <w:pStyle w:val="Compact"/>
+              <w:jc w:val="left"/>
             </w:pPr>
             <w:r>
               <w:rPr>
@@ -4769,6 +5042,7 @@
           <w:p>
             <w:pPr>
               <w:pStyle w:val="Compact"/>
+              <w:jc w:val="left"/>
             </w:pPr>
             <w:r>
               <w:t xml:space="preserve">Crea el pool (el</w:t>
@@ -4777,7 +5051,13 @@
               <w:t xml:space="preserve"> </w:t>
             </w:r>
             <w:r>
-              <w:t xml:space="preserve">“bolso”</w:t>
+              <w:t xml:space="preserve">“</w:t>
+            </w:r>
+            <w:r>
+              <w:t xml:space="preserve">bolso</w:t>
+            </w:r>
+            <w:r>
+              <w:t xml:space="preserve">”</w:t>
             </w:r>
             <w:r>
               <w:t xml:space="preserve"> </w:t>
@@ -4794,6 +5074,7 @@
           <w:p>
             <w:pPr>
               <w:pStyle w:val="Compact"/>
+              <w:jc w:val="left"/>
             </w:pPr>
             <w:r>
               <w:rPr>
@@ -4808,6 +5089,7 @@
           <w:p>
             <w:pPr>
               <w:pStyle w:val="Compact"/>
+              <w:jc w:val="left"/>
             </w:pPr>
             <w:r>
               <w:t xml:space="preserve">La subred y máscara desde la que se sacan las direcciones</w:t>
@@ -4821,6 +5103,7 @@
           <w:p>
             <w:pPr>
               <w:pStyle w:val="Compact"/>
+              <w:jc w:val="left"/>
             </w:pPr>
             <w:r>
               <w:rPr>
@@ -4835,6 +5118,7 @@
           <w:p>
             <w:pPr>
               <w:pStyle w:val="Compact"/>
+              <w:jc w:val="left"/>
             </w:pPr>
             <w:r>
               <w:t xml:space="preserve">Opción 3: el gateway que entregará a los clientes</w:t>
@@ -4848,6 +5132,7 @@
           <w:p>
             <w:pPr>
               <w:pStyle w:val="Compact"/>
+              <w:jc w:val="left"/>
             </w:pPr>
             <w:r>
               <w:rPr>
@@ -4862,6 +5147,7 @@
           <w:p>
             <w:pPr>
               <w:pStyle w:val="Compact"/>
+              <w:jc w:val="left"/>
             </w:pPr>
             <w:r>
               <w:t xml:space="preserve">Opción 6: los servidores DNS</w:t>
@@ -4875,6 +5161,7 @@
           <w:p>
             <w:pPr>
               <w:pStyle w:val="Compact"/>
+              <w:jc w:val="left"/>
             </w:pPr>
             <w:r>
               <w:rPr>
@@ -4889,6 +5176,7 @@
           <w:p>
             <w:pPr>
               <w:pStyle w:val="Compact"/>
+              <w:jc w:val="left"/>
             </w:pPr>
             <w:r>
               <w:t xml:space="preserve">Opción 15: el sufijo DNS</w:t>
@@ -4902,6 +5190,7 @@
           <w:p>
             <w:pPr>
               <w:pStyle w:val="Compact"/>
+              <w:jc w:val="left"/>
             </w:pPr>
             <w:r>
               <w:rPr>
@@ -4916,6 +5205,7 @@
           <w:p>
             <w:pPr>
               <w:pStyle w:val="Compact"/>
+              <w:jc w:val="left"/>
             </w:pPr>
             <w:r>
               <w:t xml:space="preserve">Duración de la concesión (días [horas [minutos]])</w:t>
@@ -4963,7 +5253,7 @@
         <w:t xml:space="preserve">no es una IP del propio router, los clientes tendrán dirección pero no saldrán a otras redes. Es el fallo clásico de laboratorio.</w:t>
       </w:r>
     </w:p>
-    <w:bookmarkStart w:id="46" w:name="reservas-por-mac-asignación-manual"/>
+    <w:bookmarkStart w:id="57" w:name="reservas-por-mac-asignación-manual"/>
     <w:p>
       <w:pPr>
         <w:pStyle w:val="Heading3"/>
@@ -5055,9 +5345,9 @@
         </w:pict>
       </w:r>
     </w:p>
-    <w:bookmarkEnd w:id="46"/>
-    <w:bookmarkEnd w:id="47"/>
-    <w:bookmarkStart w:id="48" w:name="el-problema-dhcp-no-cruza-routers"/>
+    <w:bookmarkEnd w:id="57"/>
+    <w:bookmarkEnd w:id="58"/>
+    <w:bookmarkStart w:id="59" w:name="el-problema-dhcp-no-cruza-routers"/>
     <w:p>
       <w:pPr>
         <w:pStyle w:val="Heading2"/>
@@ -5076,7 +5366,7 @@
       <w:r>
         <w:t xml:space="preserve"> </w:t>
       </w:r>
-      <w:hyperlink r:id="rId11">
+      <w:hyperlink r:id="rId22">
         <w:r>
           <w:rPr>
             <w:rStyle w:val="Hyperlink"/>
@@ -5125,7 +5415,13 @@
         <w:t xml:space="preserve"> </w:t>
       </w:r>
       <w:r>
-        <w:t xml:space="preserve">“permitir broadcasts”</w:t>
+        <w:t xml:space="preserve">“</w:t>
+      </w:r>
+      <w:r>
+        <w:t xml:space="preserve">permitir broadcasts</w:t>
+      </w:r>
+      <w:r>
+        <w:t xml:space="preserve">”</w:t>
       </w:r>
       <w:r>
         <w:t xml:space="preserve"> </w:t>
@@ -5339,8 +5635,8 @@
         </w:pict>
       </w:r>
     </w:p>
-    <w:bookmarkEnd w:id="48"/>
-    <w:bookmarkStart w:id="50" w:name="Xb6c5fd953c9bb487f1dd50672fa8e216da65137"/>
+    <w:bookmarkEnd w:id="59"/>
+    <w:bookmarkStart w:id="61" w:name="Xb6c5fd953c9bb487f1dd50672fa8e216da65137"/>
     <w:p>
       <w:pPr>
         <w:pStyle w:val="Heading2"/>
@@ -5436,7 +5732,7 @@
       <w:r>
         <w:t xml:space="preserve"> </w:t>
       </w:r>
-      <w:hyperlink r:id="rId49">
+      <w:hyperlink r:id="rId60">
         <w:r>
           <w:rPr>
             <w:rStyle w:val="Hyperlink"/>
@@ -5470,8 +5766,8 @@
         </w:pict>
       </w:r>
     </w:p>
-    <w:bookmarkEnd w:id="50"/>
-    <w:bookmarkStart w:id="51" w:name="verificación-y-depuración"/>
+    <w:bookmarkEnd w:id="61"/>
+    <w:bookmarkStart w:id="62" w:name="verificación-y-depuración"/>
     <w:p>
       <w:pPr>
         <w:pStyle w:val="Heading2"/>
@@ -5484,6 +5780,7 @@
       <w:tblPr>
         <w:tblStyle w:val="Table"/>
         <w:tblW w:type="pct" w:w="5000"/>
+        <w:jc w:val="left"/>
         <w:tblLayout w:type="fixed"/>
         <w:tblLook w:firstRow="1" w:lastRow="0" w:firstColumn="0" w:lastColumn="0" w:noHBand="0" w:noVBand="0" w:val="0020"/>
       </w:tblPr>
@@ -5500,6 +5797,7 @@
           <w:p>
             <w:pPr>
               <w:pStyle w:val="Compact"/>
+              <w:jc w:val="left"/>
             </w:pPr>
             <w:r>
               <w:t xml:space="preserve">Comando</w:t>
@@ -5511,6 +5809,7 @@
           <w:p>
             <w:pPr>
               <w:pStyle w:val="Compact"/>
+              <w:jc w:val="left"/>
             </w:pPr>
             <w:r>
               <w:t xml:space="preserve">Qué te cuenta</w:t>
@@ -5524,6 +5823,7 @@
           <w:p>
             <w:pPr>
               <w:pStyle w:val="Compact"/>
+              <w:jc w:val="left"/>
             </w:pPr>
             <w:r>
               <w:rPr>
@@ -5538,6 +5838,7 @@
           <w:p>
             <w:pPr>
               <w:pStyle w:val="Compact"/>
+              <w:jc w:val="left"/>
             </w:pPr>
             <w:r>
               <w:t xml:space="preserve">Concesiones activas: MAC → IP, fecha de expiración</w:t>
@@ -5551,6 +5852,7 @@
           <w:p>
             <w:pPr>
               <w:pStyle w:val="Compact"/>
+              <w:jc w:val="left"/>
             </w:pPr>
             <w:r>
               <w:rPr>
@@ -5565,6 +5867,7 @@
           <w:p>
             <w:pPr>
               <w:pStyle w:val="Compact"/>
+              <w:jc w:val="left"/>
             </w:pPr>
             <w:r>
               <w:t xml:space="preserve">Uso de cada pool: direcciones ofrecidas, solicitadas, expiradas</w:t>
@@ -5578,6 +5881,7 @@
           <w:p>
             <w:pPr>
               <w:pStyle w:val="Compact"/>
+              <w:jc w:val="left"/>
             </w:pPr>
             <w:r>
               <w:rPr>
@@ -5592,6 +5896,7 @@
           <w:p>
             <w:pPr>
               <w:pStyle w:val="Compact"/>
+              <w:jc w:val="left"/>
             </w:pPr>
             <w:r>
               <w:t xml:space="preserve">Conflictos detectados (dos equipos con la misma IP)</w:t>
@@ -5605,6 +5910,7 @@
           <w:p>
             <w:pPr>
               <w:pStyle w:val="Compact"/>
+              <w:jc w:val="left"/>
             </w:pPr>
             <w:r>
               <w:rPr>
@@ -5619,6 +5925,7 @@
           <w:p>
             <w:pPr>
               <w:pStyle w:val="Compact"/>
+              <w:jc w:val="left"/>
             </w:pPr>
             <w:r>
               <w:t xml:space="preserve">El DORA en vivo (¡con cuidado en producción!)</w:t>
@@ -5705,8 +6012,8 @@
         </w:pict>
       </w:r>
     </w:p>
-    <w:bookmarkEnd w:id="51"/>
-    <w:bookmarkStart w:id="52" w:name="X6a8432102efac34755e89e54cb870c9f2ced236"/>
+    <w:bookmarkEnd w:id="62"/>
+    <w:bookmarkStart w:id="63" w:name="X6a8432102efac34755e89e54cb870c9f2ced236"/>
     <w:p>
       <w:pPr>
         <w:pStyle w:val="Heading2"/>
@@ -5718,7 +6025,13 @@
         <w:t xml:space="preserve"> </w:t>
       </w:r>
       <w:r>
-        <w:t xml:space="preserve">“El servidor DHCP está caído, no hay red”</w:t>
+        <w:t xml:space="preserve">“</w:t>
+      </w:r>
+      <w:r>
+        <w:t xml:space="preserve">El servidor DHCP está caído, no hay red</w:t>
+      </w:r>
+      <w:r>
+        <w:t xml:space="preserve">”</w:t>
       </w:r>
     </w:p>
     <w:p>
@@ -5760,7 +6073,13 @@
         <w:t xml:space="preserve"> </w:t>
       </w:r>
       <w:r>
-        <w:t xml:space="preserve">“no hay red”</w:t>
+        <w:t xml:space="preserve">“</w:t>
+      </w:r>
+      <w:r>
+        <w:t xml:space="preserve">no hay red</w:t>
+      </w:r>
+      <w:r>
+        <w:t xml:space="preserve">”</w:t>
       </w:r>
       <w:r>
         <w:t xml:space="preserve"> </w:t>
@@ -5772,7 +6091,13 @@
         <w:t xml:space="preserve"> </w:t>
       </w:r>
       <w:r>
-        <w:t xml:space="preserve">“no se reparten direcciones nuevas”</w:t>
+        <w:t xml:space="preserve">“</w:t>
+      </w:r>
+      <w:r>
+        <w:t xml:space="preserve">no se reparten direcciones nuevas</w:t>
+      </w:r>
+      <w:r>
+        <w:t xml:space="preserve">”</w:t>
       </w:r>
       <w:r>
         <w:t xml:space="preserve">.</w:t>
@@ -5799,7 +6124,13 @@
         <w:t xml:space="preserve"> </w:t>
       </w:r>
       <w:r>
-        <w:t xml:space="preserve">“hace DHCP”</w:t>
+        <w:t xml:space="preserve">“</w:t>
+      </w:r>
+      <w:r>
+        <w:t xml:space="preserve">hace DHCP</w:t>
+      </w:r>
+      <w:r>
+        <w:t xml:space="preserve">”</w:t>
       </w:r>
       <w:r>
         <w:t xml:space="preserve"> </w:t>
@@ -5829,7 +6160,13 @@
         <w:t xml:space="preserve"> </w:t>
       </w:r>
       <w:r>
-        <w:t xml:space="preserve">“no asigna”</w:t>
+        <w:t xml:space="preserve">“</w:t>
+      </w:r>
+      <w:r>
+        <w:t xml:space="preserve">no asigna</w:t>
+      </w:r>
+      <w:r>
+        <w:t xml:space="preserve">”</w:t>
       </w:r>
       <w:r>
         <w:t xml:space="preserve"> </w:t>
@@ -5841,7 +6178,13 @@
         <w:t xml:space="preserve"> </w:t>
       </w:r>
       <w:r>
-        <w:t xml:space="preserve">“no navega”</w:t>
+        <w:t xml:space="preserve">“</w:t>
+      </w:r>
+      <w:r>
+        <w:t xml:space="preserve">no navega</w:t>
+      </w:r>
+      <w:r>
+        <w:t xml:space="preserve">”</w:t>
       </w:r>
       <w:r>
         <w:t xml:space="preserve">: son fallos distintos con causas distintas. Y un helper se configura</w:t>
@@ -5870,8 +6213,8 @@
         </w:pict>
       </w:r>
     </w:p>
-    <w:bookmarkEnd w:id="52"/>
-    <w:bookmarkStart w:id="53" w:name="mini-chequeo-2"/>
+    <w:bookmarkEnd w:id="63"/>
+    <w:bookmarkStart w:id="64" w:name="mini-chequeo-2"/>
     <w:p>
       <w:pPr>
         <w:pStyle w:val="Heading2"/>
@@ -6143,8 +6486,8 @@
         </w:pict>
       </w:r>
     </w:p>
-    <w:bookmarkEnd w:id="53"/>
-    <w:bookmarkStart w:id="54" w:name="resumen-en-3-frases-2"/>
+    <w:bookmarkEnd w:id="64"/>
+    <w:bookmarkStart w:id="65" w:name="resumen-en-3-frases-2"/>
     <w:p>
       <w:pPr>
         <w:pStyle w:val="Heading2"/>
@@ -6288,14 +6631,20 @@
         <w:t xml:space="preserve"> </w:t>
       </w:r>
       <w:r>
-        <w:t xml:space="preserve">“¿asigna? ¿navega? ¿cruzó el router?”</w:t>
+        <w:t xml:space="preserve">“</w:t>
+      </w:r>
+      <w:r>
+        <w:t xml:space="preserve">¿asigna? ¿navega? ¿cruzó el router?</w:t>
+      </w:r>
+      <w:r>
+        <w:t xml:space="preserve">”</w:t>
       </w:r>
       <w:r>
         <w:t xml:space="preserve">.</w:t>
       </w:r>
     </w:p>
-    <w:bookmarkEnd w:id="54"/>
-    <w:bookmarkStart w:id="55" w:name="vocabulario-rápido-2"/>
+    <w:bookmarkEnd w:id="65"/>
+    <w:bookmarkStart w:id="66" w:name="vocabulario-rápido-2"/>
     <w:p>
       <w:pPr>
         <w:pStyle w:val="Heading2"/>
@@ -6308,6 +6657,7 @@
       <w:tblPr>
         <w:tblStyle w:val="Table"/>
         <w:tblW w:type="auto" w:w="0"/>
+        <w:jc w:val="left"/>
         <w:tblLook w:firstRow="1" w:lastRow="0" w:firstColumn="0" w:lastColumn="0" w:noHBand="0" w:noVBand="0" w:val="0020"/>
       </w:tblPr>
       <w:tblGrid>
@@ -6323,6 +6673,7 @@
           <w:p>
             <w:pPr>
               <w:pStyle w:val="Compact"/>
+              <w:jc w:val="left"/>
             </w:pPr>
             <w:r>
               <w:t xml:space="preserve">Término</w:t>
@@ -6334,6 +6685,7 @@
           <w:p>
             <w:pPr>
               <w:pStyle w:val="Compact"/>
+              <w:jc w:val="left"/>
             </w:pPr>
             <w:r>
               <w:t xml:space="preserve">Idea general</w:t>
@@ -6347,6 +6699,7 @@
           <w:p>
             <w:pPr>
               <w:pStyle w:val="Compact"/>
+              <w:jc w:val="left"/>
             </w:pPr>
             <w:r>
               <w:t xml:space="preserve">Pool</w:t>
@@ -6358,6 +6711,7 @@
           <w:p>
             <w:pPr>
               <w:pStyle w:val="Compact"/>
+              <w:jc w:val="left"/>
             </w:pPr>
             <w:r>
               <w:t xml:space="preserve">Rango de direcciones que un servidor ofrece</w:t>
@@ -6371,6 +6725,7 @@
           <w:p>
             <w:pPr>
               <w:pStyle w:val="Compact"/>
+              <w:jc w:val="left"/>
             </w:pPr>
             <w:r>
               <w:t xml:space="preserve">Excluded-address</w:t>
@@ -6382,6 +6737,7 @@
           <w:p>
             <w:pPr>
               <w:pStyle w:val="Compact"/>
+              <w:jc w:val="left"/>
             </w:pPr>
             <w:r>
               <w:t xml:space="preserve">Rango que el servidor nunca ofrecerá</w:t>
@@ -6395,6 +6751,7 @@
           <w:p>
             <w:pPr>
               <w:pStyle w:val="Compact"/>
+              <w:jc w:val="left"/>
             </w:pPr>
             <w:r>
               <w:t xml:space="preserve">Reserva (host)</w:t>
@@ -6406,6 +6763,7 @@
           <w:p>
             <w:pPr>
               <w:pStyle w:val="Compact"/>
+              <w:jc w:val="left"/>
             </w:pPr>
             <w:r>
               <w:t xml:space="preserve">IP fija ligada a una MAC</w:t>
@@ -6419,6 +6777,7 @@
           <w:p>
             <w:pPr>
               <w:pStyle w:val="Compact"/>
+              <w:jc w:val="left"/>
             </w:pPr>
             <w:r>
               <w:t xml:space="preserve">Relay agent / helper</w:t>
@@ -6430,6 +6789,7 @@
           <w:p>
             <w:pPr>
               <w:pStyle w:val="Compact"/>
+              <w:jc w:val="left"/>
             </w:pPr>
             <w:r>
               <w:t xml:space="preserve">Router que reenvía DHCP entre subredes</w:t>
@@ -6443,6 +6803,7 @@
           <w:p>
             <w:pPr>
               <w:pStyle w:val="Compact"/>
+              <w:jc w:val="left"/>
             </w:pPr>
             <w:r>
               <w:rPr>
@@ -6457,6 +6818,7 @@
           <w:p>
             <w:pPr>
               <w:pStyle w:val="Compact"/>
+              <w:jc w:val="left"/>
             </w:pPr>
             <w:r>
               <w:t xml:space="preserve">El gateway entregado a los clientes</w:t>
@@ -6482,7 +6844,7 @@
       <w:r>
         <w:t xml:space="preserve"> </w:t>
       </w:r>
-      <w:hyperlink r:id="rId33">
+      <w:hyperlink r:id="rId44">
         <w:r>
           <w:rPr>
             <w:rStyle w:val="Hyperlink"/>
@@ -6509,7 +6871,7 @@
       <w:r>
         <w:t xml:space="preserve"> </w:t>
       </w:r>
-      <w:hyperlink r:id="rId11">
+      <w:hyperlink r:id="rId22">
         <w:r>
           <w:rPr>
             <w:rStyle w:val="Hyperlink"/>
@@ -6536,7 +6898,7 @@
       <w:r>
         <w:t xml:space="preserve"> </w:t>
       </w:r>
-      <w:hyperlink r:id="rId13">
+      <w:hyperlink r:id="rId24">
         <w:r>
           <w:rPr>
             <w:rStyle w:val="Hyperlink"/>
@@ -6545,9 +6907,9 @@
         </w:r>
       </w:hyperlink>
     </w:p>
-    <w:bookmarkEnd w:id="55"/>
-    <w:bookmarkEnd w:id="56"/>
-    <w:bookmarkStart w:id="66" w:name="dns-la-guía-telefónica-de-internet"/>
+    <w:bookmarkEnd w:id="66"/>
+    <w:bookmarkEnd w:id="67"/>
+    <w:bookmarkStart w:id="77" w:name="dns-la-guía-telefónica-de-internet"/>
     <w:p>
       <w:pPr>
         <w:pStyle w:val="Heading1"/>
@@ -6611,7 +6973,7 @@
         </w:pict>
       </w:r>
     </w:p>
-    <w:bookmarkStart w:id="57" w:name="la-idea-en-una-frase-3"/>
+    <w:bookmarkStart w:id="68" w:name="la-idea-en-una-frase-3"/>
     <w:p>
       <w:pPr>
         <w:pStyle w:val="Heading2"/>
@@ -6659,7 +7021,13 @@
         <w:t xml:space="preserve"> </w:t>
       </w:r>
       <w:r>
-        <w:t xml:space="preserve">“el servicio que hace la web usable”</w:t>
+        <w:t xml:space="preserve">“</w:t>
+      </w:r>
+      <w:r>
+        <w:t xml:space="preserve">el servicio que hace la web usable</w:t>
+      </w:r>
+      <w:r>
+        <w:t xml:space="preserve">”</w:t>
       </w:r>
       <w:r>
         <w:t xml:space="preserve">. Ahora lo abrimos del todo: quién resuelve, cómo se reparte el trabajo y por qué este diseño aguanta miles de millones de consultas al día sin despeñarse.</w:t>
@@ -6672,8 +7040,8 @@
         </w:pict>
       </w:r>
     </w:p>
-    <w:bookmarkEnd w:id="57"/>
-    <w:bookmarkStart w:id="58" w:name="la-jerarquía-un-árbol-invertido"/>
+    <w:bookmarkEnd w:id="68"/>
+    <w:bookmarkStart w:id="69" w:name="la-jerarquía-un-árbol-invertido"/>
     <w:p>
       <w:pPr>
         <w:pStyle w:val="Heading2"/>
@@ -6900,8 +7268,8 @@
         </w:pict>
       </w:r>
     </w:p>
-    <w:bookmarkEnd w:id="58"/>
-    <w:bookmarkStart w:id="59" w:name="resolución-recursiva-vs-iterativa"/>
+    <w:bookmarkEnd w:id="69"/>
+    <w:bookmarkStart w:id="70" w:name="resolución-recursiva-vs-iterativa"/>
     <w:p>
       <w:pPr>
         <w:pStyle w:val="Heading2"/>
@@ -6937,6 +7305,7 @@
       <w:tblPr>
         <w:tblStyle w:val="Table"/>
         <w:tblW w:type="pct" w:w="5000"/>
+        <w:jc w:val="left"/>
         <w:tblLayout w:type="fixed"/>
         <w:tblLook w:firstRow="1" w:lastRow="0" w:firstColumn="0" w:lastColumn="0" w:noHBand="0" w:noVBand="0" w:val="0020"/>
       </w:tblPr>
@@ -6954,6 +7323,7 @@
           <w:p>
             <w:pPr>
               <w:pStyle w:val="Compact"/>
+              <w:jc w:val="left"/>
             </w:pPr>
             <w:r>
               <w:t xml:space="preserve">Paso</w:t>
@@ -6965,6 +7335,7 @@
           <w:p>
             <w:pPr>
               <w:pStyle w:val="Compact"/>
+              <w:jc w:val="left"/>
             </w:pPr>
             <w:r>
               <w:t xml:space="preserve">Conversación</w:t>
@@ -6976,6 +7347,7 @@
           <w:p>
             <w:pPr>
               <w:pStyle w:val="Compact"/>
+              <w:jc w:val="left"/>
             </w:pPr>
             <w:r>
               <w:t xml:space="preserve">Tipo</w:t>
@@ -6989,6 +7361,7 @@
           <w:p>
             <w:pPr>
               <w:pStyle w:val="Compact"/>
+              <w:jc w:val="left"/>
             </w:pPr>
             <w:r>
               <w:t xml:space="preserve">1</w:t>
@@ -7000,6 +7373,7 @@
           <w:p>
             <w:pPr>
               <w:pStyle w:val="Compact"/>
+              <w:jc w:val="left"/>
             </w:pPr>
             <w:r>
               <w:t xml:space="preserve">PC → servidor DNS configurado (el</w:t>
@@ -7021,15 +7395,22 @@
               <w:t xml:space="preserve"> </w:t>
             </w:r>
             <w:r>
-              <w:t xml:space="preserve">“dame la IP de www.ejemplo.es”</w:t>
-            </w:r>
-          </w:p>
-        </w:tc>
-        <w:tc>
-          <w:tcPr/>
-          <w:p>
-            <w:pPr>
-              <w:pStyle w:val="Compact"/>
+              <w:t xml:space="preserve">“</w:t>
+            </w:r>
+            <w:r>
+              <w:t xml:space="preserve">dame la IP de www.ejemplo.es</w:t>
+            </w:r>
+            <w:r>
+              <w:t xml:space="preserve">”</w:t>
+            </w:r>
+          </w:p>
+        </w:tc>
+        <w:tc>
+          <w:tcPr/>
+          <w:p>
+            <w:pPr>
+              <w:pStyle w:val="Compact"/>
+              <w:jc w:val="left"/>
             </w:pPr>
             <w:r>
               <w:rPr>
@@ -7053,6 +7434,7 @@
           <w:p>
             <w:pPr>
               <w:pStyle w:val="Compact"/>
+              <w:jc w:val="left"/>
             </w:pPr>
             <w:r>
               <w:t xml:space="preserve">2</w:t>
@@ -7064,6 +7446,7 @@
           <w:p>
             <w:pPr>
               <w:pStyle w:val="Compact"/>
+              <w:jc w:val="left"/>
             </w:pPr>
             <w:r>
               <w:t xml:space="preserve">Resolver → servidor raíz:</w:t>
@@ -7072,15 +7455,22 @@
               <w:t xml:space="preserve"> </w:t>
             </w:r>
             <w:r>
-              <w:t xml:space="preserve">“¿quién gestiona .es?”</w:t>
-            </w:r>
-          </w:p>
-        </w:tc>
-        <w:tc>
-          <w:tcPr/>
-          <w:p>
-            <w:pPr>
-              <w:pStyle w:val="Compact"/>
+              <w:t xml:space="preserve">“</w:t>
+            </w:r>
+            <w:r>
+              <w:t xml:space="preserve">¿quién gestiona .es?</w:t>
+            </w:r>
+            <w:r>
+              <w:t xml:space="preserve">”</w:t>
+            </w:r>
+          </w:p>
+        </w:tc>
+        <w:tc>
+          <w:tcPr/>
+          <w:p>
+            <w:pPr>
+              <w:pStyle w:val="Compact"/>
+              <w:jc w:val="left"/>
             </w:pPr>
             <w:r>
               <w:rPr>
@@ -7099,7 +7489,13 @@
               <w:t xml:space="preserve"> </w:t>
             </w:r>
             <w:r>
-              <w:t xml:space="preserve">“pregunta a estos”</w:t>
+              <w:t xml:space="preserve">“</w:t>
+            </w:r>
+            <w:r>
+              <w:t xml:space="preserve">pregunta a estos</w:t>
+            </w:r>
+            <w:r>
+              <w:t xml:space="preserve">”</w:t>
             </w:r>
             <w:r>
               <w:t xml:space="preserve">)</w:t>
@@ -7113,6 +7509,7 @@
           <w:p>
             <w:pPr>
               <w:pStyle w:val="Compact"/>
+              <w:jc w:val="left"/>
             </w:pPr>
             <w:r>
               <w:t xml:space="preserve">3</w:t>
@@ -7124,6 +7521,7 @@
           <w:p>
             <w:pPr>
               <w:pStyle w:val="Compact"/>
+              <w:jc w:val="left"/>
             </w:pPr>
             <w:r>
               <w:t xml:space="preserve">Resolver → servidor .es:</w:t>
@@ -7132,15 +7530,22 @@
               <w:t xml:space="preserve"> </w:t>
             </w:r>
             <w:r>
-              <w:t xml:space="preserve">“¿quién gestiona ejemplo.es?”</w:t>
-            </w:r>
-          </w:p>
-        </w:tc>
-        <w:tc>
-          <w:tcPr/>
-          <w:p>
-            <w:pPr>
-              <w:pStyle w:val="Compact"/>
+              <w:t xml:space="preserve">“</w:t>
+            </w:r>
+            <w:r>
+              <w:t xml:space="preserve">¿quién gestiona ejemplo.es?</w:t>
+            </w:r>
+            <w:r>
+              <w:t xml:space="preserve">”</w:t>
+            </w:r>
+          </w:p>
+        </w:tc>
+        <w:tc>
+          <w:tcPr/>
+          <w:p>
+            <w:pPr>
+              <w:pStyle w:val="Compact"/>
+              <w:jc w:val="left"/>
             </w:pPr>
             <w:r>
               <w:t xml:space="preserve">Iterativa</w:t>
@@ -7154,6 +7559,7 @@
           <w:p>
             <w:pPr>
               <w:pStyle w:val="Compact"/>
+              <w:jc w:val="left"/>
             </w:pPr>
             <w:r>
               <w:t xml:space="preserve">4</w:t>
@@ -7165,6 +7571,7 @@
           <w:p>
             <w:pPr>
               <w:pStyle w:val="Compact"/>
+              <w:jc w:val="left"/>
             </w:pPr>
             <w:r>
               <w:t xml:space="preserve">Resolver → servidor de ejemplo.es:</w:t>
@@ -7173,15 +7580,22 @@
               <w:t xml:space="preserve"> </w:t>
             </w:r>
             <w:r>
-              <w:t xml:space="preserve">“¿IP de www?”</w:t>
-            </w:r>
-          </w:p>
-        </w:tc>
-        <w:tc>
-          <w:tcPr/>
-          <w:p>
-            <w:pPr>
-              <w:pStyle w:val="Compact"/>
+              <w:t xml:space="preserve">“</w:t>
+            </w:r>
+            <w:r>
+              <w:t xml:space="preserve">¿IP de www?</w:t>
+            </w:r>
+            <w:r>
+              <w:t xml:space="preserve">”</w:t>
+            </w:r>
+          </w:p>
+        </w:tc>
+        <w:tc>
+          <w:tcPr/>
+          <w:p>
+            <w:pPr>
+              <w:pStyle w:val="Compact"/>
+              <w:jc w:val="left"/>
             </w:pPr>
             <w:r>
               <w:t xml:space="preserve">Iterativa</w:t>
@@ -7195,6 +7609,7 @@
           <w:p>
             <w:pPr>
               <w:pStyle w:val="Compact"/>
+              <w:jc w:val="left"/>
             </w:pPr>
             <w:r>
               <w:t xml:space="preserve">5</w:t>
@@ -7206,6 +7621,7 @@
           <w:p>
             <w:pPr>
               <w:pStyle w:val="Compact"/>
+              <w:jc w:val="left"/>
             </w:pPr>
             <w:r>
               <w:t xml:space="preserve">El servidor autoritativo contesta la IP → el resolver la entrega al PC</w:t>
@@ -7217,6 +7633,7 @@
           <w:p>
             <w:pPr>
               <w:pStyle w:val="Compact"/>
+              <w:jc w:val="left"/>
             </w:pPr>
             <w:r>
               <w:t xml:space="preserve">—</w:t>
@@ -7252,7 +7669,13 @@
         <w:t xml:space="preserve"> </w:t>
       </w:r>
       <w:r>
-        <w:t xml:space="preserve">“consíguemelo y no vuelvas sin la respuesta”</w:t>
+        <w:t xml:space="preserve">“</w:t>
+      </w:r>
+      <w:r>
+        <w:t xml:space="preserve">consíguemelo y no vuelvas sin la respuesta</w:t>
+      </w:r>
+      <w:r>
+        <w:t xml:space="preserve">”</w:t>
       </w:r>
       <w:r>
         <w:t xml:space="preserve"> </w:t>
@@ -7280,7 +7703,13 @@
         <w:t xml:space="preserve"> </w:t>
       </w:r>
       <w:r>
-        <w:t xml:space="preserve">“yo no lo sé, pero pregunta ahí”</w:t>
+        <w:t xml:space="preserve">“</w:t>
+      </w:r>
+      <w:r>
+        <w:t xml:space="preserve">yo no lo sé, pero pregunta ahí</w:t>
+      </w:r>
+      <w:r>
+        <w:t xml:space="preserve">”</w:t>
       </w:r>
       <w:r>
         <w:t xml:space="preserve"> </w:t>
@@ -7349,8 +7778,8 @@
         </w:pict>
       </w:r>
     </w:p>
-    <w:bookmarkEnd w:id="59"/>
-    <w:bookmarkStart w:id="60" w:name="la-caché-memoria-del-sistema"/>
+    <w:bookmarkEnd w:id="70"/>
+    <w:bookmarkStart w:id="71" w:name="la-caché-memoria-del-sistema"/>
     <w:p>
       <w:pPr>
         <w:pStyle w:val="Heading2"/>
@@ -7422,7 +7851,13 @@
         <w:t xml:space="preserve"> </w:t>
       </w:r>
       <w:r>
-        <w:t xml:space="preserve">“¿estoy viendo una respuesta fresca o una caché vieja?”</w:t>
+        <w:t xml:space="preserve">“</w:t>
+      </w:r>
+      <w:r>
+        <w:t xml:space="preserve">¿estoy viendo una respuesta fresca o una caché vieja?</w:t>
+      </w:r>
+      <w:r>
+        <w:t xml:space="preserve">”</w:t>
       </w:r>
     </w:p>
     <w:p>
@@ -7470,8 +7905,8 @@
         </w:pict>
       </w:r>
     </w:p>
-    <w:bookmarkEnd w:id="60"/>
-    <w:bookmarkStart w:id="61" w:name="los-registros-qué-hay-dentro-de-una-zona"/>
+    <w:bookmarkEnd w:id="71"/>
+    <w:bookmarkStart w:id="72" w:name="los-registros-qué-hay-dentro-de-una-zona"/>
     <w:p>
       <w:pPr>
         <w:pStyle w:val="Heading2"/>
@@ -7491,7 +7926,13 @@
         <w:t xml:space="preserve"> </w:t>
       </w:r>
       <w:r>
-        <w:t xml:space="preserve">“nombres e IPs”</w:t>
+        <w:t xml:space="preserve">“</w:t>
+      </w:r>
+      <w:r>
+        <w:t xml:space="preserve">nombres e IPs</w:t>
+      </w:r>
+      <w:r>
+        <w:t xml:space="preserve">”</w:t>
       </w:r>
       <w:r>
         <w:t xml:space="preserve"> </w:t>
@@ -7517,6 +7958,7 @@
       <w:tblPr>
         <w:tblStyle w:val="Table"/>
         <w:tblW w:type="pct" w:w="5000"/>
+        <w:jc w:val="left"/>
         <w:tblLayout w:type="fixed"/>
         <w:tblLook w:firstRow="1" w:lastRow="0" w:firstColumn="0" w:lastColumn="0" w:noHBand="0" w:noVBand="0" w:val="0020"/>
       </w:tblPr>
@@ -7534,6 +7976,7 @@
           <w:p>
             <w:pPr>
               <w:pStyle w:val="Compact"/>
+              <w:jc w:val="left"/>
             </w:pPr>
             <w:r>
               <w:t xml:space="preserve">Registro</w:t>
@@ -7545,6 +7988,7 @@
           <w:p>
             <w:pPr>
               <w:pStyle w:val="Compact"/>
+              <w:jc w:val="left"/>
             </w:pPr>
             <w:r>
               <w:t xml:space="preserve">Qué guarda</w:t>
@@ -7556,6 +8000,7 @@
           <w:p>
             <w:pPr>
               <w:pStyle w:val="Compact"/>
+              <w:jc w:val="left"/>
             </w:pPr>
             <w:r>
               <w:t xml:space="preserve">Ejemplo</w:t>
@@ -7569,6 +8014,7 @@
           <w:p>
             <w:pPr>
               <w:pStyle w:val="Compact"/>
+              <w:jc w:val="left"/>
             </w:pPr>
             <w:r>
               <w:rPr>
@@ -7584,6 +8030,7 @@
           <w:p>
             <w:pPr>
               <w:pStyle w:val="Compact"/>
+              <w:jc w:val="left"/>
             </w:pPr>
             <w:r>
               <w:t xml:space="preserve">Nombre → IPv4</w:t>
@@ -7595,6 +8042,7 @@
           <w:p>
             <w:pPr>
               <w:pStyle w:val="Compact"/>
+              <w:jc w:val="left"/>
             </w:pPr>
             <w:r>
               <w:t xml:space="preserve">www.ejemplo.es → 203.0.113.10</w:t>
@@ -7608,6 +8056,7 @@
           <w:p>
             <w:pPr>
               <w:pStyle w:val="Compact"/>
+              <w:jc w:val="left"/>
             </w:pPr>
             <w:r>
               <w:rPr>
@@ -7623,6 +8072,7 @@
           <w:p>
             <w:pPr>
               <w:pStyle w:val="Compact"/>
+              <w:jc w:val="left"/>
             </w:pPr>
             <w:r>
               <w:t xml:space="preserve">Nombre → IPv6</w:t>
@@ -7634,6 +8084,7 @@
           <w:p>
             <w:pPr>
               <w:pStyle w:val="Compact"/>
+              <w:jc w:val="left"/>
             </w:pPr>
             <w:r>
               <w:t xml:space="preserve">www.ejemplo.es → 2001:db8::10</w:t>
@@ -7647,6 +8098,7 @@
           <w:p>
             <w:pPr>
               <w:pStyle w:val="Compact"/>
+              <w:jc w:val="left"/>
             </w:pPr>
             <w:r>
               <w:rPr>
@@ -7662,6 +8114,7 @@
           <w:p>
             <w:pPr>
               <w:pStyle w:val="Compact"/>
+              <w:jc w:val="left"/>
             </w:pPr>
             <w:r>
               <w:t xml:space="preserve">Alias → otro nombre</w:t>
@@ -7673,6 +8126,7 @@
           <w:p>
             <w:pPr>
               <w:pStyle w:val="Compact"/>
+              <w:jc w:val="left"/>
             </w:pPr>
             <w:r>
               <w:t xml:space="preserve">web.ejemplo.es → www.ejemplo.es</w:t>
@@ -7686,6 +8140,7 @@
           <w:p>
             <w:pPr>
               <w:pStyle w:val="Compact"/>
+              <w:jc w:val="left"/>
             </w:pPr>
             <w:r>
               <w:rPr>
@@ -7701,6 +8156,7 @@
           <w:p>
             <w:pPr>
               <w:pStyle w:val="Compact"/>
+              <w:jc w:val="left"/>
             </w:pPr>
             <w:r>
               <w:t xml:space="preserve">Servidores de correo del dominio (con prioridad)</w:t>
@@ -7712,6 +8168,7 @@
           <w:p>
             <w:pPr>
               <w:pStyle w:val="Compact"/>
+              <w:jc w:val="left"/>
             </w:pPr>
             <w:r>
               <w:t xml:space="preserve">10 mail.ejemplo.es</w:t>
@@ -7725,6 +8182,7 @@
           <w:p>
             <w:pPr>
               <w:pStyle w:val="Compact"/>
+              <w:jc w:val="left"/>
             </w:pPr>
             <w:r>
               <w:rPr>
@@ -7740,6 +8198,7 @@
           <w:p>
             <w:pPr>
               <w:pStyle w:val="Compact"/>
+              <w:jc w:val="left"/>
             </w:pPr>
             <w:r>
               <w:t xml:space="preserve">Servidores DNS autoritativos de la zona</w:t>
@@ -7751,6 +8210,7 @@
           <w:p>
             <w:pPr>
               <w:pStyle w:val="Compact"/>
+              <w:jc w:val="left"/>
             </w:pPr>
             <w:r>
               <w:t xml:space="preserve">ns1.ejemplo.es</w:t>
@@ -7764,6 +8224,7 @@
           <w:p>
             <w:pPr>
               <w:pStyle w:val="Compact"/>
+              <w:jc w:val="left"/>
             </w:pPr>
             <w:r>
               <w:rPr>
@@ -7779,6 +8240,7 @@
           <w:p>
             <w:pPr>
               <w:pStyle w:val="Compact"/>
+              <w:jc w:val="left"/>
             </w:pPr>
             <w:r>
               <w:t xml:space="preserve">IP → nombre (resolución inversa)</w:t>
@@ -7790,6 +8252,7 @@
           <w:p>
             <w:pPr>
               <w:pStyle w:val="Compact"/>
+              <w:jc w:val="left"/>
             </w:pPr>
             <w:r>
               <w:t xml:space="preserve">10.113.0.203.in-addr.arpa → www.ejemplo.es</w:t>
@@ -7803,6 +8266,7 @@
           <w:p>
             <w:pPr>
               <w:pStyle w:val="Compact"/>
+              <w:jc w:val="left"/>
             </w:pPr>
             <w:r>
               <w:rPr>
@@ -7818,6 +8282,7 @@
           <w:p>
             <w:pPr>
               <w:pStyle w:val="Compact"/>
+              <w:jc w:val="left"/>
             </w:pPr>
             <w:r>
               <w:t xml:space="preserve">Metadatos de la zona: administrador, seriales, timers</w:t>
@@ -7829,6 +8294,7 @@
           <w:p>
             <w:pPr>
               <w:pStyle w:val="Compact"/>
+              <w:jc w:val="left"/>
             </w:pPr>
             <w:r>
               <w:t xml:space="preserve">—</w:t>
@@ -7868,8 +8334,8 @@
         </w:pict>
       </w:r>
     </w:p>
-    <w:bookmarkEnd w:id="61"/>
-    <w:bookmarkStart w:id="62" w:name="zona-directa-y-zona-inversa"/>
+    <w:bookmarkEnd w:id="72"/>
+    <w:bookmarkStart w:id="73" w:name="zona-directa-y-zona-inversa"/>
     <w:p>
       <w:pPr>
         <w:pStyle w:val="Heading2"/>
@@ -7945,7 +8411,13 @@
         <w:t xml:space="preserve"> </w:t>
       </w:r>
       <w:r>
-        <w:t xml:space="preserve">“no reverse DNS”</w:t>
+        <w:t xml:space="preserve">“</w:t>
+      </w:r>
+      <w:r>
+        <w:t xml:space="preserve">no reverse DNS</w:t>
+      </w:r>
+      <w:r>
+        <w:t xml:space="preserve">”</w:t>
       </w:r>
       <w:r>
         <w:t xml:space="preserve">, ya sabes: a tu IP pública le falta su PTR.</w:t>
@@ -7958,8 +8430,8 @@
         </w:pict>
       </w:r>
     </w:p>
-    <w:bookmarkEnd w:id="62"/>
-    <w:bookmarkStart w:id="63" w:name="mini-chequeo-3"/>
+    <w:bookmarkEnd w:id="73"/>
+    <w:bookmarkStart w:id="74" w:name="mini-chequeo-3"/>
     <w:p>
       <w:pPr>
         <w:pStyle w:val="Heading2"/>
@@ -8019,7 +8491,13 @@
         <w:t xml:space="preserve"> </w:t>
       </w:r>
       <w:r>
-        <w:t xml:space="preserve">“no navega”</w:t>
+        <w:t xml:space="preserve">“</w:t>
+      </w:r>
+      <w:r>
+        <w:t xml:space="preserve">no navega</w:t>
+      </w:r>
+      <w:r>
+        <w:t xml:space="preserve">”</w:t>
       </w:r>
       <w:r>
         <w:t xml:space="preserve"> </w:t>
@@ -8217,8 +8695,8 @@
         </w:pict>
       </w:r>
     </w:p>
-    <w:bookmarkEnd w:id="63"/>
-    <w:bookmarkStart w:id="64" w:name="resumen-en-3-frases-3"/>
+    <w:bookmarkEnd w:id="74"/>
+    <w:bookmarkStart w:id="75" w:name="resumen-en-3-frases-3"/>
     <w:p>
       <w:pPr>
         <w:pStyle w:val="Heading2"/>
@@ -8305,8 +8783,8 @@
         <w:t xml:space="preserve">Los registros tipados (A, AAAA, CNAME, MX, NS, PTR) son el idioma de las zonas; la inversa (PTR) importa más de lo que crees.</w:t>
       </w:r>
     </w:p>
-    <w:bookmarkEnd w:id="64"/>
-    <w:bookmarkStart w:id="65" w:name="vocabulario-rápido-3"/>
+    <w:bookmarkEnd w:id="75"/>
+    <w:bookmarkStart w:id="76" w:name="vocabulario-rápido-3"/>
     <w:p>
       <w:pPr>
         <w:pStyle w:val="Heading2"/>
@@ -8319,6 +8797,7 @@
       <w:tblPr>
         <w:tblStyle w:val="Table"/>
         <w:tblW w:type="auto" w:w="0"/>
+        <w:jc w:val="left"/>
         <w:tblLook w:firstRow="1" w:lastRow="0" w:firstColumn="0" w:lastColumn="0" w:noHBand="0" w:noVBand="0" w:val="0020"/>
       </w:tblPr>
       <w:tblGrid>
@@ -8334,6 +8813,7 @@
           <w:p>
             <w:pPr>
               <w:pStyle w:val="Compact"/>
+              <w:jc w:val="left"/>
             </w:pPr>
             <w:r>
               <w:t xml:space="preserve">Término</w:t>
@@ -8345,6 +8825,7 @@
           <w:p>
             <w:pPr>
               <w:pStyle w:val="Compact"/>
+              <w:jc w:val="left"/>
             </w:pPr>
             <w:r>
               <w:t xml:space="preserve">Idea general</w:t>
@@ -8358,6 +8839,7 @@
           <w:p>
             <w:pPr>
               <w:pStyle w:val="Compact"/>
+              <w:jc w:val="left"/>
             </w:pPr>
             <w:r>
               <w:t xml:space="preserve">Resolver</w:t>
@@ -8369,6 +8851,7 @@
           <w:p>
             <w:pPr>
               <w:pStyle w:val="Compact"/>
+              <w:jc w:val="left"/>
             </w:pPr>
             <w:r>
               <w:t xml:space="preserve">Servidor DNS que hace las consultas en tu nombre</w:t>
@@ -8382,6 +8865,7 @@
           <w:p>
             <w:pPr>
               <w:pStyle w:val="Compact"/>
+              <w:jc w:val="left"/>
             </w:pPr>
             <w:r>
               <w:t xml:space="preserve">Autoritativo</w:t>
@@ -8393,6 +8877,7 @@
           <w:p>
             <w:pPr>
               <w:pStyle w:val="Compact"/>
+              <w:jc w:val="left"/>
             </w:pPr>
             <w:r>
               <w:t xml:space="preserve">Servidor que tiene la respuesta oficial de una zona</w:t>
@@ -8406,6 +8891,7 @@
           <w:p>
             <w:pPr>
               <w:pStyle w:val="Compact"/>
+              <w:jc w:val="left"/>
             </w:pPr>
             <w:r>
               <w:t xml:space="preserve">TTL</w:t>
@@ -8417,6 +8903,7 @@
           <w:p>
             <w:pPr>
               <w:pStyle w:val="Compact"/>
+              <w:jc w:val="left"/>
             </w:pPr>
             <w:r>
               <w:t xml:space="preserve">Segundos que una respuesta puede vivir en caché</w:t>
@@ -8430,6 +8917,7 @@
           <w:p>
             <w:pPr>
               <w:pStyle w:val="Compact"/>
+              <w:jc w:val="left"/>
             </w:pPr>
             <w:r>
               <w:t xml:space="preserve">Zona</w:t>
@@ -8441,6 +8929,7 @@
           <w:p>
             <w:pPr>
               <w:pStyle w:val="Compact"/>
+              <w:jc w:val="left"/>
             </w:pPr>
             <w:r>
               <w:t xml:space="preserve">Porción del árbol DNS que gestiona un servidor</w:t>
@@ -8454,6 +8943,7 @@
           <w:p>
             <w:pPr>
               <w:pStyle w:val="Compact"/>
+              <w:jc w:val="left"/>
             </w:pPr>
             <w:r>
               <w:t xml:space="preserve">in-addr.arpa</w:t>
@@ -8465,6 +8955,7 @@
           <w:p>
             <w:pPr>
               <w:pStyle w:val="Compact"/>
+              <w:jc w:val="left"/>
             </w:pPr>
             <w:r>
               <w:t xml:space="preserve">Dominio especial de la resolución inversa</w:t>
@@ -8490,7 +8981,7 @@
       <w:r>
         <w:t xml:space="preserve"> </w:t>
       </w:r>
-      <w:hyperlink r:id="rId33">
+      <w:hyperlink r:id="rId44">
         <w:r>
           <w:rPr>
             <w:rStyle w:val="Hyperlink"/>
@@ -8517,7 +9008,7 @@
       <w:r>
         <w:t xml:space="preserve"> </w:t>
       </w:r>
-      <w:hyperlink r:id="rId12">
+      <w:hyperlink r:id="rId23">
         <w:r>
           <w:rPr>
             <w:rStyle w:val="Hyperlink"/>
@@ -8544,7 +9035,7 @@
       <w:r>
         <w:t xml:space="preserve"> </w:t>
       </w:r>
-      <w:hyperlink r:id="rId14">
+      <w:hyperlink r:id="rId25">
         <w:r>
           <w:rPr>
             <w:rStyle w:val="Hyperlink"/>
@@ -8553,9 +9044,9 @@
         </w:r>
       </w:hyperlink>
     </w:p>
-    <w:bookmarkEnd w:id="65"/>
-    <w:bookmarkEnd w:id="66"/>
-    <w:bookmarkStart w:id="74" w:name="registros-y-zonas-dns"/>
+    <w:bookmarkEnd w:id="76"/>
+    <w:bookmarkEnd w:id="77"/>
+    <w:bookmarkStart w:id="85" w:name="registros-y-zonas-dns"/>
     <w:p>
       <w:pPr>
         <w:pStyle w:val="Heading1"/>
@@ -8619,7 +9110,7 @@
         </w:pict>
       </w:r>
     </w:p>
-    <w:bookmarkStart w:id="67" w:name="la-idea-en-una-frase-4"/>
+    <w:bookmarkStart w:id="78" w:name="la-idea-en-una-frase-4"/>
     <w:p>
       <w:pPr>
         <w:pStyle w:val="Heading2"/>
@@ -8671,7 +9162,13 @@
         <w:t xml:space="preserve"> </w:t>
       </w:r>
       <w:r>
-        <w:t xml:space="preserve">“todo funciona”</w:t>
+        <w:t xml:space="preserve">“</w:t>
+      </w:r>
+      <w:r>
+        <w:t xml:space="preserve">todo funciona</w:t>
+      </w:r>
+      <w:r>
+        <w:t xml:space="preserve">”</w:t>
       </w:r>
       <w:r>
         <w:t xml:space="preserve"> </w:t>
@@ -8683,7 +9180,13 @@
         <w:t xml:space="preserve"> </w:t>
       </w:r>
       <w:r>
-        <w:t xml:space="preserve">“¿por qué el correo no sale?”</w:t>
+        <w:t xml:space="preserve">“</w:t>
+      </w:r>
+      <w:r>
+        <w:t xml:space="preserve">¿por qué el correo no sale?</w:t>
+      </w:r>
+      <w:r>
+        <w:t xml:space="preserve">”</w:t>
       </w:r>
       <w:r>
         <w:t xml:space="preserve">.</w:t>
@@ -8696,8 +9199,8 @@
         </w:pict>
       </w:r>
     </w:p>
-    <w:bookmarkEnd w:id="67"/>
-    <w:bookmarkStart w:id="68" w:name="anatomía-de-una-zona"/>
+    <w:bookmarkEnd w:id="78"/>
+    <w:bookmarkStart w:id="79" w:name="anatomía-de-una-zona"/>
     <w:p>
       <w:pPr>
         <w:pStyle w:val="Heading2"/>
@@ -8817,7 +9320,13 @@
         <w:t xml:space="preserve"> </w:t>
       </w:r>
       <w:r>
-        <w:t xml:space="preserve">“el propio dominio, sin host delante”</w:t>
+        <w:t xml:space="preserve">“</w:t>
+      </w:r>
+      <w:r>
+        <w:t xml:space="preserve">el propio dominio, sin host delante</w:t>
+      </w:r>
+      <w:r>
+        <w:t xml:space="preserve">”</w:t>
       </w:r>
       <w:r>
         <w:t xml:space="preserve">. El</w:t>
@@ -8862,8 +9371,8 @@
         </w:pict>
       </w:r>
     </w:p>
-    <w:bookmarkEnd w:id="68"/>
-    <w:bookmarkStart w:id="69" w:name="cómo-se-crea-y-se-replica-una-zona"/>
+    <w:bookmarkEnd w:id="79"/>
+    <w:bookmarkStart w:id="80" w:name="cómo-se-crea-y-se-replica-una-zona"/>
     <w:p>
       <w:pPr>
         <w:pStyle w:val="Heading2"/>
@@ -8876,6 +9385,7 @@
       <w:tblPr>
         <w:tblStyle w:val="Table"/>
         <w:tblW w:type="pct" w:w="5000"/>
+        <w:jc w:val="left"/>
         <w:tblLayout w:type="fixed"/>
         <w:tblLook w:firstRow="1" w:lastRow="0" w:firstColumn="0" w:lastColumn="0" w:noHBand="0" w:noVBand="0" w:val="0020"/>
       </w:tblPr>
@@ -8893,6 +9403,7 @@
           <w:p>
             <w:pPr>
               <w:pStyle w:val="Compact"/>
+              <w:jc w:val="left"/>
             </w:pPr>
             <w:r>
               <w:t xml:space="preserve">Concepto</w:t>
@@ -8904,6 +9415,7 @@
           <w:p>
             <w:pPr>
               <w:pStyle w:val="Compact"/>
+              <w:jc w:val="left"/>
             </w:pPr>
             <w:r>
               <w:t xml:space="preserve">Qué es</w:t>
@@ -8915,6 +9427,7 @@
           <w:p>
             <w:pPr>
               <w:pStyle w:val="Compact"/>
+              <w:jc w:val="left"/>
             </w:pPr>
             <w:r>
               <w:t xml:space="preserve">Detalle práctico</w:t>
@@ -8928,6 +9441,7 @@
           <w:p>
             <w:pPr>
               <w:pStyle w:val="Compact"/>
+              <w:jc w:val="left"/>
             </w:pPr>
             <w:r>
               <w:t xml:space="preserve">Zona primaria</w:t>
@@ -8939,6 +9453,7 @@
           <w:p>
             <w:pPr>
               <w:pStyle w:val="Compact"/>
+              <w:jc w:val="left"/>
             </w:pPr>
             <w:r>
               <w:t xml:space="preserve">Donde se edita</w:t>
@@ -8950,6 +9465,7 @@
           <w:p>
             <w:pPr>
               <w:pStyle w:val="Compact"/>
+              <w:jc w:val="left"/>
             </w:pPr>
             <w:r>
               <w:t xml:space="preserve">El servidor con la copia de lectura/escritura</w:t>
@@ -8963,6 +9479,7 @@
           <w:p>
             <w:pPr>
               <w:pStyle w:val="Compact"/>
+              <w:jc w:val="left"/>
             </w:pPr>
             <w:r>
               <w:t xml:space="preserve">Zona secundaria</w:t>
@@ -8974,6 +9491,7 @@
           <w:p>
             <w:pPr>
               <w:pStyle w:val="Compact"/>
+              <w:jc w:val="left"/>
             </w:pPr>
             <w:r>
               <w:t xml:space="preserve">Copia de solo lectura</w:t>
@@ -8985,6 +9503,7 @@
           <w:p>
             <w:pPr>
               <w:pStyle w:val="Compact"/>
+              <w:jc w:val="left"/>
             </w:pPr>
             <w:r>
               <w:t xml:space="preserve">Recibe las transferencias de zona del primario</w:t>
@@ -8998,6 +9517,7 @@
           <w:p>
             <w:pPr>
               <w:pStyle w:val="Compact"/>
+              <w:jc w:val="left"/>
             </w:pPr>
             <w:r>
               <w:t xml:space="preserve">Transferencia AXFR/IXFR</w:t>
@@ -9009,6 +9529,7 @@
           <w:p>
             <w:pPr>
               <w:pStyle w:val="Compact"/>
+              <w:jc w:val="left"/>
             </w:pPr>
             <w:r>
               <w:t xml:space="preserve">Replicación</w:t>
@@ -9020,6 +9541,7 @@
           <w:p>
             <w:pPr>
               <w:pStyle w:val="Compact"/>
+              <w:jc w:val="left"/>
             </w:pPr>
             <w:r>
               <w:t xml:space="preserve">AXFR completa, IXFR solo los cambios incrementales</w:t>
@@ -9033,6 +9555,7 @@
           <w:p>
             <w:pPr>
               <w:pStyle w:val="Compact"/>
+              <w:jc w:val="left"/>
             </w:pPr>
             <w:r>
               <w:t xml:space="preserve">Delegación</w:t>
@@ -9044,6 +9567,7 @@
           <w:p>
             <w:pPr>
               <w:pStyle w:val="Compact"/>
+              <w:jc w:val="left"/>
             </w:pPr>
             <w:r>
               <w:t xml:space="preserve">Subdominio a otro servidor</w:t>
@@ -9055,6 +9579,7 @@
           <w:p>
             <w:pPr>
               <w:pStyle w:val="Compact"/>
+              <w:jc w:val="left"/>
             </w:pPr>
             <w:r>
               <w:rPr>
@@ -9096,7 +9621,13 @@
         <w:t xml:space="preserve"> </w:t>
       </w:r>
       <w:r>
-        <w:t xml:space="preserve">“esclavo antiguo”</w:t>
+        <w:t xml:space="preserve">“</w:t>
+      </w:r>
+      <w:r>
+        <w:t xml:space="preserve">esclavo antiguo</w:t>
+      </w:r>
+      <w:r>
+        <w:t xml:space="preserve">”</w:t>
       </w:r>
       <w:r>
         <w:t xml:space="preserve">: es un peer con copia de solo lectura que los clientes consultan igual.</w:t>
@@ -9123,7 +9654,13 @@
         <w:t xml:space="preserve"> </w:t>
       </w:r>
       <w:r>
-        <w:t xml:space="preserve">“Transferencias de zona abiertas a cualquiera: el mejor regalo que puedes hacer a un atacante, que se lleva el mapa completo de tu red con nombres, IPs y servicios. Limita las AXFR a los secundarios declarados. Gracias por venir.”</w:t>
+        <w:t xml:space="preserve">“</w:t>
+      </w:r>
+      <w:r>
+        <w:t xml:space="preserve">Transferencias de zona abiertas a cualquiera: el mejor regalo que puedes hacer a un atacante, que se lleva el mapa completo de tu red con nombres, IPs y servicios. Limita las AXFR a los secundarios declarados. Gracias por venir.</w:t>
+      </w:r>
+      <w:r>
+        <w:t xml:space="preserve">”</w:t>
       </w:r>
     </w:p>
     <w:p>
@@ -9133,8 +9670,8 @@
         </w:pict>
       </w:r>
     </w:p>
-    <w:bookmarkEnd w:id="69"/>
-    <w:bookmarkStart w:id="70" w:name="X742f307941d561d2bf451626602cc321afc4146"/>
+    <w:bookmarkEnd w:id="80"/>
+    <w:bookmarkStart w:id="81" w:name="X742f307941d561d2bf451626602cc321afc4146"/>
     <w:p>
       <w:pPr>
         <w:pStyle w:val="Heading2"/>
@@ -9186,7 +9723,13 @@
         <w:t xml:space="preserve"> </w:t>
       </w:r>
       <w:r>
-        <w:t xml:space="preserve">“todo lo que no conozca, mándaselo a 8.8.8.8”</w:t>
+        <w:t xml:space="preserve">“</w:t>
+      </w:r>
+      <w:r>
+        <w:t xml:space="preserve">todo lo que no conozca, mándaselo a 8.8.8.8</w:t>
+      </w:r>
+      <w:r>
+        <w:t xml:space="preserve">”</w:t>
       </w:r>
       <w:r>
         <w:t xml:space="preserve">. Sencillo, pero filtros de contenido y caché corporativa dejan de funcionar.</w:t>
@@ -9211,7 +9754,10 @@
         <w:t xml:space="preserve"> </w:t>
       </w:r>
       <w:r>
-        <w:t xml:space="preserve">“las consultas de</w:t>
+        <w:t xml:space="preserve">“</w:t>
+      </w:r>
+      <w:r>
+        <w:t xml:space="preserve">las consultas de</w:t>
       </w:r>
       <w:r>
         <w:t xml:space="preserve"> </w:t>
@@ -9226,7 +9772,10 @@
         <w:t xml:space="preserve"> </w:t>
       </w:r>
       <w:r>
-        <w:t xml:space="preserve">mándaselas a 10.20.30.40”</w:t>
+        <w:t xml:space="preserve">mándaselas a 10.20.30.40</w:t>
+      </w:r>
+      <w:r>
+        <w:t xml:space="preserve">”</w:t>
       </w:r>
       <w:r>
         <w:t xml:space="preserve">. Imprescindible cuando te fusionas con otra empresa o usas dominios de socio.</w:t>
@@ -9243,7 +9792,13 @@
         <w:t xml:space="preserve"> </w:t>
       </w:r>
       <w:r>
-        <w:t xml:space="preserve">“romper”</w:t>
+        <w:t xml:space="preserve">“</w:t>
+      </w:r>
+      <w:r>
+        <w:t xml:space="preserve">romper</w:t>
+      </w:r>
+      <w:r>
+        <w:t xml:space="preserve">”</w:t>
       </w:r>
       <w:r>
         <w:t xml:space="preserve"> </w:t>
@@ -9259,8 +9814,8 @@
         </w:pict>
       </w:r>
     </w:p>
-    <w:bookmarkEnd w:id="70"/>
-    <w:bookmarkStart w:id="71" w:name="mini-chequeo-4"/>
+    <w:bookmarkEnd w:id="81"/>
+    <w:bookmarkStart w:id="82" w:name="mini-chequeo-4"/>
     <w:p>
       <w:pPr>
         <w:pStyle w:val="Heading2"/>
@@ -9499,8 +10054,8 @@
         </w:pict>
       </w:r>
     </w:p>
-    <w:bookmarkEnd w:id="71"/>
-    <w:bookmarkStart w:id="72" w:name="resumen-en-3-frases-4"/>
+    <w:bookmarkEnd w:id="82"/>
+    <w:bookmarkStart w:id="83" w:name="resumen-en-3-frases-4"/>
     <w:p>
       <w:pPr>
         <w:pStyle w:val="Heading2"/>
@@ -9609,8 +10164,8 @@
         <w:t xml:space="preserve">(globales o condicionales) conectan tu DNS interno con el resto del mundo sin exponer tu zona.</w:t>
       </w:r>
     </w:p>
-    <w:bookmarkEnd w:id="72"/>
-    <w:bookmarkStart w:id="73" w:name="vocabulario-rápido-4"/>
+    <w:bookmarkEnd w:id="83"/>
+    <w:bookmarkStart w:id="84" w:name="vocabulario-rápido-4"/>
     <w:p>
       <w:pPr>
         <w:pStyle w:val="Heading2"/>
@@ -9623,6 +10178,7 @@
       <w:tblPr>
         <w:tblStyle w:val="Table"/>
         <w:tblW w:type="pct" w:w="5000"/>
+        <w:jc w:val="left"/>
         <w:tblLayout w:type="fixed"/>
         <w:tblLook w:firstRow="1" w:lastRow="0" w:firstColumn="0" w:lastColumn="0" w:noHBand="0" w:noVBand="0" w:val="0020"/>
       </w:tblPr>
@@ -9639,6 +10195,7 @@
           <w:p>
             <w:pPr>
               <w:pStyle w:val="Compact"/>
+              <w:jc w:val="left"/>
             </w:pPr>
             <w:r>
               <w:t xml:space="preserve">Término</w:t>
@@ -9650,6 +10207,7 @@
           <w:p>
             <w:pPr>
               <w:pStyle w:val="Compact"/>
+              <w:jc w:val="left"/>
             </w:pPr>
             <w:r>
               <w:t xml:space="preserve">Idea general</w:t>
@@ -9663,6 +10221,7 @@
           <w:p>
             <w:pPr>
               <w:pStyle w:val="Compact"/>
+              <w:jc w:val="left"/>
             </w:pPr>
             <w:r>
               <w:t xml:space="preserve">SOA</w:t>
@@ -9674,6 +10233,7 @@
           <w:p>
             <w:pPr>
               <w:pStyle w:val="Compact"/>
+              <w:jc w:val="left"/>
             </w:pPr>
             <w:r>
               <w:t xml:space="preserve">Registro inicial de la zona: admin, serial y timers</w:t>
@@ -9687,6 +10247,7 @@
           <w:p>
             <w:pPr>
               <w:pStyle w:val="Compact"/>
+              <w:jc w:val="left"/>
             </w:pPr>
             <w:r>
               <w:t xml:space="preserve">Serial</w:t>
@@ -9698,6 +10259,7 @@
           <w:p>
             <w:pPr>
               <w:pStyle w:val="Compact"/>
+              <w:jc w:val="left"/>
             </w:pPr>
             <w:r>
               <w:t xml:space="preserve">Número de versión de la zona; sube con cada cambio</w:t>
@@ -9711,6 +10273,7 @@
           <w:p>
             <w:pPr>
               <w:pStyle w:val="Compact"/>
+              <w:jc w:val="left"/>
             </w:pPr>
             <w:r>
               <w:t xml:space="preserve">Zona secundaria</w:t>
@@ -9722,6 +10285,7 @@
           <w:p>
             <w:pPr>
               <w:pStyle w:val="Compact"/>
+              <w:jc w:val="left"/>
             </w:pPr>
             <w:r>
               <w:t xml:space="preserve">Réplica de solo lectura de una zona</w:t>
@@ -9735,6 +10299,7 @@
           <w:p>
             <w:pPr>
               <w:pStyle w:val="Compact"/>
+              <w:jc w:val="left"/>
             </w:pPr>
             <w:r>
               <w:t xml:space="preserve">AXFR / IXFR</w:t>
@@ -9746,6 +10311,7 @@
           <w:p>
             <w:pPr>
               <w:pStyle w:val="Compact"/>
+              <w:jc w:val="left"/>
             </w:pPr>
             <w:r>
               <w:t xml:space="preserve">Transferencia completa / incremental de zona</w:t>
@@ -9759,6 +10325,7 @@
           <w:p>
             <w:pPr>
               <w:pStyle w:val="Compact"/>
+              <w:jc w:val="left"/>
             </w:pPr>
             <w:r>
               <w:t xml:space="preserve">Reenviador condicional</w:t>
@@ -9770,6 +10337,7 @@
           <w:p>
             <w:pPr>
               <w:pStyle w:val="Compact"/>
+              <w:jc w:val="left"/>
             </w:pPr>
             <w:r>
               <w:t xml:space="preserve">DNS que manda ciertos dominios a servidores concretos</w:t>
@@ -9795,7 +10363,7 @@
       <w:r>
         <w:t xml:space="preserve"> </w:t>
       </w:r>
-      <w:hyperlink r:id="rId33">
+      <w:hyperlink r:id="rId44">
         <w:r>
           <w:rPr>
             <w:rStyle w:val="Hyperlink"/>
@@ -9822,7 +10390,7 @@
       <w:r>
         <w:t xml:space="preserve"> </w:t>
       </w:r>
-      <w:hyperlink r:id="rId13">
+      <w:hyperlink r:id="rId24">
         <w:r>
           <w:rPr>
             <w:rStyle w:val="Hyperlink"/>
@@ -9849,7 +10417,7 @@
       <w:r>
         <w:t xml:space="preserve"> </w:t>
       </w:r>
-      <w:hyperlink r:id="rId15">
+      <w:hyperlink r:id="rId26">
         <w:r>
           <w:rPr>
             <w:rStyle w:val="Hyperlink"/>
@@ -9858,9 +10426,9 @@
         </w:r>
       </w:hyperlink>
     </w:p>
-    <w:bookmarkEnd w:id="73"/>
-    <w:bookmarkEnd w:id="74"/>
-    <w:bookmarkStart w:id="82" w:name="ntp-la-hora-es-sagrada"/>
+    <w:bookmarkEnd w:id="84"/>
+    <w:bookmarkEnd w:id="85"/>
+    <w:bookmarkStart w:id="93" w:name="ntp-la-hora-es-sagrada"/>
     <w:p>
       <w:pPr>
         <w:pStyle w:val="Heading1"/>
@@ -9924,7 +10492,7 @@
         </w:pict>
       </w:r>
     </w:p>
-    <w:bookmarkStart w:id="75" w:name="la-idea-en-una-frase-5"/>
+    <w:bookmarkStart w:id="86" w:name="la-idea-en-una-frase-5"/>
     <w:p>
       <w:pPr>
         <w:pStyle w:val="Heading2"/>
@@ -9964,7 +10532,13 @@
         <w:t xml:space="preserve"> </w:t>
       </w:r>
       <w:r>
-        <w:t xml:space="preserve">“antes”</w:t>
+        <w:t xml:space="preserve">“</w:t>
+      </w:r>
+      <w:r>
+        <w:t xml:space="preserve">antes</w:t>
+      </w:r>
+      <w:r>
+        <w:t xml:space="preserve">”</w:t>
       </w:r>
       <w:r>
         <w:t xml:space="preserve"> </w:t>
@@ -9980,8 +10554,8 @@
         </w:pict>
       </w:r>
     </w:p>
-    <w:bookmarkEnd w:id="75"/>
-    <w:bookmarkStart w:id="76" w:name="X140b555bd1e38f076fd986a85e2009d3d9d6236"/>
+    <w:bookmarkEnd w:id="86"/>
+    <w:bookmarkStart w:id="87" w:name="X140b555bd1e38f076fd986a85e2009d3d9d6236"/>
     <w:p>
       <w:pPr>
         <w:pStyle w:val="Heading2"/>
@@ -9995,7 +10569,13 @@
         <w:pStyle w:val="FirstParagraph"/>
       </w:pPr>
       <w:r>
-        <w:t xml:space="preserve">“Que el reloj vaya un poco desajustado no importa”</w:t>
+        <w:t xml:space="preserve">“</w:t>
+      </w:r>
+      <w:r>
+        <w:t xml:space="preserve">Que el reloj vaya un poco desajustado no importa</w:t>
+      </w:r>
+      <w:r>
+        <w:t xml:space="preserve">”</w:t>
       </w:r>
       <w:r>
         <w:t xml:space="preserve"> </w:t>
@@ -10008,6 +10588,7 @@
       <w:tblPr>
         <w:tblStyle w:val="Table"/>
         <w:tblW w:type="pct" w:w="5000"/>
+        <w:jc w:val="left"/>
         <w:tblLayout w:type="fixed"/>
         <w:tblLook w:firstRow="1" w:lastRow="0" w:firstColumn="0" w:lastColumn="0" w:noHBand="0" w:noVBand="0" w:val="0020"/>
       </w:tblPr>
@@ -10024,6 +10605,7 @@
           <w:p>
             <w:pPr>
               <w:pStyle w:val="Compact"/>
+              <w:jc w:val="left"/>
             </w:pPr>
             <w:r>
               <w:t xml:space="preserve">Ámbito</w:t>
@@ -10035,6 +10617,7 @@
           <w:p>
             <w:pPr>
               <w:pStyle w:val="Compact"/>
+              <w:jc w:val="left"/>
             </w:pPr>
             <w:r>
               <w:t xml:space="preserve">Qué rompe un reloj desajustado</w:t>
@@ -10048,6 +10631,7 @@
           <w:p>
             <w:pPr>
               <w:pStyle w:val="Compact"/>
+              <w:jc w:val="left"/>
             </w:pPr>
             <w:r>
               <w:rPr>
@@ -10063,6 +10647,7 @@
           <w:p>
             <w:pPr>
               <w:pStyle w:val="Compact"/>
+              <w:jc w:val="left"/>
             </w:pPr>
             <w:r>
               <w:t xml:space="preserve">Un ataque a las 10:03:12 en el router y a las 10:07:45 en el firewall no se puede correlacionar; si los relojes difieren minutos, la traza se pierde</w:t>
@@ -10076,6 +10661,7 @@
           <w:p>
             <w:pPr>
               <w:pStyle w:val="Compact"/>
+              <w:jc w:val="left"/>
             </w:pPr>
             <w:r>
               <w:rPr>
@@ -10091,6 +10677,7 @@
           <w:p>
             <w:pPr>
               <w:pStyle w:val="Compact"/>
+              <w:jc w:val="left"/>
             </w:pPr>
             <w:r>
               <w:t xml:space="preserve">Si tu reloj va mal, el navegador cree que los certificados</w:t>
@@ -10099,7 +10686,13 @@
               <w:t xml:space="preserve"> </w:t>
             </w:r>
             <w:r>
-              <w:t xml:space="preserve">“aún no valen”</w:t>
+              <w:t xml:space="preserve">“</w:t>
+            </w:r>
+            <w:r>
+              <w:t xml:space="preserve">aún no valen</w:t>
+            </w:r>
+            <w:r>
+              <w:t xml:space="preserve">”</w:t>
             </w:r>
             <w:r>
               <w:t xml:space="preserve"> </w:t>
@@ -10111,7 +10704,13 @@
               <w:t xml:space="preserve"> </w:t>
             </w:r>
             <w:r>
-              <w:t xml:space="preserve">“ya caducaron”</w:t>
+              <w:t xml:space="preserve">“</w:t>
+            </w:r>
+            <w:r>
+              <w:t xml:space="preserve">ya caducaron</w:t>
+            </w:r>
+            <w:r>
+              <w:t xml:space="preserve">”</w:t>
             </w:r>
           </w:p>
         </w:tc>
@@ -10122,6 +10721,7 @@
           <w:p>
             <w:pPr>
               <w:pStyle w:val="Compact"/>
+              <w:jc w:val="left"/>
             </w:pPr>
             <w:r>
               <w:rPr>
@@ -10137,6 +10737,7 @@
           <w:p>
             <w:pPr>
               <w:pStyle w:val="Compact"/>
+              <w:jc w:val="left"/>
             </w:pPr>
             <w:r>
               <w:t xml:space="preserve">Tolerancia típica de 5 minutos: pasado eso, nadie inicia sesión</w:t>
@@ -10150,6 +10751,7 @@
           <w:p>
             <w:pPr>
               <w:pStyle w:val="Compact"/>
+              <w:jc w:val="left"/>
             </w:pPr>
             <w:r>
               <w:rPr>
@@ -10165,6 +10767,7 @@
           <w:p>
             <w:pPr>
               <w:pStyle w:val="Compact"/>
+              <w:jc w:val="left"/>
             </w:pPr>
             <w:r>
               <w:t xml:space="preserve">Registros de acceso, logs de proxies, tarificación por tiempo…</w:t>
@@ -10236,8 +10839,8 @@
         </w:pict>
       </w:r>
     </w:p>
-    <w:bookmarkEnd w:id="76"/>
-    <w:bookmarkStart w:id="77" w:name="strata-la-jerarquía-de-la-hora"/>
+    <w:bookmarkEnd w:id="87"/>
+    <w:bookmarkStart w:id="88" w:name="strata-la-jerarquía-de-la-hora"/>
     <w:p>
       <w:pPr>
         <w:pStyle w:val="Heading2"/>
@@ -10457,7 +11060,13 @@
         <w:t xml:space="preserve"> </w:t>
       </w:r>
       <w:r>
-        <w:t xml:space="preserve">“la hora”</w:t>
+        <w:t xml:space="preserve">“</w:t>
+      </w:r>
+      <w:r>
+        <w:t xml:space="preserve">la hora</w:t>
+      </w:r>
+      <w:r>
+        <w:t xml:space="preserve">”</w:t>
       </w:r>
       <w:r>
         <w:t xml:space="preserve"> </w:t>
@@ -10473,8 +11082,8 @@
         </w:pict>
       </w:r>
     </w:p>
-    <w:bookmarkEnd w:id="77"/>
-    <w:bookmarkStart w:id="78" w:name="X01138dcca9b843e54c014a28b6bfe0073aad907"/>
+    <w:bookmarkEnd w:id="88"/>
+    <w:bookmarkStart w:id="89" w:name="X01138dcca9b843e54c014a28b6bfe0073aad907"/>
     <w:p>
       <w:pPr>
         <w:pStyle w:val="Heading2"/>
@@ -10494,7 +11103,13 @@
         <w:t xml:space="preserve"> </w:t>
       </w:r>
       <w:r>
-        <w:t xml:space="preserve">“el reloj de Windows de alguien”</w:t>
+        <w:t xml:space="preserve">“</w:t>
+      </w:r>
+      <w:r>
+        <w:t xml:space="preserve">el reloj de Windows de alguien</w:t>
+      </w:r>
+      <w:r>
+        <w:t xml:space="preserve">”</w:t>
       </w:r>
       <w:r>
         <w:t xml:space="preserve">: apuntas a fuentes fiables:</w:t>
@@ -10504,6 +11119,7 @@
       <w:tblPr>
         <w:tblStyle w:val="Table"/>
         <w:tblW w:type="pct" w:w="5000"/>
+        <w:jc w:val="left"/>
         <w:tblLayout w:type="fixed"/>
         <w:tblLook w:firstRow="1" w:lastRow="0" w:firstColumn="0" w:lastColumn="0" w:noHBand="0" w:noVBand="0" w:val="0020"/>
       </w:tblPr>
@@ -10521,6 +11137,7 @@
           <w:p>
             <w:pPr>
               <w:pStyle w:val="Compact"/>
+              <w:jc w:val="left"/>
             </w:pPr>
             <w:r>
               <w:t xml:space="preserve">Fuente</w:t>
@@ -10532,6 +11149,7 @@
           <w:p>
             <w:pPr>
               <w:pStyle w:val="Compact"/>
+              <w:jc w:val="left"/>
             </w:pPr>
             <w:r>
               <w:t xml:space="preserve">Ejemplo</w:t>
@@ -10543,6 +11161,7 @@
           <w:p>
             <w:pPr>
               <w:pStyle w:val="Compact"/>
+              <w:jc w:val="left"/>
             </w:pPr>
             <w:r>
               <w:t xml:space="preserve">Comentario</w:t>
@@ -10556,6 +11175,7 @@
           <w:p>
             <w:pPr>
               <w:pStyle w:val="Compact"/>
+              <w:jc w:val="left"/>
             </w:pPr>
             <w:r>
               <w:rPr>
@@ -10571,6 +11191,7 @@
           <w:p>
             <w:pPr>
               <w:pStyle w:val="Compact"/>
+              <w:jc w:val="left"/>
             </w:pPr>
             <w:r>
               <w:rPr>
@@ -10585,6 +11206,7 @@
           <w:p>
             <w:pPr>
               <w:pStyle w:val="Compact"/>
+              <w:jc w:val="left"/>
             </w:pPr>
             <w:r>
               <w:t xml:space="preserve">Round-robin de servidores voluntarios en España</w:t>
@@ -10598,6 +11220,7 @@
           <w:p>
             <w:pPr>
               <w:pStyle w:val="Compact"/>
+              <w:jc w:val="left"/>
             </w:pPr>
             <w:r>
               <w:rPr>
@@ -10613,6 +11236,7 @@
           <w:p>
             <w:pPr>
               <w:pStyle w:val="Compact"/>
+              <w:jc w:val="left"/>
             </w:pPr>
             <w:r>
               <w:rPr>
@@ -10627,6 +11251,7 @@
           <w:p>
             <w:pPr>
               <w:pStyle w:val="Compact"/>
+              <w:jc w:val="left"/>
             </w:pPr>
             <w:r>
               <w:t xml:space="preserve">Fuente institucional oficial</w:t>
@@ -10640,6 +11265,7 @@
           <w:p>
             <w:pPr>
               <w:pStyle w:val="Compact"/>
+              <w:jc w:val="left"/>
             </w:pPr>
             <w:r>
               <w:rPr>
@@ -10655,6 +11281,7 @@
           <w:p>
             <w:pPr>
               <w:pStyle w:val="Compact"/>
+              <w:jc w:val="left"/>
             </w:pPr>
             <w:r>
               <w:t xml:space="preserve">La IP que entrega tu operador</w:t>
@@ -10666,6 +11293,7 @@
           <w:p>
             <w:pPr>
               <w:pStyle w:val="Compact"/>
+              <w:jc w:val="left"/>
             </w:pPr>
             <w:r>
               <w:t xml:space="preserve">Suele ser stratum 2-3 razonable</w:t>
@@ -10679,6 +11307,7 @@
           <w:p>
             <w:pPr>
               <w:pStyle w:val="Compact"/>
+              <w:jc w:val="left"/>
             </w:pPr>
             <w:r>
               <w:rPr>
@@ -10694,6 +11323,7 @@
           <w:p>
             <w:pPr>
               <w:pStyle w:val="Compact"/>
+              <w:jc w:val="left"/>
             </w:pPr>
             <w:r>
               <w:t xml:space="preserve">Antena en el rack</w:t>
@@ -10705,6 +11335,7 @@
           <w:p>
             <w:pPr>
               <w:pStyle w:val="Compact"/>
+              <w:jc w:val="left"/>
             </w:pPr>
             <w:r>
               <w:t xml:space="preserve">Cuando no quieres depender de Internet</w:t>
@@ -10744,8 +11375,8 @@
         </w:pict>
       </w:r>
     </w:p>
-    <w:bookmarkEnd w:id="78"/>
-    <w:bookmarkStart w:id="79" w:name="mini-chequeo-5"/>
+    <w:bookmarkEnd w:id="89"/>
+    <w:bookmarkStart w:id="90" w:name="mini-chequeo-5"/>
     <w:p>
       <w:pPr>
         <w:pStyle w:val="Heading2"/>
@@ -10850,7 +11481,13 @@
         <w:t xml:space="preserve"> </w:t>
       </w:r>
       <w:r>
-        <w:t xml:space="preserve">“caducan”</w:t>
+        <w:t xml:space="preserve">“</w:t>
+      </w:r>
+      <w:r>
+        <w:t xml:space="preserve">caducan</w:t>
+      </w:r>
+      <w:r>
+        <w:t xml:space="preserve">”</w:t>
       </w:r>
       <w:r>
         <w:t xml:space="preserve"> </w:t>
@@ -10862,7 +11499,13 @@
         <w:t xml:space="preserve"> </w:t>
       </w:r>
       <w:r>
-        <w:t xml:space="preserve">“aún no valen”</w:t>
+        <w:t xml:space="preserve">“</w:t>
+      </w:r>
+      <w:r>
+        <w:t xml:space="preserve">aún no valen</w:t>
+      </w:r>
+      <w:r>
+        <w:t xml:space="preserve">”</w:t>
       </w:r>
       <w:r>
         <w:t xml:space="preserve">, y autenticación Kerberos/dominio que rechaza a los usuarios (tolerancia típica de 5 minutos).</w:t>
@@ -10883,7 +11526,13 @@
         <w:t xml:space="preserve"> </w:t>
       </w:r>
       <w:r>
-        <w:t xml:space="preserve">“slew”</w:t>
+        <w:t xml:space="preserve">“</w:t>
+      </w:r>
+      <w:r>
+        <w:t xml:space="preserve">slew</w:t>
+      </w:r>
+      <w:r>
+        <w:t xml:space="preserve">”</w:t>
       </w:r>
       <w:r>
         <w:t xml:space="preserve"> </w:t>
@@ -10911,8 +11560,8 @@
         </w:pict>
       </w:r>
     </w:p>
-    <w:bookmarkEnd w:id="79"/>
-    <w:bookmarkStart w:id="80" w:name="resumen-en-3-frases-5"/>
+    <w:bookmarkEnd w:id="90"/>
+    <w:bookmarkStart w:id="91" w:name="resumen-en-3-frases-5"/>
     <w:p>
       <w:pPr>
         <w:pStyle w:val="Heading2"/>
@@ -11002,8 +11651,8 @@
         <w:t xml:space="preserve">(pool español, ROA…) y deja que el protocolo elija.</w:t>
       </w:r>
     </w:p>
-    <w:bookmarkEnd w:id="80"/>
-    <w:bookmarkStart w:id="81" w:name="vocabulario-rápido-5"/>
+    <w:bookmarkEnd w:id="91"/>
+    <w:bookmarkStart w:id="92" w:name="vocabulario-rápido-5"/>
     <w:p>
       <w:pPr>
         <w:pStyle w:val="Heading2"/>
@@ -11016,6 +11665,7 @@
       <w:tblPr>
         <w:tblStyle w:val="Table"/>
         <w:tblW w:type="auto" w:w="0"/>
+        <w:jc w:val="left"/>
         <w:tblLook w:firstRow="1" w:lastRow="0" w:firstColumn="0" w:lastColumn="0" w:noHBand="0" w:noVBand="0" w:val="0020"/>
       </w:tblPr>
       <w:tblGrid>
@@ -11031,6 +11681,7 @@
           <w:p>
             <w:pPr>
               <w:pStyle w:val="Compact"/>
+              <w:jc w:val="left"/>
             </w:pPr>
             <w:r>
               <w:t xml:space="preserve">Término</w:t>
@@ -11042,6 +11693,7 @@
           <w:p>
             <w:pPr>
               <w:pStyle w:val="Compact"/>
+              <w:jc w:val="left"/>
             </w:pPr>
             <w:r>
               <w:t xml:space="preserve">Idea general</w:t>
@@ -11055,6 +11707,7 @@
           <w:p>
             <w:pPr>
               <w:pStyle w:val="Compact"/>
+              <w:jc w:val="left"/>
             </w:pPr>
             <w:r>
               <w:t xml:space="preserve">Stratum</w:t>
@@ -11066,6 +11719,7 @@
           <w:p>
             <w:pPr>
               <w:pStyle w:val="Compact"/>
+              <w:jc w:val="left"/>
             </w:pPr>
             <w:r>
               <w:t xml:space="preserve">Nivel de la fuente respecto al reloj físico</w:t>
@@ -11079,6 +11733,7 @@
           <w:p>
             <w:pPr>
               <w:pStyle w:val="Compact"/>
+              <w:jc w:val="left"/>
             </w:pPr>
             <w:r>
               <w:t xml:space="preserve">Offset</w:t>
@@ -11090,6 +11745,7 @@
           <w:p>
             <w:pPr>
               <w:pStyle w:val="Compact"/>
+              <w:jc w:val="left"/>
             </w:pPr>
             <w:r>
               <w:t xml:space="preserve">Diferencia entre tu reloj y el de la fuente</w:t>
@@ -11103,6 +11759,7 @@
           <w:p>
             <w:pPr>
               <w:pStyle w:val="Compact"/>
+              <w:jc w:val="left"/>
             </w:pPr>
             <w:r>
               <w:t xml:space="preserve">Drift</w:t>
@@ -11114,6 +11771,7 @@
           <w:p>
             <w:pPr>
               <w:pStyle w:val="Compact"/>
+              <w:jc w:val="left"/>
             </w:pPr>
             <w:r>
               <w:t xml:space="preserve">Deriva natural del reloj local (ppm)</w:t>
@@ -11127,6 +11785,7 @@
           <w:p>
             <w:pPr>
               <w:pStyle w:val="Compact"/>
+              <w:jc w:val="left"/>
             </w:pPr>
             <w:r>
               <w:t xml:space="preserve">Slew</w:t>
@@ -11138,6 +11797,7 @@
           <w:p>
             <w:pPr>
               <w:pStyle w:val="Compact"/>
+              <w:jc w:val="left"/>
             </w:pPr>
             <w:r>
               <w:t xml:space="preserve">Corrección gradual del reloj, sin saltos</w:t>
@@ -11151,6 +11811,7 @@
           <w:p>
             <w:pPr>
               <w:pStyle w:val="Compact"/>
+              <w:jc w:val="left"/>
             </w:pPr>
             <w:r>
               <w:t xml:space="preserve">NTP Pool</w:t>
@@ -11162,6 +11823,7 @@
           <w:p>
             <w:pPr>
               <w:pStyle w:val="Compact"/>
+              <w:jc w:val="left"/>
             </w:pPr>
             <w:r>
               <w:t xml:space="preserve">Red distribuida de servidores de tiempo públicos</w:t>
@@ -11187,7 +11849,7 @@
       <w:r>
         <w:t xml:space="preserve"> </w:t>
       </w:r>
-      <w:hyperlink r:id="rId33">
+      <w:hyperlink r:id="rId44">
         <w:r>
           <w:rPr>
             <w:rStyle w:val="Hyperlink"/>
@@ -11214,7 +11876,7 @@
       <w:r>
         <w:t xml:space="preserve"> </w:t>
       </w:r>
-      <w:hyperlink r:id="rId14">
+      <w:hyperlink r:id="rId25">
         <w:r>
           <w:rPr>
             <w:rStyle w:val="Hyperlink"/>
@@ -11241,7 +11903,7 @@
       <w:r>
         <w:t xml:space="preserve"> </w:t>
       </w:r>
-      <w:hyperlink r:id="rId16">
+      <w:hyperlink r:id="rId27">
         <w:r>
           <w:rPr>
             <w:rStyle w:val="Hyperlink"/>
@@ -11250,9 +11912,9 @@
         </w:r>
       </w:hyperlink>
     </w:p>
-    <w:bookmarkEnd w:id="81"/>
-    <w:bookmarkEnd w:id="82"/>
-    <w:bookmarkStart w:id="93" w:name="X7c557f594312e85bde529f7d81280b55302474c"/>
+    <w:bookmarkEnd w:id="92"/>
+    <w:bookmarkEnd w:id="93"/>
+    <w:bookmarkStart w:id="104" w:name="X7c557f594312e85bde529f7d81280b55302474c"/>
     <w:p>
       <w:pPr>
         <w:pStyle w:val="Heading1"/>
@@ -11316,7 +11978,7 @@
         </w:pict>
       </w:r>
     </w:p>
-    <w:bookmarkStart w:id="83" w:name="la-idea-en-una-frase-6"/>
+    <w:bookmarkStart w:id="94" w:name="la-idea-en-una-frase-6"/>
     <w:p>
       <w:pPr>
         <w:pStyle w:val="Heading2"/>
@@ -11371,8 +12033,8 @@
         </w:pict>
       </w:r>
     </w:p>
-    <w:bookmarkEnd w:id="83"/>
-    <w:bookmarkStart w:id="85" w:name="X4522a3d32fe9f8659a0c1ee7fa11bcf4d9377ac"/>
+    <w:bookmarkEnd w:id="94"/>
+    <w:bookmarkStart w:id="96" w:name="X4522a3d32fe9f8659a0c1ee7fa11bcf4d9377ac"/>
     <w:p>
       <w:pPr>
         <w:pStyle w:val="Heading2"/>
@@ -11466,6 +12128,7 @@
       <w:tblPr>
         <w:tblStyle w:val="Table"/>
         <w:tblW w:type="pct" w:w="5000"/>
+        <w:jc w:val="left"/>
         <w:tblLayout w:type="fixed"/>
         <w:tblLook w:firstRow="1" w:lastRow="0" w:firstColumn="0" w:lastColumn="0" w:noHBand="0" w:noVBand="0" w:val="0020"/>
       </w:tblPr>
@@ -11482,6 +12145,7 @@
           <w:p>
             <w:pPr>
               <w:pStyle w:val="Compact"/>
+              <w:jc w:val="left"/>
             </w:pPr>
             <w:r>
               <w:t xml:space="preserve">Comando</w:t>
@@ -11493,6 +12157,7 @@
           <w:p>
             <w:pPr>
               <w:pStyle w:val="Compact"/>
+              <w:jc w:val="left"/>
             </w:pPr>
             <w:r>
               <w:t xml:space="preserve">Efecto</w:t>
@@ -11506,6 +12171,7 @@
           <w:p>
             <w:pPr>
               <w:pStyle w:val="Compact"/>
+              <w:jc w:val="left"/>
             </w:pPr>
             <w:r>
               <w:rPr>
@@ -11520,6 +12186,7 @@
           <w:p>
             <w:pPr>
               <w:pStyle w:val="Compact"/>
+              <w:jc w:val="left"/>
             </w:pPr>
             <w:r>
               <w:t xml:space="preserve">Zona horaria UTC+1 (hora peninsular de invierno)</w:t>
@@ -11533,6 +12200,7 @@
           <w:p>
             <w:pPr>
               <w:pStyle w:val="Compact"/>
+              <w:jc w:val="left"/>
             </w:pPr>
             <w:r>
               <w:rPr>
@@ -11547,6 +12215,7 @@
           <w:p>
             <w:pPr>
               <w:pStyle w:val="Compact"/>
+              <w:jc w:val="left"/>
             </w:pPr>
             <w:r>
               <w:t xml:space="preserve">Cambio de hora automático (marzo/octubre)</w:t>
@@ -11560,6 +12229,7 @@
           <w:p>
             <w:pPr>
               <w:pStyle w:val="Compact"/>
+              <w:jc w:val="left"/>
             </w:pPr>
             <w:r>
               <w:rPr>
@@ -11574,6 +12244,7 @@
           <w:p>
             <w:pPr>
               <w:pStyle w:val="Compact"/>
+              <w:jc w:val="left"/>
             </w:pPr>
             <w:r>
               <w:t xml:space="preserve">Declara una fuente de sincronización (repite por cada fuente)</w:t>
@@ -11652,7 +12323,7 @@
         <w:t xml:space="preserve">o, mejor, la IP de un router interno que haga de stratum superior.</w:t>
       </w:r>
     </w:p>
-    <w:bookmarkStart w:id="84" w:name="la-hora-manual-solo-para-arrancar"/>
+    <w:bookmarkStart w:id="95" w:name="la-hora-manual-solo-para-arrancar"/>
     <w:p>
       <w:pPr>
         <w:pStyle w:val="Heading3"/>
@@ -11751,9 +12422,9 @@
         </w:pict>
       </w:r>
     </w:p>
-    <w:bookmarkEnd w:id="84"/>
-    <w:bookmarkEnd w:id="85"/>
-    <w:bookmarkStart w:id="86" w:name="X586a9acff62a44ea06c49f71ebeec0f6c1998bd"/>
+    <w:bookmarkEnd w:id="95"/>
+    <w:bookmarkEnd w:id="96"/>
+    <w:bookmarkStart w:id="97" w:name="X586a9acff62a44ea06c49f71ebeec0f6c1998bd"/>
     <w:p>
       <w:pPr>
         <w:pStyle w:val="Heading2"/>
@@ -11923,8 +12594,8 @@
         </w:pict>
       </w:r>
     </w:p>
-    <w:bookmarkEnd w:id="86"/>
-    <w:bookmarkStart w:id="87" w:name="X72cb7dc959d8fa8588a9da9376c5366a8bf0dc7"/>
+    <w:bookmarkEnd w:id="97"/>
+    <w:bookmarkStart w:id="98" w:name="X72cb7dc959d8fa8588a9da9376c5366a8bf0dc7"/>
     <w:p>
       <w:pPr>
         <w:pStyle w:val="Heading2"/>
@@ -11944,7 +12615,13 @@
         <w:t xml:space="preserve"> </w:t>
       </w:r>
       <w:r>
-        <w:t xml:space="preserve">“servidor NTP falso”</w:t>
+        <w:t xml:space="preserve">“</w:t>
+      </w:r>
+      <w:r>
+        <w:t xml:space="preserve">servidor NTP falso</w:t>
+      </w:r>
+      <w:r>
+        <w:t xml:space="preserve">”</w:t>
       </w:r>
       <w:r>
         <w:t xml:space="preserve"> </w:t>
@@ -12103,7 +12780,13 @@
         <w:t xml:space="preserve"> </w:t>
       </w:r>
       <w:r>
-        <w:t xml:space="preserve">“peor”</w:t>
+        <w:t xml:space="preserve">“</w:t>
+      </w:r>
+      <w:r>
+        <w:t xml:space="preserve">peor</w:t>
+      </w:r>
+      <w:r>
+        <w:t xml:space="preserve">”</w:t>
       </w:r>
       <w:r>
         <w:t xml:space="preserve">: para un dispositivo que solo quiere estar en hora, sobra.</w:t>
@@ -12116,8 +12799,8 @@
         </w:pict>
       </w:r>
     </w:p>
-    <w:bookmarkEnd w:id="87"/>
-    <w:bookmarkStart w:id="88" w:name="verificación-estamos-en-hora"/>
+    <w:bookmarkEnd w:id="98"/>
+    <w:bookmarkStart w:id="99" w:name="verificación-estamos-en-hora"/>
     <w:p>
       <w:pPr>
         <w:pStyle w:val="Heading2"/>
@@ -12130,6 +12813,7 @@
       <w:tblPr>
         <w:tblStyle w:val="Table"/>
         <w:tblW w:type="pct" w:w="5000"/>
+        <w:jc w:val="left"/>
         <w:tblLayout w:type="fixed"/>
         <w:tblLook w:firstRow="1" w:lastRow="0" w:firstColumn="0" w:lastColumn="0" w:noHBand="0" w:noVBand="0" w:val="0020"/>
       </w:tblPr>
@@ -12146,6 +12830,7 @@
           <w:p>
             <w:pPr>
               <w:pStyle w:val="Compact"/>
+              <w:jc w:val="left"/>
             </w:pPr>
             <w:r>
               <w:t xml:space="preserve">Comando</w:t>
@@ -12157,6 +12842,7 @@
           <w:p>
             <w:pPr>
               <w:pStyle w:val="Compact"/>
+              <w:jc w:val="left"/>
             </w:pPr>
             <w:r>
               <w:t xml:space="preserve">Qué te cuenta</w:t>
@@ -12170,6 +12856,7 @@
           <w:p>
             <w:pPr>
               <w:pStyle w:val="Compact"/>
+              <w:jc w:val="left"/>
             </w:pPr>
             <w:r>
               <w:rPr>
@@ -12184,6 +12871,7 @@
           <w:p>
             <w:pPr>
               <w:pStyle w:val="Compact"/>
+              <w:jc w:val="left"/>
             </w:pPr>
             <w:r>
               <w:t xml:space="preserve">¿Synchronized? ¿Con qué peer? ¿Qué stratum eres?</w:t>
@@ -12197,6 +12885,7 @@
           <w:p>
             <w:pPr>
               <w:pStyle w:val="Compact"/>
+              <w:jc w:val="left"/>
             </w:pPr>
             <w:r>
               <w:rPr>
@@ -12211,6 +12900,7 @@
           <w:p>
             <w:pPr>
               <w:pStyle w:val="Compact"/>
+              <w:jc w:val="left"/>
             </w:pPr>
             <w:r>
               <w:t xml:space="preserve">Las fuentes: IP, stratum, retardo, offset, alcance</w:t>
@@ -12224,6 +12914,7 @@
           <w:p>
             <w:pPr>
               <w:pStyle w:val="Compact"/>
+              <w:jc w:val="left"/>
             </w:pPr>
             <w:r>
               <w:rPr>
@@ -12238,6 +12929,7 @@
           <w:p>
             <w:pPr>
               <w:pStyle w:val="Compact"/>
+              <w:jc w:val="left"/>
             </w:pPr>
             <w:r>
               <w:t xml:space="preserve">La hora actual y de dónde viene (NTP o manual)</w:t>
@@ -12251,6 +12943,7 @@
           <w:p>
             <w:pPr>
               <w:pStyle w:val="Compact"/>
+              <w:jc w:val="left"/>
             </w:pPr>
             <w:r>
               <w:rPr>
@@ -12265,6 +12958,7 @@
           <w:p>
             <w:pPr>
               <w:pStyle w:val="Compact"/>
+              <w:jc w:val="left"/>
             </w:pPr>
             <w:r>
               <w:t xml:space="preserve">Repaso rápido de lo configurado</w:t>
@@ -12431,8 +13125,8 @@
         </w:pict>
       </w:r>
     </w:p>
-    <w:bookmarkEnd w:id="88"/>
-    <w:bookmarkStart w:id="89" w:name="Xc47cf840be2996b3d74a8de655dc59505e71bbd"/>
+    <w:bookmarkEnd w:id="99"/>
+    <w:bookmarkStart w:id="100" w:name="Xc47cf840be2996b3d74a8de655dc59505e71bbd"/>
     <w:p>
       <w:pPr>
         <w:pStyle w:val="Heading2"/>
@@ -12444,7 +13138,13 @@
         <w:t xml:space="preserve"> </w:t>
       </w:r>
       <w:r>
-        <w:t xml:space="preserve">“Puse la hora a mano y ya está”</w:t>
+        <w:t xml:space="preserve">“</w:t>
+      </w:r>
+      <w:r>
+        <w:t xml:space="preserve">Puse la hora a mano y ya está</w:t>
+      </w:r>
+      <w:r>
+        <w:t xml:space="preserve">”</w:t>
       </w:r>
     </w:p>
     <w:p>
@@ -12613,8 +13313,8 @@
         </w:pict>
       </w:r>
     </w:p>
-    <w:bookmarkEnd w:id="89"/>
-    <w:bookmarkStart w:id="90" w:name="mini-chequeo-6"/>
+    <w:bookmarkEnd w:id="100"/>
+    <w:bookmarkStart w:id="101" w:name="mini-chequeo-6"/>
     <w:p>
       <w:pPr>
         <w:pStyle w:val="Heading2"/>
@@ -12851,7 +13551,13 @@
         <w:t xml:space="preserve"> </w:t>
       </w:r>
       <w:r>
-        <w:t xml:space="preserve">“tres piezas”</w:t>
+        <w:t xml:space="preserve">“</w:t>
+      </w:r>
+      <w:r>
+        <w:t xml:space="preserve">tres piezas</w:t>
+      </w:r>
+      <w:r>
+        <w:t xml:space="preserve">”</w:t>
       </w:r>
       <w:r>
         <w:t xml:space="preserve">: authenticate + key + trusted-key; el</w:t>
@@ -12997,8 +13703,8 @@
         </w:pict>
       </w:r>
     </w:p>
-    <w:bookmarkEnd w:id="90"/>
-    <w:bookmarkStart w:id="91" w:name="resumen-en-3-frases-6"/>
+    <w:bookmarkEnd w:id="101"/>
+    <w:bookmarkStart w:id="102" w:name="resumen-en-3-frases-6"/>
     <w:p>
       <w:pPr>
         <w:pStyle w:val="Heading2"/>
@@ -13149,8 +13855,8 @@
         <w:t xml:space="preserve">(¿quién y cómo de bien?).</w:t>
       </w:r>
     </w:p>
-    <w:bookmarkEnd w:id="91"/>
-    <w:bookmarkStart w:id="92" w:name="vocabulario-rápido-6"/>
+    <w:bookmarkEnd w:id="102"/>
+    <w:bookmarkStart w:id="103" w:name="vocabulario-rápido-6"/>
     <w:p>
       <w:pPr>
         <w:pStyle w:val="Heading2"/>
@@ -13163,6 +13869,7 @@
       <w:tblPr>
         <w:tblStyle w:val="Table"/>
         <w:tblW w:type="auto" w:w="0"/>
+        <w:jc w:val="left"/>
         <w:tblLook w:firstRow="1" w:lastRow="0" w:firstColumn="0" w:lastColumn="0" w:noHBand="0" w:noVBand="0" w:val="0020"/>
       </w:tblPr>
       <w:tblGrid>
@@ -13178,6 +13885,7 @@
           <w:p>
             <w:pPr>
               <w:pStyle w:val="Compact"/>
+              <w:jc w:val="left"/>
             </w:pPr>
             <w:r>
               <w:t xml:space="preserve">Término</w:t>
@@ -13189,6 +13897,7 @@
           <w:p>
             <w:pPr>
               <w:pStyle w:val="Compact"/>
+              <w:jc w:val="left"/>
             </w:pPr>
             <w:r>
               <w:t xml:space="preserve">Idea general</w:t>
@@ -13202,6 +13911,7 @@
           <w:p>
             <w:pPr>
               <w:pStyle w:val="Compact"/>
+              <w:jc w:val="left"/>
             </w:pPr>
             <w:r>
               <w:rPr>
@@ -13216,6 +13926,7 @@
           <w:p>
             <w:pPr>
               <w:pStyle w:val="Compact"/>
+              <w:jc w:val="left"/>
             </w:pPr>
             <w:r>
               <w:t xml:space="preserve">Router como fuente autoritativa local</w:t>
@@ -13229,6 +13940,7 @@
           <w:p>
             <w:pPr>
               <w:pStyle w:val="Compact"/>
+              <w:jc w:val="left"/>
             </w:pPr>
             <w:r>
               <w:rPr>
@@ -13243,6 +13955,7 @@
           <w:p>
             <w:pPr>
               <w:pStyle w:val="Compact"/>
+              <w:jc w:val="left"/>
             </w:pPr>
             <w:r>
               <w:t xml:space="preserve">Declara la fuente a la que sincronizar</w:t>
@@ -13256,6 +13969,7 @@
           <w:p>
             <w:pPr>
               <w:pStyle w:val="Compact"/>
+              <w:jc w:val="left"/>
             </w:pPr>
             <w:r>
               <w:t xml:space="preserve">Trusted key</w:t>
@@ -13267,6 +13981,7 @@
           <w:p>
             <w:pPr>
               <w:pStyle w:val="Compact"/>
+              <w:jc w:val="left"/>
             </w:pPr>
             <w:r>
               <w:t xml:space="preserve">Clave que un cliente exige para aceptar una fuente</w:t>
@@ -13280,6 +13995,7 @@
           <w:p>
             <w:pPr>
               <w:pStyle w:val="Compact"/>
+              <w:jc w:val="left"/>
             </w:pPr>
             <w:r>
               <w:t xml:space="preserve">Sys.peer</w:t>
@@ -13291,6 +14007,7 @@
           <w:p>
             <w:pPr>
               <w:pStyle w:val="Compact"/>
+              <w:jc w:val="left"/>
             </w:pPr>
             <w:r>
               <w:t xml:space="preserve">La fuente elegida tras las comparaciones NTP</w:t>
@@ -13304,6 +14021,7 @@
           <w:p>
             <w:pPr>
               <w:pStyle w:val="Compact"/>
+              <w:jc w:val="left"/>
             </w:pPr>
             <w:r>
               <w:t xml:space="preserve">Reach</w:t>
@@ -13315,6 +14033,7 @@
           <w:p>
             <w:pPr>
               <w:pStyle w:val="Compact"/>
+              <w:jc w:val="left"/>
             </w:pPr>
             <w:r>
               <w:t xml:space="preserve">Últimos 8 sondeos en octal (377 = perfecto)</w:t>
@@ -13340,7 +14059,7 @@
       <w:r>
         <w:t xml:space="preserve"> </w:t>
       </w:r>
-      <w:hyperlink r:id="rId33">
+      <w:hyperlink r:id="rId44">
         <w:r>
           <w:rPr>
             <w:rStyle w:val="Hyperlink"/>
@@ -13367,7 +14086,7 @@
       <w:r>
         <w:t xml:space="preserve"> </w:t>
       </w:r>
-      <w:hyperlink r:id="rId15">
+      <w:hyperlink r:id="rId26">
         <w:r>
           <w:rPr>
             <w:rStyle w:val="Hyperlink"/>
@@ -13394,7 +14113,7 @@
       <w:r>
         <w:t xml:space="preserve"> </w:t>
       </w:r>
-      <w:hyperlink r:id="rId17">
+      <w:hyperlink r:id="rId28">
         <w:r>
           <w:rPr>
             <w:rStyle w:val="Hyperlink"/>
@@ -13403,9 +14122,9 @@
         </w:r>
       </w:hyperlink>
     </w:p>
-    <w:bookmarkEnd w:id="92"/>
-    <w:bookmarkEnd w:id="93"/>
-    <w:bookmarkStart w:id="108" w:name="diagnóstico-de-servicios"/>
+    <w:bookmarkEnd w:id="103"/>
+    <w:bookmarkEnd w:id="104"/>
+    <w:bookmarkStart w:id="119" w:name="diagnóstico-de-servicios"/>
     <w:p>
       <w:pPr>
         <w:pStyle w:val="Heading1"/>
@@ -13425,7 +14144,13 @@
         <w:t xml:space="preserve"> </w:t>
       </w:r>
       <w:r>
-        <w:t xml:space="preserve">“no funciona”</w:t>
+        <w:t xml:space="preserve">“</w:t>
+      </w:r>
+      <w:r>
+        <w:t xml:space="preserve">no funciona</w:t>
+      </w:r>
+      <w:r>
+        <w:t xml:space="preserve">”</w:t>
       </w:r>
       <w:r>
         <w:t xml:space="preserve">: tú sabes dónde mirar 🔍</w:t>
@@ -13478,7 +14203,7 @@
         </w:pict>
       </w:r>
     </w:p>
-    <w:bookmarkStart w:id="94" w:name="la-idea-en-una-frase-7"/>
+    <w:bookmarkStart w:id="105" w:name="la-idea-en-una-frase-7"/>
     <w:p>
       <w:pPr>
         <w:pStyle w:val="Heading2"/>
@@ -13498,7 +14223,13 @@
         <w:t xml:space="preserve"> </w:t>
       </w:r>
       <w:r>
-        <w:t xml:space="preserve">“no funciona”</w:t>
+        <w:t xml:space="preserve">“</w:t>
+      </w:r>
+      <w:r>
+        <w:t xml:space="preserve">no funciona</w:t>
+      </w:r>
+      <w:r>
+        <w:t xml:space="preserve">”</w:t>
       </w:r>
       <w:r>
         <w:t xml:space="preserve">, su frase es verdadera e inútil a la vez: tu trabajo es convertirla en datos, y en servicios de red eso significa seguir la cadena</w:t>
@@ -13524,8 +14255,8 @@
         </w:pict>
       </w:r>
     </w:p>
-    <w:bookmarkEnd w:id="94"/>
-    <w:bookmarkStart w:id="95" w:name="la-escalera-del-servicio"/>
+    <w:bookmarkEnd w:id="105"/>
+    <w:bookmarkStart w:id="106" w:name="la-escalera-del-servicio"/>
     <w:p>
       <w:pPr>
         <w:pStyle w:val="Heading2"/>
@@ -13613,7 +14344,13 @@
         <w:t xml:space="preserve"> </w:t>
       </w:r>
       <w:r>
-        <w:t xml:space="preserve">“se ha caído Internet”</w:t>
+        <w:t xml:space="preserve">“</w:t>
+      </w:r>
+      <w:r>
+        <w:t xml:space="preserve">se ha caído Internet</w:t>
+      </w:r>
+      <w:r>
+        <w:t xml:space="preserve">”</w:t>
       </w:r>
       <w:r>
         <w:t xml:space="preserve">.</w:t>
@@ -13626,8 +14363,8 @@
         </w:pict>
       </w:r>
     </w:p>
-    <w:bookmarkEnd w:id="95"/>
-    <w:bookmarkStart w:id="99" w:name="comandos-por-servicio"/>
+    <w:bookmarkEnd w:id="106"/>
+    <w:bookmarkStart w:id="110" w:name="comandos-por-servicio"/>
     <w:p>
       <w:pPr>
         <w:pStyle w:val="Heading2"/>
@@ -13636,7 +14373,7 @@
         <w:t xml:space="preserve">🧰 Comandos por servicio</w:t>
       </w:r>
     </w:p>
-    <w:bookmarkStart w:id="96" w:name="dhcp-desde-el-cliente-y-el-servidor"/>
+    <w:bookmarkStart w:id="107" w:name="dhcp-desde-el-cliente-y-el-servidor"/>
     <w:p>
       <w:pPr>
         <w:pStyle w:val="Heading3"/>
@@ -13649,6 +14386,7 @@
       <w:tblPr>
         <w:tblStyle w:val="Table"/>
         <w:tblW w:type="pct" w:w="5000"/>
+        <w:jc w:val="left"/>
         <w:tblLayout w:type="fixed"/>
         <w:tblLook w:firstRow="1" w:lastRow="0" w:firstColumn="0" w:lastColumn="0" w:noHBand="0" w:noVBand="0" w:val="0020"/>
       </w:tblPr>
@@ -13666,6 +14404,7 @@
           <w:p>
             <w:pPr>
               <w:pStyle w:val="Compact"/>
+              <w:jc w:val="left"/>
             </w:pPr>
             <w:r>
               <w:t xml:space="preserve">Dónde</w:t>
@@ -13677,6 +14416,7 @@
           <w:p>
             <w:pPr>
               <w:pStyle w:val="Compact"/>
+              <w:jc w:val="left"/>
             </w:pPr>
             <w:r>
               <w:t xml:space="preserve">Comando</w:t>
@@ -13688,6 +14428,7 @@
           <w:p>
             <w:pPr>
               <w:pStyle w:val="Compact"/>
+              <w:jc w:val="left"/>
             </w:pPr>
             <w:r>
               <w:t xml:space="preserve">Qué aporta</w:t>
@@ -13701,6 +14442,7 @@
           <w:p>
             <w:pPr>
               <w:pStyle w:val="Compact"/>
+              <w:jc w:val="left"/>
             </w:pPr>
             <w:r>
               <w:t xml:space="preserve">Cliente Windows</w:t>
@@ -13712,6 +14454,7 @@
           <w:p>
             <w:pPr>
               <w:pStyle w:val="Compact"/>
+              <w:jc w:val="left"/>
             </w:pPr>
             <w:r>
               <w:rPr>
@@ -13726,6 +14469,7 @@
           <w:p>
             <w:pPr>
               <w:pStyle w:val="Compact"/>
+              <w:jc w:val="left"/>
             </w:pPr>
             <w:r>
               <w:t xml:space="preserve">IP, máscara, gateway, DNS y si vino de DHCP (DHCP Enabled: Yes)</w:t>
@@ -13739,6 +14483,7 @@
           <w:p>
             <w:pPr>
               <w:pStyle w:val="Compact"/>
+              <w:jc w:val="left"/>
             </w:pPr>
             <w:r>
               <w:t xml:space="preserve">Cliente Windows</w:t>
@@ -13750,6 +14495,7 @@
           <w:p>
             <w:pPr>
               <w:pStyle w:val="Compact"/>
+              <w:jc w:val="left"/>
             </w:pPr>
             <w:r>
               <w:rPr>
@@ -13779,6 +14525,7 @@
           <w:p>
             <w:pPr>
               <w:pStyle w:val="Compact"/>
+              <w:jc w:val="left"/>
             </w:pPr>
             <w:r>
               <w:t xml:space="preserve">Repite el DORA completo</w:t>
@@ -13792,6 +14539,7 @@
           <w:p>
             <w:pPr>
               <w:pStyle w:val="Compact"/>
+              <w:jc w:val="left"/>
             </w:pPr>
             <w:r>
               <w:t xml:space="preserve">Servidor Cisco</w:t>
@@ -13803,6 +14551,7 @@
           <w:p>
             <w:pPr>
               <w:pStyle w:val="Compact"/>
+              <w:jc w:val="left"/>
             </w:pPr>
             <w:r>
               <w:rPr>
@@ -13817,6 +14566,7 @@
           <w:p>
             <w:pPr>
               <w:pStyle w:val="Compact"/>
+              <w:jc w:val="left"/>
             </w:pPr>
             <w:r>
               <w:t xml:space="preserve">Concesiones activas (MAC → IP)</w:t>
@@ -13830,6 +14580,7 @@
           <w:p>
             <w:pPr>
               <w:pStyle w:val="Compact"/>
+              <w:jc w:val="left"/>
             </w:pPr>
             <w:r>
               <w:t xml:space="preserve">Servidor Cisco</w:t>
@@ -13841,6 +14592,7 @@
           <w:p>
             <w:pPr>
               <w:pStyle w:val="Compact"/>
+              <w:jc w:val="left"/>
             </w:pPr>
             <w:r>
               <w:rPr>
@@ -13855,6 +14607,7 @@
           <w:p>
             <w:pPr>
               <w:pStyle w:val="Compact"/>
+              <w:jc w:val="left"/>
             </w:pPr>
             <w:r>
               <w:t xml:space="preserve">Estado y uso de cada pool</w:t>
@@ -13868,6 +14621,7 @@
           <w:p>
             <w:pPr>
               <w:pStyle w:val="Compact"/>
+              <w:jc w:val="left"/>
             </w:pPr>
             <w:r>
               <w:t xml:space="preserve">Servidor Cisco</w:t>
@@ -13879,6 +14633,7 @@
           <w:p>
             <w:pPr>
               <w:pStyle w:val="Compact"/>
+              <w:jc w:val="left"/>
             </w:pPr>
             <w:r>
               <w:rPr>
@@ -13893,6 +14648,7 @@
           <w:p>
             <w:pPr>
               <w:pStyle w:val="Compact"/>
+              <w:jc w:val="left"/>
             </w:pPr>
             <w:r>
               <w:t xml:space="preserve">Duplicados detectados</w:t>
@@ -13906,6 +14662,7 @@
           <w:p>
             <w:pPr>
               <w:pStyle w:val="Compact"/>
+              <w:jc w:val="left"/>
             </w:pPr>
             <w:r>
               <w:t xml:space="preserve">Servidor Cisco</w:t>
@@ -13917,6 +14674,7 @@
           <w:p>
             <w:pPr>
               <w:pStyle w:val="Compact"/>
+              <w:jc w:val="left"/>
             </w:pPr>
             <w:r>
               <w:rPr>
@@ -13931,6 +14689,7 @@
           <w:p>
             <w:pPr>
               <w:pStyle w:val="Compact"/>
+              <w:jc w:val="left"/>
             </w:pPr>
             <w:r>
               <w:t xml:space="preserve">El DORA en directo</w:t>
@@ -13939,8 +14698,8 @@
         </w:tc>
       </w:tr>
     </w:tbl>
-    <w:bookmarkEnd w:id="96"/>
-    <w:bookmarkStart w:id="97" w:name="X51c41bd1fcf43c8564d110d5d4adf9a3a0a5d01"/>
+    <w:bookmarkEnd w:id="107"/>
+    <w:bookmarkStart w:id="108" w:name="X51c41bd1fcf43c8564d110d5d4adf9a3a0a5d01"/>
     <w:p>
       <w:pPr>
         <w:pStyle w:val="Heading3"/>
@@ -13953,6 +14712,7 @@
       <w:tblPr>
         <w:tblStyle w:val="Table"/>
         <w:tblW w:type="pct" w:w="5000"/>
+        <w:jc w:val="left"/>
         <w:tblLayout w:type="fixed"/>
         <w:tblLook w:firstRow="1" w:lastRow="0" w:firstColumn="0" w:lastColumn="0" w:noHBand="0" w:noVBand="0" w:val="0020"/>
       </w:tblPr>
@@ -13970,6 +14730,7 @@
           <w:p>
             <w:pPr>
               <w:pStyle w:val="Compact"/>
+              <w:jc w:val="left"/>
             </w:pPr>
             <w:r>
               <w:t xml:space="preserve">Comando</w:t>
@@ -13981,6 +14742,7 @@
           <w:p>
             <w:pPr>
               <w:pStyle w:val="Compact"/>
+              <w:jc w:val="left"/>
             </w:pPr>
             <w:r>
               <w:t xml:space="preserve">Dónde</w:t>
@@ -13992,6 +14754,7 @@
           <w:p>
             <w:pPr>
               <w:pStyle w:val="Compact"/>
+              <w:jc w:val="left"/>
             </w:pPr>
             <w:r>
               <w:t xml:space="preserve">Qué aporta</w:t>
@@ -14005,6 +14768,7 @@
           <w:p>
             <w:pPr>
               <w:pStyle w:val="Compact"/>
+              <w:jc w:val="left"/>
             </w:pPr>
             <w:r>
               <w:rPr>
@@ -14019,6 +14783,7 @@
           <w:p>
             <w:pPr>
               <w:pStyle w:val="Compact"/>
+              <w:jc w:val="left"/>
             </w:pPr>
             <w:r>
               <w:t xml:space="preserve">Cualquier SO</w:t>
@@ -14030,6 +14795,7 @@
           <w:p>
             <w:pPr>
               <w:pStyle w:val="Compact"/>
+              <w:jc w:val="left"/>
             </w:pPr>
             <w:r>
               <w:t xml:space="preserve">La respuesta (y quién responde:</w:t>
@@ -14038,7 +14804,13 @@
               <w:t xml:space="preserve"> </w:t>
             </w:r>
             <w:r>
-              <w:t xml:space="preserve">“Server:”</w:t>
+              <w:t xml:space="preserve">“</w:t>
+            </w:r>
+            <w:r>
+              <w:t xml:space="preserve">Server:</w:t>
+            </w:r>
+            <w:r>
+              <w:t xml:space="preserve">”</w:t>
             </w:r>
             <w:r>
               <w:t xml:space="preserve">)</w:t>
@@ -14052,6 +14824,7 @@
           <w:p>
             <w:pPr>
               <w:pStyle w:val="Compact"/>
+              <w:jc w:val="left"/>
             </w:pPr>
             <w:r>
               <w:rPr>
@@ -14066,6 +14839,7 @@
           <w:p>
             <w:pPr>
               <w:pStyle w:val="Compact"/>
+              <w:jc w:val="left"/>
             </w:pPr>
             <w:r>
               <w:t xml:space="preserve">Cualquier SO</w:t>
@@ -14077,6 +14851,7 @@
           <w:p>
             <w:pPr>
               <w:pStyle w:val="Compact"/>
+              <w:jc w:val="left"/>
             </w:pPr>
             <w:r>
               <w:t xml:space="preserve">Fuerza la consulta contra otro resolver: ¿mi resolver miente?</w:t>
@@ -14090,6 +14865,7 @@
           <w:p>
             <w:pPr>
               <w:pStyle w:val="Compact"/>
+              <w:jc w:val="left"/>
             </w:pPr>
             <w:r>
               <w:rPr>
@@ -14104,6 +14880,7 @@
           <w:p>
             <w:pPr>
               <w:pStyle w:val="Compact"/>
+              <w:jc w:val="left"/>
             </w:pPr>
             <w:r>
               <w:t xml:space="preserve">Cualquier SO</w:t>
@@ -14115,6 +14892,7 @@
           <w:p>
             <w:pPr>
               <w:pStyle w:val="Compact"/>
+              <w:jc w:val="left"/>
             </w:pPr>
             <w:r>
               <w:t xml:space="preserve">Registros MX del dominio</w:t>
@@ -14128,6 +14906,7 @@
           <w:p>
             <w:pPr>
               <w:pStyle w:val="Compact"/>
+              <w:jc w:val="left"/>
             </w:pPr>
             <w:r>
               <w:rPr>
@@ -14142,6 +14921,7 @@
           <w:p>
             <w:pPr>
               <w:pStyle w:val="Compact"/>
+              <w:jc w:val="left"/>
             </w:pPr>
             <w:r>
               <w:t xml:space="preserve">Linux/macOS</w:t>
@@ -14153,6 +14933,7 @@
           <w:p>
             <w:pPr>
               <w:pStyle w:val="Compact"/>
+              <w:jc w:val="left"/>
             </w:pPr>
             <w:r>
               <w:t xml:space="preserve">Respuesta completa con TTL y sección AUTHORITATIVE</w:t>
@@ -14166,6 +14947,7 @@
           <w:p>
             <w:pPr>
               <w:pStyle w:val="Compact"/>
+              <w:jc w:val="left"/>
             </w:pPr>
             <w:r>
               <w:rPr>
@@ -14180,6 +14962,7 @@
           <w:p>
             <w:pPr>
               <w:pStyle w:val="Compact"/>
+              <w:jc w:val="left"/>
             </w:pPr>
             <w:r>
               <w:t xml:space="preserve">Linux/macOS</w:t>
@@ -14191,6 +14974,7 @@
           <w:p>
             <w:pPr>
               <w:pStyle w:val="Compact"/>
+              <w:jc w:val="left"/>
             </w:pPr>
             <w:r>
               <w:t xml:space="preserve">Toda la cadena: raíz → TLD → autoritativo</w:t>
@@ -14204,6 +14988,7 @@
           <w:p>
             <w:pPr>
               <w:pStyle w:val="Compact"/>
+              <w:jc w:val="left"/>
             </w:pPr>
             <w:r>
               <w:rPr>
@@ -14218,6 +15003,7 @@
           <w:p>
             <w:pPr>
               <w:pStyle w:val="Compact"/>
+              <w:jc w:val="left"/>
             </w:pPr>
             <w:r>
               <w:t xml:space="preserve">Windows</w:t>
@@ -14229,6 +15015,7 @@
           <w:p>
             <w:pPr>
               <w:pStyle w:val="Compact"/>
+              <w:jc w:val="left"/>
             </w:pPr>
             <w:r>
               <w:t xml:space="preserve">Vacía la caché local (adiós respuestas viejas)</w:t>
@@ -14291,8 +15078,8 @@
         <w:t xml:space="preserve">(otro resolver). Si difieren, tu resolver está mal o su caché está vieja. Si coinciden y fallan, el problema está en la zona del dominio.</w:t>
       </w:r>
     </w:p>
-    <w:bookmarkEnd w:id="97"/>
-    <w:bookmarkStart w:id="98" w:name="ntp-cuando-la-hora-importa"/>
+    <w:bookmarkEnd w:id="108"/>
+    <w:bookmarkStart w:id="109" w:name="ntp-cuando-la-hora-importa"/>
     <w:p>
       <w:pPr>
         <w:pStyle w:val="Heading3"/>
@@ -14305,6 +15092,7 @@
       <w:tblPr>
         <w:tblStyle w:val="Table"/>
         <w:tblW w:type="pct" w:w="5000"/>
+        <w:jc w:val="left"/>
         <w:tblLayout w:type="fixed"/>
         <w:tblLook w:firstRow="1" w:lastRow="0" w:firstColumn="0" w:lastColumn="0" w:noHBand="0" w:noVBand="0" w:val="0020"/>
       </w:tblPr>
@@ -14322,6 +15110,7 @@
           <w:p>
             <w:pPr>
               <w:pStyle w:val="Compact"/>
+              <w:jc w:val="left"/>
             </w:pPr>
             <w:r>
               <w:t xml:space="preserve">Comando</w:t>
@@ -14333,6 +15122,7 @@
           <w:p>
             <w:pPr>
               <w:pStyle w:val="Compact"/>
+              <w:jc w:val="left"/>
             </w:pPr>
             <w:r>
               <w:t xml:space="preserve">Dónde</w:t>
@@ -14344,6 +15134,7 @@
           <w:p>
             <w:pPr>
               <w:pStyle w:val="Compact"/>
+              <w:jc w:val="left"/>
             </w:pPr>
             <w:r>
               <w:t xml:space="preserve">Qué aporta</w:t>
@@ -14357,6 +15148,7 @@
           <w:p>
             <w:pPr>
               <w:pStyle w:val="Compact"/>
+              <w:jc w:val="left"/>
             </w:pPr>
             <w:r>
               <w:rPr>
@@ -14371,6 +15163,7 @@
           <w:p>
             <w:pPr>
               <w:pStyle w:val="Compact"/>
+              <w:jc w:val="left"/>
             </w:pPr>
             <w:r>
               <w:t xml:space="preserve">Cisco</w:t>
@@ -14382,6 +15175,7 @@
           <w:p>
             <w:pPr>
               <w:pStyle w:val="Compact"/>
+              <w:jc w:val="left"/>
             </w:pPr>
             <w:r>
               <w:t xml:space="preserve">¿Synchronized? ¿Stratum?</w:t>
@@ -14395,6 +15189,7 @@
           <w:p>
             <w:pPr>
               <w:pStyle w:val="Compact"/>
+              <w:jc w:val="left"/>
             </w:pPr>
             <w:r>
               <w:rPr>
@@ -14409,6 +15204,7 @@
           <w:p>
             <w:pPr>
               <w:pStyle w:val="Compact"/>
+              <w:jc w:val="left"/>
             </w:pPr>
             <w:r>
               <w:t xml:space="preserve">Cisco</w:t>
@@ -14420,6 +15216,7 @@
           <w:p>
             <w:pPr>
               <w:pStyle w:val="Compact"/>
+              <w:jc w:val="left"/>
             </w:pPr>
             <w:r>
               <w:t xml:space="preserve">Fuentes, offsets y alcance (</w:t>
@@ -14442,6 +15239,7 @@
           <w:p>
             <w:pPr>
               <w:pStyle w:val="Compact"/>
+              <w:jc w:val="left"/>
             </w:pPr>
             <w:r>
               <w:rPr>
@@ -14456,6 +15254,7 @@
           <w:p>
             <w:pPr>
               <w:pStyle w:val="Compact"/>
+              <w:jc w:val="left"/>
             </w:pPr>
             <w:r>
               <w:t xml:space="preserve">Windows</w:t>
@@ -14467,6 +15266,7 @@
           <w:p>
             <w:pPr>
               <w:pStyle w:val="Compact"/>
+              <w:jc w:val="left"/>
             </w:pPr>
             <w:r>
               <w:t xml:space="preserve">Estado del servicio de tiempo</w:t>
@@ -14480,6 +15280,7 @@
           <w:p>
             <w:pPr>
               <w:pStyle w:val="Compact"/>
+              <w:jc w:val="left"/>
             </w:pPr>
             <w:r>
               <w:rPr>
@@ -14494,6 +15295,7 @@
           <w:p>
             <w:pPr>
               <w:pStyle w:val="Compact"/>
+              <w:jc w:val="left"/>
             </w:pPr>
             <w:r>
               <w:t xml:space="preserve">Linux (systemd)</w:t>
@@ -14505,6 +15307,7 @@
           <w:p>
             <w:pPr>
               <w:pStyle w:val="Compact"/>
+              <w:jc w:val="left"/>
             </w:pPr>
             <w:r>
               <w:t xml:space="preserve">Sincronización y fuentes NTP</w:t>
@@ -14520,9 +15323,9 @@
         </w:pict>
       </w:r>
     </w:p>
-    <w:bookmarkEnd w:id="98"/>
-    <w:bookmarkEnd w:id="99"/>
-    <w:bookmarkStart w:id="103" w:name="tres-casos-reales-paso-a-paso"/>
+    <w:bookmarkEnd w:id="109"/>
+    <w:bookmarkEnd w:id="110"/>
+    <w:bookmarkStart w:id="114" w:name="tres-casos-reales-paso-a-paso"/>
     <w:p>
       <w:pPr>
         <w:pStyle w:val="Heading2"/>
@@ -14531,7 +15334,7 @@
         <w:t xml:space="preserve">🕵️ Tres casos reales, paso a paso</w:t>
       </w:r>
     </w:p>
-    <w:bookmarkStart w:id="100" w:name="caso-1-el-portátil-no-navega"/>
+    <w:bookmarkStart w:id="111" w:name="caso-1-el-portátil-no-navega"/>
     <w:p>
       <w:pPr>
         <w:pStyle w:val="Heading3"/>
@@ -14543,7 +15346,13 @@
         <w:t xml:space="preserve"> </w:t>
       </w:r>
       <w:r>
-        <w:t xml:space="preserve">“El portátil no navega”</w:t>
+        <w:t xml:space="preserve">“</w:t>
+      </w:r>
+      <w:r>
+        <w:t xml:space="preserve">El portátil no navega</w:t>
+      </w:r>
+      <w:r>
+        <w:t xml:space="preserve">”</w:t>
       </w:r>
     </w:p>
     <w:p>
@@ -14638,8 +15447,8 @@
         <w:t xml:space="preserve">→ IP normal → navega.</w:t>
       </w:r>
     </w:p>
-    <w:bookmarkEnd w:id="100"/>
-    <w:bookmarkStart w:id="101" w:name="caso-2-navega-por-ip-pero-no-por-nombre"/>
+    <w:bookmarkEnd w:id="111"/>
+    <w:bookmarkStart w:id="112" w:name="caso-2-navega-por-ip-pero-no-por-nombre"/>
     <w:p>
       <w:pPr>
         <w:pStyle w:val="Heading3"/>
@@ -14651,7 +15460,13 @@
         <w:t xml:space="preserve"> </w:t>
       </w:r>
       <w:r>
-        <w:t xml:space="preserve">“Navega por IP pero no por nombre”</w:t>
+        <w:t xml:space="preserve">“</w:t>
+      </w:r>
+      <w:r>
+        <w:t xml:space="preserve">Navega por IP pero no por nombre</w:t>
+      </w:r>
+      <w:r>
+        <w:t xml:space="preserve">”</w:t>
       </w:r>
     </w:p>
     <w:p>
@@ -14730,7 +15545,13 @@
         <w:t xml:space="preserve"> </w:t>
       </w:r>
       <w:r>
-        <w:t xml:space="preserve">“Server: UnKnown”</w:t>
+        <w:t xml:space="preserve">“</w:t>
+      </w:r>
+      <w:r>
+        <w:t xml:space="preserve">Server: UnKnown</w:t>
+      </w:r>
+      <w:r>
+        <w:t xml:space="preserve">”</w:t>
       </w:r>
       <w:r>
         <w:t xml:space="preserve">, sin respuesta: el DNS entregado por DHCP es una IP muerta.</w:t>
@@ -14778,8 +15599,8 @@
         <w:t xml:space="preserve">→ resuelve.</w:t>
       </w:r>
     </w:p>
-    <w:bookmarkEnd w:id="101"/>
-    <w:bookmarkStart w:id="102" w:name="Xe1055df2da18f83a5983810645407247ecf85a4"/>
+    <w:bookmarkEnd w:id="112"/>
+    <w:bookmarkStart w:id="113" w:name="Xe1055df2da18f83a5983810645407247ecf85a4"/>
     <w:p>
       <w:pPr>
         <w:pStyle w:val="Heading3"/>
@@ -14791,7 +15612,13 @@
         <w:t xml:space="preserve"> </w:t>
       </w:r>
       <w:r>
-        <w:t xml:space="preserve">“No puedo iniciar sesión en el dominio”</w:t>
+        <w:t xml:space="preserve">“</w:t>
+      </w:r>
+      <w:r>
+        <w:t xml:space="preserve">No puedo iniciar sesión en el dominio</w:t>
+      </w:r>
+      <w:r>
+        <w:t xml:space="preserve">”</w:t>
       </w:r>
       <w:r>
         <w:t xml:space="preserve"> </w:t>
@@ -14889,7 +15716,13 @@
         <w:t xml:space="preserve">el síntoma lo cuenta el usuario (</w:t>
       </w:r>
       <w:r>
-        <w:t xml:space="preserve">“no navega”</w:t>
+        <w:t xml:space="preserve">“</w:t>
+      </w:r>
+      <w:r>
+        <w:t xml:space="preserve">no navega</w:t>
+      </w:r>
+      <w:r>
+        <w:t xml:space="preserve">”</w:t>
       </w:r>
       <w:r>
         <w:t xml:space="preserve">,</w:t>
@@ -14898,7 +15731,13 @@
         <w:t xml:space="preserve"> </w:t>
       </w:r>
       <w:r>
-        <w:t xml:space="preserve">“no va el correo”</w:t>
+        <w:t xml:space="preserve">“</w:t>
+      </w:r>
+      <w:r>
+        <w:t xml:space="preserve">no va el correo</w:t>
+      </w:r>
+      <w:r>
+        <w:t xml:space="preserve">”</w:t>
       </w:r>
       <w:r>
         <w:t xml:space="preserve">,</w:t>
@@ -14907,7 +15746,13 @@
         <w:t xml:space="preserve"> </w:t>
       </w:r>
       <w:r>
-        <w:t xml:space="preserve">“no entra en el dominio”</w:t>
+        <w:t xml:space="preserve">“</w:t>
+      </w:r>
+      <w:r>
+        <w:t xml:space="preserve">no entra en el dominio</w:t>
+      </w:r>
+      <w:r>
+        <w:t xml:space="preserve">”</w:t>
       </w:r>
       <w:r>
         <w:t xml:space="preserve">); la causa la encuentras tú subiendo la escalera en orden. Saltarte escalones es como medir la tensión con el interruptor pegado: verás algo, pero no lo que importa.</w:t>
@@ -14920,9 +15765,9 @@
         </w:pict>
       </w:r>
     </w:p>
-    <w:bookmarkEnd w:id="102"/>
-    <w:bookmarkEnd w:id="103"/>
-    <w:bookmarkStart w:id="104" w:name="Xaf11172041b84392a5e445d5b2ce18f06d36863"/>
+    <w:bookmarkEnd w:id="113"/>
+    <w:bookmarkEnd w:id="114"/>
+    <w:bookmarkStart w:id="115" w:name="Xaf11172041b84392a5e445d5b2ce18f06d36863"/>
     <w:p>
       <w:pPr>
         <w:pStyle w:val="Heading2"/>
@@ -14934,7 +15779,13 @@
         <w:t xml:space="preserve"> </w:t>
       </w:r>
       <w:r>
-        <w:t xml:space="preserve">“Reinicio el router y ya está”</w:t>
+        <w:t xml:space="preserve">“</w:t>
+      </w:r>
+      <w:r>
+        <w:t xml:space="preserve">Reinicio el router y ya está</w:t>
+      </w:r>
+      <w:r>
+        <w:t xml:space="preserve">”</w:t>
       </w:r>
     </w:p>
     <w:p>
@@ -14976,7 +15827,13 @@
         <w:t xml:space="preserve"> </w:t>
       </w:r>
       <w:r>
-        <w:t xml:space="preserve">“arreglo”</w:t>
+        <w:t xml:space="preserve">“</w:t>
+      </w:r>
+      <w:r>
+        <w:t xml:space="preserve">arreglo</w:t>
+      </w:r>
+      <w:r>
+        <w:t xml:space="preserve">”</w:t>
       </w:r>
       <w:r>
         <w:t xml:space="preserve"> </w:t>
@@ -15058,8 +15915,8 @@
         </w:pict>
       </w:r>
     </w:p>
-    <w:bookmarkEnd w:id="104"/>
-    <w:bookmarkStart w:id="105" w:name="mini-chequeo-7"/>
+    <w:bookmarkEnd w:id="115"/>
+    <w:bookmarkStart w:id="116" w:name="mini-chequeo-7"/>
     <w:p>
       <w:pPr>
         <w:pStyle w:val="Heading2"/>
@@ -15372,8 +16229,8 @@
         </w:pict>
       </w:r>
     </w:p>
-    <w:bookmarkEnd w:id="105"/>
-    <w:bookmarkStart w:id="106" w:name="resumen-en-3-frases-7"/>
+    <w:bookmarkEnd w:id="116"/>
+    <w:bookmarkStart w:id="117" w:name="resumen-en-3-frases-7"/>
     <w:p>
       <w:pPr>
         <w:pStyle w:val="Heading2"/>
@@ -15497,8 +16354,8 @@
         <w:t xml:space="preserve">La prueba maestra de DNS es comparar resolvers; y nunca reinicies antes de capturar el estado.</w:t>
       </w:r>
     </w:p>
-    <w:bookmarkEnd w:id="106"/>
-    <w:bookmarkStart w:id="107" w:name="vocabulario-rápido-7"/>
+    <w:bookmarkEnd w:id="117"/>
+    <w:bookmarkStart w:id="118" w:name="vocabulario-rápido-7"/>
     <w:p>
       <w:pPr>
         <w:pStyle w:val="Heading2"/>
@@ -15511,6 +16368,7 @@
       <w:tblPr>
         <w:tblStyle w:val="Table"/>
         <w:tblW w:type="pct" w:w="5000"/>
+        <w:jc w:val="left"/>
         <w:tblLayout w:type="fixed"/>
         <w:tblLook w:firstRow="1" w:lastRow="0" w:firstColumn="0" w:lastColumn="0" w:noHBand="0" w:noVBand="0" w:val="0020"/>
       </w:tblPr>
@@ -15527,6 +16385,7 @@
           <w:p>
             <w:pPr>
               <w:pStyle w:val="Compact"/>
+              <w:jc w:val="left"/>
             </w:pPr>
             <w:r>
               <w:t xml:space="preserve">Término</w:t>
@@ -15538,6 +16397,7 @@
           <w:p>
             <w:pPr>
               <w:pStyle w:val="Compact"/>
+              <w:jc w:val="left"/>
             </w:pPr>
             <w:r>
               <w:t xml:space="preserve">Idea general</w:t>
@@ -15551,6 +16411,7 @@
           <w:p>
             <w:pPr>
               <w:pStyle w:val="Compact"/>
+              <w:jc w:val="left"/>
             </w:pPr>
             <w:r>
               <w:t xml:space="preserve">APIPA</w:t>
@@ -15562,6 +16423,7 @@
           <w:p>
             <w:pPr>
               <w:pStyle w:val="Compact"/>
+              <w:jc w:val="left"/>
             </w:pPr>
             <w:r>
               <w:t xml:space="preserve">Auto-IP 169.254.x.x cuando el DORA falla</w:t>
@@ -15575,6 +16437,7 @@
           <w:p>
             <w:pPr>
               <w:pStyle w:val="Compact"/>
+              <w:jc w:val="left"/>
             </w:pPr>
             <w:r>
               <w:t xml:space="preserve">Resolver</w:t>
@@ -15586,6 +16449,7 @@
           <w:p>
             <w:pPr>
               <w:pStyle w:val="Compact"/>
+              <w:jc w:val="left"/>
             </w:pPr>
             <w:r>
               <w:t xml:space="preserve">Servidor DNS con el que habla tu equipo</w:t>
@@ -15599,6 +16463,7 @@
           <w:p>
             <w:pPr>
               <w:pStyle w:val="Compact"/>
+              <w:jc w:val="left"/>
             </w:pPr>
             <w:r>
               <w:t xml:space="preserve">Recursivo/iterativo</w:t>
@@ -15610,6 +16475,7 @@
           <w:p>
             <w:pPr>
               <w:pStyle w:val="Compact"/>
+              <w:jc w:val="left"/>
             </w:pPr>
             <w:r>
               <w:t xml:space="preserve">Tipos de consulta DNS (PC→resolver / resolver→jerarquía)</w:t>
@@ -15623,6 +16489,7 @@
           <w:p>
             <w:pPr>
               <w:pStyle w:val="Compact"/>
+              <w:jc w:val="left"/>
             </w:pPr>
             <w:r>
               <w:t xml:space="preserve">Reach</w:t>
@@ -15634,6 +16501,7 @@
           <w:p>
             <w:pPr>
               <w:pStyle w:val="Compact"/>
+              <w:jc w:val="left"/>
             </w:pPr>
             <w:r>
               <w:t xml:space="preserve">Alcance NTP (377 = 8/8 sondeos OK)</w:t>
@@ -15647,6 +16515,7 @@
           <w:p>
             <w:pPr>
               <w:pStyle w:val="Compact"/>
+              <w:jc w:val="left"/>
             </w:pPr>
             <w:r>
               <w:t xml:space="preserve">Escalera del servicio</w:t>
@@ -15658,6 +16527,7 @@
           <w:p>
             <w:pPr>
               <w:pStyle w:val="Compact"/>
+              <w:jc w:val="left"/>
             </w:pPr>
             <w:r>
               <w:t xml:space="preserve">Orden de diagnóstico: IP → gateway → Internet → nombres → hora</w:t>
@@ -15683,7 +16553,7 @@
       <w:r>
         <w:t xml:space="preserve"> </w:t>
       </w:r>
-      <w:hyperlink r:id="rId33">
+      <w:hyperlink r:id="rId44">
         <w:r>
           <w:rPr>
             <w:rStyle w:val="Hyperlink"/>
@@ -15710,7 +16580,7 @@
       <w:r>
         <w:t xml:space="preserve"> </w:t>
       </w:r>
-      <w:hyperlink r:id="rId16">
+      <w:hyperlink r:id="rId27">
         <w:r>
           <w:rPr>
             <w:rStyle w:val="Hyperlink"/>
@@ -15737,7 +16607,7 @@
       <w:r>
         <w:t xml:space="preserve"> </w:t>
       </w:r>
-      <w:hyperlink r:id="rId18">
+      <w:hyperlink r:id="rId29">
         <w:r>
           <w:rPr>
             <w:rStyle w:val="Hyperlink"/>
@@ -15746,9 +16616,9 @@
         </w:r>
       </w:hyperlink>
     </w:p>
-    <w:bookmarkEnd w:id="107"/>
-    <w:bookmarkEnd w:id="108"/>
-    <w:bookmarkStart w:id="121" w:name="cierre-consolida-lo-aprendido"/>
+    <w:bookmarkEnd w:id="118"/>
+    <w:bookmarkEnd w:id="119"/>
+    <w:bookmarkStart w:id="132" w:name="cierre-consolida-lo-aprendido"/>
     <w:p>
       <w:pPr>
         <w:pStyle w:val="Heading1"/>
@@ -15822,7 +16692,7 @@
       <w:r>
         <w:t xml:space="preserve"> </w:t>
       </w:r>
-      <w:hyperlink r:id="rId17">
+      <w:hyperlink r:id="rId28">
         <w:r>
           <w:rPr>
             <w:rStyle w:val="Hyperlink"/>
@@ -15844,7 +16714,7 @@
         </w:pict>
       </w:r>
     </w:p>
-    <w:bookmarkStart w:id="109" w:name="sé-el-paquete"/>
+    <w:bookmarkStart w:id="120" w:name="sé-el-paquete"/>
     <w:p>
       <w:pPr>
         <w:pStyle w:val="Heading2"/>
@@ -16056,8 +16926,8 @@
         </w:pict>
       </w:r>
     </w:p>
-    <w:bookmarkEnd w:id="109"/>
-    <w:bookmarkStart w:id="110" w:name="fireside-chat-dhcp-vs-dns"/>
+    <w:bookmarkEnd w:id="120"/>
+    <w:bookmarkStart w:id="121" w:name="fireside-chat-dhcp-vs-dns"/>
     <w:p>
       <w:pPr>
         <w:pStyle w:val="Heading2"/>
@@ -16171,7 +17041,13 @@
         <w:t xml:space="preserve"> </w:t>
       </w:r>
       <w:r>
-        <w:t xml:space="preserve">“no navega”</w:t>
+        <w:t xml:space="preserve">“</w:t>
+      </w:r>
+      <w:r>
+        <w:t xml:space="preserve">no navega</w:t>
+      </w:r>
+      <w:r>
+        <w:t xml:space="preserve">”</w:t>
       </w:r>
       <w:r>
         <w:t xml:space="preserve"> </w:t>
@@ -16183,7 +17059,13 @@
         <w:t xml:space="preserve"> </w:t>
       </w:r>
       <w:r>
-        <w:t xml:space="preserve">“¡el DNS!”</w:t>
+        <w:t xml:space="preserve">“</w:t>
+      </w:r>
+      <w:r>
+        <w:t xml:space="preserve">¡el DNS!</w:t>
+      </w:r>
+      <w:r>
+        <w:t xml:space="preserve">”</w:t>
       </w:r>
       <w:r>
         <w:t xml:space="preserve">.</w:t>
@@ -16210,7 +17092,13 @@
         <w:t xml:space="preserve"> </w:t>
       </w:r>
       <w:r>
-        <w:t xml:space="preserve">“¡no hay Internet!”</w:t>
+        <w:t xml:space="preserve">“</w:t>
+      </w:r>
+      <w:r>
+        <w:t xml:space="preserve">¡no hay Internet!</w:t>
+      </w:r>
+      <w:r>
+        <w:t xml:space="preserve">”</w:t>
       </w:r>
       <w:r>
         <w:t xml:space="preserve">, que es mentir un poquito también. La red está; lo que se cayó es la traducción.</w:t>
@@ -16295,8 +17183,8 @@
         </w:pict>
       </w:r>
     </w:p>
-    <w:bookmarkEnd w:id="110"/>
-    <w:bookmarkStart w:id="111" w:name="quién-soy"/>
+    <w:bookmarkEnd w:id="121"/>
+    <w:bookmarkStart w:id="122" w:name="quién-soy"/>
     <w:p>
       <w:pPr>
         <w:pStyle w:val="Heading2"/>
@@ -16452,8 +17340,8 @@
         </w:pict>
       </w:r>
     </w:p>
-    <w:bookmarkEnd w:id="111"/>
-    <w:bookmarkStart w:id="112" w:name="Xbe5678062525694d69eaeb96e1abf0426c24e46"/>
+    <w:bookmarkEnd w:id="122"/>
+    <w:bookmarkStart w:id="123" w:name="Xbe5678062525694d69eaeb96e1abf0426c24e46"/>
     <w:p>
       <w:pPr>
         <w:pStyle w:val="Heading2"/>
@@ -16465,7 +17353,13 @@
         <w:t xml:space="preserve"> </w:t>
       </w:r>
       <w:r>
-        <w:t xml:space="preserve">“Puse el DNS de Google en todos los equipos y todo solucionado”</w:t>
+        <w:t xml:space="preserve">“</w:t>
+      </w:r>
+      <w:r>
+        <w:t xml:space="preserve">Puse el DNS de Google en todos los equipos y todo solucionado</w:t>
+      </w:r>
+      <w:r>
+        <w:t xml:space="preserve">”</w:t>
       </w:r>
     </w:p>
     <w:p>
@@ -16574,8 +17468,8 @@
         </w:pict>
       </w:r>
     </w:p>
-    <w:bookmarkEnd w:id="112"/>
-    <w:bookmarkStart w:id="113" w:name="X41f3571a7cb1903f62ccf1389ab56b84e1cacd6"/>
+    <w:bookmarkEnd w:id="123"/>
+    <w:bookmarkStart w:id="124" w:name="X41f3571a7cb1903f62ccf1389ab56b84e1cacd6"/>
     <w:p>
       <w:pPr>
         <w:pStyle w:val="Heading2"/>
@@ -16935,7 +17829,13 @@
         <w:t xml:space="preserve"> </w:t>
       </w:r>
       <w:r>
-        <w:t xml:space="preserve">“no navega nada”</w:t>
+        <w:t xml:space="preserve">“</w:t>
+      </w:r>
+      <w:r>
+        <w:t xml:space="preserve">no navega nada</w:t>
+      </w:r>
+      <w:r>
+        <w:t xml:space="preserve">”</w:t>
       </w:r>
       <w:r>
         <w:t xml:space="preserve">. Sube la escalera: ¿IP? sí. ¿Gateway ping? falla. Mira</w:t>
@@ -17034,7 +17934,13 @@
         <w:t xml:space="preserve"> </w:t>
       </w:r>
       <w:r>
-        <w:t xml:space="preserve">“Clock is unsynchronized”</w:t>
+        <w:t xml:space="preserve">“</w:t>
+      </w:r>
+      <w:r>
+        <w:t xml:space="preserve">Clock is unsynchronized</w:t>
+      </w:r>
+      <w:r>
+        <w:t xml:space="preserve">”</w:t>
       </w:r>
       <w:r>
         <w:t xml:space="preserve">. Y</w:t>
@@ -17062,8 +17968,8 @@
         </w:pict>
       </w:r>
     </w:p>
-    <w:bookmarkEnd w:id="113"/>
-    <w:bookmarkStart w:id="114" w:name="logros-de-esta-unidad"/>
+    <w:bookmarkEnd w:id="124"/>
+    <w:bookmarkStart w:id="125" w:name="logros-de-esta-unidad"/>
     <w:p>
       <w:pPr>
         <w:pStyle w:val="Heading2"/>
@@ -17076,6 +17982,7 @@
       <w:tblPr>
         <w:tblStyle w:val="Table"/>
         <w:tblW w:type="pct" w:w="5000"/>
+        <w:jc w:val="left"/>
         <w:tblLayout w:type="fixed"/>
         <w:tblLook w:firstRow="1" w:lastRow="0" w:firstColumn="0" w:lastColumn="0" w:noHBand="0" w:noVBand="0" w:val="0020"/>
       </w:tblPr>
@@ -17092,6 +17999,7 @@
           <w:p>
             <w:pPr>
               <w:pStyle w:val="Compact"/>
+              <w:jc w:val="left"/>
             </w:pPr>
             <w:r>
               <w:t xml:space="preserve">Logro</w:t>
@@ -17103,6 +18011,7 @@
           <w:p>
             <w:pPr>
               <w:pStyle w:val="Compact"/>
+              <w:jc w:val="left"/>
             </w:pPr>
             <w:r>
               <w:t xml:space="preserve">Cómo conseguirlo</w:t>
@@ -17116,6 +18025,7 @@
           <w:p>
             <w:pPr>
               <w:pStyle w:val="Compact"/>
+              <w:jc w:val="left"/>
             </w:pPr>
             <w:r>
               <w:t xml:space="preserve">🏅</w:t>
@@ -17137,6 +18047,7 @@
           <w:p>
             <w:pPr>
               <w:pStyle w:val="Compact"/>
+              <w:jc w:val="left"/>
             </w:pPr>
             <w:r>
               <w:t xml:space="preserve">Configurar un pool DHCP con exclusiones y reservas a la primera</w:t>
@@ -17150,6 +18061,7 @@
           <w:p>
             <w:pPr>
               <w:pStyle w:val="Compact"/>
+              <w:jc w:val="left"/>
             </w:pPr>
             <w:r>
               <w:t xml:space="preserve">🏅</w:t>
@@ -17171,6 +18083,7 @@
           <w:p>
             <w:pPr>
               <w:pStyle w:val="Compact"/>
+              <w:jc w:val="left"/>
             </w:pPr>
             <w:r>
               <w:t xml:space="preserve">Explicar la cadena raíz → TLD → autoritativo sin mirar apuntes</w:t>
@@ -17184,6 +18097,7 @@
           <w:p>
             <w:pPr>
               <w:pStyle w:val="Compact"/>
+              <w:jc w:val="left"/>
             </w:pPr>
             <w:r>
               <w:t xml:space="preserve">🏅</w:t>
@@ -17205,6 +18119,7 @@
           <w:p>
             <w:pPr>
               <w:pStyle w:val="Compact"/>
+              <w:jc w:val="left"/>
             </w:pPr>
             <w:r>
               <w:t xml:space="preserve">Dejar 3 equipos sincronizados con NTP autenticado</w:t>
@@ -17218,6 +18133,7 @@
           <w:p>
             <w:pPr>
               <w:pStyle w:val="Compact"/>
+              <w:jc w:val="left"/>
             </w:pPr>
             <w:r>
               <w:t xml:space="preserve">🏅</w:t>
@@ -17239,6 +18155,7 @@
           <w:p>
             <w:pPr>
               <w:pStyle w:val="Compact"/>
+              <w:jc w:val="left"/>
             </w:pPr>
             <w:r>
               <w:t xml:space="preserve">Diagnosticar los 3 fallos del laboratorio en menos de 30 minutos</w:t>
@@ -17254,8 +18171,8 @@
         </w:pict>
       </w:r>
     </w:p>
-    <w:bookmarkEnd w:id="114"/>
-    <w:bookmarkStart w:id="115" w:name="atrévete-a-pensar"/>
+    <w:bookmarkEnd w:id="125"/>
+    <w:bookmarkStart w:id="126" w:name="atrévete-a-pensar"/>
     <w:p>
       <w:pPr>
         <w:pStyle w:val="Heading2"/>
@@ -17330,7 +18247,13 @@
         <w:t xml:space="preserve"> </w:t>
       </w:r>
       <w:r>
-        <w:t xml:space="preserve">“para que nunca falte la hora”</w:t>
+        <w:t xml:space="preserve">“</w:t>
+      </w:r>
+      <w:r>
+        <w:t xml:space="preserve">para que nunca falte la hora</w:t>
+      </w:r>
+      <w:r>
+        <w:t xml:space="preserve">”</w:t>
       </w:r>
       <w:r>
         <w:t xml:space="preserve">. ¿Qué le respondes?</w:t>
@@ -17476,7 +18399,13 @@
         <w:t xml:space="preserve"> </w:t>
       </w:r>
       <w:r>
-        <w:t xml:space="preserve">“Nunca falte la hora”</w:t>
+        <w:t xml:space="preserve">“</w:t>
+      </w:r>
+      <w:r>
+        <w:t xml:space="preserve">Nunca falte la hora</w:t>
+      </w:r>
+      <w:r>
+        <w:t xml:space="preserve">”</w:t>
       </w:r>
       <w:r>
         <w:t xml:space="preserve"> </w:t>
@@ -17492,8 +18421,8 @@
         </w:pict>
       </w:r>
     </w:p>
-    <w:bookmarkEnd w:id="115"/>
-    <w:bookmarkStart w:id="116" w:name="crucigrama-de-bits"/>
+    <w:bookmarkEnd w:id="126"/>
+    <w:bookmarkStart w:id="127" w:name="crucigrama-de-bits"/>
     <w:p>
       <w:pPr>
         <w:pStyle w:val="Heading2"/>
@@ -17639,8 +18568,8 @@
         </w:pict>
       </w:r>
     </w:p>
-    <w:bookmarkEnd w:id="116"/>
-    <w:bookmarkStart w:id="117" w:name="preguntas-de-entrevista-de-trabajo"/>
+    <w:bookmarkEnd w:id="127"/>
+    <w:bookmarkStart w:id="128" w:name="preguntas-de-entrevista-de-trabajo"/>
     <w:p>
       <w:pPr>
         <w:pStyle w:val="Heading2"/>
@@ -17662,7 +18591,21 @@
           <w:b/>
           <w:bCs/>
         </w:rPr>
-        <w:t xml:space="preserve">“Explícame qué pasa, mensaje a mensaje, cuando conecto un PC a la red.”</w:t>
+        <w:t xml:space="preserve">“</w:t>
+      </w:r>
+      <w:r>
+        <w:rPr>
+          <w:b/>
+          <w:bCs/>
+        </w:rPr>
+        <w:t xml:space="preserve">Explícame qué pasa, mensaje a mensaje, cuando conecto un PC a la red.</w:t>
+      </w:r>
+      <w:r>
+        <w:rPr>
+          <w:b/>
+          <w:bCs/>
+        </w:rPr>
+        <w:t xml:space="preserve">”</w:t>
       </w:r>
     </w:p>
     <w:p>
@@ -17678,7 +18621,21 @@
           <w:b/>
           <w:bCs/>
         </w:rPr>
-        <w:t xml:space="preserve">“Un usuario no navega. ¿Qué orden de comprobaciones sigues?”</w:t>
+        <w:t xml:space="preserve">“</w:t>
+      </w:r>
+      <w:r>
+        <w:rPr>
+          <w:b/>
+          <w:bCs/>
+        </w:rPr>
+        <w:t xml:space="preserve">Un usuario no navega. ¿Qué orden de comprobaciones sigues?</w:t>
+      </w:r>
+      <w:r>
+        <w:rPr>
+          <w:b/>
+          <w:bCs/>
+        </w:rPr>
+        <w:t xml:space="preserve">”</w:t>
       </w:r>
     </w:p>
     <w:p>
@@ -17694,7 +18651,21 @@
           <w:b/>
           <w:bCs/>
         </w:rPr>
-        <w:t xml:space="preserve">“¿Qué registros DNS mínimos montarías para una empresa con web, correo y resolución inversa?”</w:t>
+        <w:t xml:space="preserve">“</w:t>
+      </w:r>
+      <w:r>
+        <w:rPr>
+          <w:b/>
+          <w:bCs/>
+        </w:rPr>
+        <w:t xml:space="preserve">¿Qué registros DNS mínimos montarías para una empresa con web, correo y resolución inversa?</w:t>
+      </w:r>
+      <w:r>
+        <w:rPr>
+          <w:b/>
+          <w:bCs/>
+        </w:rPr>
+        <w:t xml:space="preserve">”</w:t>
       </w:r>
     </w:p>
     <w:p>
@@ -17710,7 +18681,21 @@
           <w:b/>
           <w:bCs/>
         </w:rPr>
-        <w:t xml:space="preserve">“¿Por qué es importante NTP en una red con logs centralizados?”</w:t>
+        <w:t xml:space="preserve">“</w:t>
+      </w:r>
+      <w:r>
+        <w:rPr>
+          <w:b/>
+          <w:bCs/>
+        </w:rPr>
+        <w:t xml:space="preserve">¿Por qué es importante NTP en una red con logs centralizados?</w:t>
+      </w:r>
+      <w:r>
+        <w:rPr>
+          <w:b/>
+          <w:bCs/>
+        </w:rPr>
+        <w:t xml:space="preserve">”</w:t>
       </w:r>
     </w:p>
     <w:p>
@@ -17726,7 +18711,21 @@
           <w:b/>
           <w:bCs/>
         </w:rPr>
-        <w:t xml:space="preserve">“¿Cómo harías que una IP concreta sea siempre la misma sin configurarla en el equipo?”</w:t>
+        <w:t xml:space="preserve">“</w:t>
+      </w:r>
+      <w:r>
+        <w:rPr>
+          <w:b/>
+          <w:bCs/>
+        </w:rPr>
+        <w:t xml:space="preserve">¿Cómo harías que una IP concreta sea siempre la misma sin configurarla en el equipo?</w:t>
+      </w:r>
+      <w:r>
+        <w:rPr>
+          <w:b/>
+          <w:bCs/>
+        </w:rPr>
+        <w:t xml:space="preserve">”</w:t>
       </w:r>
     </w:p>
     <w:p>
@@ -17760,8 +18759,8 @@
         </w:pict>
       </w:r>
     </w:p>
-    <w:bookmarkEnd w:id="117"/>
-    <w:bookmarkStart w:id="118" w:name="no-hay-preguntas-tontas"/>
+    <w:bookmarkEnd w:id="128"/>
+    <w:bookmarkStart w:id="129" w:name="no-hay-preguntas-tontas"/>
     <w:p>
       <w:pPr>
         <w:pStyle w:val="Heading2"/>
@@ -17890,7 +18889,13 @@
         <w:t xml:space="preserve"> </w:t>
       </w:r>
       <w:r>
-        <w:t xml:space="preserve">“La pongo a mano en cada equipo”</w:t>
+        <w:t xml:space="preserve">“</w:t>
+      </w:r>
+      <w:r>
+        <w:t xml:space="preserve">La pongo a mano en cada equipo</w:t>
+      </w:r>
+      <w:r>
+        <w:t xml:space="preserve">”</w:t>
       </w:r>
       <w:r>
         <w:t xml:space="preserve"> </w:t>
@@ -17906,8 +18911,8 @@
         </w:pict>
       </w:r>
     </w:p>
-    <w:bookmarkEnd w:id="118"/>
-    <w:bookmarkStart w:id="119" w:name="poscréditos"/>
+    <w:bookmarkEnd w:id="129"/>
+    <w:bookmarkStart w:id="130" w:name="poscréditos"/>
     <w:p>
       <w:pPr>
         <w:pStyle w:val="Heading2"/>
@@ -17927,7 +18932,13 @@
         <w:t xml:space="preserve"> </w:t>
       </w:r>
       <w:r>
-        <w:t xml:space="preserve">“todo funciona”</w:t>
+        <w:t xml:space="preserve">“</w:t>
+      </w:r>
+      <w:r>
+        <w:t xml:space="preserve">todo funciona</w:t>
+      </w:r>
+      <w:r>
+        <w:t xml:space="preserve">”</w:t>
       </w:r>
       <w:r>
         <w:t xml:space="preserve">. CONRAD, desde la consola, murmuró:</w:t>
@@ -17940,7 +18951,21 @@
           <w:i/>
           <w:iCs/>
         </w:rPr>
-        <w:t xml:space="preserve">“Ese usuario no sabe lo que ha tenido que pasar por DORA, una jerarquía DNS y un stratum para poder ver gatos en Internet. Y lo peor es que no quiere saberlo. Somos los invisibles del invisible.”</w:t>
+        <w:t xml:space="preserve">“</w:t>
+      </w:r>
+      <w:r>
+        <w:rPr>
+          <w:i/>
+          <w:iCs/>
+        </w:rPr>
+        <w:t xml:space="preserve">Ese usuario no sabe lo que ha tenido que pasar por DORA, una jerarquía DNS y un stratum para poder ver gatos en Internet. Y lo peor es que no quiere saberlo. Somos los invisibles del invisible.</w:t>
+      </w:r>
+      <w:r>
+        <w:rPr>
+          <w:i/>
+          <w:iCs/>
+        </w:rPr>
+        <w:t xml:space="preserve">”</w:t>
       </w:r>
     </w:p>
     <w:p>
@@ -17968,8 +18993,8 @@
         </w:pict>
       </w:r>
     </w:p>
-    <w:bookmarkEnd w:id="119"/>
-    <w:bookmarkStart w:id="120" w:name="X6f59a02138e6445cdd6939aaea3cbf69c5ee0c8"/>
+    <w:bookmarkEnd w:id="130"/>
+    <w:bookmarkStart w:id="131" w:name="X6f59a02138e6445cdd6939aaea3cbf69c5ee0c8"/>
     <w:p>
       <w:pPr>
         <w:pStyle w:val="Heading2"/>
@@ -17982,6 +19007,7 @@
       <w:tblPr>
         <w:tblStyle w:val="Table"/>
         <w:tblW w:type="pct" w:w="5000"/>
+        <w:jc w:val="left"/>
         <w:tblLayout w:type="fixed"/>
         <w:tblLook w:firstRow="1" w:lastRow="0" w:firstColumn="0" w:lastColumn="0" w:noHBand="0" w:noVBand="0" w:val="0020"/>
       </w:tblPr>
@@ -17999,6 +19025,7 @@
           <w:p>
             <w:pPr>
               <w:pStyle w:val="Compact"/>
+              <w:jc w:val="left"/>
             </w:pPr>
             <w:r>
               <w:t xml:space="preserve">CE</w:t>
@@ -18010,6 +19037,7 @@
           <w:p>
             <w:pPr>
               <w:pStyle w:val="Compact"/>
+              <w:jc w:val="left"/>
             </w:pPr>
             <w:r>
               <w:t xml:space="preserve">Criterio</w:t>
@@ -18021,6 +19049,7 @@
           <w:p>
             <w:pPr>
               <w:pStyle w:val="Compact"/>
+              <w:jc w:val="left"/>
             </w:pPr>
             <w:r>
               <w:t xml:space="preserve">Cubierto</w:t>
@@ -18034,6 +19063,7 @@
           <w:p>
             <w:pPr>
               <w:pStyle w:val="Compact"/>
+              <w:jc w:val="left"/>
             </w:pPr>
             <w:r>
               <w:t xml:space="preserve">RA2·d)</w:t>
@@ -18045,6 +19075,7 @@
           <w:p>
             <w:pPr>
               <w:pStyle w:val="Compact"/>
+              <w:jc w:val="left"/>
             </w:pPr>
             <w:r>
               <w:t xml:space="preserve">Se ha utilizado el sistema de direccionamiento lógico IP para asignar direcciones de red y máscaras de subred</w:t>
@@ -18056,6 +19087,7 @@
           <w:p>
             <w:pPr>
               <w:pStyle w:val="Compact"/>
+              <w:jc w:val="left"/>
             </w:pPr>
             <w:r>
               <w:t xml:space="preserve">✅ Puntos 2-3 (rangos y pools DHCP) + ⚡ Laboratorio (punto 9)</w:t>
@@ -18069,6 +19101,7 @@
           <w:p>
             <w:pPr>
               <w:pStyle w:val="Compact"/>
+              <w:jc w:val="left"/>
             </w:pPr>
             <w:r>
               <w:t xml:space="preserve">RA4·h)</w:t>
@@ -18080,6 +19113,7 @@
           <w:p>
             <w:pPr>
               <w:pStyle w:val="Compact"/>
+              <w:jc w:val="left"/>
             </w:pPr>
             <w:r>
               <w:t xml:space="preserve">Se ha configurado el «router» como servidor de direcciones IP dinámicas</w:t>
@@ -18091,6 +19125,7 @@
           <w:p>
             <w:pPr>
               <w:pStyle w:val="Compact"/>
+              <w:jc w:val="left"/>
             </w:pPr>
             <w:r>
               <w:t xml:space="preserve">✅ Puntos 2-3 + 🧠 Atrévete a pensar (punto 9)</w:t>
@@ -18172,7 +19207,7 @@
       <w:r>
         <w:t xml:space="preserve"> </w:t>
       </w:r>
-      <w:hyperlink r:id="rId33">
+      <w:hyperlink r:id="rId44">
         <w:r>
           <w:rPr>
             <w:rStyle w:val="Hyperlink"/>
@@ -18199,7 +19234,7 @@
       <w:r>
         <w:t xml:space="preserve"> </w:t>
       </w:r>
-      <w:hyperlink r:id="rId17">
+      <w:hyperlink r:id="rId28">
         <w:r>
           <w:rPr>
             <w:rStyle w:val="Hyperlink"/>
@@ -18226,7 +19261,7 @@
       <w:r>
         <w:t xml:space="preserve"> </w:t>
       </w:r>
-      <w:hyperlink r:id="rId23">
+      <w:hyperlink r:id="rId34">
         <w:r>
           <w:rPr>
             <w:rStyle w:val="Hyperlink"/>
@@ -18235,13 +19270,9 @@
         </w:r>
       </w:hyperlink>
     </w:p>
-    <w:bookmarkEnd w:id="120"/>
-    <w:bookmarkEnd w:id="121"/>
-    <w:sectPr>
-      <w:footnotePr>
-        <w:numRestart w:val="eachSect"/>
-      </w:footnotePr>
-    </w:sectPr>
+    <w:bookmarkEnd w:id="131"/>
+    <w:bookmarkEnd w:id="132"/>
+    <w:sectPr/>
   </w:body>
 </w:document>
 </file>
@@ -18279,7 +19310,7 @@
       <w:lvlText w:val=" "/>
       <w:lvlJc w:val="left"/>
       <w:pPr>
-        <w:ind w:left="720" w:hanging="360"/>
+        <w:ind w:left="720" w:hanging="480"/>
       </w:pPr>
     </w:lvl>
     <w:lvl w:ilvl="1">
@@ -18287,7 +19318,7 @@
       <w:lvlText w:val=" "/>
       <w:lvlJc w:val="left"/>
       <w:pPr>
-        <w:ind w:left="1440" w:hanging="360"/>
+        <w:ind w:left="1440" w:hanging="480"/>
       </w:pPr>
     </w:lvl>
     <w:lvl w:ilvl="2">
@@ -18295,7 +19326,7 @@
       <w:lvlText w:val=" "/>
       <w:lvlJc w:val="left"/>
       <w:pPr>
-        <w:ind w:left="2160" w:hanging="360"/>
+        <w:ind w:left="2160" w:hanging="480"/>
       </w:pPr>
     </w:lvl>
     <w:lvl w:ilvl="3">
@@ -18303,7 +19334,7 @@
       <w:lvlText w:val=" "/>
       <w:lvlJc w:val="left"/>
       <w:pPr>
-        <w:ind w:left="2880" w:hanging="360"/>
+        <w:ind w:left="2880" w:hanging="480"/>
       </w:pPr>
     </w:lvl>
     <w:lvl w:ilvl="4">
@@ -18311,7 +19342,7 @@
       <w:lvlText w:val=" "/>
       <w:lvlJc w:val="left"/>
       <w:pPr>
-        <w:ind w:left="3600" w:hanging="360"/>
+        <w:ind w:left="3600" w:hanging="480"/>
       </w:pPr>
     </w:lvl>
     <w:lvl w:ilvl="5">
@@ -18319,7 +19350,7 @@
       <w:lvlText w:val=" "/>
       <w:lvlJc w:val="left"/>
       <w:pPr>
-        <w:ind w:left="4320" w:hanging="360"/>
+        <w:ind w:left="4320" w:hanging="480"/>
       </w:pPr>
     </w:lvl>
     <w:lvl w:ilvl="6">
@@ -18327,7 +19358,7 @@
       <w:lvlText w:val=" "/>
       <w:lvlJc w:val="left"/>
       <w:pPr>
-        <w:ind w:left="5040" w:hanging="360"/>
+        <w:ind w:left="5040" w:hanging="480"/>
       </w:pPr>
     </w:lvl>
     <w:lvl w:ilvl="7">
@@ -18335,7 +19366,7 @@
       <w:lvlText w:val=" "/>
       <w:lvlJc w:val="left"/>
       <w:pPr>
-        <w:ind w:left="5760" w:hanging="360"/>
+        <w:ind w:left="5760" w:hanging="480"/>
       </w:pPr>
     </w:lvl>
     <w:lvl w:ilvl="8">
@@ -18343,7 +19374,7 @@
       <w:lvlText w:val=" "/>
       <w:lvlJc w:val="left"/>
       <w:pPr>
-        <w:ind w:left="6480" w:hanging="360"/>
+        <w:ind w:left="6480" w:hanging="480"/>
       </w:pPr>
     </w:lvl>
   </w:abstractNum>
@@ -18352,102 +19383,75 @@
     <w:multiLevelType w:val="multilevel"/>
     <w:lvl w:ilvl="0">
       <w:numFmt w:val="bullet"/>
-      <w:lvlText w:val=""/>
+      <w:lvlText w:val="•"/>
       <w:lvlJc w:val="left"/>
       <w:pPr>
-        <w:ind w:left="720" w:hanging="360"/>
-      </w:pPr>
-      <w:rPr>
-        <w:rFonts w:ascii="Symbol" w:hAnsi="Symbol" w:cs="Symbol" w:hint="default"/>
-      </w:rPr>
+        <w:ind w:left="720" w:hanging="480"/>
+      </w:pPr>
     </w:lvl>
     <w:lvl w:ilvl="1">
       <w:numFmt w:val="bullet"/>
-      <w:lvlText w:val="o"/>
+      <w:lvlText w:val="–"/>
       <w:lvlJc w:val="left"/>
       <w:pPr>
-        <w:ind w:left="1440" w:hanging="360"/>
-      </w:pPr>
-      <w:rPr>
-        <w:rFonts w:ascii="Courier New" w:hAnsi="Courier New" w:cs="Courier New" w:hint="default"/>
-      </w:rPr>
+        <w:ind w:left="1440" w:hanging="480"/>
+      </w:pPr>
     </w:lvl>
     <w:lvl w:ilvl="2">
       <w:numFmt w:val="bullet"/>
-      <w:lvlText w:val=""/>
+      <w:lvlText w:val="•"/>
       <w:lvlJc w:val="left"/>
       <w:pPr>
-        <w:ind w:left="2160" w:hanging="360"/>
-      </w:pPr>
-      <w:rPr>
-        <w:rFonts w:ascii="Wingdings" w:hAnsi="Wingdings" w:cs="Wingdings" w:hint="default"/>
-      </w:rPr>
+        <w:ind w:left="2160" w:hanging="480"/>
+      </w:pPr>
     </w:lvl>
     <w:lvl w:ilvl="3">
       <w:numFmt w:val="bullet"/>
-      <w:lvlText w:val=""/>
+      <w:lvlText w:val="–"/>
       <w:lvlJc w:val="left"/>
       <w:pPr>
-        <w:ind w:left="2880" w:hanging="360"/>
-      </w:pPr>
-      <w:rPr>
-        <w:rFonts w:ascii="Symbol" w:hAnsi="Symbol" w:cs="Symbol" w:hint="default"/>
-      </w:rPr>
+        <w:ind w:left="2880" w:hanging="480"/>
+      </w:pPr>
     </w:lvl>
     <w:lvl w:ilvl="4">
       <w:numFmt w:val="bullet"/>
-      <w:lvlText w:val="o"/>
+      <w:lvlText w:val="•"/>
       <w:lvlJc w:val="left"/>
       <w:pPr>
-        <w:ind w:left="3600" w:hanging="360"/>
-      </w:pPr>
-      <w:rPr>
-        <w:rFonts w:ascii="Courier New" w:hAnsi="Courier New" w:cs="Courier New" w:hint="default"/>
-      </w:rPr>
+        <w:ind w:left="3600" w:hanging="480"/>
+      </w:pPr>
     </w:lvl>
     <w:lvl w:ilvl="5">
       <w:numFmt w:val="bullet"/>
-      <w:lvlText w:val=""/>
+      <w:lvlText w:val="–"/>
       <w:lvlJc w:val="left"/>
       <w:pPr>
-        <w:ind w:left="4320" w:hanging="360"/>
-      </w:pPr>
-      <w:rPr>
-        <w:rFonts w:ascii="Wingdings" w:hAnsi="Wingdings" w:cs="Wingdings" w:hint="default"/>
-      </w:rPr>
+        <w:ind w:left="4320" w:hanging="480"/>
+      </w:pPr>
     </w:lvl>
     <w:lvl w:ilvl="6">
       <w:numFmt w:val="bullet"/>
-      <w:lvlText w:val=""/>
+      <w:lvlText w:val="•"/>
       <w:lvlJc w:val="left"/>
       <w:pPr>
-        <w:ind w:left="5040" w:hanging="360"/>
-      </w:pPr>
-      <w:rPr>
-        <w:rFonts w:ascii="Symbol" w:hAnsi="Symbol" w:cs="Symbol" w:hint="default"/>
-      </w:rPr>
+        <w:ind w:left="5040" w:hanging="480"/>
+      </w:pPr>
     </w:lvl>
     <w:lvl w:ilvl="7">
       <w:numFmt w:val="bullet"/>
-      <w:lvlText w:val="o"/>
+      <w:lvlText w:val="–"/>
       <w:lvlJc w:val="left"/>
       <w:pPr>
-        <w:ind w:left="5760" w:hanging="360"/>
-      </w:pPr>
-      <w:rPr>
-        <w:rFonts w:ascii="Courier New" w:hAnsi="Courier New" w:cs="Courier New" w:hint="default"/>
-      </w:rPr>
+        <w:ind w:left="5760" w:hanging="480"/>
+      </w:pPr>
     </w:lvl>
     <w:lvl w:ilvl="8">
       <w:numFmt w:val="bullet"/>
-      <w:lvlText w:val=""/>
+      <w:lvlText w:val="•"/>
       <w:lvlJc w:val="left"/>
       <w:pPr>
-        <w:ind w:left="6480" w:hanging="360"/>
-      </w:pPr>
-      <w:rPr>
-        <w:rFonts w:ascii="Wingdings" w:hAnsi="Wingdings" w:cs="Wingdings" w:hint="default"/>
-      </w:rPr>
+        <w:ind w:left="6480" w:hanging="480"/>
+      </w:pPr>
     </w:lvl>
   </w:abstractNum>
   <w:abstractNum w:abstractNumId="99411">
@@ -18459,7 +19463,7 @@
       <w:lvlText w:val="%1."/>
       <w:lvlJc w:val="left"/>
       <w:pPr>
-        <w:ind w:left="720" w:hanging="360"/>
+        <w:ind w:left="720" w:hanging="480"/>
       </w:pPr>
     </w:lvl>
     <w:lvl w:ilvl="1">
@@ -18468,7 +19472,7 @@
       <w:lvlText w:val="%2."/>
       <w:lvlJc w:val="left"/>
       <w:pPr>
-        <w:ind w:left="1440" w:hanging="360"/>
+        <w:ind w:left="1440" w:hanging="480"/>
       </w:pPr>
     </w:lvl>
     <w:lvl w:ilvl="2">
@@ -18477,7 +19481,7 @@
       <w:lvlText w:val="%3."/>
       <w:lvlJc w:val="left"/>
       <w:pPr>
-        <w:ind w:left="2160" w:hanging="360"/>
+        <w:ind w:left="2160" w:hanging="480"/>
       </w:pPr>
     </w:lvl>
     <w:lvl w:ilvl="3">
@@ -18486,7 +19490,7 @@
       <w:lvlText w:val="%4."/>
       <w:lvlJc w:val="left"/>
       <w:pPr>
-        <w:ind w:left="2880" w:hanging="360"/>
+        <w:ind w:left="2880" w:hanging="480"/>
       </w:pPr>
     </w:lvl>
     <w:lvl w:ilvl="4">
@@ -18495,7 +19499,7 @@
       <w:lvlText w:val="%5."/>
       <w:lvlJc w:val="left"/>
       <w:pPr>
-        <w:ind w:left="3600" w:hanging="360"/>
+        <w:ind w:left="3600" w:hanging="480"/>
       </w:pPr>
     </w:lvl>
     <w:lvl w:ilvl="5">
@@ -18504,7 +19508,7 @@
       <w:lvlText w:val="%6."/>
       <w:lvlJc w:val="left"/>
       <w:pPr>
-        <w:ind w:left="4320" w:hanging="360"/>
+        <w:ind w:left="4320" w:hanging="480"/>
       </w:pPr>
     </w:lvl>
     <w:lvl w:ilvl="6">
@@ -18513,7 +19517,7 @@
       <w:lvlText w:val="%7."/>
       <w:lvlJc w:val="left"/>
       <w:pPr>
-        <w:ind w:left="5040" w:hanging="360"/>
+        <w:ind w:left="5040" w:hanging="480"/>
       </w:pPr>
     </w:lvl>
     <w:lvl w:ilvl="7">
@@ -18522,7 +19526,7 @@
       <w:lvlText w:val="%8."/>
       <w:lvlJc w:val="left"/>
       <w:pPr>
-        <w:ind w:left="5760" w:hanging="360"/>
+        <w:ind w:left="5760" w:hanging="480"/>
       </w:pPr>
     </w:lvl>
     <w:lvl w:ilvl="8">
@@ -18531,7 +19535,7 @@
       <w:lvlText w:val="%9."/>
       <w:lvlJc w:val="left"/>
       <w:pPr>
-        <w:ind w:left="6480" w:hanging="360"/>
+        <w:ind w:left="6480" w:hanging="480"/>
       </w:pPr>
     </w:lvl>
   </w:abstractNum>
@@ -18544,7 +19548,7 @@
       <w:lvlText w:val="(%1)"/>
       <w:lvlJc w:val="left"/>
       <w:pPr>
-        <w:ind w:left="720" w:hanging="360"/>
+        <w:ind w:left="720" w:hanging="480"/>
       </w:pPr>
     </w:lvl>
     <w:lvl w:ilvl="1">
@@ -18553,7 +19557,7 @@
       <w:lvlText w:val="(%2)"/>
       <w:lvlJc w:val="left"/>
       <w:pPr>
-        <w:ind w:left="1440" w:hanging="360"/>
+        <w:ind w:left="1440" w:hanging="480"/>
       </w:pPr>
     </w:lvl>
     <w:lvl w:ilvl="2">
@@ -18562,7 +19566,7 @@
       <w:lvlText w:val="(%3)"/>
       <w:lvlJc w:val="left"/>
       <w:pPr>
-        <w:ind w:left="2160" w:hanging="360"/>
+        <w:ind w:left="2160" w:hanging="480"/>
       </w:pPr>
     </w:lvl>
     <w:lvl w:ilvl="3">
@@ -18571,7 +19575,7 @@
       <w:lvlText w:val="(%4)"/>
       <w:lvlJc w:val="left"/>
       <w:pPr>
-        <w:ind w:left="2880" w:hanging="360"/>
+        <w:ind w:left="2880" w:hanging="480"/>
       </w:pPr>
     </w:lvl>
     <w:lvl w:ilvl="4">
@@ -18580,7 +19584,7 @@
       <w:lvlText w:val="(%5)"/>
       <w:lvlJc w:val="left"/>
       <w:pPr>
-        <w:ind w:left="3600" w:hanging="360"/>
+        <w:ind w:left="3600" w:hanging="480"/>
       </w:pPr>
     </w:lvl>
     <w:lvl w:ilvl="5">
@@ -18589,7 +19593,7 @@
       <w:lvlText w:val="(%6)"/>
       <w:lvlJc w:val="left"/>
       <w:pPr>
-        <w:ind w:left="4320" w:hanging="360"/>
+        <w:ind w:left="4320" w:hanging="480"/>
       </w:pPr>
     </w:lvl>
     <w:lvl w:ilvl="6">
@@ -18598,7 +19602,7 @@
       <w:lvlText w:val="(%7)"/>
       <w:lvlJc w:val="left"/>
       <w:pPr>
-        <w:ind w:left="5040" w:hanging="360"/>
+        <w:ind w:left="5040" w:hanging="480"/>
       </w:pPr>
     </w:lvl>
     <w:lvl w:ilvl="7">
@@ -18607,7 +19611,7 @@
       <w:lvlText w:val="(%8)"/>
       <w:lvlJc w:val="left"/>
       <w:pPr>
-        <w:ind w:left="5760" w:hanging="360"/>
+        <w:ind w:left="5760" w:hanging="480"/>
       </w:pPr>
     </w:lvl>
     <w:lvl w:ilvl="8">
@@ -18616,7 +19620,7 @@
       <w:lvlText w:val="(%9)"/>
       <w:lvlJc w:val="left"/>
       <w:pPr>
-        <w:ind w:left="6480" w:hanging="360"/>
+        <w:ind w:left="6480" w:hanging="480"/>
       </w:pPr>
     </w:lvl>
   </w:abstractNum>
@@ -19519,10 +20523,10 @@
   <w:docDefaults>
     <w:rPrDefault>
       <w:rPr>
-        <w:rFonts w:asciiTheme="minorHAnsi" w:cstheme="minorBidi" w:eastAsiaTheme="minorEastAsia" w:hAnsiTheme="minorHAnsi"/>
+        <w:rFonts w:asciiTheme="minorHAnsi" w:cstheme="minorBidi" w:eastAsiaTheme="minorHAnsi" w:hAnsiTheme="minorHAnsi"/>
         <w:sz w:val="24"/>
         <w:szCs w:val="24"/>
-        <w:lang w:bidi="ar-SA" w:eastAsia="zh-CN" w:val="es-ES"/>
+        <w:lang w:bidi="ar-SA" w:eastAsia="en-US" w:val="es-ES"/>
       </w:rPr>
     </w:rPrDefault>
     <w:pPrDefault>
@@ -19563,94 +20567,57 @@
     <w:name w:val="Title"/>
     <w:basedOn w:val="Normal"/>
     <w:next w:val="BodyText"/>
-    <w:link w:val="TitleChar"/>
-    <w:uiPriority w:val="10"/>
     <w:qFormat/>
-    <w:rsid w:val="00A10FD9"/>
     <w:pPr>
-      <w:spacing w:after="80" w:line="240" w:lineRule="auto"/>
-      <w:contextualSpacing/>
+      <w:keepNext/>
+      <w:keepLines/>
+      <w:spacing w:after="240" w:before="480"/>
       <w:jc w:val="center"/>
     </w:pPr>
     <w:rPr>
       <w:rFonts w:asciiTheme="majorHAnsi" w:cstheme="majorBidi" w:eastAsiaTheme="majorEastAsia" w:hAnsiTheme="majorHAnsi"/>
-      <w:sz w:val="56"/>
-      <w:szCs w:val="56"/>
-    </w:rPr>
-  </w:style>
-  <w:style w:customStyle="1" w:styleId="TitleChar" w:type="character">
-    <w:name w:val="Title Char"/>
-    <w:basedOn w:val="DefaultParagraphFont"/>
-    <w:link w:val="Title"/>
-    <w:uiPriority w:val="10"/>
-    <w:rsid w:val="00A10FD9"/>
-    <w:rPr>
-      <w:rFonts w:asciiTheme="majorHAnsi" w:cstheme="majorBidi" w:eastAsiaTheme="majorEastAsia" w:hAnsiTheme="majorHAnsi"/>
-      <w:sz w:val="56"/>
-      <w:szCs w:val="56"/>
+      <w:b/>
+      <w:bCs/>
+      <w:color w:themeColor="accent1" w:themeShade="B5" w:val="345A8A"/>
+      <w:sz w:val="36"/>
+      <w:szCs w:val="36"/>
     </w:rPr>
   </w:style>
   <w:style w:styleId="Subtitle" w:type="paragraph">
     <w:name w:val="Subtitle"/>
     <w:basedOn w:val="Title"/>
     <w:next w:val="BodyText"/>
-    <w:link w:val="SubtitleChar"/>
-    <w:uiPriority w:val="11"/>
     <w:qFormat/>
-    <w:rsid w:val="00A10FD9"/>
     <w:pPr>
-      <w:numPr>
-        <w:ilvl w:val="1"/>
-      </w:numPr>
+      <w:keepNext/>
+      <w:keepLines/>
+      <w:spacing w:after="240" w:before="240"/>
+      <w:jc w:val="center"/>
     </w:pPr>
     <w:rPr>
-      <w:rFonts w:cstheme="majorBidi" w:eastAsiaTheme="majorEastAsia"/>
-      <w:spacing w:val="15"/>
-      <w:sz w:val="28"/>
-      <w:szCs w:val="28"/>
-    </w:rPr>
-  </w:style>
-  <w:style w:customStyle="1" w:styleId="SubtitleChar" w:type="character">
-    <w:name w:val="Subtitle Char"/>
-    <w:basedOn w:val="DefaultParagraphFont"/>
-    <w:link w:val="Subtitle"/>
-    <w:uiPriority w:val="11"/>
-    <w:rsid w:val="00A10FD9"/>
-    <w:rPr>
-      <w:rFonts w:cstheme="majorBidi" w:eastAsiaTheme="majorEastAsia"/>
-      <w:color w:themeColor="text1" w:themeTint="A6" w:val="595959"/>
-      <w:spacing w:val="15"/>
-      <w:sz w:val="28"/>
-      <w:szCs w:val="28"/>
+      <w:sz w:val="30"/>
+      <w:szCs w:val="30"/>
     </w:rPr>
   </w:style>
   <w:style w:customStyle="1" w:styleId="Author" w:type="paragraph">
     <w:name w:val="Author"/>
-    <w:basedOn w:val="Title"/>
     <w:next w:val="BodyText"/>
     <w:qFormat/>
     <w:pPr>
       <w:keepNext/>
       <w:keepLines/>
+      <w:jc w:val="center"/>
     </w:pPr>
-    <w:rPr>
-      <w:sz w:val="24"/>
-      <w:szCs w:val="24"/>
-    </w:rPr>
   </w:style>
   <w:style w:styleId="Date" w:type="paragraph">
     <w:name w:val="Date"/>
-    <w:basedOn w:val="Title"/>
     <w:next w:val="BodyText"/>
     <w:qFormat/>
     <w:pPr>
       <w:keepNext/>
       <w:keepLines/>
+      <w:jc w:val="center"/>
     </w:pPr>
-    <w:rPr>
-      <w:sz w:val="24"/>
-      <w:szCs w:val="24"/>
-    </w:rPr>
   </w:style>
   <w:style w:customStyle="1" w:styleId="AbstractTitle" w:type="paragraph">
     <w:name w:val="Abstract Title"/>
@@ -19665,6 +20632,7 @@
     </w:pPr>
     <w:rPr>
       <w:b/>
+      <w:color w:val="345A8A"/>
       <w:sz w:val="20"/>
       <w:szCs w:val="20"/>
     </w:rPr>
@@ -19693,321 +20661,191 @@
     <w:rPr/>
   </w:style>
   <w:style w:styleId="Heading1" w:type="paragraph">
-    <w:name w:val="heading 1"/>
+    <w:name w:val="Heading 1"/>
     <w:basedOn w:val="Normal"/>
     <w:next w:val="BodyText"/>
-    <w:link w:val="Heading1Char"/>
     <w:uiPriority w:val="9"/>
     <w:qFormat/>
-    <w:rsid w:val="00A10FD9"/>
     <w:pPr>
       <w:keepNext/>
       <w:keepLines/>
-      <w:spacing w:after="80" w:before="360"/>
+      <w:spacing w:after="0" w:before="480"/>
       <w:outlineLvl w:val="0"/>
     </w:pPr>
     <w:rPr>
       <w:rFonts w:asciiTheme="majorHAnsi" w:cstheme="majorBidi" w:eastAsiaTheme="majorEastAsia" w:hAnsiTheme="majorHAnsi"/>
-      <w:color w:themeColor="accent1" w:themeShade="BF" w:val="0F4761"/>
-      <w:sz w:val="40"/>
-      <w:szCs w:val="40"/>
+      <w:b/>
+      <w:bCs/>
+      <w:color w:themeColor="accent1" w:val="4F81BD"/>
+      <w:sz w:val="32"/>
+      <w:szCs w:val="32"/>
     </w:rPr>
   </w:style>
   <w:style w:styleId="Heading2" w:type="paragraph">
-    <w:name w:val="heading 2"/>
+    <w:name w:val="Heading 2"/>
     <w:basedOn w:val="Normal"/>
     <w:next w:val="BodyText"/>
-    <w:link w:val="Heading2Char"/>
     <w:uiPriority w:val="9"/>
-    <w:semiHidden/>
     <w:unhideWhenUsed/>
     <w:qFormat/>
-    <w:rsid w:val="00A10FD9"/>
     <w:pPr>
       <w:keepNext/>
       <w:keepLines/>
-      <w:spacing w:after="80" w:before="160"/>
+      <w:spacing w:after="0" w:before="200"/>
       <w:outlineLvl w:val="1"/>
     </w:pPr>
     <w:rPr>
       <w:rFonts w:asciiTheme="majorHAnsi" w:cstheme="majorBidi" w:eastAsiaTheme="majorEastAsia" w:hAnsiTheme="majorHAnsi"/>
-      <w:color w:themeColor="accent1" w:themeShade="BF" w:val="0F4761"/>
-      <w:sz w:val="32"/>
-      <w:szCs w:val="32"/>
-    </w:rPr>
-  </w:style>
-  <w:style w:styleId="Heading3" w:type="paragraph">
-    <w:name w:val="heading 3"/>
-    <w:basedOn w:val="Normal"/>
-    <w:next w:val="BodyText"/>
-    <w:link w:val="Heading3Char"/>
-    <w:uiPriority w:val="9"/>
-    <w:semiHidden/>
-    <w:unhideWhenUsed/>
-    <w:qFormat/>
-    <w:rsid w:val="00A10FD9"/>
-    <w:pPr>
-      <w:keepNext/>
-      <w:keepLines/>
-      <w:spacing w:after="80" w:before="160"/>
-      <w:outlineLvl w:val="2"/>
-    </w:pPr>
-    <w:rPr>
-      <w:rFonts w:cstheme="majorBidi" w:eastAsiaTheme="majorEastAsia"/>
-      <w:color w:themeColor="accent1" w:themeShade="BF" w:val="0F4761"/>
+      <w:b/>
+      <w:bCs/>
+      <w:color w:themeColor="accent1" w:val="4F81BD"/>
       <w:sz w:val="28"/>
       <w:szCs w:val="28"/>
     </w:rPr>
   </w:style>
-  <w:style w:styleId="Heading4" w:type="paragraph">
-    <w:name w:val="heading 4"/>
+  <w:style w:styleId="Heading3" w:type="paragraph">
+    <w:name w:val="Heading 3"/>
     <w:basedOn w:val="Normal"/>
     <w:next w:val="BodyText"/>
-    <w:link w:val="Heading4Char"/>
     <w:uiPriority w:val="9"/>
-    <w:semiHidden/>
     <w:unhideWhenUsed/>
     <w:qFormat/>
-    <w:rsid w:val="00A10FD9"/>
     <w:pPr>
       <w:keepNext/>
       <w:keepLines/>
-      <w:spacing w:after="40" w:before="80"/>
+      <w:spacing w:after="0" w:before="200"/>
+      <w:outlineLvl w:val="2"/>
+    </w:pPr>
+    <w:rPr>
+      <w:rFonts w:asciiTheme="majorHAnsi" w:cstheme="majorBidi" w:eastAsiaTheme="majorEastAsia" w:hAnsiTheme="majorHAnsi"/>
+      <w:b/>
+      <w:bCs/>
+      <w:color w:themeColor="accent1" w:val="4F81BD"/>
+      <w:sz w:val="24"/>
+      <w:szCs w:val="24"/>
+    </w:rPr>
+  </w:style>
+  <w:style w:styleId="Heading4" w:type="paragraph">
+    <w:name w:val="Heading 4"/>
+    <w:basedOn w:val="Normal"/>
+    <w:next w:val="BodyText"/>
+    <w:uiPriority w:val="9"/>
+    <w:unhideWhenUsed/>
+    <w:qFormat/>
+    <w:pPr>
+      <w:keepNext/>
+      <w:keepLines/>
+      <w:spacing w:after="0" w:before="200"/>
       <w:outlineLvl w:val="3"/>
     </w:pPr>
     <w:rPr>
-      <w:rFonts w:cstheme="majorBidi" w:eastAsiaTheme="majorEastAsia"/>
+      <w:rFonts w:asciiTheme="majorHAnsi" w:cstheme="majorBidi" w:eastAsiaTheme="majorEastAsia" w:hAnsiTheme="majorHAnsi"/>
+      <w:bCs/>
       <w:i/>
-      <w:iCs/>
-      <w:color w:themeColor="accent1" w:themeShade="BF" w:val="0F4761"/>
+      <w:color w:themeColor="accent1" w:val="4F81BD"/>
+      <w:sz w:val="24"/>
+      <w:szCs w:val="24"/>
     </w:rPr>
   </w:style>
   <w:style w:styleId="Heading5" w:type="paragraph">
-    <w:name w:val="heading 5"/>
+    <w:name w:val="Heading 5"/>
     <w:basedOn w:val="Normal"/>
     <w:next w:val="BodyText"/>
-    <w:link w:val="Heading5Char"/>
     <w:uiPriority w:val="9"/>
-    <w:semiHidden/>
     <w:unhideWhenUsed/>
     <w:qFormat/>
-    <w:rsid w:val="00A10FD9"/>
     <w:pPr>
       <w:keepNext/>
       <w:keepLines/>
-      <w:spacing w:after="40" w:before="80"/>
+      <w:spacing w:after="0" w:before="200"/>
       <w:outlineLvl w:val="4"/>
     </w:pPr>
     <w:rPr>
-      <w:rFonts w:cstheme="majorBidi" w:eastAsiaTheme="majorEastAsia"/>
-      <w:color w:themeColor="accent1" w:themeShade="BF" w:val="0F4761"/>
+      <w:rFonts w:asciiTheme="majorHAnsi" w:cstheme="majorBidi" w:eastAsiaTheme="majorEastAsia" w:hAnsiTheme="majorHAnsi"/>
+      <w:iCs/>
+      <w:color w:themeColor="accent1" w:val="4F81BD"/>
+      <w:sz w:val="24"/>
+      <w:szCs w:val="24"/>
     </w:rPr>
   </w:style>
   <w:style w:styleId="Heading6" w:type="paragraph">
-    <w:name w:val="heading 6"/>
+    <w:name w:val="Heading 6"/>
     <w:basedOn w:val="Normal"/>
     <w:next w:val="BodyText"/>
-    <w:link w:val="Heading6Char"/>
     <w:uiPriority w:val="9"/>
-    <w:semiHidden/>
     <w:unhideWhenUsed/>
     <w:qFormat/>
-    <w:rsid w:val="00A10FD9"/>
     <w:pPr>
       <w:keepNext/>
       <w:keepLines/>
-      <w:spacing w:after="0" w:before="40"/>
+      <w:spacing w:after="0" w:before="200"/>
       <w:outlineLvl w:val="5"/>
     </w:pPr>
     <w:rPr>
-      <w:rFonts w:cstheme="majorBidi" w:eastAsiaTheme="majorEastAsia"/>
-      <w:i/>
-      <w:iCs/>
-      <w:color w:themeColor="text1" w:themeTint="A6" w:val="595959"/>
+      <w:rFonts w:asciiTheme="majorHAnsi" w:cstheme="majorBidi" w:eastAsiaTheme="majorEastAsia" w:hAnsiTheme="majorHAnsi"/>
+      <w:color w:themeColor="accent1" w:val="4F81BD"/>
+      <w:sz w:val="24"/>
+      <w:szCs w:val="24"/>
     </w:rPr>
   </w:style>
   <w:style w:styleId="Heading7" w:type="paragraph">
-    <w:name w:val="heading 7"/>
+    <w:name w:val="Heading 7"/>
     <w:basedOn w:val="Normal"/>
     <w:next w:val="BodyText"/>
-    <w:link w:val="Heading7Char"/>
     <w:uiPriority w:val="9"/>
-    <w:semiHidden/>
     <w:unhideWhenUsed/>
     <w:qFormat/>
-    <w:rsid w:val="00A10FD9"/>
     <w:pPr>
       <w:keepNext/>
       <w:keepLines/>
-      <w:spacing w:after="0" w:before="40"/>
+      <w:spacing w:after="0" w:before="200"/>
       <w:outlineLvl w:val="6"/>
     </w:pPr>
     <w:rPr>
-      <w:rFonts w:cstheme="majorBidi" w:eastAsiaTheme="majorEastAsia"/>
-      <w:color w:themeColor="text1" w:themeTint="A6" w:val="595959"/>
+      <w:rFonts w:asciiTheme="majorHAnsi" w:cstheme="majorBidi" w:eastAsiaTheme="majorEastAsia" w:hAnsiTheme="majorHAnsi"/>
+      <w:color w:themeColor="accent1" w:val="4F81BD"/>
+      <w:sz w:val="24"/>
+      <w:szCs w:val="24"/>
     </w:rPr>
   </w:style>
   <w:style w:styleId="Heading8" w:type="paragraph">
-    <w:name w:val="heading 8"/>
+    <w:name w:val="Heading 8"/>
     <w:basedOn w:val="Normal"/>
     <w:next w:val="BodyText"/>
-    <w:link w:val="Heading8Char"/>
     <w:uiPriority w:val="9"/>
-    <w:semiHidden/>
     <w:unhideWhenUsed/>
     <w:qFormat/>
-    <w:rsid w:val="00A10FD9"/>
     <w:pPr>
       <w:keepNext/>
       <w:keepLines/>
-      <w:spacing w:after="0"/>
+      <w:spacing w:after="0" w:before="200"/>
       <w:outlineLvl w:val="7"/>
     </w:pPr>
     <w:rPr>
-      <w:rFonts w:cstheme="majorBidi" w:eastAsiaTheme="majorEastAsia"/>
-      <w:i/>
-      <w:iCs/>
-      <w:color w:themeColor="text1" w:themeTint="D8" w:val="272727"/>
+      <w:rFonts w:asciiTheme="majorHAnsi" w:cstheme="majorBidi" w:eastAsiaTheme="majorEastAsia" w:hAnsiTheme="majorHAnsi"/>
+      <w:color w:themeColor="accent1" w:val="4F81BD"/>
+      <w:sz w:val="24"/>
+      <w:szCs w:val="24"/>
     </w:rPr>
   </w:style>
   <w:style w:styleId="Heading9" w:type="paragraph">
-    <w:name w:val="heading 9"/>
+    <w:name w:val="Heading 9"/>
     <w:basedOn w:val="Normal"/>
     <w:next w:val="BodyText"/>
-    <w:link w:val="Heading9Char"/>
     <w:uiPriority w:val="9"/>
-    <w:semiHidden/>
     <w:unhideWhenUsed/>
     <w:qFormat/>
-    <w:rsid w:val="00A10FD9"/>
     <w:pPr>
       <w:keepNext/>
       <w:keepLines/>
-      <w:spacing w:after="0"/>
+      <w:spacing w:after="0" w:before="200"/>
       <w:outlineLvl w:val="8"/>
     </w:pPr>
     <w:rPr>
-      <w:rFonts w:cstheme="majorBidi" w:eastAsiaTheme="majorEastAsia"/>
-      <w:color w:themeColor="text1" w:themeTint="D8" w:val="272727"/>
-    </w:rPr>
-  </w:style>
-  <w:style w:customStyle="1" w:styleId="Heading1Char" w:type="character">
-    <w:name w:val="Heading 1 Char"/>
-    <w:basedOn w:val="DefaultParagraphFont"/>
-    <w:link w:val="Heading1"/>
-    <w:uiPriority w:val="9"/>
-    <w:rsid w:val="00A10FD9"/>
-    <w:rPr>
       <w:rFonts w:asciiTheme="majorHAnsi" w:cstheme="majorBidi" w:eastAsiaTheme="majorEastAsia" w:hAnsiTheme="majorHAnsi"/>
-      <w:color w:themeColor="accent1" w:themeShade="BF" w:val="0F4761"/>
-      <w:sz w:val="40"/>
-      <w:szCs w:val="40"/>
-    </w:rPr>
-  </w:style>
-  <w:style w:customStyle="1" w:styleId="Heading2Char" w:type="character">
-    <w:name w:val="Heading 2 Char"/>
-    <w:basedOn w:val="DefaultParagraphFont"/>
-    <w:link w:val="Heading2"/>
-    <w:uiPriority w:val="9"/>
-    <w:semiHidden/>
-    <w:rsid w:val="00A10FD9"/>
-    <w:rPr>
-      <w:rFonts w:asciiTheme="majorHAnsi" w:cstheme="majorBidi" w:eastAsiaTheme="majorEastAsia" w:hAnsiTheme="majorHAnsi"/>
-      <w:color w:themeColor="accent1" w:themeShade="BF" w:val="0F4761"/>
-      <w:sz w:val="32"/>
-      <w:szCs w:val="32"/>
-    </w:rPr>
-  </w:style>
-  <w:style w:customStyle="1" w:styleId="Heading3Char" w:type="character">
-    <w:name w:val="Heading 3 Char"/>
-    <w:basedOn w:val="DefaultParagraphFont"/>
-    <w:link w:val="Heading3"/>
-    <w:uiPriority w:val="9"/>
-    <w:semiHidden/>
-    <w:rsid w:val="00A10FD9"/>
-    <w:rPr>
-      <w:rFonts w:cstheme="majorBidi" w:eastAsiaTheme="majorEastAsia"/>
-      <w:color w:themeColor="accent1" w:themeShade="BF" w:val="0F4761"/>
-      <w:sz w:val="28"/>
-      <w:szCs w:val="28"/>
-    </w:rPr>
-  </w:style>
-  <w:style w:customStyle="1" w:styleId="Heading4Char" w:type="character">
-    <w:name w:val="Heading 4 Char"/>
-    <w:basedOn w:val="DefaultParagraphFont"/>
-    <w:link w:val="Heading4"/>
-    <w:uiPriority w:val="9"/>
-    <w:semiHidden/>
-    <w:rsid w:val="00A10FD9"/>
-    <w:rPr>
-      <w:rFonts w:cstheme="majorBidi" w:eastAsiaTheme="majorEastAsia"/>
-      <w:i/>
-      <w:iCs/>
-      <w:color w:themeColor="accent1" w:themeShade="BF" w:val="0F4761"/>
-    </w:rPr>
-  </w:style>
-  <w:style w:customStyle="1" w:styleId="Heading5Char" w:type="character">
-    <w:name w:val="Heading 5 Char"/>
-    <w:basedOn w:val="DefaultParagraphFont"/>
-    <w:link w:val="Heading5"/>
-    <w:uiPriority w:val="9"/>
-    <w:semiHidden/>
-    <w:rsid w:val="00A10FD9"/>
-    <w:rPr>
-      <w:rFonts w:cstheme="majorBidi" w:eastAsiaTheme="majorEastAsia"/>
-      <w:color w:themeColor="accent1" w:themeShade="BF" w:val="0F4761"/>
-    </w:rPr>
-  </w:style>
-  <w:style w:customStyle="1" w:styleId="Heading6Char" w:type="character">
-    <w:name w:val="Heading 6 Char"/>
-    <w:basedOn w:val="DefaultParagraphFont"/>
-    <w:link w:val="Heading6"/>
-    <w:uiPriority w:val="9"/>
-    <w:semiHidden/>
-    <w:rsid w:val="00A10FD9"/>
-    <w:rPr>
-      <w:rFonts w:cstheme="majorBidi" w:eastAsiaTheme="majorEastAsia"/>
-      <w:i/>
-      <w:iCs/>
-      <w:color w:themeColor="text1" w:themeTint="A6" w:val="595959"/>
-    </w:rPr>
-  </w:style>
-  <w:style w:customStyle="1" w:styleId="Heading7Char" w:type="character">
-    <w:name w:val="Heading 7 Char"/>
-    <w:basedOn w:val="DefaultParagraphFont"/>
-    <w:link w:val="Heading7"/>
-    <w:uiPriority w:val="9"/>
-    <w:semiHidden/>
-    <w:rsid w:val="00A10FD9"/>
-    <w:rPr>
-      <w:rFonts w:cstheme="majorBidi" w:eastAsiaTheme="majorEastAsia"/>
-      <w:color w:themeColor="text1" w:themeTint="A6" w:val="595959"/>
-    </w:rPr>
-  </w:style>
-  <w:style w:customStyle="1" w:styleId="Heading8Char" w:type="character">
-    <w:name w:val="Heading 8 Char"/>
-    <w:basedOn w:val="DefaultParagraphFont"/>
-    <w:link w:val="Heading8"/>
-    <w:uiPriority w:val="9"/>
-    <w:semiHidden/>
-    <w:rsid w:val="00A10FD9"/>
-    <w:rPr>
-      <w:rFonts w:cstheme="majorBidi" w:eastAsiaTheme="majorEastAsia"/>
-      <w:i/>
-      <w:iCs/>
-      <w:color w:themeColor="text1" w:themeTint="D8" w:val="272727"/>
-    </w:rPr>
-  </w:style>
-  <w:style w:customStyle="1" w:styleId="Heading9Char" w:type="character">
-    <w:name w:val="Heading 9 Char"/>
-    <w:basedOn w:val="DefaultParagraphFont"/>
-    <w:link w:val="Heading9"/>
-    <w:uiPriority w:val="9"/>
-    <w:semiHidden/>
-    <w:rsid w:val="00A10FD9"/>
-    <w:rPr>
-      <w:rFonts w:cstheme="majorBidi" w:eastAsiaTheme="majorEastAsia"/>
-      <w:color w:themeColor="text1" w:themeTint="D8" w:val="272727"/>
+      <w:color w:themeColor="accent1" w:val="4F81BD"/>
+      <w:sz w:val="24"/>
+      <w:szCs w:val="24"/>
     </w:rPr>
   </w:style>
   <w:style w:styleId="BlockText" w:type="paragraph">
@@ -20032,8 +20870,8 @@
   </w:style>
   <w:style w:styleId="FootnoteBlockText" w:type="paragraph">
     <w:name w:val="Footnote Block Text"/>
-    <w:basedOn w:val="FootnoteText"/>
-    <w:next w:val="FootnoteText"/>
+    <w:basedOn w:val="Footnote Text"/>
+    <w:next w:val="Footnote Text"/>
     <w:uiPriority w:val="9"/>
     <w:unhideWhenUsed/>
     <w:qFormat/>
@@ -20063,6 +20901,13 @@
       </w:tblCellMar>
     </w:tblPr>
     <w:tblStylePr w:type="firstRow">
+      <w:tblPr>
+        <w:jc w:val="left"/>
+        <w:tblInd w:type="dxa" w:w="0"/>
+      </w:tblPr>
+      <w:trPr>
+        <w:jc w:val="left"/>
+      </w:trPr>
       <w:tcPr>
         <w:tcBorders>
           <w:bottom w:val="single"/>
@@ -20418,44 +21263,44 @@
         <a:sysClr val="window" lastClr="FFFFFF"/>
       </a:lt1>
       <a:dk2>
-        <a:srgbClr val="0E2841"/>
+        <a:srgbClr val="1F497D"/>
       </a:dk2>
       <a:lt2>
-        <a:srgbClr val="E8E8E8"/>
+        <a:srgbClr val="EEECE1"/>
       </a:lt2>
       <a:accent1>
-        <a:srgbClr val="156082"/>
+        <a:srgbClr val="4F81BD"/>
       </a:accent1>
       <a:accent2>
-        <a:srgbClr val="E97132"/>
+        <a:srgbClr val="C0504D"/>
       </a:accent2>
       <a:accent3>
-        <a:srgbClr val="196B24"/>
+        <a:srgbClr val="9BBB59"/>
       </a:accent3>
       <a:accent4>
-        <a:srgbClr val="0F9ED5"/>
+        <a:srgbClr val="8064A2"/>
       </a:accent4>
       <a:accent5>
-        <a:srgbClr val="A02B93"/>
+        <a:srgbClr val="4BACC6"/>
       </a:accent5>
       <a:accent6>
-        <a:srgbClr val="4EA72E"/>
+        <a:srgbClr val="F79646"/>
       </a:accent6>
       <a:hlink>
-        <a:srgbClr val="467886"/>
+        <a:srgbClr val="0000FF"/>
       </a:hlink>
       <a:folHlink>
-        <a:srgbClr val="96607D"/>
+        <a:srgbClr val="800080"/>
       </a:folHlink>
     </a:clrScheme>
     <a:fontScheme name="Office">
       <a:majorFont>
-        <a:latin typeface="Aptos Display" panose="02110004020202020204"/>
+        <a:latin typeface="Calibri"/>
         <a:ea typeface=""/>
         <a:cs typeface=""/>
-        <a:font script="Jpan" typeface="游ゴシック Light"/>
+        <a:font script="Jpan" typeface="ＭＳ ゴシック"/>
         <a:font script="Hang" typeface="맑은 고딕"/>
-        <a:font script="Hans" typeface="等线 Light"/>
+        <a:font script="Hans" typeface="宋体"/>
         <a:font script="Hant" typeface="新細明體"/>
         <a:font script="Arab" typeface="Times New Roman"/>
         <a:font script="Hebr" typeface="Times New Roman"/>
@@ -20482,32 +21327,14 @@
         <a:font script="Mong" typeface="Mongolian Baiti"/>
         <a:font script="Viet" typeface="Times New Roman"/>
         <a:font script="Uigh" typeface="Microsoft Uighur"/>
-        <a:font script="Geor" typeface="Sylfaen"/>
-        <a:font script="Armn" typeface="Arial"/>
-        <a:font script="Bugi" typeface="Leelawadee UI"/>
-        <a:font script="Bopo" typeface="Microsoft JhengHei"/>
-        <a:font script="Java" typeface="Javanese Text"/>
-        <a:font script="Lisu" typeface="Segoe UI"/>
-        <a:font script="Mymr" typeface="Myanmar Text"/>
-        <a:font script="Nkoo" typeface="Ebrima"/>
-        <a:font script="Olck" typeface="Nirmala UI"/>
-        <a:font script="Osma" typeface="Ebrima"/>
-        <a:font script="Phag" typeface="Phagspa"/>
-        <a:font script="Syrn" typeface="Estrangelo Edessa"/>
-        <a:font script="Syrj" typeface="Estrangelo Edessa"/>
-        <a:font script="Syre" typeface="Estrangelo Edessa"/>
-        <a:font script="Sora" typeface="Nirmala UI"/>
-        <a:font script="Tale" typeface="Microsoft Tai Le"/>
-        <a:font script="Talu" typeface="Microsoft New Tai Lue"/>
-        <a:font script="Tfng" typeface="Ebrima"/>
       </a:majorFont>
       <a:minorFont>
-        <a:latin typeface="Aptos" panose="02110004020202020204"/>
+        <a:latin typeface="Cambria"/>
         <a:ea typeface=""/>
         <a:cs typeface=""/>
-        <a:font script="Jpan" typeface="游明朝"/>
+        <a:font script="Jpan" typeface="ＭＳ 明朝"/>
         <a:font script="Hang" typeface="맑은 고딕"/>
-        <a:font script="Hans" typeface="等线"/>
+        <a:font script="Hans" typeface="宋体"/>
         <a:font script="Hant" typeface="新細明體"/>
         <a:font script="Arab" typeface="Arial"/>
         <a:font script="Hebr" typeface="Arial"/>
@@ -20534,24 +21361,6 @@
         <a:font script="Mong" typeface="Mongolian Baiti"/>
         <a:font script="Viet" typeface="Arial"/>
         <a:font script="Uigh" typeface="Microsoft Uighur"/>
-        <a:font script="Geor" typeface="Sylfaen"/>
-        <a:font script="Armn" typeface="Arial"/>
-        <a:font script="Bugi" typeface="Leelawadee UI"/>
-        <a:font script="Bopo" typeface="Microsoft JhengHei"/>
-        <a:font script="Java" typeface="Javanese Text"/>
-        <a:font script="Lisu" typeface="Segoe UI"/>
-        <a:font script="Mymr" typeface="Myanmar Text"/>
-        <a:font script="Nkoo" typeface="Ebrima"/>
-        <a:font script="Olck" typeface="Nirmala UI"/>
-        <a:font script="Osma" typeface="Ebrima"/>
-        <a:font script="Phag" typeface="Phagspa"/>
-        <a:font script="Syrn" typeface="Estrangelo Edessa"/>
-        <a:font script="Syrj" typeface="Estrangelo Edessa"/>
-        <a:font script="Syre" typeface="Estrangelo Edessa"/>
-        <a:font script="Sora" typeface="Nirmala UI"/>
-        <a:font script="Tale" typeface="Microsoft Tai Le"/>
-        <a:font script="Talu" typeface="Microsoft New Tai Lue"/>
-        <a:font script="Tfng" typeface="Ebrima"/>
       </a:minorFont>
     </a:fontScheme>
     <a:fmtScheme name="Office">
@@ -20563,141 +21372,200 @@
           <a:gsLst>
             <a:gs pos="0">
               <a:schemeClr val="phClr">
-                <a:lumMod val="110000"/>
-                <a:satMod val="105000"/>
-                <a:tint val="67000"/>
+                <a:tint val="50000"/>
+                <a:satMod val="300000"/>
               </a:schemeClr>
             </a:gs>
-            <a:gs pos="50000">
+            <a:gs pos="35000">
               <a:schemeClr val="phClr">
-                <a:lumMod val="105000"/>
-                <a:satMod val="103000"/>
-                <a:tint val="73000"/>
+                <a:tint val="37000"/>
+                <a:satMod val="300000"/>
               </a:schemeClr>
             </a:gs>
             <a:gs pos="100000">
               <a:schemeClr val="phClr">
-                <a:lumMod val="105000"/>
-                <a:satMod val="109000"/>
-                <a:tint val="81000"/>
+                <a:tint val="15000"/>
+                <a:satMod val="350000"/>
               </a:schemeClr>
             </a:gs>
           </a:gsLst>
-          <a:lin ang="5400000" scaled="0"/>
+          <a:lin ang="16200000" scaled="1"/>
         </a:gradFill>
         <a:gradFill rotWithShape="1">
           <a:gsLst>
             <a:gs pos="0">
               <a:schemeClr val="phClr">
-                <a:satMod val="103000"/>
-                <a:lumMod val="102000"/>
-                <a:tint val="94000"/>
-              </a:schemeClr>
-            </a:gs>
-            <a:gs pos="50000">
-              <a:schemeClr val="phClr">
-                <a:satMod val="110000"/>
-                <a:lumMod val="100000"/>
+                <a:tint val="100000"/>
                 <a:shade val="100000"/>
+                <a:satMod val="130000"/>
               </a:schemeClr>
             </a:gs>
             <a:gs pos="100000">
               <a:schemeClr val="phClr">
-                <a:lumMod val="99000"/>
-                <a:satMod val="120000"/>
-                <a:shade val="78000"/>
+                <a:tint val="50000"/>
+                <a:shade val="100000"/>
+                <a:satMod val="350000"/>
               </a:schemeClr>
             </a:gs>
           </a:gsLst>
-          <a:lin ang="5400000" scaled="0"/>
+          <a:lin ang="16200000" scaled="0"/>
         </a:gradFill>
       </a:fillStyleLst>
       <a:lnStyleLst>
-        <a:ln w="6350" cap="flat" cmpd="sng" algn="ctr">
+        <a:ln w="9525" cap="flat" cmpd="sng" algn="ctr">
+          <a:solidFill>
+            <a:schemeClr val="phClr">
+              <a:shade val="95000"/>
+              <a:satMod val="105000"/>
+            </a:schemeClr>
+          </a:solidFill>
+          <a:prstDash val="solid"/>
+        </a:ln>
+        <a:ln w="25400" cap="flat" cmpd="sng" algn="ctr">
           <a:solidFill>
             <a:schemeClr val="phClr"/>
           </a:solidFill>
           <a:prstDash val="solid"/>
-          <a:miter lim="800000"/>
         </a:ln>
-        <a:ln w="12700" cap="flat" cmpd="sng" algn="ctr">
+        <a:ln w="38100" cap="flat" cmpd="sng" algn="ctr">
           <a:solidFill>
             <a:schemeClr val="phClr"/>
           </a:solidFill>
           <a:prstDash val="solid"/>
-          <a:miter lim="800000"/>
-        </a:ln>
-        <a:ln w="19050" cap="flat" cmpd="sng" algn="ctr">
-          <a:solidFill>
-            <a:schemeClr val="phClr"/>
-          </a:solidFill>
-          <a:prstDash val="solid"/>
-          <a:miter lim="800000"/>
         </a:ln>
       </a:lnStyleLst>
       <a:effectStyleLst>
         <a:effectStyle>
-          <a:effectLst/>
-        </a:effectStyle>
-        <a:effectStyle>
-          <a:effectLst/>
+          <a:effectLst>
+            <a:outerShdw blurRad="40000" dist="20000" dir="5400000" rotWithShape="0">
+              <a:srgbClr val="000000">
+                <a:alpha val="38000"/>
+              </a:srgbClr>
+            </a:outerShdw>
+          </a:effectLst>
         </a:effectStyle>
         <a:effectStyle>
           <a:effectLst>
-            <a:outerShdw blurRad="57150" dist="19050" dir="5400000" algn="ctr" rotWithShape="0">
+            <a:outerShdw blurRad="40000" dist="23000" dir="5400000" rotWithShape="0">
               <a:srgbClr val="000000">
-                <a:alpha val="63000"/>
+                <a:alpha val="35000"/>
               </a:srgbClr>
             </a:outerShdw>
           </a:effectLst>
+        </a:effectStyle>
+        <a:effectStyle>
+          <a:effectLst>
+            <a:outerShdw blurRad="40000" dist="23000" dir="5400000" rotWithShape="0">
+              <a:srgbClr val="000000">
+                <a:alpha val="35000"/>
+              </a:srgbClr>
+            </a:outerShdw>
+          </a:effectLst>
+          <a:scene3d>
+            <a:camera prst="orthographicFront">
+              <a:rot lat="0" lon="0" rev="0"/>
+            </a:camera>
+            <a:lightRig rig="threePt" dir="t">
+              <a:rot lat="0" lon="0" rev="1200000"/>
+            </a:lightRig>
+          </a:scene3d>
+          <a:sp3d>
+            <a:bevelT w="63500" h="25400"/>
+          </a:sp3d>
         </a:effectStyle>
       </a:effectStyleLst>
       <a:bgFillStyleLst>
         <a:solidFill>
           <a:schemeClr val="phClr"/>
         </a:solidFill>
-        <a:solidFill>
-          <a:schemeClr val="phClr">
-            <a:tint val="95000"/>
-            <a:satMod val="170000"/>
-          </a:schemeClr>
-        </a:solidFill>
         <a:gradFill rotWithShape="1">
           <a:gsLst>
             <a:gs pos="0">
               <a:schemeClr val="phClr">
-                <a:tint val="93000"/>
-                <a:satMod val="150000"/>
-                <a:shade val="98000"/>
-                <a:lumMod val="102000"/>
+                <a:tint val="40000"/>
+                <a:satMod val="350000"/>
               </a:schemeClr>
             </a:gs>
-            <a:gs pos="50000">
+            <a:gs pos="40000">
               <a:schemeClr val="phClr">
-                <a:tint val="98000"/>
-                <a:satMod val="130000"/>
-                <a:shade val="90000"/>
-                <a:lumMod val="103000"/>
+                <a:tint val="45000"/>
+                <a:shade val="99000"/>
+                <a:satMod val="350000"/>
               </a:schemeClr>
             </a:gs>
             <a:gs pos="100000">
               <a:schemeClr val="phClr">
-                <a:shade val="63000"/>
-                <a:satMod val="120000"/>
+                <a:shade val="20000"/>
+                <a:satMod val="255000"/>
               </a:schemeClr>
             </a:gs>
           </a:gsLst>
-          <a:lin ang="5400000" scaled="0"/>
+          <a:path path="circle">
+            <a:fillToRect l="50000" t="-80000" r="50000" b="180000"/>
+          </a:path>
+        </a:gradFill>
+        <a:gradFill rotWithShape="1">
+          <a:gsLst>
+            <a:gs pos="0">
+              <a:schemeClr val="phClr">
+                <a:tint val="80000"/>
+                <a:satMod val="300000"/>
+              </a:schemeClr>
+            </a:gs>
+            <a:gs pos="100000">
+              <a:schemeClr val="phClr">
+                <a:shade val="30000"/>
+                <a:satMod val="200000"/>
+              </a:schemeClr>
+            </a:gs>
+          </a:gsLst>
+          <a:path path="circle">
+            <a:fillToRect l="50000" t="50000" r="50000" b="50000"/>
+          </a:path>
         </a:gradFill>
       </a:bgFillStyleLst>
     </a:fmtScheme>
   </a:themeElements>
-  <a:objectDefaults/>
+  <a:objectDefaults>
+    <a:spDef>
+      <a:spPr/>
+      <a:bodyPr/>
+      <a:lstStyle/>
+      <a:style>
+        <a:lnRef idx="1">
+          <a:schemeClr val="accent1"/>
+        </a:lnRef>
+        <a:fillRef idx="3">
+          <a:schemeClr val="accent1"/>
+        </a:fillRef>
+        <a:effectRef idx="2">
+          <a:schemeClr val="accent1"/>
+        </a:effectRef>
+        <a:fontRef idx="minor">
+          <a:schemeClr val="lt1"/>
+        </a:fontRef>
+      </a:style>
+    </a:spDef>
+    <a:lnDef>
+      <a:spPr/>
+      <a:bodyPr/>
+      <a:lstStyle/>
+      <a:style>
+        <a:lnRef idx="2">
+          <a:schemeClr val="accent1"/>
+        </a:lnRef>
+        <a:fillRef idx="0">
+          <a:schemeClr val="accent1"/>
+        </a:fillRef>
+        <a:effectRef idx="1">
+          <a:schemeClr val="accent1"/>
+        </a:effectRef>
+        <a:fontRef idx="minor">
+          <a:schemeClr val="tx1"/>
+        </a:fontRef>
+      </a:style>
+    </a:lnDef>
+  </a:objectDefaults>
   <a:extraClrSchemeLst/>
-  <a:extLst>
-    <a:ext uri="{05A4C25C-085E-4340-85A3-A5531E510DB2}">
-      <thm15:themeFamily xmlns:thm15="http://schemas.microsoft.com/office/thememl/2012/main" name="Office Theme" id="{2E142A2C-CD16-42D6-873A-C26D2A0506FA}" vid="{1BDDFF52-6CD6-40A5-AB3C-68EB2F1E4D0A}"/>
-    </a:ext>
-  </a:extLst>
 </a:theme>
 </file>
--- a/docx/07-servicios-red/07-servicios-red.docx
+++ b/docx/07-servicios-red/07-servicios-red.docx
@@ -839,7 +839,20 @@
         <w:pStyle w:val="BlockText"/>
       </w:pPr>
       <w:r>
-        <w:t xml:space="preserve">Practica con los pares del curso: empezar siempre el resuelto para ver el estilo y luego intentar el por-resolver.</w:t>
+        <w:t xml:space="preserve">Practica con los pares del curso: empezar siempre el resuelto para ver el estilo y luego intentar el por-resolver. Esta unidad tiene además una</w:t>
+      </w:r>
+      <w:r>
+        <w:t xml:space="preserve"> </w:t>
+      </w:r>
+      <w:r>
+        <w:rPr>
+          <w:b/>
+          <w:bCs/>
+        </w:rPr>
+        <w:t xml:space="preserve">variante Packet Tracer</w:t>
+      </w:r>
+      <w:r>
+        <w:t xml:space="preserve">: 8 micro-prácticas guiadas de nivel único (tres con fallo intencionado).</w:t>
       </w:r>
     </w:p>
     <w:p>
@@ -866,6 +879,18 @@
       </w:r>
       <w:r>
         <w:t xml:space="preserve">💪 Avanzado resuelto</w:t>
+      </w:r>
+      <w:r>
+        <w:t xml:space="preserve"> </w:t>
+      </w:r>
+      <w:r>
+        <w:t xml:space="preserve">🖥️ Packet Tracer por resolver</w:t>
+      </w:r>
+      <w:r>
+        <w:t xml:space="preserve"> </w:t>
+      </w:r>
+      <w:r>
+        <w:t xml:space="preserve">✅ Packet Tracer resuelto</w:t>
       </w:r>
     </w:p>
     <w:p>

--- a/docx/07-servicios-red/07-servicios-red.docx
+++ b/docx/07-servicios-red/07-servicios-red.docx
@@ -2732,7 +2732,7 @@
     </w:p>
     <w:bookmarkEnd w:id="45"/>
     <w:bookmarkEnd w:id="46"/>
-    <w:bookmarkStart w:id="55" w:name="dhcp-el-repartidor-de-ips"/>
+    <w:bookmarkStart w:id="58" w:name="dhcp-el-repartidor-de-ips"/>
     <w:p>
       <w:pPr>
         <w:pStyle w:val="Heading1"/>
@@ -2879,7 +2879,7 @@
       </w:r>
     </w:p>
     <w:bookmarkEnd w:id="47"/>
-    <w:bookmarkStart w:id="48" w:name="dora-la-coreografía-de-cuatro-mensajes"/>
+    <w:bookmarkStart w:id="51" w:name="dora-la-coreografía-de-cuatro-mensajes"/>
     <w:p>
       <w:pPr>
         <w:pStyle w:val="Heading2"/>
@@ -3294,76 +3294,66 @@
     </w:tbl>
     <w:p>
       <w:pPr>
-        <w:pStyle w:val="SourceCode"/>
-      </w:pPr>
-      <w:r>
-        <w:rPr>
-          <w:rStyle w:val="VerbatimChar"/>
-        </w:rPr>
-        <w:t xml:space="preserve">CLIENTE                        SERVIDOR DHCP</w:t>
-      </w:r>
-      <w:r>
-        <w:br/>
-      </w:r>
-      <w:r>
-        <w:rPr>
-          <w:rStyle w:val="VerbatimChar"/>
-        </w:rPr>
-        <w:t xml:space="preserve">   |                                 |</w:t>
-      </w:r>
-      <w:r>
-        <w:br/>
-      </w:r>
-      <w:r>
-        <w:rPr>
-          <w:rStyle w:val="VerbatimChar"/>
-        </w:rPr>
-        <w:t xml:space="preserve">   |──── DISCOVER (broadcast) ──────►|  "¿Alguien ahí?"</w:t>
-      </w:r>
-      <w:r>
-        <w:br/>
-      </w:r>
-      <w:r>
-        <w:rPr>
-          <w:rStyle w:val="VerbatimChar"/>
-        </w:rPr>
-        <w:t xml:space="preserve">   |◄──── OFFER ─────────────────────|  "Te ofrezco 192.168.1.50"</w:t>
-      </w:r>
-      <w:r>
-        <w:br/>
-      </w:r>
-      <w:r>
-        <w:rPr>
-          <w:rStyle w:val="VerbatimChar"/>
-        </w:rPr>
-        <w:t xml:space="preserve">   |──── REQUEST (broadcast) ───────►|  "Me la quedo"</w:t>
-      </w:r>
-      <w:r>
-        <w:br/>
-      </w:r>
-      <w:r>
-        <w:rPr>
-          <w:rStyle w:val="VerbatimChar"/>
-        </w:rPr>
-        <w:t xml:space="preserve">   |◄──── ACK ───────────────────────|  "Tuya por 24 horas"</w:t>
-      </w:r>
-      <w:r>
-        <w:br/>
-      </w:r>
-      <w:r>
-        <w:rPr>
-          <w:rStyle w:val="VerbatimChar"/>
-        </w:rPr>
-        <w:t xml:space="preserve">   |                                 |</w:t>
-      </w:r>
-      <w:r>
-        <w:br/>
-      </w:r>
-      <w:r>
-        <w:rPr>
-          <w:rStyle w:val="VerbatimChar"/>
-        </w:rPr>
-        <w:t xml:space="preserve">   |  El cliente ya tiene IP ✔       |</w:t>
+        <w:pStyle w:val="CaptionedFigure"/>
+      </w:pPr>
+      <w:r>
+        <w:drawing>
+          <wp:inline>
+            <wp:extent cx="5334000" cy="3900889"/>
+            <wp:effectExtent b="0" l="0" r="0" t="0"/>
+            <wp:docPr descr="Secuencia DORA del DHCP en cuatro mensajes: Discover, Offer, Request y ACK entre el PC cliente y el servidor" title="" id="49" name="Picture"/>
+            <a:graphic>
+              <a:graphicData uri="http://schemas.openxmlformats.org/drawingml/2006/picture">
+                <pic:pic>
+                  <pic:nvPicPr>
+                    <pic:cNvPr descr="public/diagrams/u04-dora.svg" id="50" name="Picture"/>
+                    <pic:cNvPicPr>
+                      <a:picLocks noChangeArrowheads="1" noChangeAspect="1"/>
+                    </pic:cNvPicPr>
+                  </pic:nvPicPr>
+                  <pic:blipFill>
+                    <a:blip>
+                      <a:extLst>
+                        <a:ext uri="{28A0092B-C50C-407E-A947-70E740481C1C}">
+                          <a14:useLocalDpi xmlns:a14="http://schemas.microsoft.com/office/drawing/2010/main" val="0"/>
+                        </a:ext>
+                        <a:ext uri="{96DAC541-7B7A-43D3-8B79-37D633B846F1}">
+                          <asvg:svgBlip xmlns:asvg="http://schemas.microsoft.com/office/drawing/2016/SVG/main" r:embed="rId48"/>
+                        </a:ext>
+                      </a:extLst>
+                    </a:blip>
+                    <a:stretch>
+                      <a:fillRect/>
+                    </a:stretch>
+                  </pic:blipFill>
+                  <pic:spPr bwMode="auto">
+                    <a:xfrm>
+                      <a:off x="0" y="0"/>
+                      <a:ext cx="5334000" cy="3900889"/>
+                    </a:xfrm>
+                    <a:prstGeom prst="rect">
+                      <a:avLst/>
+                    </a:prstGeom>
+                    <a:noFill/>
+                    <a:ln w="9525">
+                      <a:noFill/>
+                      <a:headEnd/>
+                      <a:tailEnd/>
+                    </a:ln>
+                  </pic:spPr>
+                </pic:pic>
+              </a:graphicData>
+            </a:graphic>
+          </wp:inline>
+        </w:drawing>
+      </w:r>
+    </w:p>
+    <w:p>
+      <w:pPr>
+        <w:pStyle w:val="ImageCaption"/>
+      </w:pPr>
+      <w:r>
+        <w:t xml:space="preserve">Secuencia DORA del DHCP en cuatro mensajes: Discover, Offer, Request y ACK entre el PC cliente y el servidor</w:t>
       </w:r>
     </w:p>
     <w:p>
@@ -3412,8 +3402,8 @@
         </w:pict>
       </w:r>
     </w:p>
-    <w:bookmarkEnd w:id="48"/>
-    <w:bookmarkStart w:id="49" w:name="qué-entrega-exactamente-dhcp"/>
+    <w:bookmarkEnd w:id="51"/>
+    <w:bookmarkStart w:id="52" w:name="qué-entrega-exactamente-dhcp"/>
     <w:p>
       <w:pPr>
         <w:pStyle w:val="Heading2"/>
@@ -3746,8 +3736,8 @@
         </w:pict>
       </w:r>
     </w:p>
-    <w:bookmarkEnd w:id="49"/>
-    <w:bookmarkStart w:id="50" w:name="la-concesión-no-es-para-siempre"/>
+    <w:bookmarkEnd w:id="52"/>
+    <w:bookmarkStart w:id="53" w:name="la-concesión-no-es-para-siempre"/>
     <w:p>
       <w:pPr>
         <w:pStyle w:val="Heading2"/>
@@ -3925,8 +3915,8 @@
         </w:pict>
       </w:r>
     </w:p>
-    <w:bookmarkEnd w:id="50"/>
-    <w:bookmarkStart w:id="51" w:name="Xf89c744ed3119b2fc9ea1c0c8663097106d7dff"/>
+    <w:bookmarkEnd w:id="53"/>
+    <w:bookmarkStart w:id="54" w:name="Xf89c744ed3119b2fc9ea1c0c8663097106d7dff"/>
     <w:p>
       <w:pPr>
         <w:pStyle w:val="Heading2"/>
@@ -4150,8 +4140,8 @@
         </w:pict>
       </w:r>
     </w:p>
-    <w:bookmarkEnd w:id="51"/>
-    <w:bookmarkStart w:id="52" w:name="mini-chequeo-1"/>
+    <w:bookmarkEnd w:id="54"/>
+    <w:bookmarkStart w:id="55" w:name="mini-chequeo-1"/>
     <w:p>
       <w:pPr>
         <w:pStyle w:val="Heading2"/>
@@ -4381,8 +4371,8 @@
         </w:pict>
       </w:r>
     </w:p>
-    <w:bookmarkEnd w:id="52"/>
-    <w:bookmarkStart w:id="53" w:name="resumen-en-3-frases-1"/>
+    <w:bookmarkEnd w:id="55"/>
+    <w:bookmarkStart w:id="56" w:name="resumen-en-3-frases-1"/>
     <w:p>
       <w:pPr>
         <w:pStyle w:val="Heading2"/>
@@ -4469,8 +4459,8 @@
         <w:t xml:space="preserve">, no configuración manual en cada equipo.</w:t>
       </w:r>
     </w:p>
-    <w:bookmarkEnd w:id="53"/>
-    <w:bookmarkStart w:id="54" w:name="vocabulario-rápido-1"/>
+    <w:bookmarkEnd w:id="56"/>
+    <w:bookmarkStart w:id="57" w:name="vocabulario-rápido-1"/>
     <w:p>
       <w:pPr>
         <w:pStyle w:val="Heading2"/>
@@ -4731,9 +4721,9 @@
         </w:r>
       </w:hyperlink>
     </w:p>
-    <w:bookmarkEnd w:id="54"/>
-    <w:bookmarkEnd w:id="55"/>
-    <w:bookmarkStart w:id="67" w:name="dhcp-en-cisco-y-el-agente-de-reenvío"/>
+    <w:bookmarkEnd w:id="57"/>
+    <w:bookmarkEnd w:id="58"/>
+    <w:bookmarkStart w:id="70" w:name="dhcp-en-cisco-y-el-agente-de-reenvío"/>
     <w:p>
       <w:pPr>
         <w:pStyle w:val="Heading1"/>
@@ -4797,7 +4787,7 @@
         </w:pict>
       </w:r>
     </w:p>
-    <w:bookmarkStart w:id="56" w:name="la-idea-en-una-frase-2"/>
+    <w:bookmarkStart w:id="59" w:name="la-idea-en-una-frase-2"/>
     <w:p>
       <w:pPr>
         <w:pStyle w:val="Heading2"/>
@@ -4849,8 +4839,8 @@
         </w:pict>
       </w:r>
     </w:p>
-    <w:bookmarkEnd w:id="56"/>
-    <w:bookmarkStart w:id="58" w:name="servidor-dhcp-básico-en-ios"/>
+    <w:bookmarkEnd w:id="59"/>
+    <w:bookmarkStart w:id="61" w:name="servidor-dhcp-básico-en-ios"/>
     <w:p>
       <w:pPr>
         <w:pStyle w:val="Heading2"/>
@@ -5278,7 +5268,7 @@
         <w:t xml:space="preserve">no es una IP del propio router, los clientes tendrán dirección pero no saldrán a otras redes. Es el fallo clásico de laboratorio.</w:t>
       </w:r>
     </w:p>
-    <w:bookmarkStart w:id="57" w:name="reservas-por-mac-asignación-manual"/>
+    <w:bookmarkStart w:id="60" w:name="reservas-por-mac-asignación-manual"/>
     <w:p>
       <w:pPr>
         <w:pStyle w:val="Heading3"/>
@@ -5370,9 +5360,9 @@
         </w:pict>
       </w:r>
     </w:p>
-    <w:bookmarkEnd w:id="57"/>
-    <w:bookmarkEnd w:id="58"/>
-    <w:bookmarkStart w:id="59" w:name="el-problema-dhcp-no-cruza-routers"/>
+    <w:bookmarkEnd w:id="60"/>
+    <w:bookmarkEnd w:id="61"/>
+    <w:bookmarkStart w:id="62" w:name="el-problema-dhcp-no-cruza-routers"/>
     <w:p>
       <w:pPr>
         <w:pStyle w:val="Heading2"/>
@@ -5660,8 +5650,8 @@
         </w:pict>
       </w:r>
     </w:p>
-    <w:bookmarkEnd w:id="59"/>
-    <w:bookmarkStart w:id="61" w:name="Xb6c5fd953c9bb487f1dd50672fa8e216da65137"/>
+    <w:bookmarkEnd w:id="62"/>
+    <w:bookmarkStart w:id="64" w:name="Xb6c5fd953c9bb487f1dd50672fa8e216da65137"/>
     <w:p>
       <w:pPr>
         <w:pStyle w:val="Heading2"/>
@@ -5757,7 +5747,7 @@
       <w:r>
         <w:t xml:space="preserve"> </w:t>
       </w:r>
-      <w:hyperlink r:id="rId60">
+      <w:hyperlink r:id="rId63">
         <w:r>
           <w:rPr>
             <w:rStyle w:val="Hyperlink"/>
@@ -5791,8 +5781,8 @@
         </w:pict>
       </w:r>
     </w:p>
-    <w:bookmarkEnd w:id="61"/>
-    <w:bookmarkStart w:id="62" w:name="verificación-y-depuración"/>
+    <w:bookmarkEnd w:id="64"/>
+    <w:bookmarkStart w:id="65" w:name="verificación-y-depuración"/>
     <w:p>
       <w:pPr>
         <w:pStyle w:val="Heading2"/>
@@ -6037,8 +6027,8 @@
         </w:pict>
       </w:r>
     </w:p>
-    <w:bookmarkEnd w:id="62"/>
-    <w:bookmarkStart w:id="63" w:name="X6a8432102efac34755e89e54cb870c9f2ced236"/>
+    <w:bookmarkEnd w:id="65"/>
+    <w:bookmarkStart w:id="66" w:name="X6a8432102efac34755e89e54cb870c9f2ced236"/>
     <w:p>
       <w:pPr>
         <w:pStyle w:val="Heading2"/>
@@ -6238,8 +6228,8 @@
         </w:pict>
       </w:r>
     </w:p>
-    <w:bookmarkEnd w:id="63"/>
-    <w:bookmarkStart w:id="64" w:name="mini-chequeo-2"/>
+    <w:bookmarkEnd w:id="66"/>
+    <w:bookmarkStart w:id="67" w:name="mini-chequeo-2"/>
     <w:p>
       <w:pPr>
         <w:pStyle w:val="Heading2"/>
@@ -6511,8 +6501,8 @@
         </w:pict>
       </w:r>
     </w:p>
-    <w:bookmarkEnd w:id="64"/>
-    <w:bookmarkStart w:id="65" w:name="resumen-en-3-frases-2"/>
+    <w:bookmarkEnd w:id="67"/>
+    <w:bookmarkStart w:id="68" w:name="resumen-en-3-frases-2"/>
     <w:p>
       <w:pPr>
         <w:pStyle w:val="Heading2"/>
@@ -6668,8 +6658,8 @@
         <w:t xml:space="preserve">.</w:t>
       </w:r>
     </w:p>
-    <w:bookmarkEnd w:id="65"/>
-    <w:bookmarkStart w:id="66" w:name="vocabulario-rápido-2"/>
+    <w:bookmarkEnd w:id="68"/>
+    <w:bookmarkStart w:id="69" w:name="vocabulario-rápido-2"/>
     <w:p>
       <w:pPr>
         <w:pStyle w:val="Heading2"/>
@@ -6932,9 +6922,9 @@
         </w:r>
       </w:hyperlink>
     </w:p>
-    <w:bookmarkEnd w:id="66"/>
-    <w:bookmarkEnd w:id="67"/>
-    <w:bookmarkStart w:id="77" w:name="dns-la-guía-telefónica-de-internet"/>
+    <w:bookmarkEnd w:id="69"/>
+    <w:bookmarkEnd w:id="70"/>
+    <w:bookmarkStart w:id="83" w:name="dns-la-guía-telefónica-de-internet"/>
     <w:p>
       <w:pPr>
         <w:pStyle w:val="Heading1"/>
@@ -6998,7 +6988,7 @@
         </w:pict>
       </w:r>
     </w:p>
-    <w:bookmarkStart w:id="68" w:name="la-idea-en-una-frase-3"/>
+    <w:bookmarkStart w:id="71" w:name="la-idea-en-una-frase-3"/>
     <w:p>
       <w:pPr>
         <w:pStyle w:val="Heading2"/>
@@ -7065,8 +7055,8 @@
         </w:pict>
       </w:r>
     </w:p>
-    <w:bookmarkEnd w:id="68"/>
-    <w:bookmarkStart w:id="69" w:name="la-jerarquía-un-árbol-invertido"/>
+    <w:bookmarkEnd w:id="71"/>
+    <w:bookmarkStart w:id="75" w:name="la-jerarquía-un-árbol-invertido"/>
     <w:p>
       <w:pPr>
         <w:pStyle w:val="Heading2"/>
@@ -7101,108 +7091,71 @@
     </w:p>
     <w:p>
       <w:pPr>
-        <w:pStyle w:val="SourceCode"/>
-      </w:pPr>
-      <w:r>
-        <w:rPr>
-          <w:rStyle w:val="VerbatimChar"/>
-        </w:rPr>
-        <w:t xml:space="preserve">                    .  (raíz)</w:t>
-      </w:r>
-      <w:r>
-        <w:br/>
-      </w:r>
-      <w:r>
-        <w:rPr>
-          <w:rStyle w:val="VerbatimChar"/>
-        </w:rPr>
-        <w:t xml:space="preserve">                    |</w:t>
-      </w:r>
-      <w:r>
-        <w:br/>
-      </w:r>
-      <w:r>
-        <w:rPr>
-          <w:rStyle w:val="VerbatimChar"/>
-        </w:rPr>
-        <w:t xml:space="preserve">      ┌─────────┬───┴────┬──────────┐</w:t>
-      </w:r>
-      <w:r>
-        <w:br/>
-      </w:r>
-      <w:r>
-        <w:rPr>
-          <w:rStyle w:val="VerbatimChar"/>
-        </w:rPr>
-        <w:t xml:space="preserve">     .es       .com      .org      .eu   (TLD)</w:t>
-      </w:r>
-      <w:r>
-        <w:br/>
-      </w:r>
-      <w:r>
-        <w:rPr>
-          <w:rStyle w:val="VerbatimChar"/>
-        </w:rPr>
-        <w:t xml:space="preserve">      |</w:t>
-      </w:r>
-      <w:r>
-        <w:br/>
-      </w:r>
-      <w:r>
-        <w:rPr>
-          <w:rStyle w:val="VerbatimChar"/>
-        </w:rPr>
-        <w:t xml:space="preserve">  ┌───┴────┐</w:t>
-      </w:r>
-      <w:r>
-        <w:br/>
-      </w:r>
-      <w:r>
-        <w:rPr>
-          <w:rStyle w:val="VerbatimChar"/>
-        </w:rPr>
-        <w:t xml:space="preserve"> .gob     .edu            (segundo nivel)</w:t>
-      </w:r>
-      <w:r>
-        <w:br/>
-      </w:r>
-      <w:r>
-        <w:rPr>
-          <w:rStyle w:val="VerbatimChar"/>
-        </w:rPr>
-        <w:t xml:space="preserve">  |</w:t>
-      </w:r>
-      <w:r>
-        <w:br/>
-      </w:r>
-      <w:r>
-        <w:rPr>
-          <w:rStyle w:val="VerbatimChar"/>
-        </w:rPr>
-        <w:t xml:space="preserve"> ejemplo.es                (dominio del propietario)</w:t>
-      </w:r>
-      <w:r>
-        <w:br/>
-      </w:r>
-      <w:r>
-        <w:rPr>
-          <w:rStyle w:val="VerbatimChar"/>
-        </w:rPr>
-        <w:t xml:space="preserve">  |</w:t>
-      </w:r>
-      <w:r>
-        <w:br/>
-      </w:r>
-      <w:r>
-        <w:rPr>
-          <w:rStyle w:val="VerbatimChar"/>
-        </w:rPr>
-        <w:t xml:space="preserve"> www.ejemplo.es            (host / subdominio)</w:t>
-      </w:r>
-    </w:p>
-    <w:p>
-      <w:pPr>
-        <w:pStyle w:val="FirstParagraph"/>
+        <w:pStyle w:val="CaptionedFigure"/>
+      </w:pPr>
+      <w:r>
+        <w:drawing>
+          <wp:inline>
+            <wp:extent cx="5334000" cy="4650153"/>
+            <wp:effectExtent b="0" l="0" r="0" t="0"/>
+            <wp:docPr descr="Jerarquía DNS de un nombre: raíz, TLD .es, dominio ejemplo.es y host www.ejemplo.es, con delegación en cadena" title="" id="73" name="Picture"/>
+            <a:graphic>
+              <a:graphicData uri="http://schemas.openxmlformats.org/drawingml/2006/picture">
+                <pic:pic>
+                  <pic:nvPicPr>
+                    <pic:cNvPr descr="public/diagrams/u07-dns-jerarquia.svg" id="74" name="Picture"/>
+                    <pic:cNvPicPr>
+                      <a:picLocks noChangeArrowheads="1" noChangeAspect="1"/>
+                    </pic:cNvPicPr>
+                  </pic:nvPicPr>
+                  <pic:blipFill>
+                    <a:blip>
+                      <a:extLst>
+                        <a:ext uri="{28A0092B-C50C-407E-A947-70E740481C1C}">
+                          <a14:useLocalDpi xmlns:a14="http://schemas.microsoft.com/office/drawing/2010/main" val="0"/>
+                        </a:ext>
+                        <a:ext uri="{96DAC541-7B7A-43D3-8B79-37D633B846F1}">
+                          <asvg:svgBlip xmlns:asvg="http://schemas.microsoft.com/office/drawing/2016/SVG/main" r:embed="rId72"/>
+                        </a:ext>
+                      </a:extLst>
+                    </a:blip>
+                    <a:stretch>
+                      <a:fillRect/>
+                    </a:stretch>
+                  </pic:blipFill>
+                  <pic:spPr bwMode="auto">
+                    <a:xfrm>
+                      <a:off x="0" y="0"/>
+                      <a:ext cx="5334000" cy="4650153"/>
+                    </a:xfrm>
+                    <a:prstGeom prst="rect">
+                      <a:avLst/>
+                    </a:prstGeom>
+                    <a:noFill/>
+                    <a:ln w="9525">
+                      <a:noFill/>
+                      <a:headEnd/>
+                      <a:tailEnd/>
+                    </a:ln>
+                  </pic:spPr>
+                </pic:pic>
+              </a:graphicData>
+            </a:graphic>
+          </wp:inline>
+        </w:drawing>
+      </w:r>
+    </w:p>
+    <w:p>
+      <w:pPr>
+        <w:pStyle w:val="ImageCaption"/>
+      </w:pPr>
+      <w:r>
+        <w:t xml:space="preserve">Jerarquía DNS de un nombre: raíz, TLD .es, dominio ejemplo.es y host www.ejemplo.es, con delegación en cadena</w:t>
+      </w:r>
+    </w:p>
+    <w:p>
+      <w:pPr>
+        <w:pStyle w:val="BodyText"/>
       </w:pPr>
       <w:r>
         <w:t xml:space="preserve">Cada nivel delega en el de abajo: la raíz no sabe dónde está</w:t>
@@ -7293,8 +7246,8 @@
         </w:pict>
       </w:r>
     </w:p>
-    <w:bookmarkEnd w:id="69"/>
-    <w:bookmarkStart w:id="70" w:name="resolución-recursiva-vs-iterativa"/>
+    <w:bookmarkEnd w:id="75"/>
+    <w:bookmarkStart w:id="76" w:name="resolución-recursiva-vs-iterativa"/>
     <w:p>
       <w:pPr>
         <w:pStyle w:val="Heading2"/>
@@ -7803,8 +7756,8 @@
         </w:pict>
       </w:r>
     </w:p>
-    <w:bookmarkEnd w:id="70"/>
-    <w:bookmarkStart w:id="71" w:name="la-caché-memoria-del-sistema"/>
+    <w:bookmarkEnd w:id="76"/>
+    <w:bookmarkStart w:id="77" w:name="la-caché-memoria-del-sistema"/>
     <w:p>
       <w:pPr>
         <w:pStyle w:val="Heading2"/>
@@ -7930,8 +7883,8 @@
         </w:pict>
       </w:r>
     </w:p>
-    <w:bookmarkEnd w:id="71"/>
-    <w:bookmarkStart w:id="72" w:name="los-registros-qué-hay-dentro-de-una-zona"/>
+    <w:bookmarkEnd w:id="77"/>
+    <w:bookmarkStart w:id="78" w:name="los-registros-qué-hay-dentro-de-una-zona"/>
     <w:p>
       <w:pPr>
         <w:pStyle w:val="Heading2"/>
@@ -8359,8 +8312,8 @@
         </w:pict>
       </w:r>
     </w:p>
-    <w:bookmarkEnd w:id="72"/>
-    <w:bookmarkStart w:id="73" w:name="zona-directa-y-zona-inversa"/>
+    <w:bookmarkEnd w:id="78"/>
+    <w:bookmarkStart w:id="79" w:name="zona-directa-y-zona-inversa"/>
     <w:p>
       <w:pPr>
         <w:pStyle w:val="Heading2"/>
@@ -8455,8 +8408,8 @@
         </w:pict>
       </w:r>
     </w:p>
-    <w:bookmarkEnd w:id="73"/>
-    <w:bookmarkStart w:id="74" w:name="mini-chequeo-3"/>
+    <w:bookmarkEnd w:id="79"/>
+    <w:bookmarkStart w:id="80" w:name="mini-chequeo-3"/>
     <w:p>
       <w:pPr>
         <w:pStyle w:val="Heading2"/>
@@ -8720,8 +8673,8 @@
         </w:pict>
       </w:r>
     </w:p>
-    <w:bookmarkEnd w:id="74"/>
-    <w:bookmarkStart w:id="75" w:name="resumen-en-3-frases-3"/>
+    <w:bookmarkEnd w:id="80"/>
+    <w:bookmarkStart w:id="81" w:name="resumen-en-3-frases-3"/>
     <w:p>
       <w:pPr>
         <w:pStyle w:val="Heading2"/>
@@ -8808,8 +8761,8 @@
         <w:t xml:space="preserve">Los registros tipados (A, AAAA, CNAME, MX, NS, PTR) son el idioma de las zonas; la inversa (PTR) importa más de lo que crees.</w:t>
       </w:r>
     </w:p>
-    <w:bookmarkEnd w:id="75"/>
-    <w:bookmarkStart w:id="76" w:name="vocabulario-rápido-3"/>
+    <w:bookmarkEnd w:id="81"/>
+    <w:bookmarkStart w:id="82" w:name="vocabulario-rápido-3"/>
     <w:p>
       <w:pPr>
         <w:pStyle w:val="Heading2"/>
@@ -9069,9 +9022,9 @@
         </w:r>
       </w:hyperlink>
     </w:p>
-    <w:bookmarkEnd w:id="76"/>
-    <w:bookmarkEnd w:id="77"/>
-    <w:bookmarkStart w:id="85" w:name="registros-y-zonas-dns"/>
+    <w:bookmarkEnd w:id="82"/>
+    <w:bookmarkEnd w:id="83"/>
+    <w:bookmarkStart w:id="91" w:name="registros-y-zonas-dns"/>
     <w:p>
       <w:pPr>
         <w:pStyle w:val="Heading1"/>
@@ -9135,7 +9088,7 @@
         </w:pict>
       </w:r>
     </w:p>
-    <w:bookmarkStart w:id="78" w:name="la-idea-en-una-frase-4"/>
+    <w:bookmarkStart w:id="84" w:name="la-idea-en-una-frase-4"/>
     <w:p>
       <w:pPr>
         <w:pStyle w:val="Heading2"/>
@@ -9224,8 +9177,8 @@
         </w:pict>
       </w:r>
     </w:p>
-    <w:bookmarkEnd w:id="78"/>
-    <w:bookmarkStart w:id="79" w:name="anatomía-de-una-zona"/>
+    <w:bookmarkEnd w:id="84"/>
+    <w:bookmarkStart w:id="85" w:name="anatomía-de-una-zona"/>
     <w:p>
       <w:pPr>
         <w:pStyle w:val="Heading2"/>
@@ -9396,8 +9349,8 @@
         </w:pict>
       </w:r>
     </w:p>
-    <w:bookmarkEnd w:id="79"/>
-    <w:bookmarkStart w:id="80" w:name="cómo-se-crea-y-se-replica-una-zona"/>
+    <w:bookmarkEnd w:id="85"/>
+    <w:bookmarkStart w:id="86" w:name="cómo-se-crea-y-se-replica-una-zona"/>
     <w:p>
       <w:pPr>
         <w:pStyle w:val="Heading2"/>
@@ -9695,8 +9648,8 @@
         </w:pict>
       </w:r>
     </w:p>
-    <w:bookmarkEnd w:id="80"/>
-    <w:bookmarkStart w:id="81" w:name="X742f307941d561d2bf451626602cc321afc4146"/>
+    <w:bookmarkEnd w:id="86"/>
+    <w:bookmarkStart w:id="87" w:name="X742f307941d561d2bf451626602cc321afc4146"/>
     <w:p>
       <w:pPr>
         <w:pStyle w:val="Heading2"/>
@@ -9839,8 +9792,8 @@
         </w:pict>
       </w:r>
     </w:p>
-    <w:bookmarkEnd w:id="81"/>
-    <w:bookmarkStart w:id="82" w:name="mini-chequeo-4"/>
+    <w:bookmarkEnd w:id="87"/>
+    <w:bookmarkStart w:id="88" w:name="mini-chequeo-4"/>
     <w:p>
       <w:pPr>
         <w:pStyle w:val="Heading2"/>
@@ -10079,8 +10032,8 @@
         </w:pict>
       </w:r>
     </w:p>
-    <w:bookmarkEnd w:id="82"/>
-    <w:bookmarkStart w:id="83" w:name="resumen-en-3-frases-4"/>
+    <w:bookmarkEnd w:id="88"/>
+    <w:bookmarkStart w:id="89" w:name="resumen-en-3-frases-4"/>
     <w:p>
       <w:pPr>
         <w:pStyle w:val="Heading2"/>
@@ -10189,8 +10142,8 @@
         <w:t xml:space="preserve">(globales o condicionales) conectan tu DNS interno con el resto del mundo sin exponer tu zona.</w:t>
       </w:r>
     </w:p>
-    <w:bookmarkEnd w:id="83"/>
-    <w:bookmarkStart w:id="84" w:name="vocabulario-rápido-4"/>
+    <w:bookmarkEnd w:id="89"/>
+    <w:bookmarkStart w:id="90" w:name="vocabulario-rápido-4"/>
     <w:p>
       <w:pPr>
         <w:pStyle w:val="Heading2"/>
@@ -10451,9 +10404,9 @@
         </w:r>
       </w:hyperlink>
     </w:p>
-    <w:bookmarkEnd w:id="84"/>
-    <w:bookmarkEnd w:id="85"/>
-    <w:bookmarkStart w:id="93" w:name="ntp-la-hora-es-sagrada"/>
+    <w:bookmarkEnd w:id="90"/>
+    <w:bookmarkEnd w:id="91"/>
+    <w:bookmarkStart w:id="102" w:name="ntp-la-hora-es-sagrada"/>
     <w:p>
       <w:pPr>
         <w:pStyle w:val="Heading1"/>
@@ -10517,7 +10470,7 @@
         </w:pict>
       </w:r>
     </w:p>
-    <w:bookmarkStart w:id="86" w:name="la-idea-en-una-frase-5"/>
+    <w:bookmarkStart w:id="92" w:name="la-idea-en-una-frase-5"/>
     <w:p>
       <w:pPr>
         <w:pStyle w:val="Heading2"/>
@@ -10579,8 +10532,8 @@
         </w:pict>
       </w:r>
     </w:p>
-    <w:bookmarkEnd w:id="86"/>
-    <w:bookmarkStart w:id="87" w:name="X140b555bd1e38f076fd986a85e2009d3d9d6236"/>
+    <w:bookmarkEnd w:id="92"/>
+    <w:bookmarkStart w:id="93" w:name="X140b555bd1e38f076fd986a85e2009d3d9d6236"/>
     <w:p>
       <w:pPr>
         <w:pStyle w:val="Heading2"/>
@@ -10864,8 +10817,8 @@
         </w:pict>
       </w:r>
     </w:p>
-    <w:bookmarkEnd w:id="87"/>
-    <w:bookmarkStart w:id="88" w:name="strata-la-jerarquía-de-la-hora"/>
+    <w:bookmarkEnd w:id="93"/>
+    <w:bookmarkStart w:id="97" w:name="strata-la-jerarquía-de-la-hora"/>
     <w:p>
       <w:pPr>
         <w:pStyle w:val="Heading2"/>
@@ -10897,85 +10850,66 @@
     </w:p>
     <w:p>
       <w:pPr>
-        <w:pStyle w:val="SourceCode"/>
-      </w:pPr>
-      <w:r>
-        <w:rPr>
-          <w:rStyle w:val="VerbatimChar"/>
-        </w:rPr>
-        <w:t xml:space="preserve">Stratum 0  →  Relojes atómicos, GPS (la fuente "física")</w:t>
-      </w:r>
-      <w:r>
-        <w:br/>
-      </w:r>
-      <w:r>
-        <w:rPr>
-          <w:rStyle w:val="VerbatimChar"/>
-        </w:rPr>
-        <w:t xml:space="preserve">     │</w:t>
-      </w:r>
-      <w:r>
-        <w:br/>
-      </w:r>
-      <w:r>
-        <w:rPr>
-          <w:rStyle w:val="VerbatimChar"/>
-        </w:rPr>
-        <w:t xml:space="preserve">Stratum 1  →  Servidores directamente conectados a stratum 0</w:t>
-      </w:r>
-      <w:r>
-        <w:br/>
-      </w:r>
-      <w:r>
-        <w:rPr>
-          <w:rStyle w:val="VerbatimChar"/>
-        </w:rPr>
-        <w:t xml:space="preserve">     │</w:t>
-      </w:r>
-      <w:r>
-        <w:br/>
-      </w:r>
-      <w:r>
-        <w:rPr>
-          <w:rStyle w:val="VerbatimChar"/>
-        </w:rPr>
-        <w:t xml:space="preserve">Stratum 2  →  Servidores que se sincronizan con stratum 1</w:t>
-      </w:r>
-      <w:r>
-        <w:br/>
-      </w:r>
-      <w:r>
-        <w:rPr>
-          <w:rStyle w:val="VerbatimChar"/>
-        </w:rPr>
-        <w:t xml:space="preserve">     │</w:t>
-      </w:r>
-      <w:r>
-        <w:br/>
-      </w:r>
-      <w:r>
-        <w:rPr>
-          <w:rStyle w:val="VerbatimChar"/>
-        </w:rPr>
-        <w:t xml:space="preserve">Stratum 3  →  Tu router Cisco de la oficina</w:t>
-      </w:r>
-      <w:r>
-        <w:br/>
-      </w:r>
-      <w:r>
-        <w:rPr>
-          <w:rStyle w:val="VerbatimChar"/>
-        </w:rPr>
-        <w:t xml:space="preserve">     │</w:t>
-      </w:r>
-      <w:r>
-        <w:br/>
-      </w:r>
-      <w:r>
-        <w:rPr>
-          <w:rStyle w:val="VerbatimChar"/>
-        </w:rPr>
-        <w:t xml:space="preserve">   Clientes →  PCs, switches, cámaras…</w:t>
+        <w:pStyle w:val="CaptionedFigure"/>
+      </w:pPr>
+      <w:r>
+        <w:drawing>
+          <wp:inline>
+            <wp:extent cx="5334000" cy="5470769"/>
+            <wp:effectExtent b="0" l="0" r="0" t="0"/>
+            <wp:docPr descr="Cadena de strata NTP: del reloj atómico (stratum 0) a los servidores de referencia, el pool, el router de la oficina y los clientes" title="" id="95" name="Picture"/>
+            <a:graphic>
+              <a:graphicData uri="http://schemas.openxmlformats.org/drawingml/2006/picture">
+                <pic:pic>
+                  <pic:nvPicPr>
+                    <pic:cNvPr descr="public/diagrams/u07-ntp-strata.svg" id="96" name="Picture"/>
+                    <pic:cNvPicPr>
+                      <a:picLocks noChangeArrowheads="1" noChangeAspect="1"/>
+                    </pic:cNvPicPr>
+                  </pic:nvPicPr>
+                  <pic:blipFill>
+                    <a:blip>
+                      <a:extLst>
+                        <a:ext uri="{28A0092B-C50C-407E-A947-70E740481C1C}">
+                          <a14:useLocalDpi xmlns:a14="http://schemas.microsoft.com/office/drawing/2010/main" val="0"/>
+                        </a:ext>
+                        <a:ext uri="{96DAC541-7B7A-43D3-8B79-37D633B846F1}">
+                          <asvg:svgBlip xmlns:asvg="http://schemas.microsoft.com/office/drawing/2016/SVG/main" r:embed="rId94"/>
+                        </a:ext>
+                      </a:extLst>
+                    </a:blip>
+                    <a:stretch>
+                      <a:fillRect/>
+                    </a:stretch>
+                  </pic:blipFill>
+                  <pic:spPr bwMode="auto">
+                    <a:xfrm>
+                      <a:off x="0" y="0"/>
+                      <a:ext cx="5334000" cy="5470769"/>
+                    </a:xfrm>
+                    <a:prstGeom prst="rect">
+                      <a:avLst/>
+                    </a:prstGeom>
+                    <a:noFill/>
+                    <a:ln w="9525">
+                      <a:noFill/>
+                      <a:headEnd/>
+                      <a:tailEnd/>
+                    </a:ln>
+                  </pic:spPr>
+                </pic:pic>
+              </a:graphicData>
+            </a:graphic>
+          </wp:inline>
+        </w:drawing>
+      </w:r>
+    </w:p>
+    <w:p>
+      <w:pPr>
+        <w:pStyle w:val="ImageCaption"/>
+      </w:pPr>
+      <w:r>
+        <w:t xml:space="preserve">Cadena de strata NTP: del reloj atómico (stratum 0) a los servidores de referencia, el pool, el router de la oficina y los clientes</w:t>
       </w:r>
     </w:p>
     <w:p>
@@ -11107,8 +11041,8 @@
         </w:pict>
       </w:r>
     </w:p>
-    <w:bookmarkEnd w:id="88"/>
-    <w:bookmarkStart w:id="89" w:name="X01138dcca9b843e54c014a28b6bfe0073aad907"/>
+    <w:bookmarkEnd w:id="97"/>
+    <w:bookmarkStart w:id="98" w:name="X01138dcca9b843e54c014a28b6bfe0073aad907"/>
     <w:p>
       <w:pPr>
         <w:pStyle w:val="Heading2"/>
@@ -11400,8 +11334,8 @@
         </w:pict>
       </w:r>
     </w:p>
-    <w:bookmarkEnd w:id="89"/>
-    <w:bookmarkStart w:id="90" w:name="mini-chequeo-5"/>
+    <w:bookmarkEnd w:id="98"/>
+    <w:bookmarkStart w:id="99" w:name="mini-chequeo-5"/>
     <w:p>
       <w:pPr>
         <w:pStyle w:val="Heading2"/>
@@ -11585,8 +11519,8 @@
         </w:pict>
       </w:r>
     </w:p>
-    <w:bookmarkEnd w:id="90"/>
-    <w:bookmarkStart w:id="91" w:name="resumen-en-3-frases-5"/>
+    <w:bookmarkEnd w:id="99"/>
+    <w:bookmarkStart w:id="100" w:name="resumen-en-3-frases-5"/>
     <w:p>
       <w:pPr>
         <w:pStyle w:val="Heading2"/>
@@ -11676,8 +11610,8 @@
         <w:t xml:space="preserve">(pool español, ROA…) y deja que el protocolo elija.</w:t>
       </w:r>
     </w:p>
-    <w:bookmarkEnd w:id="91"/>
-    <w:bookmarkStart w:id="92" w:name="vocabulario-rápido-5"/>
+    <w:bookmarkEnd w:id="100"/>
+    <w:bookmarkStart w:id="101" w:name="vocabulario-rápido-5"/>
     <w:p>
       <w:pPr>
         <w:pStyle w:val="Heading2"/>
@@ -11937,9 +11871,9 @@
         </w:r>
       </w:hyperlink>
     </w:p>
-    <w:bookmarkEnd w:id="92"/>
-    <w:bookmarkEnd w:id="93"/>
-    <w:bookmarkStart w:id="104" w:name="X7c557f594312e85bde529f7d81280b55302474c"/>
+    <w:bookmarkEnd w:id="101"/>
+    <w:bookmarkEnd w:id="102"/>
+    <w:bookmarkStart w:id="113" w:name="X7c557f594312e85bde529f7d81280b55302474c"/>
     <w:p>
       <w:pPr>
         <w:pStyle w:val="Heading1"/>
@@ -12003,7 +11937,7 @@
         </w:pict>
       </w:r>
     </w:p>
-    <w:bookmarkStart w:id="94" w:name="la-idea-en-una-frase-6"/>
+    <w:bookmarkStart w:id="103" w:name="la-idea-en-una-frase-6"/>
     <w:p>
       <w:pPr>
         <w:pStyle w:val="Heading2"/>
@@ -12058,8 +11992,8 @@
         </w:pict>
       </w:r>
     </w:p>
-    <w:bookmarkEnd w:id="94"/>
-    <w:bookmarkStart w:id="96" w:name="X4522a3d32fe9f8659a0c1ee7fa11bcf4d9377ac"/>
+    <w:bookmarkEnd w:id="103"/>
+    <w:bookmarkStart w:id="105" w:name="X4522a3d32fe9f8659a0c1ee7fa11bcf4d9377ac"/>
     <w:p>
       <w:pPr>
         <w:pStyle w:val="Heading2"/>
@@ -12348,7 +12282,7 @@
         <w:t xml:space="preserve">o, mejor, la IP de un router interno que haga de stratum superior.</w:t>
       </w:r>
     </w:p>
-    <w:bookmarkStart w:id="95" w:name="la-hora-manual-solo-para-arrancar"/>
+    <w:bookmarkStart w:id="104" w:name="la-hora-manual-solo-para-arrancar"/>
     <w:p>
       <w:pPr>
         <w:pStyle w:val="Heading3"/>
@@ -12447,9 +12381,9 @@
         </w:pict>
       </w:r>
     </w:p>
-    <w:bookmarkEnd w:id="95"/>
-    <w:bookmarkEnd w:id="96"/>
-    <w:bookmarkStart w:id="97" w:name="X586a9acff62a44ea06c49f71ebeec0f6c1998bd"/>
+    <w:bookmarkEnd w:id="104"/>
+    <w:bookmarkEnd w:id="105"/>
+    <w:bookmarkStart w:id="106" w:name="X586a9acff62a44ea06c49f71ebeec0f6c1998bd"/>
     <w:p>
       <w:pPr>
         <w:pStyle w:val="Heading2"/>
@@ -12619,8 +12553,8 @@
         </w:pict>
       </w:r>
     </w:p>
-    <w:bookmarkEnd w:id="97"/>
-    <w:bookmarkStart w:id="98" w:name="X72cb7dc959d8fa8588a9da9376c5366a8bf0dc7"/>
+    <w:bookmarkEnd w:id="106"/>
+    <w:bookmarkStart w:id="107" w:name="X72cb7dc959d8fa8588a9da9376c5366a8bf0dc7"/>
     <w:p>
       <w:pPr>
         <w:pStyle w:val="Heading2"/>
@@ -12824,8 +12758,8 @@
         </w:pict>
       </w:r>
     </w:p>
-    <w:bookmarkEnd w:id="98"/>
-    <w:bookmarkStart w:id="99" w:name="verificación-estamos-en-hora"/>
+    <w:bookmarkEnd w:id="107"/>
+    <w:bookmarkStart w:id="108" w:name="verificación-estamos-en-hora"/>
     <w:p>
       <w:pPr>
         <w:pStyle w:val="Heading2"/>
@@ -13150,8 +13084,8 @@
         </w:pict>
       </w:r>
     </w:p>
-    <w:bookmarkEnd w:id="99"/>
-    <w:bookmarkStart w:id="100" w:name="Xc47cf840be2996b3d74a8de655dc59505e71bbd"/>
+    <w:bookmarkEnd w:id="108"/>
+    <w:bookmarkStart w:id="109" w:name="Xc47cf840be2996b3d74a8de655dc59505e71bbd"/>
     <w:p>
       <w:pPr>
         <w:pStyle w:val="Heading2"/>
@@ -13338,8 +13272,8 @@
         </w:pict>
       </w:r>
     </w:p>
-    <w:bookmarkEnd w:id="100"/>
-    <w:bookmarkStart w:id="101" w:name="mini-chequeo-6"/>
+    <w:bookmarkEnd w:id="109"/>
+    <w:bookmarkStart w:id="110" w:name="mini-chequeo-6"/>
     <w:p>
       <w:pPr>
         <w:pStyle w:val="Heading2"/>
@@ -13728,8 +13662,8 @@
         </w:pict>
       </w:r>
     </w:p>
-    <w:bookmarkEnd w:id="101"/>
-    <w:bookmarkStart w:id="102" w:name="resumen-en-3-frases-6"/>
+    <w:bookmarkEnd w:id="110"/>
+    <w:bookmarkStart w:id="111" w:name="resumen-en-3-frases-6"/>
     <w:p>
       <w:pPr>
         <w:pStyle w:val="Heading2"/>
@@ -13880,8 +13814,8 @@
         <w:t xml:space="preserve">(¿quién y cómo de bien?).</w:t>
       </w:r>
     </w:p>
-    <w:bookmarkEnd w:id="102"/>
-    <w:bookmarkStart w:id="103" w:name="vocabulario-rápido-6"/>
+    <w:bookmarkEnd w:id="111"/>
+    <w:bookmarkStart w:id="112" w:name="vocabulario-rápido-6"/>
     <w:p>
       <w:pPr>
         <w:pStyle w:val="Heading2"/>
@@ -14147,9 +14081,9 @@
         </w:r>
       </w:hyperlink>
     </w:p>
-    <w:bookmarkEnd w:id="103"/>
-    <w:bookmarkEnd w:id="104"/>
-    <w:bookmarkStart w:id="119" w:name="diagnóstico-de-servicios"/>
+    <w:bookmarkEnd w:id="112"/>
+    <w:bookmarkEnd w:id="113"/>
+    <w:bookmarkStart w:id="131" w:name="diagnóstico-de-servicios"/>
     <w:p>
       <w:pPr>
         <w:pStyle w:val="Heading1"/>
@@ -14228,7 +14162,7 @@
         </w:pict>
       </w:r>
     </w:p>
-    <w:bookmarkStart w:id="105" w:name="la-idea-en-una-frase-7"/>
+    <w:bookmarkStart w:id="114" w:name="la-idea-en-una-frase-7"/>
     <w:p>
       <w:pPr>
         <w:pStyle w:val="Heading2"/>
@@ -14280,8 +14214,8 @@
         </w:pict>
       </w:r>
     </w:p>
-    <w:bookmarkEnd w:id="105"/>
-    <w:bookmarkStart w:id="106" w:name="la-escalera-del-servicio"/>
+    <w:bookmarkEnd w:id="114"/>
+    <w:bookmarkStart w:id="118" w:name="la-escalera-del-servicio"/>
     <w:p>
       <w:pPr>
         <w:pStyle w:val="Heading2"/>
@@ -14300,54 +14234,71 @@
     </w:p>
     <w:p>
       <w:pPr>
-        <w:pStyle w:val="SourceCode"/>
-      </w:pPr>
-      <w:r>
-        <w:rPr>
-          <w:rStyle w:val="VerbatimChar"/>
-        </w:rPr>
-        <w:t xml:space="preserve">1. ¿Tiene IP, máscara y gateway?          → DHCP      (ipconfig / ip addr)</w:t>
-      </w:r>
-      <w:r>
-        <w:br/>
-      </w:r>
-      <w:r>
-        <w:rPr>
-          <w:rStyle w:val="VerbatimChar"/>
-        </w:rPr>
-        <w:t xml:space="preserve">2. ¿Pinge su gateway?                     → L2/L3 local</w:t>
-      </w:r>
-      <w:r>
-        <w:br/>
-      </w:r>
-      <w:r>
-        <w:rPr>
-          <w:rStyle w:val="VerbatimChar"/>
-        </w:rPr>
-        <w:t xml:space="preserve">3. ¿Pinge 8.8.8.8?                        → routing hasta Internet</w:t>
-      </w:r>
-      <w:r>
-        <w:br/>
-      </w:r>
-      <w:r>
-        <w:rPr>
-          <w:rStyle w:val="VerbatimChar"/>
-        </w:rPr>
-        <w:t xml:space="preserve">4. ¿Resuelve nombres?                     → DNS       (nslookup/dig)</w:t>
-      </w:r>
-      <w:r>
-        <w:br/>
-      </w:r>
-      <w:r>
-        <w:rPr>
-          <w:rStyle w:val="VerbatimChar"/>
-        </w:rPr>
-        <w:t xml:space="preserve">5. ¿Está la hora en orden?                → NTP       (solo servers/audit)</w:t>
-      </w:r>
-    </w:p>
-    <w:p>
-      <w:pPr>
-        <w:pStyle w:val="FirstParagraph"/>
+        <w:pStyle w:val="CaptionedFigure"/>
+      </w:pPr>
+      <w:r>
+        <w:drawing>
+          <wp:inline>
+            <wp:extent cx="5334000" cy="5731291"/>
+            <wp:effectExtent b="0" l="0" r="0" t="0"/>
+            <wp:docPr descr="Escalera del servicio: cinco peldaños de diagnóstico en orden — DHCP, gateway, Internet por IP, DNS y NTP — sin subir si el anterior no está en verde" title="" id="116" name="Picture"/>
+            <a:graphic>
+              <a:graphicData uri="http://schemas.openxmlformats.org/drawingml/2006/picture">
+                <pic:pic>
+                  <pic:nvPicPr>
+                    <pic:cNvPr descr="public/diagrams/u07-escalera-servicio.svg" id="117" name="Picture"/>
+                    <pic:cNvPicPr>
+                      <a:picLocks noChangeArrowheads="1" noChangeAspect="1"/>
+                    </pic:cNvPicPr>
+                  </pic:nvPicPr>
+                  <pic:blipFill>
+                    <a:blip>
+                      <a:extLst>
+                        <a:ext uri="{28A0092B-C50C-407E-A947-70E740481C1C}">
+                          <a14:useLocalDpi xmlns:a14="http://schemas.microsoft.com/office/drawing/2010/main" val="0"/>
+                        </a:ext>
+                        <a:ext uri="{96DAC541-7B7A-43D3-8B79-37D633B846F1}">
+                          <asvg:svgBlip xmlns:asvg="http://schemas.microsoft.com/office/drawing/2016/SVG/main" r:embed="rId115"/>
+                        </a:ext>
+                      </a:extLst>
+                    </a:blip>
+                    <a:stretch>
+                      <a:fillRect/>
+                    </a:stretch>
+                  </pic:blipFill>
+                  <pic:spPr bwMode="auto">
+                    <a:xfrm>
+                      <a:off x="0" y="0"/>
+                      <a:ext cx="5334000" cy="5731291"/>
+                    </a:xfrm>
+                    <a:prstGeom prst="rect">
+                      <a:avLst/>
+                    </a:prstGeom>
+                    <a:noFill/>
+                    <a:ln w="9525">
+                      <a:noFill/>
+                      <a:headEnd/>
+                      <a:tailEnd/>
+                    </a:ln>
+                  </pic:spPr>
+                </pic:pic>
+              </a:graphicData>
+            </a:graphic>
+          </wp:inline>
+        </w:drawing>
+      </w:r>
+    </w:p>
+    <w:p>
+      <w:pPr>
+        <w:pStyle w:val="ImageCaption"/>
+      </w:pPr>
+      <w:r>
+        <w:t xml:space="preserve">Escalera del servicio: cinco peldaños de diagnóstico en orden — DHCP, gateway, Internet por IP, DNS y NTP — sin subir si el anterior no está en verde</w:t>
+      </w:r>
+    </w:p>
+    <w:p>
+      <w:pPr>
+        <w:pStyle w:val="BodyText"/>
       </w:pPr>
       <w:r>
         <w:t xml:space="preserve">La regla es inquebrantable:</w:t>
@@ -14388,8 +14339,8 @@
         </w:pict>
       </w:r>
     </w:p>
-    <w:bookmarkEnd w:id="106"/>
-    <w:bookmarkStart w:id="110" w:name="comandos-por-servicio"/>
+    <w:bookmarkEnd w:id="118"/>
+    <w:bookmarkStart w:id="122" w:name="comandos-por-servicio"/>
     <w:p>
       <w:pPr>
         <w:pStyle w:val="Heading2"/>
@@ -14398,7 +14349,7 @@
         <w:t xml:space="preserve">🧰 Comandos por servicio</w:t>
       </w:r>
     </w:p>
-    <w:bookmarkStart w:id="107" w:name="dhcp-desde-el-cliente-y-el-servidor"/>
+    <w:bookmarkStart w:id="119" w:name="dhcp-desde-el-cliente-y-el-servidor"/>
     <w:p>
       <w:pPr>
         <w:pStyle w:val="Heading3"/>
@@ -14723,8 +14674,8 @@
         </w:tc>
       </w:tr>
     </w:tbl>
-    <w:bookmarkEnd w:id="107"/>
-    <w:bookmarkStart w:id="108" w:name="X51c41bd1fcf43c8564d110d5d4adf9a3a0a5d01"/>
+    <w:bookmarkEnd w:id="119"/>
+    <w:bookmarkStart w:id="120" w:name="X51c41bd1fcf43c8564d110d5d4adf9a3a0a5d01"/>
     <w:p>
       <w:pPr>
         <w:pStyle w:val="Heading3"/>
@@ -15103,8 +15054,8 @@
         <w:t xml:space="preserve">(otro resolver). Si difieren, tu resolver está mal o su caché está vieja. Si coinciden y fallan, el problema está en la zona del dominio.</w:t>
       </w:r>
     </w:p>
-    <w:bookmarkEnd w:id="108"/>
-    <w:bookmarkStart w:id="109" w:name="ntp-cuando-la-hora-importa"/>
+    <w:bookmarkEnd w:id="120"/>
+    <w:bookmarkStart w:id="121" w:name="ntp-cuando-la-hora-importa"/>
     <w:p>
       <w:pPr>
         <w:pStyle w:val="Heading3"/>
@@ -15348,9 +15299,9 @@
         </w:pict>
       </w:r>
     </w:p>
-    <w:bookmarkEnd w:id="109"/>
-    <w:bookmarkEnd w:id="110"/>
-    <w:bookmarkStart w:id="114" w:name="tres-casos-reales-paso-a-paso"/>
+    <w:bookmarkEnd w:id="121"/>
+    <w:bookmarkEnd w:id="122"/>
+    <w:bookmarkStart w:id="126" w:name="tres-casos-reales-paso-a-paso"/>
     <w:p>
       <w:pPr>
         <w:pStyle w:val="Heading2"/>
@@ -15359,7 +15310,7 @@
         <w:t xml:space="preserve">🕵️ Tres casos reales, paso a paso</w:t>
       </w:r>
     </w:p>
-    <w:bookmarkStart w:id="111" w:name="caso-1-el-portátil-no-navega"/>
+    <w:bookmarkStart w:id="123" w:name="caso-1-el-portátil-no-navega"/>
     <w:p>
       <w:pPr>
         <w:pStyle w:val="Heading3"/>
@@ -15472,8 +15423,8 @@
         <w:t xml:space="preserve">→ IP normal → navega.</w:t>
       </w:r>
     </w:p>
-    <w:bookmarkEnd w:id="111"/>
-    <w:bookmarkStart w:id="112" w:name="caso-2-navega-por-ip-pero-no-por-nombre"/>
+    <w:bookmarkEnd w:id="123"/>
+    <w:bookmarkStart w:id="124" w:name="caso-2-navega-por-ip-pero-no-por-nombre"/>
     <w:p>
       <w:pPr>
         <w:pStyle w:val="Heading3"/>
@@ -15624,8 +15575,8 @@
         <w:t xml:space="preserve">→ resuelve.</w:t>
       </w:r>
     </w:p>
-    <w:bookmarkEnd w:id="112"/>
-    <w:bookmarkStart w:id="113" w:name="Xe1055df2da18f83a5983810645407247ecf85a4"/>
+    <w:bookmarkEnd w:id="124"/>
+    <w:bookmarkStart w:id="125" w:name="Xe1055df2da18f83a5983810645407247ecf85a4"/>
     <w:p>
       <w:pPr>
         <w:pStyle w:val="Heading3"/>
@@ -15790,9 +15741,9 @@
         </w:pict>
       </w:r>
     </w:p>
-    <w:bookmarkEnd w:id="113"/>
-    <w:bookmarkEnd w:id="114"/>
-    <w:bookmarkStart w:id="115" w:name="Xaf11172041b84392a5e445d5b2ce18f06d36863"/>
+    <w:bookmarkEnd w:id="125"/>
+    <w:bookmarkEnd w:id="126"/>
+    <w:bookmarkStart w:id="127" w:name="Xaf11172041b84392a5e445d5b2ce18f06d36863"/>
     <w:p>
       <w:pPr>
         <w:pStyle w:val="Heading2"/>
@@ -15940,8 +15891,8 @@
         </w:pict>
       </w:r>
     </w:p>
-    <w:bookmarkEnd w:id="115"/>
-    <w:bookmarkStart w:id="116" w:name="mini-chequeo-7"/>
+    <w:bookmarkEnd w:id="127"/>
+    <w:bookmarkStart w:id="128" w:name="mini-chequeo-7"/>
     <w:p>
       <w:pPr>
         <w:pStyle w:val="Heading2"/>
@@ -16254,8 +16205,8 @@
         </w:pict>
       </w:r>
     </w:p>
-    <w:bookmarkEnd w:id="116"/>
-    <w:bookmarkStart w:id="117" w:name="resumen-en-3-frases-7"/>
+    <w:bookmarkEnd w:id="128"/>
+    <w:bookmarkStart w:id="129" w:name="resumen-en-3-frases-7"/>
     <w:p>
       <w:pPr>
         <w:pStyle w:val="Heading2"/>
@@ -16379,8 +16330,8 @@
         <w:t xml:space="preserve">La prueba maestra de DNS es comparar resolvers; y nunca reinicies antes de capturar el estado.</w:t>
       </w:r>
     </w:p>
-    <w:bookmarkEnd w:id="117"/>
-    <w:bookmarkStart w:id="118" w:name="vocabulario-rápido-7"/>
+    <w:bookmarkEnd w:id="129"/>
+    <w:bookmarkStart w:id="130" w:name="vocabulario-rápido-7"/>
     <w:p>
       <w:pPr>
         <w:pStyle w:val="Heading2"/>
@@ -16641,9 +16592,9 @@
         </w:r>
       </w:hyperlink>
     </w:p>
-    <w:bookmarkEnd w:id="118"/>
-    <w:bookmarkEnd w:id="119"/>
-    <w:bookmarkStart w:id="132" w:name="cierre-consolida-lo-aprendido"/>
+    <w:bookmarkEnd w:id="130"/>
+    <w:bookmarkEnd w:id="131"/>
+    <w:bookmarkStart w:id="144" w:name="cierre-consolida-lo-aprendido"/>
     <w:p>
       <w:pPr>
         <w:pStyle w:val="Heading1"/>
@@ -16739,7 +16690,7 @@
         </w:pict>
       </w:r>
     </w:p>
-    <w:bookmarkStart w:id="120" w:name="sé-el-paquete"/>
+    <w:bookmarkStart w:id="132" w:name="sé-el-paquete"/>
     <w:p>
       <w:pPr>
         <w:pStyle w:val="Heading2"/>
@@ -16951,8 +16902,8 @@
         </w:pict>
       </w:r>
     </w:p>
-    <w:bookmarkEnd w:id="120"/>
-    <w:bookmarkStart w:id="121" w:name="fireside-chat-dhcp-vs-dns"/>
+    <w:bookmarkEnd w:id="132"/>
+    <w:bookmarkStart w:id="133" w:name="fireside-chat-dhcp-vs-dns"/>
     <w:p>
       <w:pPr>
         <w:pStyle w:val="Heading2"/>
@@ -17208,8 +17159,8 @@
         </w:pict>
       </w:r>
     </w:p>
-    <w:bookmarkEnd w:id="121"/>
-    <w:bookmarkStart w:id="122" w:name="quién-soy"/>
+    <w:bookmarkEnd w:id="133"/>
+    <w:bookmarkStart w:id="134" w:name="quién-soy"/>
     <w:p>
       <w:pPr>
         <w:pStyle w:val="Heading2"/>
@@ -17365,8 +17316,8 @@
         </w:pict>
       </w:r>
     </w:p>
-    <w:bookmarkEnd w:id="122"/>
-    <w:bookmarkStart w:id="123" w:name="Xbe5678062525694d69eaeb96e1abf0426c24e46"/>
+    <w:bookmarkEnd w:id="134"/>
+    <w:bookmarkStart w:id="135" w:name="Xbe5678062525694d69eaeb96e1abf0426c24e46"/>
     <w:p>
       <w:pPr>
         <w:pStyle w:val="Heading2"/>
@@ -17493,8 +17444,8 @@
         </w:pict>
       </w:r>
     </w:p>
-    <w:bookmarkEnd w:id="123"/>
-    <w:bookmarkStart w:id="124" w:name="X41f3571a7cb1903f62ccf1389ab56b84e1cacd6"/>
+    <w:bookmarkEnd w:id="135"/>
+    <w:bookmarkStart w:id="136" w:name="X41f3571a7cb1903f62ccf1389ab56b84e1cacd6"/>
     <w:p>
       <w:pPr>
         <w:pStyle w:val="Heading2"/>
@@ -17993,8 +17944,8 @@
         </w:pict>
       </w:r>
     </w:p>
-    <w:bookmarkEnd w:id="124"/>
-    <w:bookmarkStart w:id="125" w:name="logros-de-esta-unidad"/>
+    <w:bookmarkEnd w:id="136"/>
+    <w:bookmarkStart w:id="137" w:name="logros-de-esta-unidad"/>
     <w:p>
       <w:pPr>
         <w:pStyle w:val="Heading2"/>
@@ -18196,8 +18147,8 @@
         </w:pict>
       </w:r>
     </w:p>
-    <w:bookmarkEnd w:id="125"/>
-    <w:bookmarkStart w:id="126" w:name="atrévete-a-pensar"/>
+    <w:bookmarkEnd w:id="137"/>
+    <w:bookmarkStart w:id="138" w:name="atrévete-a-pensar"/>
     <w:p>
       <w:pPr>
         <w:pStyle w:val="Heading2"/>
@@ -18446,8 +18397,8 @@
         </w:pict>
       </w:r>
     </w:p>
-    <w:bookmarkEnd w:id="126"/>
-    <w:bookmarkStart w:id="127" w:name="crucigrama-de-bits"/>
+    <w:bookmarkEnd w:id="138"/>
+    <w:bookmarkStart w:id="139" w:name="crucigrama-de-bits"/>
     <w:p>
       <w:pPr>
         <w:pStyle w:val="Heading2"/>
@@ -18593,8 +18544,8 @@
         </w:pict>
       </w:r>
     </w:p>
-    <w:bookmarkEnd w:id="127"/>
-    <w:bookmarkStart w:id="128" w:name="preguntas-de-entrevista-de-trabajo"/>
+    <w:bookmarkEnd w:id="139"/>
+    <w:bookmarkStart w:id="140" w:name="preguntas-de-entrevista-de-trabajo"/>
     <w:p>
       <w:pPr>
         <w:pStyle w:val="Heading2"/>
@@ -18784,8 +18735,8 @@
         </w:pict>
       </w:r>
     </w:p>
-    <w:bookmarkEnd w:id="128"/>
-    <w:bookmarkStart w:id="129" w:name="no-hay-preguntas-tontas"/>
+    <w:bookmarkEnd w:id="140"/>
+    <w:bookmarkStart w:id="141" w:name="no-hay-preguntas-tontas"/>
     <w:p>
       <w:pPr>
         <w:pStyle w:val="Heading2"/>
@@ -18936,8 +18887,8 @@
         </w:pict>
       </w:r>
     </w:p>
-    <w:bookmarkEnd w:id="129"/>
-    <w:bookmarkStart w:id="130" w:name="poscréditos"/>
+    <w:bookmarkEnd w:id="141"/>
+    <w:bookmarkStart w:id="142" w:name="poscréditos"/>
     <w:p>
       <w:pPr>
         <w:pStyle w:val="Heading2"/>
@@ -19018,8 +18969,8 @@
         </w:pict>
       </w:r>
     </w:p>
-    <w:bookmarkEnd w:id="130"/>
-    <w:bookmarkStart w:id="131" w:name="X6f59a02138e6445cdd6939aaea3cbf69c5ee0c8"/>
+    <w:bookmarkEnd w:id="142"/>
+    <w:bookmarkStart w:id="143" w:name="X6f59a02138e6445cdd6939aaea3cbf69c5ee0c8"/>
     <w:p>
       <w:pPr>
         <w:pStyle w:val="Heading2"/>
@@ -19295,8 +19246,8 @@
         </w:r>
       </w:hyperlink>
     </w:p>
-    <w:bookmarkEnd w:id="131"/>
-    <w:bookmarkEnd w:id="132"/>
+    <w:bookmarkEnd w:id="143"/>
+    <w:bookmarkEnd w:id="144"/>
     <w:sectPr/>
   </w:body>
 </w:document>

--- a/docx/07-servicios-red/07-servicios-red.docx
+++ b/docx/07-servicios-red/07-servicios-red.docx
@@ -28,7 +28,7 @@
         </w:p>
       </w:sdtContent>
     </w:sdt>
-    <w:bookmarkStart w:id="36" w:name="servicios-de-red-dhcp-dns-y-ntp"/>
+    <w:bookmarkStart w:id="25" w:name="servicios-de-red-dhcp-dns-y-ntp"/>
     <w:p>
       <w:pPr>
         <w:pStyle w:val="Heading1"/>
@@ -115,21 +115,7 @@
           <w:i/>
           <w:iCs/>
         </w:rPr>
-        <w:t xml:space="preserve">“</w:t>
-      </w:r>
-      <w:r>
-        <w:rPr>
-          <w:i/>
-          <w:iCs/>
-        </w:rPr>
-        <w:t xml:space="preserve">www.ejemplo.es</w:t>
-      </w:r>
-      <w:r>
-        <w:rPr>
-          <w:i/>
-          <w:iCs/>
-        </w:rPr>
-        <w:t xml:space="preserve">”</w:t>
+        <w:t xml:space="preserve">“www.ejemplo.es”</w:t>
       </w:r>
       <w:r>
         <w:rPr>
@@ -182,7 +168,7 @@
         </w:pict>
       </w:r>
     </w:p>
-    <w:bookmarkStart w:id="20" w:name="objetivo-de-la-unidad"/>
+    <w:bookmarkStart w:id="9" w:name="objetivo-de-la-unidad"/>
     <w:p>
       <w:pPr>
         <w:pStyle w:val="Heading2"/>
@@ -329,8 +315,8 @@
         </w:pict>
       </w:r>
     </w:p>
-    <w:bookmarkEnd w:id="20"/>
-    <w:bookmarkStart w:id="30" w:name="mapa-de-la-unidad"/>
+    <w:bookmarkEnd w:id="9"/>
+    <w:bookmarkStart w:id="19" w:name="mapa-de-la-unidad"/>
     <w:p>
       <w:pPr>
         <w:pStyle w:val="Heading2"/>
@@ -343,7 +329,6 @@
       <w:tblPr>
         <w:tblStyle w:val="Table"/>
         <w:tblW w:type="pct" w:w="5000"/>
-        <w:jc w:val="left"/>
         <w:tblLayout w:type="fixed"/>
         <w:tblLook w:firstRow="1" w:lastRow="0" w:firstColumn="0" w:lastColumn="0" w:noHBand="0" w:noVBand="0" w:val="0020"/>
       </w:tblPr>
@@ -361,7 +346,6 @@
           <w:p>
             <w:pPr>
               <w:pStyle w:val="Compact"/>
-              <w:jc w:val="left"/>
             </w:pPr>
             <w:r>
               <w:t xml:space="preserve">Punto</w:t>
@@ -373,7 +357,6 @@
           <w:p>
             <w:pPr>
               <w:pStyle w:val="Compact"/>
-              <w:jc w:val="left"/>
             </w:pPr>
             <w:r>
               <w:t xml:space="preserve">Qué aprenderás</w:t>
@@ -385,7 +368,6 @@
           <w:p>
             <w:pPr>
               <w:pStyle w:val="Compact"/>
-              <w:jc w:val="left"/>
             </w:pPr>
             <w:r>
               <w:t xml:space="preserve">Nivel</w:t>
@@ -399,9 +381,8 @@
           <w:p>
             <w:pPr>
               <w:pStyle w:val="Compact"/>
-              <w:jc w:val="left"/>
-            </w:pPr>
-            <w:hyperlink r:id="rId21">
+            </w:pPr>
+            <w:hyperlink r:id="rId10">
               <w:r>
                 <w:rPr>
                   <w:rStyle w:val="Hyperlink"/>
@@ -416,7 +397,6 @@
           <w:p>
             <w:pPr>
               <w:pStyle w:val="Compact"/>
-              <w:jc w:val="left"/>
             </w:pPr>
             <w:r>
               <w:t xml:space="preserve">La red como plataforma de servicios y el principio</w:t>
@@ -425,22 +405,15 @@
               <w:t xml:space="preserve"> </w:t>
             </w:r>
             <w:r>
-              <w:t xml:space="preserve">“</w:t>
-            </w:r>
-            <w:r>
-              <w:t xml:space="preserve">todo automático</w:t>
-            </w:r>
-            <w:r>
-              <w:t xml:space="preserve">”</w:t>
-            </w:r>
-          </w:p>
-        </w:tc>
-        <w:tc>
-          <w:tcPr/>
-          <w:p>
-            <w:pPr>
-              <w:pStyle w:val="Compact"/>
-              <w:jc w:val="left"/>
+              <w:t xml:space="preserve">“todo automático”</w:t>
+            </w:r>
+          </w:p>
+        </w:tc>
+        <w:tc>
+          <w:tcPr/>
+          <w:p>
+            <w:pPr>
+              <w:pStyle w:val="Compact"/>
             </w:pPr>
             <w:r>
               <w:t xml:space="preserve">Todos</w:t>
@@ -454,9 +427,8 @@
           <w:p>
             <w:pPr>
               <w:pStyle w:val="Compact"/>
-              <w:jc w:val="left"/>
-            </w:pPr>
-            <w:hyperlink r:id="rId22">
+            </w:pPr>
+            <w:hyperlink r:id="rId11">
               <w:r>
                 <w:rPr>
                   <w:rStyle w:val="Hyperlink"/>
@@ -471,7 +443,6 @@
           <w:p>
             <w:pPr>
               <w:pStyle w:val="Compact"/>
-              <w:jc w:val="left"/>
             </w:pPr>
             <w:r>
               <w:t xml:space="preserve">DORA, pools, leases y opciones</w:t>
@@ -483,7 +454,6 @@
           <w:p>
             <w:pPr>
               <w:pStyle w:val="Compact"/>
-              <w:jc w:val="left"/>
             </w:pPr>
             <w:r>
               <w:t xml:space="preserve">Todos</w:t>
@@ -497,9 +467,8 @@
           <w:p>
             <w:pPr>
               <w:pStyle w:val="Compact"/>
-              <w:jc w:val="left"/>
-            </w:pPr>
-            <w:hyperlink r:id="rId23">
+            </w:pPr>
+            <w:hyperlink r:id="rId12">
               <w:r>
                 <w:rPr>
                   <w:rStyle w:val="Hyperlink"/>
@@ -514,7 +483,6 @@
           <w:p>
             <w:pPr>
               <w:pStyle w:val="Compact"/>
-              <w:jc w:val="left"/>
             </w:pPr>
             <w:r>
               <w:t xml:space="preserve">Configuración IOS, exclusiones, reservas e ip helper-address</w:t>
@@ -526,7 +494,6 @@
           <w:p>
             <w:pPr>
               <w:pStyle w:val="Compact"/>
-              <w:jc w:val="left"/>
             </w:pPr>
             <w:r>
               <w:t xml:space="preserve">Todos</w:t>
@@ -540,9 +507,8 @@
           <w:p>
             <w:pPr>
               <w:pStyle w:val="Compact"/>
-              <w:jc w:val="left"/>
-            </w:pPr>
-            <w:hyperlink r:id="rId24">
+            </w:pPr>
+            <w:hyperlink r:id="rId13">
               <w:r>
                 <w:rPr>
                   <w:rStyle w:val="Hyperlink"/>
@@ -557,7 +523,6 @@
           <w:p>
             <w:pPr>
               <w:pStyle w:val="Compact"/>
-              <w:jc w:val="left"/>
             </w:pPr>
             <w:r>
               <w:t xml:space="preserve">Resolución jerárquica, recursiva vs iterativa, caché</w:t>
@@ -569,7 +534,6 @@
           <w:p>
             <w:pPr>
               <w:pStyle w:val="Compact"/>
-              <w:jc w:val="left"/>
             </w:pPr>
             <w:r>
               <w:t xml:space="preserve">Todos</w:t>
@@ -583,9 +547,8 @@
           <w:p>
             <w:pPr>
               <w:pStyle w:val="Compact"/>
-              <w:jc w:val="left"/>
-            </w:pPr>
-            <w:hyperlink r:id="rId25">
+            </w:pPr>
+            <w:hyperlink r:id="rId14">
               <w:r>
                 <w:rPr>
                   <w:rStyle w:val="Hyperlink"/>
@@ -600,7 +563,6 @@
           <w:p>
             <w:pPr>
               <w:pStyle w:val="Compact"/>
-              <w:jc w:val="left"/>
             </w:pPr>
             <w:r>
               <w:t xml:space="preserve">A, AAAA, CNAME, MX, NS, PTR y zonas directa/inversa</w:t>
@@ -612,7 +574,6 @@
           <w:p>
             <w:pPr>
               <w:pStyle w:val="Compact"/>
-              <w:jc w:val="left"/>
             </w:pPr>
             <w:r>
               <w:t xml:space="preserve">Clave</w:t>
@@ -626,9 +587,8 @@
           <w:p>
             <w:pPr>
               <w:pStyle w:val="Compact"/>
-              <w:jc w:val="left"/>
-            </w:pPr>
-            <w:hyperlink r:id="rId26">
+            </w:pPr>
+            <w:hyperlink r:id="rId15">
               <w:r>
                 <w:rPr>
                   <w:rStyle w:val="Hyperlink"/>
@@ -643,7 +603,6 @@
           <w:p>
             <w:pPr>
               <w:pStyle w:val="Compact"/>
-              <w:jc w:val="left"/>
             </w:pPr>
             <w:r>
               <w:t xml:space="preserve">Strata, drift, y por qué sin hora no hay logs ni certificados</w:t>
@@ -655,7 +614,6 @@
           <w:p>
             <w:pPr>
               <w:pStyle w:val="Compact"/>
-              <w:jc w:val="left"/>
             </w:pPr>
             <w:r>
               <w:t xml:space="preserve">Todos</w:t>
@@ -669,9 +627,8 @@
           <w:p>
             <w:pPr>
               <w:pStyle w:val="Compact"/>
-              <w:jc w:val="left"/>
-            </w:pPr>
-            <w:hyperlink r:id="rId27">
+            </w:pPr>
+            <w:hyperlink r:id="rId16">
               <w:r>
                 <w:rPr>
                   <w:rStyle w:val="Hyperlink"/>
@@ -686,7 +643,6 @@
           <w:p>
             <w:pPr>
               <w:pStyle w:val="Compact"/>
-              <w:jc w:val="left"/>
             </w:pPr>
             <w:r>
               <w:t xml:space="preserve">Configuración, autenticación y verificación</w:t>
@@ -698,7 +654,6 @@
           <w:p>
             <w:pPr>
               <w:pStyle w:val="Compact"/>
-              <w:jc w:val="left"/>
             </w:pPr>
             <w:r>
               <w:t xml:space="preserve">Avanzado</w:t>
@@ -712,9 +667,8 @@
           <w:p>
             <w:pPr>
               <w:pStyle w:val="Compact"/>
-              <w:jc w:val="left"/>
-            </w:pPr>
-            <w:hyperlink r:id="rId28">
+            </w:pPr>
+            <w:hyperlink r:id="rId17">
               <w:r>
                 <w:rPr>
                   <w:rStyle w:val="Hyperlink"/>
@@ -729,7 +683,6 @@
           <w:p>
             <w:pPr>
               <w:pStyle w:val="Compact"/>
-              <w:jc w:val="left"/>
             </w:pPr>
             <w:r>
               <w:t xml:space="preserve">nslookup, dig, debug dhcp y el método de los tres fallos</w:t>
@@ -741,7 +694,6 @@
           <w:p>
             <w:pPr>
               <w:pStyle w:val="Compact"/>
-              <w:jc w:val="left"/>
             </w:pPr>
             <w:r>
               <w:t xml:space="preserve">Clave</w:t>
@@ -755,9 +707,8 @@
           <w:p>
             <w:pPr>
               <w:pStyle w:val="Compact"/>
-              <w:jc w:val="left"/>
-            </w:pPr>
-            <w:hyperlink r:id="rId29">
+            </w:pPr>
+            <w:hyperlink r:id="rId18">
               <w:r>
                 <w:rPr>
                   <w:rStyle w:val="Hyperlink"/>
@@ -772,7 +723,6 @@
           <w:p>
             <w:pPr>
               <w:pStyle w:val="Compact"/>
-              <w:jc w:val="left"/>
             </w:pPr>
             <w:r>
               <w:t xml:space="preserve">Sé el Paquete, Fireside, Laboratorio, Crucigrama…</w:t>
@@ -784,7 +734,6 @@
           <w:p>
             <w:pPr>
               <w:pStyle w:val="Compact"/>
-              <w:jc w:val="left"/>
             </w:pPr>
             <w:r>
               <w:t xml:space="preserve">Todos</w:t>
@@ -824,8 +773,8 @@
         </w:pict>
       </w:r>
     </w:p>
-    <w:bookmarkEnd w:id="30"/>
-    <w:bookmarkStart w:id="31" w:name="boletines-de-la-unidad"/>
+    <w:bookmarkEnd w:id="19"/>
+    <w:bookmarkStart w:id="20" w:name="boletines-de-la-unidad"/>
     <w:p>
       <w:pPr>
         <w:pStyle w:val="Heading2"/>
@@ -900,8 +849,8 @@
         </w:pict>
       </w:r>
     </w:p>
-    <w:bookmarkEnd w:id="31"/>
-    <w:bookmarkStart w:id="32" w:name="criterios-de-evaluación-cubiertos-ra2ra4"/>
+    <w:bookmarkEnd w:id="20"/>
+    <w:bookmarkStart w:id="21" w:name="criterios-de-evaluación-cubiertos-ra2ra4"/>
     <w:p>
       <w:pPr>
         <w:pStyle w:val="Heading2"/>
@@ -914,7 +863,6 @@
       <w:tblPr>
         <w:tblStyle w:val="Table"/>
         <w:tblW w:type="pct" w:w="5000"/>
-        <w:jc w:val="left"/>
         <w:tblLayout w:type="fixed"/>
         <w:tblLook w:firstRow="1" w:lastRow="0" w:firstColumn="0" w:lastColumn="0" w:noHBand="0" w:noVBand="0" w:val="0020"/>
       </w:tblPr>
@@ -932,7 +880,6 @@
           <w:p>
             <w:pPr>
               <w:pStyle w:val="Compact"/>
-              <w:jc w:val="left"/>
             </w:pPr>
             <w:r>
               <w:t xml:space="preserve">CE</w:t>
@@ -944,7 +891,6 @@
           <w:p>
             <w:pPr>
               <w:pStyle w:val="Compact"/>
-              <w:jc w:val="left"/>
             </w:pPr>
             <w:r>
               <w:t xml:space="preserve">Criterio</w:t>
@@ -956,7 +902,6 @@
           <w:p>
             <w:pPr>
               <w:pStyle w:val="Compact"/>
-              <w:jc w:val="left"/>
             </w:pPr>
             <w:r>
               <w:t xml:space="preserve">Dónde se cubre</w:t>
@@ -970,7 +915,6 @@
           <w:p>
             <w:pPr>
               <w:pStyle w:val="Compact"/>
-              <w:jc w:val="left"/>
             </w:pPr>
             <w:r>
               <w:t xml:space="preserve">RA2·d)</w:t>
@@ -982,7 +926,6 @@
           <w:p>
             <w:pPr>
               <w:pStyle w:val="Compact"/>
-              <w:jc w:val="left"/>
             </w:pPr>
             <w:r>
               <w:t xml:space="preserve">Se ha utilizado el sistema de direccionamiento lógico IP para asignar direcciones de red y máscaras de subred</w:t>
@@ -994,7 +937,6 @@
           <w:p>
             <w:pPr>
               <w:pStyle w:val="Compact"/>
-              <w:jc w:val="left"/>
             </w:pPr>
             <w:r>
               <w:t xml:space="preserve">✅ Puntos 2-3 (rangos y pools DHCP) + ⚡ Laboratorio (punto 9)</w:t>
@@ -1008,7 +950,6 @@
           <w:p>
             <w:pPr>
               <w:pStyle w:val="Compact"/>
-              <w:jc w:val="left"/>
             </w:pPr>
             <w:r>
               <w:t xml:space="preserve">RA4·h)</w:t>
@@ -1020,7 +961,6 @@
           <w:p>
             <w:pPr>
               <w:pStyle w:val="Compact"/>
-              <w:jc w:val="left"/>
             </w:pPr>
             <w:r>
               <w:t xml:space="preserve">Se ha configurado el «router» como servidor de direcciones IP dinámicas</w:t>
@@ -1032,7 +972,6 @@
           <w:p>
             <w:pPr>
               <w:pStyle w:val="Compact"/>
-              <w:jc w:val="left"/>
             </w:pPr>
             <w:r>
               <w:t xml:space="preserve">✅ Puntos 2-3 + 🧠 Atrévete a pensar (punto 9)</w:t>
@@ -1104,8 +1043,8 @@
         </w:pict>
       </w:r>
     </w:p>
-    <w:bookmarkEnd w:id="32"/>
-    <w:bookmarkStart w:id="35" w:name="por-dónde-empiezo"/>
+    <w:bookmarkEnd w:id="21"/>
+    <w:bookmarkStart w:id="24" w:name="por-dónde-empiezo"/>
     <w:p>
       <w:pPr>
         <w:pStyle w:val="Heading2"/>
@@ -1128,7 +1067,7 @@
       <w:r>
         <w:t xml:space="preserve"> </w:t>
       </w:r>
-      <w:hyperlink r:id="rId33">
+      <w:hyperlink r:id="rId22">
         <w:r>
           <w:rPr>
             <w:rStyle w:val="Hyperlink"/>
@@ -1154,7 +1093,7 @@
       <w:r>
         <w:t xml:space="preserve"> </w:t>
       </w:r>
-      <w:hyperlink r:id="rId21">
+      <w:hyperlink r:id="rId10">
         <w:r>
           <w:rPr>
             <w:rStyle w:val="Hyperlink"/>
@@ -1180,7 +1119,7 @@
       <w:r>
         <w:t xml:space="preserve"> </w:t>
       </w:r>
-      <w:hyperlink r:id="rId21">
+      <w:hyperlink r:id="rId10">
         <w:r>
           <w:rPr>
             <w:rStyle w:val="Hyperlink"/>
@@ -1205,7 +1144,7 @@
         </w:rPr>
         <w:t xml:space="preserve"> </w:t>
       </w:r>
-      <w:hyperlink r:id="rId34">
+      <w:hyperlink r:id="rId23">
         <w:r>
           <w:rPr>
             <w:rStyle w:val="Hyperlink"/>
@@ -1223,9 +1162,9 @@
         <w:t xml:space="preserve">.</w:t>
       </w:r>
     </w:p>
-    <w:bookmarkEnd w:id="35"/>
-    <w:bookmarkEnd w:id="36"/>
-    <w:bookmarkStart w:id="46" w:name="por-qué-necesitas-servicios"/>
+    <w:bookmarkEnd w:id="24"/>
+    <w:bookmarkEnd w:id="25"/>
+    <w:bookmarkStart w:id="35" w:name="por-qué-necesitas-servicios"/>
     <w:p>
       <w:pPr>
         <w:pStyle w:val="Heading1"/>
@@ -1289,7 +1228,7 @@
         </w:pict>
       </w:r>
     </w:p>
-    <w:bookmarkStart w:id="37" w:name="la-idea-en-una-frase"/>
+    <w:bookmarkStart w:id="26" w:name="la-idea-en-una-frase"/>
     <w:p>
       <w:pPr>
         <w:pStyle w:val="Heading2"/>
@@ -1374,8 +1313,8 @@
         </w:pict>
       </w:r>
     </w:p>
-    <w:bookmarkEnd w:id="37"/>
-    <w:bookmarkStart w:id="38" w:name="de-la-infraestructura-a-la-plataforma"/>
+    <w:bookmarkEnd w:id="26"/>
+    <w:bookmarkStart w:id="27" w:name="de-la-infraestructura-a-la-plataforma"/>
     <w:p>
       <w:pPr>
         <w:pStyle w:val="Heading2"/>
@@ -1429,13 +1368,7 @@
         <w:t xml:space="preserve"> </w:t>
       </w:r>
       <w:r>
-        <w:t xml:space="preserve">“</w:t>
-      </w:r>
-      <w:r>
-        <w:t xml:space="preserve">red que funciona</w:t>
-      </w:r>
-      <w:r>
-        <w:t xml:space="preserve">”</w:t>
+        <w:t xml:space="preserve">“red que funciona”</w:t>
       </w:r>
       <w:r>
         <w:t xml:space="preserve"> </w:t>
@@ -1447,13 +1380,7 @@
         <w:t xml:space="preserve"> </w:t>
       </w:r>
       <w:r>
-        <w:t xml:space="preserve">“</w:t>
-      </w:r>
-      <w:r>
-        <w:t xml:space="preserve">red que se usa</w:t>
-      </w:r>
-      <w:r>
-        <w:t xml:space="preserve">”</w:t>
+        <w:t xml:space="preserve">“red que se usa”</w:t>
       </w:r>
       <w:r>
         <w:t xml:space="preserve">:</w:t>
@@ -1463,7 +1390,6 @@
       <w:tblPr>
         <w:tblStyle w:val="Table"/>
         <w:tblW w:type="pct" w:w="5000"/>
-        <w:jc w:val="left"/>
         <w:tblLayout w:type="fixed"/>
         <w:tblLook w:firstRow="1" w:lastRow="0" w:firstColumn="0" w:lastColumn="0" w:noHBand="0" w:noVBand="0" w:val="0020"/>
       </w:tblPr>
@@ -1481,7 +1407,6 @@
           <w:p>
             <w:pPr>
               <w:pStyle w:val="Compact"/>
-              <w:jc w:val="left"/>
             </w:pPr>
             <w:r>
               <w:t xml:space="preserve">Servicio</w:t>
@@ -1493,7 +1418,6 @@
           <w:p>
             <w:pPr>
               <w:pStyle w:val="Compact"/>
-              <w:jc w:val="left"/>
             </w:pPr>
             <w:r>
               <w:t xml:space="preserve">Pregunta que resuelve</w:t>
@@ -1505,7 +1429,6 @@
           <w:p>
             <w:pPr>
               <w:pStyle w:val="Compact"/>
-              <w:jc w:val="left"/>
             </w:pPr>
             <w:r>
               <w:t xml:space="preserve">Si se cae…</w:t>
@@ -1519,7 +1442,6 @@
           <w:p>
             <w:pPr>
               <w:pStyle w:val="Compact"/>
-              <w:jc w:val="left"/>
             </w:pPr>
             <w:r>
               <w:rPr>
@@ -1535,7 +1457,6 @@
           <w:p>
             <w:pPr>
               <w:pStyle w:val="Compact"/>
-              <w:jc w:val="left"/>
             </w:pPr>
             <w:r>
               <w:t xml:space="preserve">¿Qué IP, máscara, gateway y DNS me tocan?</w:t>
@@ -1547,7 +1468,6 @@
           <w:p>
             <w:pPr>
               <w:pStyle w:val="Compact"/>
-              <w:jc w:val="left"/>
             </w:pPr>
             <w:r>
               <w:t xml:space="preserve">Los equipos se quedan sin dirección y</w:t>
@@ -1556,13 +1476,7 @@
               <w:t xml:space="preserve"> </w:t>
             </w:r>
             <w:r>
-              <w:t xml:space="preserve">“</w:t>
-            </w:r>
-            <w:r>
-              <w:t xml:space="preserve">no hay red</w:t>
-            </w:r>
-            <w:r>
-              <w:t xml:space="preserve">”</w:t>
+              <w:t xml:space="preserve">“no hay red”</w:t>
             </w:r>
           </w:p>
         </w:tc>
@@ -1573,7 +1487,6 @@
           <w:p>
             <w:pPr>
               <w:pStyle w:val="Compact"/>
-              <w:jc w:val="left"/>
             </w:pPr>
             <w:r>
               <w:rPr>
@@ -1589,7 +1502,6 @@
           <w:p>
             <w:pPr>
               <w:pStyle w:val="Compact"/>
-              <w:jc w:val="left"/>
             </w:pPr>
             <w:r>
               <w:t xml:space="preserve">¿Qué IP tiene www.ejemplo.es?</w:t>
@@ -1601,7 +1513,6 @@
           <w:p>
             <w:pPr>
               <w:pStyle w:val="Compact"/>
-              <w:jc w:val="left"/>
             </w:pPr>
             <w:r>
               <w:t xml:space="preserve">Nada carga por nombre, aunque la conectividad esté perfecta</w:t>
@@ -1615,7 +1526,6 @@
           <w:p>
             <w:pPr>
               <w:pStyle w:val="Compact"/>
-              <w:jc w:val="left"/>
             </w:pPr>
             <w:r>
               <w:rPr>
@@ -1631,7 +1541,6 @@
           <w:p>
             <w:pPr>
               <w:pStyle w:val="Compact"/>
-              <w:jc w:val="left"/>
             </w:pPr>
             <w:r>
               <w:t xml:space="preserve">¿Qué hora es, exactamente?</w:t>
@@ -1643,7 +1552,6 @@
           <w:p>
             <w:pPr>
               <w:pStyle w:val="Compact"/>
-              <w:jc w:val="left"/>
             </w:pPr>
             <w:r>
               <w:t xml:space="preserve">Los logs no se correlacionan, los certificados fallan, Kerberos se cae</w:t>
@@ -1695,13 +1603,7 @@
         <w:t xml:space="preserve"> </w:t>
       </w:r>
       <w:r>
-        <w:t xml:space="preserve">“</w:t>
-      </w:r>
-      <w:r>
-        <w:t xml:space="preserve">Internet no va</w:t>
-      </w:r>
-      <w:r>
-        <w:t xml:space="preserve">”</w:t>
+        <w:t xml:space="preserve">“Internet no va”</w:t>
       </w:r>
       <w:r>
         <w:t xml:space="preserve">.</w:t>
@@ -1714,8 +1616,8 @@
         </w:pict>
       </w:r>
     </w:p>
-    <w:bookmarkEnd w:id="38"/>
-    <w:bookmarkStart w:id="39" w:name="el-principio-de-todo-automático"/>
+    <w:bookmarkEnd w:id="27"/>
+    <w:bookmarkStart w:id="28" w:name="el-principio-de-todo-automático"/>
     <w:p>
       <w:pPr>
         <w:pStyle w:val="Heading2"/>
@@ -1858,8 +1760,8 @@
         </w:pict>
       </w:r>
     </w:p>
-    <w:bookmarkEnd w:id="39"/>
-    <w:bookmarkStart w:id="40" w:name="Xc203df9bb84def4eec2b279216218915b7bae1f"/>
+    <w:bookmarkEnd w:id="28"/>
+    <w:bookmarkStart w:id="29" w:name="Xc203df9bb84def4eec2b279216218915b7bae1f"/>
     <w:p>
       <w:pPr>
         <w:pStyle w:val="Heading2"/>
@@ -1880,7 +1782,6 @@
       <w:tblPr>
         <w:tblStyle w:val="Table"/>
         <w:tblW w:type="pct" w:w="5000"/>
-        <w:jc w:val="left"/>
         <w:tblLayout w:type="fixed"/>
         <w:tblLook w:firstRow="1" w:lastRow="0" w:firstColumn="0" w:lastColumn="0" w:noHBand="0" w:noVBand="0" w:val="0020"/>
       </w:tblPr>
@@ -1898,7 +1799,6 @@
           <w:p>
             <w:pPr>
               <w:pStyle w:val="Compact"/>
-              <w:jc w:val="left"/>
             </w:pPr>
             <w:r>
               <w:t xml:space="preserve">Opción</w:t>
@@ -1910,7 +1810,6 @@
           <w:p>
             <w:pPr>
               <w:pStyle w:val="Compact"/>
-              <w:jc w:val="left"/>
             </w:pPr>
             <w:r>
               <w:t xml:space="preserve">Ejemplo típico</w:t>
@@ -1922,7 +1821,6 @@
           <w:p>
             <w:pPr>
               <w:pStyle w:val="Compact"/>
-              <w:jc w:val="left"/>
             </w:pPr>
             <w:r>
               <w:t xml:space="preserve">Cuándo se usa</w:t>
@@ -1936,7 +1834,6 @@
           <w:p>
             <w:pPr>
               <w:pStyle w:val="Compact"/>
-              <w:jc w:val="left"/>
             </w:pPr>
             <w:r>
               <w:rPr>
@@ -1952,7 +1849,6 @@
           <w:p>
             <w:pPr>
               <w:pStyle w:val="Compact"/>
-              <w:jc w:val="left"/>
             </w:pPr>
             <w:r>
               <w:t xml:space="preserve">DHCP y DNS en el router Cisco de la sucursal</w:t>
@@ -1964,7 +1860,6 @@
           <w:p>
             <w:pPr>
               <w:pStyle w:val="Compact"/>
-              <w:jc w:val="left"/>
             </w:pPr>
             <w:r>
               <w:t xml:space="preserve">Redes pequeñas, sucursales, laboratorios</w:t>
@@ -1978,7 +1873,6 @@
           <w:p>
             <w:pPr>
               <w:pStyle w:val="Compact"/>
-              <w:jc w:val="left"/>
             </w:pPr>
             <w:r>
               <w:rPr>
@@ -1994,7 +1888,6 @@
           <w:p>
             <w:pPr>
               <w:pStyle w:val="Compact"/>
-              <w:jc w:val="left"/>
             </w:pPr>
             <w:r>
               <w:t xml:space="preserve">Windows Server, BIND, Samba</w:t>
@@ -2006,7 +1899,6 @@
           <w:p>
             <w:pPr>
               <w:pStyle w:val="Compact"/>
-              <w:jc w:val="left"/>
             </w:pPr>
             <w:r>
               <w:t xml:space="preserve">Redes medianas y grandes, integración con dominio</w:t>
@@ -2046,8 +1938,8 @@
         </w:pict>
       </w:r>
     </w:p>
-    <w:bookmarkEnd w:id="40"/>
-    <w:bookmarkStart w:id="41" w:name="la-dependencia-entre-servicios"/>
+    <w:bookmarkEnd w:id="29"/>
+    <w:bookmarkStart w:id="30" w:name="la-dependencia-entre-servicios"/>
     <w:p>
       <w:pPr>
         <w:pStyle w:val="Heading2"/>
@@ -2117,13 +2009,7 @@
         <w:t xml:space="preserve"> </w:t>
       </w:r>
       <w:r>
-        <w:t xml:space="preserve">“</w:t>
-      </w:r>
-      <w:r>
-        <w:t xml:space="preserve">no navega</w:t>
-      </w:r>
-      <w:r>
-        <w:t xml:space="preserve">”</w:t>
+        <w:t xml:space="preserve">“no navega”</w:t>
       </w:r>
       <w:r>
         <w:t xml:space="preserve">, puede ser DNS caído… o DHCP que no entregó el DNS correcto… o NTP desajustado que invalida las credenciales del dominio. El diagnóstico de servicios es un ejercicio de orden: primero verifica el abajo, después el de encima. Lo practicarás en el</w:t>
@@ -2131,7 +2017,7 @@
       <w:r>
         <w:t xml:space="preserve"> </w:t>
       </w:r>
-      <w:hyperlink r:id="rId28">
+      <w:hyperlink r:id="rId17">
         <w:r>
           <w:rPr>
             <w:rStyle w:val="Hyperlink"/>
@@ -2150,8 +2036,8 @@
         </w:pict>
       </w:r>
     </w:p>
-    <w:bookmarkEnd w:id="41"/>
-    <w:bookmarkStart w:id="42" w:name="mini-chequeo"/>
+    <w:bookmarkEnd w:id="30"/>
+    <w:bookmarkStart w:id="31" w:name="mini-chequeo"/>
     <w:p>
       <w:pPr>
         <w:pStyle w:val="Heading2"/>
@@ -2217,13 +2103,7 @@
         <w:t xml:space="preserve"> </w:t>
       </w:r>
       <w:r>
-        <w:t xml:space="preserve">“</w:t>
-      </w:r>
-      <w:r>
-        <w:t xml:space="preserve">invisibles cuando funcionan</w:t>
-      </w:r>
-      <w:r>
-        <w:t xml:space="preserve">”</w:t>
+        <w:t xml:space="preserve">“invisibles cuando funcionan”</w:t>
       </w:r>
       <w:r>
         <w:t xml:space="preserve">?</w:t>
@@ -2328,13 +2208,7 @@
         <w:t xml:space="preserve"> </w:t>
       </w:r>
       <w:r>
-        <w:t xml:space="preserve">“</w:t>
-      </w:r>
-      <w:r>
-        <w:t xml:space="preserve">abre</w:t>
-      </w:r>
-      <w:r>
-        <w:t xml:space="preserve">”</w:t>
+        <w:t xml:space="preserve">“abre”</w:t>
       </w:r>
       <w:r>
         <w:t xml:space="preserve">, la IP</w:t>
@@ -2343,13 +2217,7 @@
         <w:t xml:space="preserve"> </w:t>
       </w:r>
       <w:r>
-        <w:t xml:space="preserve">“</w:t>
-      </w:r>
-      <w:r>
-        <w:t xml:space="preserve">sale sola</w:t>
-      </w:r>
-      <w:r>
-        <w:t xml:space="preserve">”</w:t>
+        <w:t xml:space="preserve">“sale sola”</w:t>
       </w:r>
       <w:r>
         <w:t xml:space="preserve">) y solo los nota cuando fallan, y entonces parece que</w:t>
@@ -2358,13 +2226,7 @@
         <w:t xml:space="preserve"> </w:t>
       </w:r>
       <w:r>
-        <w:t xml:space="preserve">“</w:t>
-      </w:r>
-      <w:r>
-        <w:t xml:space="preserve">se ha caído Internet</w:t>
-      </w:r>
-      <w:r>
-        <w:t xml:space="preserve">”</w:t>
+        <w:t xml:space="preserve">“se ha caído Internet”</w:t>
       </w:r>
       <w:r>
         <w:t xml:space="preserve"> </w:t>
@@ -2380,8 +2242,8 @@
         </w:pict>
       </w:r>
     </w:p>
-    <w:bookmarkEnd w:id="42"/>
-    <w:bookmarkStart w:id="43" w:name="resumen-en-3-frases"/>
+    <w:bookmarkEnd w:id="31"/>
+    <w:bookmarkStart w:id="32" w:name="resumen-en-3-frases"/>
     <w:p>
       <w:pPr>
         <w:pStyle w:val="Heading2"/>
@@ -2468,8 +2330,8 @@
         <w:t xml:space="preserve">, por eso su diagnóstico se hace en orden de abajo hacia arriba.</w:t>
       </w:r>
     </w:p>
-    <w:bookmarkEnd w:id="43"/>
-    <w:bookmarkStart w:id="45" w:name="vocabulario-rápido"/>
+    <w:bookmarkEnd w:id="32"/>
+    <w:bookmarkStart w:id="34" w:name="vocabulario-rápido"/>
     <w:p>
       <w:pPr>
         <w:pStyle w:val="Heading2"/>
@@ -2482,7 +2344,6 @@
       <w:tblPr>
         <w:tblStyle w:val="Table"/>
         <w:tblW w:type="pct" w:w="5000"/>
-        <w:jc w:val="left"/>
         <w:tblLayout w:type="fixed"/>
         <w:tblLook w:firstRow="1" w:lastRow="0" w:firstColumn="0" w:lastColumn="0" w:noHBand="0" w:noVBand="0" w:val="0020"/>
       </w:tblPr>
@@ -2499,7 +2360,6 @@
           <w:p>
             <w:pPr>
               <w:pStyle w:val="Compact"/>
-              <w:jc w:val="left"/>
             </w:pPr>
             <w:r>
               <w:t xml:space="preserve">Término</w:t>
@@ -2511,7 +2371,6 @@
           <w:p>
             <w:pPr>
               <w:pStyle w:val="Compact"/>
-              <w:jc w:val="left"/>
             </w:pPr>
             <w:r>
               <w:t xml:space="preserve">Idea general</w:t>
@@ -2525,7 +2384,6 @@
           <w:p>
             <w:pPr>
               <w:pStyle w:val="Compact"/>
-              <w:jc w:val="left"/>
             </w:pPr>
             <w:r>
               <w:t xml:space="preserve">Servicio de red</w:t>
@@ -2537,7 +2395,6 @@
           <w:p>
             <w:pPr>
               <w:pStyle w:val="Compact"/>
-              <w:jc w:val="left"/>
             </w:pPr>
             <w:r>
               <w:t xml:space="preserve">Proceso que ofrece una función a los clientes (IP, nombres, hora…)</w:t>
@@ -2551,7 +2408,6 @@
           <w:p>
             <w:pPr>
               <w:pStyle w:val="Compact"/>
-              <w:jc w:val="left"/>
             </w:pPr>
             <w:r>
               <w:t xml:space="preserve">Lease</w:t>
@@ -2563,7 +2419,6 @@
           <w:p>
             <w:pPr>
               <w:pStyle w:val="Compact"/>
-              <w:jc w:val="left"/>
             </w:pPr>
             <w:r>
               <w:t xml:space="preserve">Concesión temporal de una IP por DHCP</w:t>
@@ -2577,7 +2432,6 @@
           <w:p>
             <w:pPr>
               <w:pStyle w:val="Compact"/>
-              <w:jc w:val="left"/>
             </w:pPr>
             <w:r>
               <w:t xml:space="preserve">Resolución</w:t>
@@ -2589,7 +2443,6 @@
           <w:p>
             <w:pPr>
               <w:pStyle w:val="Compact"/>
-              <w:jc w:val="left"/>
             </w:pPr>
             <w:r>
               <w:t xml:space="preserve">Traducción de un nombre de dominio a una IP (o al revés)</w:t>
@@ -2603,7 +2456,6 @@
           <w:p>
             <w:pPr>
               <w:pStyle w:val="Compact"/>
-              <w:jc w:val="left"/>
             </w:pPr>
             <w:r>
               <w:t xml:space="preserve">Stratum</w:t>
@@ -2615,7 +2467,6 @@
           <w:p>
             <w:pPr>
               <w:pStyle w:val="Compact"/>
-              <w:jc w:val="left"/>
             </w:pPr>
             <w:r>
               <w:t xml:space="preserve">Nivel de profundidad respecto a la fuente horaria en NTP</w:t>
@@ -2629,7 +2480,6 @@
           <w:p>
             <w:pPr>
               <w:pStyle w:val="Compact"/>
-              <w:jc w:val="left"/>
             </w:pPr>
             <w:r>
               <w:t xml:space="preserve">Automatización</w:t>
@@ -2641,7 +2491,6 @@
           <w:p>
             <w:pPr>
               <w:pStyle w:val="Compact"/>
-              <w:jc w:val="left"/>
             </w:pPr>
             <w:r>
               <w:t xml:space="preserve">Que la configuración llegue sola, sin intervención manual</w:t>
@@ -2667,7 +2516,7 @@
       <w:r>
         <w:t xml:space="preserve"> </w:t>
       </w:r>
-      <w:hyperlink r:id="rId44">
+      <w:hyperlink r:id="rId33">
         <w:r>
           <w:rPr>
             <w:rStyle w:val="Hyperlink"/>
@@ -2694,7 +2543,7 @@
       <w:r>
         <w:t xml:space="preserve"> </w:t>
       </w:r>
-      <w:hyperlink r:id="rId44">
+      <w:hyperlink r:id="rId33">
         <w:r>
           <w:rPr>
             <w:rStyle w:val="Hyperlink"/>
@@ -2721,7 +2570,7 @@
       <w:r>
         <w:t xml:space="preserve"> </w:t>
       </w:r>
-      <w:hyperlink r:id="rId22">
+      <w:hyperlink r:id="rId11">
         <w:r>
           <w:rPr>
             <w:rStyle w:val="Hyperlink"/>
@@ -2730,9 +2579,9 @@
         </w:r>
       </w:hyperlink>
     </w:p>
-    <w:bookmarkEnd w:id="45"/>
-    <w:bookmarkEnd w:id="46"/>
-    <w:bookmarkStart w:id="58" w:name="dhcp-el-repartidor-de-ips"/>
+    <w:bookmarkEnd w:id="34"/>
+    <w:bookmarkEnd w:id="35"/>
+    <w:bookmarkStart w:id="47" w:name="dhcp-el-repartidor-de-ips"/>
     <w:p>
       <w:pPr>
         <w:pStyle w:val="Heading1"/>
@@ -2796,7 +2645,7 @@
         </w:pict>
       </w:r>
     </w:p>
-    <w:bookmarkStart w:id="47" w:name="la-idea-en-una-frase-1"/>
+    <w:bookmarkStart w:id="36" w:name="la-idea-en-una-frase-1"/>
     <w:p>
       <w:pPr>
         <w:pStyle w:val="Heading2"/>
@@ -2856,7 +2705,7 @@
       <w:r>
         <w:t xml:space="preserve"> </w:t>
       </w:r>
-      <w:hyperlink r:id="rId33">
+      <w:hyperlink r:id="rId22">
         <w:r>
           <w:rPr>
             <w:rStyle w:val="Hyperlink"/>
@@ -2878,8 +2727,8 @@
         </w:pict>
       </w:r>
     </w:p>
-    <w:bookmarkEnd w:id="47"/>
-    <w:bookmarkStart w:id="51" w:name="dora-la-coreografía-de-cuatro-mensajes"/>
+    <w:bookmarkEnd w:id="36"/>
+    <w:bookmarkStart w:id="40" w:name="dora-la-coreografía-de-cuatro-mensajes"/>
     <w:p>
       <w:pPr>
         <w:pStyle w:val="Heading2"/>
@@ -2899,13 +2748,7 @@
         <w:t xml:space="preserve"> </w:t>
       </w:r>
       <w:r>
-        <w:t xml:space="preserve">“</w:t>
-      </w:r>
-      <w:r>
-        <w:t xml:space="preserve">obtener una dirección automáticamente</w:t>
-      </w:r>
-      <w:r>
-        <w:t xml:space="preserve">”</w:t>
+        <w:t xml:space="preserve">“obtener una dirección automáticamente”</w:t>
       </w:r>
       <w:r>
         <w:t xml:space="preserve">, ocurre esto:</w:t>
@@ -2915,7 +2758,6 @@
       <w:tblPr>
         <w:tblStyle w:val="Table"/>
         <w:tblW w:type="pct" w:w="5000"/>
-        <w:jc w:val="left"/>
         <w:tblLayout w:type="fixed"/>
         <w:tblLook w:firstRow="1" w:lastRow="0" w:firstColumn="0" w:lastColumn="0" w:noHBand="0" w:noVBand="0" w:val="0020"/>
       </w:tblPr>
@@ -2935,7 +2777,6 @@
           <w:p>
             <w:pPr>
               <w:pStyle w:val="Compact"/>
-              <w:jc w:val="left"/>
             </w:pPr>
             <w:r>
               <w:t xml:space="preserve">Paso</w:t>
@@ -2947,7 +2788,6 @@
           <w:p>
             <w:pPr>
               <w:pStyle w:val="Compact"/>
-              <w:jc w:val="left"/>
             </w:pPr>
             <w:r>
               <w:t xml:space="preserve">Mensaje</w:t>
@@ -2959,7 +2799,6 @@
           <w:p>
             <w:pPr>
               <w:pStyle w:val="Compact"/>
-              <w:jc w:val="left"/>
             </w:pPr>
             <w:r>
               <w:t xml:space="preserve">Quién</w:t>
@@ -2971,7 +2810,6 @@
           <w:p>
             <w:pPr>
               <w:pStyle w:val="Compact"/>
-              <w:jc w:val="left"/>
             </w:pPr>
             <w:r>
               <w:t xml:space="preserve">Qué viaja</w:t>
@@ -2983,7 +2821,6 @@
           <w:p>
             <w:pPr>
               <w:pStyle w:val="Compact"/>
-              <w:jc w:val="left"/>
             </w:pPr>
             <w:r>
               <w:t xml:space="preserve">Envoltura</w:t>
@@ -2997,7 +2834,6 @@
           <w:p>
             <w:pPr>
               <w:pStyle w:val="Compact"/>
-              <w:jc w:val="left"/>
             </w:pPr>
             <w:r>
               <w:t xml:space="preserve">1</w:t>
@@ -3009,7 +2845,6 @@
           <w:p>
             <w:pPr>
               <w:pStyle w:val="Compact"/>
-              <w:jc w:val="left"/>
             </w:pPr>
             <w:r>
               <w:rPr>
@@ -3028,7 +2863,6 @@
           <w:p>
             <w:pPr>
               <w:pStyle w:val="Compact"/>
-              <w:jc w:val="left"/>
             </w:pPr>
             <w:r>
               <w:t xml:space="preserve">Cliente → todos</w:t>
@@ -3040,25 +2874,17 @@
           <w:p>
             <w:pPr>
               <w:pStyle w:val="Compact"/>
-              <w:jc w:val="left"/>
-            </w:pPr>
-            <w:r>
-              <w:t xml:space="preserve">“</w:t>
-            </w:r>
-            <w:r>
-              <w:t xml:space="preserve">¿Hay algún servidor DHCP por ahí?</w:t>
-            </w:r>
-            <w:r>
-              <w:t xml:space="preserve">”</w:t>
-            </w:r>
-          </w:p>
-        </w:tc>
-        <w:tc>
-          <w:tcPr/>
-          <w:p>
-            <w:pPr>
-              <w:pStyle w:val="Compact"/>
-              <w:jc w:val="left"/>
+            </w:pPr>
+            <w:r>
+              <w:t xml:space="preserve">“¿Hay algún servidor DHCP por ahí?”</w:t>
+            </w:r>
+          </w:p>
+        </w:tc>
+        <w:tc>
+          <w:tcPr/>
+          <w:p>
+            <w:pPr>
+              <w:pStyle w:val="Compact"/>
             </w:pPr>
             <w:r>
               <w:t xml:space="preserve">Broadcast (255.255.255.255)</w:t>
@@ -3072,7 +2898,6 @@
           <w:p>
             <w:pPr>
               <w:pStyle w:val="Compact"/>
-              <w:jc w:val="left"/>
             </w:pPr>
             <w:r>
               <w:t xml:space="preserve">2</w:t>
@@ -3084,7 +2909,6 @@
           <w:p>
             <w:pPr>
               <w:pStyle w:val="Compact"/>
-              <w:jc w:val="left"/>
             </w:pPr>
             <w:r>
               <w:rPr>
@@ -3103,7 +2927,6 @@
           <w:p>
             <w:pPr>
               <w:pStyle w:val="Compact"/>
-              <w:jc w:val="left"/>
             </w:pPr>
             <w:r>
               <w:t xml:space="preserve">Servidor → cliente</w:t>
@@ -3115,25 +2938,17 @@
           <w:p>
             <w:pPr>
               <w:pStyle w:val="Compact"/>
-              <w:jc w:val="left"/>
-            </w:pPr>
-            <w:r>
-              <w:t xml:space="preserve">“</w:t>
-            </w:r>
-            <w:r>
-              <w:t xml:space="preserve">Yo tengo la 192.168.1.50 para ti, con máscara y lease de 24 h</w:t>
-            </w:r>
-            <w:r>
-              <w:t xml:space="preserve">”</w:t>
-            </w:r>
-          </w:p>
-        </w:tc>
-        <w:tc>
-          <w:tcPr/>
-          <w:p>
-            <w:pPr>
-              <w:pStyle w:val="Compact"/>
-              <w:jc w:val="left"/>
+            </w:pPr>
+            <w:r>
+              <w:t xml:space="preserve">“Yo tengo la 192.168.1.50 para ti, con máscara y lease de 24 h”</w:t>
+            </w:r>
+          </w:p>
+        </w:tc>
+        <w:tc>
+          <w:tcPr/>
+          <w:p>
+            <w:pPr>
+              <w:pStyle w:val="Compact"/>
             </w:pPr>
             <w:r>
               <w:t xml:space="preserve">Broadcast o unicast</w:t>
@@ -3147,7 +2962,6 @@
           <w:p>
             <w:pPr>
               <w:pStyle w:val="Compact"/>
-              <w:jc w:val="left"/>
             </w:pPr>
             <w:r>
               <w:t xml:space="preserve">3</w:t>
@@ -3159,7 +2973,6 @@
           <w:p>
             <w:pPr>
               <w:pStyle w:val="Compact"/>
-              <w:jc w:val="left"/>
             </w:pPr>
             <w:r>
               <w:rPr>
@@ -3178,7 +2991,6 @@
           <w:p>
             <w:pPr>
               <w:pStyle w:val="Compact"/>
-              <w:jc w:val="left"/>
             </w:pPr>
             <w:r>
               <w:t xml:space="preserve">Cliente → servidor elegido</w:t>
@@ -3190,25 +3002,17 @@
           <w:p>
             <w:pPr>
               <w:pStyle w:val="Compact"/>
-              <w:jc w:val="left"/>
-            </w:pPr>
-            <w:r>
-              <w:t xml:space="preserve">“</w:t>
-            </w:r>
-            <w:r>
-              <w:t xml:space="preserve">Vale, me quedo esa dirección</w:t>
-            </w:r>
-            <w:r>
-              <w:t xml:space="preserve">”</w:t>
-            </w:r>
-          </w:p>
-        </w:tc>
-        <w:tc>
-          <w:tcPr/>
-          <w:p>
-            <w:pPr>
-              <w:pStyle w:val="Compact"/>
-              <w:jc w:val="left"/>
+            </w:pPr>
+            <w:r>
+              <w:t xml:space="preserve">“Vale, me quedo esa dirección”</w:t>
+            </w:r>
+          </w:p>
+        </w:tc>
+        <w:tc>
+          <w:tcPr/>
+          <w:p>
+            <w:pPr>
+              <w:pStyle w:val="Compact"/>
             </w:pPr>
             <w:r>
               <w:t xml:space="preserve">Broadcast (avisa a otros servers)</w:t>
@@ -3222,7 +3026,6 @@
           <w:p>
             <w:pPr>
               <w:pStyle w:val="Compact"/>
-              <w:jc w:val="left"/>
             </w:pPr>
             <w:r>
               <w:t xml:space="preserve">4</w:t>
@@ -3234,7 +3037,6 @@
           <w:p>
             <w:pPr>
               <w:pStyle w:val="Compact"/>
-              <w:jc w:val="left"/>
             </w:pPr>
             <w:r>
               <w:rPr>
@@ -3253,7 +3055,6 @@
           <w:p>
             <w:pPr>
               <w:pStyle w:val="Compact"/>
-              <w:jc w:val="left"/>
             </w:pPr>
             <w:r>
               <w:t xml:space="preserve">Servidor → cliente</w:t>
@@ -3265,25 +3066,17 @@
           <w:p>
             <w:pPr>
               <w:pStyle w:val="Compact"/>
-              <w:jc w:val="left"/>
-            </w:pPr>
-            <w:r>
-              <w:t xml:space="preserve">“</w:t>
-            </w:r>
-            <w:r>
-              <w:t xml:space="preserve">Confirmado: es tuya hasta las X, y por cierto, tu gateway es…</w:t>
-            </w:r>
-            <w:r>
-              <w:t xml:space="preserve">”</w:t>
-            </w:r>
-          </w:p>
-        </w:tc>
-        <w:tc>
-          <w:tcPr/>
-          <w:p>
-            <w:pPr>
-              <w:pStyle w:val="Compact"/>
-              <w:jc w:val="left"/>
+            </w:pPr>
+            <w:r>
+              <w:t xml:space="preserve">“Confirmado: es tuya hasta las X, y por cierto, tu gateway es…”</w:t>
+            </w:r>
+          </w:p>
+        </w:tc>
+        <w:tc>
+          <w:tcPr/>
+          <w:p>
+            <w:pPr>
+              <w:pStyle w:val="Compact"/>
             </w:pPr>
             <w:r>
               <w:t xml:space="preserve">Broadcast o unicast</w:t>
@@ -3301,12 +3094,12 @@
           <wp:inline>
             <wp:extent cx="5334000" cy="3900889"/>
             <wp:effectExtent b="0" l="0" r="0" t="0"/>
-            <wp:docPr descr="Secuencia DORA del DHCP en cuatro mensajes: Discover, Offer, Request y ACK entre el PC cliente y el servidor" title="" id="49" name="Picture"/>
+            <wp:docPr descr="Secuencia DORA del DHCP en cuatro mensajes: Discover, Offer, Request y ACK entre el PC cliente y el servidor" title="" id="38" name="Picture"/>
             <a:graphic>
               <a:graphicData uri="http://schemas.openxmlformats.org/drawingml/2006/picture">
                 <pic:pic>
                   <pic:nvPicPr>
-                    <pic:cNvPr descr="public/diagrams/u04-dora.svg" id="50" name="Picture"/>
+                    <pic:cNvPr descr="public/diagrams/u04-dora.svg" id="39" name="Picture"/>
                     <pic:cNvPicPr>
                       <a:picLocks noChangeArrowheads="1" noChangeAspect="1"/>
                     </pic:cNvPicPr>
@@ -3318,7 +3111,7 @@
                           <a14:useLocalDpi xmlns:a14="http://schemas.microsoft.com/office/drawing/2010/main" val="0"/>
                         </a:ext>
                         <a:ext uri="{96DAC541-7B7A-43D3-8B79-37D633B846F1}">
-                          <asvg:svgBlip xmlns:asvg="http://schemas.microsoft.com/office/drawing/2016/SVG/main" r:embed="rId48"/>
+                          <asvg:svgBlip xmlns:asvg="http://schemas.microsoft.com/office/drawing/2016/SVG/main" r:embed="rId37"/>
                         </a:ext>
                       </a:extLst>
                     </a:blip>
@@ -3383,13 +3176,7 @@
         <w:t xml:space="preserve"> </w:t>
       </w:r>
       <w:r>
-        <w:t xml:space="preserve">“</w:t>
-      </w:r>
-      <w:r>
-        <w:t xml:space="preserve">tu oferta no ha sido la elegida</w:t>
-      </w:r>
-      <w:r>
-        <w:t xml:space="preserve">”</w:t>
+        <w:t xml:space="preserve">“tu oferta no ha sido la elegida”</w:t>
       </w:r>
       <w:r>
         <w:t xml:space="preserve">, para que liberen la dirección reservada.</w:t>
@@ -3402,8 +3189,8 @@
         </w:pict>
       </w:r>
     </w:p>
-    <w:bookmarkEnd w:id="51"/>
-    <w:bookmarkStart w:id="52" w:name="qué-entrega-exactamente-dhcp"/>
+    <w:bookmarkEnd w:id="40"/>
+    <w:bookmarkStart w:id="41" w:name="qué-entrega-exactamente-dhcp"/>
     <w:p>
       <w:pPr>
         <w:pStyle w:val="Heading2"/>
@@ -3424,7 +3211,6 @@
       <w:tblPr>
         <w:tblStyle w:val="Table"/>
         <w:tblW w:type="pct" w:w="5000"/>
-        <w:jc w:val="left"/>
         <w:tblLayout w:type="fixed"/>
         <w:tblLook w:firstRow="1" w:lastRow="0" w:firstColumn="0" w:lastColumn="0" w:noHBand="0" w:noVBand="0" w:val="0020"/>
       </w:tblPr>
@@ -3442,7 +3228,6 @@
           <w:p>
             <w:pPr>
               <w:pStyle w:val="Compact"/>
-              <w:jc w:val="left"/>
             </w:pPr>
             <w:r>
               <w:t xml:space="preserve">Opción DHCP</w:t>
@@ -3454,7 +3239,6 @@
           <w:p>
             <w:pPr>
               <w:pStyle w:val="Compact"/>
-              <w:jc w:val="left"/>
             </w:pPr>
             <w:r>
               <w:t xml:space="preserve">Qué es</w:t>
@@ -3466,7 +3250,6 @@
           <w:p>
             <w:pPr>
               <w:pStyle w:val="Compact"/>
-              <w:jc w:val="left"/>
             </w:pPr>
             <w:r>
               <w:t xml:space="preserve">Ejemplo típico</w:t>
@@ -3480,7 +3263,6 @@
           <w:p>
             <w:pPr>
               <w:pStyle w:val="Compact"/>
-              <w:jc w:val="left"/>
             </w:pPr>
             <w:r>
               <w:t xml:space="preserve">1 (Subnet Mask)</w:t>
@@ -3492,7 +3274,6 @@
           <w:p>
             <w:pPr>
               <w:pStyle w:val="Compact"/>
-              <w:jc w:val="left"/>
             </w:pPr>
             <w:r>
               <w:t xml:space="preserve">Máscara de subred</w:t>
@@ -3504,7 +3285,6 @@
           <w:p>
             <w:pPr>
               <w:pStyle w:val="Compact"/>
-              <w:jc w:val="left"/>
             </w:pPr>
             <w:r>
               <w:t xml:space="preserve">255.255.255.0</w:t>
@@ -3518,7 +3298,6 @@
           <w:p>
             <w:pPr>
               <w:pStyle w:val="Compact"/>
-              <w:jc w:val="left"/>
             </w:pPr>
             <w:r>
               <w:t xml:space="preserve">3 (Router)</w:t>
@@ -3530,7 +3309,6 @@
           <w:p>
             <w:pPr>
               <w:pStyle w:val="Compact"/>
-              <w:jc w:val="left"/>
             </w:pPr>
             <w:r>
               <w:t xml:space="preserve">Gateway por defecto</w:t>
@@ -3542,7 +3320,6 @@
           <w:p>
             <w:pPr>
               <w:pStyle w:val="Compact"/>
-              <w:jc w:val="left"/>
             </w:pPr>
             <w:r>
               <w:t xml:space="preserve">192.168.1.1</w:t>
@@ -3556,7 +3333,6 @@
           <w:p>
             <w:pPr>
               <w:pStyle w:val="Compact"/>
-              <w:jc w:val="left"/>
             </w:pPr>
             <w:r>
               <w:t xml:space="preserve">6 (DNS)</w:t>
@@ -3568,7 +3344,6 @@
           <w:p>
             <w:pPr>
               <w:pStyle w:val="Compact"/>
-              <w:jc w:val="left"/>
             </w:pPr>
             <w:r>
               <w:t xml:space="preserve">Servidores DNS</w:t>
@@ -3580,7 +3355,6 @@
           <w:p>
             <w:pPr>
               <w:pStyle w:val="Compact"/>
-              <w:jc w:val="left"/>
             </w:pPr>
             <w:r>
               <w:t xml:space="preserve">192.168.1.10 y 8.8.8.8</w:t>
@@ -3594,7 +3368,6 @@
           <w:p>
             <w:pPr>
               <w:pStyle w:val="Compact"/>
-              <w:jc w:val="left"/>
             </w:pPr>
             <w:r>
               <w:t xml:space="preserve">15 (Domain)</w:t>
@@ -3606,7 +3379,6 @@
           <w:p>
             <w:pPr>
               <w:pStyle w:val="Compact"/>
-              <w:jc w:val="left"/>
             </w:pPr>
             <w:r>
               <w:t xml:space="preserve">Sufijo DNS del dominio</w:t>
@@ -3618,7 +3390,6 @@
           <w:p>
             <w:pPr>
               <w:pStyle w:val="Compact"/>
-              <w:jc w:val="left"/>
             </w:pPr>
             <w:r>
               <w:t xml:space="preserve">empresa.local</w:t>
@@ -3632,7 +3403,6 @@
           <w:p>
             <w:pPr>
               <w:pStyle w:val="Compact"/>
-              <w:jc w:val="left"/>
             </w:pPr>
             <w:r>
               <w:t xml:space="preserve">51 (Lease Time)</w:t>
@@ -3644,7 +3414,6 @@
           <w:p>
             <w:pPr>
               <w:pStyle w:val="Compact"/>
-              <w:jc w:val="left"/>
             </w:pPr>
             <w:r>
               <w:t xml:space="preserve">Duración de la concesión</w:t>
@@ -3656,7 +3425,6 @@
           <w:p>
             <w:pPr>
               <w:pStyle w:val="Compact"/>
-              <w:jc w:val="left"/>
             </w:pPr>
             <w:r>
               <w:t xml:space="preserve">86400 s (24 h)</w:t>
@@ -3670,7 +3438,6 @@
           <w:p>
             <w:pPr>
               <w:pStyle w:val="Compact"/>
-              <w:jc w:val="left"/>
             </w:pPr>
             <w:r>
               <w:t xml:space="preserve">66/150 (TFTP)</w:t>
@@ -3682,7 +3449,6 @@
           <w:p>
             <w:pPr>
               <w:pStyle w:val="Compact"/>
-              <w:jc w:val="left"/>
             </w:pPr>
             <w:r>
               <w:t xml:space="preserve">Servidor de configuración (teléfonos IP)</w:t>
@@ -3694,7 +3460,6 @@
           <w:p>
             <w:pPr>
               <w:pStyle w:val="Compact"/>
-              <w:jc w:val="left"/>
             </w:pPr>
             <w:r>
               <w:t xml:space="preserve">192.168.1.20</w:t>
@@ -3714,13 +3479,7 @@
         <w:t xml:space="preserve"> </w:t>
       </w:r>
       <w:r>
-        <w:t xml:space="preserve">“</w:t>
-      </w:r>
-      <w:r>
-        <w:t xml:space="preserve">sabe</w:t>
-      </w:r>
-      <w:r>
-        <w:t xml:space="preserve">”</w:t>
+        <w:t xml:space="preserve">“sabe”</w:t>
       </w:r>
       <w:r>
         <w:t xml:space="preserve"> </w:t>
@@ -3736,8 +3495,8 @@
         </w:pict>
       </w:r>
     </w:p>
-    <w:bookmarkEnd w:id="52"/>
-    <w:bookmarkStart w:id="53" w:name="la-concesión-no-es-para-siempre"/>
+    <w:bookmarkEnd w:id="41"/>
+    <w:bookmarkStart w:id="42" w:name="la-concesión-no-es-para-siempre"/>
     <w:p>
       <w:pPr>
         <w:pStyle w:val="Heading2"/>
@@ -3915,8 +3674,8 @@
         </w:pict>
       </w:r>
     </w:p>
-    <w:bookmarkEnd w:id="53"/>
-    <w:bookmarkStart w:id="54" w:name="Xf89c744ed3119b2fc9ea1c0c8663097106d7dff"/>
+    <w:bookmarkEnd w:id="42"/>
+    <w:bookmarkStart w:id="43" w:name="Xf89c744ed3119b2fc9ea1c0c8663097106d7dff"/>
     <w:p>
       <w:pPr>
         <w:pStyle w:val="Heading2"/>
@@ -3937,7 +3696,6 @@
       <w:tblPr>
         <w:tblStyle w:val="Table"/>
         <w:tblW w:type="pct" w:w="5000"/>
-        <w:jc w:val="left"/>
         <w:tblLayout w:type="fixed"/>
         <w:tblLook w:firstRow="1" w:lastRow="0" w:firstColumn="0" w:lastColumn="0" w:noHBand="0" w:noVBand="0" w:val="0020"/>
       </w:tblPr>
@@ -3956,7 +3714,6 @@
           <w:p>
             <w:pPr>
               <w:pStyle w:val="Compact"/>
-              <w:jc w:val="left"/>
             </w:pPr>
             <w:r>
               <w:t xml:space="preserve">Camino</w:t>
@@ -3968,7 +3725,6 @@
           <w:p>
             <w:pPr>
               <w:pStyle w:val="Compact"/>
-              <w:jc w:val="left"/>
             </w:pPr>
             <w:r>
               <w:t xml:space="preserve">Cómo</w:t>
@@ -3980,7 +3736,6 @@
           <w:p>
             <w:pPr>
               <w:pStyle w:val="Compact"/>
-              <w:jc w:val="left"/>
             </w:pPr>
             <w:r>
               <w:t xml:space="preserve">Ventaja</w:t>
@@ -3992,7 +3747,6 @@
           <w:p>
             <w:pPr>
               <w:pStyle w:val="Compact"/>
-              <w:jc w:val="left"/>
             </w:pPr>
             <w:r>
               <w:t xml:space="preserve">Inconveniente</w:t>
@@ -4006,7 +3760,6 @@
           <w:p>
             <w:pPr>
               <w:pStyle w:val="Compact"/>
-              <w:jc w:val="left"/>
             </w:pPr>
             <w:r>
               <w:rPr>
@@ -4022,7 +3775,6 @@
           <w:p>
             <w:pPr>
               <w:pStyle w:val="Compact"/>
-              <w:jc w:val="left"/>
             </w:pPr>
             <w:r>
               <w:t xml:space="preserve">La escribes en el dispositivo</w:t>
@@ -4034,7 +3786,6 @@
           <w:p>
             <w:pPr>
               <w:pStyle w:val="Compact"/>
-              <w:jc w:val="left"/>
             </w:pPr>
             <w:r>
               <w:t xml:space="preserve">No depende de DHCP</w:t>
@@ -4046,7 +3797,6 @@
           <w:p>
             <w:pPr>
               <w:pStyle w:val="Compact"/>
-              <w:jc w:val="left"/>
             </w:pPr>
             <w:r>
               <w:t xml:space="preserve">Riesgo de duplicados, gestión manual</w:t>
@@ -4060,7 +3810,6 @@
           <w:p>
             <w:pPr>
               <w:pStyle w:val="Compact"/>
-              <w:jc w:val="left"/>
             </w:pPr>
             <w:r>
               <w:rPr>
@@ -4076,7 +3825,6 @@
           <w:p>
             <w:pPr>
               <w:pStyle w:val="Compact"/>
-              <w:jc w:val="left"/>
             </w:pPr>
             <w:r>
               <w:t xml:space="preserve">Asocias su MAC a una IP en el servidor</w:t>
@@ -4088,7 +3836,6 @@
           <w:p>
             <w:pPr>
               <w:pStyle w:val="Compact"/>
-              <w:jc w:val="left"/>
             </w:pPr>
             <w:r>
               <w:t xml:space="preserve">Gestión centralizada, cero errores de duplicado</w:t>
@@ -4100,7 +3847,6 @@
           <w:p>
             <w:pPr>
               <w:pStyle w:val="Compact"/>
-              <w:jc w:val="left"/>
             </w:pPr>
             <w:r>
               <w:t xml:space="preserve">Requiere tocar el servidor</w:t>
@@ -4140,8 +3886,8 @@
         </w:pict>
       </w:r>
     </w:p>
-    <w:bookmarkEnd w:id="54"/>
-    <w:bookmarkStart w:id="55" w:name="mini-chequeo-1"/>
+    <w:bookmarkEnd w:id="43"/>
+    <w:bookmarkStart w:id="44" w:name="mini-chequeo-1"/>
     <w:p>
       <w:pPr>
         <w:pStyle w:val="Heading2"/>
@@ -4371,8 +4117,8 @@
         </w:pict>
       </w:r>
     </w:p>
-    <w:bookmarkEnd w:id="55"/>
-    <w:bookmarkStart w:id="56" w:name="resumen-en-3-frases-1"/>
+    <w:bookmarkEnd w:id="44"/>
+    <w:bookmarkStart w:id="45" w:name="resumen-en-3-frases-1"/>
     <w:p>
       <w:pPr>
         <w:pStyle w:val="Heading2"/>
@@ -4459,8 +4205,8 @@
         <w:t xml:space="preserve">, no configuración manual en cada equipo.</w:t>
       </w:r>
     </w:p>
-    <w:bookmarkEnd w:id="56"/>
-    <w:bookmarkStart w:id="57" w:name="vocabulario-rápido-1"/>
+    <w:bookmarkEnd w:id="45"/>
+    <w:bookmarkStart w:id="46" w:name="vocabulario-rápido-1"/>
     <w:p>
       <w:pPr>
         <w:pStyle w:val="Heading2"/>
@@ -4473,7 +4219,6 @@
       <w:tblPr>
         <w:tblStyle w:val="Table"/>
         <w:tblW w:type="pct" w:w="5000"/>
-        <w:jc w:val="left"/>
         <w:tblLayout w:type="fixed"/>
         <w:tblLook w:firstRow="1" w:lastRow="0" w:firstColumn="0" w:lastColumn="0" w:noHBand="0" w:noVBand="0" w:val="0020"/>
       </w:tblPr>
@@ -4490,7 +4235,6 @@
           <w:p>
             <w:pPr>
               <w:pStyle w:val="Compact"/>
-              <w:jc w:val="left"/>
             </w:pPr>
             <w:r>
               <w:t xml:space="preserve">Término</w:t>
@@ -4502,7 +4246,6 @@
           <w:p>
             <w:pPr>
               <w:pStyle w:val="Compact"/>
-              <w:jc w:val="left"/>
             </w:pPr>
             <w:r>
               <w:t xml:space="preserve">Idea general</w:t>
@@ -4516,7 +4259,6 @@
           <w:p>
             <w:pPr>
               <w:pStyle w:val="Compact"/>
-              <w:jc w:val="left"/>
             </w:pPr>
             <w:r>
               <w:t xml:space="preserve">DORA</w:t>
@@ -4528,7 +4270,6 @@
           <w:p>
             <w:pPr>
               <w:pStyle w:val="Compact"/>
-              <w:jc w:val="left"/>
             </w:pPr>
             <w:r>
               <w:t xml:space="preserve">Discover, Offer, Request, Ack: el diálogo de asignación</w:t>
@@ -4542,7 +4283,6 @@
           <w:p>
             <w:pPr>
               <w:pStyle w:val="Compact"/>
-              <w:jc w:val="left"/>
             </w:pPr>
             <w:r>
               <w:t xml:space="preserve">Lease</w:t>
@@ -4554,7 +4294,6 @@
           <w:p>
             <w:pPr>
               <w:pStyle w:val="Compact"/>
-              <w:jc w:val="left"/>
             </w:pPr>
             <w:r>
               <w:t xml:space="preserve">Concesión temporal de una dirección</w:t>
@@ -4568,7 +4307,6 @@
           <w:p>
             <w:pPr>
               <w:pStyle w:val="Compact"/>
-              <w:jc w:val="left"/>
             </w:pPr>
             <w:r>
               <w:t xml:space="preserve">T1 / T2</w:t>
@@ -4580,7 +4318,6 @@
           <w:p>
             <w:pPr>
               <w:pStyle w:val="Compact"/>
-              <w:jc w:val="left"/>
             </w:pPr>
             <w:r>
               <w:t xml:space="preserve">Instantes de renovación (50 %) y rebroadcast (87,5 %)</w:t>
@@ -4594,7 +4331,6 @@
           <w:p>
             <w:pPr>
               <w:pStyle w:val="Compact"/>
-              <w:jc w:val="left"/>
             </w:pPr>
             <w:r>
               <w:t xml:space="preserve">Opciones DHCP</w:t>
@@ -4606,7 +4342,6 @@
           <w:p>
             <w:pPr>
               <w:pStyle w:val="Compact"/>
-              <w:jc w:val="left"/>
             </w:pPr>
             <w:r>
               <w:t xml:space="preserve">Parámetros extra entregados con la IP (gateway, DNS, TFTP…)</w:t>
@@ -4620,7 +4355,6 @@
           <w:p>
             <w:pPr>
               <w:pStyle w:val="Compact"/>
-              <w:jc w:val="left"/>
             </w:pPr>
             <w:r>
               <w:t xml:space="preserve">Reserva</w:t>
@@ -4632,7 +4366,6 @@
           <w:p>
             <w:pPr>
               <w:pStyle w:val="Compact"/>
-              <w:jc w:val="left"/>
             </w:pPr>
             <w:r>
               <w:t xml:space="preserve">Asociación fija MAC → IP en el servidor</w:t>
@@ -4658,7 +4391,7 @@
       <w:r>
         <w:t xml:space="preserve"> </w:t>
       </w:r>
-      <w:hyperlink r:id="rId44">
+      <w:hyperlink r:id="rId33">
         <w:r>
           <w:rPr>
             <w:rStyle w:val="Hyperlink"/>
@@ -4685,7 +4418,7 @@
       <w:r>
         <w:t xml:space="preserve"> </w:t>
       </w:r>
-      <w:hyperlink r:id="rId21">
+      <w:hyperlink r:id="rId10">
         <w:r>
           <w:rPr>
             <w:rStyle w:val="Hyperlink"/>
@@ -4712,7 +4445,7 @@
       <w:r>
         <w:t xml:space="preserve"> </w:t>
       </w:r>
-      <w:hyperlink r:id="rId23">
+      <w:hyperlink r:id="rId12">
         <w:r>
           <w:rPr>
             <w:rStyle w:val="Hyperlink"/>
@@ -4721,9 +4454,9 @@
         </w:r>
       </w:hyperlink>
     </w:p>
-    <w:bookmarkEnd w:id="57"/>
-    <w:bookmarkEnd w:id="58"/>
-    <w:bookmarkStart w:id="70" w:name="dhcp-en-cisco-y-el-agente-de-reenvío"/>
+    <w:bookmarkEnd w:id="46"/>
+    <w:bookmarkEnd w:id="47"/>
+    <w:bookmarkStart w:id="59" w:name="dhcp-en-cisco-y-el-agente-de-reenvío"/>
     <w:p>
       <w:pPr>
         <w:pStyle w:val="Heading1"/>
@@ -4787,7 +4520,7 @@
         </w:pict>
       </w:r>
     </w:p>
-    <w:bookmarkStart w:id="59" w:name="la-idea-en-una-frase-2"/>
+    <w:bookmarkStart w:id="48" w:name="la-idea-en-una-frase-2"/>
     <w:p>
       <w:pPr>
         <w:pStyle w:val="Heading2"/>
@@ -4839,8 +4572,8 @@
         </w:pict>
       </w:r>
     </w:p>
-    <w:bookmarkEnd w:id="59"/>
-    <w:bookmarkStart w:id="61" w:name="servidor-dhcp-básico-en-ios"/>
+    <w:bookmarkEnd w:id="48"/>
+    <w:bookmarkStart w:id="50" w:name="servidor-dhcp-básico-en-ios"/>
     <w:p>
       <w:pPr>
         <w:pStyle w:val="Heading2"/>
@@ -4970,7 +4703,6 @@
       <w:tblPr>
         <w:tblStyle w:val="Table"/>
         <w:tblW w:type="pct" w:w="5000"/>
-        <w:jc w:val="left"/>
         <w:tblLayout w:type="fixed"/>
         <w:tblLook w:firstRow="1" w:lastRow="0" w:firstColumn="0" w:lastColumn="0" w:noHBand="0" w:noVBand="0" w:val="0020"/>
       </w:tblPr>
@@ -4987,7 +4719,6 @@
           <w:p>
             <w:pPr>
               <w:pStyle w:val="Compact"/>
-              <w:jc w:val="left"/>
             </w:pPr>
             <w:r>
               <w:t xml:space="preserve">Comando</w:t>
@@ -4999,7 +4730,6 @@
           <w:p>
             <w:pPr>
               <w:pStyle w:val="Compact"/>
-              <w:jc w:val="left"/>
             </w:pPr>
             <w:r>
               <w:t xml:space="preserve">Para qué</w:t>
@@ -5013,7 +4743,6 @@
           <w:p>
             <w:pPr>
               <w:pStyle w:val="Compact"/>
-              <w:jc w:val="left"/>
             </w:pPr>
             <w:r>
               <w:rPr>
@@ -5028,7 +4757,6 @@
           <w:p>
             <w:pPr>
               <w:pStyle w:val="Compact"/>
-              <w:jc w:val="left"/>
             </w:pPr>
             <w:r>
               <w:t xml:space="preserve">Reserva un rango: el servidor nunca ofrecerá esas IPs</w:t>
@@ -5042,7 +4770,6 @@
           <w:p>
             <w:pPr>
               <w:pStyle w:val="Compact"/>
-              <w:jc w:val="left"/>
             </w:pPr>
             <w:r>
               <w:rPr>
@@ -5057,7 +4784,6 @@
           <w:p>
             <w:pPr>
               <w:pStyle w:val="Compact"/>
-              <w:jc w:val="left"/>
             </w:pPr>
             <w:r>
               <w:t xml:space="preserve">Crea el pool (el</w:t>
@@ -5066,13 +4792,7 @@
               <w:t xml:space="preserve"> </w:t>
             </w:r>
             <w:r>
-              <w:t xml:space="preserve">“</w:t>
-            </w:r>
-            <w:r>
-              <w:t xml:space="preserve">bolso</w:t>
-            </w:r>
-            <w:r>
-              <w:t xml:space="preserve">”</w:t>
+              <w:t xml:space="preserve">“bolso”</w:t>
             </w:r>
             <w:r>
               <w:t xml:space="preserve"> </w:t>
@@ -5089,7 +4809,6 @@
           <w:p>
             <w:pPr>
               <w:pStyle w:val="Compact"/>
-              <w:jc w:val="left"/>
             </w:pPr>
             <w:r>
               <w:rPr>
@@ -5104,7 +4823,6 @@
           <w:p>
             <w:pPr>
               <w:pStyle w:val="Compact"/>
-              <w:jc w:val="left"/>
             </w:pPr>
             <w:r>
               <w:t xml:space="preserve">La subred y máscara desde la que se sacan las direcciones</w:t>
@@ -5118,7 +4836,6 @@
           <w:p>
             <w:pPr>
               <w:pStyle w:val="Compact"/>
-              <w:jc w:val="left"/>
             </w:pPr>
             <w:r>
               <w:rPr>
@@ -5133,7 +4850,6 @@
           <w:p>
             <w:pPr>
               <w:pStyle w:val="Compact"/>
-              <w:jc w:val="left"/>
             </w:pPr>
             <w:r>
               <w:t xml:space="preserve">Opción 3: el gateway que entregará a los clientes</w:t>
@@ -5147,7 +4863,6 @@
           <w:p>
             <w:pPr>
               <w:pStyle w:val="Compact"/>
-              <w:jc w:val="left"/>
             </w:pPr>
             <w:r>
               <w:rPr>
@@ -5162,7 +4877,6 @@
           <w:p>
             <w:pPr>
               <w:pStyle w:val="Compact"/>
-              <w:jc w:val="left"/>
             </w:pPr>
             <w:r>
               <w:t xml:space="preserve">Opción 6: los servidores DNS</w:t>
@@ -5176,7 +4890,6 @@
           <w:p>
             <w:pPr>
               <w:pStyle w:val="Compact"/>
-              <w:jc w:val="left"/>
             </w:pPr>
             <w:r>
               <w:rPr>
@@ -5191,7 +4904,6 @@
           <w:p>
             <w:pPr>
               <w:pStyle w:val="Compact"/>
-              <w:jc w:val="left"/>
             </w:pPr>
             <w:r>
               <w:t xml:space="preserve">Opción 15: el sufijo DNS</w:t>
@@ -5205,7 +4917,6 @@
           <w:p>
             <w:pPr>
               <w:pStyle w:val="Compact"/>
-              <w:jc w:val="left"/>
             </w:pPr>
             <w:r>
               <w:rPr>
@@ -5220,7 +4931,6 @@
           <w:p>
             <w:pPr>
               <w:pStyle w:val="Compact"/>
-              <w:jc w:val="left"/>
             </w:pPr>
             <w:r>
               <w:t xml:space="preserve">Duración de la concesión (días [horas [minutos]])</w:t>
@@ -5268,7 +4978,7 @@
         <w:t xml:space="preserve">no es una IP del propio router, los clientes tendrán dirección pero no saldrán a otras redes. Es el fallo clásico de laboratorio.</w:t>
       </w:r>
     </w:p>
-    <w:bookmarkStart w:id="60" w:name="reservas-por-mac-asignación-manual"/>
+    <w:bookmarkStart w:id="49" w:name="reservas-por-mac-asignación-manual"/>
     <w:p>
       <w:pPr>
         <w:pStyle w:val="Heading3"/>
@@ -5360,9 +5070,9 @@
         </w:pict>
       </w:r>
     </w:p>
-    <w:bookmarkEnd w:id="60"/>
-    <w:bookmarkEnd w:id="61"/>
-    <w:bookmarkStart w:id="62" w:name="el-problema-dhcp-no-cruza-routers"/>
+    <w:bookmarkEnd w:id="49"/>
+    <w:bookmarkEnd w:id="50"/>
+    <w:bookmarkStart w:id="51" w:name="el-problema-dhcp-no-cruza-routers"/>
     <w:p>
       <w:pPr>
         <w:pStyle w:val="Heading2"/>
@@ -5381,7 +5091,7 @@
       <w:r>
         <w:t xml:space="preserve"> </w:t>
       </w:r>
-      <w:hyperlink r:id="rId22">
+      <w:hyperlink r:id="rId11">
         <w:r>
           <w:rPr>
             <w:rStyle w:val="Hyperlink"/>
@@ -5430,13 +5140,7 @@
         <w:t xml:space="preserve"> </w:t>
       </w:r>
       <w:r>
-        <w:t xml:space="preserve">“</w:t>
-      </w:r>
-      <w:r>
-        <w:t xml:space="preserve">permitir broadcasts</w:t>
-      </w:r>
-      <w:r>
-        <w:t xml:space="preserve">”</w:t>
+        <w:t xml:space="preserve">“permitir broadcasts”</w:t>
       </w:r>
       <w:r>
         <w:t xml:space="preserve"> </w:t>
@@ -5650,8 +5354,8 @@
         </w:pict>
       </w:r>
     </w:p>
-    <w:bookmarkEnd w:id="62"/>
-    <w:bookmarkStart w:id="64" w:name="Xb6c5fd953c9bb487f1dd50672fa8e216da65137"/>
+    <w:bookmarkEnd w:id="51"/>
+    <w:bookmarkStart w:id="53" w:name="Xb6c5fd953c9bb487f1dd50672fa8e216da65137"/>
     <w:p>
       <w:pPr>
         <w:pStyle w:val="Heading2"/>
@@ -5747,7 +5451,7 @@
       <w:r>
         <w:t xml:space="preserve"> </w:t>
       </w:r>
-      <w:hyperlink r:id="rId63">
+      <w:hyperlink r:id="rId52">
         <w:r>
           <w:rPr>
             <w:rStyle w:val="Hyperlink"/>
@@ -5781,8 +5485,8 @@
         </w:pict>
       </w:r>
     </w:p>
-    <w:bookmarkEnd w:id="64"/>
-    <w:bookmarkStart w:id="65" w:name="verificación-y-depuración"/>
+    <w:bookmarkEnd w:id="53"/>
+    <w:bookmarkStart w:id="54" w:name="verificación-y-depuración"/>
     <w:p>
       <w:pPr>
         <w:pStyle w:val="Heading2"/>
@@ -5795,7 +5499,6 @@
       <w:tblPr>
         <w:tblStyle w:val="Table"/>
         <w:tblW w:type="pct" w:w="5000"/>
-        <w:jc w:val="left"/>
         <w:tblLayout w:type="fixed"/>
         <w:tblLook w:firstRow="1" w:lastRow="0" w:firstColumn="0" w:lastColumn="0" w:noHBand="0" w:noVBand="0" w:val="0020"/>
       </w:tblPr>
@@ -5812,7 +5515,6 @@
           <w:p>
             <w:pPr>
               <w:pStyle w:val="Compact"/>
-              <w:jc w:val="left"/>
             </w:pPr>
             <w:r>
               <w:t xml:space="preserve">Comando</w:t>
@@ -5824,7 +5526,6 @@
           <w:p>
             <w:pPr>
               <w:pStyle w:val="Compact"/>
-              <w:jc w:val="left"/>
             </w:pPr>
             <w:r>
               <w:t xml:space="preserve">Qué te cuenta</w:t>
@@ -5838,7 +5539,6 @@
           <w:p>
             <w:pPr>
               <w:pStyle w:val="Compact"/>
-              <w:jc w:val="left"/>
             </w:pPr>
             <w:r>
               <w:rPr>
@@ -5853,7 +5553,6 @@
           <w:p>
             <w:pPr>
               <w:pStyle w:val="Compact"/>
-              <w:jc w:val="left"/>
             </w:pPr>
             <w:r>
               <w:t xml:space="preserve">Concesiones activas: MAC → IP, fecha de expiración</w:t>
@@ -5867,7 +5566,6 @@
           <w:p>
             <w:pPr>
               <w:pStyle w:val="Compact"/>
-              <w:jc w:val="left"/>
             </w:pPr>
             <w:r>
               <w:rPr>
@@ -5882,7 +5580,6 @@
           <w:p>
             <w:pPr>
               <w:pStyle w:val="Compact"/>
-              <w:jc w:val="left"/>
             </w:pPr>
             <w:r>
               <w:t xml:space="preserve">Uso de cada pool: direcciones ofrecidas, solicitadas, expiradas</w:t>
@@ -5896,7 +5593,6 @@
           <w:p>
             <w:pPr>
               <w:pStyle w:val="Compact"/>
-              <w:jc w:val="left"/>
             </w:pPr>
             <w:r>
               <w:rPr>
@@ -5911,7 +5607,6 @@
           <w:p>
             <w:pPr>
               <w:pStyle w:val="Compact"/>
-              <w:jc w:val="left"/>
             </w:pPr>
             <w:r>
               <w:t xml:space="preserve">Conflictos detectados (dos equipos con la misma IP)</w:t>
@@ -5925,7 +5620,6 @@
           <w:p>
             <w:pPr>
               <w:pStyle w:val="Compact"/>
-              <w:jc w:val="left"/>
             </w:pPr>
             <w:r>
               <w:rPr>
@@ -5940,7 +5634,6 @@
           <w:p>
             <w:pPr>
               <w:pStyle w:val="Compact"/>
-              <w:jc w:val="left"/>
             </w:pPr>
             <w:r>
               <w:t xml:space="preserve">El DORA en vivo (¡con cuidado en producción!)</w:t>
@@ -6027,8 +5720,8 @@
         </w:pict>
       </w:r>
     </w:p>
-    <w:bookmarkEnd w:id="65"/>
-    <w:bookmarkStart w:id="66" w:name="X6a8432102efac34755e89e54cb870c9f2ced236"/>
+    <w:bookmarkEnd w:id="54"/>
+    <w:bookmarkStart w:id="55" w:name="X6a8432102efac34755e89e54cb870c9f2ced236"/>
     <w:p>
       <w:pPr>
         <w:pStyle w:val="Heading2"/>
@@ -6040,13 +5733,7 @@
         <w:t xml:space="preserve"> </w:t>
       </w:r>
       <w:r>
-        <w:t xml:space="preserve">“</w:t>
-      </w:r>
-      <w:r>
-        <w:t xml:space="preserve">El servidor DHCP está caído, no hay red</w:t>
-      </w:r>
-      <w:r>
-        <w:t xml:space="preserve">”</w:t>
+        <w:t xml:space="preserve">“El servidor DHCP está caído, no hay red”</w:t>
       </w:r>
     </w:p>
     <w:p>
@@ -6088,13 +5775,7 @@
         <w:t xml:space="preserve"> </w:t>
       </w:r>
       <w:r>
-        <w:t xml:space="preserve">“</w:t>
-      </w:r>
-      <w:r>
-        <w:t xml:space="preserve">no hay red</w:t>
-      </w:r>
-      <w:r>
-        <w:t xml:space="preserve">”</w:t>
+        <w:t xml:space="preserve">“no hay red”</w:t>
       </w:r>
       <w:r>
         <w:t xml:space="preserve"> </w:t>
@@ -6106,13 +5787,7 @@
         <w:t xml:space="preserve"> </w:t>
       </w:r>
       <w:r>
-        <w:t xml:space="preserve">“</w:t>
-      </w:r>
-      <w:r>
-        <w:t xml:space="preserve">no se reparten direcciones nuevas</w:t>
-      </w:r>
-      <w:r>
-        <w:t xml:space="preserve">”</w:t>
+        <w:t xml:space="preserve">“no se reparten direcciones nuevas”</w:t>
       </w:r>
       <w:r>
         <w:t xml:space="preserve">.</w:t>
@@ -6139,13 +5814,7 @@
         <w:t xml:space="preserve"> </w:t>
       </w:r>
       <w:r>
-        <w:t xml:space="preserve">“</w:t>
-      </w:r>
-      <w:r>
-        <w:t xml:space="preserve">hace DHCP</w:t>
-      </w:r>
-      <w:r>
-        <w:t xml:space="preserve">”</w:t>
+        <w:t xml:space="preserve">“hace DHCP”</w:t>
       </w:r>
       <w:r>
         <w:t xml:space="preserve"> </w:t>
@@ -6175,13 +5844,7 @@
         <w:t xml:space="preserve"> </w:t>
       </w:r>
       <w:r>
-        <w:t xml:space="preserve">“</w:t>
-      </w:r>
-      <w:r>
-        <w:t xml:space="preserve">no asigna</w:t>
-      </w:r>
-      <w:r>
-        <w:t xml:space="preserve">”</w:t>
+        <w:t xml:space="preserve">“no asigna”</w:t>
       </w:r>
       <w:r>
         <w:t xml:space="preserve"> </w:t>
@@ -6193,13 +5856,7 @@
         <w:t xml:space="preserve"> </w:t>
       </w:r>
       <w:r>
-        <w:t xml:space="preserve">“</w:t>
-      </w:r>
-      <w:r>
-        <w:t xml:space="preserve">no navega</w:t>
-      </w:r>
-      <w:r>
-        <w:t xml:space="preserve">”</w:t>
+        <w:t xml:space="preserve">“no navega”</w:t>
       </w:r>
       <w:r>
         <w:t xml:space="preserve">: son fallos distintos con causas distintas. Y un helper se configura</w:t>
@@ -6228,8 +5885,8 @@
         </w:pict>
       </w:r>
     </w:p>
-    <w:bookmarkEnd w:id="66"/>
-    <w:bookmarkStart w:id="67" w:name="mini-chequeo-2"/>
+    <w:bookmarkEnd w:id="55"/>
+    <w:bookmarkStart w:id="56" w:name="mini-chequeo-2"/>
     <w:p>
       <w:pPr>
         <w:pStyle w:val="Heading2"/>
@@ -6501,8 +6158,8 @@
         </w:pict>
       </w:r>
     </w:p>
-    <w:bookmarkEnd w:id="67"/>
-    <w:bookmarkStart w:id="68" w:name="resumen-en-3-frases-2"/>
+    <w:bookmarkEnd w:id="56"/>
+    <w:bookmarkStart w:id="57" w:name="resumen-en-3-frases-2"/>
     <w:p>
       <w:pPr>
         <w:pStyle w:val="Heading2"/>
@@ -6646,20 +6303,14 @@
         <w:t xml:space="preserve"> </w:t>
       </w:r>
       <w:r>
-        <w:t xml:space="preserve">“</w:t>
-      </w:r>
-      <w:r>
-        <w:t xml:space="preserve">¿asigna? ¿navega? ¿cruzó el router?</w:t>
-      </w:r>
-      <w:r>
-        <w:t xml:space="preserve">”</w:t>
+        <w:t xml:space="preserve">“¿asigna? ¿navega? ¿cruzó el router?”</w:t>
       </w:r>
       <w:r>
         <w:t xml:space="preserve">.</w:t>
       </w:r>
     </w:p>
-    <w:bookmarkEnd w:id="68"/>
-    <w:bookmarkStart w:id="69" w:name="vocabulario-rápido-2"/>
+    <w:bookmarkEnd w:id="57"/>
+    <w:bookmarkStart w:id="58" w:name="vocabulario-rápido-2"/>
     <w:p>
       <w:pPr>
         <w:pStyle w:val="Heading2"/>
@@ -6672,7 +6323,6 @@
       <w:tblPr>
         <w:tblStyle w:val="Table"/>
         <w:tblW w:type="auto" w:w="0"/>
-        <w:jc w:val="left"/>
         <w:tblLook w:firstRow="1" w:lastRow="0" w:firstColumn="0" w:lastColumn="0" w:noHBand="0" w:noVBand="0" w:val="0020"/>
       </w:tblPr>
       <w:tblGrid>
@@ -6688,7 +6338,6 @@
           <w:p>
             <w:pPr>
               <w:pStyle w:val="Compact"/>
-              <w:jc w:val="left"/>
             </w:pPr>
             <w:r>
               <w:t xml:space="preserve">Término</w:t>
@@ -6700,7 +6349,6 @@
           <w:p>
             <w:pPr>
               <w:pStyle w:val="Compact"/>
-              <w:jc w:val="left"/>
             </w:pPr>
             <w:r>
               <w:t xml:space="preserve">Idea general</w:t>
@@ -6714,7 +6362,6 @@
           <w:p>
             <w:pPr>
               <w:pStyle w:val="Compact"/>
-              <w:jc w:val="left"/>
             </w:pPr>
             <w:r>
               <w:t xml:space="preserve">Pool</w:t>
@@ -6726,7 +6373,6 @@
           <w:p>
             <w:pPr>
               <w:pStyle w:val="Compact"/>
-              <w:jc w:val="left"/>
             </w:pPr>
             <w:r>
               <w:t xml:space="preserve">Rango de direcciones que un servidor ofrece</w:t>
@@ -6740,7 +6386,6 @@
           <w:p>
             <w:pPr>
               <w:pStyle w:val="Compact"/>
-              <w:jc w:val="left"/>
             </w:pPr>
             <w:r>
               <w:t xml:space="preserve">Excluded-address</w:t>
@@ -6752,7 +6397,6 @@
           <w:p>
             <w:pPr>
               <w:pStyle w:val="Compact"/>
-              <w:jc w:val="left"/>
             </w:pPr>
             <w:r>
               <w:t xml:space="preserve">Rango que el servidor nunca ofrecerá</w:t>
@@ -6766,7 +6410,6 @@
           <w:p>
             <w:pPr>
               <w:pStyle w:val="Compact"/>
-              <w:jc w:val="left"/>
             </w:pPr>
             <w:r>
               <w:t xml:space="preserve">Reserva (host)</w:t>
@@ -6778,7 +6421,6 @@
           <w:p>
             <w:pPr>
               <w:pStyle w:val="Compact"/>
-              <w:jc w:val="left"/>
             </w:pPr>
             <w:r>
               <w:t xml:space="preserve">IP fija ligada a una MAC</w:t>
@@ -6792,7 +6434,6 @@
           <w:p>
             <w:pPr>
               <w:pStyle w:val="Compact"/>
-              <w:jc w:val="left"/>
             </w:pPr>
             <w:r>
               <w:t xml:space="preserve">Relay agent / helper</w:t>
@@ -6804,7 +6445,6 @@
           <w:p>
             <w:pPr>
               <w:pStyle w:val="Compact"/>
-              <w:jc w:val="left"/>
             </w:pPr>
             <w:r>
               <w:t xml:space="preserve">Router que reenvía DHCP entre subredes</w:t>
@@ -6818,7 +6458,6 @@
           <w:p>
             <w:pPr>
               <w:pStyle w:val="Compact"/>
-              <w:jc w:val="left"/>
             </w:pPr>
             <w:r>
               <w:rPr>
@@ -6833,7 +6472,6 @@
           <w:p>
             <w:pPr>
               <w:pStyle w:val="Compact"/>
-              <w:jc w:val="left"/>
             </w:pPr>
             <w:r>
               <w:t xml:space="preserve">El gateway entregado a los clientes</w:t>
@@ -6859,7 +6497,7 @@
       <w:r>
         <w:t xml:space="preserve"> </w:t>
       </w:r>
-      <w:hyperlink r:id="rId44">
+      <w:hyperlink r:id="rId33">
         <w:r>
           <w:rPr>
             <w:rStyle w:val="Hyperlink"/>
@@ -6886,7 +6524,7 @@
       <w:r>
         <w:t xml:space="preserve"> </w:t>
       </w:r>
-      <w:hyperlink r:id="rId22">
+      <w:hyperlink r:id="rId11">
         <w:r>
           <w:rPr>
             <w:rStyle w:val="Hyperlink"/>
@@ -6913,7 +6551,7 @@
       <w:r>
         <w:t xml:space="preserve"> </w:t>
       </w:r>
-      <w:hyperlink r:id="rId24">
+      <w:hyperlink r:id="rId13">
         <w:r>
           <w:rPr>
             <w:rStyle w:val="Hyperlink"/>
@@ -6922,9 +6560,9 @@
         </w:r>
       </w:hyperlink>
     </w:p>
-    <w:bookmarkEnd w:id="69"/>
-    <w:bookmarkEnd w:id="70"/>
-    <w:bookmarkStart w:id="83" w:name="dns-la-guía-telefónica-de-internet"/>
+    <w:bookmarkEnd w:id="58"/>
+    <w:bookmarkEnd w:id="59"/>
+    <w:bookmarkStart w:id="72" w:name="dns-la-guía-telefónica-de-internet"/>
     <w:p>
       <w:pPr>
         <w:pStyle w:val="Heading1"/>
@@ -6988,7 +6626,7 @@
         </w:pict>
       </w:r>
     </w:p>
-    <w:bookmarkStart w:id="71" w:name="la-idea-en-una-frase-3"/>
+    <w:bookmarkStart w:id="60" w:name="la-idea-en-una-frase-3"/>
     <w:p>
       <w:pPr>
         <w:pStyle w:val="Heading2"/>
@@ -7036,13 +6674,7 @@
         <w:t xml:space="preserve"> </w:t>
       </w:r>
       <w:r>
-        <w:t xml:space="preserve">“</w:t>
-      </w:r>
-      <w:r>
-        <w:t xml:space="preserve">el servicio que hace la web usable</w:t>
-      </w:r>
-      <w:r>
-        <w:t xml:space="preserve">”</w:t>
+        <w:t xml:space="preserve">“el servicio que hace la web usable”</w:t>
       </w:r>
       <w:r>
         <w:t xml:space="preserve">. Ahora lo abrimos del todo: quién resuelve, cómo se reparte el trabajo y por qué este diseño aguanta miles de millones de consultas al día sin despeñarse.</w:t>
@@ -7055,8 +6687,8 @@
         </w:pict>
       </w:r>
     </w:p>
-    <w:bookmarkEnd w:id="71"/>
-    <w:bookmarkStart w:id="75" w:name="la-jerarquía-un-árbol-invertido"/>
+    <w:bookmarkEnd w:id="60"/>
+    <w:bookmarkStart w:id="64" w:name="la-jerarquía-un-árbol-invertido"/>
     <w:p>
       <w:pPr>
         <w:pStyle w:val="Heading2"/>
@@ -7098,12 +6730,12 @@
           <wp:inline>
             <wp:extent cx="5334000" cy="4650153"/>
             <wp:effectExtent b="0" l="0" r="0" t="0"/>
-            <wp:docPr descr="Jerarquía DNS de un nombre: raíz, TLD .es, dominio ejemplo.es y host www.ejemplo.es, con delegación en cadena" title="" id="73" name="Picture"/>
+            <wp:docPr descr="Jerarquía DNS de un nombre: raíz, TLD .es, dominio ejemplo.es y host www.ejemplo.es, con delegación en cadena" title="" id="62" name="Picture"/>
             <a:graphic>
               <a:graphicData uri="http://schemas.openxmlformats.org/drawingml/2006/picture">
                 <pic:pic>
                   <pic:nvPicPr>
-                    <pic:cNvPr descr="public/diagrams/u07-dns-jerarquia.svg" id="74" name="Picture"/>
+                    <pic:cNvPr descr="public/diagrams/u07-dns-jerarquia.svg" id="63" name="Picture"/>
                     <pic:cNvPicPr>
                       <a:picLocks noChangeArrowheads="1" noChangeAspect="1"/>
                     </pic:cNvPicPr>
@@ -7115,7 +6747,7 @@
                           <a14:useLocalDpi xmlns:a14="http://schemas.microsoft.com/office/drawing/2010/main" val="0"/>
                         </a:ext>
                         <a:ext uri="{96DAC541-7B7A-43D3-8B79-37D633B846F1}">
-                          <asvg:svgBlip xmlns:asvg="http://schemas.microsoft.com/office/drawing/2016/SVG/main" r:embed="rId72"/>
+                          <asvg:svgBlip xmlns:asvg="http://schemas.microsoft.com/office/drawing/2016/SVG/main" r:embed="rId61"/>
                         </a:ext>
                       </a:extLst>
                     </a:blip>
@@ -7246,8 +6878,8 @@
         </w:pict>
       </w:r>
     </w:p>
-    <w:bookmarkEnd w:id="75"/>
-    <w:bookmarkStart w:id="76" w:name="resolución-recursiva-vs-iterativa"/>
+    <w:bookmarkEnd w:id="64"/>
+    <w:bookmarkStart w:id="65" w:name="resolución-recursiva-vs-iterativa"/>
     <w:p>
       <w:pPr>
         <w:pStyle w:val="Heading2"/>
@@ -7283,7 +6915,6 @@
       <w:tblPr>
         <w:tblStyle w:val="Table"/>
         <w:tblW w:type="pct" w:w="5000"/>
-        <w:jc w:val="left"/>
         <w:tblLayout w:type="fixed"/>
         <w:tblLook w:firstRow="1" w:lastRow="0" w:firstColumn="0" w:lastColumn="0" w:noHBand="0" w:noVBand="0" w:val="0020"/>
       </w:tblPr>
@@ -7301,7 +6932,6 @@
           <w:p>
             <w:pPr>
               <w:pStyle w:val="Compact"/>
-              <w:jc w:val="left"/>
             </w:pPr>
             <w:r>
               <w:t xml:space="preserve">Paso</w:t>
@@ -7313,7 +6943,6 @@
           <w:p>
             <w:pPr>
               <w:pStyle w:val="Compact"/>
-              <w:jc w:val="left"/>
             </w:pPr>
             <w:r>
               <w:t xml:space="preserve">Conversación</w:t>
@@ -7325,7 +6954,6 @@
           <w:p>
             <w:pPr>
               <w:pStyle w:val="Compact"/>
-              <w:jc w:val="left"/>
             </w:pPr>
             <w:r>
               <w:t xml:space="preserve">Tipo</w:t>
@@ -7339,7 +6967,6 @@
           <w:p>
             <w:pPr>
               <w:pStyle w:val="Compact"/>
-              <w:jc w:val="left"/>
             </w:pPr>
             <w:r>
               <w:t xml:space="preserve">1</w:t>
@@ -7351,7 +6978,6 @@
           <w:p>
             <w:pPr>
               <w:pStyle w:val="Compact"/>
-              <w:jc w:val="left"/>
             </w:pPr>
             <w:r>
               <w:t xml:space="preserve">PC → servidor DNS configurado (el</w:t>
@@ -7373,22 +6999,15 @@
               <w:t xml:space="preserve"> </w:t>
             </w:r>
             <w:r>
-              <w:t xml:space="preserve">“</w:t>
-            </w:r>
-            <w:r>
-              <w:t xml:space="preserve">dame la IP de www.ejemplo.es</w:t>
-            </w:r>
-            <w:r>
-              <w:t xml:space="preserve">”</w:t>
-            </w:r>
-          </w:p>
-        </w:tc>
-        <w:tc>
-          <w:tcPr/>
-          <w:p>
-            <w:pPr>
-              <w:pStyle w:val="Compact"/>
-              <w:jc w:val="left"/>
+              <w:t xml:space="preserve">“dame la IP de www.ejemplo.es”</w:t>
+            </w:r>
+          </w:p>
+        </w:tc>
+        <w:tc>
+          <w:tcPr/>
+          <w:p>
+            <w:pPr>
+              <w:pStyle w:val="Compact"/>
             </w:pPr>
             <w:r>
               <w:rPr>
@@ -7412,7 +7031,6 @@
           <w:p>
             <w:pPr>
               <w:pStyle w:val="Compact"/>
-              <w:jc w:val="left"/>
             </w:pPr>
             <w:r>
               <w:t xml:space="preserve">2</w:t>
@@ -7424,7 +7042,6 @@
           <w:p>
             <w:pPr>
               <w:pStyle w:val="Compact"/>
-              <w:jc w:val="left"/>
             </w:pPr>
             <w:r>
               <w:t xml:space="preserve">Resolver → servidor raíz:</w:t>
@@ -7433,22 +7050,15 @@
               <w:t xml:space="preserve"> </w:t>
             </w:r>
             <w:r>
-              <w:t xml:space="preserve">“</w:t>
-            </w:r>
-            <w:r>
-              <w:t xml:space="preserve">¿quién gestiona .es?</w:t>
-            </w:r>
-            <w:r>
-              <w:t xml:space="preserve">”</w:t>
-            </w:r>
-          </w:p>
-        </w:tc>
-        <w:tc>
-          <w:tcPr/>
-          <w:p>
-            <w:pPr>
-              <w:pStyle w:val="Compact"/>
-              <w:jc w:val="left"/>
+              <w:t xml:space="preserve">“¿quién gestiona .es?”</w:t>
+            </w:r>
+          </w:p>
+        </w:tc>
+        <w:tc>
+          <w:tcPr/>
+          <w:p>
+            <w:pPr>
+              <w:pStyle w:val="Compact"/>
             </w:pPr>
             <w:r>
               <w:rPr>
@@ -7467,13 +7077,7 @@
               <w:t xml:space="preserve"> </w:t>
             </w:r>
             <w:r>
-              <w:t xml:space="preserve">“</w:t>
-            </w:r>
-            <w:r>
-              <w:t xml:space="preserve">pregunta a estos</w:t>
-            </w:r>
-            <w:r>
-              <w:t xml:space="preserve">”</w:t>
+              <w:t xml:space="preserve">“pregunta a estos”</w:t>
             </w:r>
             <w:r>
               <w:t xml:space="preserve">)</w:t>
@@ -7487,7 +7091,6 @@
           <w:p>
             <w:pPr>
               <w:pStyle w:val="Compact"/>
-              <w:jc w:val="left"/>
             </w:pPr>
             <w:r>
               <w:t xml:space="preserve">3</w:t>
@@ -7499,7 +7102,6 @@
           <w:p>
             <w:pPr>
               <w:pStyle w:val="Compact"/>
-              <w:jc w:val="left"/>
             </w:pPr>
             <w:r>
               <w:t xml:space="preserve">Resolver → servidor .es:</w:t>
@@ -7508,22 +7110,15 @@
               <w:t xml:space="preserve"> </w:t>
             </w:r>
             <w:r>
-              <w:t xml:space="preserve">“</w:t>
-            </w:r>
-            <w:r>
-              <w:t xml:space="preserve">¿quién gestiona ejemplo.es?</w:t>
-            </w:r>
-            <w:r>
-              <w:t xml:space="preserve">”</w:t>
-            </w:r>
-          </w:p>
-        </w:tc>
-        <w:tc>
-          <w:tcPr/>
-          <w:p>
-            <w:pPr>
-              <w:pStyle w:val="Compact"/>
-              <w:jc w:val="left"/>
+              <w:t xml:space="preserve">“¿quién gestiona ejemplo.es?”</w:t>
+            </w:r>
+          </w:p>
+        </w:tc>
+        <w:tc>
+          <w:tcPr/>
+          <w:p>
+            <w:pPr>
+              <w:pStyle w:val="Compact"/>
             </w:pPr>
             <w:r>
               <w:t xml:space="preserve">Iterativa</w:t>
@@ -7537,7 +7132,6 @@
           <w:p>
             <w:pPr>
               <w:pStyle w:val="Compact"/>
-              <w:jc w:val="left"/>
             </w:pPr>
             <w:r>
               <w:t xml:space="preserve">4</w:t>
@@ -7549,7 +7143,6 @@
           <w:p>
             <w:pPr>
               <w:pStyle w:val="Compact"/>
-              <w:jc w:val="left"/>
             </w:pPr>
             <w:r>
               <w:t xml:space="preserve">Resolver → servidor de ejemplo.es:</w:t>
@@ -7558,22 +7151,15 @@
               <w:t xml:space="preserve"> </w:t>
             </w:r>
             <w:r>
-              <w:t xml:space="preserve">“</w:t>
-            </w:r>
-            <w:r>
-              <w:t xml:space="preserve">¿IP de www?</w:t>
-            </w:r>
-            <w:r>
-              <w:t xml:space="preserve">”</w:t>
-            </w:r>
-          </w:p>
-        </w:tc>
-        <w:tc>
-          <w:tcPr/>
-          <w:p>
-            <w:pPr>
-              <w:pStyle w:val="Compact"/>
-              <w:jc w:val="left"/>
+              <w:t xml:space="preserve">“¿IP de www?”</w:t>
+            </w:r>
+          </w:p>
+        </w:tc>
+        <w:tc>
+          <w:tcPr/>
+          <w:p>
+            <w:pPr>
+              <w:pStyle w:val="Compact"/>
             </w:pPr>
             <w:r>
               <w:t xml:space="preserve">Iterativa</w:t>
@@ -7587,7 +7173,6 @@
           <w:p>
             <w:pPr>
               <w:pStyle w:val="Compact"/>
-              <w:jc w:val="left"/>
             </w:pPr>
             <w:r>
               <w:t xml:space="preserve">5</w:t>
@@ -7599,7 +7184,6 @@
           <w:p>
             <w:pPr>
               <w:pStyle w:val="Compact"/>
-              <w:jc w:val="left"/>
             </w:pPr>
             <w:r>
               <w:t xml:space="preserve">El servidor autoritativo contesta la IP → el resolver la entrega al PC</w:t>
@@ -7611,7 +7195,6 @@
           <w:p>
             <w:pPr>
               <w:pStyle w:val="Compact"/>
-              <w:jc w:val="left"/>
             </w:pPr>
             <w:r>
               <w:t xml:space="preserve">—</w:t>
@@ -7647,13 +7230,7 @@
         <w:t xml:space="preserve"> </w:t>
       </w:r>
       <w:r>
-        <w:t xml:space="preserve">“</w:t>
-      </w:r>
-      <w:r>
-        <w:t xml:space="preserve">consíguemelo y no vuelvas sin la respuesta</w:t>
-      </w:r>
-      <w:r>
-        <w:t xml:space="preserve">”</w:t>
+        <w:t xml:space="preserve">“consíguemelo y no vuelvas sin la respuesta”</w:t>
       </w:r>
       <w:r>
         <w:t xml:space="preserve"> </w:t>
@@ -7681,13 +7258,7 @@
         <w:t xml:space="preserve"> </w:t>
       </w:r>
       <w:r>
-        <w:t xml:space="preserve">“</w:t>
-      </w:r>
-      <w:r>
-        <w:t xml:space="preserve">yo no lo sé, pero pregunta ahí</w:t>
-      </w:r>
-      <w:r>
-        <w:t xml:space="preserve">”</w:t>
+        <w:t xml:space="preserve">“yo no lo sé, pero pregunta ahí”</w:t>
       </w:r>
       <w:r>
         <w:t xml:space="preserve"> </w:t>
@@ -7756,8 +7327,8 @@
         </w:pict>
       </w:r>
     </w:p>
-    <w:bookmarkEnd w:id="76"/>
-    <w:bookmarkStart w:id="77" w:name="la-caché-memoria-del-sistema"/>
+    <w:bookmarkEnd w:id="65"/>
+    <w:bookmarkStart w:id="66" w:name="la-caché-memoria-del-sistema"/>
     <w:p>
       <w:pPr>
         <w:pStyle w:val="Heading2"/>
@@ -7829,13 +7400,7 @@
         <w:t xml:space="preserve"> </w:t>
       </w:r>
       <w:r>
-        <w:t xml:space="preserve">“</w:t>
-      </w:r>
-      <w:r>
-        <w:t xml:space="preserve">¿estoy viendo una respuesta fresca o una caché vieja?</w:t>
-      </w:r>
-      <w:r>
-        <w:t xml:space="preserve">”</w:t>
+        <w:t xml:space="preserve">“¿estoy viendo una respuesta fresca o una caché vieja?”</w:t>
       </w:r>
     </w:p>
     <w:p>
@@ -7883,8 +7448,8 @@
         </w:pict>
       </w:r>
     </w:p>
-    <w:bookmarkEnd w:id="77"/>
-    <w:bookmarkStart w:id="78" w:name="los-registros-qué-hay-dentro-de-una-zona"/>
+    <w:bookmarkEnd w:id="66"/>
+    <w:bookmarkStart w:id="67" w:name="los-registros-qué-hay-dentro-de-una-zona"/>
     <w:p>
       <w:pPr>
         <w:pStyle w:val="Heading2"/>
@@ -7904,13 +7469,7 @@
         <w:t xml:space="preserve"> </w:t>
       </w:r>
       <w:r>
-        <w:t xml:space="preserve">“</w:t>
-      </w:r>
-      <w:r>
-        <w:t xml:space="preserve">nombres e IPs</w:t>
-      </w:r>
-      <w:r>
-        <w:t xml:space="preserve">”</w:t>
+        <w:t xml:space="preserve">“nombres e IPs”</w:t>
       </w:r>
       <w:r>
         <w:t xml:space="preserve"> </w:t>
@@ -7936,7 +7495,6 @@
       <w:tblPr>
         <w:tblStyle w:val="Table"/>
         <w:tblW w:type="pct" w:w="5000"/>
-        <w:jc w:val="left"/>
         <w:tblLayout w:type="fixed"/>
         <w:tblLook w:firstRow="1" w:lastRow="0" w:firstColumn="0" w:lastColumn="0" w:noHBand="0" w:noVBand="0" w:val="0020"/>
       </w:tblPr>
@@ -7954,7 +7512,6 @@
           <w:p>
             <w:pPr>
               <w:pStyle w:val="Compact"/>
-              <w:jc w:val="left"/>
             </w:pPr>
             <w:r>
               <w:t xml:space="preserve">Registro</w:t>
@@ -7966,7 +7523,6 @@
           <w:p>
             <w:pPr>
               <w:pStyle w:val="Compact"/>
-              <w:jc w:val="left"/>
             </w:pPr>
             <w:r>
               <w:t xml:space="preserve">Qué guarda</w:t>
@@ -7978,7 +7534,6 @@
           <w:p>
             <w:pPr>
               <w:pStyle w:val="Compact"/>
-              <w:jc w:val="left"/>
             </w:pPr>
             <w:r>
               <w:t xml:space="preserve">Ejemplo</w:t>
@@ -7992,7 +7547,6 @@
           <w:p>
             <w:pPr>
               <w:pStyle w:val="Compact"/>
-              <w:jc w:val="left"/>
             </w:pPr>
             <w:r>
               <w:rPr>
@@ -8008,7 +7562,6 @@
           <w:p>
             <w:pPr>
               <w:pStyle w:val="Compact"/>
-              <w:jc w:val="left"/>
             </w:pPr>
             <w:r>
               <w:t xml:space="preserve">Nombre → IPv4</w:t>
@@ -8020,7 +7573,6 @@
           <w:p>
             <w:pPr>
               <w:pStyle w:val="Compact"/>
-              <w:jc w:val="left"/>
             </w:pPr>
             <w:r>
               <w:t xml:space="preserve">www.ejemplo.es → 203.0.113.10</w:t>
@@ -8034,7 +7586,6 @@
           <w:p>
             <w:pPr>
               <w:pStyle w:val="Compact"/>
-              <w:jc w:val="left"/>
             </w:pPr>
             <w:r>
               <w:rPr>
@@ -8050,7 +7601,6 @@
           <w:p>
             <w:pPr>
               <w:pStyle w:val="Compact"/>
-              <w:jc w:val="left"/>
             </w:pPr>
             <w:r>
               <w:t xml:space="preserve">Nombre → IPv6</w:t>
@@ -8062,7 +7612,6 @@
           <w:p>
             <w:pPr>
               <w:pStyle w:val="Compact"/>
-              <w:jc w:val="left"/>
             </w:pPr>
             <w:r>
               <w:t xml:space="preserve">www.ejemplo.es → 2001:db8::10</w:t>
@@ -8076,7 +7625,6 @@
           <w:p>
             <w:pPr>
               <w:pStyle w:val="Compact"/>
-              <w:jc w:val="left"/>
             </w:pPr>
             <w:r>
               <w:rPr>
@@ -8092,7 +7640,6 @@
           <w:p>
             <w:pPr>
               <w:pStyle w:val="Compact"/>
-              <w:jc w:val="left"/>
             </w:pPr>
             <w:r>
               <w:t xml:space="preserve">Alias → otro nombre</w:t>
@@ -8104,7 +7651,6 @@
           <w:p>
             <w:pPr>
               <w:pStyle w:val="Compact"/>
-              <w:jc w:val="left"/>
             </w:pPr>
             <w:r>
               <w:t xml:space="preserve">web.ejemplo.es → www.ejemplo.es</w:t>
@@ -8118,7 +7664,6 @@
           <w:p>
             <w:pPr>
               <w:pStyle w:val="Compact"/>
-              <w:jc w:val="left"/>
             </w:pPr>
             <w:r>
               <w:rPr>
@@ -8134,7 +7679,6 @@
           <w:p>
             <w:pPr>
               <w:pStyle w:val="Compact"/>
-              <w:jc w:val="left"/>
             </w:pPr>
             <w:r>
               <w:t xml:space="preserve">Servidores de correo del dominio (con prioridad)</w:t>
@@ -8146,7 +7690,6 @@
           <w:p>
             <w:pPr>
               <w:pStyle w:val="Compact"/>
-              <w:jc w:val="left"/>
             </w:pPr>
             <w:r>
               <w:t xml:space="preserve">10 mail.ejemplo.es</w:t>
@@ -8160,7 +7703,6 @@
           <w:p>
             <w:pPr>
               <w:pStyle w:val="Compact"/>
-              <w:jc w:val="left"/>
             </w:pPr>
             <w:r>
               <w:rPr>
@@ -8176,7 +7718,6 @@
           <w:p>
             <w:pPr>
               <w:pStyle w:val="Compact"/>
-              <w:jc w:val="left"/>
             </w:pPr>
             <w:r>
               <w:t xml:space="preserve">Servidores DNS autoritativos de la zona</w:t>
@@ -8188,7 +7729,6 @@
           <w:p>
             <w:pPr>
               <w:pStyle w:val="Compact"/>
-              <w:jc w:val="left"/>
             </w:pPr>
             <w:r>
               <w:t xml:space="preserve">ns1.ejemplo.es</w:t>
@@ -8202,7 +7742,6 @@
           <w:p>
             <w:pPr>
               <w:pStyle w:val="Compact"/>
-              <w:jc w:val="left"/>
             </w:pPr>
             <w:r>
               <w:rPr>
@@ -8218,7 +7757,6 @@
           <w:p>
             <w:pPr>
               <w:pStyle w:val="Compact"/>
-              <w:jc w:val="left"/>
             </w:pPr>
             <w:r>
               <w:t xml:space="preserve">IP → nombre (resolución inversa)</w:t>
@@ -8230,7 +7768,6 @@
           <w:p>
             <w:pPr>
               <w:pStyle w:val="Compact"/>
-              <w:jc w:val="left"/>
             </w:pPr>
             <w:r>
               <w:t xml:space="preserve">10.113.0.203.in-addr.arpa → www.ejemplo.es</w:t>
@@ -8244,7 +7781,6 @@
           <w:p>
             <w:pPr>
               <w:pStyle w:val="Compact"/>
-              <w:jc w:val="left"/>
             </w:pPr>
             <w:r>
               <w:rPr>
@@ -8260,7 +7796,6 @@
           <w:p>
             <w:pPr>
               <w:pStyle w:val="Compact"/>
-              <w:jc w:val="left"/>
             </w:pPr>
             <w:r>
               <w:t xml:space="preserve">Metadatos de la zona: administrador, seriales, timers</w:t>
@@ -8272,7 +7807,6 @@
           <w:p>
             <w:pPr>
               <w:pStyle w:val="Compact"/>
-              <w:jc w:val="left"/>
             </w:pPr>
             <w:r>
               <w:t xml:space="preserve">—</w:t>
@@ -8312,8 +7846,8 @@
         </w:pict>
       </w:r>
     </w:p>
-    <w:bookmarkEnd w:id="78"/>
-    <w:bookmarkStart w:id="79" w:name="zona-directa-y-zona-inversa"/>
+    <w:bookmarkEnd w:id="67"/>
+    <w:bookmarkStart w:id="68" w:name="zona-directa-y-zona-inversa"/>
     <w:p>
       <w:pPr>
         <w:pStyle w:val="Heading2"/>
@@ -8389,13 +7923,7 @@
         <w:t xml:space="preserve"> </w:t>
       </w:r>
       <w:r>
-        <w:t xml:space="preserve">“</w:t>
-      </w:r>
-      <w:r>
-        <w:t xml:space="preserve">no reverse DNS</w:t>
-      </w:r>
-      <w:r>
-        <w:t xml:space="preserve">”</w:t>
+        <w:t xml:space="preserve">“no reverse DNS”</w:t>
       </w:r>
       <w:r>
         <w:t xml:space="preserve">, ya sabes: a tu IP pública le falta su PTR.</w:t>
@@ -8408,8 +7936,8 @@
         </w:pict>
       </w:r>
     </w:p>
-    <w:bookmarkEnd w:id="79"/>
-    <w:bookmarkStart w:id="80" w:name="mini-chequeo-3"/>
+    <w:bookmarkEnd w:id="68"/>
+    <w:bookmarkStart w:id="69" w:name="mini-chequeo-3"/>
     <w:p>
       <w:pPr>
         <w:pStyle w:val="Heading2"/>
@@ -8469,13 +7997,7 @@
         <w:t xml:space="preserve"> </w:t>
       </w:r>
       <w:r>
-        <w:t xml:space="preserve">“</w:t>
-      </w:r>
-      <w:r>
-        <w:t xml:space="preserve">no navega</w:t>
-      </w:r>
-      <w:r>
-        <w:t xml:space="preserve">”</w:t>
+        <w:t xml:space="preserve">“no navega”</w:t>
       </w:r>
       <w:r>
         <w:t xml:space="preserve"> </w:t>
@@ -8673,8 +8195,8 @@
         </w:pict>
       </w:r>
     </w:p>
-    <w:bookmarkEnd w:id="80"/>
-    <w:bookmarkStart w:id="81" w:name="resumen-en-3-frases-3"/>
+    <w:bookmarkEnd w:id="69"/>
+    <w:bookmarkStart w:id="70" w:name="resumen-en-3-frases-3"/>
     <w:p>
       <w:pPr>
         <w:pStyle w:val="Heading2"/>
@@ -8761,8 +8283,8 @@
         <w:t xml:space="preserve">Los registros tipados (A, AAAA, CNAME, MX, NS, PTR) son el idioma de las zonas; la inversa (PTR) importa más de lo que crees.</w:t>
       </w:r>
     </w:p>
-    <w:bookmarkEnd w:id="81"/>
-    <w:bookmarkStart w:id="82" w:name="vocabulario-rápido-3"/>
+    <w:bookmarkEnd w:id="70"/>
+    <w:bookmarkStart w:id="71" w:name="vocabulario-rápido-3"/>
     <w:p>
       <w:pPr>
         <w:pStyle w:val="Heading2"/>
@@ -8775,7 +8297,6 @@
       <w:tblPr>
         <w:tblStyle w:val="Table"/>
         <w:tblW w:type="auto" w:w="0"/>
-        <w:jc w:val="left"/>
         <w:tblLook w:firstRow="1" w:lastRow="0" w:firstColumn="0" w:lastColumn="0" w:noHBand="0" w:noVBand="0" w:val="0020"/>
       </w:tblPr>
       <w:tblGrid>
@@ -8791,7 +8312,6 @@
           <w:p>
             <w:pPr>
               <w:pStyle w:val="Compact"/>
-              <w:jc w:val="left"/>
             </w:pPr>
             <w:r>
               <w:t xml:space="preserve">Término</w:t>
@@ -8803,7 +8323,6 @@
           <w:p>
             <w:pPr>
               <w:pStyle w:val="Compact"/>
-              <w:jc w:val="left"/>
             </w:pPr>
             <w:r>
               <w:t xml:space="preserve">Idea general</w:t>
@@ -8817,7 +8336,6 @@
           <w:p>
             <w:pPr>
               <w:pStyle w:val="Compact"/>
-              <w:jc w:val="left"/>
             </w:pPr>
             <w:r>
               <w:t xml:space="preserve">Resolver</w:t>
@@ -8829,7 +8347,6 @@
           <w:p>
             <w:pPr>
               <w:pStyle w:val="Compact"/>
-              <w:jc w:val="left"/>
             </w:pPr>
             <w:r>
               <w:t xml:space="preserve">Servidor DNS que hace las consultas en tu nombre</w:t>
@@ -8843,7 +8360,6 @@
           <w:p>
             <w:pPr>
               <w:pStyle w:val="Compact"/>
-              <w:jc w:val="left"/>
             </w:pPr>
             <w:r>
               <w:t xml:space="preserve">Autoritativo</w:t>
@@ -8855,7 +8371,6 @@
           <w:p>
             <w:pPr>
               <w:pStyle w:val="Compact"/>
-              <w:jc w:val="left"/>
             </w:pPr>
             <w:r>
               <w:t xml:space="preserve">Servidor que tiene la respuesta oficial de una zona</w:t>
@@ -8869,7 +8384,6 @@
           <w:p>
             <w:pPr>
               <w:pStyle w:val="Compact"/>
-              <w:jc w:val="left"/>
             </w:pPr>
             <w:r>
               <w:t xml:space="preserve">TTL</w:t>
@@ -8881,7 +8395,6 @@
           <w:p>
             <w:pPr>
               <w:pStyle w:val="Compact"/>
-              <w:jc w:val="left"/>
             </w:pPr>
             <w:r>
               <w:t xml:space="preserve">Segundos que una respuesta puede vivir en caché</w:t>
@@ -8895,7 +8408,6 @@
           <w:p>
             <w:pPr>
               <w:pStyle w:val="Compact"/>
-              <w:jc w:val="left"/>
             </w:pPr>
             <w:r>
               <w:t xml:space="preserve">Zona</w:t>
@@ -8907,7 +8419,6 @@
           <w:p>
             <w:pPr>
               <w:pStyle w:val="Compact"/>
-              <w:jc w:val="left"/>
             </w:pPr>
             <w:r>
               <w:t xml:space="preserve">Porción del árbol DNS que gestiona un servidor</w:t>
@@ -8921,7 +8432,6 @@
           <w:p>
             <w:pPr>
               <w:pStyle w:val="Compact"/>
-              <w:jc w:val="left"/>
             </w:pPr>
             <w:r>
               <w:t xml:space="preserve">in-addr.arpa</w:t>
@@ -8933,7 +8443,6 @@
           <w:p>
             <w:pPr>
               <w:pStyle w:val="Compact"/>
-              <w:jc w:val="left"/>
             </w:pPr>
             <w:r>
               <w:t xml:space="preserve">Dominio especial de la resolución inversa</w:t>
@@ -8959,7 +8468,7 @@
       <w:r>
         <w:t xml:space="preserve"> </w:t>
       </w:r>
-      <w:hyperlink r:id="rId44">
+      <w:hyperlink r:id="rId33">
         <w:r>
           <w:rPr>
             <w:rStyle w:val="Hyperlink"/>
@@ -8986,7 +8495,7 @@
       <w:r>
         <w:t xml:space="preserve"> </w:t>
       </w:r>
-      <w:hyperlink r:id="rId23">
+      <w:hyperlink r:id="rId12">
         <w:r>
           <w:rPr>
             <w:rStyle w:val="Hyperlink"/>
@@ -9013,7 +8522,7 @@
       <w:r>
         <w:t xml:space="preserve"> </w:t>
       </w:r>
-      <w:hyperlink r:id="rId25">
+      <w:hyperlink r:id="rId14">
         <w:r>
           <w:rPr>
             <w:rStyle w:val="Hyperlink"/>
@@ -9022,9 +8531,9 @@
         </w:r>
       </w:hyperlink>
     </w:p>
-    <w:bookmarkEnd w:id="82"/>
-    <w:bookmarkEnd w:id="83"/>
-    <w:bookmarkStart w:id="91" w:name="registros-y-zonas-dns"/>
+    <w:bookmarkEnd w:id="71"/>
+    <w:bookmarkEnd w:id="72"/>
+    <w:bookmarkStart w:id="80" w:name="registros-y-zonas-dns"/>
     <w:p>
       <w:pPr>
         <w:pStyle w:val="Heading1"/>
@@ -9088,7 +8597,7 @@
         </w:pict>
       </w:r>
     </w:p>
-    <w:bookmarkStart w:id="84" w:name="la-idea-en-una-frase-4"/>
+    <w:bookmarkStart w:id="73" w:name="la-idea-en-una-frase-4"/>
     <w:p>
       <w:pPr>
         <w:pStyle w:val="Heading2"/>
@@ -9140,13 +8649,7 @@
         <w:t xml:space="preserve"> </w:t>
       </w:r>
       <w:r>
-        <w:t xml:space="preserve">“</w:t>
-      </w:r>
-      <w:r>
-        <w:t xml:space="preserve">todo funciona</w:t>
-      </w:r>
-      <w:r>
-        <w:t xml:space="preserve">”</w:t>
+        <w:t xml:space="preserve">“todo funciona”</w:t>
       </w:r>
       <w:r>
         <w:t xml:space="preserve"> </w:t>
@@ -9158,13 +8661,7 @@
         <w:t xml:space="preserve"> </w:t>
       </w:r>
       <w:r>
-        <w:t xml:space="preserve">“</w:t>
-      </w:r>
-      <w:r>
-        <w:t xml:space="preserve">¿por qué el correo no sale?</w:t>
-      </w:r>
-      <w:r>
-        <w:t xml:space="preserve">”</w:t>
+        <w:t xml:space="preserve">“¿por qué el correo no sale?”</w:t>
       </w:r>
       <w:r>
         <w:t xml:space="preserve">.</w:t>
@@ -9177,8 +8674,8 @@
         </w:pict>
       </w:r>
     </w:p>
-    <w:bookmarkEnd w:id="84"/>
-    <w:bookmarkStart w:id="85" w:name="anatomía-de-una-zona"/>
+    <w:bookmarkEnd w:id="73"/>
+    <w:bookmarkStart w:id="74" w:name="anatomía-de-una-zona"/>
     <w:p>
       <w:pPr>
         <w:pStyle w:val="Heading2"/>
@@ -9298,13 +8795,7 @@
         <w:t xml:space="preserve"> </w:t>
       </w:r>
       <w:r>
-        <w:t xml:space="preserve">“</w:t>
-      </w:r>
-      <w:r>
-        <w:t xml:space="preserve">el propio dominio, sin host delante</w:t>
-      </w:r>
-      <w:r>
-        <w:t xml:space="preserve">”</w:t>
+        <w:t xml:space="preserve">“el propio dominio, sin host delante”</w:t>
       </w:r>
       <w:r>
         <w:t xml:space="preserve">. El</w:t>
@@ -9349,8 +8840,8 @@
         </w:pict>
       </w:r>
     </w:p>
-    <w:bookmarkEnd w:id="85"/>
-    <w:bookmarkStart w:id="86" w:name="cómo-se-crea-y-se-replica-una-zona"/>
+    <w:bookmarkEnd w:id="74"/>
+    <w:bookmarkStart w:id="75" w:name="cómo-se-crea-y-se-replica-una-zona"/>
     <w:p>
       <w:pPr>
         <w:pStyle w:val="Heading2"/>
@@ -9363,7 +8854,6 @@
       <w:tblPr>
         <w:tblStyle w:val="Table"/>
         <w:tblW w:type="pct" w:w="5000"/>
-        <w:jc w:val="left"/>
         <w:tblLayout w:type="fixed"/>
         <w:tblLook w:firstRow="1" w:lastRow="0" w:firstColumn="0" w:lastColumn="0" w:noHBand="0" w:noVBand="0" w:val="0020"/>
       </w:tblPr>
@@ -9381,7 +8871,6 @@
           <w:p>
             <w:pPr>
               <w:pStyle w:val="Compact"/>
-              <w:jc w:val="left"/>
             </w:pPr>
             <w:r>
               <w:t xml:space="preserve">Concepto</w:t>
@@ -9393,7 +8882,6 @@
           <w:p>
             <w:pPr>
               <w:pStyle w:val="Compact"/>
-              <w:jc w:val="left"/>
             </w:pPr>
             <w:r>
               <w:t xml:space="preserve">Qué es</w:t>
@@ -9405,7 +8893,6 @@
           <w:p>
             <w:pPr>
               <w:pStyle w:val="Compact"/>
-              <w:jc w:val="left"/>
             </w:pPr>
             <w:r>
               <w:t xml:space="preserve">Detalle práctico</w:t>
@@ -9419,7 +8906,6 @@
           <w:p>
             <w:pPr>
               <w:pStyle w:val="Compact"/>
-              <w:jc w:val="left"/>
             </w:pPr>
             <w:r>
               <w:t xml:space="preserve">Zona primaria</w:t>
@@ -9431,7 +8917,6 @@
           <w:p>
             <w:pPr>
               <w:pStyle w:val="Compact"/>
-              <w:jc w:val="left"/>
             </w:pPr>
             <w:r>
               <w:t xml:space="preserve">Donde se edita</w:t>
@@ -9443,7 +8928,6 @@
           <w:p>
             <w:pPr>
               <w:pStyle w:val="Compact"/>
-              <w:jc w:val="left"/>
             </w:pPr>
             <w:r>
               <w:t xml:space="preserve">El servidor con la copia de lectura/escritura</w:t>
@@ -9457,7 +8941,6 @@
           <w:p>
             <w:pPr>
               <w:pStyle w:val="Compact"/>
-              <w:jc w:val="left"/>
             </w:pPr>
             <w:r>
               <w:t xml:space="preserve">Zona secundaria</w:t>
@@ -9469,7 +8952,6 @@
           <w:p>
             <w:pPr>
               <w:pStyle w:val="Compact"/>
-              <w:jc w:val="left"/>
             </w:pPr>
             <w:r>
               <w:t xml:space="preserve">Copia de solo lectura</w:t>
@@ -9481,7 +8963,6 @@
           <w:p>
             <w:pPr>
               <w:pStyle w:val="Compact"/>
-              <w:jc w:val="left"/>
             </w:pPr>
             <w:r>
               <w:t xml:space="preserve">Recibe las transferencias de zona del primario</w:t>
@@ -9495,7 +8976,6 @@
           <w:p>
             <w:pPr>
               <w:pStyle w:val="Compact"/>
-              <w:jc w:val="left"/>
             </w:pPr>
             <w:r>
               <w:t xml:space="preserve">Transferencia AXFR/IXFR</w:t>
@@ -9507,7 +8987,6 @@
           <w:p>
             <w:pPr>
               <w:pStyle w:val="Compact"/>
-              <w:jc w:val="left"/>
             </w:pPr>
             <w:r>
               <w:t xml:space="preserve">Replicación</w:t>
@@ -9519,7 +8998,6 @@
           <w:p>
             <w:pPr>
               <w:pStyle w:val="Compact"/>
-              <w:jc w:val="left"/>
             </w:pPr>
             <w:r>
               <w:t xml:space="preserve">AXFR completa, IXFR solo los cambios incrementales</w:t>
@@ -9533,7 +9011,6 @@
           <w:p>
             <w:pPr>
               <w:pStyle w:val="Compact"/>
-              <w:jc w:val="left"/>
             </w:pPr>
             <w:r>
               <w:t xml:space="preserve">Delegación</w:t>
@@ -9545,7 +9022,6 @@
           <w:p>
             <w:pPr>
               <w:pStyle w:val="Compact"/>
-              <w:jc w:val="left"/>
             </w:pPr>
             <w:r>
               <w:t xml:space="preserve">Subdominio a otro servidor</w:t>
@@ -9557,7 +9033,6 @@
           <w:p>
             <w:pPr>
               <w:pStyle w:val="Compact"/>
-              <w:jc w:val="left"/>
             </w:pPr>
             <w:r>
               <w:rPr>
@@ -9599,13 +9074,7 @@
         <w:t xml:space="preserve"> </w:t>
       </w:r>
       <w:r>
-        <w:t xml:space="preserve">“</w:t>
-      </w:r>
-      <w:r>
-        <w:t xml:space="preserve">esclavo antiguo</w:t>
-      </w:r>
-      <w:r>
-        <w:t xml:space="preserve">”</w:t>
+        <w:t xml:space="preserve">“esclavo antiguo”</w:t>
       </w:r>
       <w:r>
         <w:t xml:space="preserve">: es un peer con copia de solo lectura que los clientes consultan igual.</w:t>
@@ -9632,13 +9101,7 @@
         <w:t xml:space="preserve"> </w:t>
       </w:r>
       <w:r>
-        <w:t xml:space="preserve">“</w:t>
-      </w:r>
-      <w:r>
-        <w:t xml:space="preserve">Transferencias de zona abiertas a cualquiera: el mejor regalo que puedes hacer a un atacante, que se lleva el mapa completo de tu red con nombres, IPs y servicios. Limita las AXFR a los secundarios declarados. Gracias por venir.</w:t>
-      </w:r>
-      <w:r>
-        <w:t xml:space="preserve">”</w:t>
+        <w:t xml:space="preserve">“Transferencias de zona abiertas a cualquiera: el mejor regalo que puedes hacer a un atacante, que se lleva el mapa completo de tu red con nombres, IPs y servicios. Limita las AXFR a los secundarios declarados. Gracias por venir.”</w:t>
       </w:r>
     </w:p>
     <w:p>
@@ -9648,8 +9111,8 @@
         </w:pict>
       </w:r>
     </w:p>
-    <w:bookmarkEnd w:id="86"/>
-    <w:bookmarkStart w:id="87" w:name="X742f307941d561d2bf451626602cc321afc4146"/>
+    <w:bookmarkEnd w:id="75"/>
+    <w:bookmarkStart w:id="76" w:name="X742f307941d561d2bf451626602cc321afc4146"/>
     <w:p>
       <w:pPr>
         <w:pStyle w:val="Heading2"/>
@@ -9701,13 +9164,7 @@
         <w:t xml:space="preserve"> </w:t>
       </w:r>
       <w:r>
-        <w:t xml:space="preserve">“</w:t>
-      </w:r>
-      <w:r>
-        <w:t xml:space="preserve">todo lo que no conozca, mándaselo a 8.8.8.8</w:t>
-      </w:r>
-      <w:r>
-        <w:t xml:space="preserve">”</w:t>
+        <w:t xml:space="preserve">“todo lo que no conozca, mándaselo a 8.8.8.8”</w:t>
       </w:r>
       <w:r>
         <w:t xml:space="preserve">. Sencillo, pero filtros de contenido y caché corporativa dejan de funcionar.</w:t>
@@ -9732,10 +9189,7 @@
         <w:t xml:space="preserve"> </w:t>
       </w:r>
       <w:r>
-        <w:t xml:space="preserve">“</w:t>
-      </w:r>
-      <w:r>
-        <w:t xml:space="preserve">las consultas de</w:t>
+        <w:t xml:space="preserve">“las consultas de</w:t>
       </w:r>
       <w:r>
         <w:t xml:space="preserve"> </w:t>
@@ -9750,10 +9204,7 @@
         <w:t xml:space="preserve"> </w:t>
       </w:r>
       <w:r>
-        <w:t xml:space="preserve">mándaselas a 10.20.30.40</w:t>
-      </w:r>
-      <w:r>
-        <w:t xml:space="preserve">”</w:t>
+        <w:t xml:space="preserve">mándaselas a 10.20.30.40”</w:t>
       </w:r>
       <w:r>
         <w:t xml:space="preserve">. Imprescindible cuando te fusionas con otra empresa o usas dominios de socio.</w:t>
@@ -9770,13 +9221,7 @@
         <w:t xml:space="preserve"> </w:t>
       </w:r>
       <w:r>
-        <w:t xml:space="preserve">“</w:t>
-      </w:r>
-      <w:r>
-        <w:t xml:space="preserve">romper</w:t>
-      </w:r>
-      <w:r>
-        <w:t xml:space="preserve">”</w:t>
+        <w:t xml:space="preserve">“romper”</w:t>
       </w:r>
       <w:r>
         <w:t xml:space="preserve"> </w:t>
@@ -9792,8 +9237,8 @@
         </w:pict>
       </w:r>
     </w:p>
-    <w:bookmarkEnd w:id="87"/>
-    <w:bookmarkStart w:id="88" w:name="mini-chequeo-4"/>
+    <w:bookmarkEnd w:id="76"/>
+    <w:bookmarkStart w:id="77" w:name="mini-chequeo-4"/>
     <w:p>
       <w:pPr>
         <w:pStyle w:val="Heading2"/>
@@ -10032,8 +9477,8 @@
         </w:pict>
       </w:r>
     </w:p>
-    <w:bookmarkEnd w:id="88"/>
-    <w:bookmarkStart w:id="89" w:name="resumen-en-3-frases-4"/>
+    <w:bookmarkEnd w:id="77"/>
+    <w:bookmarkStart w:id="78" w:name="resumen-en-3-frases-4"/>
     <w:p>
       <w:pPr>
         <w:pStyle w:val="Heading2"/>
@@ -10142,8 +9587,8 @@
         <w:t xml:space="preserve">(globales o condicionales) conectan tu DNS interno con el resto del mundo sin exponer tu zona.</w:t>
       </w:r>
     </w:p>
-    <w:bookmarkEnd w:id="89"/>
-    <w:bookmarkStart w:id="90" w:name="vocabulario-rápido-4"/>
+    <w:bookmarkEnd w:id="78"/>
+    <w:bookmarkStart w:id="79" w:name="vocabulario-rápido-4"/>
     <w:p>
       <w:pPr>
         <w:pStyle w:val="Heading2"/>
@@ -10156,7 +9601,6 @@
       <w:tblPr>
         <w:tblStyle w:val="Table"/>
         <w:tblW w:type="pct" w:w="5000"/>
-        <w:jc w:val="left"/>
         <w:tblLayout w:type="fixed"/>
         <w:tblLook w:firstRow="1" w:lastRow="0" w:firstColumn="0" w:lastColumn="0" w:noHBand="0" w:noVBand="0" w:val="0020"/>
       </w:tblPr>
@@ -10173,7 +9617,6 @@
           <w:p>
             <w:pPr>
               <w:pStyle w:val="Compact"/>
-              <w:jc w:val="left"/>
             </w:pPr>
             <w:r>
               <w:t xml:space="preserve">Término</w:t>
@@ -10185,7 +9628,6 @@
           <w:p>
             <w:pPr>
               <w:pStyle w:val="Compact"/>
-              <w:jc w:val="left"/>
             </w:pPr>
             <w:r>
               <w:t xml:space="preserve">Idea general</w:t>
@@ -10199,7 +9641,6 @@
           <w:p>
             <w:pPr>
               <w:pStyle w:val="Compact"/>
-              <w:jc w:val="left"/>
             </w:pPr>
             <w:r>
               <w:t xml:space="preserve">SOA</w:t>
@@ -10211,7 +9652,6 @@
           <w:p>
             <w:pPr>
               <w:pStyle w:val="Compact"/>
-              <w:jc w:val="left"/>
             </w:pPr>
             <w:r>
               <w:t xml:space="preserve">Registro inicial de la zona: admin, serial y timers</w:t>
@@ -10225,7 +9665,6 @@
           <w:p>
             <w:pPr>
               <w:pStyle w:val="Compact"/>
-              <w:jc w:val="left"/>
             </w:pPr>
             <w:r>
               <w:t xml:space="preserve">Serial</w:t>
@@ -10237,7 +9676,6 @@
           <w:p>
             <w:pPr>
               <w:pStyle w:val="Compact"/>
-              <w:jc w:val="left"/>
             </w:pPr>
             <w:r>
               <w:t xml:space="preserve">Número de versión de la zona; sube con cada cambio</w:t>
@@ -10251,7 +9689,6 @@
           <w:p>
             <w:pPr>
               <w:pStyle w:val="Compact"/>
-              <w:jc w:val="left"/>
             </w:pPr>
             <w:r>
               <w:t xml:space="preserve">Zona secundaria</w:t>
@@ -10263,7 +9700,6 @@
           <w:p>
             <w:pPr>
               <w:pStyle w:val="Compact"/>
-              <w:jc w:val="left"/>
             </w:pPr>
             <w:r>
               <w:t xml:space="preserve">Réplica de solo lectura de una zona</w:t>
@@ -10277,7 +9713,6 @@
           <w:p>
             <w:pPr>
               <w:pStyle w:val="Compact"/>
-              <w:jc w:val="left"/>
             </w:pPr>
             <w:r>
               <w:t xml:space="preserve">AXFR / IXFR</w:t>
@@ -10289,7 +9724,6 @@
           <w:p>
             <w:pPr>
               <w:pStyle w:val="Compact"/>
-              <w:jc w:val="left"/>
             </w:pPr>
             <w:r>
               <w:t xml:space="preserve">Transferencia completa / incremental de zona</w:t>
@@ -10303,7 +9737,6 @@
           <w:p>
             <w:pPr>
               <w:pStyle w:val="Compact"/>
-              <w:jc w:val="left"/>
             </w:pPr>
             <w:r>
               <w:t xml:space="preserve">Reenviador condicional</w:t>
@@ -10315,7 +9748,6 @@
           <w:p>
             <w:pPr>
               <w:pStyle w:val="Compact"/>
-              <w:jc w:val="left"/>
             </w:pPr>
             <w:r>
               <w:t xml:space="preserve">DNS que manda ciertos dominios a servidores concretos</w:t>
@@ -10341,7 +9773,7 @@
       <w:r>
         <w:t xml:space="preserve"> </w:t>
       </w:r>
-      <w:hyperlink r:id="rId44">
+      <w:hyperlink r:id="rId33">
         <w:r>
           <w:rPr>
             <w:rStyle w:val="Hyperlink"/>
@@ -10368,7 +9800,7 @@
       <w:r>
         <w:t xml:space="preserve"> </w:t>
       </w:r>
-      <w:hyperlink r:id="rId24">
+      <w:hyperlink r:id="rId13">
         <w:r>
           <w:rPr>
             <w:rStyle w:val="Hyperlink"/>
@@ -10395,7 +9827,7 @@
       <w:r>
         <w:t xml:space="preserve"> </w:t>
       </w:r>
-      <w:hyperlink r:id="rId26">
+      <w:hyperlink r:id="rId15">
         <w:r>
           <w:rPr>
             <w:rStyle w:val="Hyperlink"/>
@@ -10404,9 +9836,9 @@
         </w:r>
       </w:hyperlink>
     </w:p>
-    <w:bookmarkEnd w:id="90"/>
-    <w:bookmarkEnd w:id="91"/>
-    <w:bookmarkStart w:id="102" w:name="ntp-la-hora-es-sagrada"/>
+    <w:bookmarkEnd w:id="79"/>
+    <w:bookmarkEnd w:id="80"/>
+    <w:bookmarkStart w:id="91" w:name="ntp-la-hora-es-sagrada"/>
     <w:p>
       <w:pPr>
         <w:pStyle w:val="Heading1"/>
@@ -10470,7 +9902,7 @@
         </w:pict>
       </w:r>
     </w:p>
-    <w:bookmarkStart w:id="92" w:name="la-idea-en-una-frase-5"/>
+    <w:bookmarkStart w:id="81" w:name="la-idea-en-una-frase-5"/>
     <w:p>
       <w:pPr>
         <w:pStyle w:val="Heading2"/>
@@ -10510,13 +9942,7 @@
         <w:t xml:space="preserve"> </w:t>
       </w:r>
       <w:r>
-        <w:t xml:space="preserve">“</w:t>
-      </w:r>
-      <w:r>
-        <w:t xml:space="preserve">antes</w:t>
-      </w:r>
-      <w:r>
-        <w:t xml:space="preserve">”</w:t>
+        <w:t xml:space="preserve">“antes”</w:t>
       </w:r>
       <w:r>
         <w:t xml:space="preserve"> </w:t>
@@ -10532,8 +9958,8 @@
         </w:pict>
       </w:r>
     </w:p>
-    <w:bookmarkEnd w:id="92"/>
-    <w:bookmarkStart w:id="93" w:name="X140b555bd1e38f076fd986a85e2009d3d9d6236"/>
+    <w:bookmarkEnd w:id="81"/>
+    <w:bookmarkStart w:id="82" w:name="X140b555bd1e38f076fd986a85e2009d3d9d6236"/>
     <w:p>
       <w:pPr>
         <w:pStyle w:val="Heading2"/>
@@ -10547,13 +9973,7 @@
         <w:pStyle w:val="FirstParagraph"/>
       </w:pPr>
       <w:r>
-        <w:t xml:space="preserve">“</w:t>
-      </w:r>
-      <w:r>
-        <w:t xml:space="preserve">Que el reloj vaya un poco desajustado no importa</w:t>
-      </w:r>
-      <w:r>
-        <w:t xml:space="preserve">”</w:t>
+        <w:t xml:space="preserve">“Que el reloj vaya un poco desajustado no importa”</w:t>
       </w:r>
       <w:r>
         <w:t xml:space="preserve"> </w:t>
@@ -10566,7 +9986,6 @@
       <w:tblPr>
         <w:tblStyle w:val="Table"/>
         <w:tblW w:type="pct" w:w="5000"/>
-        <w:jc w:val="left"/>
         <w:tblLayout w:type="fixed"/>
         <w:tblLook w:firstRow="1" w:lastRow="0" w:firstColumn="0" w:lastColumn="0" w:noHBand="0" w:noVBand="0" w:val="0020"/>
       </w:tblPr>
@@ -10583,7 +10002,6 @@
           <w:p>
             <w:pPr>
               <w:pStyle w:val="Compact"/>
-              <w:jc w:val="left"/>
             </w:pPr>
             <w:r>
               <w:t xml:space="preserve">Ámbito</w:t>
@@ -10595,7 +10013,6 @@
           <w:p>
             <w:pPr>
               <w:pStyle w:val="Compact"/>
-              <w:jc w:val="left"/>
             </w:pPr>
             <w:r>
               <w:t xml:space="preserve">Qué rompe un reloj desajustado</w:t>
@@ -10609,7 +10026,6 @@
           <w:p>
             <w:pPr>
               <w:pStyle w:val="Compact"/>
-              <w:jc w:val="left"/>
             </w:pPr>
             <w:r>
               <w:rPr>
@@ -10625,7 +10041,6 @@
           <w:p>
             <w:pPr>
               <w:pStyle w:val="Compact"/>
-              <w:jc w:val="left"/>
             </w:pPr>
             <w:r>
               <w:t xml:space="preserve">Un ataque a las 10:03:12 en el router y a las 10:07:45 en el firewall no se puede correlacionar; si los relojes difieren minutos, la traza se pierde</w:t>
@@ -10639,7 +10054,6 @@
           <w:p>
             <w:pPr>
               <w:pStyle w:val="Compact"/>
-              <w:jc w:val="left"/>
             </w:pPr>
             <w:r>
               <w:rPr>
@@ -10655,7 +10069,6 @@
           <w:p>
             <w:pPr>
               <w:pStyle w:val="Compact"/>
-              <w:jc w:val="left"/>
             </w:pPr>
             <w:r>
               <w:t xml:space="preserve">Si tu reloj va mal, el navegador cree que los certificados</w:t>
@@ -10664,13 +10077,7 @@
               <w:t xml:space="preserve"> </w:t>
             </w:r>
             <w:r>
-              <w:t xml:space="preserve">“</w:t>
-            </w:r>
-            <w:r>
-              <w:t xml:space="preserve">aún no valen</w:t>
-            </w:r>
-            <w:r>
-              <w:t xml:space="preserve">”</w:t>
+              <w:t xml:space="preserve">“aún no valen”</w:t>
             </w:r>
             <w:r>
               <w:t xml:space="preserve"> </w:t>
@@ -10682,13 +10089,7 @@
               <w:t xml:space="preserve"> </w:t>
             </w:r>
             <w:r>
-              <w:t xml:space="preserve">“</w:t>
-            </w:r>
-            <w:r>
-              <w:t xml:space="preserve">ya caducaron</w:t>
-            </w:r>
-            <w:r>
-              <w:t xml:space="preserve">”</w:t>
+              <w:t xml:space="preserve">“ya caducaron”</w:t>
             </w:r>
           </w:p>
         </w:tc>
@@ -10699,7 +10100,6 @@
           <w:p>
             <w:pPr>
               <w:pStyle w:val="Compact"/>
-              <w:jc w:val="left"/>
             </w:pPr>
             <w:r>
               <w:rPr>
@@ -10715,7 +10115,6 @@
           <w:p>
             <w:pPr>
               <w:pStyle w:val="Compact"/>
-              <w:jc w:val="left"/>
             </w:pPr>
             <w:r>
               <w:t xml:space="preserve">Tolerancia típica de 5 minutos: pasado eso, nadie inicia sesión</w:t>
@@ -10729,7 +10128,6 @@
           <w:p>
             <w:pPr>
               <w:pStyle w:val="Compact"/>
-              <w:jc w:val="left"/>
             </w:pPr>
             <w:r>
               <w:rPr>
@@ -10745,7 +10143,6 @@
           <w:p>
             <w:pPr>
               <w:pStyle w:val="Compact"/>
-              <w:jc w:val="left"/>
             </w:pPr>
             <w:r>
               <w:t xml:space="preserve">Registros de acceso, logs de proxies, tarificación por tiempo…</w:t>
@@ -10817,8 +10214,8 @@
         </w:pict>
       </w:r>
     </w:p>
-    <w:bookmarkEnd w:id="93"/>
-    <w:bookmarkStart w:id="97" w:name="strata-la-jerarquía-de-la-hora"/>
+    <w:bookmarkEnd w:id="82"/>
+    <w:bookmarkStart w:id="86" w:name="strata-la-jerarquía-de-la-hora"/>
     <w:p>
       <w:pPr>
         <w:pStyle w:val="Heading2"/>
@@ -10857,12 +10254,12 @@
           <wp:inline>
             <wp:extent cx="5334000" cy="5470769"/>
             <wp:effectExtent b="0" l="0" r="0" t="0"/>
-            <wp:docPr descr="Cadena de strata NTP: del reloj atómico (stratum 0) a los servidores de referencia, el pool, el router de la oficina y los clientes" title="" id="95" name="Picture"/>
+            <wp:docPr descr="Cadena de strata NTP: del reloj atómico (stratum 0) a los servidores de referencia, el pool, el router de la oficina y los clientes" title="" id="84" name="Picture"/>
             <a:graphic>
               <a:graphicData uri="http://schemas.openxmlformats.org/drawingml/2006/picture">
                 <pic:pic>
                   <pic:nvPicPr>
-                    <pic:cNvPr descr="public/diagrams/u07-ntp-strata.svg" id="96" name="Picture"/>
+                    <pic:cNvPr descr="public/diagrams/u07-ntp-strata.svg" id="85" name="Picture"/>
                     <pic:cNvPicPr>
                       <a:picLocks noChangeArrowheads="1" noChangeAspect="1"/>
                     </pic:cNvPicPr>
@@ -10874,7 +10271,7 @@
                           <a14:useLocalDpi xmlns:a14="http://schemas.microsoft.com/office/drawing/2010/main" val="0"/>
                         </a:ext>
                         <a:ext uri="{96DAC541-7B7A-43D3-8B79-37D633B846F1}">
-                          <asvg:svgBlip xmlns:asvg="http://schemas.microsoft.com/office/drawing/2016/SVG/main" r:embed="rId94"/>
+                          <asvg:svgBlip xmlns:asvg="http://schemas.microsoft.com/office/drawing/2016/SVG/main" r:embed="rId83"/>
                         </a:ext>
                       </a:extLst>
                     </a:blip>
@@ -11019,13 +10416,7 @@
         <w:t xml:space="preserve"> </w:t>
       </w:r>
       <w:r>
-        <w:t xml:space="preserve">“</w:t>
-      </w:r>
-      <w:r>
-        <w:t xml:space="preserve">la hora</w:t>
-      </w:r>
-      <w:r>
-        <w:t xml:space="preserve">”</w:t>
+        <w:t xml:space="preserve">“la hora”</w:t>
       </w:r>
       <w:r>
         <w:t xml:space="preserve"> </w:t>
@@ -11041,8 +10432,8 @@
         </w:pict>
       </w:r>
     </w:p>
-    <w:bookmarkEnd w:id="97"/>
-    <w:bookmarkStart w:id="98" w:name="X01138dcca9b843e54c014a28b6bfe0073aad907"/>
+    <w:bookmarkEnd w:id="86"/>
+    <w:bookmarkStart w:id="87" w:name="X01138dcca9b843e54c014a28b6bfe0073aad907"/>
     <w:p>
       <w:pPr>
         <w:pStyle w:val="Heading2"/>
@@ -11062,13 +10453,7 @@
         <w:t xml:space="preserve"> </w:t>
       </w:r>
       <w:r>
-        <w:t xml:space="preserve">“</w:t>
-      </w:r>
-      <w:r>
-        <w:t xml:space="preserve">el reloj de Windows de alguien</w:t>
-      </w:r>
-      <w:r>
-        <w:t xml:space="preserve">”</w:t>
+        <w:t xml:space="preserve">“el reloj de Windows de alguien”</w:t>
       </w:r>
       <w:r>
         <w:t xml:space="preserve">: apuntas a fuentes fiables:</w:t>
@@ -11078,7 +10463,6 @@
       <w:tblPr>
         <w:tblStyle w:val="Table"/>
         <w:tblW w:type="pct" w:w="5000"/>
-        <w:jc w:val="left"/>
         <w:tblLayout w:type="fixed"/>
         <w:tblLook w:firstRow="1" w:lastRow="0" w:firstColumn="0" w:lastColumn="0" w:noHBand="0" w:noVBand="0" w:val="0020"/>
       </w:tblPr>
@@ -11096,7 +10480,6 @@
           <w:p>
             <w:pPr>
               <w:pStyle w:val="Compact"/>
-              <w:jc w:val="left"/>
             </w:pPr>
             <w:r>
               <w:t xml:space="preserve">Fuente</w:t>
@@ -11108,7 +10491,6 @@
           <w:p>
             <w:pPr>
               <w:pStyle w:val="Compact"/>
-              <w:jc w:val="left"/>
             </w:pPr>
             <w:r>
               <w:t xml:space="preserve">Ejemplo</w:t>
@@ -11120,7 +10502,6 @@
           <w:p>
             <w:pPr>
               <w:pStyle w:val="Compact"/>
-              <w:jc w:val="left"/>
             </w:pPr>
             <w:r>
               <w:t xml:space="preserve">Comentario</w:t>
@@ -11134,7 +10515,6 @@
           <w:p>
             <w:pPr>
               <w:pStyle w:val="Compact"/>
-              <w:jc w:val="left"/>
             </w:pPr>
             <w:r>
               <w:rPr>
@@ -11150,7 +10530,6 @@
           <w:p>
             <w:pPr>
               <w:pStyle w:val="Compact"/>
-              <w:jc w:val="left"/>
             </w:pPr>
             <w:r>
               <w:rPr>
@@ -11165,7 +10544,6 @@
           <w:p>
             <w:pPr>
               <w:pStyle w:val="Compact"/>
-              <w:jc w:val="left"/>
             </w:pPr>
             <w:r>
               <w:t xml:space="preserve">Round-robin de servidores voluntarios en España</w:t>
@@ -11179,7 +10557,6 @@
           <w:p>
             <w:pPr>
               <w:pStyle w:val="Compact"/>
-              <w:jc w:val="left"/>
             </w:pPr>
             <w:r>
               <w:rPr>
@@ -11195,7 +10572,6 @@
           <w:p>
             <w:pPr>
               <w:pStyle w:val="Compact"/>
-              <w:jc w:val="left"/>
             </w:pPr>
             <w:r>
               <w:rPr>
@@ -11210,7 +10586,6 @@
           <w:p>
             <w:pPr>
               <w:pStyle w:val="Compact"/>
-              <w:jc w:val="left"/>
             </w:pPr>
             <w:r>
               <w:t xml:space="preserve">Fuente institucional oficial</w:t>
@@ -11224,7 +10599,6 @@
           <w:p>
             <w:pPr>
               <w:pStyle w:val="Compact"/>
-              <w:jc w:val="left"/>
             </w:pPr>
             <w:r>
               <w:rPr>
@@ -11240,7 +10614,6 @@
           <w:p>
             <w:pPr>
               <w:pStyle w:val="Compact"/>
-              <w:jc w:val="left"/>
             </w:pPr>
             <w:r>
               <w:t xml:space="preserve">La IP que entrega tu operador</w:t>
@@ -11252,7 +10625,6 @@
           <w:p>
             <w:pPr>
               <w:pStyle w:val="Compact"/>
-              <w:jc w:val="left"/>
             </w:pPr>
             <w:r>
               <w:t xml:space="preserve">Suele ser stratum 2-3 razonable</w:t>
@@ -11266,7 +10638,6 @@
           <w:p>
             <w:pPr>
               <w:pStyle w:val="Compact"/>
-              <w:jc w:val="left"/>
             </w:pPr>
             <w:r>
               <w:rPr>
@@ -11282,7 +10653,6 @@
           <w:p>
             <w:pPr>
               <w:pStyle w:val="Compact"/>
-              <w:jc w:val="left"/>
             </w:pPr>
             <w:r>
               <w:t xml:space="preserve">Antena en el rack</w:t>
@@ -11294,7 +10664,6 @@
           <w:p>
             <w:pPr>
               <w:pStyle w:val="Compact"/>
-              <w:jc w:val="left"/>
             </w:pPr>
             <w:r>
               <w:t xml:space="preserve">Cuando no quieres depender de Internet</w:t>
@@ -11334,8 +10703,8 @@
         </w:pict>
       </w:r>
     </w:p>
-    <w:bookmarkEnd w:id="98"/>
-    <w:bookmarkStart w:id="99" w:name="mini-chequeo-5"/>
+    <w:bookmarkEnd w:id="87"/>
+    <w:bookmarkStart w:id="88" w:name="mini-chequeo-5"/>
     <w:p>
       <w:pPr>
         <w:pStyle w:val="Heading2"/>
@@ -11440,13 +10809,7 @@
         <w:t xml:space="preserve"> </w:t>
       </w:r>
       <w:r>
-        <w:t xml:space="preserve">“</w:t>
-      </w:r>
-      <w:r>
-        <w:t xml:space="preserve">caducan</w:t>
-      </w:r>
-      <w:r>
-        <w:t xml:space="preserve">”</w:t>
+        <w:t xml:space="preserve">“caducan”</w:t>
       </w:r>
       <w:r>
         <w:t xml:space="preserve"> </w:t>
@@ -11458,13 +10821,7 @@
         <w:t xml:space="preserve"> </w:t>
       </w:r>
       <w:r>
-        <w:t xml:space="preserve">“</w:t>
-      </w:r>
-      <w:r>
-        <w:t xml:space="preserve">aún no valen</w:t>
-      </w:r>
-      <w:r>
-        <w:t xml:space="preserve">”</w:t>
+        <w:t xml:space="preserve">“aún no valen”</w:t>
       </w:r>
       <w:r>
         <w:t xml:space="preserve">, y autenticación Kerberos/dominio que rechaza a los usuarios (tolerancia típica de 5 minutos).</w:t>
@@ -11485,13 +10842,7 @@
         <w:t xml:space="preserve"> </w:t>
       </w:r>
       <w:r>
-        <w:t xml:space="preserve">“</w:t>
-      </w:r>
-      <w:r>
-        <w:t xml:space="preserve">slew</w:t>
-      </w:r>
-      <w:r>
-        <w:t xml:space="preserve">”</w:t>
+        <w:t xml:space="preserve">“slew”</w:t>
       </w:r>
       <w:r>
         <w:t xml:space="preserve"> </w:t>
@@ -11519,8 +10870,8 @@
         </w:pict>
       </w:r>
     </w:p>
-    <w:bookmarkEnd w:id="99"/>
-    <w:bookmarkStart w:id="100" w:name="resumen-en-3-frases-5"/>
+    <w:bookmarkEnd w:id="88"/>
+    <w:bookmarkStart w:id="89" w:name="resumen-en-3-frases-5"/>
     <w:p>
       <w:pPr>
         <w:pStyle w:val="Heading2"/>
@@ -11610,8 +10961,8 @@
         <w:t xml:space="preserve">(pool español, ROA…) y deja que el protocolo elija.</w:t>
       </w:r>
     </w:p>
-    <w:bookmarkEnd w:id="100"/>
-    <w:bookmarkStart w:id="101" w:name="vocabulario-rápido-5"/>
+    <w:bookmarkEnd w:id="89"/>
+    <w:bookmarkStart w:id="90" w:name="vocabulario-rápido-5"/>
     <w:p>
       <w:pPr>
         <w:pStyle w:val="Heading2"/>
@@ -11624,7 +10975,6 @@
       <w:tblPr>
         <w:tblStyle w:val="Table"/>
         <w:tblW w:type="auto" w:w="0"/>
-        <w:jc w:val="left"/>
         <w:tblLook w:firstRow="1" w:lastRow="0" w:firstColumn="0" w:lastColumn="0" w:noHBand="0" w:noVBand="0" w:val="0020"/>
       </w:tblPr>
       <w:tblGrid>
@@ -11640,7 +10990,6 @@
           <w:p>
             <w:pPr>
               <w:pStyle w:val="Compact"/>
-              <w:jc w:val="left"/>
             </w:pPr>
             <w:r>
               <w:t xml:space="preserve">Término</w:t>
@@ -11652,7 +11001,6 @@
           <w:p>
             <w:pPr>
               <w:pStyle w:val="Compact"/>
-              <w:jc w:val="left"/>
             </w:pPr>
             <w:r>
               <w:t xml:space="preserve">Idea general</w:t>
@@ -11666,7 +11014,6 @@
           <w:p>
             <w:pPr>
               <w:pStyle w:val="Compact"/>
-              <w:jc w:val="left"/>
             </w:pPr>
             <w:r>
               <w:t xml:space="preserve">Stratum</w:t>
@@ -11678,7 +11025,6 @@
           <w:p>
             <w:pPr>
               <w:pStyle w:val="Compact"/>
-              <w:jc w:val="left"/>
             </w:pPr>
             <w:r>
               <w:t xml:space="preserve">Nivel de la fuente respecto al reloj físico</w:t>
@@ -11692,7 +11038,6 @@
           <w:p>
             <w:pPr>
               <w:pStyle w:val="Compact"/>
-              <w:jc w:val="left"/>
             </w:pPr>
             <w:r>
               <w:t xml:space="preserve">Offset</w:t>
@@ -11704,7 +11049,6 @@
           <w:p>
             <w:pPr>
               <w:pStyle w:val="Compact"/>
-              <w:jc w:val="left"/>
             </w:pPr>
             <w:r>
               <w:t xml:space="preserve">Diferencia entre tu reloj y el de la fuente</w:t>
@@ -11718,7 +11062,6 @@
           <w:p>
             <w:pPr>
               <w:pStyle w:val="Compact"/>
-              <w:jc w:val="left"/>
             </w:pPr>
             <w:r>
               <w:t xml:space="preserve">Drift</w:t>
@@ -11730,7 +11073,6 @@
           <w:p>
             <w:pPr>
               <w:pStyle w:val="Compact"/>
-              <w:jc w:val="left"/>
             </w:pPr>
             <w:r>
               <w:t xml:space="preserve">Deriva natural del reloj local (ppm)</w:t>
@@ -11744,7 +11086,6 @@
           <w:p>
             <w:pPr>
               <w:pStyle w:val="Compact"/>
-              <w:jc w:val="left"/>
             </w:pPr>
             <w:r>
               <w:t xml:space="preserve">Slew</w:t>
@@ -11756,7 +11097,6 @@
           <w:p>
             <w:pPr>
               <w:pStyle w:val="Compact"/>
-              <w:jc w:val="left"/>
             </w:pPr>
             <w:r>
               <w:t xml:space="preserve">Corrección gradual del reloj, sin saltos</w:t>
@@ -11770,7 +11110,6 @@
           <w:p>
             <w:pPr>
               <w:pStyle w:val="Compact"/>
-              <w:jc w:val="left"/>
             </w:pPr>
             <w:r>
               <w:t xml:space="preserve">NTP Pool</w:t>
@@ -11782,7 +11121,6 @@
           <w:p>
             <w:pPr>
               <w:pStyle w:val="Compact"/>
-              <w:jc w:val="left"/>
             </w:pPr>
             <w:r>
               <w:t xml:space="preserve">Red distribuida de servidores de tiempo públicos</w:t>
@@ -11808,7 +11146,7 @@
       <w:r>
         <w:t xml:space="preserve"> </w:t>
       </w:r>
-      <w:hyperlink r:id="rId44">
+      <w:hyperlink r:id="rId33">
         <w:r>
           <w:rPr>
             <w:rStyle w:val="Hyperlink"/>
@@ -11835,7 +11173,7 @@
       <w:r>
         <w:t xml:space="preserve"> </w:t>
       </w:r>
-      <w:hyperlink r:id="rId25">
+      <w:hyperlink r:id="rId14">
         <w:r>
           <w:rPr>
             <w:rStyle w:val="Hyperlink"/>
@@ -11862,7 +11200,7 @@
       <w:r>
         <w:t xml:space="preserve"> </w:t>
       </w:r>
-      <w:hyperlink r:id="rId27">
+      <w:hyperlink r:id="rId16">
         <w:r>
           <w:rPr>
             <w:rStyle w:val="Hyperlink"/>
@@ -11871,9 +11209,9 @@
         </w:r>
       </w:hyperlink>
     </w:p>
-    <w:bookmarkEnd w:id="101"/>
-    <w:bookmarkEnd w:id="102"/>
-    <w:bookmarkStart w:id="113" w:name="X7c557f594312e85bde529f7d81280b55302474c"/>
+    <w:bookmarkEnd w:id="90"/>
+    <w:bookmarkEnd w:id="91"/>
+    <w:bookmarkStart w:id="102" w:name="X7c557f594312e85bde529f7d81280b55302474c"/>
     <w:p>
       <w:pPr>
         <w:pStyle w:val="Heading1"/>
@@ -11937,7 +11275,7 @@
         </w:pict>
       </w:r>
     </w:p>
-    <w:bookmarkStart w:id="103" w:name="la-idea-en-una-frase-6"/>
+    <w:bookmarkStart w:id="92" w:name="la-idea-en-una-frase-6"/>
     <w:p>
       <w:pPr>
         <w:pStyle w:val="Heading2"/>
@@ -11992,8 +11330,8 @@
         </w:pict>
       </w:r>
     </w:p>
-    <w:bookmarkEnd w:id="103"/>
-    <w:bookmarkStart w:id="105" w:name="X4522a3d32fe9f8659a0c1ee7fa11bcf4d9377ac"/>
+    <w:bookmarkEnd w:id="92"/>
+    <w:bookmarkStart w:id="94" w:name="X4522a3d32fe9f8659a0c1ee7fa11bcf4d9377ac"/>
     <w:p>
       <w:pPr>
         <w:pStyle w:val="Heading2"/>
@@ -12087,7 +11425,6 @@
       <w:tblPr>
         <w:tblStyle w:val="Table"/>
         <w:tblW w:type="pct" w:w="5000"/>
-        <w:jc w:val="left"/>
         <w:tblLayout w:type="fixed"/>
         <w:tblLook w:firstRow="1" w:lastRow="0" w:firstColumn="0" w:lastColumn="0" w:noHBand="0" w:noVBand="0" w:val="0020"/>
       </w:tblPr>
@@ -12104,7 +11441,6 @@
           <w:p>
             <w:pPr>
               <w:pStyle w:val="Compact"/>
-              <w:jc w:val="left"/>
             </w:pPr>
             <w:r>
               <w:t xml:space="preserve">Comando</w:t>
@@ -12116,7 +11452,6 @@
           <w:p>
             <w:pPr>
               <w:pStyle w:val="Compact"/>
-              <w:jc w:val="left"/>
             </w:pPr>
             <w:r>
               <w:t xml:space="preserve">Efecto</w:t>
@@ -12130,7 +11465,6 @@
           <w:p>
             <w:pPr>
               <w:pStyle w:val="Compact"/>
-              <w:jc w:val="left"/>
             </w:pPr>
             <w:r>
               <w:rPr>
@@ -12145,7 +11479,6 @@
           <w:p>
             <w:pPr>
               <w:pStyle w:val="Compact"/>
-              <w:jc w:val="left"/>
             </w:pPr>
             <w:r>
               <w:t xml:space="preserve">Zona horaria UTC+1 (hora peninsular de invierno)</w:t>
@@ -12159,7 +11492,6 @@
           <w:p>
             <w:pPr>
               <w:pStyle w:val="Compact"/>
-              <w:jc w:val="left"/>
             </w:pPr>
             <w:r>
               <w:rPr>
@@ -12174,7 +11506,6 @@
           <w:p>
             <w:pPr>
               <w:pStyle w:val="Compact"/>
-              <w:jc w:val="left"/>
             </w:pPr>
             <w:r>
               <w:t xml:space="preserve">Cambio de hora automático (marzo/octubre)</w:t>
@@ -12188,7 +11519,6 @@
           <w:p>
             <w:pPr>
               <w:pStyle w:val="Compact"/>
-              <w:jc w:val="left"/>
             </w:pPr>
             <w:r>
               <w:rPr>
@@ -12203,7 +11533,6 @@
           <w:p>
             <w:pPr>
               <w:pStyle w:val="Compact"/>
-              <w:jc w:val="left"/>
             </w:pPr>
             <w:r>
               <w:t xml:space="preserve">Declara una fuente de sincronización (repite por cada fuente)</w:t>
@@ -12282,7 +11611,7 @@
         <w:t xml:space="preserve">o, mejor, la IP de un router interno que haga de stratum superior.</w:t>
       </w:r>
     </w:p>
-    <w:bookmarkStart w:id="104" w:name="la-hora-manual-solo-para-arrancar"/>
+    <w:bookmarkStart w:id="93" w:name="la-hora-manual-solo-para-arrancar"/>
     <w:p>
       <w:pPr>
         <w:pStyle w:val="Heading3"/>
@@ -12381,9 +11710,9 @@
         </w:pict>
       </w:r>
     </w:p>
-    <w:bookmarkEnd w:id="104"/>
-    <w:bookmarkEnd w:id="105"/>
-    <w:bookmarkStart w:id="106" w:name="X586a9acff62a44ea06c49f71ebeec0f6c1998bd"/>
+    <w:bookmarkEnd w:id="93"/>
+    <w:bookmarkEnd w:id="94"/>
+    <w:bookmarkStart w:id="95" w:name="X586a9acff62a44ea06c49f71ebeec0f6c1998bd"/>
     <w:p>
       <w:pPr>
         <w:pStyle w:val="Heading2"/>
@@ -12553,8 +11882,8 @@
         </w:pict>
       </w:r>
     </w:p>
-    <w:bookmarkEnd w:id="106"/>
-    <w:bookmarkStart w:id="107" w:name="X72cb7dc959d8fa8588a9da9376c5366a8bf0dc7"/>
+    <w:bookmarkEnd w:id="95"/>
+    <w:bookmarkStart w:id="96" w:name="X72cb7dc959d8fa8588a9da9376c5366a8bf0dc7"/>
     <w:p>
       <w:pPr>
         <w:pStyle w:val="Heading2"/>
@@ -12574,13 +11903,7 @@
         <w:t xml:space="preserve"> </w:t>
       </w:r>
       <w:r>
-        <w:t xml:space="preserve">“</w:t>
-      </w:r>
-      <w:r>
-        <w:t xml:space="preserve">servidor NTP falso</w:t>
-      </w:r>
-      <w:r>
-        <w:t xml:space="preserve">”</w:t>
+        <w:t xml:space="preserve">“servidor NTP falso”</w:t>
       </w:r>
       <w:r>
         <w:t xml:space="preserve"> </w:t>
@@ -12739,13 +12062,7 @@
         <w:t xml:space="preserve"> </w:t>
       </w:r>
       <w:r>
-        <w:t xml:space="preserve">“</w:t>
-      </w:r>
-      <w:r>
-        <w:t xml:space="preserve">peor</w:t>
-      </w:r>
-      <w:r>
-        <w:t xml:space="preserve">”</w:t>
+        <w:t xml:space="preserve">“peor”</w:t>
       </w:r>
       <w:r>
         <w:t xml:space="preserve">: para un dispositivo que solo quiere estar en hora, sobra.</w:t>
@@ -12758,8 +12075,8 @@
         </w:pict>
       </w:r>
     </w:p>
-    <w:bookmarkEnd w:id="107"/>
-    <w:bookmarkStart w:id="108" w:name="verificación-estamos-en-hora"/>
+    <w:bookmarkEnd w:id="96"/>
+    <w:bookmarkStart w:id="97" w:name="verificación-estamos-en-hora"/>
     <w:p>
       <w:pPr>
         <w:pStyle w:val="Heading2"/>
@@ -12772,7 +12089,6 @@
       <w:tblPr>
         <w:tblStyle w:val="Table"/>
         <w:tblW w:type="pct" w:w="5000"/>
-        <w:jc w:val="left"/>
         <w:tblLayout w:type="fixed"/>
         <w:tblLook w:firstRow="1" w:lastRow="0" w:firstColumn="0" w:lastColumn="0" w:noHBand="0" w:noVBand="0" w:val="0020"/>
       </w:tblPr>
@@ -12789,7 +12105,6 @@
           <w:p>
             <w:pPr>
               <w:pStyle w:val="Compact"/>
-              <w:jc w:val="left"/>
             </w:pPr>
             <w:r>
               <w:t xml:space="preserve">Comando</w:t>
@@ -12801,7 +12116,6 @@
           <w:p>
             <w:pPr>
               <w:pStyle w:val="Compact"/>
-              <w:jc w:val="left"/>
             </w:pPr>
             <w:r>
               <w:t xml:space="preserve">Qué te cuenta</w:t>
@@ -12815,7 +12129,6 @@
           <w:p>
             <w:pPr>
               <w:pStyle w:val="Compact"/>
-              <w:jc w:val="left"/>
             </w:pPr>
             <w:r>
               <w:rPr>
@@ -12830,7 +12143,6 @@
           <w:p>
             <w:pPr>
               <w:pStyle w:val="Compact"/>
-              <w:jc w:val="left"/>
             </w:pPr>
             <w:r>
               <w:t xml:space="preserve">¿Synchronized? ¿Con qué peer? ¿Qué stratum eres?</w:t>
@@ -12844,7 +12156,6 @@
           <w:p>
             <w:pPr>
               <w:pStyle w:val="Compact"/>
-              <w:jc w:val="left"/>
             </w:pPr>
             <w:r>
               <w:rPr>
@@ -12859,7 +12170,6 @@
           <w:p>
             <w:pPr>
               <w:pStyle w:val="Compact"/>
-              <w:jc w:val="left"/>
             </w:pPr>
             <w:r>
               <w:t xml:space="preserve">Las fuentes: IP, stratum, retardo, offset, alcance</w:t>
@@ -12873,7 +12183,6 @@
           <w:p>
             <w:pPr>
               <w:pStyle w:val="Compact"/>
-              <w:jc w:val="left"/>
             </w:pPr>
             <w:r>
               <w:rPr>
@@ -12888,7 +12197,6 @@
           <w:p>
             <w:pPr>
               <w:pStyle w:val="Compact"/>
-              <w:jc w:val="left"/>
             </w:pPr>
             <w:r>
               <w:t xml:space="preserve">La hora actual y de dónde viene (NTP o manual)</w:t>
@@ -12902,7 +12210,6 @@
           <w:p>
             <w:pPr>
               <w:pStyle w:val="Compact"/>
-              <w:jc w:val="left"/>
             </w:pPr>
             <w:r>
               <w:rPr>
@@ -12917,7 +12224,6 @@
           <w:p>
             <w:pPr>
               <w:pStyle w:val="Compact"/>
-              <w:jc w:val="left"/>
             </w:pPr>
             <w:r>
               <w:t xml:space="preserve">Repaso rápido de lo configurado</w:t>
@@ -13084,8 +12390,8 @@
         </w:pict>
       </w:r>
     </w:p>
-    <w:bookmarkEnd w:id="108"/>
-    <w:bookmarkStart w:id="109" w:name="Xc47cf840be2996b3d74a8de655dc59505e71bbd"/>
+    <w:bookmarkEnd w:id="97"/>
+    <w:bookmarkStart w:id="98" w:name="Xc47cf840be2996b3d74a8de655dc59505e71bbd"/>
     <w:p>
       <w:pPr>
         <w:pStyle w:val="Heading2"/>
@@ -13097,13 +12403,7 @@
         <w:t xml:space="preserve"> </w:t>
       </w:r>
       <w:r>
-        <w:t xml:space="preserve">“</w:t>
-      </w:r>
-      <w:r>
-        <w:t xml:space="preserve">Puse la hora a mano y ya está</w:t>
-      </w:r>
-      <w:r>
-        <w:t xml:space="preserve">”</w:t>
+        <w:t xml:space="preserve">“Puse la hora a mano y ya está”</w:t>
       </w:r>
     </w:p>
     <w:p>
@@ -13272,8 +12572,8 @@
         </w:pict>
       </w:r>
     </w:p>
-    <w:bookmarkEnd w:id="109"/>
-    <w:bookmarkStart w:id="110" w:name="mini-chequeo-6"/>
+    <w:bookmarkEnd w:id="98"/>
+    <w:bookmarkStart w:id="99" w:name="mini-chequeo-6"/>
     <w:p>
       <w:pPr>
         <w:pStyle w:val="Heading2"/>
@@ -13510,13 +12810,7 @@
         <w:t xml:space="preserve"> </w:t>
       </w:r>
       <w:r>
-        <w:t xml:space="preserve">“</w:t>
-      </w:r>
-      <w:r>
-        <w:t xml:space="preserve">tres piezas</w:t>
-      </w:r>
-      <w:r>
-        <w:t xml:space="preserve">”</w:t>
+        <w:t xml:space="preserve">“tres piezas”</w:t>
       </w:r>
       <w:r>
         <w:t xml:space="preserve">: authenticate + key + trusted-key; el</w:t>
@@ -13662,8 +12956,8 @@
         </w:pict>
       </w:r>
     </w:p>
-    <w:bookmarkEnd w:id="110"/>
-    <w:bookmarkStart w:id="111" w:name="resumen-en-3-frases-6"/>
+    <w:bookmarkEnd w:id="99"/>
+    <w:bookmarkStart w:id="100" w:name="resumen-en-3-frases-6"/>
     <w:p>
       <w:pPr>
         <w:pStyle w:val="Heading2"/>
@@ -13814,8 +13108,8 @@
         <w:t xml:space="preserve">(¿quién y cómo de bien?).</w:t>
       </w:r>
     </w:p>
-    <w:bookmarkEnd w:id="111"/>
-    <w:bookmarkStart w:id="112" w:name="vocabulario-rápido-6"/>
+    <w:bookmarkEnd w:id="100"/>
+    <w:bookmarkStart w:id="101" w:name="vocabulario-rápido-6"/>
     <w:p>
       <w:pPr>
         <w:pStyle w:val="Heading2"/>
@@ -13828,7 +13122,6 @@
       <w:tblPr>
         <w:tblStyle w:val="Table"/>
         <w:tblW w:type="auto" w:w="0"/>
-        <w:jc w:val="left"/>
         <w:tblLook w:firstRow="1" w:lastRow="0" w:firstColumn="0" w:lastColumn="0" w:noHBand="0" w:noVBand="0" w:val="0020"/>
       </w:tblPr>
       <w:tblGrid>
@@ -13844,7 +13137,6 @@
           <w:p>
             <w:pPr>
               <w:pStyle w:val="Compact"/>
-              <w:jc w:val="left"/>
             </w:pPr>
             <w:r>
               <w:t xml:space="preserve">Término</w:t>
@@ -13856,7 +13148,6 @@
           <w:p>
             <w:pPr>
               <w:pStyle w:val="Compact"/>
-              <w:jc w:val="left"/>
             </w:pPr>
             <w:r>
               <w:t xml:space="preserve">Idea general</w:t>
@@ -13870,7 +13161,6 @@
           <w:p>
             <w:pPr>
               <w:pStyle w:val="Compact"/>
-              <w:jc w:val="left"/>
             </w:pPr>
             <w:r>
               <w:rPr>
@@ -13885,7 +13175,6 @@
           <w:p>
             <w:pPr>
               <w:pStyle w:val="Compact"/>
-              <w:jc w:val="left"/>
             </w:pPr>
             <w:r>
               <w:t xml:space="preserve">Router como fuente autoritativa local</w:t>
@@ -13899,7 +13188,6 @@
           <w:p>
             <w:pPr>
               <w:pStyle w:val="Compact"/>
-              <w:jc w:val="left"/>
             </w:pPr>
             <w:r>
               <w:rPr>
@@ -13914,7 +13202,6 @@
           <w:p>
             <w:pPr>
               <w:pStyle w:val="Compact"/>
-              <w:jc w:val="left"/>
             </w:pPr>
             <w:r>
               <w:t xml:space="preserve">Declara la fuente a la que sincronizar</w:t>
@@ -13928,7 +13215,6 @@
           <w:p>
             <w:pPr>
               <w:pStyle w:val="Compact"/>
-              <w:jc w:val="left"/>
             </w:pPr>
             <w:r>
               <w:t xml:space="preserve">Trusted key</w:t>
@@ -13940,7 +13226,6 @@
           <w:p>
             <w:pPr>
               <w:pStyle w:val="Compact"/>
-              <w:jc w:val="left"/>
             </w:pPr>
             <w:r>
               <w:t xml:space="preserve">Clave que un cliente exige para aceptar una fuente</w:t>
@@ -13954,7 +13239,6 @@
           <w:p>
             <w:pPr>
               <w:pStyle w:val="Compact"/>
-              <w:jc w:val="left"/>
             </w:pPr>
             <w:r>
               <w:t xml:space="preserve">Sys.peer</w:t>
@@ -13966,7 +13250,6 @@
           <w:p>
             <w:pPr>
               <w:pStyle w:val="Compact"/>
-              <w:jc w:val="left"/>
             </w:pPr>
             <w:r>
               <w:t xml:space="preserve">La fuente elegida tras las comparaciones NTP</w:t>
@@ -13980,7 +13263,6 @@
           <w:p>
             <w:pPr>
               <w:pStyle w:val="Compact"/>
-              <w:jc w:val="left"/>
             </w:pPr>
             <w:r>
               <w:t xml:space="preserve">Reach</w:t>
@@ -13992,7 +13274,6 @@
           <w:p>
             <w:pPr>
               <w:pStyle w:val="Compact"/>
-              <w:jc w:val="left"/>
             </w:pPr>
             <w:r>
               <w:t xml:space="preserve">Últimos 8 sondeos en octal (377 = perfecto)</w:t>
@@ -14018,7 +13299,7 @@
       <w:r>
         <w:t xml:space="preserve"> </w:t>
       </w:r>
-      <w:hyperlink r:id="rId44">
+      <w:hyperlink r:id="rId33">
         <w:r>
           <w:rPr>
             <w:rStyle w:val="Hyperlink"/>
@@ -14045,7 +13326,7 @@
       <w:r>
         <w:t xml:space="preserve"> </w:t>
       </w:r>
-      <w:hyperlink r:id="rId26">
+      <w:hyperlink r:id="rId15">
         <w:r>
           <w:rPr>
             <w:rStyle w:val="Hyperlink"/>
@@ -14072,7 +13353,7 @@
       <w:r>
         <w:t xml:space="preserve"> </w:t>
       </w:r>
-      <w:hyperlink r:id="rId28">
+      <w:hyperlink r:id="rId17">
         <w:r>
           <w:rPr>
             <w:rStyle w:val="Hyperlink"/>
@@ -14081,9 +13362,9 @@
         </w:r>
       </w:hyperlink>
     </w:p>
-    <w:bookmarkEnd w:id="112"/>
-    <w:bookmarkEnd w:id="113"/>
-    <w:bookmarkStart w:id="131" w:name="diagnóstico-de-servicios"/>
+    <w:bookmarkEnd w:id="101"/>
+    <w:bookmarkEnd w:id="102"/>
+    <w:bookmarkStart w:id="120" w:name="diagnóstico-de-servicios"/>
     <w:p>
       <w:pPr>
         <w:pStyle w:val="Heading1"/>
@@ -14103,13 +13384,7 @@
         <w:t xml:space="preserve"> </w:t>
       </w:r>
       <w:r>
-        <w:t xml:space="preserve">“</w:t>
-      </w:r>
-      <w:r>
-        <w:t xml:space="preserve">no funciona</w:t>
-      </w:r>
-      <w:r>
-        <w:t xml:space="preserve">”</w:t>
+        <w:t xml:space="preserve">“no funciona”</w:t>
       </w:r>
       <w:r>
         <w:t xml:space="preserve">: tú sabes dónde mirar 🔍</w:t>
@@ -14162,7 +13437,7 @@
         </w:pict>
       </w:r>
     </w:p>
-    <w:bookmarkStart w:id="114" w:name="la-idea-en-una-frase-7"/>
+    <w:bookmarkStart w:id="103" w:name="la-idea-en-una-frase-7"/>
     <w:p>
       <w:pPr>
         <w:pStyle w:val="Heading2"/>
@@ -14182,13 +13457,7 @@
         <w:t xml:space="preserve"> </w:t>
       </w:r>
       <w:r>
-        <w:t xml:space="preserve">“</w:t>
-      </w:r>
-      <w:r>
-        <w:t xml:space="preserve">no funciona</w:t>
-      </w:r>
-      <w:r>
-        <w:t xml:space="preserve">”</w:t>
+        <w:t xml:space="preserve">“no funciona”</w:t>
       </w:r>
       <w:r>
         <w:t xml:space="preserve">, su frase es verdadera e inútil a la vez: tu trabajo es convertirla en datos, y en servicios de red eso significa seguir la cadena</w:t>
@@ -14214,8 +13483,8 @@
         </w:pict>
       </w:r>
     </w:p>
-    <w:bookmarkEnd w:id="114"/>
-    <w:bookmarkStart w:id="118" w:name="la-escalera-del-servicio"/>
+    <w:bookmarkEnd w:id="103"/>
+    <w:bookmarkStart w:id="107" w:name="la-escalera-del-servicio"/>
     <w:p>
       <w:pPr>
         <w:pStyle w:val="Heading2"/>
@@ -14241,12 +13510,12 @@
           <wp:inline>
             <wp:extent cx="5334000" cy="5731291"/>
             <wp:effectExtent b="0" l="0" r="0" t="0"/>
-            <wp:docPr descr="Escalera del servicio: cinco peldaños de diagnóstico en orden — DHCP, gateway, Internet por IP, DNS y NTP — sin subir si el anterior no está en verde" title="" id="116" name="Picture"/>
+            <wp:docPr descr="Escalera del servicio: cinco peldaños de diagnóstico en orden — DHCP, gateway, Internet por IP, DNS y NTP — sin subir si el anterior no está en verde" title="" id="105" name="Picture"/>
             <a:graphic>
               <a:graphicData uri="http://schemas.openxmlformats.org/drawingml/2006/picture">
                 <pic:pic>
                   <pic:nvPicPr>
-                    <pic:cNvPr descr="public/diagrams/u07-escalera-servicio.svg" id="117" name="Picture"/>
+                    <pic:cNvPr descr="public/diagrams/u07-escalera-servicio.svg" id="106" name="Picture"/>
                     <pic:cNvPicPr>
                       <a:picLocks noChangeArrowheads="1" noChangeAspect="1"/>
                     </pic:cNvPicPr>
@@ -14258,7 +13527,7 @@
                           <a14:useLocalDpi xmlns:a14="http://schemas.microsoft.com/office/drawing/2010/main" val="0"/>
                         </a:ext>
                         <a:ext uri="{96DAC541-7B7A-43D3-8B79-37D633B846F1}">
-                          <asvg:svgBlip xmlns:asvg="http://schemas.microsoft.com/office/drawing/2016/SVG/main" r:embed="rId115"/>
+                          <asvg:svgBlip xmlns:asvg="http://schemas.microsoft.com/office/drawing/2016/SVG/main" r:embed="rId104"/>
                         </a:ext>
                       </a:extLst>
                     </a:blip>
@@ -14320,13 +13589,7 @@
         <w:t xml:space="preserve"> </w:t>
       </w:r>
       <w:r>
-        <w:t xml:space="preserve">“</w:t>
-      </w:r>
-      <w:r>
-        <w:t xml:space="preserve">se ha caído Internet</w:t>
-      </w:r>
-      <w:r>
-        <w:t xml:space="preserve">”</w:t>
+        <w:t xml:space="preserve">“se ha caído Internet”</w:t>
       </w:r>
       <w:r>
         <w:t xml:space="preserve">.</w:t>
@@ -14339,8 +13602,8 @@
         </w:pict>
       </w:r>
     </w:p>
-    <w:bookmarkEnd w:id="118"/>
-    <w:bookmarkStart w:id="122" w:name="comandos-por-servicio"/>
+    <w:bookmarkEnd w:id="107"/>
+    <w:bookmarkStart w:id="111" w:name="comandos-por-servicio"/>
     <w:p>
       <w:pPr>
         <w:pStyle w:val="Heading2"/>
@@ -14349,7 +13612,7 @@
         <w:t xml:space="preserve">🧰 Comandos por servicio</w:t>
       </w:r>
     </w:p>
-    <w:bookmarkStart w:id="119" w:name="dhcp-desde-el-cliente-y-el-servidor"/>
+    <w:bookmarkStart w:id="108" w:name="dhcp-desde-el-cliente-y-el-servidor"/>
     <w:p>
       <w:pPr>
         <w:pStyle w:val="Heading3"/>
@@ -14362,7 +13625,6 @@
       <w:tblPr>
         <w:tblStyle w:val="Table"/>
         <w:tblW w:type="pct" w:w="5000"/>
-        <w:jc w:val="left"/>
         <w:tblLayout w:type="fixed"/>
         <w:tblLook w:firstRow="1" w:lastRow="0" w:firstColumn="0" w:lastColumn="0" w:noHBand="0" w:noVBand="0" w:val="0020"/>
       </w:tblPr>
@@ -14380,7 +13642,6 @@
           <w:p>
             <w:pPr>
               <w:pStyle w:val="Compact"/>
-              <w:jc w:val="left"/>
             </w:pPr>
             <w:r>
               <w:t xml:space="preserve">Dónde</w:t>
@@ -14392,7 +13653,6 @@
           <w:p>
             <w:pPr>
               <w:pStyle w:val="Compact"/>
-              <w:jc w:val="left"/>
             </w:pPr>
             <w:r>
               <w:t xml:space="preserve">Comando</w:t>
@@ -14404,7 +13664,6 @@
           <w:p>
             <w:pPr>
               <w:pStyle w:val="Compact"/>
-              <w:jc w:val="left"/>
             </w:pPr>
             <w:r>
               <w:t xml:space="preserve">Qué aporta</w:t>
@@ -14418,7 +13677,6 @@
           <w:p>
             <w:pPr>
               <w:pStyle w:val="Compact"/>
-              <w:jc w:val="left"/>
             </w:pPr>
             <w:r>
               <w:t xml:space="preserve">Cliente Windows</w:t>
@@ -14430,7 +13688,6 @@
           <w:p>
             <w:pPr>
               <w:pStyle w:val="Compact"/>
-              <w:jc w:val="left"/>
             </w:pPr>
             <w:r>
               <w:rPr>
@@ -14445,7 +13702,6 @@
           <w:p>
             <w:pPr>
               <w:pStyle w:val="Compact"/>
-              <w:jc w:val="left"/>
             </w:pPr>
             <w:r>
               <w:t xml:space="preserve">IP, máscara, gateway, DNS y si vino de DHCP (DHCP Enabled: Yes)</w:t>
@@ -14459,7 +13715,6 @@
           <w:p>
             <w:pPr>
               <w:pStyle w:val="Compact"/>
-              <w:jc w:val="left"/>
             </w:pPr>
             <w:r>
               <w:t xml:space="preserve">Cliente Windows</w:t>
@@ -14471,7 +13726,6 @@
           <w:p>
             <w:pPr>
               <w:pStyle w:val="Compact"/>
-              <w:jc w:val="left"/>
             </w:pPr>
             <w:r>
               <w:rPr>
@@ -14501,7 +13755,6 @@
           <w:p>
             <w:pPr>
               <w:pStyle w:val="Compact"/>
-              <w:jc w:val="left"/>
             </w:pPr>
             <w:r>
               <w:t xml:space="preserve">Repite el DORA completo</w:t>
@@ -14515,7 +13768,6 @@
           <w:p>
             <w:pPr>
               <w:pStyle w:val="Compact"/>
-              <w:jc w:val="left"/>
             </w:pPr>
             <w:r>
               <w:t xml:space="preserve">Servidor Cisco</w:t>
@@ -14527,7 +13779,6 @@
           <w:p>
             <w:pPr>
               <w:pStyle w:val="Compact"/>
-              <w:jc w:val="left"/>
             </w:pPr>
             <w:r>
               <w:rPr>
@@ -14542,7 +13793,6 @@
           <w:p>
             <w:pPr>
               <w:pStyle w:val="Compact"/>
-              <w:jc w:val="left"/>
             </w:pPr>
             <w:r>
               <w:t xml:space="preserve">Concesiones activas (MAC → IP)</w:t>
@@ -14556,7 +13806,6 @@
           <w:p>
             <w:pPr>
               <w:pStyle w:val="Compact"/>
-              <w:jc w:val="left"/>
             </w:pPr>
             <w:r>
               <w:t xml:space="preserve">Servidor Cisco</w:t>
@@ -14568,7 +13817,6 @@
           <w:p>
             <w:pPr>
               <w:pStyle w:val="Compact"/>
-              <w:jc w:val="left"/>
             </w:pPr>
             <w:r>
               <w:rPr>
@@ -14583,7 +13831,6 @@
           <w:p>
             <w:pPr>
               <w:pStyle w:val="Compact"/>
-              <w:jc w:val="left"/>
             </w:pPr>
             <w:r>
               <w:t xml:space="preserve">Estado y uso de cada pool</w:t>
@@ -14597,7 +13844,6 @@
           <w:p>
             <w:pPr>
               <w:pStyle w:val="Compact"/>
-              <w:jc w:val="left"/>
             </w:pPr>
             <w:r>
               <w:t xml:space="preserve">Servidor Cisco</w:t>
@@ -14609,7 +13855,6 @@
           <w:p>
             <w:pPr>
               <w:pStyle w:val="Compact"/>
-              <w:jc w:val="left"/>
             </w:pPr>
             <w:r>
               <w:rPr>
@@ -14624,7 +13869,6 @@
           <w:p>
             <w:pPr>
               <w:pStyle w:val="Compact"/>
-              <w:jc w:val="left"/>
             </w:pPr>
             <w:r>
               <w:t xml:space="preserve">Duplicados detectados</w:t>
@@ -14638,7 +13882,6 @@
           <w:p>
             <w:pPr>
               <w:pStyle w:val="Compact"/>
-              <w:jc w:val="left"/>
             </w:pPr>
             <w:r>
               <w:t xml:space="preserve">Servidor Cisco</w:t>
@@ -14650,7 +13893,6 @@
           <w:p>
             <w:pPr>
               <w:pStyle w:val="Compact"/>
-              <w:jc w:val="left"/>
             </w:pPr>
             <w:r>
               <w:rPr>
@@ -14665,7 +13907,6 @@
           <w:p>
             <w:pPr>
               <w:pStyle w:val="Compact"/>
-              <w:jc w:val="left"/>
             </w:pPr>
             <w:r>
               <w:t xml:space="preserve">El DORA en directo</w:t>
@@ -14674,8 +13915,8 @@
         </w:tc>
       </w:tr>
     </w:tbl>
-    <w:bookmarkEnd w:id="119"/>
-    <w:bookmarkStart w:id="120" w:name="X51c41bd1fcf43c8564d110d5d4adf9a3a0a5d01"/>
+    <w:bookmarkEnd w:id="108"/>
+    <w:bookmarkStart w:id="109" w:name="X51c41bd1fcf43c8564d110d5d4adf9a3a0a5d01"/>
     <w:p>
       <w:pPr>
         <w:pStyle w:val="Heading3"/>
@@ -14688,7 +13929,6 @@
       <w:tblPr>
         <w:tblStyle w:val="Table"/>
         <w:tblW w:type="pct" w:w="5000"/>
-        <w:jc w:val="left"/>
         <w:tblLayout w:type="fixed"/>
         <w:tblLook w:firstRow="1" w:lastRow="0" w:firstColumn="0" w:lastColumn="0" w:noHBand="0" w:noVBand="0" w:val="0020"/>
       </w:tblPr>
@@ -14706,7 +13946,6 @@
           <w:p>
             <w:pPr>
               <w:pStyle w:val="Compact"/>
-              <w:jc w:val="left"/>
             </w:pPr>
             <w:r>
               <w:t xml:space="preserve">Comando</w:t>
@@ -14718,7 +13957,6 @@
           <w:p>
             <w:pPr>
               <w:pStyle w:val="Compact"/>
-              <w:jc w:val="left"/>
             </w:pPr>
             <w:r>
               <w:t xml:space="preserve">Dónde</w:t>
@@ -14730,7 +13968,6 @@
           <w:p>
             <w:pPr>
               <w:pStyle w:val="Compact"/>
-              <w:jc w:val="left"/>
             </w:pPr>
             <w:r>
               <w:t xml:space="preserve">Qué aporta</w:t>
@@ -14744,7 +13981,6 @@
           <w:p>
             <w:pPr>
               <w:pStyle w:val="Compact"/>
-              <w:jc w:val="left"/>
             </w:pPr>
             <w:r>
               <w:rPr>
@@ -14759,7 +13995,6 @@
           <w:p>
             <w:pPr>
               <w:pStyle w:val="Compact"/>
-              <w:jc w:val="left"/>
             </w:pPr>
             <w:r>
               <w:t xml:space="preserve">Cualquier SO</w:t>
@@ -14771,7 +14006,6 @@
           <w:p>
             <w:pPr>
               <w:pStyle w:val="Compact"/>
-              <w:jc w:val="left"/>
             </w:pPr>
             <w:r>
               <w:t xml:space="preserve">La respuesta (y quién responde:</w:t>
@@ -14780,13 +14014,7 @@
               <w:t xml:space="preserve"> </w:t>
             </w:r>
             <w:r>
-              <w:t xml:space="preserve">“</w:t>
-            </w:r>
-            <w:r>
-              <w:t xml:space="preserve">Server:</w:t>
-            </w:r>
-            <w:r>
-              <w:t xml:space="preserve">”</w:t>
+              <w:t xml:space="preserve">“Server:”</w:t>
             </w:r>
             <w:r>
               <w:t xml:space="preserve">)</w:t>
@@ -14800,7 +14028,6 @@
           <w:p>
             <w:pPr>
               <w:pStyle w:val="Compact"/>
-              <w:jc w:val="left"/>
             </w:pPr>
             <w:r>
               <w:rPr>
@@ -14815,7 +14042,6 @@
           <w:p>
             <w:pPr>
               <w:pStyle w:val="Compact"/>
-              <w:jc w:val="left"/>
             </w:pPr>
             <w:r>
               <w:t xml:space="preserve">Cualquier SO</w:t>
@@ -14827,7 +14053,6 @@
           <w:p>
             <w:pPr>
               <w:pStyle w:val="Compact"/>
-              <w:jc w:val="left"/>
             </w:pPr>
             <w:r>
               <w:t xml:space="preserve">Fuerza la consulta contra otro resolver: ¿mi resolver miente?</w:t>
@@ -14841,7 +14066,6 @@
           <w:p>
             <w:pPr>
               <w:pStyle w:val="Compact"/>
-              <w:jc w:val="left"/>
             </w:pPr>
             <w:r>
               <w:rPr>
@@ -14856,7 +14080,6 @@
           <w:p>
             <w:pPr>
               <w:pStyle w:val="Compact"/>
-              <w:jc w:val="left"/>
             </w:pPr>
             <w:r>
               <w:t xml:space="preserve">Cualquier SO</w:t>
@@ -14868,7 +14091,6 @@
           <w:p>
             <w:pPr>
               <w:pStyle w:val="Compact"/>
-              <w:jc w:val="left"/>
             </w:pPr>
             <w:r>
               <w:t xml:space="preserve">Registros MX del dominio</w:t>
@@ -14882,7 +14104,6 @@
           <w:p>
             <w:pPr>
               <w:pStyle w:val="Compact"/>
-              <w:jc w:val="left"/>
             </w:pPr>
             <w:r>
               <w:rPr>
@@ -14897,7 +14118,6 @@
           <w:p>
             <w:pPr>
               <w:pStyle w:val="Compact"/>
-              <w:jc w:val="left"/>
             </w:pPr>
             <w:r>
               <w:t xml:space="preserve">Linux/macOS</w:t>
@@ -14909,7 +14129,6 @@
           <w:p>
             <w:pPr>
               <w:pStyle w:val="Compact"/>
-              <w:jc w:val="left"/>
             </w:pPr>
             <w:r>
               <w:t xml:space="preserve">Respuesta completa con TTL y sección AUTHORITATIVE</w:t>
@@ -14923,7 +14142,6 @@
           <w:p>
             <w:pPr>
               <w:pStyle w:val="Compact"/>
-              <w:jc w:val="left"/>
             </w:pPr>
             <w:r>
               <w:rPr>
@@ -14938,7 +14156,6 @@
           <w:p>
             <w:pPr>
               <w:pStyle w:val="Compact"/>
-              <w:jc w:val="left"/>
             </w:pPr>
             <w:r>
               <w:t xml:space="preserve">Linux/macOS</w:t>
@@ -14950,7 +14167,6 @@
           <w:p>
             <w:pPr>
               <w:pStyle w:val="Compact"/>
-              <w:jc w:val="left"/>
             </w:pPr>
             <w:r>
               <w:t xml:space="preserve">Toda la cadena: raíz → TLD → autoritativo</w:t>
@@ -14964,7 +14180,6 @@
           <w:p>
             <w:pPr>
               <w:pStyle w:val="Compact"/>
-              <w:jc w:val="left"/>
             </w:pPr>
             <w:r>
               <w:rPr>
@@ -14979,7 +14194,6 @@
           <w:p>
             <w:pPr>
               <w:pStyle w:val="Compact"/>
-              <w:jc w:val="left"/>
             </w:pPr>
             <w:r>
               <w:t xml:space="preserve">Windows</w:t>
@@ -14991,7 +14205,6 @@
           <w:p>
             <w:pPr>
               <w:pStyle w:val="Compact"/>
-              <w:jc w:val="left"/>
             </w:pPr>
             <w:r>
               <w:t xml:space="preserve">Vacía la caché local (adiós respuestas viejas)</w:t>
@@ -15054,8 +14267,8 @@
         <w:t xml:space="preserve">(otro resolver). Si difieren, tu resolver está mal o su caché está vieja. Si coinciden y fallan, el problema está en la zona del dominio.</w:t>
       </w:r>
     </w:p>
-    <w:bookmarkEnd w:id="120"/>
-    <w:bookmarkStart w:id="121" w:name="ntp-cuando-la-hora-importa"/>
+    <w:bookmarkEnd w:id="109"/>
+    <w:bookmarkStart w:id="110" w:name="ntp-cuando-la-hora-importa"/>
     <w:p>
       <w:pPr>
         <w:pStyle w:val="Heading3"/>
@@ -15068,7 +14281,6 @@
       <w:tblPr>
         <w:tblStyle w:val="Table"/>
         <w:tblW w:type="pct" w:w="5000"/>
-        <w:jc w:val="left"/>
         <w:tblLayout w:type="fixed"/>
         <w:tblLook w:firstRow="1" w:lastRow="0" w:firstColumn="0" w:lastColumn="0" w:noHBand="0" w:noVBand="0" w:val="0020"/>
       </w:tblPr>
@@ -15086,7 +14298,6 @@
           <w:p>
             <w:pPr>
               <w:pStyle w:val="Compact"/>
-              <w:jc w:val="left"/>
             </w:pPr>
             <w:r>
               <w:t xml:space="preserve">Comando</w:t>
@@ -15098,7 +14309,6 @@
           <w:p>
             <w:pPr>
               <w:pStyle w:val="Compact"/>
-              <w:jc w:val="left"/>
             </w:pPr>
             <w:r>
               <w:t xml:space="preserve">Dónde</w:t>
@@ -15110,7 +14320,6 @@
           <w:p>
             <w:pPr>
               <w:pStyle w:val="Compact"/>
-              <w:jc w:val="left"/>
             </w:pPr>
             <w:r>
               <w:t xml:space="preserve">Qué aporta</w:t>
@@ -15124,7 +14333,6 @@
           <w:p>
             <w:pPr>
               <w:pStyle w:val="Compact"/>
-              <w:jc w:val="left"/>
             </w:pPr>
             <w:r>
               <w:rPr>
@@ -15139,7 +14347,6 @@
           <w:p>
             <w:pPr>
               <w:pStyle w:val="Compact"/>
-              <w:jc w:val="left"/>
             </w:pPr>
             <w:r>
               <w:t xml:space="preserve">Cisco</w:t>
@@ -15151,7 +14358,6 @@
           <w:p>
             <w:pPr>
               <w:pStyle w:val="Compact"/>
-              <w:jc w:val="left"/>
             </w:pPr>
             <w:r>
               <w:t xml:space="preserve">¿Synchronized? ¿Stratum?</w:t>
@@ -15165,7 +14371,6 @@
           <w:p>
             <w:pPr>
               <w:pStyle w:val="Compact"/>
-              <w:jc w:val="left"/>
             </w:pPr>
             <w:r>
               <w:rPr>
@@ -15180,7 +14385,6 @@
           <w:p>
             <w:pPr>
               <w:pStyle w:val="Compact"/>
-              <w:jc w:val="left"/>
             </w:pPr>
             <w:r>
               <w:t xml:space="preserve">Cisco</w:t>
@@ -15192,7 +14396,6 @@
           <w:p>
             <w:pPr>
               <w:pStyle w:val="Compact"/>
-              <w:jc w:val="left"/>
             </w:pPr>
             <w:r>
               <w:t xml:space="preserve">Fuentes, offsets y alcance (</w:t>
@@ -15215,7 +14418,6 @@
           <w:p>
             <w:pPr>
               <w:pStyle w:val="Compact"/>
-              <w:jc w:val="left"/>
             </w:pPr>
             <w:r>
               <w:rPr>
@@ -15230,7 +14432,6 @@
           <w:p>
             <w:pPr>
               <w:pStyle w:val="Compact"/>
-              <w:jc w:val="left"/>
             </w:pPr>
             <w:r>
               <w:t xml:space="preserve">Windows</w:t>
@@ -15242,7 +14443,6 @@
           <w:p>
             <w:pPr>
               <w:pStyle w:val="Compact"/>
-              <w:jc w:val="left"/>
             </w:pPr>
             <w:r>
               <w:t xml:space="preserve">Estado del servicio de tiempo</w:t>
@@ -15256,7 +14456,6 @@
           <w:p>
             <w:pPr>
               <w:pStyle w:val="Compact"/>
-              <w:jc w:val="left"/>
             </w:pPr>
             <w:r>
               <w:rPr>
@@ -15271,7 +14470,6 @@
           <w:p>
             <w:pPr>
               <w:pStyle w:val="Compact"/>
-              <w:jc w:val="left"/>
             </w:pPr>
             <w:r>
               <w:t xml:space="preserve">Linux (systemd)</w:t>
@@ -15283,7 +14481,6 @@
           <w:p>
             <w:pPr>
               <w:pStyle w:val="Compact"/>
-              <w:jc w:val="left"/>
             </w:pPr>
             <w:r>
               <w:t xml:space="preserve">Sincronización y fuentes NTP</w:t>
@@ -15299,9 +14496,9 @@
         </w:pict>
       </w:r>
     </w:p>
-    <w:bookmarkEnd w:id="121"/>
-    <w:bookmarkEnd w:id="122"/>
-    <w:bookmarkStart w:id="126" w:name="tres-casos-reales-paso-a-paso"/>
+    <w:bookmarkEnd w:id="110"/>
+    <w:bookmarkEnd w:id="111"/>
+    <w:bookmarkStart w:id="115" w:name="tres-casos-reales-paso-a-paso"/>
     <w:p>
       <w:pPr>
         <w:pStyle w:val="Heading2"/>
@@ -15310,7 +14507,7 @@
         <w:t xml:space="preserve">🕵️ Tres casos reales, paso a paso</w:t>
       </w:r>
     </w:p>
-    <w:bookmarkStart w:id="123" w:name="caso-1-el-portátil-no-navega"/>
+    <w:bookmarkStart w:id="112" w:name="caso-1-el-portátil-no-navega"/>
     <w:p>
       <w:pPr>
         <w:pStyle w:val="Heading3"/>
@@ -15322,13 +14519,7 @@
         <w:t xml:space="preserve"> </w:t>
       </w:r>
       <w:r>
-        <w:t xml:space="preserve">“</w:t>
-      </w:r>
-      <w:r>
-        <w:t xml:space="preserve">El portátil no navega</w:t>
-      </w:r>
-      <w:r>
-        <w:t xml:space="preserve">”</w:t>
+        <w:t xml:space="preserve">“El portátil no navega”</w:t>
       </w:r>
     </w:p>
     <w:p>
@@ -15423,8 +14614,8 @@
         <w:t xml:space="preserve">→ IP normal → navega.</w:t>
       </w:r>
     </w:p>
-    <w:bookmarkEnd w:id="123"/>
-    <w:bookmarkStart w:id="124" w:name="caso-2-navega-por-ip-pero-no-por-nombre"/>
+    <w:bookmarkEnd w:id="112"/>
+    <w:bookmarkStart w:id="113" w:name="caso-2-navega-por-ip-pero-no-por-nombre"/>
     <w:p>
       <w:pPr>
         <w:pStyle w:val="Heading3"/>
@@ -15436,13 +14627,7 @@
         <w:t xml:space="preserve"> </w:t>
       </w:r>
       <w:r>
-        <w:t xml:space="preserve">“</w:t>
-      </w:r>
-      <w:r>
-        <w:t xml:space="preserve">Navega por IP pero no por nombre</w:t>
-      </w:r>
-      <w:r>
-        <w:t xml:space="preserve">”</w:t>
+        <w:t xml:space="preserve">“Navega por IP pero no por nombre”</w:t>
       </w:r>
     </w:p>
     <w:p>
@@ -15521,13 +14706,7 @@
         <w:t xml:space="preserve"> </w:t>
       </w:r>
       <w:r>
-        <w:t xml:space="preserve">“</w:t>
-      </w:r>
-      <w:r>
-        <w:t xml:space="preserve">Server: UnKnown</w:t>
-      </w:r>
-      <w:r>
-        <w:t xml:space="preserve">”</w:t>
+        <w:t xml:space="preserve">“Server: UnKnown”</w:t>
       </w:r>
       <w:r>
         <w:t xml:space="preserve">, sin respuesta: el DNS entregado por DHCP es una IP muerta.</w:t>
@@ -15575,8 +14754,8 @@
         <w:t xml:space="preserve">→ resuelve.</w:t>
       </w:r>
     </w:p>
-    <w:bookmarkEnd w:id="124"/>
-    <w:bookmarkStart w:id="125" w:name="Xe1055df2da18f83a5983810645407247ecf85a4"/>
+    <w:bookmarkEnd w:id="113"/>
+    <w:bookmarkStart w:id="114" w:name="Xe1055df2da18f83a5983810645407247ecf85a4"/>
     <w:p>
       <w:pPr>
         <w:pStyle w:val="Heading3"/>
@@ -15588,13 +14767,7 @@
         <w:t xml:space="preserve"> </w:t>
       </w:r>
       <w:r>
-        <w:t xml:space="preserve">“</w:t>
-      </w:r>
-      <w:r>
-        <w:t xml:space="preserve">No puedo iniciar sesión en el dominio</w:t>
-      </w:r>
-      <w:r>
-        <w:t xml:space="preserve">”</w:t>
+        <w:t xml:space="preserve">“No puedo iniciar sesión en el dominio”</w:t>
       </w:r>
       <w:r>
         <w:t xml:space="preserve"> </w:t>
@@ -15692,13 +14865,7 @@
         <w:t xml:space="preserve">el síntoma lo cuenta el usuario (</w:t>
       </w:r>
       <w:r>
-        <w:t xml:space="preserve">“</w:t>
-      </w:r>
-      <w:r>
-        <w:t xml:space="preserve">no navega</w:t>
-      </w:r>
-      <w:r>
-        <w:t xml:space="preserve">”</w:t>
+        <w:t xml:space="preserve">“no navega”</w:t>
       </w:r>
       <w:r>
         <w:t xml:space="preserve">,</w:t>
@@ -15707,13 +14874,7 @@
         <w:t xml:space="preserve"> </w:t>
       </w:r>
       <w:r>
-        <w:t xml:space="preserve">“</w:t>
-      </w:r>
-      <w:r>
-        <w:t xml:space="preserve">no va el correo</w:t>
-      </w:r>
-      <w:r>
-        <w:t xml:space="preserve">”</w:t>
+        <w:t xml:space="preserve">“no va el correo”</w:t>
       </w:r>
       <w:r>
         <w:t xml:space="preserve">,</w:t>
@@ -15722,13 +14883,7 @@
         <w:t xml:space="preserve"> </w:t>
       </w:r>
       <w:r>
-        <w:t xml:space="preserve">“</w:t>
-      </w:r>
-      <w:r>
-        <w:t xml:space="preserve">no entra en el dominio</w:t>
-      </w:r>
-      <w:r>
-        <w:t xml:space="preserve">”</w:t>
+        <w:t xml:space="preserve">“no entra en el dominio”</w:t>
       </w:r>
       <w:r>
         <w:t xml:space="preserve">); la causa la encuentras tú subiendo la escalera en orden. Saltarte escalones es como medir la tensión con el interruptor pegado: verás algo, pero no lo que importa.</w:t>
@@ -15741,9 +14896,9 @@
         </w:pict>
       </w:r>
     </w:p>
-    <w:bookmarkEnd w:id="125"/>
-    <w:bookmarkEnd w:id="126"/>
-    <w:bookmarkStart w:id="127" w:name="Xaf11172041b84392a5e445d5b2ce18f06d36863"/>
+    <w:bookmarkEnd w:id="114"/>
+    <w:bookmarkEnd w:id="115"/>
+    <w:bookmarkStart w:id="116" w:name="Xaf11172041b84392a5e445d5b2ce18f06d36863"/>
     <w:p>
       <w:pPr>
         <w:pStyle w:val="Heading2"/>
@@ -15755,13 +14910,7 @@
         <w:t xml:space="preserve"> </w:t>
       </w:r>
       <w:r>
-        <w:t xml:space="preserve">“</w:t>
-      </w:r>
-      <w:r>
-        <w:t xml:space="preserve">Reinicio el router y ya está</w:t>
-      </w:r>
-      <w:r>
-        <w:t xml:space="preserve">”</w:t>
+        <w:t xml:space="preserve">“Reinicio el router y ya está”</w:t>
       </w:r>
     </w:p>
     <w:p>
@@ -15803,13 +14952,7 @@
         <w:t xml:space="preserve"> </w:t>
       </w:r>
       <w:r>
-        <w:t xml:space="preserve">“</w:t>
-      </w:r>
-      <w:r>
-        <w:t xml:space="preserve">arreglo</w:t>
-      </w:r>
-      <w:r>
-        <w:t xml:space="preserve">”</w:t>
+        <w:t xml:space="preserve">“arreglo”</w:t>
       </w:r>
       <w:r>
         <w:t xml:space="preserve"> </w:t>
@@ -15891,8 +15034,8 @@
         </w:pict>
       </w:r>
     </w:p>
-    <w:bookmarkEnd w:id="127"/>
-    <w:bookmarkStart w:id="128" w:name="mini-chequeo-7"/>
+    <w:bookmarkEnd w:id="116"/>
+    <w:bookmarkStart w:id="117" w:name="mini-chequeo-7"/>
     <w:p>
       <w:pPr>
         <w:pStyle w:val="Heading2"/>
@@ -16205,8 +15348,8 @@
         </w:pict>
       </w:r>
     </w:p>
-    <w:bookmarkEnd w:id="128"/>
-    <w:bookmarkStart w:id="129" w:name="resumen-en-3-frases-7"/>
+    <w:bookmarkEnd w:id="117"/>
+    <w:bookmarkStart w:id="118" w:name="resumen-en-3-frases-7"/>
     <w:p>
       <w:pPr>
         <w:pStyle w:val="Heading2"/>
@@ -16330,8 +15473,8 @@
         <w:t xml:space="preserve">La prueba maestra de DNS es comparar resolvers; y nunca reinicies antes de capturar el estado.</w:t>
       </w:r>
     </w:p>
-    <w:bookmarkEnd w:id="129"/>
-    <w:bookmarkStart w:id="130" w:name="vocabulario-rápido-7"/>
+    <w:bookmarkEnd w:id="118"/>
+    <w:bookmarkStart w:id="119" w:name="vocabulario-rápido-7"/>
     <w:p>
       <w:pPr>
         <w:pStyle w:val="Heading2"/>
@@ -16344,7 +15487,6 @@
       <w:tblPr>
         <w:tblStyle w:val="Table"/>
         <w:tblW w:type="pct" w:w="5000"/>
-        <w:jc w:val="left"/>
         <w:tblLayout w:type="fixed"/>
         <w:tblLook w:firstRow="1" w:lastRow="0" w:firstColumn="0" w:lastColumn="0" w:noHBand="0" w:noVBand="0" w:val="0020"/>
       </w:tblPr>
@@ -16361,7 +15503,6 @@
           <w:p>
             <w:pPr>
               <w:pStyle w:val="Compact"/>
-              <w:jc w:val="left"/>
             </w:pPr>
             <w:r>
               <w:t xml:space="preserve">Término</w:t>
@@ -16373,7 +15514,6 @@
           <w:p>
             <w:pPr>
               <w:pStyle w:val="Compact"/>
-              <w:jc w:val="left"/>
             </w:pPr>
             <w:r>
               <w:t xml:space="preserve">Idea general</w:t>
@@ -16387,7 +15527,6 @@
           <w:p>
             <w:pPr>
               <w:pStyle w:val="Compact"/>
-              <w:jc w:val="left"/>
             </w:pPr>
             <w:r>
               <w:t xml:space="preserve">APIPA</w:t>
@@ -16399,7 +15538,6 @@
           <w:p>
             <w:pPr>
               <w:pStyle w:val="Compact"/>
-              <w:jc w:val="left"/>
             </w:pPr>
             <w:r>
               <w:t xml:space="preserve">Auto-IP 169.254.x.x cuando el DORA falla</w:t>
@@ -16413,7 +15551,6 @@
           <w:p>
             <w:pPr>
               <w:pStyle w:val="Compact"/>
-              <w:jc w:val="left"/>
             </w:pPr>
             <w:r>
               <w:t xml:space="preserve">Resolver</w:t>
@@ -16425,7 +15562,6 @@
           <w:p>
             <w:pPr>
               <w:pStyle w:val="Compact"/>
-              <w:jc w:val="left"/>
             </w:pPr>
             <w:r>
               <w:t xml:space="preserve">Servidor DNS con el que habla tu equipo</w:t>
@@ -16439,7 +15575,6 @@
           <w:p>
             <w:pPr>
               <w:pStyle w:val="Compact"/>
-              <w:jc w:val="left"/>
             </w:pPr>
             <w:r>
               <w:t xml:space="preserve">Recursivo/iterativo</w:t>
@@ -16451,7 +15586,6 @@
           <w:p>
             <w:pPr>
               <w:pStyle w:val="Compact"/>
-              <w:jc w:val="left"/>
             </w:pPr>
             <w:r>
               <w:t xml:space="preserve">Tipos de consulta DNS (PC→resolver / resolver→jerarquía)</w:t>
@@ -16465,7 +15599,6 @@
           <w:p>
             <w:pPr>
               <w:pStyle w:val="Compact"/>
-              <w:jc w:val="left"/>
             </w:pPr>
             <w:r>
               <w:t xml:space="preserve">Reach</w:t>
@@ -16477,7 +15610,6 @@
           <w:p>
             <w:pPr>
               <w:pStyle w:val="Compact"/>
-              <w:jc w:val="left"/>
             </w:pPr>
             <w:r>
               <w:t xml:space="preserve">Alcance NTP (377 = 8/8 sondeos OK)</w:t>
@@ -16491,7 +15623,6 @@
           <w:p>
             <w:pPr>
               <w:pStyle w:val="Compact"/>
-              <w:jc w:val="left"/>
             </w:pPr>
             <w:r>
               <w:t xml:space="preserve">Escalera del servicio</w:t>
@@ -16503,7 +15634,6 @@
           <w:p>
             <w:pPr>
               <w:pStyle w:val="Compact"/>
-              <w:jc w:val="left"/>
             </w:pPr>
             <w:r>
               <w:t xml:space="preserve">Orden de diagnóstico: IP → gateway → Internet → nombres → hora</w:t>
@@ -16529,7 +15659,7 @@
       <w:r>
         <w:t xml:space="preserve"> </w:t>
       </w:r>
-      <w:hyperlink r:id="rId44">
+      <w:hyperlink r:id="rId33">
         <w:r>
           <w:rPr>
             <w:rStyle w:val="Hyperlink"/>
@@ -16556,7 +15686,7 @@
       <w:r>
         <w:t xml:space="preserve"> </w:t>
       </w:r>
-      <w:hyperlink r:id="rId27">
+      <w:hyperlink r:id="rId16">
         <w:r>
           <w:rPr>
             <w:rStyle w:val="Hyperlink"/>
@@ -16583,7 +15713,7 @@
       <w:r>
         <w:t xml:space="preserve"> </w:t>
       </w:r>
-      <w:hyperlink r:id="rId29">
+      <w:hyperlink r:id="rId18">
         <w:r>
           <w:rPr>
             <w:rStyle w:val="Hyperlink"/>
@@ -16592,9 +15722,9 @@
         </w:r>
       </w:hyperlink>
     </w:p>
-    <w:bookmarkEnd w:id="130"/>
-    <w:bookmarkEnd w:id="131"/>
-    <w:bookmarkStart w:id="144" w:name="cierre-consolida-lo-aprendido"/>
+    <w:bookmarkEnd w:id="119"/>
+    <w:bookmarkEnd w:id="120"/>
+    <w:bookmarkStart w:id="133" w:name="cierre-consolida-lo-aprendido"/>
     <w:p>
       <w:pPr>
         <w:pStyle w:val="Heading1"/>
@@ -16668,7 +15798,7 @@
       <w:r>
         <w:t xml:space="preserve"> </w:t>
       </w:r>
-      <w:hyperlink r:id="rId28">
+      <w:hyperlink r:id="rId17">
         <w:r>
           <w:rPr>
             <w:rStyle w:val="Hyperlink"/>
@@ -16690,7 +15820,7 @@
         </w:pict>
       </w:r>
     </w:p>
-    <w:bookmarkStart w:id="132" w:name="sé-el-paquete"/>
+    <w:bookmarkStart w:id="121" w:name="sé-el-paquete"/>
     <w:p>
       <w:pPr>
         <w:pStyle w:val="Heading2"/>
@@ -16902,8 +16032,8 @@
         </w:pict>
       </w:r>
     </w:p>
-    <w:bookmarkEnd w:id="132"/>
-    <w:bookmarkStart w:id="133" w:name="fireside-chat-dhcp-vs-dns"/>
+    <w:bookmarkEnd w:id="121"/>
+    <w:bookmarkStart w:id="122" w:name="fireside-chat-dhcp-vs-dns"/>
     <w:p>
       <w:pPr>
         <w:pStyle w:val="Heading2"/>
@@ -17017,13 +16147,7 @@
         <w:t xml:space="preserve"> </w:t>
       </w:r>
       <w:r>
-        <w:t xml:space="preserve">“</w:t>
-      </w:r>
-      <w:r>
-        <w:t xml:space="preserve">no navega</w:t>
-      </w:r>
-      <w:r>
-        <w:t xml:space="preserve">”</w:t>
+        <w:t xml:space="preserve">“no navega”</w:t>
       </w:r>
       <w:r>
         <w:t xml:space="preserve"> </w:t>
@@ -17035,13 +16159,7 @@
         <w:t xml:space="preserve"> </w:t>
       </w:r>
       <w:r>
-        <w:t xml:space="preserve">“</w:t>
-      </w:r>
-      <w:r>
-        <w:t xml:space="preserve">¡el DNS!</w:t>
-      </w:r>
-      <w:r>
-        <w:t xml:space="preserve">”</w:t>
+        <w:t xml:space="preserve">“¡el DNS!”</w:t>
       </w:r>
       <w:r>
         <w:t xml:space="preserve">.</w:t>
@@ -17068,13 +16186,7 @@
         <w:t xml:space="preserve"> </w:t>
       </w:r>
       <w:r>
-        <w:t xml:space="preserve">“</w:t>
-      </w:r>
-      <w:r>
-        <w:t xml:space="preserve">¡no hay Internet!</w:t>
-      </w:r>
-      <w:r>
-        <w:t xml:space="preserve">”</w:t>
+        <w:t xml:space="preserve">“¡no hay Internet!”</w:t>
       </w:r>
       <w:r>
         <w:t xml:space="preserve">, que es mentir un poquito también. La red está; lo que se cayó es la traducción.</w:t>
@@ -17159,8 +16271,8 @@
         </w:pict>
       </w:r>
     </w:p>
-    <w:bookmarkEnd w:id="133"/>
-    <w:bookmarkStart w:id="134" w:name="quién-soy"/>
+    <w:bookmarkEnd w:id="122"/>
+    <w:bookmarkStart w:id="123" w:name="quién-soy"/>
     <w:p>
       <w:pPr>
         <w:pStyle w:val="Heading2"/>
@@ -17316,8 +16428,8 @@
         </w:pict>
       </w:r>
     </w:p>
-    <w:bookmarkEnd w:id="134"/>
-    <w:bookmarkStart w:id="135" w:name="Xbe5678062525694d69eaeb96e1abf0426c24e46"/>
+    <w:bookmarkEnd w:id="123"/>
+    <w:bookmarkStart w:id="124" w:name="Xbe5678062525694d69eaeb96e1abf0426c24e46"/>
     <w:p>
       <w:pPr>
         <w:pStyle w:val="Heading2"/>
@@ -17329,13 +16441,7 @@
         <w:t xml:space="preserve"> </w:t>
       </w:r>
       <w:r>
-        <w:t xml:space="preserve">“</w:t>
-      </w:r>
-      <w:r>
-        <w:t xml:space="preserve">Puse el DNS de Google en todos los equipos y todo solucionado</w:t>
-      </w:r>
-      <w:r>
-        <w:t xml:space="preserve">”</w:t>
+        <w:t xml:space="preserve">“Puse el DNS de Google en todos los equipos y todo solucionado”</w:t>
       </w:r>
     </w:p>
     <w:p>
@@ -17444,8 +16550,8 @@
         </w:pict>
       </w:r>
     </w:p>
-    <w:bookmarkEnd w:id="135"/>
-    <w:bookmarkStart w:id="136" w:name="X41f3571a7cb1903f62ccf1389ab56b84e1cacd6"/>
+    <w:bookmarkEnd w:id="124"/>
+    <w:bookmarkStart w:id="125" w:name="X41f3571a7cb1903f62ccf1389ab56b84e1cacd6"/>
     <w:p>
       <w:pPr>
         <w:pStyle w:val="Heading2"/>
@@ -17805,13 +16911,7 @@
         <w:t xml:space="preserve"> </w:t>
       </w:r>
       <w:r>
-        <w:t xml:space="preserve">“</w:t>
-      </w:r>
-      <w:r>
-        <w:t xml:space="preserve">no navega nada</w:t>
-      </w:r>
-      <w:r>
-        <w:t xml:space="preserve">”</w:t>
+        <w:t xml:space="preserve">“no navega nada”</w:t>
       </w:r>
       <w:r>
         <w:t xml:space="preserve">. Sube la escalera: ¿IP? sí. ¿Gateway ping? falla. Mira</w:t>
@@ -17910,13 +17010,7 @@
         <w:t xml:space="preserve"> </w:t>
       </w:r>
       <w:r>
-        <w:t xml:space="preserve">“</w:t>
-      </w:r>
-      <w:r>
-        <w:t xml:space="preserve">Clock is unsynchronized</w:t>
-      </w:r>
-      <w:r>
-        <w:t xml:space="preserve">”</w:t>
+        <w:t xml:space="preserve">“Clock is unsynchronized”</w:t>
       </w:r>
       <w:r>
         <w:t xml:space="preserve">. Y</w:t>
@@ -17944,8 +17038,8 @@
         </w:pict>
       </w:r>
     </w:p>
-    <w:bookmarkEnd w:id="136"/>
-    <w:bookmarkStart w:id="137" w:name="logros-de-esta-unidad"/>
+    <w:bookmarkEnd w:id="125"/>
+    <w:bookmarkStart w:id="126" w:name="logros-de-esta-unidad"/>
     <w:p>
       <w:pPr>
         <w:pStyle w:val="Heading2"/>
@@ -17958,7 +17052,6 @@
       <w:tblPr>
         <w:tblStyle w:val="Table"/>
         <w:tblW w:type="pct" w:w="5000"/>
-        <w:jc w:val="left"/>
         <w:tblLayout w:type="fixed"/>
         <w:tblLook w:firstRow="1" w:lastRow="0" w:firstColumn="0" w:lastColumn="0" w:noHBand="0" w:noVBand="0" w:val="0020"/>
       </w:tblPr>
@@ -17975,7 +17068,6 @@
           <w:p>
             <w:pPr>
               <w:pStyle w:val="Compact"/>
-              <w:jc w:val="left"/>
             </w:pPr>
             <w:r>
               <w:t xml:space="preserve">Logro</w:t>
@@ -17987,7 +17079,6 @@
           <w:p>
             <w:pPr>
               <w:pStyle w:val="Compact"/>
-              <w:jc w:val="left"/>
             </w:pPr>
             <w:r>
               <w:t xml:space="preserve">Cómo conseguirlo</w:t>
@@ -18001,7 +17092,6 @@
           <w:p>
             <w:pPr>
               <w:pStyle w:val="Compact"/>
-              <w:jc w:val="left"/>
             </w:pPr>
             <w:r>
               <w:t xml:space="preserve">🏅</w:t>
@@ -18023,7 +17113,6 @@
           <w:p>
             <w:pPr>
               <w:pStyle w:val="Compact"/>
-              <w:jc w:val="left"/>
             </w:pPr>
             <w:r>
               <w:t xml:space="preserve">Configurar un pool DHCP con exclusiones y reservas a la primera</w:t>
@@ -18037,7 +17126,6 @@
           <w:p>
             <w:pPr>
               <w:pStyle w:val="Compact"/>
-              <w:jc w:val="left"/>
             </w:pPr>
             <w:r>
               <w:t xml:space="preserve">🏅</w:t>
@@ -18059,7 +17147,6 @@
           <w:p>
             <w:pPr>
               <w:pStyle w:val="Compact"/>
-              <w:jc w:val="left"/>
             </w:pPr>
             <w:r>
               <w:t xml:space="preserve">Explicar la cadena raíz → TLD → autoritativo sin mirar apuntes</w:t>
@@ -18073,7 +17160,6 @@
           <w:p>
             <w:pPr>
               <w:pStyle w:val="Compact"/>
-              <w:jc w:val="left"/>
             </w:pPr>
             <w:r>
               <w:t xml:space="preserve">🏅</w:t>
@@ -18095,7 +17181,6 @@
           <w:p>
             <w:pPr>
               <w:pStyle w:val="Compact"/>
-              <w:jc w:val="left"/>
             </w:pPr>
             <w:r>
               <w:t xml:space="preserve">Dejar 3 equipos sincronizados con NTP autenticado</w:t>
@@ -18109,7 +17194,6 @@
           <w:p>
             <w:pPr>
               <w:pStyle w:val="Compact"/>
-              <w:jc w:val="left"/>
             </w:pPr>
             <w:r>
               <w:t xml:space="preserve">🏅</w:t>
@@ -18131,7 +17215,6 @@
           <w:p>
             <w:pPr>
               <w:pStyle w:val="Compact"/>
-              <w:jc w:val="left"/>
             </w:pPr>
             <w:r>
               <w:t xml:space="preserve">Diagnosticar los 3 fallos del laboratorio en menos de 30 minutos</w:t>
@@ -18147,8 +17230,8 @@
         </w:pict>
       </w:r>
     </w:p>
-    <w:bookmarkEnd w:id="137"/>
-    <w:bookmarkStart w:id="138" w:name="atrévete-a-pensar"/>
+    <w:bookmarkEnd w:id="126"/>
+    <w:bookmarkStart w:id="127" w:name="atrévete-a-pensar"/>
     <w:p>
       <w:pPr>
         <w:pStyle w:val="Heading2"/>
@@ -18223,13 +17306,7 @@
         <w:t xml:space="preserve"> </w:t>
       </w:r>
       <w:r>
-        <w:t xml:space="preserve">“</w:t>
-      </w:r>
-      <w:r>
-        <w:t xml:space="preserve">para que nunca falte la hora</w:t>
-      </w:r>
-      <w:r>
-        <w:t xml:space="preserve">”</w:t>
+        <w:t xml:space="preserve">“para que nunca falte la hora”</w:t>
       </w:r>
       <w:r>
         <w:t xml:space="preserve">. ¿Qué le respondes?</w:t>
@@ -18375,13 +17452,7 @@
         <w:t xml:space="preserve"> </w:t>
       </w:r>
       <w:r>
-        <w:t xml:space="preserve">“</w:t>
-      </w:r>
-      <w:r>
-        <w:t xml:space="preserve">Nunca falte la hora</w:t>
-      </w:r>
-      <w:r>
-        <w:t xml:space="preserve">”</w:t>
+        <w:t xml:space="preserve">“Nunca falte la hora”</w:t>
       </w:r>
       <w:r>
         <w:t xml:space="preserve"> </w:t>
@@ -18397,8 +17468,8 @@
         </w:pict>
       </w:r>
     </w:p>
-    <w:bookmarkEnd w:id="138"/>
-    <w:bookmarkStart w:id="139" w:name="crucigrama-de-bits"/>
+    <w:bookmarkEnd w:id="127"/>
+    <w:bookmarkStart w:id="128" w:name="crucigrama-de-bits"/>
     <w:p>
       <w:pPr>
         <w:pStyle w:val="Heading2"/>
@@ -18544,8 +17615,8 @@
         </w:pict>
       </w:r>
     </w:p>
-    <w:bookmarkEnd w:id="139"/>
-    <w:bookmarkStart w:id="140" w:name="preguntas-de-entrevista-de-trabajo"/>
+    <w:bookmarkEnd w:id="128"/>
+    <w:bookmarkStart w:id="129" w:name="preguntas-de-entrevista-de-trabajo"/>
     <w:p>
       <w:pPr>
         <w:pStyle w:val="Heading2"/>
@@ -18567,21 +17638,7 @@
           <w:b/>
           <w:bCs/>
         </w:rPr>
-        <w:t xml:space="preserve">“</w:t>
-      </w:r>
-      <w:r>
-        <w:rPr>
-          <w:b/>
-          <w:bCs/>
-        </w:rPr>
-        <w:t xml:space="preserve">Explícame qué pasa, mensaje a mensaje, cuando conecto un PC a la red.</w:t>
-      </w:r>
-      <w:r>
-        <w:rPr>
-          <w:b/>
-          <w:bCs/>
-        </w:rPr>
-        <w:t xml:space="preserve">”</w:t>
+        <w:t xml:space="preserve">“Explícame qué pasa, mensaje a mensaje, cuando conecto un PC a la red.”</w:t>
       </w:r>
     </w:p>
     <w:p>
@@ -18597,21 +17654,7 @@
           <w:b/>
           <w:bCs/>
         </w:rPr>
-        <w:t xml:space="preserve">“</w:t>
-      </w:r>
-      <w:r>
-        <w:rPr>
-          <w:b/>
-          <w:bCs/>
-        </w:rPr>
-        <w:t xml:space="preserve">Un usuario no navega. ¿Qué orden de comprobaciones sigues?</w:t>
-      </w:r>
-      <w:r>
-        <w:rPr>
-          <w:b/>
-          <w:bCs/>
-        </w:rPr>
-        <w:t xml:space="preserve">”</w:t>
+        <w:t xml:space="preserve">“Un usuario no navega. ¿Qué orden de comprobaciones sigues?”</w:t>
       </w:r>
     </w:p>
     <w:p>
@@ -18627,21 +17670,7 @@
           <w:b/>
           <w:bCs/>
         </w:rPr>
-        <w:t xml:space="preserve">“</w:t>
-      </w:r>
-      <w:r>
-        <w:rPr>
-          <w:b/>
-          <w:bCs/>
-        </w:rPr>
-        <w:t xml:space="preserve">¿Qué registros DNS mínimos montarías para una empresa con web, correo y resolución inversa?</w:t>
-      </w:r>
-      <w:r>
-        <w:rPr>
-          <w:b/>
-          <w:bCs/>
-        </w:rPr>
-        <w:t xml:space="preserve">”</w:t>
+        <w:t xml:space="preserve">“¿Qué registros DNS mínimos montarías para una empresa con web, correo y resolución inversa?”</w:t>
       </w:r>
     </w:p>
     <w:p>
@@ -18657,21 +17686,7 @@
           <w:b/>
           <w:bCs/>
         </w:rPr>
-        <w:t xml:space="preserve">“</w:t>
-      </w:r>
-      <w:r>
-        <w:rPr>
-          <w:b/>
-          <w:bCs/>
-        </w:rPr>
-        <w:t xml:space="preserve">¿Por qué es importante NTP en una red con logs centralizados?</w:t>
-      </w:r>
-      <w:r>
-        <w:rPr>
-          <w:b/>
-          <w:bCs/>
-        </w:rPr>
-        <w:t xml:space="preserve">”</w:t>
+        <w:t xml:space="preserve">“¿Por qué es importante NTP en una red con logs centralizados?”</w:t>
       </w:r>
     </w:p>
     <w:p>
@@ -18687,21 +17702,7 @@
           <w:b/>
           <w:bCs/>
         </w:rPr>
-        <w:t xml:space="preserve">“</w:t>
-      </w:r>
-      <w:r>
-        <w:rPr>
-          <w:b/>
-          <w:bCs/>
-        </w:rPr>
-        <w:t xml:space="preserve">¿Cómo harías que una IP concreta sea siempre la misma sin configurarla en el equipo?</w:t>
-      </w:r>
-      <w:r>
-        <w:rPr>
-          <w:b/>
-          <w:bCs/>
-        </w:rPr>
-        <w:t xml:space="preserve">”</w:t>
+        <w:t xml:space="preserve">“¿Cómo harías que una IP concreta sea siempre la misma sin configurarla en el equipo?”</w:t>
       </w:r>
     </w:p>
     <w:p>
@@ -18735,8 +17736,8 @@
         </w:pict>
       </w:r>
     </w:p>
-    <w:bookmarkEnd w:id="140"/>
-    <w:bookmarkStart w:id="141" w:name="no-hay-preguntas-tontas"/>
+    <w:bookmarkEnd w:id="129"/>
+    <w:bookmarkStart w:id="130" w:name="no-hay-preguntas-tontas"/>
     <w:p>
       <w:pPr>
         <w:pStyle w:val="Heading2"/>
@@ -18865,13 +17866,7 @@
         <w:t xml:space="preserve"> </w:t>
       </w:r>
       <w:r>
-        <w:t xml:space="preserve">“</w:t>
-      </w:r>
-      <w:r>
-        <w:t xml:space="preserve">La pongo a mano en cada equipo</w:t>
-      </w:r>
-      <w:r>
-        <w:t xml:space="preserve">”</w:t>
+        <w:t xml:space="preserve">“La pongo a mano en cada equipo”</w:t>
       </w:r>
       <w:r>
         <w:t xml:space="preserve"> </w:t>
@@ -18887,8 +17882,8 @@
         </w:pict>
       </w:r>
     </w:p>
-    <w:bookmarkEnd w:id="141"/>
-    <w:bookmarkStart w:id="142" w:name="poscréditos"/>
+    <w:bookmarkEnd w:id="130"/>
+    <w:bookmarkStart w:id="131" w:name="poscréditos"/>
     <w:p>
       <w:pPr>
         <w:pStyle w:val="Heading2"/>
@@ -18908,13 +17903,7 @@
         <w:t xml:space="preserve"> </w:t>
       </w:r>
       <w:r>
-        <w:t xml:space="preserve">“</w:t>
-      </w:r>
-      <w:r>
-        <w:t xml:space="preserve">todo funciona</w:t>
-      </w:r>
-      <w:r>
-        <w:t xml:space="preserve">”</w:t>
+        <w:t xml:space="preserve">“todo funciona”</w:t>
       </w:r>
       <w:r>
         <w:t xml:space="preserve">. CONRAD, desde la consola, murmuró:</w:t>
@@ -18927,21 +17916,7 @@
           <w:i/>
           <w:iCs/>
         </w:rPr>
-        <w:t xml:space="preserve">“</w:t>
-      </w:r>
-      <w:r>
-        <w:rPr>
-          <w:i/>
-          <w:iCs/>
-        </w:rPr>
-        <w:t xml:space="preserve">Ese usuario no sabe lo que ha tenido que pasar por DORA, una jerarquía DNS y un stratum para poder ver gatos en Internet. Y lo peor es que no quiere saberlo. Somos los invisibles del invisible.</w:t>
-      </w:r>
-      <w:r>
-        <w:rPr>
-          <w:i/>
-          <w:iCs/>
-        </w:rPr>
-        <w:t xml:space="preserve">”</w:t>
+        <w:t xml:space="preserve">“Ese usuario no sabe lo que ha tenido que pasar por DORA, una jerarquía DNS y un stratum para poder ver gatos en Internet. Y lo peor es que no quiere saberlo. Somos los invisibles del invisible.”</w:t>
       </w:r>
     </w:p>
     <w:p>
@@ -18969,8 +17944,8 @@
         </w:pict>
       </w:r>
     </w:p>
-    <w:bookmarkEnd w:id="142"/>
-    <w:bookmarkStart w:id="143" w:name="X6f59a02138e6445cdd6939aaea3cbf69c5ee0c8"/>
+    <w:bookmarkEnd w:id="131"/>
+    <w:bookmarkStart w:id="132" w:name="X6f59a02138e6445cdd6939aaea3cbf69c5ee0c8"/>
     <w:p>
       <w:pPr>
         <w:pStyle w:val="Heading2"/>
@@ -18983,7 +17958,6 @@
       <w:tblPr>
         <w:tblStyle w:val="Table"/>
         <w:tblW w:type="pct" w:w="5000"/>
-        <w:jc w:val="left"/>
         <w:tblLayout w:type="fixed"/>
         <w:tblLook w:firstRow="1" w:lastRow="0" w:firstColumn="0" w:lastColumn="0" w:noHBand="0" w:noVBand="0" w:val="0020"/>
       </w:tblPr>
@@ -19001,7 +17975,6 @@
           <w:p>
             <w:pPr>
               <w:pStyle w:val="Compact"/>
-              <w:jc w:val="left"/>
             </w:pPr>
             <w:r>
               <w:t xml:space="preserve">CE</w:t>
@@ -19013,7 +17986,6 @@
           <w:p>
             <w:pPr>
               <w:pStyle w:val="Compact"/>
-              <w:jc w:val="left"/>
             </w:pPr>
             <w:r>
               <w:t xml:space="preserve">Criterio</w:t>
@@ -19025,7 +17997,6 @@
           <w:p>
             <w:pPr>
               <w:pStyle w:val="Compact"/>
-              <w:jc w:val="left"/>
             </w:pPr>
             <w:r>
               <w:t xml:space="preserve">Cubierto</w:t>
@@ -19039,7 +18010,6 @@
           <w:p>
             <w:pPr>
               <w:pStyle w:val="Compact"/>
-              <w:jc w:val="left"/>
             </w:pPr>
             <w:r>
               <w:t xml:space="preserve">RA2·d)</w:t>
@@ -19051,7 +18021,6 @@
           <w:p>
             <w:pPr>
               <w:pStyle w:val="Compact"/>
-              <w:jc w:val="left"/>
             </w:pPr>
             <w:r>
               <w:t xml:space="preserve">Se ha utilizado el sistema de direccionamiento lógico IP para asignar direcciones de red y máscaras de subred</w:t>
@@ -19063,7 +18032,6 @@
           <w:p>
             <w:pPr>
               <w:pStyle w:val="Compact"/>
-              <w:jc w:val="left"/>
             </w:pPr>
             <w:r>
               <w:t xml:space="preserve">✅ Puntos 2-3 (rangos y pools DHCP) + ⚡ Laboratorio (punto 9)</w:t>
@@ -19077,7 +18045,6 @@
           <w:p>
             <w:pPr>
               <w:pStyle w:val="Compact"/>
-              <w:jc w:val="left"/>
             </w:pPr>
             <w:r>
               <w:t xml:space="preserve">RA4·h)</w:t>
@@ -19089,7 +18056,6 @@
           <w:p>
             <w:pPr>
               <w:pStyle w:val="Compact"/>
-              <w:jc w:val="left"/>
             </w:pPr>
             <w:r>
               <w:t xml:space="preserve">Se ha configurado el «router» como servidor de direcciones IP dinámicas</w:t>
@@ -19101,7 +18067,6 @@
           <w:p>
             <w:pPr>
               <w:pStyle w:val="Compact"/>
-              <w:jc w:val="left"/>
             </w:pPr>
             <w:r>
               <w:t xml:space="preserve">✅ Puntos 2-3 + 🧠 Atrévete a pensar (punto 9)</w:t>
@@ -19183,7 +18148,7 @@
       <w:r>
         <w:t xml:space="preserve"> </w:t>
       </w:r>
-      <w:hyperlink r:id="rId44">
+      <w:hyperlink r:id="rId33">
         <w:r>
           <w:rPr>
             <w:rStyle w:val="Hyperlink"/>
@@ -19210,7 +18175,7 @@
       <w:r>
         <w:t xml:space="preserve"> </w:t>
       </w:r>
-      <w:hyperlink r:id="rId28">
+      <w:hyperlink r:id="rId17">
         <w:r>
           <w:rPr>
             <w:rStyle w:val="Hyperlink"/>
@@ -19237,7 +18202,7 @@
       <w:r>
         <w:t xml:space="preserve"> </w:t>
       </w:r>
-      <w:hyperlink r:id="rId34">
+      <w:hyperlink r:id="rId23">
         <w:r>
           <w:rPr>
             <w:rStyle w:val="Hyperlink"/>
@@ -19246,9 +18211,13 @@
         </w:r>
       </w:hyperlink>
     </w:p>
-    <w:bookmarkEnd w:id="143"/>
-    <w:bookmarkEnd w:id="144"/>
-    <w:sectPr/>
+    <w:bookmarkEnd w:id="132"/>
+    <w:bookmarkEnd w:id="133"/>
+    <w:sectPr>
+      <w:footnotePr>
+        <w:numRestart w:val="eachSect"/>
+      </w:footnotePr>
+    </w:sectPr>
   </w:body>
 </w:document>
 </file>
@@ -19286,7 +18255,7 @@
       <w:lvlText w:val=" "/>
       <w:lvlJc w:val="left"/>
       <w:pPr>
-        <w:ind w:left="720" w:hanging="480"/>
+        <w:ind w:left="720" w:hanging="360"/>
       </w:pPr>
     </w:lvl>
     <w:lvl w:ilvl="1">
@@ -19294,7 +18263,7 @@
       <w:lvlText w:val=" "/>
       <w:lvlJc w:val="left"/>
       <w:pPr>
-        <w:ind w:left="1440" w:hanging="480"/>
+        <w:ind w:left="1440" w:hanging="360"/>
       </w:pPr>
     </w:lvl>
     <w:lvl w:ilvl="2">
@@ -19302,7 +18271,7 @@
       <w:lvlText w:val=" "/>
       <w:lvlJc w:val="left"/>
       <w:pPr>
-        <w:ind w:left="2160" w:hanging="480"/>
+        <w:ind w:left="2160" w:hanging="360"/>
       </w:pPr>
     </w:lvl>
     <w:lvl w:ilvl="3">
@@ -19310,7 +18279,7 @@
       <w:lvlText w:val=" "/>
       <w:lvlJc w:val="left"/>
       <w:pPr>
-        <w:ind w:left="2880" w:hanging="480"/>
+        <w:ind w:left="2880" w:hanging="360"/>
       </w:pPr>
     </w:lvl>
     <w:lvl w:ilvl="4">
@@ -19318,7 +18287,7 @@
       <w:lvlText w:val=" "/>
       <w:lvlJc w:val="left"/>
       <w:pPr>
-        <w:ind w:left="3600" w:hanging="480"/>
+        <w:ind w:left="3600" w:hanging="360"/>
       </w:pPr>
     </w:lvl>
     <w:lvl w:ilvl="5">
@@ -19326,7 +18295,7 @@
       <w:lvlText w:val=" "/>
       <w:lvlJc w:val="left"/>
       <w:pPr>
-        <w:ind w:left="4320" w:hanging="480"/>
+        <w:ind w:left="4320" w:hanging="360"/>
       </w:pPr>
     </w:lvl>
     <w:lvl w:ilvl="6">
@@ -19334,7 +18303,7 @@
       <w:lvlText w:val=" "/>
       <w:lvlJc w:val="left"/>
       <w:pPr>
-        <w:ind w:left="5040" w:hanging="480"/>
+        <w:ind w:left="5040" w:hanging="360"/>
       </w:pPr>
     </w:lvl>
     <w:lvl w:ilvl="7">
@@ -19342,7 +18311,7 @@
       <w:lvlText w:val=" "/>
       <w:lvlJc w:val="left"/>
       <w:pPr>
-        <w:ind w:left="5760" w:hanging="480"/>
+        <w:ind w:left="5760" w:hanging="360"/>
       </w:pPr>
     </w:lvl>
     <w:lvl w:ilvl="8">
@@ -19350,7 +18319,7 @@
       <w:lvlText w:val=" "/>
       <w:lvlJc w:val="left"/>
       <w:pPr>
-        <w:ind w:left="6480" w:hanging="480"/>
+        <w:ind w:left="6480" w:hanging="360"/>
       </w:pPr>
     </w:lvl>
   </w:abstractNum>
@@ -19359,75 +18328,102 @@
     <w:multiLevelType w:val="multilevel"/>
     <w:lvl w:ilvl="0">
       <w:numFmt w:val="bullet"/>
-      <w:lvlText w:val="•"/>
+      <w:lvlText w:val=""/>
       <w:lvlJc w:val="left"/>
       <w:pPr>
-        <w:ind w:left="720" w:hanging="480"/>
-      </w:pPr>
+        <w:ind w:left="720" w:hanging="360"/>
+      </w:pPr>
+      <w:rPr>
+        <w:rFonts w:ascii="Symbol" w:hAnsi="Symbol" w:cs="Symbol" w:hint="default"/>
+      </w:rPr>
     </w:lvl>
     <w:lvl w:ilvl="1">
       <w:numFmt w:val="bullet"/>
-      <w:lvlText w:val="–"/>
+      <w:lvlText w:val="o"/>
       <w:lvlJc w:val="left"/>
       <w:pPr>
-        <w:ind w:left="1440" w:hanging="480"/>
-      </w:pPr>
+        <w:ind w:left="1440" w:hanging="360"/>
+      </w:pPr>
+      <w:rPr>
+        <w:rFonts w:ascii="Courier New" w:hAnsi="Courier New" w:cs="Courier New" w:hint="default"/>
+      </w:rPr>
     </w:lvl>
     <w:lvl w:ilvl="2">
       <w:numFmt w:val="bullet"/>
-      <w:lvlText w:val="•"/>
+      <w:lvlText w:val=""/>
       <w:lvlJc w:val="left"/>
       <w:pPr>
-        <w:ind w:left="2160" w:hanging="480"/>
-      </w:pPr>
+        <w:ind w:left="2160" w:hanging="360"/>
+      </w:pPr>
+      <w:rPr>
+        <w:rFonts w:ascii="Wingdings" w:hAnsi="Wingdings" w:cs="Wingdings" w:hint="default"/>
+      </w:rPr>
     </w:lvl>
     <w:lvl w:ilvl="3">
       <w:numFmt w:val="bullet"/>
-      <w:lvlText w:val="–"/>
+      <w:lvlText w:val=""/>
       <w:lvlJc w:val="left"/>
       <w:pPr>
-        <w:ind w:left="2880" w:hanging="480"/>
-      </w:pPr>
+        <w:ind w:left="2880" w:hanging="360"/>
+      </w:pPr>
+      <w:rPr>
+        <w:rFonts w:ascii="Symbol" w:hAnsi="Symbol" w:cs="Symbol" w:hint="default"/>
+      </w:rPr>
     </w:lvl>
     <w:lvl w:ilvl="4">
       <w:numFmt w:val="bullet"/>
-      <w:lvlText w:val="•"/>
+      <w:lvlText w:val="o"/>
       <w:lvlJc w:val="left"/>
       <w:pPr>
-        <w:ind w:left="3600" w:hanging="480"/>
-      </w:pPr>
+        <w:ind w:left="3600" w:hanging="360"/>
+      </w:pPr>
+      <w:rPr>
+        <w:rFonts w:ascii="Courier New" w:hAnsi="Courier New" w:cs="Courier New" w:hint="default"/>
+      </w:rPr>
     </w:lvl>
     <w:lvl w:ilvl="5">
       <w:numFmt w:val="bullet"/>
-      <w:lvlText w:val="–"/>
+      <w:lvlText w:val=""/>
       <w:lvlJc w:val="left"/>
       <w:pPr>
-        <w:ind w:left="4320" w:hanging="480"/>
-      </w:pPr>
+        <w:ind w:left="4320" w:hanging="360"/>
+      </w:pPr>
+      <w:rPr>
+        <w:rFonts w:ascii="Wingdings" w:hAnsi="Wingdings" w:cs="Wingdings" w:hint="default"/>
+      </w:rPr>
     </w:lvl>
     <w:lvl w:ilvl="6">
       <w:numFmt w:val="bullet"/>
-      <w:lvlText w:val="•"/>
+      <w:lvlText w:val=""/>
       <w:lvlJc w:val="left"/>
       <w:pPr>
-        <w:ind w:left="5040" w:hanging="480"/>
-      </w:pPr>
+        <w:ind w:left="5040" w:hanging="360"/>
+      </w:pPr>
+      <w:rPr>
+        <w:rFonts w:ascii="Symbol" w:hAnsi="Symbol" w:cs="Symbol" w:hint="default"/>
+      </w:rPr>
     </w:lvl>
     <w:lvl w:ilvl="7">
       <w:numFmt w:val="bullet"/>
-      <w:lvlText w:val="–"/>
+      <w:lvlText w:val="o"/>
       <w:lvlJc w:val="left"/>
       <w:pPr>
-        <w:ind w:left="5760" w:hanging="480"/>
-      </w:pPr>
+        <w:ind w:left="5760" w:hanging="360"/>
+      </w:pPr>
+      <w:rPr>
+        <w:rFonts w:ascii="Courier New" w:hAnsi="Courier New" w:cs="Courier New" w:hint="default"/>
+      </w:rPr>
     </w:lvl>
     <w:lvl w:ilvl="8">
       <w:numFmt w:val="bullet"/>
-      <w:lvlText w:val="•"/>
+      <w:lvlText w:val=""/>
       <w:lvlJc w:val="left"/>
       <w:pPr>
-        <w:ind w:left="6480" w:hanging="480"/>
-      </w:pPr>
+        <w:ind w:left="6480" w:hanging="360"/>
+      </w:pPr>
+      <w:rPr>
+        <w:rFonts w:ascii="Wingdings" w:hAnsi="Wingdings" w:cs="Wingdings" w:hint="default"/>
+      </w:rPr>
     </w:lvl>
   </w:abstractNum>
   <w:abstractNum w:abstractNumId="99411">
@@ -19439,7 +18435,7 @@
       <w:lvlText w:val="%1."/>
       <w:lvlJc w:val="left"/>
       <w:pPr>
-        <w:ind w:left="720" w:hanging="480"/>
+        <w:ind w:left="720" w:hanging="360"/>
       </w:pPr>
     </w:lvl>
     <w:lvl w:ilvl="1">
@@ -19448,7 +18444,7 @@
       <w:lvlText w:val="%2."/>
       <w:lvlJc w:val="left"/>
       <w:pPr>
-        <w:ind w:left="1440" w:hanging="480"/>
+        <w:ind w:left="1440" w:hanging="360"/>
       </w:pPr>
     </w:lvl>
     <w:lvl w:ilvl="2">
@@ -19457,7 +18453,7 @@
       <w:lvlText w:val="%3."/>
       <w:lvlJc w:val="left"/>
       <w:pPr>
-        <w:ind w:left="2160" w:hanging="480"/>
+        <w:ind w:left="2160" w:hanging="360"/>
       </w:pPr>
     </w:lvl>
     <w:lvl w:ilvl="3">
@@ -19466,7 +18462,7 @@
       <w:lvlText w:val="%4."/>
       <w:lvlJc w:val="left"/>
       <w:pPr>
-        <w:ind w:left="2880" w:hanging="480"/>
+        <w:ind w:left="2880" w:hanging="360"/>
       </w:pPr>
     </w:lvl>
     <w:lvl w:ilvl="4">
@@ -19475,7 +18471,7 @@
       <w:lvlText w:val="%5."/>
       <w:lvlJc w:val="left"/>
       <w:pPr>
-        <w:ind w:left="3600" w:hanging="480"/>
+        <w:ind w:left="3600" w:hanging="360"/>
       </w:pPr>
     </w:lvl>
     <w:lvl w:ilvl="5">
@@ -19484,7 +18480,7 @@
       <w:lvlText w:val="%6."/>
       <w:lvlJc w:val="left"/>
       <w:pPr>
-        <w:ind w:left="4320" w:hanging="480"/>
+        <w:ind w:left="4320" w:hanging="360"/>
       </w:pPr>
     </w:lvl>
     <w:lvl w:ilvl="6">
@@ -19493,7 +18489,7 @@
       <w:lvlText w:val="%7."/>
       <w:lvlJc w:val="left"/>
       <w:pPr>
-        <w:ind w:left="5040" w:hanging="480"/>
+        <w:ind w:left="5040" w:hanging="360"/>
       </w:pPr>
     </w:lvl>
     <w:lvl w:ilvl="7">
@@ -19502,7 +18498,7 @@
       <w:lvlText w:val="%8."/>
       <w:lvlJc w:val="left"/>
       <w:pPr>
-        <w:ind w:left="5760" w:hanging="480"/>
+        <w:ind w:left="5760" w:hanging="360"/>
       </w:pPr>
     </w:lvl>
     <w:lvl w:ilvl="8">
@@ -19511,7 +18507,7 @@
       <w:lvlText w:val="%9."/>
       <w:lvlJc w:val="left"/>
       <w:pPr>
-        <w:ind w:left="6480" w:hanging="480"/>
+        <w:ind w:left="6480" w:hanging="360"/>
       </w:pPr>
     </w:lvl>
   </w:abstractNum>
@@ -19524,7 +18520,7 @@
       <w:lvlText w:val="(%1)"/>
       <w:lvlJc w:val="left"/>
       <w:pPr>
-        <w:ind w:left="720" w:hanging="480"/>
+        <w:ind w:left="720" w:hanging="360"/>
       </w:pPr>
     </w:lvl>
     <w:lvl w:ilvl="1">
@@ -19533,7 +18529,7 @@
       <w:lvlText w:val="(%2)"/>
       <w:lvlJc w:val="left"/>
       <w:pPr>
-        <w:ind w:left="1440" w:hanging="480"/>
+        <w:ind w:left="1440" w:hanging="360"/>
       </w:pPr>
     </w:lvl>
     <w:lvl w:ilvl="2">
@@ -19542,7 +18538,7 @@
       <w:lvlText w:val="(%3)"/>
       <w:lvlJc w:val="left"/>
       <w:pPr>
-        <w:ind w:left="2160" w:hanging="480"/>
+        <w:ind w:left="2160" w:hanging="360"/>
       </w:pPr>
     </w:lvl>
     <w:lvl w:ilvl="3">
@@ -19551,7 +18547,7 @@
       <w:lvlText w:val="(%4)"/>
       <w:lvlJc w:val="left"/>
       <w:pPr>
-        <w:ind w:left="2880" w:hanging="480"/>
+        <w:ind w:left="2880" w:hanging="360"/>
       </w:pPr>
     </w:lvl>
     <w:lvl w:ilvl="4">
@@ -19560,7 +18556,7 @@
       <w:lvlText w:val="(%5)"/>
       <w:lvlJc w:val="left"/>
       <w:pPr>
-        <w:ind w:left="3600" w:hanging="480"/>
+        <w:ind w:left="3600" w:hanging="360"/>
       </w:pPr>
     </w:lvl>
     <w:lvl w:ilvl="5">
@@ -19569,7 +18565,7 @@
       <w:lvlText w:val="(%6)"/>
       <w:lvlJc w:val="left"/>
       <w:pPr>
-        <w:ind w:left="4320" w:hanging="480"/>
+        <w:ind w:left="4320" w:hanging="360"/>
       </w:pPr>
     </w:lvl>
     <w:lvl w:ilvl="6">
@@ -19578,7 +18574,7 @@
       <w:lvlText w:val="(%7)"/>
       <w:lvlJc w:val="left"/>
       <w:pPr>
-        <w:ind w:left="5040" w:hanging="480"/>
+        <w:ind w:left="5040" w:hanging="360"/>
       </w:pPr>
     </w:lvl>
     <w:lvl w:ilvl="7">
@@ -19587,7 +18583,7 @@
       <w:lvlText w:val="(%8)"/>
       <w:lvlJc w:val="left"/>
       <w:pPr>
-        <w:ind w:left="5760" w:hanging="480"/>
+        <w:ind w:left="5760" w:hanging="360"/>
       </w:pPr>
     </w:lvl>
     <w:lvl w:ilvl="8">
@@ -19596,7 +18592,7 @@
       <w:lvlText w:val="(%9)"/>
       <w:lvlJc w:val="left"/>
       <w:pPr>
-        <w:ind w:left="6480" w:hanging="480"/>
+        <w:ind w:left="6480" w:hanging="360"/>
       </w:pPr>
     </w:lvl>
   </w:abstractNum>
@@ -20499,10 +19495,10 @@
   <w:docDefaults>
     <w:rPrDefault>
       <w:rPr>
-        <w:rFonts w:asciiTheme="minorHAnsi" w:cstheme="minorBidi" w:eastAsiaTheme="minorHAnsi" w:hAnsiTheme="minorHAnsi"/>
+        <w:rFonts w:asciiTheme="minorHAnsi" w:cstheme="minorBidi" w:eastAsiaTheme="minorEastAsia" w:hAnsiTheme="minorHAnsi"/>
         <w:sz w:val="24"/>
         <w:szCs w:val="24"/>
-        <w:lang w:bidi="ar-SA" w:eastAsia="en-US" w:val="es-ES"/>
+        <w:lang w:bidi="ar-SA" w:eastAsia="zh-CN" w:val="es-ES"/>
       </w:rPr>
     </w:rPrDefault>
     <w:pPrDefault>
@@ -20543,57 +19539,94 @@
     <w:name w:val="Title"/>
     <w:basedOn w:val="Normal"/>
     <w:next w:val="BodyText"/>
+    <w:link w:val="TitleChar"/>
+    <w:uiPriority w:val="10"/>
     <w:qFormat/>
+    <w:rsid w:val="00A10FD9"/>
     <w:pPr>
-      <w:keepNext/>
-      <w:keepLines/>
-      <w:spacing w:after="240" w:before="480"/>
+      <w:spacing w:after="80" w:line="240" w:lineRule="auto"/>
+      <w:contextualSpacing/>
       <w:jc w:val="center"/>
     </w:pPr>
     <w:rPr>
       <w:rFonts w:asciiTheme="majorHAnsi" w:cstheme="majorBidi" w:eastAsiaTheme="majorEastAsia" w:hAnsiTheme="majorHAnsi"/>
-      <w:b/>
-      <w:bCs/>
-      <w:color w:themeColor="accent1" w:themeShade="B5" w:val="345A8A"/>
-      <w:sz w:val="36"/>
-      <w:szCs w:val="36"/>
+      <w:sz w:val="56"/>
+      <w:szCs w:val="56"/>
+    </w:rPr>
+  </w:style>
+  <w:style w:customStyle="1" w:styleId="TitleChar" w:type="character">
+    <w:name w:val="Title Char"/>
+    <w:basedOn w:val="DefaultParagraphFont"/>
+    <w:link w:val="Title"/>
+    <w:uiPriority w:val="10"/>
+    <w:rsid w:val="00A10FD9"/>
+    <w:rPr>
+      <w:rFonts w:asciiTheme="majorHAnsi" w:cstheme="majorBidi" w:eastAsiaTheme="majorEastAsia" w:hAnsiTheme="majorHAnsi"/>
+      <w:sz w:val="56"/>
+      <w:szCs w:val="56"/>
     </w:rPr>
   </w:style>
   <w:style w:styleId="Subtitle" w:type="paragraph">
     <w:name w:val="Subtitle"/>
     <w:basedOn w:val="Title"/>
     <w:next w:val="BodyText"/>
+    <w:link w:val="SubtitleChar"/>
+    <w:uiPriority w:val="11"/>
     <w:qFormat/>
+    <w:rsid w:val="00A10FD9"/>
     <w:pPr>
-      <w:keepNext/>
-      <w:keepLines/>
-      <w:spacing w:after="240" w:before="240"/>
-      <w:jc w:val="center"/>
+      <w:numPr>
+        <w:ilvl w:val="1"/>
+      </w:numPr>
     </w:pPr>
     <w:rPr>
-      <w:sz w:val="30"/>
-      <w:szCs w:val="30"/>
+      <w:rFonts w:cstheme="majorBidi" w:eastAsiaTheme="majorEastAsia"/>
+      <w:spacing w:val="15"/>
+      <w:sz w:val="28"/>
+      <w:szCs w:val="28"/>
+    </w:rPr>
+  </w:style>
+  <w:style w:customStyle="1" w:styleId="SubtitleChar" w:type="character">
+    <w:name w:val="Subtitle Char"/>
+    <w:basedOn w:val="DefaultParagraphFont"/>
+    <w:link w:val="Subtitle"/>
+    <w:uiPriority w:val="11"/>
+    <w:rsid w:val="00A10FD9"/>
+    <w:rPr>
+      <w:rFonts w:cstheme="majorBidi" w:eastAsiaTheme="majorEastAsia"/>
+      <w:color w:themeColor="text1" w:themeTint="A6" w:val="595959"/>
+      <w:spacing w:val="15"/>
+      <w:sz w:val="28"/>
+      <w:szCs w:val="28"/>
     </w:rPr>
   </w:style>
   <w:style w:customStyle="1" w:styleId="Author" w:type="paragraph">
     <w:name w:val="Author"/>
+    <w:basedOn w:val="Title"/>
     <w:next w:val="BodyText"/>
     <w:qFormat/>
     <w:pPr>
       <w:keepNext/>
       <w:keepLines/>
-      <w:jc w:val="center"/>
     </w:pPr>
+    <w:rPr>
+      <w:sz w:val="24"/>
+      <w:szCs w:val="24"/>
+    </w:rPr>
   </w:style>
   <w:style w:styleId="Date" w:type="paragraph">
     <w:name w:val="Date"/>
+    <w:basedOn w:val="Title"/>
     <w:next w:val="BodyText"/>
     <w:qFormat/>
     <w:pPr>
       <w:keepNext/>
       <w:keepLines/>
-      <w:jc w:val="center"/>
     </w:pPr>
+    <w:rPr>
+      <w:sz w:val="24"/>
+      <w:szCs w:val="24"/>
+    </w:rPr>
   </w:style>
   <w:style w:customStyle="1" w:styleId="AbstractTitle" w:type="paragraph">
     <w:name w:val="Abstract Title"/>
@@ -20608,7 +19641,6 @@
     </w:pPr>
     <w:rPr>
       <w:b/>
-      <w:color w:val="345A8A"/>
       <w:sz w:val="20"/>
       <w:szCs w:val="20"/>
     </w:rPr>
@@ -20637,191 +19669,321 @@
     <w:rPr/>
   </w:style>
   <w:style w:styleId="Heading1" w:type="paragraph">
-    <w:name w:val="Heading 1"/>
+    <w:name w:val="heading 1"/>
     <w:basedOn w:val="Normal"/>
     <w:next w:val="BodyText"/>
+    <w:link w:val="Heading1Char"/>
     <w:uiPriority w:val="9"/>
     <w:qFormat/>
+    <w:rsid w:val="00A10FD9"/>
     <w:pPr>
       <w:keepNext/>
       <w:keepLines/>
-      <w:spacing w:after="0" w:before="480"/>
+      <w:spacing w:after="80" w:before="360"/>
       <w:outlineLvl w:val="0"/>
     </w:pPr>
     <w:rPr>
       <w:rFonts w:asciiTheme="majorHAnsi" w:cstheme="majorBidi" w:eastAsiaTheme="majorEastAsia" w:hAnsiTheme="majorHAnsi"/>
-      <w:b/>
-      <w:bCs/>
-      <w:color w:themeColor="accent1" w:val="4F81BD"/>
+      <w:color w:themeColor="accent1" w:themeShade="BF" w:val="0F4761"/>
+      <w:sz w:val="40"/>
+      <w:szCs w:val="40"/>
+    </w:rPr>
+  </w:style>
+  <w:style w:styleId="Heading2" w:type="paragraph">
+    <w:name w:val="heading 2"/>
+    <w:basedOn w:val="Normal"/>
+    <w:next w:val="BodyText"/>
+    <w:link w:val="Heading2Char"/>
+    <w:uiPriority w:val="9"/>
+    <w:semiHidden/>
+    <w:unhideWhenUsed/>
+    <w:qFormat/>
+    <w:rsid w:val="00A10FD9"/>
+    <w:pPr>
+      <w:keepNext/>
+      <w:keepLines/>
+      <w:spacing w:after="80" w:before="160"/>
+      <w:outlineLvl w:val="1"/>
+    </w:pPr>
+    <w:rPr>
+      <w:rFonts w:asciiTheme="majorHAnsi" w:cstheme="majorBidi" w:eastAsiaTheme="majorEastAsia" w:hAnsiTheme="majorHAnsi"/>
+      <w:color w:themeColor="accent1" w:themeShade="BF" w:val="0F4761"/>
       <w:sz w:val="32"/>
       <w:szCs w:val="32"/>
     </w:rPr>
   </w:style>
-  <w:style w:styleId="Heading2" w:type="paragraph">
-    <w:name w:val="Heading 2"/>
+  <w:style w:styleId="Heading3" w:type="paragraph">
+    <w:name w:val="heading 3"/>
     <w:basedOn w:val="Normal"/>
     <w:next w:val="BodyText"/>
+    <w:link w:val="Heading3Char"/>
     <w:uiPriority w:val="9"/>
+    <w:semiHidden/>
     <w:unhideWhenUsed/>
     <w:qFormat/>
+    <w:rsid w:val="00A10FD9"/>
     <w:pPr>
       <w:keepNext/>
       <w:keepLines/>
-      <w:spacing w:after="0" w:before="200"/>
-      <w:outlineLvl w:val="1"/>
+      <w:spacing w:after="80" w:before="160"/>
+      <w:outlineLvl w:val="2"/>
     </w:pPr>
     <w:rPr>
-      <w:rFonts w:asciiTheme="majorHAnsi" w:cstheme="majorBidi" w:eastAsiaTheme="majorEastAsia" w:hAnsiTheme="majorHAnsi"/>
-      <w:b/>
-      <w:bCs/>
-      <w:color w:themeColor="accent1" w:val="4F81BD"/>
+      <w:rFonts w:cstheme="majorBidi" w:eastAsiaTheme="majorEastAsia"/>
+      <w:color w:themeColor="accent1" w:themeShade="BF" w:val="0F4761"/>
       <w:sz w:val="28"/>
       <w:szCs w:val="28"/>
     </w:rPr>
   </w:style>
-  <w:style w:styleId="Heading3" w:type="paragraph">
-    <w:name w:val="Heading 3"/>
+  <w:style w:styleId="Heading4" w:type="paragraph">
+    <w:name w:val="heading 4"/>
     <w:basedOn w:val="Normal"/>
     <w:next w:val="BodyText"/>
+    <w:link w:val="Heading4Char"/>
     <w:uiPriority w:val="9"/>
+    <w:semiHidden/>
     <w:unhideWhenUsed/>
     <w:qFormat/>
+    <w:rsid w:val="00A10FD9"/>
     <w:pPr>
       <w:keepNext/>
       <w:keepLines/>
-      <w:spacing w:after="0" w:before="200"/>
-      <w:outlineLvl w:val="2"/>
+      <w:spacing w:after="40" w:before="80"/>
+      <w:outlineLvl w:val="3"/>
     </w:pPr>
     <w:rPr>
-      <w:rFonts w:asciiTheme="majorHAnsi" w:cstheme="majorBidi" w:eastAsiaTheme="majorEastAsia" w:hAnsiTheme="majorHAnsi"/>
-      <w:b/>
-      <w:bCs/>
-      <w:color w:themeColor="accent1" w:val="4F81BD"/>
-      <w:sz w:val="24"/>
-      <w:szCs w:val="24"/>
+      <w:rFonts w:cstheme="majorBidi" w:eastAsiaTheme="majorEastAsia"/>
+      <w:i/>
+      <w:iCs/>
+      <w:color w:themeColor="accent1" w:themeShade="BF" w:val="0F4761"/>
     </w:rPr>
   </w:style>
-  <w:style w:styleId="Heading4" w:type="paragraph">
-    <w:name w:val="Heading 4"/>
+  <w:style w:styleId="Heading5" w:type="paragraph">
+    <w:name w:val="heading 5"/>
     <w:basedOn w:val="Normal"/>
     <w:next w:val="BodyText"/>
+    <w:link w:val="Heading5Char"/>
     <w:uiPriority w:val="9"/>
+    <w:semiHidden/>
     <w:unhideWhenUsed/>
     <w:qFormat/>
+    <w:rsid w:val="00A10FD9"/>
     <w:pPr>
       <w:keepNext/>
       <w:keepLines/>
-      <w:spacing w:after="0" w:before="200"/>
-      <w:outlineLvl w:val="3"/>
+      <w:spacing w:after="40" w:before="80"/>
+      <w:outlineLvl w:val="4"/>
     </w:pPr>
     <w:rPr>
-      <w:rFonts w:asciiTheme="majorHAnsi" w:cstheme="majorBidi" w:eastAsiaTheme="majorEastAsia" w:hAnsiTheme="majorHAnsi"/>
-      <w:bCs/>
-      <w:i/>
-      <w:color w:themeColor="accent1" w:val="4F81BD"/>
-      <w:sz w:val="24"/>
-      <w:szCs w:val="24"/>
+      <w:rFonts w:cstheme="majorBidi" w:eastAsiaTheme="majorEastAsia"/>
+      <w:color w:themeColor="accent1" w:themeShade="BF" w:val="0F4761"/>
     </w:rPr>
   </w:style>
-  <w:style w:styleId="Heading5" w:type="paragraph">
-    <w:name w:val="Heading 5"/>
+  <w:style w:styleId="Heading6" w:type="paragraph">
+    <w:name w:val="heading 6"/>
     <w:basedOn w:val="Normal"/>
     <w:next w:val="BodyText"/>
+    <w:link w:val="Heading6Char"/>
     <w:uiPriority w:val="9"/>
+    <w:semiHidden/>
     <w:unhideWhenUsed/>
     <w:qFormat/>
+    <w:rsid w:val="00A10FD9"/>
     <w:pPr>
       <w:keepNext/>
       <w:keepLines/>
-      <w:spacing w:after="0" w:before="200"/>
-      <w:outlineLvl w:val="4"/>
+      <w:spacing w:after="0" w:before="40"/>
+      <w:outlineLvl w:val="5"/>
     </w:pPr>
     <w:rPr>
-      <w:rFonts w:asciiTheme="majorHAnsi" w:cstheme="majorBidi" w:eastAsiaTheme="majorEastAsia" w:hAnsiTheme="majorHAnsi"/>
+      <w:rFonts w:cstheme="majorBidi" w:eastAsiaTheme="majorEastAsia"/>
+      <w:i/>
       <w:iCs/>
-      <w:color w:themeColor="accent1" w:val="4F81BD"/>
-      <w:sz w:val="24"/>
-      <w:szCs w:val="24"/>
+      <w:color w:themeColor="text1" w:themeTint="A6" w:val="595959"/>
     </w:rPr>
   </w:style>
-  <w:style w:styleId="Heading6" w:type="paragraph">
-    <w:name w:val="Heading 6"/>
+  <w:style w:styleId="Heading7" w:type="paragraph">
+    <w:name w:val="heading 7"/>
     <w:basedOn w:val="Normal"/>
     <w:next w:val="BodyText"/>
+    <w:link w:val="Heading7Char"/>
     <w:uiPriority w:val="9"/>
+    <w:semiHidden/>
     <w:unhideWhenUsed/>
     <w:qFormat/>
+    <w:rsid w:val="00A10FD9"/>
     <w:pPr>
       <w:keepNext/>
       <w:keepLines/>
-      <w:spacing w:after="0" w:before="200"/>
-      <w:outlineLvl w:val="5"/>
+      <w:spacing w:after="0" w:before="40"/>
+      <w:outlineLvl w:val="6"/>
     </w:pPr>
     <w:rPr>
-      <w:rFonts w:asciiTheme="majorHAnsi" w:cstheme="majorBidi" w:eastAsiaTheme="majorEastAsia" w:hAnsiTheme="majorHAnsi"/>
-      <w:color w:themeColor="accent1" w:val="4F81BD"/>
-      <w:sz w:val="24"/>
-      <w:szCs w:val="24"/>
+      <w:rFonts w:cstheme="majorBidi" w:eastAsiaTheme="majorEastAsia"/>
+      <w:color w:themeColor="text1" w:themeTint="A6" w:val="595959"/>
     </w:rPr>
   </w:style>
-  <w:style w:styleId="Heading7" w:type="paragraph">
-    <w:name w:val="Heading 7"/>
+  <w:style w:styleId="Heading8" w:type="paragraph">
+    <w:name w:val="heading 8"/>
     <w:basedOn w:val="Normal"/>
     <w:next w:val="BodyText"/>
+    <w:link w:val="Heading8Char"/>
     <w:uiPriority w:val="9"/>
+    <w:semiHidden/>
     <w:unhideWhenUsed/>
     <w:qFormat/>
+    <w:rsid w:val="00A10FD9"/>
     <w:pPr>
       <w:keepNext/>
       <w:keepLines/>
-      <w:spacing w:after="0" w:before="200"/>
-      <w:outlineLvl w:val="6"/>
+      <w:spacing w:after="0"/>
+      <w:outlineLvl w:val="7"/>
     </w:pPr>
     <w:rPr>
-      <w:rFonts w:asciiTheme="majorHAnsi" w:cstheme="majorBidi" w:eastAsiaTheme="majorEastAsia" w:hAnsiTheme="majorHAnsi"/>
-      <w:color w:themeColor="accent1" w:val="4F81BD"/>
-      <w:sz w:val="24"/>
-      <w:szCs w:val="24"/>
+      <w:rFonts w:cstheme="majorBidi" w:eastAsiaTheme="majorEastAsia"/>
+      <w:i/>
+      <w:iCs/>
+      <w:color w:themeColor="text1" w:themeTint="D8" w:val="272727"/>
     </w:rPr>
   </w:style>
-  <w:style w:styleId="Heading8" w:type="paragraph">
-    <w:name w:val="Heading 8"/>
+  <w:style w:styleId="Heading9" w:type="paragraph">
+    <w:name w:val="heading 9"/>
     <w:basedOn w:val="Normal"/>
     <w:next w:val="BodyText"/>
+    <w:link w:val="Heading9Char"/>
     <w:uiPriority w:val="9"/>
+    <w:semiHidden/>
     <w:unhideWhenUsed/>
     <w:qFormat/>
+    <w:rsid w:val="00A10FD9"/>
     <w:pPr>
       <w:keepNext/>
       <w:keepLines/>
-      <w:spacing w:after="0" w:before="200"/>
-      <w:outlineLvl w:val="7"/>
-    </w:pPr>
-    <w:rPr>
-      <w:rFonts w:asciiTheme="majorHAnsi" w:cstheme="majorBidi" w:eastAsiaTheme="majorEastAsia" w:hAnsiTheme="majorHAnsi"/>
-      <w:color w:themeColor="accent1" w:val="4F81BD"/>
-      <w:sz w:val="24"/>
-      <w:szCs w:val="24"/>
-    </w:rPr>
-  </w:style>
-  <w:style w:styleId="Heading9" w:type="paragraph">
-    <w:name w:val="Heading 9"/>
-    <w:basedOn w:val="Normal"/>
-    <w:next w:val="BodyText"/>
-    <w:uiPriority w:val="9"/>
-    <w:unhideWhenUsed/>
-    <w:qFormat/>
-    <w:pPr>
-      <w:keepNext/>
-      <w:keepLines/>
-      <w:spacing w:after="0" w:before="200"/>
+      <w:spacing w:after="0"/>
       <w:outlineLvl w:val="8"/>
     </w:pPr>
     <w:rPr>
+      <w:rFonts w:cstheme="majorBidi" w:eastAsiaTheme="majorEastAsia"/>
+      <w:color w:themeColor="text1" w:themeTint="D8" w:val="272727"/>
+    </w:rPr>
+  </w:style>
+  <w:style w:customStyle="1" w:styleId="Heading1Char" w:type="character">
+    <w:name w:val="Heading 1 Char"/>
+    <w:basedOn w:val="DefaultParagraphFont"/>
+    <w:link w:val="Heading1"/>
+    <w:uiPriority w:val="9"/>
+    <w:rsid w:val="00A10FD9"/>
+    <w:rPr>
       <w:rFonts w:asciiTheme="majorHAnsi" w:cstheme="majorBidi" w:eastAsiaTheme="majorEastAsia" w:hAnsiTheme="majorHAnsi"/>
-      <w:color w:themeColor="accent1" w:val="4F81BD"/>
-      <w:sz w:val="24"/>
-      <w:szCs w:val="24"/>
+      <w:color w:themeColor="accent1" w:themeShade="BF" w:val="0F4761"/>
+      <w:sz w:val="40"/>
+      <w:szCs w:val="40"/>
+    </w:rPr>
+  </w:style>
+  <w:style w:customStyle="1" w:styleId="Heading2Char" w:type="character">
+    <w:name w:val="Heading 2 Char"/>
+    <w:basedOn w:val="DefaultParagraphFont"/>
+    <w:link w:val="Heading2"/>
+    <w:uiPriority w:val="9"/>
+    <w:semiHidden/>
+    <w:rsid w:val="00A10FD9"/>
+    <w:rPr>
+      <w:rFonts w:asciiTheme="majorHAnsi" w:cstheme="majorBidi" w:eastAsiaTheme="majorEastAsia" w:hAnsiTheme="majorHAnsi"/>
+      <w:color w:themeColor="accent1" w:themeShade="BF" w:val="0F4761"/>
+      <w:sz w:val="32"/>
+      <w:szCs w:val="32"/>
+    </w:rPr>
+  </w:style>
+  <w:style w:customStyle="1" w:styleId="Heading3Char" w:type="character">
+    <w:name w:val="Heading 3 Char"/>
+    <w:basedOn w:val="DefaultParagraphFont"/>
+    <w:link w:val="Heading3"/>
+    <w:uiPriority w:val="9"/>
+    <w:semiHidden/>
+    <w:rsid w:val="00A10FD9"/>
+    <w:rPr>
+      <w:rFonts w:cstheme="majorBidi" w:eastAsiaTheme="majorEastAsia"/>
+      <w:color w:themeColor="accent1" w:themeShade="BF" w:val="0F4761"/>
+      <w:sz w:val="28"/>
+      <w:szCs w:val="28"/>
+    </w:rPr>
+  </w:style>
+  <w:style w:customStyle="1" w:styleId="Heading4Char" w:type="character">
+    <w:name w:val="Heading 4 Char"/>
+    <w:basedOn w:val="DefaultParagraphFont"/>
+    <w:link w:val="Heading4"/>
+    <w:uiPriority w:val="9"/>
+    <w:semiHidden/>
+    <w:rsid w:val="00A10FD9"/>
+    <w:rPr>
+      <w:rFonts w:cstheme="majorBidi" w:eastAsiaTheme="majorEastAsia"/>
+      <w:i/>
+      <w:iCs/>
+      <w:color w:themeColor="accent1" w:themeShade="BF" w:val="0F4761"/>
+    </w:rPr>
+  </w:style>
+  <w:style w:customStyle="1" w:styleId="Heading5Char" w:type="character">
+    <w:name w:val="Heading 5 Char"/>
+    <w:basedOn w:val="DefaultParagraphFont"/>
+    <w:link w:val="Heading5"/>
+    <w:uiPriority w:val="9"/>
+    <w:semiHidden/>
+    <w:rsid w:val="00A10FD9"/>
+    <w:rPr>
+      <w:rFonts w:cstheme="majorBidi" w:eastAsiaTheme="majorEastAsia"/>
+      <w:color w:themeColor="accent1" w:themeShade="BF" w:val="0F4761"/>
+    </w:rPr>
+  </w:style>
+  <w:style w:customStyle="1" w:styleId="Heading6Char" w:type="character">
+    <w:name w:val="Heading 6 Char"/>
+    <w:basedOn w:val="DefaultParagraphFont"/>
+    <w:link w:val="Heading6"/>
+    <w:uiPriority w:val="9"/>
+    <w:semiHidden/>
+    <w:rsid w:val="00A10FD9"/>
+    <w:rPr>
+      <w:rFonts w:cstheme="majorBidi" w:eastAsiaTheme="majorEastAsia"/>
+      <w:i/>
+      <w:iCs/>
+      <w:color w:themeColor="text1" w:themeTint="A6" w:val="595959"/>
+    </w:rPr>
+  </w:style>
+  <w:style w:customStyle="1" w:styleId="Heading7Char" w:type="character">
+    <w:name w:val="Heading 7 Char"/>
+    <w:basedOn w:val="DefaultParagraphFont"/>
+    <w:link w:val="Heading7"/>
+    <w:uiPriority w:val="9"/>
+    <w:semiHidden/>
+    <w:rsid w:val="00A10FD9"/>
+    <w:rPr>
+      <w:rFonts w:cstheme="majorBidi" w:eastAsiaTheme="majorEastAsia"/>
+      <w:color w:themeColor="text1" w:themeTint="A6" w:val="595959"/>
+    </w:rPr>
+  </w:style>
+  <w:style w:customStyle="1" w:styleId="Heading8Char" w:type="character">
+    <w:name w:val="Heading 8 Char"/>
+    <w:basedOn w:val="DefaultParagraphFont"/>
+    <w:link w:val="Heading8"/>
+    <w:uiPriority w:val="9"/>
+    <w:semiHidden/>
+    <w:rsid w:val="00A10FD9"/>
+    <w:rPr>
+      <w:rFonts w:cstheme="majorBidi" w:eastAsiaTheme="majorEastAsia"/>
+      <w:i/>
+      <w:iCs/>
+      <w:color w:themeColor="text1" w:themeTint="D8" w:val="272727"/>
+    </w:rPr>
+  </w:style>
+  <w:style w:customStyle="1" w:styleId="Heading9Char" w:type="character">
+    <w:name w:val="Heading 9 Char"/>
+    <w:basedOn w:val="DefaultParagraphFont"/>
+    <w:link w:val="Heading9"/>
+    <w:uiPriority w:val="9"/>
+    <w:semiHidden/>
+    <w:rsid w:val="00A10FD9"/>
+    <w:rPr>
+      <w:rFonts w:cstheme="majorBidi" w:eastAsiaTheme="majorEastAsia"/>
+      <w:color w:themeColor="text1" w:themeTint="D8" w:val="272727"/>
     </w:rPr>
   </w:style>
   <w:style w:styleId="BlockText" w:type="paragraph">
@@ -20846,8 +20008,8 @@
   </w:style>
   <w:style w:styleId="FootnoteBlockText" w:type="paragraph">
     <w:name w:val="Footnote Block Text"/>
-    <w:basedOn w:val="Footnote Text"/>
-    <w:next w:val="Footnote Text"/>
+    <w:basedOn w:val="FootnoteText"/>
+    <w:next w:val="FootnoteText"/>
     <w:uiPriority w:val="9"/>
     <w:unhideWhenUsed/>
     <w:qFormat/>
@@ -20877,13 +20039,6 @@
       </w:tblCellMar>
     </w:tblPr>
     <w:tblStylePr w:type="firstRow">
-      <w:tblPr>
-        <w:jc w:val="left"/>
-        <w:tblInd w:type="dxa" w:w="0"/>
-      </w:tblPr>
-      <w:trPr>
-        <w:jc w:val="left"/>
-      </w:trPr>
       <w:tcPr>
         <w:tcBorders>
           <w:bottom w:val="single"/>
@@ -21239,44 +20394,44 @@
         <a:sysClr val="window" lastClr="FFFFFF"/>
       </a:lt1>
       <a:dk2>
-        <a:srgbClr val="1F497D"/>
+        <a:srgbClr val="0E2841"/>
       </a:dk2>
       <a:lt2>
-        <a:srgbClr val="EEECE1"/>
+        <a:srgbClr val="E8E8E8"/>
       </a:lt2>
       <a:accent1>
-        <a:srgbClr val="4F81BD"/>
+        <a:srgbClr val="156082"/>
       </a:accent1>
       <a:accent2>
-        <a:srgbClr val="C0504D"/>
+        <a:srgbClr val="E97132"/>
       </a:accent2>
       <a:accent3>
-        <a:srgbClr val="9BBB59"/>
+        <a:srgbClr val="196B24"/>
       </a:accent3>
       <a:accent4>
-        <a:srgbClr val="8064A2"/>
+        <a:srgbClr val="0F9ED5"/>
       </a:accent4>
       <a:accent5>
-        <a:srgbClr val="4BACC6"/>
+        <a:srgbClr val="A02B93"/>
       </a:accent5>
       <a:accent6>
-        <a:srgbClr val="F79646"/>
+        <a:srgbClr val="4EA72E"/>
       </a:accent6>
       <a:hlink>
-        <a:srgbClr val="0000FF"/>
+        <a:srgbClr val="467886"/>
       </a:hlink>
       <a:folHlink>
-        <a:srgbClr val="800080"/>
+        <a:srgbClr val="96607D"/>
       </a:folHlink>
     </a:clrScheme>
     <a:fontScheme name="Office">
       <a:majorFont>
-        <a:latin typeface="Calibri"/>
+        <a:latin typeface="Aptos Display" panose="02110004020202020204"/>
         <a:ea typeface=""/>
         <a:cs typeface=""/>
-        <a:font script="Jpan" typeface="ＭＳ ゴシック"/>
+        <a:font script="Jpan" typeface="游ゴシック Light"/>
         <a:font script="Hang" typeface="맑은 고딕"/>
-        <a:font script="Hans" typeface="宋体"/>
+        <a:font script="Hans" typeface="等线 Light"/>
         <a:font script="Hant" typeface="新細明體"/>
         <a:font script="Arab" typeface="Times New Roman"/>
         <a:font script="Hebr" typeface="Times New Roman"/>
@@ -21303,14 +20458,32 @@
         <a:font script="Mong" typeface="Mongolian Baiti"/>
         <a:font script="Viet" typeface="Times New Roman"/>
         <a:font script="Uigh" typeface="Microsoft Uighur"/>
+        <a:font script="Geor" typeface="Sylfaen"/>
+        <a:font script="Armn" typeface="Arial"/>
+        <a:font script="Bugi" typeface="Leelawadee UI"/>
+        <a:font script="Bopo" typeface="Microsoft JhengHei"/>
+        <a:font script="Java" typeface="Javanese Text"/>
+        <a:font script="Lisu" typeface="Segoe UI"/>
+        <a:font script="Mymr" typeface="Myanmar Text"/>
+        <a:font script="Nkoo" typeface="Ebrima"/>
+        <a:font script="Olck" typeface="Nirmala UI"/>
+        <a:font script="Osma" typeface="Ebrima"/>
+        <a:font script="Phag" typeface="Phagspa"/>
+        <a:font script="Syrn" typeface="Estrangelo Edessa"/>
+        <a:font script="Syrj" typeface="Estrangelo Edessa"/>
+        <a:font script="Syre" typeface="Estrangelo Edessa"/>
+        <a:font script="Sora" typeface="Nirmala UI"/>
+        <a:font script="Tale" typeface="Microsoft Tai Le"/>
+        <a:font script="Talu" typeface="Microsoft New Tai Lue"/>
+        <a:font script="Tfng" typeface="Ebrima"/>
       </a:majorFont>
       <a:minorFont>
-        <a:latin typeface="Cambria"/>
+        <a:latin typeface="Aptos" panose="02110004020202020204"/>
         <a:ea typeface=""/>
         <a:cs typeface=""/>
-        <a:font script="Jpan" typeface="ＭＳ 明朝"/>
+        <a:font script="Jpan" typeface="游明朝"/>
         <a:font script="Hang" typeface="맑은 고딕"/>
-        <a:font script="Hans" typeface="宋体"/>
+        <a:font script="Hans" typeface="等线"/>
         <a:font script="Hant" typeface="新細明體"/>
         <a:font script="Arab" typeface="Arial"/>
         <a:font script="Hebr" typeface="Arial"/>
@@ -21337,6 +20510,24 @@
         <a:font script="Mong" typeface="Mongolian Baiti"/>
         <a:font script="Viet" typeface="Arial"/>
         <a:font script="Uigh" typeface="Microsoft Uighur"/>
+        <a:font script="Geor" typeface="Sylfaen"/>
+        <a:font script="Armn" typeface="Arial"/>
+        <a:font script="Bugi" typeface="Leelawadee UI"/>
+        <a:font script="Bopo" typeface="Microsoft JhengHei"/>
+        <a:font script="Java" typeface="Javanese Text"/>
+        <a:font script="Lisu" typeface="Segoe UI"/>
+        <a:font script="Mymr" typeface="Myanmar Text"/>
+        <a:font script="Nkoo" typeface="Ebrima"/>
+        <a:font script="Olck" typeface="Nirmala UI"/>
+        <a:font script="Osma" typeface="Ebrima"/>
+        <a:font script="Phag" typeface="Phagspa"/>
+        <a:font script="Syrn" typeface="Estrangelo Edessa"/>
+        <a:font script="Syrj" typeface="Estrangelo Edessa"/>
+        <a:font script="Syre" typeface="Estrangelo Edessa"/>
+        <a:font script="Sora" typeface="Nirmala UI"/>
+        <a:font script="Tale" typeface="Microsoft Tai Le"/>
+        <a:font script="Talu" typeface="Microsoft New Tai Lue"/>
+        <a:font script="Tfng" typeface="Ebrima"/>
       </a:minorFont>
     </a:fontScheme>
     <a:fmtScheme name="Office">
@@ -21348,200 +20539,141 @@
           <a:gsLst>
             <a:gs pos="0">
               <a:schemeClr val="phClr">
-                <a:tint val="50000"/>
-                <a:satMod val="300000"/>
+                <a:lumMod val="110000"/>
+                <a:satMod val="105000"/>
+                <a:tint val="67000"/>
               </a:schemeClr>
             </a:gs>
-            <a:gs pos="35000">
+            <a:gs pos="50000">
               <a:schemeClr val="phClr">
-                <a:tint val="37000"/>
-                <a:satMod val="300000"/>
+                <a:lumMod val="105000"/>
+                <a:satMod val="103000"/>
+                <a:tint val="73000"/>
               </a:schemeClr>
             </a:gs>
             <a:gs pos="100000">
               <a:schemeClr val="phClr">
-                <a:tint val="15000"/>
-                <a:satMod val="350000"/>
+                <a:lumMod val="105000"/>
+                <a:satMod val="109000"/>
+                <a:tint val="81000"/>
               </a:schemeClr>
             </a:gs>
           </a:gsLst>
-          <a:lin ang="16200000" scaled="1"/>
+          <a:lin ang="5400000" scaled="0"/>
         </a:gradFill>
         <a:gradFill rotWithShape="1">
           <a:gsLst>
             <a:gs pos="0">
               <a:schemeClr val="phClr">
-                <a:tint val="100000"/>
+                <a:satMod val="103000"/>
+                <a:lumMod val="102000"/>
+                <a:tint val="94000"/>
+              </a:schemeClr>
+            </a:gs>
+            <a:gs pos="50000">
+              <a:schemeClr val="phClr">
+                <a:satMod val="110000"/>
+                <a:lumMod val="100000"/>
                 <a:shade val="100000"/>
-                <a:satMod val="130000"/>
               </a:schemeClr>
             </a:gs>
             <a:gs pos="100000">
               <a:schemeClr val="phClr">
-                <a:tint val="50000"/>
-                <a:shade val="100000"/>
-                <a:satMod val="350000"/>
+                <a:lumMod val="99000"/>
+                <a:satMod val="120000"/>
+                <a:shade val="78000"/>
               </a:schemeClr>
             </a:gs>
           </a:gsLst>
-          <a:lin ang="16200000" scaled="0"/>
+          <a:lin ang="5400000" scaled="0"/>
         </a:gradFill>
       </a:fillStyleLst>
       <a:lnStyleLst>
-        <a:ln w="9525" cap="flat" cmpd="sng" algn="ctr">
-          <a:solidFill>
-            <a:schemeClr val="phClr">
-              <a:shade val="95000"/>
-              <a:satMod val="105000"/>
-            </a:schemeClr>
-          </a:solidFill>
-          <a:prstDash val="solid"/>
-        </a:ln>
-        <a:ln w="25400" cap="flat" cmpd="sng" algn="ctr">
+        <a:ln w="6350" cap="flat" cmpd="sng" algn="ctr">
           <a:solidFill>
             <a:schemeClr val="phClr"/>
           </a:solidFill>
           <a:prstDash val="solid"/>
+          <a:miter lim="800000"/>
         </a:ln>
-        <a:ln w="38100" cap="flat" cmpd="sng" algn="ctr">
+        <a:ln w="12700" cap="flat" cmpd="sng" algn="ctr">
           <a:solidFill>
             <a:schemeClr val="phClr"/>
           </a:solidFill>
           <a:prstDash val="solid"/>
+          <a:miter lim="800000"/>
+        </a:ln>
+        <a:ln w="19050" cap="flat" cmpd="sng" algn="ctr">
+          <a:solidFill>
+            <a:schemeClr val="phClr"/>
+          </a:solidFill>
+          <a:prstDash val="solid"/>
+          <a:miter lim="800000"/>
         </a:ln>
       </a:lnStyleLst>
       <a:effectStyleLst>
         <a:effectStyle>
+          <a:effectLst/>
+        </a:effectStyle>
+        <a:effectStyle>
+          <a:effectLst/>
+        </a:effectStyle>
+        <a:effectStyle>
           <a:effectLst>
-            <a:outerShdw blurRad="40000" dist="20000" dir="5400000" rotWithShape="0">
+            <a:outerShdw blurRad="57150" dist="19050" dir="5400000" algn="ctr" rotWithShape="0">
               <a:srgbClr val="000000">
-                <a:alpha val="38000"/>
+                <a:alpha val="63000"/>
               </a:srgbClr>
             </a:outerShdw>
           </a:effectLst>
-        </a:effectStyle>
-        <a:effectStyle>
-          <a:effectLst>
-            <a:outerShdw blurRad="40000" dist="23000" dir="5400000" rotWithShape="0">
-              <a:srgbClr val="000000">
-                <a:alpha val="35000"/>
-              </a:srgbClr>
-            </a:outerShdw>
-          </a:effectLst>
-        </a:effectStyle>
-        <a:effectStyle>
-          <a:effectLst>
-            <a:outerShdw blurRad="40000" dist="23000" dir="5400000" rotWithShape="0">
-              <a:srgbClr val="000000">
-                <a:alpha val="35000"/>
-              </a:srgbClr>
-            </a:outerShdw>
-          </a:effectLst>
-          <a:scene3d>
-            <a:camera prst="orthographicFront">
-              <a:rot lat="0" lon="0" rev="0"/>
-            </a:camera>
-            <a:lightRig rig="threePt" dir="t">
-              <a:rot lat="0" lon="0" rev="1200000"/>
-            </a:lightRig>
-          </a:scene3d>
-          <a:sp3d>
-            <a:bevelT w="63500" h="25400"/>
-          </a:sp3d>
         </a:effectStyle>
       </a:effectStyleLst>
       <a:bgFillStyleLst>
         <a:solidFill>
           <a:schemeClr val="phClr"/>
         </a:solidFill>
+        <a:solidFill>
+          <a:schemeClr val="phClr">
+            <a:tint val="95000"/>
+            <a:satMod val="170000"/>
+          </a:schemeClr>
+        </a:solidFill>
         <a:gradFill rotWithShape="1">
           <a:gsLst>
             <a:gs pos="0">
               <a:schemeClr val="phClr">
-                <a:tint val="40000"/>
-                <a:satMod val="350000"/>
+                <a:tint val="93000"/>
+                <a:satMod val="150000"/>
+                <a:shade val="98000"/>
+                <a:lumMod val="102000"/>
               </a:schemeClr>
             </a:gs>
-            <a:gs pos="40000">
+            <a:gs pos="50000">
               <a:schemeClr val="phClr">
-                <a:tint val="45000"/>
-                <a:shade val="99000"/>
-                <a:satMod val="350000"/>
+                <a:tint val="98000"/>
+                <a:satMod val="130000"/>
+                <a:shade val="90000"/>
+                <a:lumMod val="103000"/>
               </a:schemeClr>
             </a:gs>
             <a:gs pos="100000">
               <a:schemeClr val="phClr">
-                <a:shade val="20000"/>
-                <a:satMod val="255000"/>
+                <a:shade val="63000"/>
+                <a:satMod val="120000"/>
               </a:schemeClr>
             </a:gs>
           </a:gsLst>
-          <a:path path="circle">
-            <a:fillToRect l="50000" t="-80000" r="50000" b="180000"/>
-          </a:path>
-        </a:gradFill>
-        <a:gradFill rotWithShape="1">
-          <a:gsLst>
-            <a:gs pos="0">
-              <a:schemeClr val="phClr">
-                <a:tint val="80000"/>
-                <a:satMod val="300000"/>
-              </a:schemeClr>
-            </a:gs>
-            <a:gs pos="100000">
-              <a:schemeClr val="phClr">
-                <a:shade val="30000"/>
-                <a:satMod val="200000"/>
-              </a:schemeClr>
-            </a:gs>
-          </a:gsLst>
-          <a:path path="circle">
-            <a:fillToRect l="50000" t="50000" r="50000" b="50000"/>
-          </a:path>
+          <a:lin ang="5400000" scaled="0"/>
         </a:gradFill>
       </a:bgFillStyleLst>
     </a:fmtScheme>
   </a:themeElements>
-  <a:objectDefaults>
-    <a:spDef>
-      <a:spPr/>
-      <a:bodyPr/>
-      <a:lstStyle/>
-      <a:style>
-        <a:lnRef idx="1">
-          <a:schemeClr val="accent1"/>
-        </a:lnRef>
-        <a:fillRef idx="3">
-          <a:schemeClr val="accent1"/>
-        </a:fillRef>
-        <a:effectRef idx="2">
-          <a:schemeClr val="accent1"/>
-        </a:effectRef>
-        <a:fontRef idx="minor">
-          <a:schemeClr val="lt1"/>
-        </a:fontRef>
-      </a:style>
-    </a:spDef>
-    <a:lnDef>
-      <a:spPr/>
-      <a:bodyPr/>
-      <a:lstStyle/>
-      <a:style>
-        <a:lnRef idx="2">
-          <a:schemeClr val="accent1"/>
-        </a:lnRef>
-        <a:fillRef idx="0">
-          <a:schemeClr val="accent1"/>
-        </a:fillRef>
-        <a:effectRef idx="1">
-          <a:schemeClr val="accent1"/>
-        </a:effectRef>
-        <a:fontRef idx="minor">
-          <a:schemeClr val="tx1"/>
-        </a:fontRef>
-      </a:style>
-    </a:lnDef>
-  </a:objectDefaults>
+  <a:objectDefaults/>
   <a:extraClrSchemeLst/>
+  <a:extLst>
+    <a:ext uri="{05A4C25C-085E-4340-85A3-A5531E510DB2}">
+      <thm15:themeFamily xmlns:thm15="http://schemas.microsoft.com/office/thememl/2012/main" name="Office Theme" id="{2E142A2C-CD16-42D6-873A-C26D2A0506FA}" vid="{1BDDFF52-6CD6-40A5-AB3C-68EB2F1E4D0A}"/>
+    </a:ext>
+  </a:extLst>
 </a:theme>
 </file>
--- a/docx/07-servicios-red/07-servicios-red.docx
+++ b/docx/07-servicios-red/07-servicios-red.docx
@@ -28,7 +28,7 @@
         </w:p>
       </w:sdtContent>
     </w:sdt>
-    <w:bookmarkStart w:id="25" w:name="servicios-de-red-dhcp-dns-y-ntp"/>
+    <w:bookmarkStart w:id="36" w:name="servicios-de-red-dhcp-dns-y-ntp"/>
     <w:p>
       <w:pPr>
         <w:pStyle w:val="Heading1"/>
@@ -115,7 +115,21 @@
           <w:i/>
           <w:iCs/>
         </w:rPr>
-        <w:t xml:space="preserve">“www.ejemplo.es”</w:t>
+        <w:t xml:space="preserve">“</w:t>
+      </w:r>
+      <w:r>
+        <w:rPr>
+          <w:i/>
+          <w:iCs/>
+        </w:rPr>
+        <w:t xml:space="preserve">www.ejemplo.es</w:t>
+      </w:r>
+      <w:r>
+        <w:rPr>
+          <w:i/>
+          <w:iCs/>
+        </w:rPr>
+        <w:t xml:space="preserve">”</w:t>
       </w:r>
       <w:r>
         <w:rPr>
@@ -168,7 +182,7 @@
         </w:pict>
       </w:r>
     </w:p>
-    <w:bookmarkStart w:id="9" w:name="objetivo-de-la-unidad"/>
+    <w:bookmarkStart w:id="20" w:name="objetivo-de-la-unidad"/>
     <w:p>
       <w:pPr>
         <w:pStyle w:val="Heading2"/>
@@ -315,8 +329,8 @@
         </w:pict>
       </w:r>
     </w:p>
-    <w:bookmarkEnd w:id="9"/>
-    <w:bookmarkStart w:id="19" w:name="mapa-de-la-unidad"/>
+    <w:bookmarkEnd w:id="20"/>
+    <w:bookmarkStart w:id="30" w:name="mapa-de-la-unidad"/>
     <w:p>
       <w:pPr>
         <w:pStyle w:val="Heading2"/>
@@ -329,6 +343,7 @@
       <w:tblPr>
         <w:tblStyle w:val="Table"/>
         <w:tblW w:type="pct" w:w="5000"/>
+        <w:jc w:val="left"/>
         <w:tblLayout w:type="fixed"/>
         <w:tblLook w:firstRow="1" w:lastRow="0" w:firstColumn="0" w:lastColumn="0" w:noHBand="0" w:noVBand="0" w:val="0020"/>
       </w:tblPr>
@@ -346,6 +361,7 @@
           <w:p>
             <w:pPr>
               <w:pStyle w:val="Compact"/>
+              <w:jc w:val="left"/>
             </w:pPr>
             <w:r>
               <w:t xml:space="preserve">Punto</w:t>
@@ -357,6 +373,7 @@
           <w:p>
             <w:pPr>
               <w:pStyle w:val="Compact"/>
+              <w:jc w:val="left"/>
             </w:pPr>
             <w:r>
               <w:t xml:space="preserve">Qué aprenderás</w:t>
@@ -368,6 +385,7 @@
           <w:p>
             <w:pPr>
               <w:pStyle w:val="Compact"/>
+              <w:jc w:val="left"/>
             </w:pPr>
             <w:r>
               <w:t xml:space="preserve">Nivel</w:t>
@@ -381,8 +399,9 @@
           <w:p>
             <w:pPr>
               <w:pStyle w:val="Compact"/>
-            </w:pPr>
-            <w:hyperlink r:id="rId10">
+              <w:jc w:val="left"/>
+            </w:pPr>
+            <w:hyperlink r:id="rId21">
               <w:r>
                 <w:rPr>
                   <w:rStyle w:val="Hyperlink"/>
@@ -397,6 +416,7 @@
           <w:p>
             <w:pPr>
               <w:pStyle w:val="Compact"/>
+              <w:jc w:val="left"/>
             </w:pPr>
             <w:r>
               <w:t xml:space="preserve">La red como plataforma de servicios y el principio</w:t>
@@ -405,15 +425,22 @@
               <w:t xml:space="preserve"> </w:t>
             </w:r>
             <w:r>
-              <w:t xml:space="preserve">“todo automático”</w:t>
-            </w:r>
-          </w:p>
-        </w:tc>
-        <w:tc>
-          <w:tcPr/>
-          <w:p>
-            <w:pPr>
-              <w:pStyle w:val="Compact"/>
+              <w:t xml:space="preserve">“</w:t>
+            </w:r>
+            <w:r>
+              <w:t xml:space="preserve">todo automático</w:t>
+            </w:r>
+            <w:r>
+              <w:t xml:space="preserve">”</w:t>
+            </w:r>
+          </w:p>
+        </w:tc>
+        <w:tc>
+          <w:tcPr/>
+          <w:p>
+            <w:pPr>
+              <w:pStyle w:val="Compact"/>
+              <w:jc w:val="left"/>
             </w:pPr>
             <w:r>
               <w:t xml:space="preserve">Todos</w:t>
@@ -427,8 +454,9 @@
           <w:p>
             <w:pPr>
               <w:pStyle w:val="Compact"/>
-            </w:pPr>
-            <w:hyperlink r:id="rId11">
+              <w:jc w:val="left"/>
+            </w:pPr>
+            <w:hyperlink r:id="rId22">
               <w:r>
                 <w:rPr>
                   <w:rStyle w:val="Hyperlink"/>
@@ -443,6 +471,7 @@
           <w:p>
             <w:pPr>
               <w:pStyle w:val="Compact"/>
+              <w:jc w:val="left"/>
             </w:pPr>
             <w:r>
               <w:t xml:space="preserve">DORA, pools, leases y opciones</w:t>
@@ -454,6 +483,7 @@
           <w:p>
             <w:pPr>
               <w:pStyle w:val="Compact"/>
+              <w:jc w:val="left"/>
             </w:pPr>
             <w:r>
               <w:t xml:space="preserve">Todos</w:t>
@@ -467,8 +497,9 @@
           <w:p>
             <w:pPr>
               <w:pStyle w:val="Compact"/>
-            </w:pPr>
-            <w:hyperlink r:id="rId12">
+              <w:jc w:val="left"/>
+            </w:pPr>
+            <w:hyperlink r:id="rId23">
               <w:r>
                 <w:rPr>
                   <w:rStyle w:val="Hyperlink"/>
@@ -483,6 +514,7 @@
           <w:p>
             <w:pPr>
               <w:pStyle w:val="Compact"/>
+              <w:jc w:val="left"/>
             </w:pPr>
             <w:r>
               <w:t xml:space="preserve">Configuración IOS, exclusiones, reservas e ip helper-address</w:t>
@@ -494,6 +526,7 @@
           <w:p>
             <w:pPr>
               <w:pStyle w:val="Compact"/>
+              <w:jc w:val="left"/>
             </w:pPr>
             <w:r>
               <w:t xml:space="preserve">Todos</w:t>
@@ -507,8 +540,9 @@
           <w:p>
             <w:pPr>
               <w:pStyle w:val="Compact"/>
-            </w:pPr>
-            <w:hyperlink r:id="rId13">
+              <w:jc w:val="left"/>
+            </w:pPr>
+            <w:hyperlink r:id="rId24">
               <w:r>
                 <w:rPr>
                   <w:rStyle w:val="Hyperlink"/>
@@ -523,6 +557,7 @@
           <w:p>
             <w:pPr>
               <w:pStyle w:val="Compact"/>
+              <w:jc w:val="left"/>
             </w:pPr>
             <w:r>
               <w:t xml:space="preserve">Resolución jerárquica, recursiva vs iterativa, caché</w:t>
@@ -534,6 +569,7 @@
           <w:p>
             <w:pPr>
               <w:pStyle w:val="Compact"/>
+              <w:jc w:val="left"/>
             </w:pPr>
             <w:r>
               <w:t xml:space="preserve">Todos</w:t>
@@ -547,8 +583,9 @@
           <w:p>
             <w:pPr>
               <w:pStyle w:val="Compact"/>
-            </w:pPr>
-            <w:hyperlink r:id="rId14">
+              <w:jc w:val="left"/>
+            </w:pPr>
+            <w:hyperlink r:id="rId25">
               <w:r>
                 <w:rPr>
                   <w:rStyle w:val="Hyperlink"/>
@@ -563,6 +600,7 @@
           <w:p>
             <w:pPr>
               <w:pStyle w:val="Compact"/>
+              <w:jc w:val="left"/>
             </w:pPr>
             <w:r>
               <w:t xml:space="preserve">A, AAAA, CNAME, MX, NS, PTR y zonas directa/inversa</w:t>
@@ -574,6 +612,7 @@
           <w:p>
             <w:pPr>
               <w:pStyle w:val="Compact"/>
+              <w:jc w:val="left"/>
             </w:pPr>
             <w:r>
               <w:t xml:space="preserve">Clave</w:t>
@@ -587,8 +626,9 @@
           <w:p>
             <w:pPr>
               <w:pStyle w:val="Compact"/>
-            </w:pPr>
-            <w:hyperlink r:id="rId15">
+              <w:jc w:val="left"/>
+            </w:pPr>
+            <w:hyperlink r:id="rId26">
               <w:r>
                 <w:rPr>
                   <w:rStyle w:val="Hyperlink"/>
@@ -603,6 +643,7 @@
           <w:p>
             <w:pPr>
               <w:pStyle w:val="Compact"/>
+              <w:jc w:val="left"/>
             </w:pPr>
             <w:r>
               <w:t xml:space="preserve">Strata, drift, y por qué sin hora no hay logs ni certificados</w:t>
@@ -614,6 +655,7 @@
           <w:p>
             <w:pPr>
               <w:pStyle w:val="Compact"/>
+              <w:jc w:val="left"/>
             </w:pPr>
             <w:r>
               <w:t xml:space="preserve">Todos</w:t>
@@ -627,8 +669,9 @@
           <w:p>
             <w:pPr>
               <w:pStyle w:val="Compact"/>
-            </w:pPr>
-            <w:hyperlink r:id="rId16">
+              <w:jc w:val="left"/>
+            </w:pPr>
+            <w:hyperlink r:id="rId27">
               <w:r>
                 <w:rPr>
                   <w:rStyle w:val="Hyperlink"/>
@@ -643,6 +686,7 @@
           <w:p>
             <w:pPr>
               <w:pStyle w:val="Compact"/>
+              <w:jc w:val="left"/>
             </w:pPr>
             <w:r>
               <w:t xml:space="preserve">Configuración, autenticación y verificación</w:t>
@@ -654,6 +698,7 @@
           <w:p>
             <w:pPr>
               <w:pStyle w:val="Compact"/>
+              <w:jc w:val="left"/>
             </w:pPr>
             <w:r>
               <w:t xml:space="preserve">Avanzado</w:t>
@@ -667,8 +712,9 @@
           <w:p>
             <w:pPr>
               <w:pStyle w:val="Compact"/>
-            </w:pPr>
-            <w:hyperlink r:id="rId17">
+              <w:jc w:val="left"/>
+            </w:pPr>
+            <w:hyperlink r:id="rId28">
               <w:r>
                 <w:rPr>
                   <w:rStyle w:val="Hyperlink"/>
@@ -683,6 +729,7 @@
           <w:p>
             <w:pPr>
               <w:pStyle w:val="Compact"/>
+              <w:jc w:val="left"/>
             </w:pPr>
             <w:r>
               <w:t xml:space="preserve">nslookup, dig, debug dhcp y el método de los tres fallos</w:t>
@@ -694,6 +741,7 @@
           <w:p>
             <w:pPr>
               <w:pStyle w:val="Compact"/>
+              <w:jc w:val="left"/>
             </w:pPr>
             <w:r>
               <w:t xml:space="preserve">Clave</w:t>
@@ -707,8 +755,9 @@
           <w:p>
             <w:pPr>
               <w:pStyle w:val="Compact"/>
-            </w:pPr>
-            <w:hyperlink r:id="rId18">
+              <w:jc w:val="left"/>
+            </w:pPr>
+            <w:hyperlink r:id="rId29">
               <w:r>
                 <w:rPr>
                   <w:rStyle w:val="Hyperlink"/>
@@ -723,6 +772,7 @@
           <w:p>
             <w:pPr>
               <w:pStyle w:val="Compact"/>
+              <w:jc w:val="left"/>
             </w:pPr>
             <w:r>
               <w:t xml:space="preserve">Sé el Paquete, Fireside, Laboratorio, Crucigrama…</w:t>
@@ -734,6 +784,7 @@
           <w:p>
             <w:pPr>
               <w:pStyle w:val="Compact"/>
+              <w:jc w:val="left"/>
             </w:pPr>
             <w:r>
               <w:t xml:space="preserve">Todos</w:t>
@@ -773,8 +824,8 @@
         </w:pict>
       </w:r>
     </w:p>
-    <w:bookmarkEnd w:id="19"/>
-    <w:bookmarkStart w:id="20" w:name="boletines-de-la-unidad"/>
+    <w:bookmarkEnd w:id="30"/>
+    <w:bookmarkStart w:id="31" w:name="boletines-de-la-unidad"/>
     <w:p>
       <w:pPr>
         <w:pStyle w:val="Heading2"/>
@@ -849,8 +900,8 @@
         </w:pict>
       </w:r>
     </w:p>
-    <w:bookmarkEnd w:id="20"/>
-    <w:bookmarkStart w:id="21" w:name="criterios-de-evaluación-cubiertos-ra2ra4"/>
+    <w:bookmarkEnd w:id="31"/>
+    <w:bookmarkStart w:id="32" w:name="criterios-de-evaluación-cubiertos-ra2ra4"/>
     <w:p>
       <w:pPr>
         <w:pStyle w:val="Heading2"/>
@@ -863,6 +914,7 @@
       <w:tblPr>
         <w:tblStyle w:val="Table"/>
         <w:tblW w:type="pct" w:w="5000"/>
+        <w:jc w:val="left"/>
         <w:tblLayout w:type="fixed"/>
         <w:tblLook w:firstRow="1" w:lastRow="0" w:firstColumn="0" w:lastColumn="0" w:noHBand="0" w:noVBand="0" w:val="0020"/>
       </w:tblPr>
@@ -880,6 +932,7 @@
           <w:p>
             <w:pPr>
               <w:pStyle w:val="Compact"/>
+              <w:jc w:val="left"/>
             </w:pPr>
             <w:r>
               <w:t xml:space="preserve">CE</w:t>
@@ -891,6 +944,7 @@
           <w:p>
             <w:pPr>
               <w:pStyle w:val="Compact"/>
+              <w:jc w:val="left"/>
             </w:pPr>
             <w:r>
               <w:t xml:space="preserve">Criterio</w:t>
@@ -902,6 +956,7 @@
           <w:p>
             <w:pPr>
               <w:pStyle w:val="Compact"/>
+              <w:jc w:val="left"/>
             </w:pPr>
             <w:r>
               <w:t xml:space="preserve">Dónde se cubre</w:t>
@@ -915,6 +970,7 @@
           <w:p>
             <w:pPr>
               <w:pStyle w:val="Compact"/>
+              <w:jc w:val="left"/>
             </w:pPr>
             <w:r>
               <w:t xml:space="preserve">RA2·d)</w:t>
@@ -926,6 +982,7 @@
           <w:p>
             <w:pPr>
               <w:pStyle w:val="Compact"/>
+              <w:jc w:val="left"/>
             </w:pPr>
             <w:r>
               <w:t xml:space="preserve">Se ha utilizado el sistema de direccionamiento lógico IP para asignar direcciones de red y máscaras de subred</w:t>
@@ -937,6 +994,7 @@
           <w:p>
             <w:pPr>
               <w:pStyle w:val="Compact"/>
+              <w:jc w:val="left"/>
             </w:pPr>
             <w:r>
               <w:t xml:space="preserve">✅ Puntos 2-3 (rangos y pools DHCP) + ⚡ Laboratorio (punto 9)</w:t>
@@ -950,6 +1008,7 @@
           <w:p>
             <w:pPr>
               <w:pStyle w:val="Compact"/>
+              <w:jc w:val="left"/>
             </w:pPr>
             <w:r>
               <w:t xml:space="preserve">RA4·h)</w:t>
@@ -961,6 +1020,7 @@
           <w:p>
             <w:pPr>
               <w:pStyle w:val="Compact"/>
+              <w:jc w:val="left"/>
             </w:pPr>
             <w:r>
               <w:t xml:space="preserve">Se ha configurado el «router» como servidor de direcciones IP dinámicas</w:t>
@@ -972,6 +1032,7 @@
           <w:p>
             <w:pPr>
               <w:pStyle w:val="Compact"/>
+              <w:jc w:val="left"/>
             </w:pPr>
             <w:r>
               <w:t xml:space="preserve">✅ Puntos 2-3 + 🧠 Atrévete a pensar (punto 9)</w:t>
@@ -1043,8 +1104,8 @@
         </w:pict>
       </w:r>
     </w:p>
-    <w:bookmarkEnd w:id="21"/>
-    <w:bookmarkStart w:id="24" w:name="por-dónde-empiezo"/>
+    <w:bookmarkEnd w:id="32"/>
+    <w:bookmarkStart w:id="35" w:name="por-dónde-empiezo"/>
     <w:p>
       <w:pPr>
         <w:pStyle w:val="Heading2"/>
@@ -1067,7 +1128,7 @@
       <w:r>
         <w:t xml:space="preserve"> </w:t>
       </w:r>
-      <w:hyperlink r:id="rId22">
+      <w:hyperlink r:id="rId33">
         <w:r>
           <w:rPr>
             <w:rStyle w:val="Hyperlink"/>
@@ -1093,7 +1154,7 @@
       <w:r>
         <w:t xml:space="preserve"> </w:t>
       </w:r>
-      <w:hyperlink r:id="rId10">
+      <w:hyperlink r:id="rId21">
         <w:r>
           <w:rPr>
             <w:rStyle w:val="Hyperlink"/>
@@ -1119,7 +1180,7 @@
       <w:r>
         <w:t xml:space="preserve"> </w:t>
       </w:r>
-      <w:hyperlink r:id="rId10">
+      <w:hyperlink r:id="rId21">
         <w:r>
           <w:rPr>
             <w:rStyle w:val="Hyperlink"/>
@@ -1144,7 +1205,7 @@
         </w:rPr>
         <w:t xml:space="preserve"> </w:t>
       </w:r>
-      <w:hyperlink r:id="rId23">
+      <w:hyperlink r:id="rId34">
         <w:r>
           <w:rPr>
             <w:rStyle w:val="Hyperlink"/>
@@ -1162,9 +1223,9 @@
         <w:t xml:space="preserve">.</w:t>
       </w:r>
     </w:p>
-    <w:bookmarkEnd w:id="24"/>
-    <w:bookmarkEnd w:id="25"/>
-    <w:bookmarkStart w:id="35" w:name="por-qué-necesitas-servicios"/>
+    <w:bookmarkEnd w:id="35"/>
+    <w:bookmarkEnd w:id="36"/>
+    <w:bookmarkStart w:id="49" w:name="por-qué-necesitas-servicios"/>
     <w:p>
       <w:pPr>
         <w:pStyle w:val="Heading1"/>
@@ -1228,7 +1289,7 @@
         </w:pict>
       </w:r>
     </w:p>
-    <w:bookmarkStart w:id="26" w:name="la-idea-en-una-frase"/>
+    <w:bookmarkStart w:id="37" w:name="la-idea-en-una-frase"/>
     <w:p>
       <w:pPr>
         <w:pStyle w:val="Heading2"/>
@@ -1313,8 +1374,8 @@
         </w:pict>
       </w:r>
     </w:p>
-    <w:bookmarkEnd w:id="26"/>
-    <w:bookmarkStart w:id="27" w:name="de-la-infraestructura-a-la-plataforma"/>
+    <w:bookmarkEnd w:id="37"/>
+    <w:bookmarkStart w:id="38" w:name="de-la-infraestructura-a-la-plataforma"/>
     <w:p>
       <w:pPr>
         <w:pStyle w:val="Heading2"/>
@@ -1368,7 +1429,13 @@
         <w:t xml:space="preserve"> </w:t>
       </w:r>
       <w:r>
-        <w:t xml:space="preserve">“red que funciona”</w:t>
+        <w:t xml:space="preserve">“</w:t>
+      </w:r>
+      <w:r>
+        <w:t xml:space="preserve">red que funciona</w:t>
+      </w:r>
+      <w:r>
+        <w:t xml:space="preserve">”</w:t>
       </w:r>
       <w:r>
         <w:t xml:space="preserve"> </w:t>
@@ -1380,7 +1447,13 @@
         <w:t xml:space="preserve"> </w:t>
       </w:r>
       <w:r>
-        <w:t xml:space="preserve">“red que se usa”</w:t>
+        <w:t xml:space="preserve">“</w:t>
+      </w:r>
+      <w:r>
+        <w:t xml:space="preserve">red que se usa</w:t>
+      </w:r>
+      <w:r>
+        <w:t xml:space="preserve">”</w:t>
       </w:r>
       <w:r>
         <w:t xml:space="preserve">:</w:t>
@@ -1390,6 +1463,7 @@
       <w:tblPr>
         <w:tblStyle w:val="Table"/>
         <w:tblW w:type="pct" w:w="5000"/>
+        <w:jc w:val="left"/>
         <w:tblLayout w:type="fixed"/>
         <w:tblLook w:firstRow="1" w:lastRow="0" w:firstColumn="0" w:lastColumn="0" w:noHBand="0" w:noVBand="0" w:val="0020"/>
       </w:tblPr>
@@ -1407,6 +1481,7 @@
           <w:p>
             <w:pPr>
               <w:pStyle w:val="Compact"/>
+              <w:jc w:val="left"/>
             </w:pPr>
             <w:r>
               <w:t xml:space="preserve">Servicio</w:t>
@@ -1418,6 +1493,7 @@
           <w:p>
             <w:pPr>
               <w:pStyle w:val="Compact"/>
+              <w:jc w:val="left"/>
             </w:pPr>
             <w:r>
               <w:t xml:space="preserve">Pregunta que resuelve</w:t>
@@ -1429,6 +1505,7 @@
           <w:p>
             <w:pPr>
               <w:pStyle w:val="Compact"/>
+              <w:jc w:val="left"/>
             </w:pPr>
             <w:r>
               <w:t xml:space="preserve">Si se cae…</w:t>
@@ -1442,6 +1519,7 @@
           <w:p>
             <w:pPr>
               <w:pStyle w:val="Compact"/>
+              <w:jc w:val="left"/>
             </w:pPr>
             <w:r>
               <w:rPr>
@@ -1457,6 +1535,7 @@
           <w:p>
             <w:pPr>
               <w:pStyle w:val="Compact"/>
+              <w:jc w:val="left"/>
             </w:pPr>
             <w:r>
               <w:t xml:space="preserve">¿Qué IP, máscara, gateway y DNS me tocan?</w:t>
@@ -1468,6 +1547,7 @@
           <w:p>
             <w:pPr>
               <w:pStyle w:val="Compact"/>
+              <w:jc w:val="left"/>
             </w:pPr>
             <w:r>
               <w:t xml:space="preserve">Los equipos se quedan sin dirección y</w:t>
@@ -1476,7 +1556,13 @@
               <w:t xml:space="preserve"> </w:t>
             </w:r>
             <w:r>
-              <w:t xml:space="preserve">“no hay red”</w:t>
+              <w:t xml:space="preserve">“</w:t>
+            </w:r>
+            <w:r>
+              <w:t xml:space="preserve">no hay red</w:t>
+            </w:r>
+            <w:r>
+              <w:t xml:space="preserve">”</w:t>
             </w:r>
           </w:p>
         </w:tc>
@@ -1487,6 +1573,7 @@
           <w:p>
             <w:pPr>
               <w:pStyle w:val="Compact"/>
+              <w:jc w:val="left"/>
             </w:pPr>
             <w:r>
               <w:rPr>
@@ -1502,6 +1589,7 @@
           <w:p>
             <w:pPr>
               <w:pStyle w:val="Compact"/>
+              <w:jc w:val="left"/>
             </w:pPr>
             <w:r>
               <w:t xml:space="preserve">¿Qué IP tiene www.ejemplo.es?</w:t>
@@ -1513,6 +1601,7 @@
           <w:p>
             <w:pPr>
               <w:pStyle w:val="Compact"/>
+              <w:jc w:val="left"/>
             </w:pPr>
             <w:r>
               <w:t xml:space="preserve">Nada carga por nombre, aunque la conectividad esté perfecta</w:t>
@@ -1526,6 +1615,7 @@
           <w:p>
             <w:pPr>
               <w:pStyle w:val="Compact"/>
+              <w:jc w:val="left"/>
             </w:pPr>
             <w:r>
               <w:rPr>
@@ -1541,6 +1631,7 @@
           <w:p>
             <w:pPr>
               <w:pStyle w:val="Compact"/>
+              <w:jc w:val="left"/>
             </w:pPr>
             <w:r>
               <w:t xml:space="preserve">¿Qué hora es, exactamente?</w:t>
@@ -1552,6 +1643,7 @@
           <w:p>
             <w:pPr>
               <w:pStyle w:val="Compact"/>
+              <w:jc w:val="left"/>
             </w:pPr>
             <w:r>
               <w:t xml:space="preserve">Los logs no se correlacionan, los certificados fallan, Kerberos se cae</w:t>
@@ -1603,7 +1695,13 @@
         <w:t xml:space="preserve"> </w:t>
       </w:r>
       <w:r>
-        <w:t xml:space="preserve">“Internet no va”</w:t>
+        <w:t xml:space="preserve">“</w:t>
+      </w:r>
+      <w:r>
+        <w:t xml:space="preserve">Internet no va</w:t>
+      </w:r>
+      <w:r>
+        <w:t xml:space="preserve">”</w:t>
       </w:r>
       <w:r>
         <w:t xml:space="preserve">.</w:t>
@@ -1616,8 +1714,8 @@
         </w:pict>
       </w:r>
     </w:p>
-    <w:bookmarkEnd w:id="27"/>
-    <w:bookmarkStart w:id="28" w:name="el-principio-de-todo-automático"/>
+    <w:bookmarkEnd w:id="38"/>
+    <w:bookmarkStart w:id="39" w:name="el-principio-de-todo-automático"/>
     <w:p>
       <w:pPr>
         <w:pStyle w:val="Heading2"/>
@@ -1760,8 +1858,8 @@
         </w:pict>
       </w:r>
     </w:p>
-    <w:bookmarkEnd w:id="28"/>
-    <w:bookmarkStart w:id="29" w:name="Xc203df9bb84def4eec2b279216218915b7bae1f"/>
+    <w:bookmarkEnd w:id="39"/>
+    <w:bookmarkStart w:id="40" w:name="Xc203df9bb84def4eec2b279216218915b7bae1f"/>
     <w:p>
       <w:pPr>
         <w:pStyle w:val="Heading2"/>
@@ -1782,6 +1880,7 @@
       <w:tblPr>
         <w:tblStyle w:val="Table"/>
         <w:tblW w:type="pct" w:w="5000"/>
+        <w:jc w:val="left"/>
         <w:tblLayout w:type="fixed"/>
         <w:tblLook w:firstRow="1" w:lastRow="0" w:firstColumn="0" w:lastColumn="0" w:noHBand="0" w:noVBand="0" w:val="0020"/>
       </w:tblPr>
@@ -1799,6 +1898,7 @@
           <w:p>
             <w:pPr>
               <w:pStyle w:val="Compact"/>
+              <w:jc w:val="left"/>
             </w:pPr>
             <w:r>
               <w:t xml:space="preserve">Opción</w:t>
@@ -1810,6 +1910,7 @@
           <w:p>
             <w:pPr>
               <w:pStyle w:val="Compact"/>
+              <w:jc w:val="left"/>
             </w:pPr>
             <w:r>
               <w:t xml:space="preserve">Ejemplo típico</w:t>
@@ -1821,6 +1922,7 @@
           <w:p>
             <w:pPr>
               <w:pStyle w:val="Compact"/>
+              <w:jc w:val="left"/>
             </w:pPr>
             <w:r>
               <w:t xml:space="preserve">Cuándo se usa</w:t>
@@ -1834,6 +1936,7 @@
           <w:p>
             <w:pPr>
               <w:pStyle w:val="Compact"/>
+              <w:jc w:val="left"/>
             </w:pPr>
             <w:r>
               <w:rPr>
@@ -1849,6 +1952,7 @@
           <w:p>
             <w:pPr>
               <w:pStyle w:val="Compact"/>
+              <w:jc w:val="left"/>
             </w:pPr>
             <w:r>
               <w:t xml:space="preserve">DHCP y DNS en el router Cisco de la sucursal</w:t>
@@ -1860,6 +1964,7 @@
           <w:p>
             <w:pPr>
               <w:pStyle w:val="Compact"/>
+              <w:jc w:val="left"/>
             </w:pPr>
             <w:r>
               <w:t xml:space="preserve">Redes pequeñas, sucursales, laboratorios</w:t>
@@ -1873,6 +1978,7 @@
           <w:p>
             <w:pPr>
               <w:pStyle w:val="Compact"/>
+              <w:jc w:val="left"/>
             </w:pPr>
             <w:r>
               <w:rPr>
@@ -1888,6 +1994,7 @@
           <w:p>
             <w:pPr>
               <w:pStyle w:val="Compact"/>
+              <w:jc w:val="left"/>
             </w:pPr>
             <w:r>
               <w:t xml:space="preserve">Windows Server, BIND, Samba</w:t>
@@ -1899,6 +2006,7 @@
           <w:p>
             <w:pPr>
               <w:pStyle w:val="Compact"/>
+              <w:jc w:val="left"/>
             </w:pPr>
             <w:r>
               <w:t xml:space="preserve">Redes medianas y grandes, integración con dominio</w:t>
@@ -1938,8 +2046,8 @@
         </w:pict>
       </w:r>
     </w:p>
-    <w:bookmarkEnd w:id="29"/>
-    <w:bookmarkStart w:id="30" w:name="la-dependencia-entre-servicios"/>
+    <w:bookmarkEnd w:id="40"/>
+    <w:bookmarkStart w:id="44" w:name="la-dependencia-entre-servicios"/>
     <w:p>
       <w:pPr>
         <w:pStyle w:val="Heading2"/>
@@ -1971,36 +2079,71 @@
     </w:p>
     <w:p>
       <w:pPr>
-        <w:pStyle w:val="SourceCode"/>
-      </w:pPr>
-      <w:r>
-        <w:rPr>
-          <w:rStyle w:val="VerbatimChar"/>
-        </w:rPr>
-        <w:t xml:space="preserve">DHCP ── entrega la IP del servidor DNS ──► DNS</w:t>
-      </w:r>
-      <w:r>
-        <w:br/>
-      </w:r>
-      <w:r>
-        <w:rPr>
-          <w:rStyle w:val="VerbatimChar"/>
-        </w:rPr>
-        <w:t xml:space="preserve">DNS ── necesita la hora para firmar/caducar ──► NTP</w:t>
-      </w:r>
-      <w:r>
-        <w:br/>
-      </w:r>
-      <w:r>
-        <w:rPr>
-          <w:rStyle w:val="VerbatimChar"/>
-        </w:rPr>
-        <w:t xml:space="preserve">NTP ── a veces se descubre por nombre ──► DNS</w:t>
-      </w:r>
-    </w:p>
-    <w:p>
-      <w:pPr>
-        <w:pStyle w:val="FirstParagraph"/>
+        <w:pStyle w:val="CaptionedFigure"/>
+      </w:pPr>
+      <w:r>
+        <w:drawing>
+          <wp:inline>
+            <wp:extent cx="5334000" cy="3033836"/>
+            <wp:effectExtent b="0" l="0" r="0" t="0"/>
+            <wp:docPr descr="Dependencias entre los tres servicios: DHCP entrega su IP al DNS, DNS consulta la hora al NTP y a veces el NTP se descubre por el DNS" title="" id="42" name="Picture"/>
+            <a:graphic>
+              <a:graphicData uri="http://schemas.openxmlformats.org/drawingml/2006/picture">
+                <pic:pic>
+                  <pic:nvPicPr>
+                    <pic:cNvPr descr="public/diagrams/u07-dependencias.svg" id="43" name="Picture"/>
+                    <pic:cNvPicPr>
+                      <a:picLocks noChangeArrowheads="1" noChangeAspect="1"/>
+                    </pic:cNvPicPr>
+                  </pic:nvPicPr>
+                  <pic:blipFill>
+                    <a:blip>
+                      <a:extLst>
+                        <a:ext uri="{28A0092B-C50C-407E-A947-70E740481C1C}">
+                          <a14:useLocalDpi xmlns:a14="http://schemas.microsoft.com/office/drawing/2010/main" val="0"/>
+                        </a:ext>
+                        <a:ext uri="{96DAC541-7B7A-43D3-8B79-37D633B846F1}">
+                          <asvg:svgBlip xmlns:asvg="http://schemas.microsoft.com/office/drawing/2016/SVG/main" r:embed="rId41"/>
+                        </a:ext>
+                      </a:extLst>
+                    </a:blip>
+                    <a:stretch>
+                      <a:fillRect/>
+                    </a:stretch>
+                  </pic:blipFill>
+                  <pic:spPr bwMode="auto">
+                    <a:xfrm>
+                      <a:off x="0" y="0"/>
+                      <a:ext cx="5334000" cy="3033836"/>
+                    </a:xfrm>
+                    <a:prstGeom prst="rect">
+                      <a:avLst/>
+                    </a:prstGeom>
+                    <a:noFill/>
+                    <a:ln w="9525">
+                      <a:noFill/>
+                      <a:headEnd/>
+                      <a:tailEnd/>
+                    </a:ln>
+                  </pic:spPr>
+                </pic:pic>
+              </a:graphicData>
+            </a:graphic>
+          </wp:inline>
+        </w:drawing>
+      </w:r>
+    </w:p>
+    <w:p>
+      <w:pPr>
+        <w:pStyle w:val="ImageCaption"/>
+      </w:pPr>
+      <w:r>
+        <w:t xml:space="preserve">Dependencias entre los tres servicios: DHCP entrega su IP al DNS, DNS consulta la hora al NTP y a veces el NTP se descubre por el DNS</w:t>
+      </w:r>
+    </w:p>
+    <w:p>
+      <w:pPr>
+        <w:pStyle w:val="BodyText"/>
       </w:pPr>
       <w:r>
         <w:t xml:space="preserve">Si un portátil</w:t>
@@ -2009,7 +2152,13 @@
         <w:t xml:space="preserve"> </w:t>
       </w:r>
       <w:r>
-        <w:t xml:space="preserve">“no navega”</w:t>
+        <w:t xml:space="preserve">“</w:t>
+      </w:r>
+      <w:r>
+        <w:t xml:space="preserve">no navega</w:t>
+      </w:r>
+      <w:r>
+        <w:t xml:space="preserve">”</w:t>
       </w:r>
       <w:r>
         <w:t xml:space="preserve">, puede ser DNS caído… o DHCP que no entregó el DNS correcto… o NTP desajustado que invalida las credenciales del dominio. El diagnóstico de servicios es un ejercicio de orden: primero verifica el abajo, después el de encima. Lo practicarás en el</w:t>
@@ -2017,7 +2166,7 @@
       <w:r>
         <w:t xml:space="preserve"> </w:t>
       </w:r>
-      <w:hyperlink r:id="rId17">
+      <w:hyperlink r:id="rId28">
         <w:r>
           <w:rPr>
             <w:rStyle w:val="Hyperlink"/>
@@ -2036,8 +2185,8 @@
         </w:pict>
       </w:r>
     </w:p>
-    <w:bookmarkEnd w:id="30"/>
-    <w:bookmarkStart w:id="31" w:name="mini-chequeo"/>
+    <w:bookmarkEnd w:id="44"/>
+    <w:bookmarkStart w:id="45" w:name="mini-chequeo"/>
     <w:p>
       <w:pPr>
         <w:pStyle w:val="Heading2"/>
@@ -2103,7 +2252,13 @@
         <w:t xml:space="preserve"> </w:t>
       </w:r>
       <w:r>
-        <w:t xml:space="preserve">“invisibles cuando funcionan”</w:t>
+        <w:t xml:space="preserve">“</w:t>
+      </w:r>
+      <w:r>
+        <w:t xml:space="preserve">invisibles cuando funcionan</w:t>
+      </w:r>
+      <w:r>
+        <w:t xml:space="preserve">”</w:t>
       </w:r>
       <w:r>
         <w:t xml:space="preserve">?</w:t>
@@ -2208,7 +2363,13 @@
         <w:t xml:space="preserve"> </w:t>
       </w:r>
       <w:r>
-        <w:t xml:space="preserve">“abre”</w:t>
+        <w:t xml:space="preserve">“</w:t>
+      </w:r>
+      <w:r>
+        <w:t xml:space="preserve">abre</w:t>
+      </w:r>
+      <w:r>
+        <w:t xml:space="preserve">”</w:t>
       </w:r>
       <w:r>
         <w:t xml:space="preserve">, la IP</w:t>
@@ -2217,7 +2378,13 @@
         <w:t xml:space="preserve"> </w:t>
       </w:r>
       <w:r>
-        <w:t xml:space="preserve">“sale sola”</w:t>
+        <w:t xml:space="preserve">“</w:t>
+      </w:r>
+      <w:r>
+        <w:t xml:space="preserve">sale sola</w:t>
+      </w:r>
+      <w:r>
+        <w:t xml:space="preserve">”</w:t>
       </w:r>
       <w:r>
         <w:t xml:space="preserve">) y solo los nota cuando fallan, y entonces parece que</w:t>
@@ -2226,7 +2393,13 @@
         <w:t xml:space="preserve"> </w:t>
       </w:r>
       <w:r>
-        <w:t xml:space="preserve">“se ha caído Internet”</w:t>
+        <w:t xml:space="preserve">“</w:t>
+      </w:r>
+      <w:r>
+        <w:t xml:space="preserve">se ha caído Internet</w:t>
+      </w:r>
+      <w:r>
+        <w:t xml:space="preserve">”</w:t>
       </w:r>
       <w:r>
         <w:t xml:space="preserve"> </w:t>
@@ -2242,8 +2415,8 @@
         </w:pict>
       </w:r>
     </w:p>
-    <w:bookmarkEnd w:id="31"/>
-    <w:bookmarkStart w:id="32" w:name="resumen-en-3-frases"/>
+    <w:bookmarkEnd w:id="45"/>
+    <w:bookmarkStart w:id="46" w:name="resumen-en-3-frases"/>
     <w:p>
       <w:pPr>
         <w:pStyle w:val="Heading2"/>
@@ -2330,8 +2503,8 @@
         <w:t xml:space="preserve">, por eso su diagnóstico se hace en orden de abajo hacia arriba.</w:t>
       </w:r>
     </w:p>
-    <w:bookmarkEnd w:id="32"/>
-    <w:bookmarkStart w:id="34" w:name="vocabulario-rápido"/>
+    <w:bookmarkEnd w:id="46"/>
+    <w:bookmarkStart w:id="48" w:name="vocabulario-rápido"/>
     <w:p>
       <w:pPr>
         <w:pStyle w:val="Heading2"/>
@@ -2344,6 +2517,7 @@
       <w:tblPr>
         <w:tblStyle w:val="Table"/>
         <w:tblW w:type="pct" w:w="5000"/>
+        <w:jc w:val="left"/>
         <w:tblLayout w:type="fixed"/>
         <w:tblLook w:firstRow="1" w:lastRow="0" w:firstColumn="0" w:lastColumn="0" w:noHBand="0" w:noVBand="0" w:val="0020"/>
       </w:tblPr>
@@ -2360,6 +2534,7 @@
           <w:p>
             <w:pPr>
               <w:pStyle w:val="Compact"/>
+              <w:jc w:val="left"/>
             </w:pPr>
             <w:r>
               <w:t xml:space="preserve">Término</w:t>
@@ -2371,6 +2546,7 @@
           <w:p>
             <w:pPr>
               <w:pStyle w:val="Compact"/>
+              <w:jc w:val="left"/>
             </w:pPr>
             <w:r>
               <w:t xml:space="preserve">Idea general</w:t>
@@ -2384,6 +2560,7 @@
           <w:p>
             <w:pPr>
               <w:pStyle w:val="Compact"/>
+              <w:jc w:val="left"/>
             </w:pPr>
             <w:r>
               <w:t xml:space="preserve">Servicio de red</w:t>
@@ -2395,6 +2572,7 @@
           <w:p>
             <w:pPr>
               <w:pStyle w:val="Compact"/>
+              <w:jc w:val="left"/>
             </w:pPr>
             <w:r>
               <w:t xml:space="preserve">Proceso que ofrece una función a los clientes (IP, nombres, hora…)</w:t>
@@ -2408,6 +2586,7 @@
           <w:p>
             <w:pPr>
               <w:pStyle w:val="Compact"/>
+              <w:jc w:val="left"/>
             </w:pPr>
             <w:r>
               <w:t xml:space="preserve">Lease</w:t>
@@ -2419,6 +2598,7 @@
           <w:p>
             <w:pPr>
               <w:pStyle w:val="Compact"/>
+              <w:jc w:val="left"/>
             </w:pPr>
             <w:r>
               <w:t xml:space="preserve">Concesión temporal de una IP por DHCP</w:t>
@@ -2432,6 +2612,7 @@
           <w:p>
             <w:pPr>
               <w:pStyle w:val="Compact"/>
+              <w:jc w:val="left"/>
             </w:pPr>
             <w:r>
               <w:t xml:space="preserve">Resolución</w:t>
@@ -2443,6 +2624,7 @@
           <w:p>
             <w:pPr>
               <w:pStyle w:val="Compact"/>
+              <w:jc w:val="left"/>
             </w:pPr>
             <w:r>
               <w:t xml:space="preserve">Traducción de un nombre de dominio a una IP (o al revés)</w:t>
@@ -2456,6 +2638,7 @@
           <w:p>
             <w:pPr>
               <w:pStyle w:val="Compact"/>
+              <w:jc w:val="left"/>
             </w:pPr>
             <w:r>
               <w:t xml:space="preserve">Stratum</w:t>
@@ -2467,6 +2650,7 @@
           <w:p>
             <w:pPr>
               <w:pStyle w:val="Compact"/>
+              <w:jc w:val="left"/>
             </w:pPr>
             <w:r>
               <w:t xml:space="preserve">Nivel de profundidad respecto a la fuente horaria en NTP</w:t>
@@ -2480,6 +2664,7 @@
           <w:p>
             <w:pPr>
               <w:pStyle w:val="Compact"/>
+              <w:jc w:val="left"/>
             </w:pPr>
             <w:r>
               <w:t xml:space="preserve">Automatización</w:t>
@@ -2491,6 +2676,7 @@
           <w:p>
             <w:pPr>
               <w:pStyle w:val="Compact"/>
+              <w:jc w:val="left"/>
             </w:pPr>
             <w:r>
               <w:t xml:space="preserve">Que la configuración llegue sola, sin intervención manual</w:t>
@@ -2516,7 +2702,7 @@
       <w:r>
         <w:t xml:space="preserve"> </w:t>
       </w:r>
-      <w:hyperlink r:id="rId33">
+      <w:hyperlink r:id="rId47">
         <w:r>
           <w:rPr>
             <w:rStyle w:val="Hyperlink"/>
@@ -2543,7 +2729,7 @@
       <w:r>
         <w:t xml:space="preserve"> </w:t>
       </w:r>
-      <w:hyperlink r:id="rId33">
+      <w:hyperlink r:id="rId47">
         <w:r>
           <w:rPr>
             <w:rStyle w:val="Hyperlink"/>
@@ -2570,7 +2756,7 @@
       <w:r>
         <w:t xml:space="preserve"> </w:t>
       </w:r>
-      <w:hyperlink r:id="rId11">
+      <w:hyperlink r:id="rId22">
         <w:r>
           <w:rPr>
             <w:rStyle w:val="Hyperlink"/>
@@ -2579,9 +2765,9 @@
         </w:r>
       </w:hyperlink>
     </w:p>
-    <w:bookmarkEnd w:id="34"/>
-    <w:bookmarkEnd w:id="35"/>
-    <w:bookmarkStart w:id="47" w:name="dhcp-el-repartidor-de-ips"/>
+    <w:bookmarkEnd w:id="48"/>
+    <w:bookmarkEnd w:id="49"/>
+    <w:bookmarkStart w:id="64" w:name="dhcp-el-repartidor-de-ips"/>
     <w:p>
       <w:pPr>
         <w:pStyle w:val="Heading1"/>
@@ -2645,7 +2831,7 @@
         </w:pict>
       </w:r>
     </w:p>
-    <w:bookmarkStart w:id="36" w:name="la-idea-en-una-frase-1"/>
+    <w:bookmarkStart w:id="50" w:name="la-idea-en-una-frase-1"/>
     <w:p>
       <w:pPr>
         <w:pStyle w:val="Heading2"/>
@@ -2705,7 +2891,7 @@
       <w:r>
         <w:t xml:space="preserve"> </w:t>
       </w:r>
-      <w:hyperlink r:id="rId22">
+      <w:hyperlink r:id="rId33">
         <w:r>
           <w:rPr>
             <w:rStyle w:val="Hyperlink"/>
@@ -2727,8 +2913,8 @@
         </w:pict>
       </w:r>
     </w:p>
-    <w:bookmarkEnd w:id="36"/>
-    <w:bookmarkStart w:id="40" w:name="dora-la-coreografía-de-cuatro-mensajes"/>
+    <w:bookmarkEnd w:id="50"/>
+    <w:bookmarkStart w:id="54" w:name="dora-la-coreografía-de-cuatro-mensajes"/>
     <w:p>
       <w:pPr>
         <w:pStyle w:val="Heading2"/>
@@ -2748,7 +2934,13 @@
         <w:t xml:space="preserve"> </w:t>
       </w:r>
       <w:r>
-        <w:t xml:space="preserve">“obtener una dirección automáticamente”</w:t>
+        <w:t xml:space="preserve">“</w:t>
+      </w:r>
+      <w:r>
+        <w:t xml:space="preserve">obtener una dirección automáticamente</w:t>
+      </w:r>
+      <w:r>
+        <w:t xml:space="preserve">”</w:t>
       </w:r>
       <w:r>
         <w:t xml:space="preserve">, ocurre esto:</w:t>
@@ -2758,6 +2950,7 @@
       <w:tblPr>
         <w:tblStyle w:val="Table"/>
         <w:tblW w:type="pct" w:w="5000"/>
+        <w:jc w:val="left"/>
         <w:tblLayout w:type="fixed"/>
         <w:tblLook w:firstRow="1" w:lastRow="0" w:firstColumn="0" w:lastColumn="0" w:noHBand="0" w:noVBand="0" w:val="0020"/>
       </w:tblPr>
@@ -2777,6 +2970,7 @@
           <w:p>
             <w:pPr>
               <w:pStyle w:val="Compact"/>
+              <w:jc w:val="left"/>
             </w:pPr>
             <w:r>
               <w:t xml:space="preserve">Paso</w:t>
@@ -2788,6 +2982,7 @@
           <w:p>
             <w:pPr>
               <w:pStyle w:val="Compact"/>
+              <w:jc w:val="left"/>
             </w:pPr>
             <w:r>
               <w:t xml:space="preserve">Mensaje</w:t>
@@ -2799,6 +2994,7 @@
           <w:p>
             <w:pPr>
               <w:pStyle w:val="Compact"/>
+              <w:jc w:val="left"/>
             </w:pPr>
             <w:r>
               <w:t xml:space="preserve">Quién</w:t>
@@ -2810,6 +3006,7 @@
           <w:p>
             <w:pPr>
               <w:pStyle w:val="Compact"/>
+              <w:jc w:val="left"/>
             </w:pPr>
             <w:r>
               <w:t xml:space="preserve">Qué viaja</w:t>
@@ -2821,6 +3018,7 @@
           <w:p>
             <w:pPr>
               <w:pStyle w:val="Compact"/>
+              <w:jc w:val="left"/>
             </w:pPr>
             <w:r>
               <w:t xml:space="preserve">Envoltura</w:t>
@@ -2834,6 +3032,7 @@
           <w:p>
             <w:pPr>
               <w:pStyle w:val="Compact"/>
+              <w:jc w:val="left"/>
             </w:pPr>
             <w:r>
               <w:t xml:space="preserve">1</w:t>
@@ -2845,6 +3044,7 @@
           <w:p>
             <w:pPr>
               <w:pStyle w:val="Compact"/>
+              <w:jc w:val="left"/>
             </w:pPr>
             <w:r>
               <w:rPr>
@@ -2863,6 +3063,7 @@
           <w:p>
             <w:pPr>
               <w:pStyle w:val="Compact"/>
+              <w:jc w:val="left"/>
             </w:pPr>
             <w:r>
               <w:t xml:space="preserve">Cliente → todos</w:t>
@@ -2874,17 +3075,25 @@
           <w:p>
             <w:pPr>
               <w:pStyle w:val="Compact"/>
-            </w:pPr>
-            <w:r>
-              <w:t xml:space="preserve">“¿Hay algún servidor DHCP por ahí?”</w:t>
-            </w:r>
-          </w:p>
-        </w:tc>
-        <w:tc>
-          <w:tcPr/>
-          <w:p>
-            <w:pPr>
-              <w:pStyle w:val="Compact"/>
+              <w:jc w:val="left"/>
+            </w:pPr>
+            <w:r>
+              <w:t xml:space="preserve">“</w:t>
+            </w:r>
+            <w:r>
+              <w:t xml:space="preserve">¿Hay algún servidor DHCP por ahí?</w:t>
+            </w:r>
+            <w:r>
+              <w:t xml:space="preserve">”</w:t>
+            </w:r>
+          </w:p>
+        </w:tc>
+        <w:tc>
+          <w:tcPr/>
+          <w:p>
+            <w:pPr>
+              <w:pStyle w:val="Compact"/>
+              <w:jc w:val="left"/>
             </w:pPr>
             <w:r>
               <w:t xml:space="preserve">Broadcast (255.255.255.255)</w:t>
@@ -2898,6 +3107,7 @@
           <w:p>
             <w:pPr>
               <w:pStyle w:val="Compact"/>
+              <w:jc w:val="left"/>
             </w:pPr>
             <w:r>
               <w:t xml:space="preserve">2</w:t>
@@ -2909,6 +3119,7 @@
           <w:p>
             <w:pPr>
               <w:pStyle w:val="Compact"/>
+              <w:jc w:val="left"/>
             </w:pPr>
             <w:r>
               <w:rPr>
@@ -2927,6 +3138,7 @@
           <w:p>
             <w:pPr>
               <w:pStyle w:val="Compact"/>
+              <w:jc w:val="left"/>
             </w:pPr>
             <w:r>
               <w:t xml:space="preserve">Servidor → cliente</w:t>
@@ -2938,17 +3150,25 @@
           <w:p>
             <w:pPr>
               <w:pStyle w:val="Compact"/>
-            </w:pPr>
-            <w:r>
-              <w:t xml:space="preserve">“Yo tengo la 192.168.1.50 para ti, con máscara y lease de 24 h”</w:t>
-            </w:r>
-          </w:p>
-        </w:tc>
-        <w:tc>
-          <w:tcPr/>
-          <w:p>
-            <w:pPr>
-              <w:pStyle w:val="Compact"/>
+              <w:jc w:val="left"/>
+            </w:pPr>
+            <w:r>
+              <w:t xml:space="preserve">“</w:t>
+            </w:r>
+            <w:r>
+              <w:t xml:space="preserve">Yo tengo la 192.168.1.50 para ti, con máscara y lease de 24 h</w:t>
+            </w:r>
+            <w:r>
+              <w:t xml:space="preserve">”</w:t>
+            </w:r>
+          </w:p>
+        </w:tc>
+        <w:tc>
+          <w:tcPr/>
+          <w:p>
+            <w:pPr>
+              <w:pStyle w:val="Compact"/>
+              <w:jc w:val="left"/>
             </w:pPr>
             <w:r>
               <w:t xml:space="preserve">Broadcast o unicast</w:t>
@@ -2962,6 +3182,7 @@
           <w:p>
             <w:pPr>
               <w:pStyle w:val="Compact"/>
+              <w:jc w:val="left"/>
             </w:pPr>
             <w:r>
               <w:t xml:space="preserve">3</w:t>
@@ -2973,6 +3194,7 @@
           <w:p>
             <w:pPr>
               <w:pStyle w:val="Compact"/>
+              <w:jc w:val="left"/>
             </w:pPr>
             <w:r>
               <w:rPr>
@@ -2991,6 +3213,7 @@
           <w:p>
             <w:pPr>
               <w:pStyle w:val="Compact"/>
+              <w:jc w:val="left"/>
             </w:pPr>
             <w:r>
               <w:t xml:space="preserve">Cliente → servidor elegido</w:t>
@@ -3002,17 +3225,25 @@
           <w:p>
             <w:pPr>
               <w:pStyle w:val="Compact"/>
-            </w:pPr>
-            <w:r>
-              <w:t xml:space="preserve">“Vale, me quedo esa dirección”</w:t>
-            </w:r>
-          </w:p>
-        </w:tc>
-        <w:tc>
-          <w:tcPr/>
-          <w:p>
-            <w:pPr>
-              <w:pStyle w:val="Compact"/>
+              <w:jc w:val="left"/>
+            </w:pPr>
+            <w:r>
+              <w:t xml:space="preserve">“</w:t>
+            </w:r>
+            <w:r>
+              <w:t xml:space="preserve">Vale, me quedo esa dirección</w:t>
+            </w:r>
+            <w:r>
+              <w:t xml:space="preserve">”</w:t>
+            </w:r>
+          </w:p>
+        </w:tc>
+        <w:tc>
+          <w:tcPr/>
+          <w:p>
+            <w:pPr>
+              <w:pStyle w:val="Compact"/>
+              <w:jc w:val="left"/>
             </w:pPr>
             <w:r>
               <w:t xml:space="preserve">Broadcast (avisa a otros servers)</w:t>
@@ -3026,6 +3257,7 @@
           <w:p>
             <w:pPr>
               <w:pStyle w:val="Compact"/>
+              <w:jc w:val="left"/>
             </w:pPr>
             <w:r>
               <w:t xml:space="preserve">4</w:t>
@@ -3037,6 +3269,7 @@
           <w:p>
             <w:pPr>
               <w:pStyle w:val="Compact"/>
+              <w:jc w:val="left"/>
             </w:pPr>
             <w:r>
               <w:rPr>
@@ -3055,6 +3288,7 @@
           <w:p>
             <w:pPr>
               <w:pStyle w:val="Compact"/>
+              <w:jc w:val="left"/>
             </w:pPr>
             <w:r>
               <w:t xml:space="preserve">Servidor → cliente</w:t>
@@ -3066,17 +3300,25 @@
           <w:p>
             <w:pPr>
               <w:pStyle w:val="Compact"/>
-            </w:pPr>
-            <w:r>
-              <w:t xml:space="preserve">“Confirmado: es tuya hasta las X, y por cierto, tu gateway es…”</w:t>
-            </w:r>
-          </w:p>
-        </w:tc>
-        <w:tc>
-          <w:tcPr/>
-          <w:p>
-            <w:pPr>
-              <w:pStyle w:val="Compact"/>
+              <w:jc w:val="left"/>
+            </w:pPr>
+            <w:r>
+              <w:t xml:space="preserve">“</w:t>
+            </w:r>
+            <w:r>
+              <w:t xml:space="preserve">Confirmado: es tuya hasta las X, y por cierto, tu gateway es…</w:t>
+            </w:r>
+            <w:r>
+              <w:t xml:space="preserve">”</w:t>
+            </w:r>
+          </w:p>
+        </w:tc>
+        <w:tc>
+          <w:tcPr/>
+          <w:p>
+            <w:pPr>
+              <w:pStyle w:val="Compact"/>
+              <w:jc w:val="left"/>
             </w:pPr>
             <w:r>
               <w:t xml:space="preserve">Broadcast o unicast</w:t>
@@ -3094,12 +3336,12 @@
           <wp:inline>
             <wp:extent cx="5334000" cy="3900889"/>
             <wp:effectExtent b="0" l="0" r="0" t="0"/>
-            <wp:docPr descr="Secuencia DORA del DHCP en cuatro mensajes: Discover, Offer, Request y ACK entre el PC cliente y el servidor" title="" id="38" name="Picture"/>
+            <wp:docPr descr="Secuencia DORA del DHCP en cuatro mensajes: Discover, Offer, Request y ACK entre el PC cliente y el servidor" title="" id="52" name="Picture"/>
             <a:graphic>
               <a:graphicData uri="http://schemas.openxmlformats.org/drawingml/2006/picture">
                 <pic:pic>
                   <pic:nvPicPr>
-                    <pic:cNvPr descr="public/diagrams/u04-dora.svg" id="39" name="Picture"/>
+                    <pic:cNvPr descr="public/diagrams/u04-dora.svg" id="53" name="Picture"/>
                     <pic:cNvPicPr>
                       <a:picLocks noChangeArrowheads="1" noChangeAspect="1"/>
                     </pic:cNvPicPr>
@@ -3111,7 +3353,7 @@
                           <a14:useLocalDpi xmlns:a14="http://schemas.microsoft.com/office/drawing/2010/main" val="0"/>
                         </a:ext>
                         <a:ext uri="{96DAC541-7B7A-43D3-8B79-37D633B846F1}">
-                          <asvg:svgBlip xmlns:asvg="http://schemas.microsoft.com/office/drawing/2016/SVG/main" r:embed="rId37"/>
+                          <asvg:svgBlip xmlns:asvg="http://schemas.microsoft.com/office/drawing/2016/SVG/main" r:embed="rId51"/>
                         </a:ext>
                       </a:extLst>
                     </a:blip>
@@ -3176,7 +3418,13 @@
         <w:t xml:space="preserve"> </w:t>
       </w:r>
       <w:r>
-        <w:t xml:space="preserve">“tu oferta no ha sido la elegida”</w:t>
+        <w:t xml:space="preserve">“</w:t>
+      </w:r>
+      <w:r>
+        <w:t xml:space="preserve">tu oferta no ha sido la elegida</w:t>
+      </w:r>
+      <w:r>
+        <w:t xml:space="preserve">”</w:t>
       </w:r>
       <w:r>
         <w:t xml:space="preserve">, para que liberen la dirección reservada.</w:t>
@@ -3189,8 +3437,8 @@
         </w:pict>
       </w:r>
     </w:p>
-    <w:bookmarkEnd w:id="40"/>
-    <w:bookmarkStart w:id="41" w:name="qué-entrega-exactamente-dhcp"/>
+    <w:bookmarkEnd w:id="54"/>
+    <w:bookmarkStart w:id="55" w:name="qué-entrega-exactamente-dhcp"/>
     <w:p>
       <w:pPr>
         <w:pStyle w:val="Heading2"/>
@@ -3211,6 +3459,7 @@
       <w:tblPr>
         <w:tblStyle w:val="Table"/>
         <w:tblW w:type="pct" w:w="5000"/>
+        <w:jc w:val="left"/>
         <w:tblLayout w:type="fixed"/>
         <w:tblLook w:firstRow="1" w:lastRow="0" w:firstColumn="0" w:lastColumn="0" w:noHBand="0" w:noVBand="0" w:val="0020"/>
       </w:tblPr>
@@ -3228,6 +3477,7 @@
           <w:p>
             <w:pPr>
               <w:pStyle w:val="Compact"/>
+              <w:jc w:val="left"/>
             </w:pPr>
             <w:r>
               <w:t xml:space="preserve">Opción DHCP</w:t>
@@ -3239,6 +3489,7 @@
           <w:p>
             <w:pPr>
               <w:pStyle w:val="Compact"/>
+              <w:jc w:val="left"/>
             </w:pPr>
             <w:r>
               <w:t xml:space="preserve">Qué es</w:t>
@@ -3250,6 +3501,7 @@
           <w:p>
             <w:pPr>
               <w:pStyle w:val="Compact"/>
+              <w:jc w:val="left"/>
             </w:pPr>
             <w:r>
               <w:t xml:space="preserve">Ejemplo típico</w:t>
@@ -3263,6 +3515,7 @@
           <w:p>
             <w:pPr>
               <w:pStyle w:val="Compact"/>
+              <w:jc w:val="left"/>
             </w:pPr>
             <w:r>
               <w:t xml:space="preserve">1 (Subnet Mask)</w:t>
@@ -3274,6 +3527,7 @@
           <w:p>
             <w:pPr>
               <w:pStyle w:val="Compact"/>
+              <w:jc w:val="left"/>
             </w:pPr>
             <w:r>
               <w:t xml:space="preserve">Máscara de subred</w:t>
@@ -3285,6 +3539,7 @@
           <w:p>
             <w:pPr>
               <w:pStyle w:val="Compact"/>
+              <w:jc w:val="left"/>
             </w:pPr>
             <w:r>
               <w:t xml:space="preserve">255.255.255.0</w:t>
@@ -3298,6 +3553,7 @@
           <w:p>
             <w:pPr>
               <w:pStyle w:val="Compact"/>
+              <w:jc w:val="left"/>
             </w:pPr>
             <w:r>
               <w:t xml:space="preserve">3 (Router)</w:t>
@@ -3309,6 +3565,7 @@
           <w:p>
             <w:pPr>
               <w:pStyle w:val="Compact"/>
+              <w:jc w:val="left"/>
             </w:pPr>
             <w:r>
               <w:t xml:space="preserve">Gateway por defecto</w:t>
@@ -3320,6 +3577,7 @@
           <w:p>
             <w:pPr>
               <w:pStyle w:val="Compact"/>
+              <w:jc w:val="left"/>
             </w:pPr>
             <w:r>
               <w:t xml:space="preserve">192.168.1.1</w:t>
@@ -3333,6 +3591,7 @@
           <w:p>
             <w:pPr>
               <w:pStyle w:val="Compact"/>
+              <w:jc w:val="left"/>
             </w:pPr>
             <w:r>
               <w:t xml:space="preserve">6 (DNS)</w:t>
@@ -3344,6 +3603,7 @@
           <w:p>
             <w:pPr>
               <w:pStyle w:val="Compact"/>
+              <w:jc w:val="left"/>
             </w:pPr>
             <w:r>
               <w:t xml:space="preserve">Servidores DNS</w:t>
@@ -3355,6 +3615,7 @@
           <w:p>
             <w:pPr>
               <w:pStyle w:val="Compact"/>
+              <w:jc w:val="left"/>
             </w:pPr>
             <w:r>
               <w:t xml:space="preserve">192.168.1.10 y 8.8.8.8</w:t>
@@ -3368,6 +3629,7 @@
           <w:p>
             <w:pPr>
               <w:pStyle w:val="Compact"/>
+              <w:jc w:val="left"/>
             </w:pPr>
             <w:r>
               <w:t xml:space="preserve">15 (Domain)</w:t>
@@ -3379,6 +3641,7 @@
           <w:p>
             <w:pPr>
               <w:pStyle w:val="Compact"/>
+              <w:jc w:val="left"/>
             </w:pPr>
             <w:r>
               <w:t xml:space="preserve">Sufijo DNS del dominio</w:t>
@@ -3390,6 +3653,7 @@
           <w:p>
             <w:pPr>
               <w:pStyle w:val="Compact"/>
+              <w:jc w:val="left"/>
             </w:pPr>
             <w:r>
               <w:t xml:space="preserve">empresa.local</w:t>
@@ -3403,6 +3667,7 @@
           <w:p>
             <w:pPr>
               <w:pStyle w:val="Compact"/>
+              <w:jc w:val="left"/>
             </w:pPr>
             <w:r>
               <w:t xml:space="preserve">51 (Lease Time)</w:t>
@@ -3414,6 +3679,7 @@
           <w:p>
             <w:pPr>
               <w:pStyle w:val="Compact"/>
+              <w:jc w:val="left"/>
             </w:pPr>
             <w:r>
               <w:t xml:space="preserve">Duración de la concesión</w:t>
@@ -3425,6 +3691,7 @@
           <w:p>
             <w:pPr>
               <w:pStyle w:val="Compact"/>
+              <w:jc w:val="left"/>
             </w:pPr>
             <w:r>
               <w:t xml:space="preserve">86400 s (24 h)</w:t>
@@ -3438,6 +3705,7 @@
           <w:p>
             <w:pPr>
               <w:pStyle w:val="Compact"/>
+              <w:jc w:val="left"/>
             </w:pPr>
             <w:r>
               <w:t xml:space="preserve">66/150 (TFTP)</w:t>
@@ -3449,6 +3717,7 @@
           <w:p>
             <w:pPr>
               <w:pStyle w:val="Compact"/>
+              <w:jc w:val="left"/>
             </w:pPr>
             <w:r>
               <w:t xml:space="preserve">Servidor de configuración (teléfonos IP)</w:t>
@@ -3460,6 +3729,7 @@
           <w:p>
             <w:pPr>
               <w:pStyle w:val="Compact"/>
+              <w:jc w:val="left"/>
             </w:pPr>
             <w:r>
               <w:t xml:space="preserve">192.168.1.20</w:t>
@@ -3479,7 +3749,13 @@
         <w:t xml:space="preserve"> </w:t>
       </w:r>
       <w:r>
-        <w:t xml:space="preserve">“sabe”</w:t>
+        <w:t xml:space="preserve">“</w:t>
+      </w:r>
+      <w:r>
+        <w:t xml:space="preserve">sabe</w:t>
+      </w:r>
+      <w:r>
+        <w:t xml:space="preserve">”</w:t>
       </w:r>
       <w:r>
         <w:t xml:space="preserve"> </w:t>
@@ -3495,8 +3771,8 @@
         </w:pict>
       </w:r>
     </w:p>
-    <w:bookmarkEnd w:id="41"/>
-    <w:bookmarkStart w:id="42" w:name="la-concesión-no-es-para-siempre"/>
+    <w:bookmarkEnd w:id="55"/>
+    <w:bookmarkStart w:id="59" w:name="la-concesión-no-es-para-siempre"/>
     <w:p>
       <w:pPr>
         <w:pStyle w:val="Heading2"/>
@@ -3632,36 +3908,71 @@
     </w:p>
     <w:p>
       <w:pPr>
-        <w:pStyle w:val="SourceCode"/>
-      </w:pPr>
-      <w:r>
-        <w:rPr>
-          <w:rStyle w:val="VerbatimChar"/>
-        </w:rPr>
-        <w:t xml:space="preserve">0%────────────50%────────────87.5%──────────100%</w:t>
-      </w:r>
-      <w:r>
-        <w:br/>
-      </w:r>
-      <w:r>
-        <w:rPr>
-          <w:rStyle w:val="VerbatimChar"/>
-        </w:rPr>
-        <w:t xml:space="preserve">│  USO NORMAL  │  T1: renovar   │  T2: rebroadcast  │  │</w:t>
-      </w:r>
-      <w:r>
-        <w:br/>
-      </w:r>
-      <w:r>
-        <w:rPr>
-          <w:rStyle w:val="VerbatimChar"/>
-        </w:rPr>
-        <w:t xml:space="preserve">│              │  con el server │  con cualquiera   │EXPIRA</w:t>
-      </w:r>
-    </w:p>
-    <w:p>
-      <w:pPr>
-        <w:pStyle w:val="FirstParagraph"/>
+        <w:pStyle w:val="CaptionedFigure"/>
+      </w:pPr>
+      <w:r>
+        <w:drawing>
+          <wp:inline>
+            <wp:extent cx="5334000" cy="2908890"/>
+            <wp:effectExtent b="0" l="0" r="0" t="0"/>
+            <wp:docPr descr="Ciclo de vida del lease DHCP: uso normal hasta T1 al 50 % para renovar, T2 al 87,5 % para rebroadcast y expiración al 100 %" title="" id="57" name="Picture"/>
+            <a:graphic>
+              <a:graphicData uri="http://schemas.openxmlformats.org/drawingml/2006/picture">
+                <pic:pic>
+                  <pic:nvPicPr>
+                    <pic:cNvPr descr="public/diagrams/u07-lease-timeline.svg" id="58" name="Picture"/>
+                    <pic:cNvPicPr>
+                      <a:picLocks noChangeArrowheads="1" noChangeAspect="1"/>
+                    </pic:cNvPicPr>
+                  </pic:nvPicPr>
+                  <pic:blipFill>
+                    <a:blip>
+                      <a:extLst>
+                        <a:ext uri="{28A0092B-C50C-407E-A947-70E740481C1C}">
+                          <a14:useLocalDpi xmlns:a14="http://schemas.microsoft.com/office/drawing/2010/main" val="0"/>
+                        </a:ext>
+                        <a:ext uri="{96DAC541-7B7A-43D3-8B79-37D633B846F1}">
+                          <asvg:svgBlip xmlns:asvg="http://schemas.microsoft.com/office/drawing/2016/SVG/main" r:embed="rId56"/>
+                        </a:ext>
+                      </a:extLst>
+                    </a:blip>
+                    <a:stretch>
+                      <a:fillRect/>
+                    </a:stretch>
+                  </pic:blipFill>
+                  <pic:spPr bwMode="auto">
+                    <a:xfrm>
+                      <a:off x="0" y="0"/>
+                      <a:ext cx="5334000" cy="2908890"/>
+                    </a:xfrm>
+                    <a:prstGeom prst="rect">
+                      <a:avLst/>
+                    </a:prstGeom>
+                    <a:noFill/>
+                    <a:ln w="9525">
+                      <a:noFill/>
+                      <a:headEnd/>
+                      <a:tailEnd/>
+                    </a:ln>
+                  </pic:spPr>
+                </pic:pic>
+              </a:graphicData>
+            </a:graphic>
+          </wp:inline>
+        </w:drawing>
+      </w:r>
+    </w:p>
+    <w:p>
+      <w:pPr>
+        <w:pStyle w:val="ImageCaption"/>
+      </w:pPr>
+      <w:r>
+        <w:t xml:space="preserve">Ciclo de vida del lease DHCP: uso normal hasta T1 al 50 % para renovar, T2 al 87,5 % para rebroadcast y expiración al 100 %</w:t>
+      </w:r>
+    </w:p>
+    <w:p>
+      <w:pPr>
+        <w:pStyle w:val="BodyText"/>
       </w:pPr>
       <w:r>
         <w:t xml:space="preserve">Este diseño hace que un servidor DHCP caído no tumbe la red de golpe: los clientes ya tienen su lease y van renovando. Por eso en redes grandes se dejan leases de horas o días, nunca de minutos.</w:t>
@@ -3674,8 +3985,8 @@
         </w:pict>
       </w:r>
     </w:p>
-    <w:bookmarkEnd w:id="42"/>
-    <w:bookmarkStart w:id="43" w:name="Xf89c744ed3119b2fc9ea1c0c8663097106d7dff"/>
+    <w:bookmarkEnd w:id="59"/>
+    <w:bookmarkStart w:id="60" w:name="Xf89c744ed3119b2fc9ea1c0c8663097106d7dff"/>
     <w:p>
       <w:pPr>
         <w:pStyle w:val="Heading2"/>
@@ -3696,6 +4007,7 @@
       <w:tblPr>
         <w:tblStyle w:val="Table"/>
         <w:tblW w:type="pct" w:w="5000"/>
+        <w:jc w:val="left"/>
         <w:tblLayout w:type="fixed"/>
         <w:tblLook w:firstRow="1" w:lastRow="0" w:firstColumn="0" w:lastColumn="0" w:noHBand="0" w:noVBand="0" w:val="0020"/>
       </w:tblPr>
@@ -3714,6 +4026,7 @@
           <w:p>
             <w:pPr>
               <w:pStyle w:val="Compact"/>
+              <w:jc w:val="left"/>
             </w:pPr>
             <w:r>
               <w:t xml:space="preserve">Camino</w:t>
@@ -3725,6 +4038,7 @@
           <w:p>
             <w:pPr>
               <w:pStyle w:val="Compact"/>
+              <w:jc w:val="left"/>
             </w:pPr>
             <w:r>
               <w:t xml:space="preserve">Cómo</w:t>
@@ -3736,6 +4050,7 @@
           <w:p>
             <w:pPr>
               <w:pStyle w:val="Compact"/>
+              <w:jc w:val="left"/>
             </w:pPr>
             <w:r>
               <w:t xml:space="preserve">Ventaja</w:t>
@@ -3747,6 +4062,7 @@
           <w:p>
             <w:pPr>
               <w:pStyle w:val="Compact"/>
+              <w:jc w:val="left"/>
             </w:pPr>
             <w:r>
               <w:t xml:space="preserve">Inconveniente</w:t>
@@ -3760,6 +4076,7 @@
           <w:p>
             <w:pPr>
               <w:pStyle w:val="Compact"/>
+              <w:jc w:val="left"/>
             </w:pPr>
             <w:r>
               <w:rPr>
@@ -3775,6 +4092,7 @@
           <w:p>
             <w:pPr>
               <w:pStyle w:val="Compact"/>
+              <w:jc w:val="left"/>
             </w:pPr>
             <w:r>
               <w:t xml:space="preserve">La escribes en el dispositivo</w:t>
@@ -3786,6 +4104,7 @@
           <w:p>
             <w:pPr>
               <w:pStyle w:val="Compact"/>
+              <w:jc w:val="left"/>
             </w:pPr>
             <w:r>
               <w:t xml:space="preserve">No depende de DHCP</w:t>
@@ -3797,6 +4116,7 @@
           <w:p>
             <w:pPr>
               <w:pStyle w:val="Compact"/>
+              <w:jc w:val="left"/>
             </w:pPr>
             <w:r>
               <w:t xml:space="preserve">Riesgo de duplicados, gestión manual</w:t>
@@ -3810,6 +4130,7 @@
           <w:p>
             <w:pPr>
               <w:pStyle w:val="Compact"/>
+              <w:jc w:val="left"/>
             </w:pPr>
             <w:r>
               <w:rPr>
@@ -3825,6 +4146,7 @@
           <w:p>
             <w:pPr>
               <w:pStyle w:val="Compact"/>
+              <w:jc w:val="left"/>
             </w:pPr>
             <w:r>
               <w:t xml:space="preserve">Asocias su MAC a una IP en el servidor</w:t>
@@ -3836,6 +4158,7 @@
           <w:p>
             <w:pPr>
               <w:pStyle w:val="Compact"/>
+              <w:jc w:val="left"/>
             </w:pPr>
             <w:r>
               <w:t xml:space="preserve">Gestión centralizada, cero errores de duplicado</w:t>
@@ -3847,6 +4170,7 @@
           <w:p>
             <w:pPr>
               <w:pStyle w:val="Compact"/>
+              <w:jc w:val="left"/>
             </w:pPr>
             <w:r>
               <w:t xml:space="preserve">Requiere tocar el servidor</w:t>
@@ -3886,8 +4210,8 @@
         </w:pict>
       </w:r>
     </w:p>
-    <w:bookmarkEnd w:id="43"/>
-    <w:bookmarkStart w:id="44" w:name="mini-chequeo-1"/>
+    <w:bookmarkEnd w:id="60"/>
+    <w:bookmarkStart w:id="61" w:name="mini-chequeo-1"/>
     <w:p>
       <w:pPr>
         <w:pStyle w:val="Heading2"/>
@@ -4117,8 +4441,8 @@
         </w:pict>
       </w:r>
     </w:p>
-    <w:bookmarkEnd w:id="44"/>
-    <w:bookmarkStart w:id="45" w:name="resumen-en-3-frases-1"/>
+    <w:bookmarkEnd w:id="61"/>
+    <w:bookmarkStart w:id="62" w:name="resumen-en-3-frases-1"/>
     <w:p>
       <w:pPr>
         <w:pStyle w:val="Heading2"/>
@@ -4205,8 +4529,8 @@
         <w:t xml:space="preserve">, no configuración manual en cada equipo.</w:t>
       </w:r>
     </w:p>
-    <w:bookmarkEnd w:id="45"/>
-    <w:bookmarkStart w:id="46" w:name="vocabulario-rápido-1"/>
+    <w:bookmarkEnd w:id="62"/>
+    <w:bookmarkStart w:id="63" w:name="vocabulario-rápido-1"/>
     <w:p>
       <w:pPr>
         <w:pStyle w:val="Heading2"/>
@@ -4219,6 +4543,7 @@
       <w:tblPr>
         <w:tblStyle w:val="Table"/>
         <w:tblW w:type="pct" w:w="5000"/>
+        <w:jc w:val="left"/>
         <w:tblLayout w:type="fixed"/>
         <w:tblLook w:firstRow="1" w:lastRow="0" w:firstColumn="0" w:lastColumn="0" w:noHBand="0" w:noVBand="0" w:val="0020"/>
       </w:tblPr>
@@ -4235,6 +4560,7 @@
           <w:p>
             <w:pPr>
               <w:pStyle w:val="Compact"/>
+              <w:jc w:val="left"/>
             </w:pPr>
             <w:r>
               <w:t xml:space="preserve">Término</w:t>
@@ -4246,6 +4572,7 @@
           <w:p>
             <w:pPr>
               <w:pStyle w:val="Compact"/>
+              <w:jc w:val="left"/>
             </w:pPr>
             <w:r>
               <w:t xml:space="preserve">Idea general</w:t>
@@ -4259,6 +4586,7 @@
           <w:p>
             <w:pPr>
               <w:pStyle w:val="Compact"/>
+              <w:jc w:val="left"/>
             </w:pPr>
             <w:r>
               <w:t xml:space="preserve">DORA</w:t>
@@ -4270,6 +4598,7 @@
           <w:p>
             <w:pPr>
               <w:pStyle w:val="Compact"/>
+              <w:jc w:val="left"/>
             </w:pPr>
             <w:r>
               <w:t xml:space="preserve">Discover, Offer, Request, Ack: el diálogo de asignación</w:t>
@@ -4283,6 +4612,7 @@
           <w:p>
             <w:pPr>
               <w:pStyle w:val="Compact"/>
+              <w:jc w:val="left"/>
             </w:pPr>
             <w:r>
               <w:t xml:space="preserve">Lease</w:t>
@@ -4294,6 +4624,7 @@
           <w:p>
             <w:pPr>
               <w:pStyle w:val="Compact"/>
+              <w:jc w:val="left"/>
             </w:pPr>
             <w:r>
               <w:t xml:space="preserve">Concesión temporal de una dirección</w:t>
@@ -4307,6 +4638,7 @@
           <w:p>
             <w:pPr>
               <w:pStyle w:val="Compact"/>
+              <w:jc w:val="left"/>
             </w:pPr>
             <w:r>
               <w:t xml:space="preserve">T1 / T2</w:t>
@@ -4318,6 +4650,7 @@
           <w:p>
             <w:pPr>
               <w:pStyle w:val="Compact"/>
+              <w:jc w:val="left"/>
             </w:pPr>
             <w:r>
               <w:t xml:space="preserve">Instantes de renovación (50 %) y rebroadcast (87,5 %)</w:t>
@@ -4331,6 +4664,7 @@
           <w:p>
             <w:pPr>
               <w:pStyle w:val="Compact"/>
+              <w:jc w:val="left"/>
             </w:pPr>
             <w:r>
               <w:t xml:space="preserve">Opciones DHCP</w:t>
@@ -4342,6 +4676,7 @@
           <w:p>
             <w:pPr>
               <w:pStyle w:val="Compact"/>
+              <w:jc w:val="left"/>
             </w:pPr>
             <w:r>
               <w:t xml:space="preserve">Parámetros extra entregados con la IP (gateway, DNS, TFTP…)</w:t>
@@ -4355,6 +4690,7 @@
           <w:p>
             <w:pPr>
               <w:pStyle w:val="Compact"/>
+              <w:jc w:val="left"/>
             </w:pPr>
             <w:r>
               <w:t xml:space="preserve">Reserva</w:t>
@@ -4366,6 +4702,7 @@
           <w:p>
             <w:pPr>
               <w:pStyle w:val="Compact"/>
+              <w:jc w:val="left"/>
             </w:pPr>
             <w:r>
               <w:t xml:space="preserve">Asociación fija MAC → IP en el servidor</w:t>
@@ -4391,7 +4728,7 @@
       <w:r>
         <w:t xml:space="preserve"> </w:t>
       </w:r>
-      <w:hyperlink r:id="rId33">
+      <w:hyperlink r:id="rId47">
         <w:r>
           <w:rPr>
             <w:rStyle w:val="Hyperlink"/>
@@ -4418,7 +4755,7 @@
       <w:r>
         <w:t xml:space="preserve"> </w:t>
       </w:r>
-      <w:hyperlink r:id="rId10">
+      <w:hyperlink r:id="rId21">
         <w:r>
           <w:rPr>
             <w:rStyle w:val="Hyperlink"/>
@@ -4445,7 +4782,7 @@
       <w:r>
         <w:t xml:space="preserve"> </w:t>
       </w:r>
-      <w:hyperlink r:id="rId12">
+      <w:hyperlink r:id="rId23">
         <w:r>
           <w:rPr>
             <w:rStyle w:val="Hyperlink"/>
@@ -4454,9 +4791,9 @@
         </w:r>
       </w:hyperlink>
     </w:p>
-    <w:bookmarkEnd w:id="46"/>
-    <w:bookmarkEnd w:id="47"/>
-    <w:bookmarkStart w:id="59" w:name="dhcp-en-cisco-y-el-agente-de-reenvío"/>
+    <w:bookmarkEnd w:id="63"/>
+    <w:bookmarkEnd w:id="64"/>
+    <w:bookmarkStart w:id="79" w:name="dhcp-en-cisco-y-el-agente-de-reenvío"/>
     <w:p>
       <w:pPr>
         <w:pStyle w:val="Heading1"/>
@@ -4520,7 +4857,7 @@
         </w:pict>
       </w:r>
     </w:p>
-    <w:bookmarkStart w:id="48" w:name="la-idea-en-una-frase-2"/>
+    <w:bookmarkStart w:id="65" w:name="la-idea-en-una-frase-2"/>
     <w:p>
       <w:pPr>
         <w:pStyle w:val="Heading2"/>
@@ -4572,8 +4909,8 @@
         </w:pict>
       </w:r>
     </w:p>
-    <w:bookmarkEnd w:id="48"/>
-    <w:bookmarkStart w:id="50" w:name="servidor-dhcp-básico-en-ios"/>
+    <w:bookmarkEnd w:id="65"/>
+    <w:bookmarkStart w:id="67" w:name="servidor-dhcp-básico-en-ios"/>
     <w:p>
       <w:pPr>
         <w:pStyle w:val="Heading2"/>
@@ -4703,6 +5040,7 @@
       <w:tblPr>
         <w:tblStyle w:val="Table"/>
         <w:tblW w:type="pct" w:w="5000"/>
+        <w:jc w:val="left"/>
         <w:tblLayout w:type="fixed"/>
         <w:tblLook w:firstRow="1" w:lastRow="0" w:firstColumn="0" w:lastColumn="0" w:noHBand="0" w:noVBand="0" w:val="0020"/>
       </w:tblPr>
@@ -4719,6 +5057,7 @@
           <w:p>
             <w:pPr>
               <w:pStyle w:val="Compact"/>
+              <w:jc w:val="left"/>
             </w:pPr>
             <w:r>
               <w:t xml:space="preserve">Comando</w:t>
@@ -4730,6 +5069,7 @@
           <w:p>
             <w:pPr>
               <w:pStyle w:val="Compact"/>
+              <w:jc w:val="left"/>
             </w:pPr>
             <w:r>
               <w:t xml:space="preserve">Para qué</w:t>
@@ -4743,6 +5083,7 @@
           <w:p>
             <w:pPr>
               <w:pStyle w:val="Compact"/>
+              <w:jc w:val="left"/>
             </w:pPr>
             <w:r>
               <w:rPr>
@@ -4757,6 +5098,7 @@
           <w:p>
             <w:pPr>
               <w:pStyle w:val="Compact"/>
+              <w:jc w:val="left"/>
             </w:pPr>
             <w:r>
               <w:t xml:space="preserve">Reserva un rango: el servidor nunca ofrecerá esas IPs</w:t>
@@ -4770,6 +5112,7 @@
           <w:p>
             <w:pPr>
               <w:pStyle w:val="Compact"/>
+              <w:jc w:val="left"/>
             </w:pPr>
             <w:r>
               <w:rPr>
@@ -4784,6 +5127,7 @@
           <w:p>
             <w:pPr>
               <w:pStyle w:val="Compact"/>
+              <w:jc w:val="left"/>
             </w:pPr>
             <w:r>
               <w:t xml:space="preserve">Crea el pool (el</w:t>
@@ -4792,7 +5136,13 @@
               <w:t xml:space="preserve"> </w:t>
             </w:r>
             <w:r>
-              <w:t xml:space="preserve">“bolso”</w:t>
+              <w:t xml:space="preserve">“</w:t>
+            </w:r>
+            <w:r>
+              <w:t xml:space="preserve">bolso</w:t>
+            </w:r>
+            <w:r>
+              <w:t xml:space="preserve">”</w:t>
             </w:r>
             <w:r>
               <w:t xml:space="preserve"> </w:t>
@@ -4809,6 +5159,7 @@
           <w:p>
             <w:pPr>
               <w:pStyle w:val="Compact"/>
+              <w:jc w:val="left"/>
             </w:pPr>
             <w:r>
               <w:rPr>
@@ -4823,6 +5174,7 @@
           <w:p>
             <w:pPr>
               <w:pStyle w:val="Compact"/>
+              <w:jc w:val="left"/>
             </w:pPr>
             <w:r>
               <w:t xml:space="preserve">La subred y máscara desde la que se sacan las direcciones</w:t>
@@ -4836,6 +5188,7 @@
           <w:p>
             <w:pPr>
               <w:pStyle w:val="Compact"/>
+              <w:jc w:val="left"/>
             </w:pPr>
             <w:r>
               <w:rPr>
@@ -4850,6 +5203,7 @@
           <w:p>
             <w:pPr>
               <w:pStyle w:val="Compact"/>
+              <w:jc w:val="left"/>
             </w:pPr>
             <w:r>
               <w:t xml:space="preserve">Opción 3: el gateway que entregará a los clientes</w:t>
@@ -4863,6 +5217,7 @@
           <w:p>
             <w:pPr>
               <w:pStyle w:val="Compact"/>
+              <w:jc w:val="left"/>
             </w:pPr>
             <w:r>
               <w:rPr>
@@ -4877,6 +5232,7 @@
           <w:p>
             <w:pPr>
               <w:pStyle w:val="Compact"/>
+              <w:jc w:val="left"/>
             </w:pPr>
             <w:r>
               <w:t xml:space="preserve">Opción 6: los servidores DNS</w:t>
@@ -4890,6 +5246,7 @@
           <w:p>
             <w:pPr>
               <w:pStyle w:val="Compact"/>
+              <w:jc w:val="left"/>
             </w:pPr>
             <w:r>
               <w:rPr>
@@ -4904,6 +5261,7 @@
           <w:p>
             <w:pPr>
               <w:pStyle w:val="Compact"/>
+              <w:jc w:val="left"/>
             </w:pPr>
             <w:r>
               <w:t xml:space="preserve">Opción 15: el sufijo DNS</w:t>
@@ -4917,6 +5275,7 @@
           <w:p>
             <w:pPr>
               <w:pStyle w:val="Compact"/>
+              <w:jc w:val="left"/>
             </w:pPr>
             <w:r>
               <w:rPr>
@@ -4931,6 +5290,7 @@
           <w:p>
             <w:pPr>
               <w:pStyle w:val="Compact"/>
+              <w:jc w:val="left"/>
             </w:pPr>
             <w:r>
               <w:t xml:space="preserve">Duración de la concesión (días [horas [minutos]])</w:t>
@@ -4978,7 +5338,7 @@
         <w:t xml:space="preserve">no es una IP del propio router, los clientes tendrán dirección pero no saldrán a otras redes. Es el fallo clásico de laboratorio.</w:t>
       </w:r>
     </w:p>
-    <w:bookmarkStart w:id="49" w:name="reservas-por-mac-asignación-manual"/>
+    <w:bookmarkStart w:id="66" w:name="reservas-por-mac-asignación-manual"/>
     <w:p>
       <w:pPr>
         <w:pStyle w:val="Heading3"/>
@@ -5070,9 +5430,9 @@
         </w:pict>
       </w:r>
     </w:p>
-    <w:bookmarkEnd w:id="49"/>
-    <w:bookmarkEnd w:id="50"/>
-    <w:bookmarkStart w:id="51" w:name="el-problema-dhcp-no-cruza-routers"/>
+    <w:bookmarkEnd w:id="66"/>
+    <w:bookmarkEnd w:id="67"/>
+    <w:bookmarkStart w:id="71" w:name="el-problema-dhcp-no-cruza-routers"/>
     <w:p>
       <w:pPr>
         <w:pStyle w:val="Heading2"/>
@@ -5091,7 +5451,7 @@
       <w:r>
         <w:t xml:space="preserve"> </w:t>
       </w:r>
-      <w:hyperlink r:id="rId11">
+      <w:hyperlink r:id="rId22">
         <w:r>
           <w:rPr>
             <w:rStyle w:val="Hyperlink"/>
@@ -5140,7 +5500,13 @@
         <w:t xml:space="preserve"> </w:t>
       </w:r>
       <w:r>
-        <w:t xml:space="preserve">“permitir broadcasts”</w:t>
+        <w:t xml:space="preserve">“</w:t>
+      </w:r>
+      <w:r>
+        <w:t xml:space="preserve">permitir broadcasts</w:t>
+      </w:r>
+      <w:r>
+        <w:t xml:space="preserve">”</w:t>
       </w:r>
       <w:r>
         <w:t xml:space="preserve"> </w:t>
@@ -5221,76 +5587,66 @@
     </w:p>
     <w:p>
       <w:pPr>
-        <w:pStyle w:val="SourceCode"/>
-      </w:pPr>
-      <w:r>
-        <w:rPr>
-          <w:rStyle w:val="VerbatimChar"/>
-        </w:rPr>
-        <w:t xml:space="preserve">CLIENTE                    ROUTER SUCURSAL                SERVIDOR 10.0.0.5</w:t>
-      </w:r>
-      <w:r>
-        <w:br/>
-      </w:r>
-      <w:r>
-        <w:rPr>
-          <w:rStyle w:val="VerbatimChar"/>
-        </w:rPr>
-        <w:t xml:space="preserve">   |                             |                              |</w:t>
-      </w:r>
-      <w:r>
-        <w:br/>
-      </w:r>
-      <w:r>
-        <w:rPr>
-          <w:rStyle w:val="VerbatimChar"/>
-        </w:rPr>
-        <w:t xml:space="preserve">   |─ DISCOVER (broadcast) ─────►|                              |</w:t>
-      </w:r>
-      <w:r>
-        <w:br/>
-      </w:r>
-      <w:r>
-        <w:rPr>
-          <w:rStyle w:val="VerbatimChar"/>
-        </w:rPr>
-        <w:t xml:space="preserve">   |                             |─ unicast DISCOVER ──────────►|</w:t>
-      </w:r>
-      <w:r>
-        <w:br/>
-      </w:r>
-      <w:r>
-        <w:rPr>
-          <w:rStyle w:val="VerbatimChar"/>
-        </w:rPr>
-        <w:t xml:space="preserve">   |                             |  (con subred de origen)      |</w:t>
-      </w:r>
-      <w:r>
-        <w:br/>
-      </w:r>
-      <w:r>
-        <w:rPr>
-          <w:rStyle w:val="VerbatimChar"/>
-        </w:rPr>
-        <w:t xml:space="preserve">   |                             |◄─ unicast OFFER ─────────────|</w:t>
-      </w:r>
-      <w:r>
-        <w:br/>
-      </w:r>
-      <w:r>
-        <w:rPr>
-          <w:rStyle w:val="VerbatimChar"/>
-        </w:rPr>
-        <w:t xml:space="preserve">   |◄─ OFFER ────────────────────|                              |</w:t>
-      </w:r>
-      <w:r>
-        <w:br/>
-      </w:r>
-      <w:r>
-        <w:rPr>
-          <w:rStyle w:val="VerbatimChar"/>
-        </w:rPr>
-        <w:t xml:space="preserve">   |─ REQUEST (broadcast) ──────►|   … y así hasta el ACK       |</w:t>
+        <w:pStyle w:val="CaptionedFigure"/>
+      </w:pPr>
+      <w:r>
+        <w:drawing>
+          <wp:inline>
+            <wp:extent cx="5334000" cy="2815736"/>
+            <wp:effectExtent b="0" l="0" r="0" t="0"/>
+            <wp:docPr descr="DHCP con relay: el cliente manda DISCOVER en broadcast, el router lo encapsula en unicast hacia el servidor 10.0.0.5 y devuelve el OFFER hasta el ACK" title="" id="69" name="Picture"/>
+            <a:graphic>
+              <a:graphicData uri="http://schemas.openxmlformats.org/drawingml/2006/picture">
+                <pic:pic>
+                  <pic:nvPicPr>
+                    <pic:cNvPr descr="public/diagrams/u07-dhcp-relay.svg" id="70" name="Picture"/>
+                    <pic:cNvPicPr>
+                      <a:picLocks noChangeArrowheads="1" noChangeAspect="1"/>
+                    </pic:cNvPicPr>
+                  </pic:nvPicPr>
+                  <pic:blipFill>
+                    <a:blip>
+                      <a:extLst>
+                        <a:ext uri="{28A0092B-C50C-407E-A947-70E740481C1C}">
+                          <a14:useLocalDpi xmlns:a14="http://schemas.microsoft.com/office/drawing/2010/main" val="0"/>
+                        </a:ext>
+                        <a:ext uri="{96DAC541-7B7A-43D3-8B79-37D633B846F1}">
+                          <asvg:svgBlip xmlns:asvg="http://schemas.microsoft.com/office/drawing/2016/SVG/main" r:embed="rId68"/>
+                        </a:ext>
+                      </a:extLst>
+                    </a:blip>
+                    <a:stretch>
+                      <a:fillRect/>
+                    </a:stretch>
+                  </pic:blipFill>
+                  <pic:spPr bwMode="auto">
+                    <a:xfrm>
+                      <a:off x="0" y="0"/>
+                      <a:ext cx="5334000" cy="2815736"/>
+                    </a:xfrm>
+                    <a:prstGeom prst="rect">
+                      <a:avLst/>
+                    </a:prstGeom>
+                    <a:noFill/>
+                    <a:ln w="9525">
+                      <a:noFill/>
+                      <a:headEnd/>
+                      <a:tailEnd/>
+                    </a:ln>
+                  </pic:spPr>
+                </pic:pic>
+              </a:graphicData>
+            </a:graphic>
+          </wp:inline>
+        </w:drawing>
+      </w:r>
+    </w:p>
+    <w:p>
+      <w:pPr>
+        <w:pStyle w:val="ImageCaption"/>
+      </w:pPr>
+      <w:r>
+        <w:t xml:space="preserve">DHCP con relay: el cliente manda DISCOVER en broadcast, el router lo encapsula en unicast hacia el servidor 10.0.0.5 y devuelve el OFFER hasta el ACK</w:t>
       </w:r>
     </w:p>
     <w:p>
@@ -5354,8 +5710,8 @@
         </w:pict>
       </w:r>
     </w:p>
-    <w:bookmarkEnd w:id="51"/>
-    <w:bookmarkStart w:id="53" w:name="Xb6c5fd953c9bb487f1dd50672fa8e216da65137"/>
+    <w:bookmarkEnd w:id="71"/>
+    <w:bookmarkStart w:id="73" w:name="Xb6c5fd953c9bb487f1dd50672fa8e216da65137"/>
     <w:p>
       <w:pPr>
         <w:pStyle w:val="Heading2"/>
@@ -5451,7 +5807,7 @@
       <w:r>
         <w:t xml:space="preserve"> </w:t>
       </w:r>
-      <w:hyperlink r:id="rId52">
+      <w:hyperlink r:id="rId72">
         <w:r>
           <w:rPr>
             <w:rStyle w:val="Hyperlink"/>
@@ -5485,8 +5841,8 @@
         </w:pict>
       </w:r>
     </w:p>
-    <w:bookmarkEnd w:id="53"/>
-    <w:bookmarkStart w:id="54" w:name="verificación-y-depuración"/>
+    <w:bookmarkEnd w:id="73"/>
+    <w:bookmarkStart w:id="74" w:name="verificación-y-depuración"/>
     <w:p>
       <w:pPr>
         <w:pStyle w:val="Heading2"/>
@@ -5499,6 +5855,7 @@
       <w:tblPr>
         <w:tblStyle w:val="Table"/>
         <w:tblW w:type="pct" w:w="5000"/>
+        <w:jc w:val="left"/>
         <w:tblLayout w:type="fixed"/>
         <w:tblLook w:firstRow="1" w:lastRow="0" w:firstColumn="0" w:lastColumn="0" w:noHBand="0" w:noVBand="0" w:val="0020"/>
       </w:tblPr>
@@ -5515,6 +5872,7 @@
           <w:p>
             <w:pPr>
               <w:pStyle w:val="Compact"/>
+              <w:jc w:val="left"/>
             </w:pPr>
             <w:r>
               <w:t xml:space="preserve">Comando</w:t>
@@ -5526,6 +5884,7 @@
           <w:p>
             <w:pPr>
               <w:pStyle w:val="Compact"/>
+              <w:jc w:val="left"/>
             </w:pPr>
             <w:r>
               <w:t xml:space="preserve">Qué te cuenta</w:t>
@@ -5539,6 +5898,7 @@
           <w:p>
             <w:pPr>
               <w:pStyle w:val="Compact"/>
+              <w:jc w:val="left"/>
             </w:pPr>
             <w:r>
               <w:rPr>
@@ -5553,6 +5913,7 @@
           <w:p>
             <w:pPr>
               <w:pStyle w:val="Compact"/>
+              <w:jc w:val="left"/>
             </w:pPr>
             <w:r>
               <w:t xml:space="preserve">Concesiones activas: MAC → IP, fecha de expiración</w:t>
@@ -5566,6 +5927,7 @@
           <w:p>
             <w:pPr>
               <w:pStyle w:val="Compact"/>
+              <w:jc w:val="left"/>
             </w:pPr>
             <w:r>
               <w:rPr>
@@ -5580,6 +5942,7 @@
           <w:p>
             <w:pPr>
               <w:pStyle w:val="Compact"/>
+              <w:jc w:val="left"/>
             </w:pPr>
             <w:r>
               <w:t xml:space="preserve">Uso de cada pool: direcciones ofrecidas, solicitadas, expiradas</w:t>
@@ -5593,6 +5956,7 @@
           <w:p>
             <w:pPr>
               <w:pStyle w:val="Compact"/>
+              <w:jc w:val="left"/>
             </w:pPr>
             <w:r>
               <w:rPr>
@@ -5607,6 +5971,7 @@
           <w:p>
             <w:pPr>
               <w:pStyle w:val="Compact"/>
+              <w:jc w:val="left"/>
             </w:pPr>
             <w:r>
               <w:t xml:space="preserve">Conflictos detectados (dos equipos con la misma IP)</w:t>
@@ -5620,6 +5985,7 @@
           <w:p>
             <w:pPr>
               <w:pStyle w:val="Compact"/>
+              <w:jc w:val="left"/>
             </w:pPr>
             <w:r>
               <w:rPr>
@@ -5634,6 +6000,7 @@
           <w:p>
             <w:pPr>
               <w:pStyle w:val="Compact"/>
+              <w:jc w:val="left"/>
             </w:pPr>
             <w:r>
               <w:t xml:space="preserve">El DORA en vivo (¡con cuidado en producción!)</w:t>
@@ -5720,8 +6087,8 @@
         </w:pict>
       </w:r>
     </w:p>
-    <w:bookmarkEnd w:id="54"/>
-    <w:bookmarkStart w:id="55" w:name="X6a8432102efac34755e89e54cb870c9f2ced236"/>
+    <w:bookmarkEnd w:id="74"/>
+    <w:bookmarkStart w:id="75" w:name="X6a8432102efac34755e89e54cb870c9f2ced236"/>
     <w:p>
       <w:pPr>
         <w:pStyle w:val="Heading2"/>
@@ -5733,7 +6100,13 @@
         <w:t xml:space="preserve"> </w:t>
       </w:r>
       <w:r>
-        <w:t xml:space="preserve">“El servidor DHCP está caído, no hay red”</w:t>
+        <w:t xml:space="preserve">“</w:t>
+      </w:r>
+      <w:r>
+        <w:t xml:space="preserve">El servidor DHCP está caído, no hay red</w:t>
+      </w:r>
+      <w:r>
+        <w:t xml:space="preserve">”</w:t>
       </w:r>
     </w:p>
     <w:p>
@@ -5775,7 +6148,13 @@
         <w:t xml:space="preserve"> </w:t>
       </w:r>
       <w:r>
-        <w:t xml:space="preserve">“no hay red”</w:t>
+        <w:t xml:space="preserve">“</w:t>
+      </w:r>
+      <w:r>
+        <w:t xml:space="preserve">no hay red</w:t>
+      </w:r>
+      <w:r>
+        <w:t xml:space="preserve">”</w:t>
       </w:r>
       <w:r>
         <w:t xml:space="preserve"> </w:t>
@@ -5787,7 +6166,13 @@
         <w:t xml:space="preserve"> </w:t>
       </w:r>
       <w:r>
-        <w:t xml:space="preserve">“no se reparten direcciones nuevas”</w:t>
+        <w:t xml:space="preserve">“</w:t>
+      </w:r>
+      <w:r>
+        <w:t xml:space="preserve">no se reparten direcciones nuevas</w:t>
+      </w:r>
+      <w:r>
+        <w:t xml:space="preserve">”</w:t>
       </w:r>
       <w:r>
         <w:t xml:space="preserve">.</w:t>
@@ -5814,7 +6199,13 @@
         <w:t xml:space="preserve"> </w:t>
       </w:r>
       <w:r>
-        <w:t xml:space="preserve">“hace DHCP”</w:t>
+        <w:t xml:space="preserve">“</w:t>
+      </w:r>
+      <w:r>
+        <w:t xml:space="preserve">hace DHCP</w:t>
+      </w:r>
+      <w:r>
+        <w:t xml:space="preserve">”</w:t>
       </w:r>
       <w:r>
         <w:t xml:space="preserve"> </w:t>
@@ -5844,7 +6235,13 @@
         <w:t xml:space="preserve"> </w:t>
       </w:r>
       <w:r>
-        <w:t xml:space="preserve">“no asigna”</w:t>
+        <w:t xml:space="preserve">“</w:t>
+      </w:r>
+      <w:r>
+        <w:t xml:space="preserve">no asigna</w:t>
+      </w:r>
+      <w:r>
+        <w:t xml:space="preserve">”</w:t>
       </w:r>
       <w:r>
         <w:t xml:space="preserve"> </w:t>
@@ -5856,7 +6253,13 @@
         <w:t xml:space="preserve"> </w:t>
       </w:r>
       <w:r>
-        <w:t xml:space="preserve">“no navega”</w:t>
+        <w:t xml:space="preserve">“</w:t>
+      </w:r>
+      <w:r>
+        <w:t xml:space="preserve">no navega</w:t>
+      </w:r>
+      <w:r>
+        <w:t xml:space="preserve">”</w:t>
       </w:r>
       <w:r>
         <w:t xml:space="preserve">: son fallos distintos con causas distintas. Y un helper se configura</w:t>
@@ -5885,8 +6288,8 @@
         </w:pict>
       </w:r>
     </w:p>
-    <w:bookmarkEnd w:id="55"/>
-    <w:bookmarkStart w:id="56" w:name="mini-chequeo-2"/>
+    <w:bookmarkEnd w:id="75"/>
+    <w:bookmarkStart w:id="76" w:name="mini-chequeo-2"/>
     <w:p>
       <w:pPr>
         <w:pStyle w:val="Heading2"/>
@@ -6158,8 +6561,8 @@
         </w:pict>
       </w:r>
     </w:p>
-    <w:bookmarkEnd w:id="56"/>
-    <w:bookmarkStart w:id="57" w:name="resumen-en-3-frases-2"/>
+    <w:bookmarkEnd w:id="76"/>
+    <w:bookmarkStart w:id="77" w:name="resumen-en-3-frases-2"/>
     <w:p>
       <w:pPr>
         <w:pStyle w:val="Heading2"/>
@@ -6303,14 +6706,20 @@
         <w:t xml:space="preserve"> </w:t>
       </w:r>
       <w:r>
-        <w:t xml:space="preserve">“¿asigna? ¿navega? ¿cruzó el router?”</w:t>
+        <w:t xml:space="preserve">“</w:t>
+      </w:r>
+      <w:r>
+        <w:t xml:space="preserve">¿asigna? ¿navega? ¿cruzó el router?</w:t>
+      </w:r>
+      <w:r>
+        <w:t xml:space="preserve">”</w:t>
       </w:r>
       <w:r>
         <w:t xml:space="preserve">.</w:t>
       </w:r>
     </w:p>
-    <w:bookmarkEnd w:id="57"/>
-    <w:bookmarkStart w:id="58" w:name="vocabulario-rápido-2"/>
+    <w:bookmarkEnd w:id="77"/>
+    <w:bookmarkStart w:id="78" w:name="vocabulario-rápido-2"/>
     <w:p>
       <w:pPr>
         <w:pStyle w:val="Heading2"/>
@@ -6323,6 +6732,7 @@
       <w:tblPr>
         <w:tblStyle w:val="Table"/>
         <w:tblW w:type="auto" w:w="0"/>
+        <w:jc w:val="left"/>
         <w:tblLook w:firstRow="1" w:lastRow="0" w:firstColumn="0" w:lastColumn="0" w:noHBand="0" w:noVBand="0" w:val="0020"/>
       </w:tblPr>
       <w:tblGrid>
@@ -6338,6 +6748,7 @@
           <w:p>
             <w:pPr>
               <w:pStyle w:val="Compact"/>
+              <w:jc w:val="left"/>
             </w:pPr>
             <w:r>
               <w:t xml:space="preserve">Término</w:t>
@@ -6349,6 +6760,7 @@
           <w:p>
             <w:pPr>
               <w:pStyle w:val="Compact"/>
+              <w:jc w:val="left"/>
             </w:pPr>
             <w:r>
               <w:t xml:space="preserve">Idea general</w:t>
@@ -6362,6 +6774,7 @@
           <w:p>
             <w:pPr>
               <w:pStyle w:val="Compact"/>
+              <w:jc w:val="left"/>
             </w:pPr>
             <w:r>
               <w:t xml:space="preserve">Pool</w:t>
@@ -6373,6 +6786,7 @@
           <w:p>
             <w:pPr>
               <w:pStyle w:val="Compact"/>
+              <w:jc w:val="left"/>
             </w:pPr>
             <w:r>
               <w:t xml:space="preserve">Rango de direcciones que un servidor ofrece</w:t>
@@ -6386,6 +6800,7 @@
           <w:p>
             <w:pPr>
               <w:pStyle w:val="Compact"/>
+              <w:jc w:val="left"/>
             </w:pPr>
             <w:r>
               <w:t xml:space="preserve">Excluded-address</w:t>
@@ -6397,6 +6812,7 @@
           <w:p>
             <w:pPr>
               <w:pStyle w:val="Compact"/>
+              <w:jc w:val="left"/>
             </w:pPr>
             <w:r>
               <w:t xml:space="preserve">Rango que el servidor nunca ofrecerá</w:t>
@@ -6410,6 +6826,7 @@
           <w:p>
             <w:pPr>
               <w:pStyle w:val="Compact"/>
+              <w:jc w:val="left"/>
             </w:pPr>
             <w:r>
               <w:t xml:space="preserve">Reserva (host)</w:t>
@@ -6421,6 +6838,7 @@
           <w:p>
             <w:pPr>
               <w:pStyle w:val="Compact"/>
+              <w:jc w:val="left"/>
             </w:pPr>
             <w:r>
               <w:t xml:space="preserve">IP fija ligada a una MAC</w:t>
@@ -6434,6 +6852,7 @@
           <w:p>
             <w:pPr>
               <w:pStyle w:val="Compact"/>
+              <w:jc w:val="left"/>
             </w:pPr>
             <w:r>
               <w:t xml:space="preserve">Relay agent / helper</w:t>
@@ -6445,6 +6864,7 @@
           <w:p>
             <w:pPr>
               <w:pStyle w:val="Compact"/>
+              <w:jc w:val="left"/>
             </w:pPr>
             <w:r>
               <w:t xml:space="preserve">Router que reenvía DHCP entre subredes</w:t>
@@ -6458,6 +6878,7 @@
           <w:p>
             <w:pPr>
               <w:pStyle w:val="Compact"/>
+              <w:jc w:val="left"/>
             </w:pPr>
             <w:r>
               <w:rPr>
@@ -6472,6 +6893,7 @@
           <w:p>
             <w:pPr>
               <w:pStyle w:val="Compact"/>
+              <w:jc w:val="left"/>
             </w:pPr>
             <w:r>
               <w:t xml:space="preserve">El gateway entregado a los clientes</w:t>
@@ -6497,7 +6919,7 @@
       <w:r>
         <w:t xml:space="preserve"> </w:t>
       </w:r>
-      <w:hyperlink r:id="rId33">
+      <w:hyperlink r:id="rId47">
         <w:r>
           <w:rPr>
             <w:rStyle w:val="Hyperlink"/>
@@ -6524,7 +6946,7 @@
       <w:r>
         <w:t xml:space="preserve"> </w:t>
       </w:r>
-      <w:hyperlink r:id="rId11">
+      <w:hyperlink r:id="rId22">
         <w:r>
           <w:rPr>
             <w:rStyle w:val="Hyperlink"/>
@@ -6551,7 +6973,7 @@
       <w:r>
         <w:t xml:space="preserve"> </w:t>
       </w:r>
-      <w:hyperlink r:id="rId13">
+      <w:hyperlink r:id="rId24">
         <w:r>
           <w:rPr>
             <w:rStyle w:val="Hyperlink"/>
@@ -6560,9 +6982,9 @@
         </w:r>
       </w:hyperlink>
     </w:p>
-    <w:bookmarkEnd w:id="58"/>
-    <w:bookmarkEnd w:id="59"/>
-    <w:bookmarkStart w:id="72" w:name="dns-la-guía-telefónica-de-internet"/>
+    <w:bookmarkEnd w:id="78"/>
+    <w:bookmarkEnd w:id="79"/>
+    <w:bookmarkStart w:id="92" w:name="dns-la-guía-telefónica-de-internet"/>
     <w:p>
       <w:pPr>
         <w:pStyle w:val="Heading1"/>
@@ -6626,7 +7048,7 @@
         </w:pict>
       </w:r>
     </w:p>
-    <w:bookmarkStart w:id="60" w:name="la-idea-en-una-frase-3"/>
+    <w:bookmarkStart w:id="80" w:name="la-idea-en-una-frase-3"/>
     <w:p>
       <w:pPr>
         <w:pStyle w:val="Heading2"/>
@@ -6674,7 +7096,13 @@
         <w:t xml:space="preserve"> </w:t>
       </w:r>
       <w:r>
-        <w:t xml:space="preserve">“el servicio que hace la web usable”</w:t>
+        <w:t xml:space="preserve">“</w:t>
+      </w:r>
+      <w:r>
+        <w:t xml:space="preserve">el servicio que hace la web usable</w:t>
+      </w:r>
+      <w:r>
+        <w:t xml:space="preserve">”</w:t>
       </w:r>
       <w:r>
         <w:t xml:space="preserve">. Ahora lo abrimos del todo: quién resuelve, cómo se reparte el trabajo y por qué este diseño aguanta miles de millones de consultas al día sin despeñarse.</w:t>
@@ -6687,8 +7115,8 @@
         </w:pict>
       </w:r>
     </w:p>
-    <w:bookmarkEnd w:id="60"/>
-    <w:bookmarkStart w:id="64" w:name="la-jerarquía-un-árbol-invertido"/>
+    <w:bookmarkEnd w:id="80"/>
+    <w:bookmarkStart w:id="84" w:name="la-jerarquía-un-árbol-invertido"/>
     <w:p>
       <w:pPr>
         <w:pStyle w:val="Heading2"/>
@@ -6730,12 +7158,12 @@
           <wp:inline>
             <wp:extent cx="5334000" cy="4650153"/>
             <wp:effectExtent b="0" l="0" r="0" t="0"/>
-            <wp:docPr descr="Jerarquía DNS de un nombre: raíz, TLD .es, dominio ejemplo.es y host www.ejemplo.es, con delegación en cadena" title="" id="62" name="Picture"/>
+            <wp:docPr descr="Jerarquía DNS de un nombre: raíz, TLD .es, dominio ejemplo.es y host www.ejemplo.es, con delegación en cadena" title="" id="82" name="Picture"/>
             <a:graphic>
               <a:graphicData uri="http://schemas.openxmlformats.org/drawingml/2006/picture">
                 <pic:pic>
                   <pic:nvPicPr>
-                    <pic:cNvPr descr="public/diagrams/u07-dns-jerarquia.svg" id="63" name="Picture"/>
+                    <pic:cNvPr descr="public/diagrams/u07-dns-jerarquia.svg" id="83" name="Picture"/>
                     <pic:cNvPicPr>
                       <a:picLocks noChangeArrowheads="1" noChangeAspect="1"/>
                     </pic:cNvPicPr>
@@ -6747,7 +7175,7 @@
                           <a14:useLocalDpi xmlns:a14="http://schemas.microsoft.com/office/drawing/2010/main" val="0"/>
                         </a:ext>
                         <a:ext uri="{96DAC541-7B7A-43D3-8B79-37D633B846F1}">
-                          <asvg:svgBlip xmlns:asvg="http://schemas.microsoft.com/office/drawing/2016/SVG/main" r:embed="rId61"/>
+                          <asvg:svgBlip xmlns:asvg="http://schemas.microsoft.com/office/drawing/2016/SVG/main" r:embed="rId81"/>
                         </a:ext>
                       </a:extLst>
                     </a:blip>
@@ -6878,8 +7306,8 @@
         </w:pict>
       </w:r>
     </w:p>
-    <w:bookmarkEnd w:id="64"/>
-    <w:bookmarkStart w:id="65" w:name="resolución-recursiva-vs-iterativa"/>
+    <w:bookmarkEnd w:id="84"/>
+    <w:bookmarkStart w:id="85" w:name="resolución-recursiva-vs-iterativa"/>
     <w:p>
       <w:pPr>
         <w:pStyle w:val="Heading2"/>
@@ -6915,6 +7343,7 @@
       <w:tblPr>
         <w:tblStyle w:val="Table"/>
         <w:tblW w:type="pct" w:w="5000"/>
+        <w:jc w:val="left"/>
         <w:tblLayout w:type="fixed"/>
         <w:tblLook w:firstRow="1" w:lastRow="0" w:firstColumn="0" w:lastColumn="0" w:noHBand="0" w:noVBand="0" w:val="0020"/>
       </w:tblPr>
@@ -6932,6 +7361,7 @@
           <w:p>
             <w:pPr>
               <w:pStyle w:val="Compact"/>
+              <w:jc w:val="left"/>
             </w:pPr>
             <w:r>
               <w:t xml:space="preserve">Paso</w:t>
@@ -6943,6 +7373,7 @@
           <w:p>
             <w:pPr>
               <w:pStyle w:val="Compact"/>
+              <w:jc w:val="left"/>
             </w:pPr>
             <w:r>
               <w:t xml:space="preserve">Conversación</w:t>
@@ -6954,6 +7385,7 @@
           <w:p>
             <w:pPr>
               <w:pStyle w:val="Compact"/>
+              <w:jc w:val="left"/>
             </w:pPr>
             <w:r>
               <w:t xml:space="preserve">Tipo</w:t>
@@ -6967,6 +7399,7 @@
           <w:p>
             <w:pPr>
               <w:pStyle w:val="Compact"/>
+              <w:jc w:val="left"/>
             </w:pPr>
             <w:r>
               <w:t xml:space="preserve">1</w:t>
@@ -6978,6 +7411,7 @@
           <w:p>
             <w:pPr>
               <w:pStyle w:val="Compact"/>
+              <w:jc w:val="left"/>
             </w:pPr>
             <w:r>
               <w:t xml:space="preserve">PC → servidor DNS configurado (el</w:t>
@@ -6999,15 +7433,22 @@
               <w:t xml:space="preserve"> </w:t>
             </w:r>
             <w:r>
-              <w:t xml:space="preserve">“dame la IP de www.ejemplo.es”</w:t>
-            </w:r>
-          </w:p>
-        </w:tc>
-        <w:tc>
-          <w:tcPr/>
-          <w:p>
-            <w:pPr>
-              <w:pStyle w:val="Compact"/>
+              <w:t xml:space="preserve">“</w:t>
+            </w:r>
+            <w:r>
+              <w:t xml:space="preserve">dame la IP de www.ejemplo.es</w:t>
+            </w:r>
+            <w:r>
+              <w:t xml:space="preserve">”</w:t>
+            </w:r>
+          </w:p>
+        </w:tc>
+        <w:tc>
+          <w:tcPr/>
+          <w:p>
+            <w:pPr>
+              <w:pStyle w:val="Compact"/>
+              <w:jc w:val="left"/>
             </w:pPr>
             <w:r>
               <w:rPr>
@@ -7031,6 +7472,7 @@
           <w:p>
             <w:pPr>
               <w:pStyle w:val="Compact"/>
+              <w:jc w:val="left"/>
             </w:pPr>
             <w:r>
               <w:t xml:space="preserve">2</w:t>
@@ -7042,6 +7484,7 @@
           <w:p>
             <w:pPr>
               <w:pStyle w:val="Compact"/>
+              <w:jc w:val="left"/>
             </w:pPr>
             <w:r>
               <w:t xml:space="preserve">Resolver → servidor raíz:</w:t>
@@ -7050,15 +7493,22 @@
               <w:t xml:space="preserve"> </w:t>
             </w:r>
             <w:r>
-              <w:t xml:space="preserve">“¿quién gestiona .es?”</w:t>
-            </w:r>
-          </w:p>
-        </w:tc>
-        <w:tc>
-          <w:tcPr/>
-          <w:p>
-            <w:pPr>
-              <w:pStyle w:val="Compact"/>
+              <w:t xml:space="preserve">“</w:t>
+            </w:r>
+            <w:r>
+              <w:t xml:space="preserve">¿quién gestiona .es?</w:t>
+            </w:r>
+            <w:r>
+              <w:t xml:space="preserve">”</w:t>
+            </w:r>
+          </w:p>
+        </w:tc>
+        <w:tc>
+          <w:tcPr/>
+          <w:p>
+            <w:pPr>
+              <w:pStyle w:val="Compact"/>
+              <w:jc w:val="left"/>
             </w:pPr>
             <w:r>
               <w:rPr>
@@ -7077,7 +7527,13 @@
               <w:t xml:space="preserve"> </w:t>
             </w:r>
             <w:r>
-              <w:t xml:space="preserve">“pregunta a estos”</w:t>
+              <w:t xml:space="preserve">“</w:t>
+            </w:r>
+            <w:r>
+              <w:t xml:space="preserve">pregunta a estos</w:t>
+            </w:r>
+            <w:r>
+              <w:t xml:space="preserve">”</w:t>
             </w:r>
             <w:r>
               <w:t xml:space="preserve">)</w:t>
@@ -7091,6 +7547,7 @@
           <w:p>
             <w:pPr>
               <w:pStyle w:val="Compact"/>
+              <w:jc w:val="left"/>
             </w:pPr>
             <w:r>
               <w:t xml:space="preserve">3</w:t>
@@ -7102,6 +7559,7 @@
           <w:p>
             <w:pPr>
               <w:pStyle w:val="Compact"/>
+              <w:jc w:val="left"/>
             </w:pPr>
             <w:r>
               <w:t xml:space="preserve">Resolver → servidor .es:</w:t>
@@ -7110,15 +7568,22 @@
               <w:t xml:space="preserve"> </w:t>
             </w:r>
             <w:r>
-              <w:t xml:space="preserve">“¿quién gestiona ejemplo.es?”</w:t>
-            </w:r>
-          </w:p>
-        </w:tc>
-        <w:tc>
-          <w:tcPr/>
-          <w:p>
-            <w:pPr>
-              <w:pStyle w:val="Compact"/>
+              <w:t xml:space="preserve">“</w:t>
+            </w:r>
+            <w:r>
+              <w:t xml:space="preserve">¿quién gestiona ejemplo.es?</w:t>
+            </w:r>
+            <w:r>
+              <w:t xml:space="preserve">”</w:t>
+            </w:r>
+          </w:p>
+        </w:tc>
+        <w:tc>
+          <w:tcPr/>
+          <w:p>
+            <w:pPr>
+              <w:pStyle w:val="Compact"/>
+              <w:jc w:val="left"/>
             </w:pPr>
             <w:r>
               <w:t xml:space="preserve">Iterativa</w:t>
@@ -7132,6 +7597,7 @@
           <w:p>
             <w:pPr>
               <w:pStyle w:val="Compact"/>
+              <w:jc w:val="left"/>
             </w:pPr>
             <w:r>
               <w:t xml:space="preserve">4</w:t>
@@ -7143,6 +7609,7 @@
           <w:p>
             <w:pPr>
               <w:pStyle w:val="Compact"/>
+              <w:jc w:val="left"/>
             </w:pPr>
             <w:r>
               <w:t xml:space="preserve">Resolver → servidor de ejemplo.es:</w:t>
@@ -7151,15 +7618,22 @@
               <w:t xml:space="preserve"> </w:t>
             </w:r>
             <w:r>
-              <w:t xml:space="preserve">“¿IP de www?”</w:t>
-            </w:r>
-          </w:p>
-        </w:tc>
-        <w:tc>
-          <w:tcPr/>
-          <w:p>
-            <w:pPr>
-              <w:pStyle w:val="Compact"/>
+              <w:t xml:space="preserve">“</w:t>
+            </w:r>
+            <w:r>
+              <w:t xml:space="preserve">¿IP de www?</w:t>
+            </w:r>
+            <w:r>
+              <w:t xml:space="preserve">”</w:t>
+            </w:r>
+          </w:p>
+        </w:tc>
+        <w:tc>
+          <w:tcPr/>
+          <w:p>
+            <w:pPr>
+              <w:pStyle w:val="Compact"/>
+              <w:jc w:val="left"/>
             </w:pPr>
             <w:r>
               <w:t xml:space="preserve">Iterativa</w:t>
@@ -7173,6 +7647,7 @@
           <w:p>
             <w:pPr>
               <w:pStyle w:val="Compact"/>
+              <w:jc w:val="left"/>
             </w:pPr>
             <w:r>
               <w:t xml:space="preserve">5</w:t>
@@ -7184,6 +7659,7 @@
           <w:p>
             <w:pPr>
               <w:pStyle w:val="Compact"/>
+              <w:jc w:val="left"/>
             </w:pPr>
             <w:r>
               <w:t xml:space="preserve">El servidor autoritativo contesta la IP → el resolver la entrega al PC</w:t>
@@ -7195,6 +7671,7 @@
           <w:p>
             <w:pPr>
               <w:pStyle w:val="Compact"/>
+              <w:jc w:val="left"/>
             </w:pPr>
             <w:r>
               <w:t xml:space="preserve">—</w:t>
@@ -7230,7 +7707,13 @@
         <w:t xml:space="preserve"> </w:t>
       </w:r>
       <w:r>
-        <w:t xml:space="preserve">“consíguemelo y no vuelvas sin la respuesta”</w:t>
+        <w:t xml:space="preserve">“</w:t>
+      </w:r>
+      <w:r>
+        <w:t xml:space="preserve">consíguemelo y no vuelvas sin la respuesta</w:t>
+      </w:r>
+      <w:r>
+        <w:t xml:space="preserve">”</w:t>
       </w:r>
       <w:r>
         <w:t xml:space="preserve"> </w:t>
@@ -7258,7 +7741,13 @@
         <w:t xml:space="preserve"> </w:t>
       </w:r>
       <w:r>
-        <w:t xml:space="preserve">“yo no lo sé, pero pregunta ahí”</w:t>
+        <w:t xml:space="preserve">“</w:t>
+      </w:r>
+      <w:r>
+        <w:t xml:space="preserve">yo no lo sé, pero pregunta ahí</w:t>
+      </w:r>
+      <w:r>
+        <w:t xml:space="preserve">”</w:t>
       </w:r>
       <w:r>
         <w:t xml:space="preserve"> </w:t>
@@ -7327,8 +7816,8 @@
         </w:pict>
       </w:r>
     </w:p>
-    <w:bookmarkEnd w:id="65"/>
-    <w:bookmarkStart w:id="66" w:name="la-caché-memoria-del-sistema"/>
+    <w:bookmarkEnd w:id="85"/>
+    <w:bookmarkStart w:id="86" w:name="la-caché-memoria-del-sistema"/>
     <w:p>
       <w:pPr>
         <w:pStyle w:val="Heading2"/>
@@ -7400,7 +7889,13 @@
         <w:t xml:space="preserve"> </w:t>
       </w:r>
       <w:r>
-        <w:t xml:space="preserve">“¿estoy viendo una respuesta fresca o una caché vieja?”</w:t>
+        <w:t xml:space="preserve">“</w:t>
+      </w:r>
+      <w:r>
+        <w:t xml:space="preserve">¿estoy viendo una respuesta fresca o una caché vieja?</w:t>
+      </w:r>
+      <w:r>
+        <w:t xml:space="preserve">”</w:t>
       </w:r>
     </w:p>
     <w:p>
@@ -7448,8 +7943,8 @@
         </w:pict>
       </w:r>
     </w:p>
-    <w:bookmarkEnd w:id="66"/>
-    <w:bookmarkStart w:id="67" w:name="los-registros-qué-hay-dentro-de-una-zona"/>
+    <w:bookmarkEnd w:id="86"/>
+    <w:bookmarkStart w:id="87" w:name="los-registros-qué-hay-dentro-de-una-zona"/>
     <w:p>
       <w:pPr>
         <w:pStyle w:val="Heading2"/>
@@ -7469,7 +7964,13 @@
         <w:t xml:space="preserve"> </w:t>
       </w:r>
       <w:r>
-        <w:t xml:space="preserve">“nombres e IPs”</w:t>
+        <w:t xml:space="preserve">“</w:t>
+      </w:r>
+      <w:r>
+        <w:t xml:space="preserve">nombres e IPs</w:t>
+      </w:r>
+      <w:r>
+        <w:t xml:space="preserve">”</w:t>
       </w:r>
       <w:r>
         <w:t xml:space="preserve"> </w:t>
@@ -7495,6 +7996,7 @@
       <w:tblPr>
         <w:tblStyle w:val="Table"/>
         <w:tblW w:type="pct" w:w="5000"/>
+        <w:jc w:val="left"/>
         <w:tblLayout w:type="fixed"/>
         <w:tblLook w:firstRow="1" w:lastRow="0" w:firstColumn="0" w:lastColumn="0" w:noHBand="0" w:noVBand="0" w:val="0020"/>
       </w:tblPr>
@@ -7512,6 +8014,7 @@
           <w:p>
             <w:pPr>
               <w:pStyle w:val="Compact"/>
+              <w:jc w:val="left"/>
             </w:pPr>
             <w:r>
               <w:t xml:space="preserve">Registro</w:t>
@@ -7523,6 +8026,7 @@
           <w:p>
             <w:pPr>
               <w:pStyle w:val="Compact"/>
+              <w:jc w:val="left"/>
             </w:pPr>
             <w:r>
               <w:t xml:space="preserve">Qué guarda</w:t>
@@ -7534,6 +8038,7 @@
           <w:p>
             <w:pPr>
               <w:pStyle w:val="Compact"/>
+              <w:jc w:val="left"/>
             </w:pPr>
             <w:r>
               <w:t xml:space="preserve">Ejemplo</w:t>
@@ -7547,6 +8052,7 @@
           <w:p>
             <w:pPr>
               <w:pStyle w:val="Compact"/>
+              <w:jc w:val="left"/>
             </w:pPr>
             <w:r>
               <w:rPr>
@@ -7562,6 +8068,7 @@
           <w:p>
             <w:pPr>
               <w:pStyle w:val="Compact"/>
+              <w:jc w:val="left"/>
             </w:pPr>
             <w:r>
               <w:t xml:space="preserve">Nombre → IPv4</w:t>
@@ -7573,6 +8080,7 @@
           <w:p>
             <w:pPr>
               <w:pStyle w:val="Compact"/>
+              <w:jc w:val="left"/>
             </w:pPr>
             <w:r>
               <w:t xml:space="preserve">www.ejemplo.es → 203.0.113.10</w:t>
@@ -7586,6 +8094,7 @@
           <w:p>
             <w:pPr>
               <w:pStyle w:val="Compact"/>
+              <w:jc w:val="left"/>
             </w:pPr>
             <w:r>
               <w:rPr>
@@ -7601,6 +8110,7 @@
           <w:p>
             <w:pPr>
               <w:pStyle w:val="Compact"/>
+              <w:jc w:val="left"/>
             </w:pPr>
             <w:r>
               <w:t xml:space="preserve">Nombre → IPv6</w:t>
@@ -7612,6 +8122,7 @@
           <w:p>
             <w:pPr>
               <w:pStyle w:val="Compact"/>
+              <w:jc w:val="left"/>
             </w:pPr>
             <w:r>
               <w:t xml:space="preserve">www.ejemplo.es → 2001:db8::10</w:t>
@@ -7625,6 +8136,7 @@
           <w:p>
             <w:pPr>
               <w:pStyle w:val="Compact"/>
+              <w:jc w:val="left"/>
             </w:pPr>
             <w:r>
               <w:rPr>
@@ -7640,6 +8152,7 @@
           <w:p>
             <w:pPr>
               <w:pStyle w:val="Compact"/>
+              <w:jc w:val="left"/>
             </w:pPr>
             <w:r>
               <w:t xml:space="preserve">Alias → otro nombre</w:t>
@@ -7651,6 +8164,7 @@
           <w:p>
             <w:pPr>
               <w:pStyle w:val="Compact"/>
+              <w:jc w:val="left"/>
             </w:pPr>
             <w:r>
               <w:t xml:space="preserve">web.ejemplo.es → www.ejemplo.es</w:t>
@@ -7664,6 +8178,7 @@
           <w:p>
             <w:pPr>
               <w:pStyle w:val="Compact"/>
+              <w:jc w:val="left"/>
             </w:pPr>
             <w:r>
               <w:rPr>
@@ -7679,6 +8194,7 @@
           <w:p>
             <w:pPr>
               <w:pStyle w:val="Compact"/>
+              <w:jc w:val="left"/>
             </w:pPr>
             <w:r>
               <w:t xml:space="preserve">Servidores de correo del dominio (con prioridad)</w:t>
@@ -7690,6 +8206,7 @@
           <w:p>
             <w:pPr>
               <w:pStyle w:val="Compact"/>
+              <w:jc w:val="left"/>
             </w:pPr>
             <w:r>
               <w:t xml:space="preserve">10 mail.ejemplo.es</w:t>
@@ -7703,6 +8220,7 @@
           <w:p>
             <w:pPr>
               <w:pStyle w:val="Compact"/>
+              <w:jc w:val="left"/>
             </w:pPr>
             <w:r>
               <w:rPr>
@@ -7718,6 +8236,7 @@
           <w:p>
             <w:pPr>
               <w:pStyle w:val="Compact"/>
+              <w:jc w:val="left"/>
             </w:pPr>
             <w:r>
               <w:t xml:space="preserve">Servidores DNS autoritativos de la zona</w:t>
@@ -7729,6 +8248,7 @@
           <w:p>
             <w:pPr>
               <w:pStyle w:val="Compact"/>
+              <w:jc w:val="left"/>
             </w:pPr>
             <w:r>
               <w:t xml:space="preserve">ns1.ejemplo.es</w:t>
@@ -7742,6 +8262,7 @@
           <w:p>
             <w:pPr>
               <w:pStyle w:val="Compact"/>
+              <w:jc w:val="left"/>
             </w:pPr>
             <w:r>
               <w:rPr>
@@ -7757,6 +8278,7 @@
           <w:p>
             <w:pPr>
               <w:pStyle w:val="Compact"/>
+              <w:jc w:val="left"/>
             </w:pPr>
             <w:r>
               <w:t xml:space="preserve">IP → nombre (resolución inversa)</w:t>
@@ -7768,6 +8290,7 @@
           <w:p>
             <w:pPr>
               <w:pStyle w:val="Compact"/>
+              <w:jc w:val="left"/>
             </w:pPr>
             <w:r>
               <w:t xml:space="preserve">10.113.0.203.in-addr.arpa → www.ejemplo.es</w:t>
@@ -7781,6 +8304,7 @@
           <w:p>
             <w:pPr>
               <w:pStyle w:val="Compact"/>
+              <w:jc w:val="left"/>
             </w:pPr>
             <w:r>
               <w:rPr>
@@ -7796,6 +8320,7 @@
           <w:p>
             <w:pPr>
               <w:pStyle w:val="Compact"/>
+              <w:jc w:val="left"/>
             </w:pPr>
             <w:r>
               <w:t xml:space="preserve">Metadatos de la zona: administrador, seriales, timers</w:t>
@@ -7807,6 +8332,7 @@
           <w:p>
             <w:pPr>
               <w:pStyle w:val="Compact"/>
+              <w:jc w:val="left"/>
             </w:pPr>
             <w:r>
               <w:t xml:space="preserve">—</w:t>
@@ -7846,8 +8372,8 @@
         </w:pict>
       </w:r>
     </w:p>
-    <w:bookmarkEnd w:id="67"/>
-    <w:bookmarkStart w:id="68" w:name="zona-directa-y-zona-inversa"/>
+    <w:bookmarkEnd w:id="87"/>
+    <w:bookmarkStart w:id="88" w:name="zona-directa-y-zona-inversa"/>
     <w:p>
       <w:pPr>
         <w:pStyle w:val="Heading2"/>
@@ -7923,7 +8449,13 @@
         <w:t xml:space="preserve"> </w:t>
       </w:r>
       <w:r>
-        <w:t xml:space="preserve">“no reverse DNS”</w:t>
+        <w:t xml:space="preserve">“</w:t>
+      </w:r>
+      <w:r>
+        <w:t xml:space="preserve">no reverse DNS</w:t>
+      </w:r>
+      <w:r>
+        <w:t xml:space="preserve">”</w:t>
       </w:r>
       <w:r>
         <w:t xml:space="preserve">, ya sabes: a tu IP pública le falta su PTR.</w:t>
@@ -7936,8 +8468,8 @@
         </w:pict>
       </w:r>
     </w:p>
-    <w:bookmarkEnd w:id="68"/>
-    <w:bookmarkStart w:id="69" w:name="mini-chequeo-3"/>
+    <w:bookmarkEnd w:id="88"/>
+    <w:bookmarkStart w:id="89" w:name="mini-chequeo-3"/>
     <w:p>
       <w:pPr>
         <w:pStyle w:val="Heading2"/>
@@ -7997,7 +8529,13 @@
         <w:t xml:space="preserve"> </w:t>
       </w:r>
       <w:r>
-        <w:t xml:space="preserve">“no navega”</w:t>
+        <w:t xml:space="preserve">“</w:t>
+      </w:r>
+      <w:r>
+        <w:t xml:space="preserve">no navega</w:t>
+      </w:r>
+      <w:r>
+        <w:t xml:space="preserve">”</w:t>
       </w:r>
       <w:r>
         <w:t xml:space="preserve"> </w:t>
@@ -8195,8 +8733,8 @@
         </w:pict>
       </w:r>
     </w:p>
-    <w:bookmarkEnd w:id="69"/>
-    <w:bookmarkStart w:id="70" w:name="resumen-en-3-frases-3"/>
+    <w:bookmarkEnd w:id="89"/>
+    <w:bookmarkStart w:id="90" w:name="resumen-en-3-frases-3"/>
     <w:p>
       <w:pPr>
         <w:pStyle w:val="Heading2"/>
@@ -8283,8 +8821,8 @@
         <w:t xml:space="preserve">Los registros tipados (A, AAAA, CNAME, MX, NS, PTR) son el idioma de las zonas; la inversa (PTR) importa más de lo que crees.</w:t>
       </w:r>
     </w:p>
-    <w:bookmarkEnd w:id="70"/>
-    <w:bookmarkStart w:id="71" w:name="vocabulario-rápido-3"/>
+    <w:bookmarkEnd w:id="90"/>
+    <w:bookmarkStart w:id="91" w:name="vocabulario-rápido-3"/>
     <w:p>
       <w:pPr>
         <w:pStyle w:val="Heading2"/>
@@ -8297,6 +8835,7 @@
       <w:tblPr>
         <w:tblStyle w:val="Table"/>
         <w:tblW w:type="auto" w:w="0"/>
+        <w:jc w:val="left"/>
         <w:tblLook w:firstRow="1" w:lastRow="0" w:firstColumn="0" w:lastColumn="0" w:noHBand="0" w:noVBand="0" w:val="0020"/>
       </w:tblPr>
       <w:tblGrid>
@@ -8312,6 +8851,7 @@
           <w:p>
             <w:pPr>
               <w:pStyle w:val="Compact"/>
+              <w:jc w:val="left"/>
             </w:pPr>
             <w:r>
               <w:t xml:space="preserve">Término</w:t>
@@ -8323,6 +8863,7 @@
           <w:p>
             <w:pPr>
               <w:pStyle w:val="Compact"/>
+              <w:jc w:val="left"/>
             </w:pPr>
             <w:r>
               <w:t xml:space="preserve">Idea general</w:t>
@@ -8336,6 +8877,7 @@
           <w:p>
             <w:pPr>
               <w:pStyle w:val="Compact"/>
+              <w:jc w:val="left"/>
             </w:pPr>
             <w:r>
               <w:t xml:space="preserve">Resolver</w:t>
@@ -8347,6 +8889,7 @@
           <w:p>
             <w:pPr>
               <w:pStyle w:val="Compact"/>
+              <w:jc w:val="left"/>
             </w:pPr>
             <w:r>
               <w:t xml:space="preserve">Servidor DNS que hace las consultas en tu nombre</w:t>
@@ -8360,6 +8903,7 @@
           <w:p>
             <w:pPr>
               <w:pStyle w:val="Compact"/>
+              <w:jc w:val="left"/>
             </w:pPr>
             <w:r>
               <w:t xml:space="preserve">Autoritativo</w:t>
@@ -8371,6 +8915,7 @@
           <w:p>
             <w:pPr>
               <w:pStyle w:val="Compact"/>
+              <w:jc w:val="left"/>
             </w:pPr>
             <w:r>
               <w:t xml:space="preserve">Servidor que tiene la respuesta oficial de una zona</w:t>
@@ -8384,6 +8929,7 @@
           <w:p>
             <w:pPr>
               <w:pStyle w:val="Compact"/>
+              <w:jc w:val="left"/>
             </w:pPr>
             <w:r>
               <w:t xml:space="preserve">TTL</w:t>
@@ -8395,6 +8941,7 @@
           <w:p>
             <w:pPr>
               <w:pStyle w:val="Compact"/>
+              <w:jc w:val="left"/>
             </w:pPr>
             <w:r>
               <w:t xml:space="preserve">Segundos que una respuesta puede vivir en caché</w:t>
@@ -8408,6 +8955,7 @@
           <w:p>
             <w:pPr>
               <w:pStyle w:val="Compact"/>
+              <w:jc w:val="left"/>
             </w:pPr>
             <w:r>
               <w:t xml:space="preserve">Zona</w:t>
@@ -8419,6 +8967,7 @@
           <w:p>
             <w:pPr>
               <w:pStyle w:val="Compact"/>
+              <w:jc w:val="left"/>
             </w:pPr>
             <w:r>
               <w:t xml:space="preserve">Porción del árbol DNS que gestiona un servidor</w:t>
@@ -8432,6 +8981,7 @@
           <w:p>
             <w:pPr>
               <w:pStyle w:val="Compact"/>
+              <w:jc w:val="left"/>
             </w:pPr>
             <w:r>
               <w:t xml:space="preserve">in-addr.arpa</w:t>
@@ -8443,6 +8993,7 @@
           <w:p>
             <w:pPr>
               <w:pStyle w:val="Compact"/>
+              <w:jc w:val="left"/>
             </w:pPr>
             <w:r>
               <w:t xml:space="preserve">Dominio especial de la resolución inversa</w:t>
@@ -8468,7 +9019,7 @@
       <w:r>
         <w:t xml:space="preserve"> </w:t>
       </w:r>
-      <w:hyperlink r:id="rId33">
+      <w:hyperlink r:id="rId47">
         <w:r>
           <w:rPr>
             <w:rStyle w:val="Hyperlink"/>
@@ -8495,7 +9046,7 @@
       <w:r>
         <w:t xml:space="preserve"> </w:t>
       </w:r>
-      <w:hyperlink r:id="rId12">
+      <w:hyperlink r:id="rId23">
         <w:r>
           <w:rPr>
             <w:rStyle w:val="Hyperlink"/>
@@ -8522,7 +9073,7 @@
       <w:r>
         <w:t xml:space="preserve"> </w:t>
       </w:r>
-      <w:hyperlink r:id="rId14">
+      <w:hyperlink r:id="rId25">
         <w:r>
           <w:rPr>
             <w:rStyle w:val="Hyperlink"/>
@@ -8531,9 +9082,9 @@
         </w:r>
       </w:hyperlink>
     </w:p>
-    <w:bookmarkEnd w:id="71"/>
-    <w:bookmarkEnd w:id="72"/>
-    <w:bookmarkStart w:id="80" w:name="registros-y-zonas-dns"/>
+    <w:bookmarkEnd w:id="91"/>
+    <w:bookmarkEnd w:id="92"/>
+    <w:bookmarkStart w:id="100" w:name="registros-y-zonas-dns"/>
     <w:p>
       <w:pPr>
         <w:pStyle w:val="Heading1"/>
@@ -8597,7 +9148,7 @@
         </w:pict>
       </w:r>
     </w:p>
-    <w:bookmarkStart w:id="73" w:name="la-idea-en-una-frase-4"/>
+    <w:bookmarkStart w:id="93" w:name="la-idea-en-una-frase-4"/>
     <w:p>
       <w:pPr>
         <w:pStyle w:val="Heading2"/>
@@ -8649,7 +9200,13 @@
         <w:t xml:space="preserve"> </w:t>
       </w:r>
       <w:r>
-        <w:t xml:space="preserve">“todo funciona”</w:t>
+        <w:t xml:space="preserve">“</w:t>
+      </w:r>
+      <w:r>
+        <w:t xml:space="preserve">todo funciona</w:t>
+      </w:r>
+      <w:r>
+        <w:t xml:space="preserve">”</w:t>
       </w:r>
       <w:r>
         <w:t xml:space="preserve"> </w:t>
@@ -8661,7 +9218,13 @@
         <w:t xml:space="preserve"> </w:t>
       </w:r>
       <w:r>
-        <w:t xml:space="preserve">“¿por qué el correo no sale?”</w:t>
+        <w:t xml:space="preserve">“</w:t>
+      </w:r>
+      <w:r>
+        <w:t xml:space="preserve">¿por qué el correo no sale?</w:t>
+      </w:r>
+      <w:r>
+        <w:t xml:space="preserve">”</w:t>
       </w:r>
       <w:r>
         <w:t xml:space="preserve">.</w:t>
@@ -8674,8 +9237,8 @@
         </w:pict>
       </w:r>
     </w:p>
-    <w:bookmarkEnd w:id="73"/>
-    <w:bookmarkStart w:id="74" w:name="anatomía-de-una-zona"/>
+    <w:bookmarkEnd w:id="93"/>
+    <w:bookmarkStart w:id="94" w:name="anatomía-de-una-zona"/>
     <w:p>
       <w:pPr>
         <w:pStyle w:val="Heading2"/>
@@ -8795,7 +9358,13 @@
         <w:t xml:space="preserve"> </w:t>
       </w:r>
       <w:r>
-        <w:t xml:space="preserve">“el propio dominio, sin host delante”</w:t>
+        <w:t xml:space="preserve">“</w:t>
+      </w:r>
+      <w:r>
+        <w:t xml:space="preserve">el propio dominio, sin host delante</w:t>
+      </w:r>
+      <w:r>
+        <w:t xml:space="preserve">”</w:t>
       </w:r>
       <w:r>
         <w:t xml:space="preserve">. El</w:t>
@@ -8840,8 +9409,8 @@
         </w:pict>
       </w:r>
     </w:p>
-    <w:bookmarkEnd w:id="74"/>
-    <w:bookmarkStart w:id="75" w:name="cómo-se-crea-y-se-replica-una-zona"/>
+    <w:bookmarkEnd w:id="94"/>
+    <w:bookmarkStart w:id="95" w:name="cómo-se-crea-y-se-replica-una-zona"/>
     <w:p>
       <w:pPr>
         <w:pStyle w:val="Heading2"/>
@@ -8854,6 +9423,7 @@
       <w:tblPr>
         <w:tblStyle w:val="Table"/>
         <w:tblW w:type="pct" w:w="5000"/>
+        <w:jc w:val="left"/>
         <w:tblLayout w:type="fixed"/>
         <w:tblLook w:firstRow="1" w:lastRow="0" w:firstColumn="0" w:lastColumn="0" w:noHBand="0" w:noVBand="0" w:val="0020"/>
       </w:tblPr>
@@ -8871,6 +9441,7 @@
           <w:p>
             <w:pPr>
               <w:pStyle w:val="Compact"/>
+              <w:jc w:val="left"/>
             </w:pPr>
             <w:r>
               <w:t xml:space="preserve">Concepto</w:t>
@@ -8882,6 +9453,7 @@
           <w:p>
             <w:pPr>
               <w:pStyle w:val="Compact"/>
+              <w:jc w:val="left"/>
             </w:pPr>
             <w:r>
               <w:t xml:space="preserve">Qué es</w:t>
@@ -8893,6 +9465,7 @@
           <w:p>
             <w:pPr>
               <w:pStyle w:val="Compact"/>
+              <w:jc w:val="left"/>
             </w:pPr>
             <w:r>
               <w:t xml:space="preserve">Detalle práctico</w:t>
@@ -8906,6 +9479,7 @@
           <w:p>
             <w:pPr>
               <w:pStyle w:val="Compact"/>
+              <w:jc w:val="left"/>
             </w:pPr>
             <w:r>
               <w:t xml:space="preserve">Zona primaria</w:t>
@@ -8917,6 +9491,7 @@
           <w:p>
             <w:pPr>
               <w:pStyle w:val="Compact"/>
+              <w:jc w:val="left"/>
             </w:pPr>
             <w:r>
               <w:t xml:space="preserve">Donde se edita</w:t>
@@ -8928,6 +9503,7 @@
           <w:p>
             <w:pPr>
               <w:pStyle w:val="Compact"/>
+              <w:jc w:val="left"/>
             </w:pPr>
             <w:r>
               <w:t xml:space="preserve">El servidor con la copia de lectura/escritura</w:t>
@@ -8941,6 +9517,7 @@
           <w:p>
             <w:pPr>
               <w:pStyle w:val="Compact"/>
+              <w:jc w:val="left"/>
             </w:pPr>
             <w:r>
               <w:t xml:space="preserve">Zona secundaria</w:t>
@@ -8952,6 +9529,7 @@
           <w:p>
             <w:pPr>
               <w:pStyle w:val="Compact"/>
+              <w:jc w:val="left"/>
             </w:pPr>
             <w:r>
               <w:t xml:space="preserve">Copia de solo lectura</w:t>
@@ -8963,6 +9541,7 @@
           <w:p>
             <w:pPr>
               <w:pStyle w:val="Compact"/>
+              <w:jc w:val="left"/>
             </w:pPr>
             <w:r>
               <w:t xml:space="preserve">Recibe las transferencias de zona del primario</w:t>
@@ -8976,6 +9555,7 @@
           <w:p>
             <w:pPr>
               <w:pStyle w:val="Compact"/>
+              <w:jc w:val="left"/>
             </w:pPr>
             <w:r>
               <w:t xml:space="preserve">Transferencia AXFR/IXFR</w:t>
@@ -8987,6 +9567,7 @@
           <w:p>
             <w:pPr>
               <w:pStyle w:val="Compact"/>
+              <w:jc w:val="left"/>
             </w:pPr>
             <w:r>
               <w:t xml:space="preserve">Replicación</w:t>
@@ -8998,6 +9579,7 @@
           <w:p>
             <w:pPr>
               <w:pStyle w:val="Compact"/>
+              <w:jc w:val="left"/>
             </w:pPr>
             <w:r>
               <w:t xml:space="preserve">AXFR completa, IXFR solo los cambios incrementales</w:t>
@@ -9011,6 +9593,7 @@
           <w:p>
             <w:pPr>
               <w:pStyle w:val="Compact"/>
+              <w:jc w:val="left"/>
             </w:pPr>
             <w:r>
               <w:t xml:space="preserve">Delegación</w:t>
@@ -9022,6 +9605,7 @@
           <w:p>
             <w:pPr>
               <w:pStyle w:val="Compact"/>
+              <w:jc w:val="left"/>
             </w:pPr>
             <w:r>
               <w:t xml:space="preserve">Subdominio a otro servidor</w:t>
@@ -9033,6 +9617,7 @@
           <w:p>
             <w:pPr>
               <w:pStyle w:val="Compact"/>
+              <w:jc w:val="left"/>
             </w:pPr>
             <w:r>
               <w:rPr>
@@ -9074,7 +9659,13 @@
         <w:t xml:space="preserve"> </w:t>
       </w:r>
       <w:r>
-        <w:t xml:space="preserve">“esclavo antiguo”</w:t>
+        <w:t xml:space="preserve">“</w:t>
+      </w:r>
+      <w:r>
+        <w:t xml:space="preserve">esclavo antiguo</w:t>
+      </w:r>
+      <w:r>
+        <w:t xml:space="preserve">”</w:t>
       </w:r>
       <w:r>
         <w:t xml:space="preserve">: es un peer con copia de solo lectura que los clientes consultan igual.</w:t>
@@ -9101,7 +9692,13 @@
         <w:t xml:space="preserve"> </w:t>
       </w:r>
       <w:r>
-        <w:t xml:space="preserve">“Transferencias de zona abiertas a cualquiera: el mejor regalo que puedes hacer a un atacante, que se lleva el mapa completo de tu red con nombres, IPs y servicios. Limita las AXFR a los secundarios declarados. Gracias por venir.”</w:t>
+        <w:t xml:space="preserve">“</w:t>
+      </w:r>
+      <w:r>
+        <w:t xml:space="preserve">Transferencias de zona abiertas a cualquiera: el mejor regalo que puedes hacer a un atacante, que se lleva el mapa completo de tu red con nombres, IPs y servicios. Limita las AXFR a los secundarios declarados. Gracias por venir.</w:t>
+      </w:r>
+      <w:r>
+        <w:t xml:space="preserve">”</w:t>
       </w:r>
     </w:p>
     <w:p>
@@ -9111,8 +9708,8 @@
         </w:pict>
       </w:r>
     </w:p>
-    <w:bookmarkEnd w:id="75"/>
-    <w:bookmarkStart w:id="76" w:name="X742f307941d561d2bf451626602cc321afc4146"/>
+    <w:bookmarkEnd w:id="95"/>
+    <w:bookmarkStart w:id="96" w:name="X742f307941d561d2bf451626602cc321afc4146"/>
     <w:p>
       <w:pPr>
         <w:pStyle w:val="Heading2"/>
@@ -9164,7 +9761,13 @@
         <w:t xml:space="preserve"> </w:t>
       </w:r>
       <w:r>
-        <w:t xml:space="preserve">“todo lo que no conozca, mándaselo a 8.8.8.8”</w:t>
+        <w:t xml:space="preserve">“</w:t>
+      </w:r>
+      <w:r>
+        <w:t xml:space="preserve">todo lo que no conozca, mándaselo a 8.8.8.8</w:t>
+      </w:r>
+      <w:r>
+        <w:t xml:space="preserve">”</w:t>
       </w:r>
       <w:r>
         <w:t xml:space="preserve">. Sencillo, pero filtros de contenido y caché corporativa dejan de funcionar.</w:t>
@@ -9189,7 +9792,10 @@
         <w:t xml:space="preserve"> </w:t>
       </w:r>
       <w:r>
-        <w:t xml:space="preserve">“las consultas de</w:t>
+        <w:t xml:space="preserve">“</w:t>
+      </w:r>
+      <w:r>
+        <w:t xml:space="preserve">las consultas de</w:t>
       </w:r>
       <w:r>
         <w:t xml:space="preserve"> </w:t>
@@ -9204,7 +9810,10 @@
         <w:t xml:space="preserve"> </w:t>
       </w:r>
       <w:r>
-        <w:t xml:space="preserve">mándaselas a 10.20.30.40”</w:t>
+        <w:t xml:space="preserve">mándaselas a 10.20.30.40</w:t>
+      </w:r>
+      <w:r>
+        <w:t xml:space="preserve">”</w:t>
       </w:r>
       <w:r>
         <w:t xml:space="preserve">. Imprescindible cuando te fusionas con otra empresa o usas dominios de socio.</w:t>
@@ -9221,7 +9830,13 @@
         <w:t xml:space="preserve"> </w:t>
       </w:r>
       <w:r>
-        <w:t xml:space="preserve">“romper”</w:t>
+        <w:t xml:space="preserve">“</w:t>
+      </w:r>
+      <w:r>
+        <w:t xml:space="preserve">romper</w:t>
+      </w:r>
+      <w:r>
+        <w:t xml:space="preserve">”</w:t>
       </w:r>
       <w:r>
         <w:t xml:space="preserve"> </w:t>
@@ -9237,8 +9852,8 @@
         </w:pict>
       </w:r>
     </w:p>
-    <w:bookmarkEnd w:id="76"/>
-    <w:bookmarkStart w:id="77" w:name="mini-chequeo-4"/>
+    <w:bookmarkEnd w:id="96"/>
+    <w:bookmarkStart w:id="97" w:name="mini-chequeo-4"/>
     <w:p>
       <w:pPr>
         <w:pStyle w:val="Heading2"/>
@@ -9477,8 +10092,8 @@
         </w:pict>
       </w:r>
     </w:p>
-    <w:bookmarkEnd w:id="77"/>
-    <w:bookmarkStart w:id="78" w:name="resumen-en-3-frases-4"/>
+    <w:bookmarkEnd w:id="97"/>
+    <w:bookmarkStart w:id="98" w:name="resumen-en-3-frases-4"/>
     <w:p>
       <w:pPr>
         <w:pStyle w:val="Heading2"/>
@@ -9587,8 +10202,8 @@
         <w:t xml:space="preserve">(globales o condicionales) conectan tu DNS interno con el resto del mundo sin exponer tu zona.</w:t>
       </w:r>
     </w:p>
-    <w:bookmarkEnd w:id="78"/>
-    <w:bookmarkStart w:id="79" w:name="vocabulario-rápido-4"/>
+    <w:bookmarkEnd w:id="98"/>
+    <w:bookmarkStart w:id="99" w:name="vocabulario-rápido-4"/>
     <w:p>
       <w:pPr>
         <w:pStyle w:val="Heading2"/>
@@ -9601,6 +10216,7 @@
       <w:tblPr>
         <w:tblStyle w:val="Table"/>
         <w:tblW w:type="pct" w:w="5000"/>
+        <w:jc w:val="left"/>
         <w:tblLayout w:type="fixed"/>
         <w:tblLook w:firstRow="1" w:lastRow="0" w:firstColumn="0" w:lastColumn="0" w:noHBand="0" w:noVBand="0" w:val="0020"/>
       </w:tblPr>
@@ -9617,6 +10233,7 @@
           <w:p>
             <w:pPr>
               <w:pStyle w:val="Compact"/>
+              <w:jc w:val="left"/>
             </w:pPr>
             <w:r>
               <w:t xml:space="preserve">Término</w:t>
@@ -9628,6 +10245,7 @@
           <w:p>
             <w:pPr>
               <w:pStyle w:val="Compact"/>
+              <w:jc w:val="left"/>
             </w:pPr>
             <w:r>
               <w:t xml:space="preserve">Idea general</w:t>
@@ -9641,6 +10259,7 @@
           <w:p>
             <w:pPr>
               <w:pStyle w:val="Compact"/>
+              <w:jc w:val="left"/>
             </w:pPr>
             <w:r>
               <w:t xml:space="preserve">SOA</w:t>
@@ -9652,6 +10271,7 @@
           <w:p>
             <w:pPr>
               <w:pStyle w:val="Compact"/>
+              <w:jc w:val="left"/>
             </w:pPr>
             <w:r>
               <w:t xml:space="preserve">Registro inicial de la zona: admin, serial y timers</w:t>
@@ -9665,6 +10285,7 @@
           <w:p>
             <w:pPr>
               <w:pStyle w:val="Compact"/>
+              <w:jc w:val="left"/>
             </w:pPr>
             <w:r>
               <w:t xml:space="preserve">Serial</w:t>
@@ -9676,6 +10297,7 @@
           <w:p>
             <w:pPr>
               <w:pStyle w:val="Compact"/>
+              <w:jc w:val="left"/>
             </w:pPr>
             <w:r>
               <w:t xml:space="preserve">Número de versión de la zona; sube con cada cambio</w:t>
@@ -9689,6 +10311,7 @@
           <w:p>
             <w:pPr>
               <w:pStyle w:val="Compact"/>
+              <w:jc w:val="left"/>
             </w:pPr>
             <w:r>
               <w:t xml:space="preserve">Zona secundaria</w:t>
@@ -9700,6 +10323,7 @@
           <w:p>
             <w:pPr>
               <w:pStyle w:val="Compact"/>
+              <w:jc w:val="left"/>
             </w:pPr>
             <w:r>
               <w:t xml:space="preserve">Réplica de solo lectura de una zona</w:t>
@@ -9713,6 +10337,7 @@
           <w:p>
             <w:pPr>
               <w:pStyle w:val="Compact"/>
+              <w:jc w:val="left"/>
             </w:pPr>
             <w:r>
               <w:t xml:space="preserve">AXFR / IXFR</w:t>
@@ -9724,6 +10349,7 @@
           <w:p>
             <w:pPr>
               <w:pStyle w:val="Compact"/>
+              <w:jc w:val="left"/>
             </w:pPr>
             <w:r>
               <w:t xml:space="preserve">Transferencia completa / incremental de zona</w:t>
@@ -9737,6 +10363,7 @@
           <w:p>
             <w:pPr>
               <w:pStyle w:val="Compact"/>
+              <w:jc w:val="left"/>
             </w:pPr>
             <w:r>
               <w:t xml:space="preserve">Reenviador condicional</w:t>
@@ -9748,6 +10375,7 @@
           <w:p>
             <w:pPr>
               <w:pStyle w:val="Compact"/>
+              <w:jc w:val="left"/>
             </w:pPr>
             <w:r>
               <w:t xml:space="preserve">DNS que manda ciertos dominios a servidores concretos</w:t>
@@ -9773,7 +10401,7 @@
       <w:r>
         <w:t xml:space="preserve"> </w:t>
       </w:r>
-      <w:hyperlink r:id="rId33">
+      <w:hyperlink r:id="rId47">
         <w:r>
           <w:rPr>
             <w:rStyle w:val="Hyperlink"/>
@@ -9800,7 +10428,7 @@
       <w:r>
         <w:t xml:space="preserve"> </w:t>
       </w:r>
-      <w:hyperlink r:id="rId13">
+      <w:hyperlink r:id="rId24">
         <w:r>
           <w:rPr>
             <w:rStyle w:val="Hyperlink"/>
@@ -9827,7 +10455,7 @@
       <w:r>
         <w:t xml:space="preserve"> </w:t>
       </w:r>
-      <w:hyperlink r:id="rId15">
+      <w:hyperlink r:id="rId26">
         <w:r>
           <w:rPr>
             <w:rStyle w:val="Hyperlink"/>
@@ -9836,9 +10464,9 @@
         </w:r>
       </w:hyperlink>
     </w:p>
-    <w:bookmarkEnd w:id="79"/>
-    <w:bookmarkEnd w:id="80"/>
-    <w:bookmarkStart w:id="91" w:name="ntp-la-hora-es-sagrada"/>
+    <w:bookmarkEnd w:id="99"/>
+    <w:bookmarkEnd w:id="100"/>
+    <w:bookmarkStart w:id="111" w:name="ntp-la-hora-es-sagrada"/>
     <w:p>
       <w:pPr>
         <w:pStyle w:val="Heading1"/>
@@ -9902,7 +10530,7 @@
         </w:pict>
       </w:r>
     </w:p>
-    <w:bookmarkStart w:id="81" w:name="la-idea-en-una-frase-5"/>
+    <w:bookmarkStart w:id="101" w:name="la-idea-en-una-frase-5"/>
     <w:p>
       <w:pPr>
         <w:pStyle w:val="Heading2"/>
@@ -9942,7 +10570,13 @@
         <w:t xml:space="preserve"> </w:t>
       </w:r>
       <w:r>
-        <w:t xml:space="preserve">“antes”</w:t>
+        <w:t xml:space="preserve">“</w:t>
+      </w:r>
+      <w:r>
+        <w:t xml:space="preserve">antes</w:t>
+      </w:r>
+      <w:r>
+        <w:t xml:space="preserve">”</w:t>
       </w:r>
       <w:r>
         <w:t xml:space="preserve"> </w:t>
@@ -9958,8 +10592,8 @@
         </w:pict>
       </w:r>
     </w:p>
-    <w:bookmarkEnd w:id="81"/>
-    <w:bookmarkStart w:id="82" w:name="X140b555bd1e38f076fd986a85e2009d3d9d6236"/>
+    <w:bookmarkEnd w:id="101"/>
+    <w:bookmarkStart w:id="102" w:name="X140b555bd1e38f076fd986a85e2009d3d9d6236"/>
     <w:p>
       <w:pPr>
         <w:pStyle w:val="Heading2"/>
@@ -9973,7 +10607,13 @@
         <w:pStyle w:val="FirstParagraph"/>
       </w:pPr>
       <w:r>
-        <w:t xml:space="preserve">“Que el reloj vaya un poco desajustado no importa”</w:t>
+        <w:t xml:space="preserve">“</w:t>
+      </w:r>
+      <w:r>
+        <w:t xml:space="preserve">Que el reloj vaya un poco desajustado no importa</w:t>
+      </w:r>
+      <w:r>
+        <w:t xml:space="preserve">”</w:t>
       </w:r>
       <w:r>
         <w:t xml:space="preserve"> </w:t>
@@ -9986,6 +10626,7 @@
       <w:tblPr>
         <w:tblStyle w:val="Table"/>
         <w:tblW w:type="pct" w:w="5000"/>
+        <w:jc w:val="left"/>
         <w:tblLayout w:type="fixed"/>
         <w:tblLook w:firstRow="1" w:lastRow="0" w:firstColumn="0" w:lastColumn="0" w:noHBand="0" w:noVBand="0" w:val="0020"/>
       </w:tblPr>
@@ -10002,6 +10643,7 @@
           <w:p>
             <w:pPr>
               <w:pStyle w:val="Compact"/>
+              <w:jc w:val="left"/>
             </w:pPr>
             <w:r>
               <w:t xml:space="preserve">Ámbito</w:t>
@@ -10013,6 +10655,7 @@
           <w:p>
             <w:pPr>
               <w:pStyle w:val="Compact"/>
+              <w:jc w:val="left"/>
             </w:pPr>
             <w:r>
               <w:t xml:space="preserve">Qué rompe un reloj desajustado</w:t>
@@ -10026,6 +10669,7 @@
           <w:p>
             <w:pPr>
               <w:pStyle w:val="Compact"/>
+              <w:jc w:val="left"/>
             </w:pPr>
             <w:r>
               <w:rPr>
@@ -10041,6 +10685,7 @@
           <w:p>
             <w:pPr>
               <w:pStyle w:val="Compact"/>
+              <w:jc w:val="left"/>
             </w:pPr>
             <w:r>
               <w:t xml:space="preserve">Un ataque a las 10:03:12 en el router y a las 10:07:45 en el firewall no se puede correlacionar; si los relojes difieren minutos, la traza se pierde</w:t>
@@ -10054,6 +10699,7 @@
           <w:p>
             <w:pPr>
               <w:pStyle w:val="Compact"/>
+              <w:jc w:val="left"/>
             </w:pPr>
             <w:r>
               <w:rPr>
@@ -10069,6 +10715,7 @@
           <w:p>
             <w:pPr>
               <w:pStyle w:val="Compact"/>
+              <w:jc w:val="left"/>
             </w:pPr>
             <w:r>
               <w:t xml:space="preserve">Si tu reloj va mal, el navegador cree que los certificados</w:t>
@@ -10077,7 +10724,13 @@
               <w:t xml:space="preserve"> </w:t>
             </w:r>
             <w:r>
-              <w:t xml:space="preserve">“aún no valen”</w:t>
+              <w:t xml:space="preserve">“</w:t>
+            </w:r>
+            <w:r>
+              <w:t xml:space="preserve">aún no valen</w:t>
+            </w:r>
+            <w:r>
+              <w:t xml:space="preserve">”</w:t>
             </w:r>
             <w:r>
               <w:t xml:space="preserve"> </w:t>
@@ -10089,7 +10742,13 @@
               <w:t xml:space="preserve"> </w:t>
             </w:r>
             <w:r>
-              <w:t xml:space="preserve">“ya caducaron”</w:t>
+              <w:t xml:space="preserve">“</w:t>
+            </w:r>
+            <w:r>
+              <w:t xml:space="preserve">ya caducaron</w:t>
+            </w:r>
+            <w:r>
+              <w:t xml:space="preserve">”</w:t>
             </w:r>
           </w:p>
         </w:tc>
@@ -10100,6 +10759,7 @@
           <w:p>
             <w:pPr>
               <w:pStyle w:val="Compact"/>
+              <w:jc w:val="left"/>
             </w:pPr>
             <w:r>
               <w:rPr>
@@ -10115,6 +10775,7 @@
           <w:p>
             <w:pPr>
               <w:pStyle w:val="Compact"/>
+              <w:jc w:val="left"/>
             </w:pPr>
             <w:r>
               <w:t xml:space="preserve">Tolerancia típica de 5 minutos: pasado eso, nadie inicia sesión</w:t>
@@ -10128,6 +10789,7 @@
           <w:p>
             <w:pPr>
               <w:pStyle w:val="Compact"/>
+              <w:jc w:val="left"/>
             </w:pPr>
             <w:r>
               <w:rPr>
@@ -10143,6 +10805,7 @@
           <w:p>
             <w:pPr>
               <w:pStyle w:val="Compact"/>
+              <w:jc w:val="left"/>
             </w:pPr>
             <w:r>
               <w:t xml:space="preserve">Registros de acceso, logs de proxies, tarificación por tiempo…</w:t>
@@ -10214,8 +10877,8 @@
         </w:pict>
       </w:r>
     </w:p>
-    <w:bookmarkEnd w:id="82"/>
-    <w:bookmarkStart w:id="86" w:name="strata-la-jerarquía-de-la-hora"/>
+    <w:bookmarkEnd w:id="102"/>
+    <w:bookmarkStart w:id="106" w:name="strata-la-jerarquía-de-la-hora"/>
     <w:p>
       <w:pPr>
         <w:pStyle w:val="Heading2"/>
@@ -10254,12 +10917,12 @@
           <wp:inline>
             <wp:extent cx="5334000" cy="5470769"/>
             <wp:effectExtent b="0" l="0" r="0" t="0"/>
-            <wp:docPr descr="Cadena de strata NTP: del reloj atómico (stratum 0) a los servidores de referencia, el pool, el router de la oficina y los clientes" title="" id="84" name="Picture"/>
+            <wp:docPr descr="Cadena de strata NTP: del reloj atómico (stratum 0) a los servidores de referencia, el pool, el router de la oficina y los clientes" title="" id="104" name="Picture"/>
             <a:graphic>
               <a:graphicData uri="http://schemas.openxmlformats.org/drawingml/2006/picture">
                 <pic:pic>
                   <pic:nvPicPr>
-                    <pic:cNvPr descr="public/diagrams/u07-ntp-strata.svg" id="85" name="Picture"/>
+                    <pic:cNvPr descr="public/diagrams/u07-ntp-strata.svg" id="105" name="Picture"/>
                     <pic:cNvPicPr>
                       <a:picLocks noChangeArrowheads="1" noChangeAspect="1"/>
                     </pic:cNvPicPr>
@@ -10271,7 +10934,7 @@
                           <a14:useLocalDpi xmlns:a14="http://schemas.microsoft.com/office/drawing/2010/main" val="0"/>
                         </a:ext>
                         <a:ext uri="{96DAC541-7B7A-43D3-8B79-37D633B846F1}">
-                          <asvg:svgBlip xmlns:asvg="http://schemas.microsoft.com/office/drawing/2016/SVG/main" r:embed="rId83"/>
+                          <asvg:svgBlip xmlns:asvg="http://schemas.microsoft.com/office/drawing/2016/SVG/main" r:embed="rId103"/>
                         </a:ext>
                       </a:extLst>
                     </a:blip>
@@ -10416,7 +11079,13 @@
         <w:t xml:space="preserve"> </w:t>
       </w:r>
       <w:r>
-        <w:t xml:space="preserve">“la hora”</w:t>
+        <w:t xml:space="preserve">“</w:t>
+      </w:r>
+      <w:r>
+        <w:t xml:space="preserve">la hora</w:t>
+      </w:r>
+      <w:r>
+        <w:t xml:space="preserve">”</w:t>
       </w:r>
       <w:r>
         <w:t xml:space="preserve"> </w:t>
@@ -10432,8 +11101,8 @@
         </w:pict>
       </w:r>
     </w:p>
-    <w:bookmarkEnd w:id="86"/>
-    <w:bookmarkStart w:id="87" w:name="X01138dcca9b843e54c014a28b6bfe0073aad907"/>
+    <w:bookmarkEnd w:id="106"/>
+    <w:bookmarkStart w:id="107" w:name="X01138dcca9b843e54c014a28b6bfe0073aad907"/>
     <w:p>
       <w:pPr>
         <w:pStyle w:val="Heading2"/>
@@ -10453,7 +11122,13 @@
         <w:t xml:space="preserve"> </w:t>
       </w:r>
       <w:r>
-        <w:t xml:space="preserve">“el reloj de Windows de alguien”</w:t>
+        <w:t xml:space="preserve">“</w:t>
+      </w:r>
+      <w:r>
+        <w:t xml:space="preserve">el reloj de Windows de alguien</w:t>
+      </w:r>
+      <w:r>
+        <w:t xml:space="preserve">”</w:t>
       </w:r>
       <w:r>
         <w:t xml:space="preserve">: apuntas a fuentes fiables:</w:t>
@@ -10463,6 +11138,7 @@
       <w:tblPr>
         <w:tblStyle w:val="Table"/>
         <w:tblW w:type="pct" w:w="5000"/>
+        <w:jc w:val="left"/>
         <w:tblLayout w:type="fixed"/>
         <w:tblLook w:firstRow="1" w:lastRow="0" w:firstColumn="0" w:lastColumn="0" w:noHBand="0" w:noVBand="0" w:val="0020"/>
       </w:tblPr>
@@ -10480,6 +11156,7 @@
           <w:p>
             <w:pPr>
               <w:pStyle w:val="Compact"/>
+              <w:jc w:val="left"/>
             </w:pPr>
             <w:r>
               <w:t xml:space="preserve">Fuente</w:t>
@@ -10491,6 +11168,7 @@
           <w:p>
             <w:pPr>
               <w:pStyle w:val="Compact"/>
+              <w:jc w:val="left"/>
             </w:pPr>
             <w:r>
               <w:t xml:space="preserve">Ejemplo</w:t>
@@ -10502,6 +11180,7 @@
           <w:p>
             <w:pPr>
               <w:pStyle w:val="Compact"/>
+              <w:jc w:val="left"/>
             </w:pPr>
             <w:r>
               <w:t xml:space="preserve">Comentario</w:t>
@@ -10515,6 +11194,7 @@
           <w:p>
             <w:pPr>
               <w:pStyle w:val="Compact"/>
+              <w:jc w:val="left"/>
             </w:pPr>
             <w:r>
               <w:rPr>
@@ -10530,6 +11210,7 @@
           <w:p>
             <w:pPr>
               <w:pStyle w:val="Compact"/>
+              <w:jc w:val="left"/>
             </w:pPr>
             <w:r>
               <w:rPr>
@@ -10544,6 +11225,7 @@
           <w:p>
             <w:pPr>
               <w:pStyle w:val="Compact"/>
+              <w:jc w:val="left"/>
             </w:pPr>
             <w:r>
               <w:t xml:space="preserve">Round-robin de servidores voluntarios en España</w:t>
@@ -10557,6 +11239,7 @@
           <w:p>
             <w:pPr>
               <w:pStyle w:val="Compact"/>
+              <w:jc w:val="left"/>
             </w:pPr>
             <w:r>
               <w:rPr>
@@ -10572,6 +11255,7 @@
           <w:p>
             <w:pPr>
               <w:pStyle w:val="Compact"/>
+              <w:jc w:val="left"/>
             </w:pPr>
             <w:r>
               <w:rPr>
@@ -10586,6 +11270,7 @@
           <w:p>
             <w:pPr>
               <w:pStyle w:val="Compact"/>
+              <w:jc w:val="left"/>
             </w:pPr>
             <w:r>
               <w:t xml:space="preserve">Fuente institucional oficial</w:t>
@@ -10599,6 +11284,7 @@
           <w:p>
             <w:pPr>
               <w:pStyle w:val="Compact"/>
+              <w:jc w:val="left"/>
             </w:pPr>
             <w:r>
               <w:rPr>
@@ -10614,6 +11300,7 @@
           <w:p>
             <w:pPr>
               <w:pStyle w:val="Compact"/>
+              <w:jc w:val="left"/>
             </w:pPr>
             <w:r>
               <w:t xml:space="preserve">La IP que entrega tu operador</w:t>
@@ -10625,6 +11312,7 @@
           <w:p>
             <w:pPr>
               <w:pStyle w:val="Compact"/>
+              <w:jc w:val="left"/>
             </w:pPr>
             <w:r>
               <w:t xml:space="preserve">Suele ser stratum 2-3 razonable</w:t>
@@ -10638,6 +11326,7 @@
           <w:p>
             <w:pPr>
               <w:pStyle w:val="Compact"/>
+              <w:jc w:val="left"/>
             </w:pPr>
             <w:r>
               <w:rPr>
@@ -10653,6 +11342,7 @@
           <w:p>
             <w:pPr>
               <w:pStyle w:val="Compact"/>
+              <w:jc w:val="left"/>
             </w:pPr>
             <w:r>
               <w:t xml:space="preserve">Antena en el rack</w:t>
@@ -10664,6 +11354,7 @@
           <w:p>
             <w:pPr>
               <w:pStyle w:val="Compact"/>
+              <w:jc w:val="left"/>
             </w:pPr>
             <w:r>
               <w:t xml:space="preserve">Cuando no quieres depender de Internet</w:t>
@@ -10703,8 +11394,8 @@
         </w:pict>
       </w:r>
     </w:p>
-    <w:bookmarkEnd w:id="87"/>
-    <w:bookmarkStart w:id="88" w:name="mini-chequeo-5"/>
+    <w:bookmarkEnd w:id="107"/>
+    <w:bookmarkStart w:id="108" w:name="mini-chequeo-5"/>
     <w:p>
       <w:pPr>
         <w:pStyle w:val="Heading2"/>
@@ -10809,7 +11500,13 @@
         <w:t xml:space="preserve"> </w:t>
       </w:r>
       <w:r>
-        <w:t xml:space="preserve">“caducan”</w:t>
+        <w:t xml:space="preserve">“</w:t>
+      </w:r>
+      <w:r>
+        <w:t xml:space="preserve">caducan</w:t>
+      </w:r>
+      <w:r>
+        <w:t xml:space="preserve">”</w:t>
       </w:r>
       <w:r>
         <w:t xml:space="preserve"> </w:t>
@@ -10821,7 +11518,13 @@
         <w:t xml:space="preserve"> </w:t>
       </w:r>
       <w:r>
-        <w:t xml:space="preserve">“aún no valen”</w:t>
+        <w:t xml:space="preserve">“</w:t>
+      </w:r>
+      <w:r>
+        <w:t xml:space="preserve">aún no valen</w:t>
+      </w:r>
+      <w:r>
+        <w:t xml:space="preserve">”</w:t>
       </w:r>
       <w:r>
         <w:t xml:space="preserve">, y autenticación Kerberos/dominio que rechaza a los usuarios (tolerancia típica de 5 minutos).</w:t>
@@ -10842,7 +11545,13 @@
         <w:t xml:space="preserve"> </w:t>
       </w:r>
       <w:r>
-        <w:t xml:space="preserve">“slew”</w:t>
+        <w:t xml:space="preserve">“</w:t>
+      </w:r>
+      <w:r>
+        <w:t xml:space="preserve">slew</w:t>
+      </w:r>
+      <w:r>
+        <w:t xml:space="preserve">”</w:t>
       </w:r>
       <w:r>
         <w:t xml:space="preserve"> </w:t>
@@ -10870,8 +11579,8 @@
         </w:pict>
       </w:r>
     </w:p>
-    <w:bookmarkEnd w:id="88"/>
-    <w:bookmarkStart w:id="89" w:name="resumen-en-3-frases-5"/>
+    <w:bookmarkEnd w:id="108"/>
+    <w:bookmarkStart w:id="109" w:name="resumen-en-3-frases-5"/>
     <w:p>
       <w:pPr>
         <w:pStyle w:val="Heading2"/>
@@ -10961,8 +11670,8 @@
         <w:t xml:space="preserve">(pool español, ROA…) y deja que el protocolo elija.</w:t>
       </w:r>
     </w:p>
-    <w:bookmarkEnd w:id="89"/>
-    <w:bookmarkStart w:id="90" w:name="vocabulario-rápido-5"/>
+    <w:bookmarkEnd w:id="109"/>
+    <w:bookmarkStart w:id="110" w:name="vocabulario-rápido-5"/>
     <w:p>
       <w:pPr>
         <w:pStyle w:val="Heading2"/>
@@ -10975,6 +11684,7 @@
       <w:tblPr>
         <w:tblStyle w:val="Table"/>
         <w:tblW w:type="auto" w:w="0"/>
+        <w:jc w:val="left"/>
         <w:tblLook w:firstRow="1" w:lastRow="0" w:firstColumn="0" w:lastColumn="0" w:noHBand="0" w:noVBand="0" w:val="0020"/>
       </w:tblPr>
       <w:tblGrid>
@@ -10990,6 +11700,7 @@
           <w:p>
             <w:pPr>
               <w:pStyle w:val="Compact"/>
+              <w:jc w:val="left"/>
             </w:pPr>
             <w:r>
               <w:t xml:space="preserve">Término</w:t>
@@ -11001,6 +11712,7 @@
           <w:p>
             <w:pPr>
               <w:pStyle w:val="Compact"/>
+              <w:jc w:val="left"/>
             </w:pPr>
             <w:r>
               <w:t xml:space="preserve">Idea general</w:t>
@@ -11014,6 +11726,7 @@
           <w:p>
             <w:pPr>
               <w:pStyle w:val="Compact"/>
+              <w:jc w:val="left"/>
             </w:pPr>
             <w:r>
               <w:t xml:space="preserve">Stratum</w:t>
@@ -11025,6 +11738,7 @@
           <w:p>
             <w:pPr>
               <w:pStyle w:val="Compact"/>
+              <w:jc w:val="left"/>
             </w:pPr>
             <w:r>
               <w:t xml:space="preserve">Nivel de la fuente respecto al reloj físico</w:t>
@@ -11038,6 +11752,7 @@
           <w:p>
             <w:pPr>
               <w:pStyle w:val="Compact"/>
+              <w:jc w:val="left"/>
             </w:pPr>
             <w:r>
               <w:t xml:space="preserve">Offset</w:t>
@@ -11049,6 +11764,7 @@
           <w:p>
             <w:pPr>
               <w:pStyle w:val="Compact"/>
+              <w:jc w:val="left"/>
             </w:pPr>
             <w:r>
               <w:t xml:space="preserve">Diferencia entre tu reloj y el de la fuente</w:t>
@@ -11062,6 +11778,7 @@
           <w:p>
             <w:pPr>
               <w:pStyle w:val="Compact"/>
+              <w:jc w:val="left"/>
             </w:pPr>
             <w:r>
               <w:t xml:space="preserve">Drift</w:t>
@@ -11073,6 +11790,7 @@
           <w:p>
             <w:pPr>
               <w:pStyle w:val="Compact"/>
+              <w:jc w:val="left"/>
             </w:pPr>
             <w:r>
               <w:t xml:space="preserve">Deriva natural del reloj local (ppm)</w:t>
@@ -11086,6 +11804,7 @@
           <w:p>
             <w:pPr>
               <w:pStyle w:val="Compact"/>
+              <w:jc w:val="left"/>
             </w:pPr>
             <w:r>
               <w:t xml:space="preserve">Slew</w:t>
@@ -11097,6 +11816,7 @@
           <w:p>
             <w:pPr>
               <w:pStyle w:val="Compact"/>
+              <w:jc w:val="left"/>
             </w:pPr>
             <w:r>
               <w:t xml:space="preserve">Corrección gradual del reloj, sin saltos</w:t>
@@ -11110,6 +11830,7 @@
           <w:p>
             <w:pPr>
               <w:pStyle w:val="Compact"/>
+              <w:jc w:val="left"/>
             </w:pPr>
             <w:r>
               <w:t xml:space="preserve">NTP Pool</w:t>
@@ -11121,6 +11842,7 @@
           <w:p>
             <w:pPr>
               <w:pStyle w:val="Compact"/>
+              <w:jc w:val="left"/>
             </w:pPr>
             <w:r>
               <w:t xml:space="preserve">Red distribuida de servidores de tiempo públicos</w:t>
@@ -11146,7 +11868,7 @@
       <w:r>
         <w:t xml:space="preserve"> </w:t>
       </w:r>
-      <w:hyperlink r:id="rId33">
+      <w:hyperlink r:id="rId47">
         <w:r>
           <w:rPr>
             <w:rStyle w:val="Hyperlink"/>
@@ -11173,7 +11895,7 @@
       <w:r>
         <w:t xml:space="preserve"> </w:t>
       </w:r>
-      <w:hyperlink r:id="rId14">
+      <w:hyperlink r:id="rId25">
         <w:r>
           <w:rPr>
             <w:rStyle w:val="Hyperlink"/>
@@ -11200,7 +11922,7 @@
       <w:r>
         <w:t xml:space="preserve"> </w:t>
       </w:r>
-      <w:hyperlink r:id="rId16">
+      <w:hyperlink r:id="rId27">
         <w:r>
           <w:rPr>
             <w:rStyle w:val="Hyperlink"/>
@@ -11209,9 +11931,9 @@
         </w:r>
       </w:hyperlink>
     </w:p>
-    <w:bookmarkEnd w:id="90"/>
-    <w:bookmarkEnd w:id="91"/>
-    <w:bookmarkStart w:id="102" w:name="X7c557f594312e85bde529f7d81280b55302474c"/>
+    <w:bookmarkEnd w:id="110"/>
+    <w:bookmarkEnd w:id="111"/>
+    <w:bookmarkStart w:id="122" w:name="X7c557f594312e85bde529f7d81280b55302474c"/>
     <w:p>
       <w:pPr>
         <w:pStyle w:val="Heading1"/>
@@ -11275,7 +11997,7 @@
         </w:pict>
       </w:r>
     </w:p>
-    <w:bookmarkStart w:id="92" w:name="la-idea-en-una-frase-6"/>
+    <w:bookmarkStart w:id="112" w:name="la-idea-en-una-frase-6"/>
     <w:p>
       <w:pPr>
         <w:pStyle w:val="Heading2"/>
@@ -11330,8 +12052,8 @@
         </w:pict>
       </w:r>
     </w:p>
-    <w:bookmarkEnd w:id="92"/>
-    <w:bookmarkStart w:id="94" w:name="X4522a3d32fe9f8659a0c1ee7fa11bcf4d9377ac"/>
+    <w:bookmarkEnd w:id="112"/>
+    <w:bookmarkStart w:id="114" w:name="X4522a3d32fe9f8659a0c1ee7fa11bcf4d9377ac"/>
     <w:p>
       <w:pPr>
         <w:pStyle w:val="Heading2"/>
@@ -11425,6 +12147,7 @@
       <w:tblPr>
         <w:tblStyle w:val="Table"/>
         <w:tblW w:type="pct" w:w="5000"/>
+        <w:jc w:val="left"/>
         <w:tblLayout w:type="fixed"/>
         <w:tblLook w:firstRow="1" w:lastRow="0" w:firstColumn="0" w:lastColumn="0" w:noHBand="0" w:noVBand="0" w:val="0020"/>
       </w:tblPr>
@@ -11441,6 +12164,7 @@
           <w:p>
             <w:pPr>
               <w:pStyle w:val="Compact"/>
+              <w:jc w:val="left"/>
             </w:pPr>
             <w:r>
               <w:t xml:space="preserve">Comando</w:t>
@@ -11452,6 +12176,7 @@
           <w:p>
             <w:pPr>
               <w:pStyle w:val="Compact"/>
+              <w:jc w:val="left"/>
             </w:pPr>
             <w:r>
               <w:t xml:space="preserve">Efecto</w:t>
@@ -11465,6 +12190,7 @@
           <w:p>
             <w:pPr>
               <w:pStyle w:val="Compact"/>
+              <w:jc w:val="left"/>
             </w:pPr>
             <w:r>
               <w:rPr>
@@ -11479,6 +12205,7 @@
           <w:p>
             <w:pPr>
               <w:pStyle w:val="Compact"/>
+              <w:jc w:val="left"/>
             </w:pPr>
             <w:r>
               <w:t xml:space="preserve">Zona horaria UTC+1 (hora peninsular de invierno)</w:t>
@@ -11492,6 +12219,7 @@
           <w:p>
             <w:pPr>
               <w:pStyle w:val="Compact"/>
+              <w:jc w:val="left"/>
             </w:pPr>
             <w:r>
               <w:rPr>
@@ -11506,6 +12234,7 @@
           <w:p>
             <w:pPr>
               <w:pStyle w:val="Compact"/>
+              <w:jc w:val="left"/>
             </w:pPr>
             <w:r>
               <w:t xml:space="preserve">Cambio de hora automático (marzo/octubre)</w:t>
@@ -11519,6 +12248,7 @@
           <w:p>
             <w:pPr>
               <w:pStyle w:val="Compact"/>
+              <w:jc w:val="left"/>
             </w:pPr>
             <w:r>
               <w:rPr>
@@ -11533,6 +12263,7 @@
           <w:p>
             <w:pPr>
               <w:pStyle w:val="Compact"/>
+              <w:jc w:val="left"/>
             </w:pPr>
             <w:r>
               <w:t xml:space="preserve">Declara una fuente de sincronización (repite por cada fuente)</w:t>
@@ -11611,7 +12342,7 @@
         <w:t xml:space="preserve">o, mejor, la IP de un router interno que haga de stratum superior.</w:t>
       </w:r>
     </w:p>
-    <w:bookmarkStart w:id="93" w:name="la-hora-manual-solo-para-arrancar"/>
+    <w:bookmarkStart w:id="113" w:name="la-hora-manual-solo-para-arrancar"/>
     <w:p>
       <w:pPr>
         <w:pStyle w:val="Heading3"/>
@@ -11710,9 +12441,9 @@
         </w:pict>
       </w:r>
     </w:p>
-    <w:bookmarkEnd w:id="93"/>
-    <w:bookmarkEnd w:id="94"/>
-    <w:bookmarkStart w:id="95" w:name="X586a9acff62a44ea06c49f71ebeec0f6c1998bd"/>
+    <w:bookmarkEnd w:id="113"/>
+    <w:bookmarkEnd w:id="114"/>
+    <w:bookmarkStart w:id="115" w:name="X586a9acff62a44ea06c49f71ebeec0f6c1998bd"/>
     <w:p>
       <w:pPr>
         <w:pStyle w:val="Heading2"/>
@@ -11882,8 +12613,8 @@
         </w:pict>
       </w:r>
     </w:p>
-    <w:bookmarkEnd w:id="95"/>
-    <w:bookmarkStart w:id="96" w:name="X72cb7dc959d8fa8588a9da9376c5366a8bf0dc7"/>
+    <w:bookmarkEnd w:id="115"/>
+    <w:bookmarkStart w:id="116" w:name="X72cb7dc959d8fa8588a9da9376c5366a8bf0dc7"/>
     <w:p>
       <w:pPr>
         <w:pStyle w:val="Heading2"/>
@@ -11903,7 +12634,13 @@
         <w:t xml:space="preserve"> </w:t>
       </w:r>
       <w:r>
-        <w:t xml:space="preserve">“servidor NTP falso”</w:t>
+        <w:t xml:space="preserve">“</w:t>
+      </w:r>
+      <w:r>
+        <w:t xml:space="preserve">servidor NTP falso</w:t>
+      </w:r>
+      <w:r>
+        <w:t xml:space="preserve">”</w:t>
       </w:r>
       <w:r>
         <w:t xml:space="preserve"> </w:t>
@@ -12062,7 +12799,13 @@
         <w:t xml:space="preserve"> </w:t>
       </w:r>
       <w:r>
-        <w:t xml:space="preserve">“peor”</w:t>
+        <w:t xml:space="preserve">“</w:t>
+      </w:r>
+      <w:r>
+        <w:t xml:space="preserve">peor</w:t>
+      </w:r>
+      <w:r>
+        <w:t xml:space="preserve">”</w:t>
       </w:r>
       <w:r>
         <w:t xml:space="preserve">: para un dispositivo que solo quiere estar en hora, sobra.</w:t>
@@ -12075,8 +12818,8 @@
         </w:pict>
       </w:r>
     </w:p>
-    <w:bookmarkEnd w:id="96"/>
-    <w:bookmarkStart w:id="97" w:name="verificación-estamos-en-hora"/>
+    <w:bookmarkEnd w:id="116"/>
+    <w:bookmarkStart w:id="117" w:name="verificación-estamos-en-hora"/>
     <w:p>
       <w:pPr>
         <w:pStyle w:val="Heading2"/>
@@ -12089,6 +12832,7 @@
       <w:tblPr>
         <w:tblStyle w:val="Table"/>
         <w:tblW w:type="pct" w:w="5000"/>
+        <w:jc w:val="left"/>
         <w:tblLayout w:type="fixed"/>
         <w:tblLook w:firstRow="1" w:lastRow="0" w:firstColumn="0" w:lastColumn="0" w:noHBand="0" w:noVBand="0" w:val="0020"/>
       </w:tblPr>
@@ -12105,6 +12849,7 @@
           <w:p>
             <w:pPr>
               <w:pStyle w:val="Compact"/>
+              <w:jc w:val="left"/>
             </w:pPr>
             <w:r>
               <w:t xml:space="preserve">Comando</w:t>
@@ -12116,6 +12861,7 @@
           <w:p>
             <w:pPr>
               <w:pStyle w:val="Compact"/>
+              <w:jc w:val="left"/>
             </w:pPr>
             <w:r>
               <w:t xml:space="preserve">Qué te cuenta</w:t>
@@ -12129,6 +12875,7 @@
           <w:p>
             <w:pPr>
               <w:pStyle w:val="Compact"/>
+              <w:jc w:val="left"/>
             </w:pPr>
             <w:r>
               <w:rPr>
@@ -12143,6 +12890,7 @@
           <w:p>
             <w:pPr>
               <w:pStyle w:val="Compact"/>
+              <w:jc w:val="left"/>
             </w:pPr>
             <w:r>
               <w:t xml:space="preserve">¿Synchronized? ¿Con qué peer? ¿Qué stratum eres?</w:t>
@@ -12156,6 +12904,7 @@
           <w:p>
             <w:pPr>
               <w:pStyle w:val="Compact"/>
+              <w:jc w:val="left"/>
             </w:pPr>
             <w:r>
               <w:rPr>
@@ -12170,6 +12919,7 @@
           <w:p>
             <w:pPr>
               <w:pStyle w:val="Compact"/>
+              <w:jc w:val="left"/>
             </w:pPr>
             <w:r>
               <w:t xml:space="preserve">Las fuentes: IP, stratum, retardo, offset, alcance</w:t>
@@ -12183,6 +12933,7 @@
           <w:p>
             <w:pPr>
               <w:pStyle w:val="Compact"/>
+              <w:jc w:val="left"/>
             </w:pPr>
             <w:r>
               <w:rPr>
@@ -12197,6 +12948,7 @@
           <w:p>
             <w:pPr>
               <w:pStyle w:val="Compact"/>
+              <w:jc w:val="left"/>
             </w:pPr>
             <w:r>
               <w:t xml:space="preserve">La hora actual y de dónde viene (NTP o manual)</w:t>
@@ -12210,6 +12962,7 @@
           <w:p>
             <w:pPr>
               <w:pStyle w:val="Compact"/>
+              <w:jc w:val="left"/>
             </w:pPr>
             <w:r>
               <w:rPr>
@@ -12224,6 +12977,7 @@
           <w:p>
             <w:pPr>
               <w:pStyle w:val="Compact"/>
+              <w:jc w:val="left"/>
             </w:pPr>
             <w:r>
               <w:t xml:space="preserve">Repaso rápido de lo configurado</w:t>
@@ -12390,8 +13144,8 @@
         </w:pict>
       </w:r>
     </w:p>
-    <w:bookmarkEnd w:id="97"/>
-    <w:bookmarkStart w:id="98" w:name="Xc47cf840be2996b3d74a8de655dc59505e71bbd"/>
+    <w:bookmarkEnd w:id="117"/>
+    <w:bookmarkStart w:id="118" w:name="Xc47cf840be2996b3d74a8de655dc59505e71bbd"/>
     <w:p>
       <w:pPr>
         <w:pStyle w:val="Heading2"/>
@@ -12403,7 +13157,13 @@
         <w:t xml:space="preserve"> </w:t>
       </w:r>
       <w:r>
-        <w:t xml:space="preserve">“Puse la hora a mano y ya está”</w:t>
+        <w:t xml:space="preserve">“</w:t>
+      </w:r>
+      <w:r>
+        <w:t xml:space="preserve">Puse la hora a mano y ya está</w:t>
+      </w:r>
+      <w:r>
+        <w:t xml:space="preserve">”</w:t>
       </w:r>
     </w:p>
     <w:p>
@@ -12572,8 +13332,8 @@
         </w:pict>
       </w:r>
     </w:p>
-    <w:bookmarkEnd w:id="98"/>
-    <w:bookmarkStart w:id="99" w:name="mini-chequeo-6"/>
+    <w:bookmarkEnd w:id="118"/>
+    <w:bookmarkStart w:id="119" w:name="mini-chequeo-6"/>
     <w:p>
       <w:pPr>
         <w:pStyle w:val="Heading2"/>
@@ -12810,7 +13570,13 @@
         <w:t xml:space="preserve"> </w:t>
       </w:r>
       <w:r>
-        <w:t xml:space="preserve">“tres piezas”</w:t>
+        <w:t xml:space="preserve">“</w:t>
+      </w:r>
+      <w:r>
+        <w:t xml:space="preserve">tres piezas</w:t>
+      </w:r>
+      <w:r>
+        <w:t xml:space="preserve">”</w:t>
       </w:r>
       <w:r>
         <w:t xml:space="preserve">: authenticate + key + trusted-key; el</w:t>
@@ -12956,8 +13722,8 @@
         </w:pict>
       </w:r>
     </w:p>
-    <w:bookmarkEnd w:id="99"/>
-    <w:bookmarkStart w:id="100" w:name="resumen-en-3-frases-6"/>
+    <w:bookmarkEnd w:id="119"/>
+    <w:bookmarkStart w:id="120" w:name="resumen-en-3-frases-6"/>
     <w:p>
       <w:pPr>
         <w:pStyle w:val="Heading2"/>
@@ -13108,8 +13874,8 @@
         <w:t xml:space="preserve">(¿quién y cómo de bien?).</w:t>
       </w:r>
     </w:p>
-    <w:bookmarkEnd w:id="100"/>
-    <w:bookmarkStart w:id="101" w:name="vocabulario-rápido-6"/>
+    <w:bookmarkEnd w:id="120"/>
+    <w:bookmarkStart w:id="121" w:name="vocabulario-rápido-6"/>
     <w:p>
       <w:pPr>
         <w:pStyle w:val="Heading2"/>
@@ -13122,6 +13888,7 @@
       <w:tblPr>
         <w:tblStyle w:val="Table"/>
         <w:tblW w:type="auto" w:w="0"/>
+        <w:jc w:val="left"/>
         <w:tblLook w:firstRow="1" w:lastRow="0" w:firstColumn="0" w:lastColumn="0" w:noHBand="0" w:noVBand="0" w:val="0020"/>
       </w:tblPr>
       <w:tblGrid>
@@ -13137,6 +13904,7 @@
           <w:p>
             <w:pPr>
               <w:pStyle w:val="Compact"/>
+              <w:jc w:val="left"/>
             </w:pPr>
             <w:r>
               <w:t xml:space="preserve">Término</w:t>
@@ -13148,6 +13916,7 @@
           <w:p>
             <w:pPr>
               <w:pStyle w:val="Compact"/>
+              <w:jc w:val="left"/>
             </w:pPr>
             <w:r>
               <w:t xml:space="preserve">Idea general</w:t>
@@ -13161,6 +13930,7 @@
           <w:p>
             <w:pPr>
               <w:pStyle w:val="Compact"/>
+              <w:jc w:val="left"/>
             </w:pPr>
             <w:r>
               <w:rPr>
@@ -13175,6 +13945,7 @@
           <w:p>
             <w:pPr>
               <w:pStyle w:val="Compact"/>
+              <w:jc w:val="left"/>
             </w:pPr>
             <w:r>
               <w:t xml:space="preserve">Router como fuente autoritativa local</w:t>
@@ -13188,6 +13959,7 @@
           <w:p>
             <w:pPr>
               <w:pStyle w:val="Compact"/>
+              <w:jc w:val="left"/>
             </w:pPr>
             <w:r>
               <w:rPr>
@@ -13202,6 +13974,7 @@
           <w:p>
             <w:pPr>
               <w:pStyle w:val="Compact"/>
+              <w:jc w:val="left"/>
             </w:pPr>
             <w:r>
               <w:t xml:space="preserve">Declara la fuente a la que sincronizar</w:t>
@@ -13215,6 +13988,7 @@
           <w:p>
             <w:pPr>
               <w:pStyle w:val="Compact"/>
+              <w:jc w:val="left"/>
             </w:pPr>
             <w:r>
               <w:t xml:space="preserve">Trusted key</w:t>
@@ -13226,6 +14000,7 @@
           <w:p>
             <w:pPr>
               <w:pStyle w:val="Compact"/>
+              <w:jc w:val="left"/>
             </w:pPr>
             <w:r>
               <w:t xml:space="preserve">Clave que un cliente exige para aceptar una fuente</w:t>
@@ -13239,6 +14014,7 @@
           <w:p>
             <w:pPr>
               <w:pStyle w:val="Compact"/>
+              <w:jc w:val="left"/>
             </w:pPr>
             <w:r>
               <w:t xml:space="preserve">Sys.peer</w:t>
@@ -13250,6 +14026,7 @@
           <w:p>
             <w:pPr>
               <w:pStyle w:val="Compact"/>
+              <w:jc w:val="left"/>
             </w:pPr>
             <w:r>
               <w:t xml:space="preserve">La fuente elegida tras las comparaciones NTP</w:t>
@@ -13263,6 +14040,7 @@
           <w:p>
             <w:pPr>
               <w:pStyle w:val="Compact"/>
+              <w:jc w:val="left"/>
             </w:pPr>
             <w:r>
               <w:t xml:space="preserve">Reach</w:t>
@@ -13274,6 +14052,7 @@
           <w:p>
             <w:pPr>
               <w:pStyle w:val="Compact"/>
+              <w:jc w:val="left"/>
             </w:pPr>
             <w:r>
               <w:t xml:space="preserve">Últimos 8 sondeos en octal (377 = perfecto)</w:t>
@@ -13299,7 +14078,7 @@
       <w:r>
         <w:t xml:space="preserve"> </w:t>
       </w:r>
-      <w:hyperlink r:id="rId33">
+      <w:hyperlink r:id="rId47">
         <w:r>
           <w:rPr>
             <w:rStyle w:val="Hyperlink"/>
@@ -13326,7 +14105,7 @@
       <w:r>
         <w:t xml:space="preserve"> </w:t>
       </w:r>
-      <w:hyperlink r:id="rId15">
+      <w:hyperlink r:id="rId26">
         <w:r>
           <w:rPr>
             <w:rStyle w:val="Hyperlink"/>
@@ -13353,7 +14132,7 @@
       <w:r>
         <w:t xml:space="preserve"> </w:t>
       </w:r>
-      <w:hyperlink r:id="rId17">
+      <w:hyperlink r:id="rId28">
         <w:r>
           <w:rPr>
             <w:rStyle w:val="Hyperlink"/>
@@ -13362,9 +14141,9 @@
         </w:r>
       </w:hyperlink>
     </w:p>
-    <w:bookmarkEnd w:id="101"/>
-    <w:bookmarkEnd w:id="102"/>
-    <w:bookmarkStart w:id="120" w:name="diagnóstico-de-servicios"/>
+    <w:bookmarkEnd w:id="121"/>
+    <w:bookmarkEnd w:id="122"/>
+    <w:bookmarkStart w:id="140" w:name="diagnóstico-de-servicios"/>
     <w:p>
       <w:pPr>
         <w:pStyle w:val="Heading1"/>
@@ -13384,7 +14163,13 @@
         <w:t xml:space="preserve"> </w:t>
       </w:r>
       <w:r>
-        <w:t xml:space="preserve">“no funciona”</w:t>
+        <w:t xml:space="preserve">“</w:t>
+      </w:r>
+      <w:r>
+        <w:t xml:space="preserve">no funciona</w:t>
+      </w:r>
+      <w:r>
+        <w:t xml:space="preserve">”</w:t>
       </w:r>
       <w:r>
         <w:t xml:space="preserve">: tú sabes dónde mirar 🔍</w:t>
@@ -13437,7 +14222,7 @@
         </w:pict>
       </w:r>
     </w:p>
-    <w:bookmarkStart w:id="103" w:name="la-idea-en-una-frase-7"/>
+    <w:bookmarkStart w:id="123" w:name="la-idea-en-una-frase-7"/>
     <w:p>
       <w:pPr>
         <w:pStyle w:val="Heading2"/>
@@ -13457,7 +14242,13 @@
         <w:t xml:space="preserve"> </w:t>
       </w:r>
       <w:r>
-        <w:t xml:space="preserve">“no funciona”</w:t>
+        <w:t xml:space="preserve">“</w:t>
+      </w:r>
+      <w:r>
+        <w:t xml:space="preserve">no funciona</w:t>
+      </w:r>
+      <w:r>
+        <w:t xml:space="preserve">”</w:t>
       </w:r>
       <w:r>
         <w:t xml:space="preserve">, su frase es verdadera e inútil a la vez: tu trabajo es convertirla en datos, y en servicios de red eso significa seguir la cadena</w:t>
@@ -13483,8 +14274,8 @@
         </w:pict>
       </w:r>
     </w:p>
-    <w:bookmarkEnd w:id="103"/>
-    <w:bookmarkStart w:id="107" w:name="la-escalera-del-servicio"/>
+    <w:bookmarkEnd w:id="123"/>
+    <w:bookmarkStart w:id="127" w:name="la-escalera-del-servicio"/>
     <w:p>
       <w:pPr>
         <w:pStyle w:val="Heading2"/>
@@ -13510,12 +14301,12 @@
           <wp:inline>
             <wp:extent cx="5334000" cy="5731291"/>
             <wp:effectExtent b="0" l="0" r="0" t="0"/>
-            <wp:docPr descr="Escalera del servicio: cinco peldaños de diagnóstico en orden — DHCP, gateway, Internet por IP, DNS y NTP — sin subir si el anterior no está en verde" title="" id="105" name="Picture"/>
+            <wp:docPr descr="Escalera del servicio: cinco peldaños de diagnóstico en orden — DHCP, gateway, Internet por IP, DNS y NTP — sin subir si el anterior no está en verde" title="" id="125" name="Picture"/>
             <a:graphic>
               <a:graphicData uri="http://schemas.openxmlformats.org/drawingml/2006/picture">
                 <pic:pic>
                   <pic:nvPicPr>
-                    <pic:cNvPr descr="public/diagrams/u07-escalera-servicio.svg" id="106" name="Picture"/>
+                    <pic:cNvPr descr="public/diagrams/u07-escalera-servicio.svg" id="126" name="Picture"/>
                     <pic:cNvPicPr>
                       <a:picLocks noChangeArrowheads="1" noChangeAspect="1"/>
                     </pic:cNvPicPr>
@@ -13527,7 +14318,7 @@
                           <a14:useLocalDpi xmlns:a14="http://schemas.microsoft.com/office/drawing/2010/main" val="0"/>
                         </a:ext>
                         <a:ext uri="{96DAC541-7B7A-43D3-8B79-37D633B846F1}">
-                          <asvg:svgBlip xmlns:asvg="http://schemas.microsoft.com/office/drawing/2016/SVG/main" r:embed="rId104"/>
+                          <asvg:svgBlip xmlns:asvg="http://schemas.microsoft.com/office/drawing/2016/SVG/main" r:embed="rId124"/>
                         </a:ext>
                       </a:extLst>
                     </a:blip>
@@ -13589,7 +14380,13 @@
         <w:t xml:space="preserve"> </w:t>
       </w:r>
       <w:r>
-        <w:t xml:space="preserve">“se ha caído Internet”</w:t>
+        <w:t xml:space="preserve">“</w:t>
+      </w:r>
+      <w:r>
+        <w:t xml:space="preserve">se ha caído Internet</w:t>
+      </w:r>
+      <w:r>
+        <w:t xml:space="preserve">”</w:t>
       </w:r>
       <w:r>
         <w:t xml:space="preserve">.</w:t>
@@ -13602,8 +14399,8 @@
         </w:pict>
       </w:r>
     </w:p>
-    <w:bookmarkEnd w:id="107"/>
-    <w:bookmarkStart w:id="111" w:name="comandos-por-servicio"/>
+    <w:bookmarkEnd w:id="127"/>
+    <w:bookmarkStart w:id="131" w:name="comandos-por-servicio"/>
     <w:p>
       <w:pPr>
         <w:pStyle w:val="Heading2"/>
@@ -13612,7 +14409,7 @@
         <w:t xml:space="preserve">🧰 Comandos por servicio</w:t>
       </w:r>
     </w:p>
-    <w:bookmarkStart w:id="108" w:name="dhcp-desde-el-cliente-y-el-servidor"/>
+    <w:bookmarkStart w:id="128" w:name="dhcp-desde-el-cliente-y-el-servidor"/>
     <w:p>
       <w:pPr>
         <w:pStyle w:val="Heading3"/>
@@ -13625,6 +14422,7 @@
       <w:tblPr>
         <w:tblStyle w:val="Table"/>
         <w:tblW w:type="pct" w:w="5000"/>
+        <w:jc w:val="left"/>
         <w:tblLayout w:type="fixed"/>
         <w:tblLook w:firstRow="1" w:lastRow="0" w:firstColumn="0" w:lastColumn="0" w:noHBand="0" w:noVBand="0" w:val="0020"/>
       </w:tblPr>
@@ -13642,6 +14440,7 @@
           <w:p>
             <w:pPr>
               <w:pStyle w:val="Compact"/>
+              <w:jc w:val="left"/>
             </w:pPr>
             <w:r>
               <w:t xml:space="preserve">Dónde</w:t>
@@ -13653,6 +14452,7 @@
           <w:p>
             <w:pPr>
               <w:pStyle w:val="Compact"/>
+              <w:jc w:val="left"/>
             </w:pPr>
             <w:r>
               <w:t xml:space="preserve">Comando</w:t>
@@ -13664,6 +14464,7 @@
           <w:p>
             <w:pPr>
               <w:pStyle w:val="Compact"/>
+              <w:jc w:val="left"/>
             </w:pPr>
             <w:r>
               <w:t xml:space="preserve">Qué aporta</w:t>
@@ -13677,6 +14478,7 @@
           <w:p>
             <w:pPr>
               <w:pStyle w:val="Compact"/>
+              <w:jc w:val="left"/>
             </w:pPr>
             <w:r>
               <w:t xml:space="preserve">Cliente Windows</w:t>
@@ -13688,6 +14490,7 @@
           <w:p>
             <w:pPr>
               <w:pStyle w:val="Compact"/>
+              <w:jc w:val="left"/>
             </w:pPr>
             <w:r>
               <w:rPr>
@@ -13702,6 +14505,7 @@
           <w:p>
             <w:pPr>
               <w:pStyle w:val="Compact"/>
+              <w:jc w:val="left"/>
             </w:pPr>
             <w:r>
               <w:t xml:space="preserve">IP, máscara, gateway, DNS y si vino de DHCP (DHCP Enabled: Yes)</w:t>
@@ -13715,6 +14519,7 @@
           <w:p>
             <w:pPr>
               <w:pStyle w:val="Compact"/>
+              <w:jc w:val="left"/>
             </w:pPr>
             <w:r>
               <w:t xml:space="preserve">Cliente Windows</w:t>
@@ -13726,6 +14531,7 @@
           <w:p>
             <w:pPr>
               <w:pStyle w:val="Compact"/>
+              <w:jc w:val="left"/>
             </w:pPr>
             <w:r>
               <w:rPr>
@@ -13755,6 +14561,7 @@
           <w:p>
             <w:pPr>
               <w:pStyle w:val="Compact"/>
+              <w:jc w:val="left"/>
             </w:pPr>
             <w:r>
               <w:t xml:space="preserve">Repite el DORA completo</w:t>
@@ -13768,6 +14575,7 @@
           <w:p>
             <w:pPr>
               <w:pStyle w:val="Compact"/>
+              <w:jc w:val="left"/>
             </w:pPr>
             <w:r>
               <w:t xml:space="preserve">Servidor Cisco</w:t>
@@ -13779,6 +14587,7 @@
           <w:p>
             <w:pPr>
               <w:pStyle w:val="Compact"/>
+              <w:jc w:val="left"/>
             </w:pPr>
             <w:r>
               <w:rPr>
@@ -13793,6 +14602,7 @@
           <w:p>
             <w:pPr>
               <w:pStyle w:val="Compact"/>
+              <w:jc w:val="left"/>
             </w:pPr>
             <w:r>
               <w:t xml:space="preserve">Concesiones activas (MAC → IP)</w:t>
@@ -13806,6 +14616,7 @@
           <w:p>
             <w:pPr>
               <w:pStyle w:val="Compact"/>
+              <w:jc w:val="left"/>
             </w:pPr>
             <w:r>
               <w:t xml:space="preserve">Servidor Cisco</w:t>
@@ -13817,6 +14628,7 @@
           <w:p>
             <w:pPr>
               <w:pStyle w:val="Compact"/>
+              <w:jc w:val="left"/>
             </w:pPr>
             <w:r>
               <w:rPr>
@@ -13831,6 +14643,7 @@
           <w:p>
             <w:pPr>
               <w:pStyle w:val="Compact"/>
+              <w:jc w:val="left"/>
             </w:pPr>
             <w:r>
               <w:t xml:space="preserve">Estado y uso de cada pool</w:t>
@@ -13844,6 +14657,7 @@
           <w:p>
             <w:pPr>
               <w:pStyle w:val="Compact"/>
+              <w:jc w:val="left"/>
             </w:pPr>
             <w:r>
               <w:t xml:space="preserve">Servidor Cisco</w:t>
@@ -13855,6 +14669,7 @@
           <w:p>
             <w:pPr>
               <w:pStyle w:val="Compact"/>
+              <w:jc w:val="left"/>
             </w:pPr>
             <w:r>
               <w:rPr>
@@ -13869,6 +14684,7 @@
           <w:p>
             <w:pPr>
               <w:pStyle w:val="Compact"/>
+              <w:jc w:val="left"/>
             </w:pPr>
             <w:r>
               <w:t xml:space="preserve">Duplicados detectados</w:t>
@@ -13882,6 +14698,7 @@
           <w:p>
             <w:pPr>
               <w:pStyle w:val="Compact"/>
+              <w:jc w:val="left"/>
             </w:pPr>
             <w:r>
               <w:t xml:space="preserve">Servidor Cisco</w:t>
@@ -13893,6 +14710,7 @@
           <w:p>
             <w:pPr>
               <w:pStyle w:val="Compact"/>
+              <w:jc w:val="left"/>
             </w:pPr>
             <w:r>
               <w:rPr>
@@ -13907,6 +14725,7 @@
           <w:p>
             <w:pPr>
               <w:pStyle w:val="Compact"/>
+              <w:jc w:val="left"/>
             </w:pPr>
             <w:r>
               <w:t xml:space="preserve">El DORA en directo</w:t>
@@ -13915,8 +14734,8 @@
         </w:tc>
       </w:tr>
     </w:tbl>
-    <w:bookmarkEnd w:id="108"/>
-    <w:bookmarkStart w:id="109" w:name="X51c41bd1fcf43c8564d110d5d4adf9a3a0a5d01"/>
+    <w:bookmarkEnd w:id="128"/>
+    <w:bookmarkStart w:id="129" w:name="X51c41bd1fcf43c8564d110d5d4adf9a3a0a5d01"/>
     <w:p>
       <w:pPr>
         <w:pStyle w:val="Heading3"/>
@@ -13929,6 +14748,7 @@
       <w:tblPr>
         <w:tblStyle w:val="Table"/>
         <w:tblW w:type="pct" w:w="5000"/>
+        <w:jc w:val="left"/>
         <w:tblLayout w:type="fixed"/>
         <w:tblLook w:firstRow="1" w:lastRow="0" w:firstColumn="0" w:lastColumn="0" w:noHBand="0" w:noVBand="0" w:val="0020"/>
       </w:tblPr>
@@ -13946,6 +14766,7 @@
           <w:p>
             <w:pPr>
               <w:pStyle w:val="Compact"/>
+              <w:jc w:val="left"/>
             </w:pPr>
             <w:r>
               <w:t xml:space="preserve">Comando</w:t>
@@ -13957,6 +14778,7 @@
           <w:p>
             <w:pPr>
               <w:pStyle w:val="Compact"/>
+              <w:jc w:val="left"/>
             </w:pPr>
             <w:r>
               <w:t xml:space="preserve">Dónde</w:t>
@@ -13968,6 +14790,7 @@
           <w:p>
             <w:pPr>
               <w:pStyle w:val="Compact"/>
+              <w:jc w:val="left"/>
             </w:pPr>
             <w:r>
               <w:t xml:space="preserve">Qué aporta</w:t>
@@ -13981,6 +14804,7 @@
           <w:p>
             <w:pPr>
               <w:pStyle w:val="Compact"/>
+              <w:jc w:val="left"/>
             </w:pPr>
             <w:r>
               <w:rPr>
@@ -13995,6 +14819,7 @@
           <w:p>
             <w:pPr>
               <w:pStyle w:val="Compact"/>
+              <w:jc w:val="left"/>
             </w:pPr>
             <w:r>
               <w:t xml:space="preserve">Cualquier SO</w:t>
@@ -14006,6 +14831,7 @@
           <w:p>
             <w:pPr>
               <w:pStyle w:val="Compact"/>
+              <w:jc w:val="left"/>
             </w:pPr>
             <w:r>
               <w:t xml:space="preserve">La respuesta (y quién responde:</w:t>
@@ -14014,7 +14840,13 @@
               <w:t xml:space="preserve"> </w:t>
             </w:r>
             <w:r>
-              <w:t xml:space="preserve">“Server:”</w:t>
+              <w:t xml:space="preserve">“</w:t>
+            </w:r>
+            <w:r>
+              <w:t xml:space="preserve">Server:</w:t>
+            </w:r>
+            <w:r>
+              <w:t xml:space="preserve">”</w:t>
             </w:r>
             <w:r>
               <w:t xml:space="preserve">)</w:t>
@@ -14028,6 +14860,7 @@
           <w:p>
             <w:pPr>
               <w:pStyle w:val="Compact"/>
+              <w:jc w:val="left"/>
             </w:pPr>
             <w:r>
               <w:rPr>
@@ -14042,6 +14875,7 @@
           <w:p>
             <w:pPr>
               <w:pStyle w:val="Compact"/>
+              <w:jc w:val="left"/>
             </w:pPr>
             <w:r>
               <w:t xml:space="preserve">Cualquier SO</w:t>
@@ -14053,6 +14887,7 @@
           <w:p>
             <w:pPr>
               <w:pStyle w:val="Compact"/>
+              <w:jc w:val="left"/>
             </w:pPr>
             <w:r>
               <w:t xml:space="preserve">Fuerza la consulta contra otro resolver: ¿mi resolver miente?</w:t>
@@ -14066,6 +14901,7 @@
           <w:p>
             <w:pPr>
               <w:pStyle w:val="Compact"/>
+              <w:jc w:val="left"/>
             </w:pPr>
             <w:r>
               <w:rPr>
@@ -14080,6 +14916,7 @@
           <w:p>
             <w:pPr>
               <w:pStyle w:val="Compact"/>
+              <w:jc w:val="left"/>
             </w:pPr>
             <w:r>
               <w:t xml:space="preserve">Cualquier SO</w:t>
@@ -14091,6 +14928,7 @@
           <w:p>
             <w:pPr>
               <w:pStyle w:val="Compact"/>
+              <w:jc w:val="left"/>
             </w:pPr>
             <w:r>
               <w:t xml:space="preserve">Registros MX del dominio</w:t>
@@ -14104,6 +14942,7 @@
           <w:p>
             <w:pPr>
               <w:pStyle w:val="Compact"/>
+              <w:jc w:val="left"/>
             </w:pPr>
             <w:r>
               <w:rPr>
@@ -14118,6 +14957,7 @@
           <w:p>
             <w:pPr>
               <w:pStyle w:val="Compact"/>
+              <w:jc w:val="left"/>
             </w:pPr>
             <w:r>
               <w:t xml:space="preserve">Linux/macOS</w:t>
@@ -14129,6 +14969,7 @@
           <w:p>
             <w:pPr>
               <w:pStyle w:val="Compact"/>
+              <w:jc w:val="left"/>
             </w:pPr>
             <w:r>
               <w:t xml:space="preserve">Respuesta completa con TTL y sección AUTHORITATIVE</w:t>
@@ -14142,6 +14983,7 @@
           <w:p>
             <w:pPr>
               <w:pStyle w:val="Compact"/>
+              <w:jc w:val="left"/>
             </w:pPr>
             <w:r>
               <w:rPr>
@@ -14156,6 +14998,7 @@
           <w:p>
             <w:pPr>
               <w:pStyle w:val="Compact"/>
+              <w:jc w:val="left"/>
             </w:pPr>
             <w:r>
               <w:t xml:space="preserve">Linux/macOS</w:t>
@@ -14167,6 +15010,7 @@
           <w:p>
             <w:pPr>
               <w:pStyle w:val="Compact"/>
+              <w:jc w:val="left"/>
             </w:pPr>
             <w:r>
               <w:t xml:space="preserve">Toda la cadena: raíz → TLD → autoritativo</w:t>
@@ -14180,6 +15024,7 @@
           <w:p>
             <w:pPr>
               <w:pStyle w:val="Compact"/>
+              <w:jc w:val="left"/>
             </w:pPr>
             <w:r>
               <w:rPr>
@@ -14194,6 +15039,7 @@
           <w:p>
             <w:pPr>
               <w:pStyle w:val="Compact"/>
+              <w:jc w:val="left"/>
             </w:pPr>
             <w:r>
               <w:t xml:space="preserve">Windows</w:t>
@@ -14205,6 +15051,7 @@
           <w:p>
             <w:pPr>
               <w:pStyle w:val="Compact"/>
+              <w:jc w:val="left"/>
             </w:pPr>
             <w:r>
               <w:t xml:space="preserve">Vacía la caché local (adiós respuestas viejas)</w:t>
@@ -14267,8 +15114,8 @@
         <w:t xml:space="preserve">(otro resolver). Si difieren, tu resolver está mal o su caché está vieja. Si coinciden y fallan, el problema está en la zona del dominio.</w:t>
       </w:r>
     </w:p>
-    <w:bookmarkEnd w:id="109"/>
-    <w:bookmarkStart w:id="110" w:name="ntp-cuando-la-hora-importa"/>
+    <w:bookmarkEnd w:id="129"/>
+    <w:bookmarkStart w:id="130" w:name="ntp-cuando-la-hora-importa"/>
     <w:p>
       <w:pPr>
         <w:pStyle w:val="Heading3"/>
@@ -14281,6 +15128,7 @@
       <w:tblPr>
         <w:tblStyle w:val="Table"/>
         <w:tblW w:type="pct" w:w="5000"/>
+        <w:jc w:val="left"/>
         <w:tblLayout w:type="fixed"/>
         <w:tblLook w:firstRow="1" w:lastRow="0" w:firstColumn="0" w:lastColumn="0" w:noHBand="0" w:noVBand="0" w:val="0020"/>
       </w:tblPr>
@@ -14298,6 +15146,7 @@
           <w:p>
             <w:pPr>
               <w:pStyle w:val="Compact"/>
+              <w:jc w:val="left"/>
             </w:pPr>
             <w:r>
               <w:t xml:space="preserve">Comando</w:t>
@@ -14309,6 +15158,7 @@
           <w:p>
             <w:pPr>
               <w:pStyle w:val="Compact"/>
+              <w:jc w:val="left"/>
             </w:pPr>
             <w:r>
               <w:t xml:space="preserve">Dónde</w:t>
@@ -14320,6 +15170,7 @@
           <w:p>
             <w:pPr>
               <w:pStyle w:val="Compact"/>
+              <w:jc w:val="left"/>
             </w:pPr>
             <w:r>
               <w:t xml:space="preserve">Qué aporta</w:t>
@@ -14333,6 +15184,7 @@
           <w:p>
             <w:pPr>
               <w:pStyle w:val="Compact"/>
+              <w:jc w:val="left"/>
             </w:pPr>
             <w:r>
               <w:rPr>
@@ -14347,6 +15199,7 @@
           <w:p>
             <w:pPr>
               <w:pStyle w:val="Compact"/>
+              <w:jc w:val="left"/>
             </w:pPr>
             <w:r>
               <w:t xml:space="preserve">Cisco</w:t>
@@ -14358,6 +15211,7 @@
           <w:p>
             <w:pPr>
               <w:pStyle w:val="Compact"/>
+              <w:jc w:val="left"/>
             </w:pPr>
             <w:r>
               <w:t xml:space="preserve">¿Synchronized? ¿Stratum?</w:t>
@@ -14371,6 +15225,7 @@
           <w:p>
             <w:pPr>
               <w:pStyle w:val="Compact"/>
+              <w:jc w:val="left"/>
             </w:pPr>
             <w:r>
               <w:rPr>
@@ -14385,6 +15240,7 @@
           <w:p>
             <w:pPr>
               <w:pStyle w:val="Compact"/>
+              <w:jc w:val="left"/>
             </w:pPr>
             <w:r>
               <w:t xml:space="preserve">Cisco</w:t>
@@ -14396,6 +15252,7 @@
           <w:p>
             <w:pPr>
               <w:pStyle w:val="Compact"/>
+              <w:jc w:val="left"/>
             </w:pPr>
             <w:r>
               <w:t xml:space="preserve">Fuentes, offsets y alcance (</w:t>
@@ -14418,6 +15275,7 @@
           <w:p>
             <w:pPr>
               <w:pStyle w:val="Compact"/>
+              <w:jc w:val="left"/>
             </w:pPr>
             <w:r>
               <w:rPr>
@@ -14432,6 +15290,7 @@
           <w:p>
             <w:pPr>
               <w:pStyle w:val="Compact"/>
+              <w:jc w:val="left"/>
             </w:pPr>
             <w:r>
               <w:t xml:space="preserve">Windows</w:t>
@@ -14443,6 +15302,7 @@
           <w:p>
             <w:pPr>
               <w:pStyle w:val="Compact"/>
+              <w:jc w:val="left"/>
             </w:pPr>
             <w:r>
               <w:t xml:space="preserve">Estado del servicio de tiempo</w:t>
@@ -14456,6 +15316,7 @@
           <w:p>
             <w:pPr>
               <w:pStyle w:val="Compact"/>
+              <w:jc w:val="left"/>
             </w:pPr>
             <w:r>
               <w:rPr>
@@ -14470,6 +15331,7 @@
           <w:p>
             <w:pPr>
               <w:pStyle w:val="Compact"/>
+              <w:jc w:val="left"/>
             </w:pPr>
             <w:r>
               <w:t xml:space="preserve">Linux (systemd)</w:t>
@@ -14481,6 +15343,7 @@
           <w:p>
             <w:pPr>
               <w:pStyle w:val="Compact"/>
+              <w:jc w:val="left"/>
             </w:pPr>
             <w:r>
               <w:t xml:space="preserve">Sincronización y fuentes NTP</w:t>
@@ -14496,9 +15359,9 @@
         </w:pict>
       </w:r>
     </w:p>
-    <w:bookmarkEnd w:id="110"/>
-    <w:bookmarkEnd w:id="111"/>
-    <w:bookmarkStart w:id="115" w:name="tres-casos-reales-paso-a-paso"/>
+    <w:bookmarkEnd w:id="130"/>
+    <w:bookmarkEnd w:id="131"/>
+    <w:bookmarkStart w:id="135" w:name="tres-casos-reales-paso-a-paso"/>
     <w:p>
       <w:pPr>
         <w:pStyle w:val="Heading2"/>
@@ -14507,7 +15370,7 @@
         <w:t xml:space="preserve">🕵️ Tres casos reales, paso a paso</w:t>
       </w:r>
     </w:p>
-    <w:bookmarkStart w:id="112" w:name="caso-1-el-portátil-no-navega"/>
+    <w:bookmarkStart w:id="132" w:name="caso-1-el-portátil-no-navega"/>
     <w:p>
       <w:pPr>
         <w:pStyle w:val="Heading3"/>
@@ -14519,7 +15382,13 @@
         <w:t xml:space="preserve"> </w:t>
       </w:r>
       <w:r>
-        <w:t xml:space="preserve">“El portátil no navega”</w:t>
+        <w:t xml:space="preserve">“</w:t>
+      </w:r>
+      <w:r>
+        <w:t xml:space="preserve">El portátil no navega</w:t>
+      </w:r>
+      <w:r>
+        <w:t xml:space="preserve">”</w:t>
       </w:r>
     </w:p>
     <w:p>
@@ -14614,8 +15483,8 @@
         <w:t xml:space="preserve">→ IP normal → navega.</w:t>
       </w:r>
     </w:p>
-    <w:bookmarkEnd w:id="112"/>
-    <w:bookmarkStart w:id="113" w:name="caso-2-navega-por-ip-pero-no-por-nombre"/>
+    <w:bookmarkEnd w:id="132"/>
+    <w:bookmarkStart w:id="133" w:name="caso-2-navega-por-ip-pero-no-por-nombre"/>
     <w:p>
       <w:pPr>
         <w:pStyle w:val="Heading3"/>
@@ -14627,7 +15496,13 @@
         <w:t xml:space="preserve"> </w:t>
       </w:r>
       <w:r>
-        <w:t xml:space="preserve">“Navega por IP pero no por nombre”</w:t>
+        <w:t xml:space="preserve">“</w:t>
+      </w:r>
+      <w:r>
+        <w:t xml:space="preserve">Navega por IP pero no por nombre</w:t>
+      </w:r>
+      <w:r>
+        <w:t xml:space="preserve">”</w:t>
       </w:r>
     </w:p>
     <w:p>
@@ -14706,7 +15581,13 @@
         <w:t xml:space="preserve"> </w:t>
       </w:r>
       <w:r>
-        <w:t xml:space="preserve">“Server: UnKnown”</w:t>
+        <w:t xml:space="preserve">“</w:t>
+      </w:r>
+      <w:r>
+        <w:t xml:space="preserve">Server: UnKnown</w:t>
+      </w:r>
+      <w:r>
+        <w:t xml:space="preserve">”</w:t>
       </w:r>
       <w:r>
         <w:t xml:space="preserve">, sin respuesta: el DNS entregado por DHCP es una IP muerta.</w:t>
@@ -14754,8 +15635,8 @@
         <w:t xml:space="preserve">→ resuelve.</w:t>
       </w:r>
     </w:p>
-    <w:bookmarkEnd w:id="113"/>
-    <w:bookmarkStart w:id="114" w:name="Xe1055df2da18f83a5983810645407247ecf85a4"/>
+    <w:bookmarkEnd w:id="133"/>
+    <w:bookmarkStart w:id="134" w:name="Xe1055df2da18f83a5983810645407247ecf85a4"/>
     <w:p>
       <w:pPr>
         <w:pStyle w:val="Heading3"/>
@@ -14767,7 +15648,13 @@
         <w:t xml:space="preserve"> </w:t>
       </w:r>
       <w:r>
-        <w:t xml:space="preserve">“No puedo iniciar sesión en el dominio”</w:t>
+        <w:t xml:space="preserve">“</w:t>
+      </w:r>
+      <w:r>
+        <w:t xml:space="preserve">No puedo iniciar sesión en el dominio</w:t>
+      </w:r>
+      <w:r>
+        <w:t xml:space="preserve">”</w:t>
       </w:r>
       <w:r>
         <w:t xml:space="preserve"> </w:t>
@@ -14865,7 +15752,13 @@
         <w:t xml:space="preserve">el síntoma lo cuenta el usuario (</w:t>
       </w:r>
       <w:r>
-        <w:t xml:space="preserve">“no navega”</w:t>
+        <w:t xml:space="preserve">“</w:t>
+      </w:r>
+      <w:r>
+        <w:t xml:space="preserve">no navega</w:t>
+      </w:r>
+      <w:r>
+        <w:t xml:space="preserve">”</w:t>
       </w:r>
       <w:r>
         <w:t xml:space="preserve">,</w:t>
@@ -14874,7 +15767,13 @@
         <w:t xml:space="preserve"> </w:t>
       </w:r>
       <w:r>
-        <w:t xml:space="preserve">“no va el correo”</w:t>
+        <w:t xml:space="preserve">“</w:t>
+      </w:r>
+      <w:r>
+        <w:t xml:space="preserve">no va el correo</w:t>
+      </w:r>
+      <w:r>
+        <w:t xml:space="preserve">”</w:t>
       </w:r>
       <w:r>
         <w:t xml:space="preserve">,</w:t>
@@ -14883,7 +15782,13 @@
         <w:t xml:space="preserve"> </w:t>
       </w:r>
       <w:r>
-        <w:t xml:space="preserve">“no entra en el dominio”</w:t>
+        <w:t xml:space="preserve">“</w:t>
+      </w:r>
+      <w:r>
+        <w:t xml:space="preserve">no entra en el dominio</w:t>
+      </w:r>
+      <w:r>
+        <w:t xml:space="preserve">”</w:t>
       </w:r>
       <w:r>
         <w:t xml:space="preserve">); la causa la encuentras tú subiendo la escalera en orden. Saltarte escalones es como medir la tensión con el interruptor pegado: verás algo, pero no lo que importa.</w:t>
@@ -14896,9 +15801,9 @@
         </w:pict>
       </w:r>
     </w:p>
-    <w:bookmarkEnd w:id="114"/>
-    <w:bookmarkEnd w:id="115"/>
-    <w:bookmarkStart w:id="116" w:name="Xaf11172041b84392a5e445d5b2ce18f06d36863"/>
+    <w:bookmarkEnd w:id="134"/>
+    <w:bookmarkEnd w:id="135"/>
+    <w:bookmarkStart w:id="136" w:name="Xaf11172041b84392a5e445d5b2ce18f06d36863"/>
     <w:p>
       <w:pPr>
         <w:pStyle w:val="Heading2"/>
@@ -14910,7 +15815,13 @@
         <w:t xml:space="preserve"> </w:t>
       </w:r>
       <w:r>
-        <w:t xml:space="preserve">“Reinicio el router y ya está”</w:t>
+        <w:t xml:space="preserve">“</w:t>
+      </w:r>
+      <w:r>
+        <w:t xml:space="preserve">Reinicio el router y ya está</w:t>
+      </w:r>
+      <w:r>
+        <w:t xml:space="preserve">”</w:t>
       </w:r>
     </w:p>
     <w:p>
@@ -14952,7 +15863,13 @@
         <w:t xml:space="preserve"> </w:t>
       </w:r>
       <w:r>
-        <w:t xml:space="preserve">“arreglo”</w:t>
+        <w:t xml:space="preserve">“</w:t>
+      </w:r>
+      <w:r>
+        <w:t xml:space="preserve">arreglo</w:t>
+      </w:r>
+      <w:r>
+        <w:t xml:space="preserve">”</w:t>
       </w:r>
       <w:r>
         <w:t xml:space="preserve"> </w:t>
@@ -15034,8 +15951,8 @@
         </w:pict>
       </w:r>
     </w:p>
-    <w:bookmarkEnd w:id="116"/>
-    <w:bookmarkStart w:id="117" w:name="mini-chequeo-7"/>
+    <w:bookmarkEnd w:id="136"/>
+    <w:bookmarkStart w:id="137" w:name="mini-chequeo-7"/>
     <w:p>
       <w:pPr>
         <w:pStyle w:val="Heading2"/>
@@ -15348,8 +16265,8 @@
         </w:pict>
       </w:r>
     </w:p>
-    <w:bookmarkEnd w:id="117"/>
-    <w:bookmarkStart w:id="118" w:name="resumen-en-3-frases-7"/>
+    <w:bookmarkEnd w:id="137"/>
+    <w:bookmarkStart w:id="138" w:name="resumen-en-3-frases-7"/>
     <w:p>
       <w:pPr>
         <w:pStyle w:val="Heading2"/>
@@ -15473,8 +16390,8 @@
         <w:t xml:space="preserve">La prueba maestra de DNS es comparar resolvers; y nunca reinicies antes de capturar el estado.</w:t>
       </w:r>
     </w:p>
-    <w:bookmarkEnd w:id="118"/>
-    <w:bookmarkStart w:id="119" w:name="vocabulario-rápido-7"/>
+    <w:bookmarkEnd w:id="138"/>
+    <w:bookmarkStart w:id="139" w:name="vocabulario-rápido-7"/>
     <w:p>
       <w:pPr>
         <w:pStyle w:val="Heading2"/>
@@ -15487,6 +16404,7 @@
       <w:tblPr>
         <w:tblStyle w:val="Table"/>
         <w:tblW w:type="pct" w:w="5000"/>
+        <w:jc w:val="left"/>
         <w:tblLayout w:type="fixed"/>
         <w:tblLook w:firstRow="1" w:lastRow="0" w:firstColumn="0" w:lastColumn="0" w:noHBand="0" w:noVBand="0" w:val="0020"/>
       </w:tblPr>
@@ -15503,6 +16421,7 @@
           <w:p>
             <w:pPr>
               <w:pStyle w:val="Compact"/>
+              <w:jc w:val="left"/>
             </w:pPr>
             <w:r>
               <w:t xml:space="preserve">Término</w:t>
@@ -15514,6 +16433,7 @@
           <w:p>
             <w:pPr>
               <w:pStyle w:val="Compact"/>
+              <w:jc w:val="left"/>
             </w:pPr>
             <w:r>
               <w:t xml:space="preserve">Idea general</w:t>
@@ -15527,6 +16447,7 @@
           <w:p>
             <w:pPr>
               <w:pStyle w:val="Compact"/>
+              <w:jc w:val="left"/>
             </w:pPr>
             <w:r>
               <w:t xml:space="preserve">APIPA</w:t>
@@ -15538,6 +16459,7 @@
           <w:p>
             <w:pPr>
               <w:pStyle w:val="Compact"/>
+              <w:jc w:val="left"/>
             </w:pPr>
             <w:r>
               <w:t xml:space="preserve">Auto-IP 169.254.x.x cuando el DORA falla</w:t>
@@ -15551,6 +16473,7 @@
           <w:p>
             <w:pPr>
               <w:pStyle w:val="Compact"/>
+              <w:jc w:val="left"/>
             </w:pPr>
             <w:r>
               <w:t xml:space="preserve">Resolver</w:t>
@@ -15562,6 +16485,7 @@
           <w:p>
             <w:pPr>
               <w:pStyle w:val="Compact"/>
+              <w:jc w:val="left"/>
             </w:pPr>
             <w:r>
               <w:t xml:space="preserve">Servidor DNS con el que habla tu equipo</w:t>
@@ -15575,6 +16499,7 @@
           <w:p>
             <w:pPr>
               <w:pStyle w:val="Compact"/>
+              <w:jc w:val="left"/>
             </w:pPr>
             <w:r>
               <w:t xml:space="preserve">Recursivo/iterativo</w:t>
@@ -15586,6 +16511,7 @@
           <w:p>
             <w:pPr>
               <w:pStyle w:val="Compact"/>
+              <w:jc w:val="left"/>
             </w:pPr>
             <w:r>
               <w:t xml:space="preserve">Tipos de consulta DNS (PC→resolver / resolver→jerarquía)</w:t>
@@ -15599,6 +16525,7 @@
           <w:p>
             <w:pPr>
               <w:pStyle w:val="Compact"/>
+              <w:jc w:val="left"/>
             </w:pPr>
             <w:r>
               <w:t xml:space="preserve">Reach</w:t>
@@ -15610,6 +16537,7 @@
           <w:p>
             <w:pPr>
               <w:pStyle w:val="Compact"/>
+              <w:jc w:val="left"/>
             </w:pPr>
             <w:r>
               <w:t xml:space="preserve">Alcance NTP (377 = 8/8 sondeos OK)</w:t>
@@ -15623,6 +16551,7 @@
           <w:p>
             <w:pPr>
               <w:pStyle w:val="Compact"/>
+              <w:jc w:val="left"/>
             </w:pPr>
             <w:r>
               <w:t xml:space="preserve">Escalera del servicio</w:t>
@@ -15634,6 +16563,7 @@
           <w:p>
             <w:pPr>
               <w:pStyle w:val="Compact"/>
+              <w:jc w:val="left"/>
             </w:pPr>
             <w:r>
               <w:t xml:space="preserve">Orden de diagnóstico: IP → gateway → Internet → nombres → hora</w:t>
@@ -15659,7 +16589,7 @@
       <w:r>
         <w:t xml:space="preserve"> </w:t>
       </w:r>
-      <w:hyperlink r:id="rId33">
+      <w:hyperlink r:id="rId47">
         <w:r>
           <w:rPr>
             <w:rStyle w:val="Hyperlink"/>
@@ -15686,7 +16616,7 @@
       <w:r>
         <w:t xml:space="preserve"> </w:t>
       </w:r>
-      <w:hyperlink r:id="rId16">
+      <w:hyperlink r:id="rId27">
         <w:r>
           <w:rPr>
             <w:rStyle w:val="Hyperlink"/>
@@ -15713,7 +16643,7 @@
       <w:r>
         <w:t xml:space="preserve"> </w:t>
       </w:r>
-      <w:hyperlink r:id="rId18">
+      <w:hyperlink r:id="rId29">
         <w:r>
           <w:rPr>
             <w:rStyle w:val="Hyperlink"/>
@@ -15722,9 +16652,9 @@
         </w:r>
       </w:hyperlink>
     </w:p>
-    <w:bookmarkEnd w:id="119"/>
-    <w:bookmarkEnd w:id="120"/>
-    <w:bookmarkStart w:id="133" w:name="cierre-consolida-lo-aprendido"/>
+    <w:bookmarkEnd w:id="139"/>
+    <w:bookmarkEnd w:id="140"/>
+    <w:bookmarkStart w:id="153" w:name="cierre-consolida-lo-aprendido"/>
     <w:p>
       <w:pPr>
         <w:pStyle w:val="Heading1"/>
@@ -15798,7 +16728,7 @@
       <w:r>
         <w:t xml:space="preserve"> </w:t>
       </w:r>
-      <w:hyperlink r:id="rId17">
+      <w:hyperlink r:id="rId28">
         <w:r>
           <w:rPr>
             <w:rStyle w:val="Hyperlink"/>
@@ -15820,7 +16750,7 @@
         </w:pict>
       </w:r>
     </w:p>
-    <w:bookmarkStart w:id="121" w:name="sé-el-paquete"/>
+    <w:bookmarkStart w:id="141" w:name="sé-el-paquete"/>
     <w:p>
       <w:pPr>
         <w:pStyle w:val="Heading2"/>
@@ -16032,8 +16962,8 @@
         </w:pict>
       </w:r>
     </w:p>
-    <w:bookmarkEnd w:id="121"/>
-    <w:bookmarkStart w:id="122" w:name="fireside-chat-dhcp-vs-dns"/>
+    <w:bookmarkEnd w:id="141"/>
+    <w:bookmarkStart w:id="142" w:name="fireside-chat-dhcp-vs-dns"/>
     <w:p>
       <w:pPr>
         <w:pStyle w:val="Heading2"/>
@@ -16147,7 +17077,13 @@
         <w:t xml:space="preserve"> </w:t>
       </w:r>
       <w:r>
-        <w:t xml:space="preserve">“no navega”</w:t>
+        <w:t xml:space="preserve">“</w:t>
+      </w:r>
+      <w:r>
+        <w:t xml:space="preserve">no navega</w:t>
+      </w:r>
+      <w:r>
+        <w:t xml:space="preserve">”</w:t>
       </w:r>
       <w:r>
         <w:t xml:space="preserve"> </w:t>
@@ -16159,7 +17095,13 @@
         <w:t xml:space="preserve"> </w:t>
       </w:r>
       <w:r>
-        <w:t xml:space="preserve">“¡el DNS!”</w:t>
+        <w:t xml:space="preserve">“</w:t>
+      </w:r>
+      <w:r>
+        <w:t xml:space="preserve">¡el DNS!</w:t>
+      </w:r>
+      <w:r>
+        <w:t xml:space="preserve">”</w:t>
       </w:r>
       <w:r>
         <w:t xml:space="preserve">.</w:t>
@@ -16186,7 +17128,13 @@
         <w:t xml:space="preserve"> </w:t>
       </w:r>
       <w:r>
-        <w:t xml:space="preserve">“¡no hay Internet!”</w:t>
+        <w:t xml:space="preserve">“</w:t>
+      </w:r>
+      <w:r>
+        <w:t xml:space="preserve">¡no hay Internet!</w:t>
+      </w:r>
+      <w:r>
+        <w:t xml:space="preserve">”</w:t>
       </w:r>
       <w:r>
         <w:t xml:space="preserve">, que es mentir un poquito también. La red está; lo que se cayó es la traducción.</w:t>
@@ -16271,8 +17219,8 @@
         </w:pict>
       </w:r>
     </w:p>
-    <w:bookmarkEnd w:id="122"/>
-    <w:bookmarkStart w:id="123" w:name="quién-soy"/>
+    <w:bookmarkEnd w:id="142"/>
+    <w:bookmarkStart w:id="143" w:name="quién-soy"/>
     <w:p>
       <w:pPr>
         <w:pStyle w:val="Heading2"/>
@@ -16428,8 +17376,8 @@
         </w:pict>
       </w:r>
     </w:p>
-    <w:bookmarkEnd w:id="123"/>
-    <w:bookmarkStart w:id="124" w:name="Xbe5678062525694d69eaeb96e1abf0426c24e46"/>
+    <w:bookmarkEnd w:id="143"/>
+    <w:bookmarkStart w:id="144" w:name="Xbe5678062525694d69eaeb96e1abf0426c24e46"/>
     <w:p>
       <w:pPr>
         <w:pStyle w:val="Heading2"/>
@@ -16441,7 +17389,13 @@
         <w:t xml:space="preserve"> </w:t>
       </w:r>
       <w:r>
-        <w:t xml:space="preserve">“Puse el DNS de Google en todos los equipos y todo solucionado”</w:t>
+        <w:t xml:space="preserve">“</w:t>
+      </w:r>
+      <w:r>
+        <w:t xml:space="preserve">Puse el DNS de Google en todos los equipos y todo solucionado</w:t>
+      </w:r>
+      <w:r>
+        <w:t xml:space="preserve">”</w:t>
       </w:r>
     </w:p>
     <w:p>
@@ -16550,8 +17504,8 @@
         </w:pict>
       </w:r>
     </w:p>
-    <w:bookmarkEnd w:id="124"/>
-    <w:bookmarkStart w:id="125" w:name="X41f3571a7cb1903f62ccf1389ab56b84e1cacd6"/>
+    <w:bookmarkEnd w:id="144"/>
+    <w:bookmarkStart w:id="145" w:name="X41f3571a7cb1903f62ccf1389ab56b84e1cacd6"/>
     <w:p>
       <w:pPr>
         <w:pStyle w:val="Heading2"/>
@@ -16911,7 +17865,13 @@
         <w:t xml:space="preserve"> </w:t>
       </w:r>
       <w:r>
-        <w:t xml:space="preserve">“no navega nada”</w:t>
+        <w:t xml:space="preserve">“</w:t>
+      </w:r>
+      <w:r>
+        <w:t xml:space="preserve">no navega nada</w:t>
+      </w:r>
+      <w:r>
+        <w:t xml:space="preserve">”</w:t>
       </w:r>
       <w:r>
         <w:t xml:space="preserve">. Sube la escalera: ¿IP? sí. ¿Gateway ping? falla. Mira</w:t>
@@ -17010,7 +17970,13 @@
         <w:t xml:space="preserve"> </w:t>
       </w:r>
       <w:r>
-        <w:t xml:space="preserve">“Clock is unsynchronized”</w:t>
+        <w:t xml:space="preserve">“</w:t>
+      </w:r>
+      <w:r>
+        <w:t xml:space="preserve">Clock is unsynchronized</w:t>
+      </w:r>
+      <w:r>
+        <w:t xml:space="preserve">”</w:t>
       </w:r>
       <w:r>
         <w:t xml:space="preserve">. Y</w:t>
@@ -17038,8 +18004,8 @@
         </w:pict>
       </w:r>
     </w:p>
-    <w:bookmarkEnd w:id="125"/>
-    <w:bookmarkStart w:id="126" w:name="logros-de-esta-unidad"/>
+    <w:bookmarkEnd w:id="145"/>
+    <w:bookmarkStart w:id="146" w:name="logros-de-esta-unidad"/>
     <w:p>
       <w:pPr>
         <w:pStyle w:val="Heading2"/>
@@ -17052,6 +18018,7 @@
       <w:tblPr>
         <w:tblStyle w:val="Table"/>
         <w:tblW w:type="pct" w:w="5000"/>
+        <w:jc w:val="left"/>
         <w:tblLayout w:type="fixed"/>
         <w:tblLook w:firstRow="1" w:lastRow="0" w:firstColumn="0" w:lastColumn="0" w:noHBand="0" w:noVBand="0" w:val="0020"/>
       </w:tblPr>
@@ -17068,6 +18035,7 @@
           <w:p>
             <w:pPr>
               <w:pStyle w:val="Compact"/>
+              <w:jc w:val="left"/>
             </w:pPr>
             <w:r>
               <w:t xml:space="preserve">Logro</w:t>
@@ -17079,6 +18047,7 @@
           <w:p>
             <w:pPr>
               <w:pStyle w:val="Compact"/>
+              <w:jc w:val="left"/>
             </w:pPr>
             <w:r>
               <w:t xml:space="preserve">Cómo conseguirlo</w:t>
@@ -17092,6 +18061,7 @@
           <w:p>
             <w:pPr>
               <w:pStyle w:val="Compact"/>
+              <w:jc w:val="left"/>
             </w:pPr>
             <w:r>
               <w:t xml:space="preserve">🏅</w:t>
@@ -17113,6 +18083,7 @@
           <w:p>
             <w:pPr>
               <w:pStyle w:val="Compact"/>
+              <w:jc w:val="left"/>
             </w:pPr>
             <w:r>
               <w:t xml:space="preserve">Configurar un pool DHCP con exclusiones y reservas a la primera</w:t>
@@ -17126,6 +18097,7 @@
           <w:p>
             <w:pPr>
               <w:pStyle w:val="Compact"/>
+              <w:jc w:val="left"/>
             </w:pPr>
             <w:r>
               <w:t xml:space="preserve">🏅</w:t>
@@ -17147,6 +18119,7 @@
           <w:p>
             <w:pPr>
               <w:pStyle w:val="Compact"/>
+              <w:jc w:val="left"/>
             </w:pPr>
             <w:r>
               <w:t xml:space="preserve">Explicar la cadena raíz → TLD → autoritativo sin mirar apuntes</w:t>
@@ -17160,6 +18133,7 @@
           <w:p>
             <w:pPr>
               <w:pStyle w:val="Compact"/>
+              <w:jc w:val="left"/>
             </w:pPr>
             <w:r>
               <w:t xml:space="preserve">🏅</w:t>
@@ -17181,6 +18155,7 @@
           <w:p>
             <w:pPr>
               <w:pStyle w:val="Compact"/>
+              <w:jc w:val="left"/>
             </w:pPr>
             <w:r>
               <w:t xml:space="preserve">Dejar 3 equipos sincronizados con NTP autenticado</w:t>
@@ -17194,6 +18169,7 @@
           <w:p>
             <w:pPr>
               <w:pStyle w:val="Compact"/>
+              <w:jc w:val="left"/>
             </w:pPr>
             <w:r>
               <w:t xml:space="preserve">🏅</w:t>
@@ -17215,6 +18191,7 @@
           <w:p>
             <w:pPr>
               <w:pStyle w:val="Compact"/>
+              <w:jc w:val="left"/>
             </w:pPr>
             <w:r>
               <w:t xml:space="preserve">Diagnosticar los 3 fallos del laboratorio en menos de 30 minutos</w:t>
@@ -17230,8 +18207,8 @@
         </w:pict>
       </w:r>
     </w:p>
-    <w:bookmarkEnd w:id="126"/>
-    <w:bookmarkStart w:id="127" w:name="atrévete-a-pensar"/>
+    <w:bookmarkEnd w:id="146"/>
+    <w:bookmarkStart w:id="147" w:name="atrévete-a-pensar"/>
     <w:p>
       <w:pPr>
         <w:pStyle w:val="Heading2"/>
@@ -17306,7 +18283,13 @@
         <w:t xml:space="preserve"> </w:t>
       </w:r>
       <w:r>
-        <w:t xml:space="preserve">“para que nunca falte la hora”</w:t>
+        <w:t xml:space="preserve">“</w:t>
+      </w:r>
+      <w:r>
+        <w:t xml:space="preserve">para que nunca falte la hora</w:t>
+      </w:r>
+      <w:r>
+        <w:t xml:space="preserve">”</w:t>
       </w:r>
       <w:r>
         <w:t xml:space="preserve">. ¿Qué le respondes?</w:t>
@@ -17452,7 +18435,13 @@
         <w:t xml:space="preserve"> </w:t>
       </w:r>
       <w:r>
-        <w:t xml:space="preserve">“Nunca falte la hora”</w:t>
+        <w:t xml:space="preserve">“</w:t>
+      </w:r>
+      <w:r>
+        <w:t xml:space="preserve">Nunca falte la hora</w:t>
+      </w:r>
+      <w:r>
+        <w:t xml:space="preserve">”</w:t>
       </w:r>
       <w:r>
         <w:t xml:space="preserve"> </w:t>
@@ -17468,8 +18457,8 @@
         </w:pict>
       </w:r>
     </w:p>
-    <w:bookmarkEnd w:id="127"/>
-    <w:bookmarkStart w:id="128" w:name="crucigrama-de-bits"/>
+    <w:bookmarkEnd w:id="147"/>
+    <w:bookmarkStart w:id="148" w:name="crucigrama-de-bits"/>
     <w:p>
       <w:pPr>
         <w:pStyle w:val="Heading2"/>
@@ -17615,8 +18604,8 @@
         </w:pict>
       </w:r>
     </w:p>
-    <w:bookmarkEnd w:id="128"/>
-    <w:bookmarkStart w:id="129" w:name="preguntas-de-entrevista-de-trabajo"/>
+    <w:bookmarkEnd w:id="148"/>
+    <w:bookmarkStart w:id="149" w:name="preguntas-de-entrevista-de-trabajo"/>
     <w:p>
       <w:pPr>
         <w:pStyle w:val="Heading2"/>
@@ -17638,7 +18627,21 @@
           <w:b/>
           <w:bCs/>
         </w:rPr>
-        <w:t xml:space="preserve">“Explícame qué pasa, mensaje a mensaje, cuando conecto un PC a la red.”</w:t>
+        <w:t xml:space="preserve">“</w:t>
+      </w:r>
+      <w:r>
+        <w:rPr>
+          <w:b/>
+          <w:bCs/>
+        </w:rPr>
+        <w:t xml:space="preserve">Explícame qué pasa, mensaje a mensaje, cuando conecto un PC a la red.</w:t>
+      </w:r>
+      <w:r>
+        <w:rPr>
+          <w:b/>
+          <w:bCs/>
+        </w:rPr>
+        <w:t xml:space="preserve">”</w:t>
       </w:r>
     </w:p>
     <w:p>
@@ -17654,7 +18657,21 @@
           <w:b/>
           <w:bCs/>
         </w:rPr>
-        <w:t xml:space="preserve">“Un usuario no navega. ¿Qué orden de comprobaciones sigues?”</w:t>
+        <w:t xml:space="preserve">“</w:t>
+      </w:r>
+      <w:r>
+        <w:rPr>
+          <w:b/>
+          <w:bCs/>
+        </w:rPr>
+        <w:t xml:space="preserve">Un usuario no navega. ¿Qué orden de comprobaciones sigues?</w:t>
+      </w:r>
+      <w:r>
+        <w:rPr>
+          <w:b/>
+          <w:bCs/>
+        </w:rPr>
+        <w:t xml:space="preserve">”</w:t>
       </w:r>
     </w:p>
     <w:p>
@@ -17670,7 +18687,21 @@
           <w:b/>
           <w:bCs/>
         </w:rPr>
-        <w:t xml:space="preserve">“¿Qué registros DNS mínimos montarías para una empresa con web, correo y resolución inversa?”</w:t>
+        <w:t xml:space="preserve">“</w:t>
+      </w:r>
+      <w:r>
+        <w:rPr>
+          <w:b/>
+          <w:bCs/>
+        </w:rPr>
+        <w:t xml:space="preserve">¿Qué registros DNS mínimos montarías para una empresa con web, correo y resolución inversa?</w:t>
+      </w:r>
+      <w:r>
+        <w:rPr>
+          <w:b/>
+          <w:bCs/>
+        </w:rPr>
+        <w:t xml:space="preserve">”</w:t>
       </w:r>
     </w:p>
     <w:p>
@@ -17686,7 +18717,21 @@
           <w:b/>
           <w:bCs/>
         </w:rPr>
-        <w:t xml:space="preserve">“¿Por qué es importante NTP en una red con logs centralizados?”</w:t>
+        <w:t xml:space="preserve">“</w:t>
+      </w:r>
+      <w:r>
+        <w:rPr>
+          <w:b/>
+          <w:bCs/>
+        </w:rPr>
+        <w:t xml:space="preserve">¿Por qué es importante NTP en una red con logs centralizados?</w:t>
+      </w:r>
+      <w:r>
+        <w:rPr>
+          <w:b/>
+          <w:bCs/>
+        </w:rPr>
+        <w:t xml:space="preserve">”</w:t>
       </w:r>
     </w:p>
     <w:p>
@@ -17702,7 +18747,21 @@
           <w:b/>
           <w:bCs/>
         </w:rPr>
-        <w:t xml:space="preserve">“¿Cómo harías que una IP concreta sea siempre la misma sin configurarla en el equipo?”</w:t>
+        <w:t xml:space="preserve">“</w:t>
+      </w:r>
+      <w:r>
+        <w:rPr>
+          <w:b/>
+          <w:bCs/>
+        </w:rPr>
+        <w:t xml:space="preserve">¿Cómo harías que una IP concreta sea siempre la misma sin configurarla en el equipo?</w:t>
+      </w:r>
+      <w:r>
+        <w:rPr>
+          <w:b/>
+          <w:bCs/>
+        </w:rPr>
+        <w:t xml:space="preserve">”</w:t>
       </w:r>
     </w:p>
     <w:p>
@@ -17736,8 +18795,8 @@
         </w:pict>
       </w:r>
     </w:p>
-    <w:bookmarkEnd w:id="129"/>
-    <w:bookmarkStart w:id="130" w:name="no-hay-preguntas-tontas"/>
+    <w:bookmarkEnd w:id="149"/>
+    <w:bookmarkStart w:id="150" w:name="no-hay-preguntas-tontas"/>
     <w:p>
       <w:pPr>
         <w:pStyle w:val="Heading2"/>
@@ -17866,7 +18925,13 @@
         <w:t xml:space="preserve"> </w:t>
       </w:r>
       <w:r>
-        <w:t xml:space="preserve">“La pongo a mano en cada equipo”</w:t>
+        <w:t xml:space="preserve">“</w:t>
+      </w:r>
+      <w:r>
+        <w:t xml:space="preserve">La pongo a mano en cada equipo</w:t>
+      </w:r>
+      <w:r>
+        <w:t xml:space="preserve">”</w:t>
       </w:r>
       <w:r>
         <w:t xml:space="preserve"> </w:t>
@@ -17882,8 +18947,8 @@
         </w:pict>
       </w:r>
     </w:p>
-    <w:bookmarkEnd w:id="130"/>
-    <w:bookmarkStart w:id="131" w:name="poscréditos"/>
+    <w:bookmarkEnd w:id="150"/>
+    <w:bookmarkStart w:id="151" w:name="poscréditos"/>
     <w:p>
       <w:pPr>
         <w:pStyle w:val="Heading2"/>
@@ -17903,7 +18968,13 @@
         <w:t xml:space="preserve"> </w:t>
       </w:r>
       <w:r>
-        <w:t xml:space="preserve">“todo funciona”</w:t>
+        <w:t xml:space="preserve">“</w:t>
+      </w:r>
+      <w:r>
+        <w:t xml:space="preserve">todo funciona</w:t>
+      </w:r>
+      <w:r>
+        <w:t xml:space="preserve">”</w:t>
       </w:r>
       <w:r>
         <w:t xml:space="preserve">. CONRAD, desde la consola, murmuró:</w:t>
@@ -17916,7 +18987,21 @@
           <w:i/>
           <w:iCs/>
         </w:rPr>
-        <w:t xml:space="preserve">“Ese usuario no sabe lo que ha tenido que pasar por DORA, una jerarquía DNS y un stratum para poder ver gatos en Internet. Y lo peor es que no quiere saberlo. Somos los invisibles del invisible.”</w:t>
+        <w:t xml:space="preserve">“</w:t>
+      </w:r>
+      <w:r>
+        <w:rPr>
+          <w:i/>
+          <w:iCs/>
+        </w:rPr>
+        <w:t xml:space="preserve">Ese usuario no sabe lo que ha tenido que pasar por DORA, una jerarquía DNS y un stratum para poder ver gatos en Internet. Y lo peor es que no quiere saberlo. Somos los invisibles del invisible.</w:t>
+      </w:r>
+      <w:r>
+        <w:rPr>
+          <w:i/>
+          <w:iCs/>
+        </w:rPr>
+        <w:t xml:space="preserve">”</w:t>
       </w:r>
     </w:p>
     <w:p>
@@ -17944,8 +19029,8 @@
         </w:pict>
       </w:r>
     </w:p>
-    <w:bookmarkEnd w:id="131"/>
-    <w:bookmarkStart w:id="132" w:name="X6f59a02138e6445cdd6939aaea3cbf69c5ee0c8"/>
+    <w:bookmarkEnd w:id="151"/>
+    <w:bookmarkStart w:id="152" w:name="X6f59a02138e6445cdd6939aaea3cbf69c5ee0c8"/>
     <w:p>
       <w:pPr>
         <w:pStyle w:val="Heading2"/>
@@ -17958,6 +19043,7 @@
       <w:tblPr>
         <w:tblStyle w:val="Table"/>
         <w:tblW w:type="pct" w:w="5000"/>
+        <w:jc w:val="left"/>
         <w:tblLayout w:type="fixed"/>
         <w:tblLook w:firstRow="1" w:lastRow="0" w:firstColumn="0" w:lastColumn="0" w:noHBand="0" w:noVBand="0" w:val="0020"/>
       </w:tblPr>
@@ -17975,6 +19061,7 @@
           <w:p>
             <w:pPr>
               <w:pStyle w:val="Compact"/>
+              <w:jc w:val="left"/>
             </w:pPr>
             <w:r>
               <w:t xml:space="preserve">CE</w:t>
@@ -17986,6 +19073,7 @@
           <w:p>
             <w:pPr>
               <w:pStyle w:val="Compact"/>
+              <w:jc w:val="left"/>
             </w:pPr>
             <w:r>
               <w:t xml:space="preserve">Criterio</w:t>
@@ -17997,6 +19085,7 @@
           <w:p>
             <w:pPr>
               <w:pStyle w:val="Compact"/>
+              <w:jc w:val="left"/>
             </w:pPr>
             <w:r>
               <w:t xml:space="preserve">Cubierto</w:t>
@@ -18010,6 +19099,7 @@
           <w:p>
             <w:pPr>
               <w:pStyle w:val="Compact"/>
+              <w:jc w:val="left"/>
             </w:pPr>
             <w:r>
               <w:t xml:space="preserve">RA2·d)</w:t>
@@ -18021,6 +19111,7 @@
           <w:p>
             <w:pPr>
               <w:pStyle w:val="Compact"/>
+              <w:jc w:val="left"/>
             </w:pPr>
             <w:r>
               <w:t xml:space="preserve">Se ha utilizado el sistema de direccionamiento lógico IP para asignar direcciones de red y máscaras de subred</w:t>
@@ -18032,6 +19123,7 @@
           <w:p>
             <w:pPr>
               <w:pStyle w:val="Compact"/>
+              <w:jc w:val="left"/>
             </w:pPr>
             <w:r>
               <w:t xml:space="preserve">✅ Puntos 2-3 (rangos y pools DHCP) + ⚡ Laboratorio (punto 9)</w:t>
@@ -18045,6 +19137,7 @@
           <w:p>
             <w:pPr>
               <w:pStyle w:val="Compact"/>
+              <w:jc w:val="left"/>
             </w:pPr>
             <w:r>
               <w:t xml:space="preserve">RA4·h)</w:t>
@@ -18056,6 +19149,7 @@
           <w:p>
             <w:pPr>
               <w:pStyle w:val="Compact"/>
+              <w:jc w:val="left"/>
             </w:pPr>
             <w:r>
               <w:t xml:space="preserve">Se ha configurado el «router» como servidor de direcciones IP dinámicas</w:t>
@@ -18067,6 +19161,7 @@
           <w:p>
             <w:pPr>
               <w:pStyle w:val="Compact"/>
+              <w:jc w:val="left"/>
             </w:pPr>
             <w:r>
               <w:t xml:space="preserve">✅ Puntos 2-3 + 🧠 Atrévete a pensar (punto 9)</w:t>
@@ -18148,7 +19243,7 @@
       <w:r>
         <w:t xml:space="preserve"> </w:t>
       </w:r>
-      <w:hyperlink r:id="rId33">
+      <w:hyperlink r:id="rId47">
         <w:r>
           <w:rPr>
             <w:rStyle w:val="Hyperlink"/>
@@ -18175,7 +19270,7 @@
       <w:r>
         <w:t xml:space="preserve"> </w:t>
       </w:r>
-      <w:hyperlink r:id="rId17">
+      <w:hyperlink r:id="rId28">
         <w:r>
           <w:rPr>
             <w:rStyle w:val="Hyperlink"/>
@@ -18202,7 +19297,7 @@
       <w:r>
         <w:t xml:space="preserve"> </w:t>
       </w:r>
-      <w:hyperlink r:id="rId23">
+      <w:hyperlink r:id="rId34">
         <w:r>
           <w:rPr>
             <w:rStyle w:val="Hyperlink"/>
@@ -18211,13 +19306,9 @@
         </w:r>
       </w:hyperlink>
     </w:p>
-    <w:bookmarkEnd w:id="132"/>
-    <w:bookmarkEnd w:id="133"/>
-    <w:sectPr>
-      <w:footnotePr>
-        <w:numRestart w:val="eachSect"/>
-      </w:footnotePr>
-    </w:sectPr>
+    <w:bookmarkEnd w:id="152"/>
+    <w:bookmarkEnd w:id="153"/>
+    <w:sectPr/>
   </w:body>
 </w:document>
 </file>
@@ -18255,7 +19346,7 @@
       <w:lvlText w:val=" "/>
       <w:lvlJc w:val="left"/>
       <w:pPr>
-        <w:ind w:left="720" w:hanging="360"/>
+        <w:ind w:left="720" w:hanging="480"/>
       </w:pPr>
     </w:lvl>
     <w:lvl w:ilvl="1">
@@ -18263,7 +19354,7 @@
       <w:lvlText w:val=" "/>
       <w:lvlJc w:val="left"/>
       <w:pPr>
-        <w:ind w:left="1440" w:hanging="360"/>
+        <w:ind w:left="1440" w:hanging="480"/>
       </w:pPr>
     </w:lvl>
     <w:lvl w:ilvl="2">
@@ -18271,7 +19362,7 @@
       <w:lvlText w:val=" "/>
       <w:lvlJc w:val="left"/>
       <w:pPr>
-        <w:ind w:left="2160" w:hanging="360"/>
+        <w:ind w:left="2160" w:hanging="480"/>
       </w:pPr>
     </w:lvl>
     <w:lvl w:ilvl="3">
@@ -18279,7 +19370,7 @@
       <w:lvlText w:val=" "/>
       <w:lvlJc w:val="left"/>
       <w:pPr>
-        <w:ind w:left="2880" w:hanging="360"/>
+        <w:ind w:left="2880" w:hanging="480"/>
       </w:pPr>
     </w:lvl>
     <w:lvl w:ilvl="4">
@@ -18287,7 +19378,7 @@
       <w:lvlText w:val=" "/>
       <w:lvlJc w:val="left"/>
       <w:pPr>
-        <w:ind w:left="3600" w:hanging="360"/>
+        <w:ind w:left="3600" w:hanging="480"/>
       </w:pPr>
     </w:lvl>
     <w:lvl w:ilvl="5">
@@ -18295,7 +19386,7 @@
       <w:lvlText w:val=" "/>
       <w:lvlJc w:val="left"/>
       <w:pPr>
-        <w:ind w:left="4320" w:hanging="360"/>
+        <w:ind w:left="4320" w:hanging="480"/>
       </w:pPr>
     </w:lvl>
     <w:lvl w:ilvl="6">
@@ -18303,7 +19394,7 @@
       <w:lvlText w:val=" "/>
       <w:lvlJc w:val="left"/>
       <w:pPr>
-        <w:ind w:left="5040" w:hanging="360"/>
+        <w:ind w:left="5040" w:hanging="480"/>
       </w:pPr>
     </w:lvl>
     <w:lvl w:ilvl="7">
@@ -18311,7 +19402,7 @@
       <w:lvlText w:val=" "/>
       <w:lvlJc w:val="left"/>
       <w:pPr>
-        <w:ind w:left="5760" w:hanging="360"/>
+        <w:ind w:left="5760" w:hanging="480"/>
       </w:pPr>
     </w:lvl>
     <w:lvl w:ilvl="8">
@@ -18319,7 +19410,7 @@
       <w:lvlText w:val=" "/>
       <w:lvlJc w:val="left"/>
       <w:pPr>
-        <w:ind w:left="6480" w:hanging="360"/>
+        <w:ind w:left="6480" w:hanging="480"/>
       </w:pPr>
     </w:lvl>
   </w:abstractNum>
@@ -18328,102 +19419,75 @@
     <w:multiLevelType w:val="multilevel"/>
     <w:lvl w:ilvl="0">
       <w:numFmt w:val="bullet"/>
-      <w:lvlText w:val=""/>
+      <w:lvlText w:val="•"/>
       <w:lvlJc w:val="left"/>
       <w:pPr>
-        <w:ind w:left="720" w:hanging="360"/>
-      </w:pPr>
-      <w:rPr>
-        <w:rFonts w:ascii="Symbol" w:hAnsi="Symbol" w:cs="Symbol" w:hint="default"/>
-      </w:rPr>
+        <w:ind w:left="720" w:hanging="480"/>
+      </w:pPr>
     </w:lvl>
     <w:lvl w:ilvl="1">
       <w:numFmt w:val="bullet"/>
-      <w:lvlText w:val="o"/>
+      <w:lvlText w:val="–"/>
       <w:lvlJc w:val="left"/>
       <w:pPr>
-        <w:ind w:left="1440" w:hanging="360"/>
-      </w:pPr>
-      <w:rPr>
-        <w:rFonts w:ascii="Courier New" w:hAnsi="Courier New" w:cs="Courier New" w:hint="default"/>
-      </w:rPr>
+        <w:ind w:left="1440" w:hanging="480"/>
+      </w:pPr>
     </w:lvl>
     <w:lvl w:ilvl="2">
       <w:numFmt w:val="bullet"/>
-      <w:lvlText w:val=""/>
+      <w:lvlText w:val="•"/>
       <w:lvlJc w:val="left"/>
       <w:pPr>
-        <w:ind w:left="2160" w:hanging="360"/>
-      </w:pPr>
-      <w:rPr>
-        <w:rFonts w:ascii="Wingdings" w:hAnsi="Wingdings" w:cs="Wingdings" w:hint="default"/>
-      </w:rPr>
+        <w:ind w:left="2160" w:hanging="480"/>
+      </w:pPr>
     </w:lvl>
     <w:lvl w:ilvl="3">
       <w:numFmt w:val="bullet"/>
-      <w:lvlText w:val=""/>
+      <w:lvlText w:val="–"/>
       <w:lvlJc w:val="left"/>
       <w:pPr>
-        <w:ind w:left="2880" w:hanging="360"/>
-      </w:pPr>
-      <w:rPr>
-        <w:rFonts w:ascii="Symbol" w:hAnsi="Symbol" w:cs="Symbol" w:hint="default"/>
-      </w:rPr>
+        <w:ind w:left="2880" w:hanging="480"/>
+      </w:pPr>
     </w:lvl>
     <w:lvl w:ilvl="4">
       <w:numFmt w:val="bullet"/>
-      <w:lvlText w:val="o"/>
+      <w:lvlText w:val="•"/>
       <w:lvlJc w:val="left"/>
       <w:pPr>
-        <w:ind w:left="3600" w:hanging="360"/>
-      </w:pPr>
-      <w:rPr>
-        <w:rFonts w:ascii="Courier New" w:hAnsi="Courier New" w:cs="Courier New" w:hint="default"/>
-      </w:rPr>
+        <w:ind w:left="3600" w:hanging="480"/>
+      </w:pPr>
     </w:lvl>
     <w:lvl w:ilvl="5">
       <w:numFmt w:val="bullet"/>
-      <w:lvlText w:val=""/>
+      <w:lvlText w:val="–"/>
       <w:lvlJc w:val="left"/>
       <w:pPr>
-        <w:ind w:left="4320" w:hanging="360"/>
-      </w:pPr>
-      <w:rPr>
-        <w:rFonts w:ascii="Wingdings" w:hAnsi="Wingdings" w:cs="Wingdings" w:hint="default"/>
-      </w:rPr>
+        <w:ind w:left="4320" w:hanging="480"/>
+      </w:pPr>
     </w:lvl>
     <w:lvl w:ilvl="6">
       <w:numFmt w:val="bullet"/>
-      <w:lvlText w:val=""/>
+      <w:lvlText w:val="•"/>
       <w:lvlJc w:val="left"/>
       <w:pPr>
-        <w:ind w:left="5040" w:hanging="360"/>
-      </w:pPr>
-      <w:rPr>
-        <w:rFonts w:ascii="Symbol" w:hAnsi="Symbol" w:cs="Symbol" w:hint="default"/>
-      </w:rPr>
+        <w:ind w:left="5040" w:hanging="480"/>
+      </w:pPr>
     </w:lvl>
     <w:lvl w:ilvl="7">
       <w:numFmt w:val="bullet"/>
-      <w:lvlText w:val="o"/>
+      <w:lvlText w:val="–"/>
       <w:lvlJc w:val="left"/>
       <w:pPr>
-        <w:ind w:left="5760" w:hanging="360"/>
-      </w:pPr>
-      <w:rPr>
-        <w:rFonts w:ascii="Courier New" w:hAnsi="Courier New" w:cs="Courier New" w:hint="default"/>
-      </w:rPr>
+        <w:ind w:left="5760" w:hanging="480"/>
+      </w:pPr>
     </w:lvl>
     <w:lvl w:ilvl="8">
       <w:numFmt w:val="bullet"/>
-      <w:lvlText w:val=""/>
+      <w:lvlText w:val="•"/>
       <w:lvlJc w:val="left"/>
       <w:pPr>
-        <w:ind w:left="6480" w:hanging="360"/>
-      </w:pPr>
-      <w:rPr>
-        <w:rFonts w:ascii="Wingdings" w:hAnsi="Wingdings" w:cs="Wingdings" w:hint="default"/>
-      </w:rPr>
+        <w:ind w:left="6480" w:hanging="480"/>
+      </w:pPr>
     </w:lvl>
   </w:abstractNum>
   <w:abstractNum w:abstractNumId="99411">
@@ -18435,7 +19499,7 @@
       <w:lvlText w:val="%1."/>
       <w:lvlJc w:val="left"/>
       <w:pPr>
-        <w:ind w:left="720" w:hanging="360"/>
+        <w:ind w:left="720" w:hanging="480"/>
       </w:pPr>
     </w:lvl>
     <w:lvl w:ilvl="1">
@@ -18444,7 +19508,7 @@
       <w:lvlText w:val="%2."/>
       <w:lvlJc w:val="left"/>
       <w:pPr>
-        <w:ind w:left="1440" w:hanging="360"/>
+        <w:ind w:left="1440" w:hanging="480"/>
       </w:pPr>
     </w:lvl>
     <w:lvl w:ilvl="2">
@@ -18453,7 +19517,7 @@
       <w:lvlText w:val="%3."/>
       <w:lvlJc w:val="left"/>
       <w:pPr>
-        <w:ind w:left="2160" w:hanging="360"/>
+        <w:ind w:left="2160" w:hanging="480"/>
       </w:pPr>
     </w:lvl>
     <w:lvl w:ilvl="3">
@@ -18462,7 +19526,7 @@
       <w:lvlText w:val="%4."/>
       <w:lvlJc w:val="left"/>
       <w:pPr>
-        <w:ind w:left="2880" w:hanging="360"/>
+        <w:ind w:left="2880" w:hanging="480"/>
       </w:pPr>
     </w:lvl>
     <w:lvl w:ilvl="4">
@@ -18471,7 +19535,7 @@
       <w:lvlText w:val="%5."/>
       <w:lvlJc w:val="left"/>
       <w:pPr>
-        <w:ind w:left="3600" w:hanging="360"/>
+        <w:ind w:left="3600" w:hanging="480"/>
       </w:pPr>
     </w:lvl>
     <w:lvl w:ilvl="5">
@@ -18480,7 +19544,7 @@
       <w:lvlText w:val="%6."/>
       <w:lvlJc w:val="left"/>
       <w:pPr>
-        <w:ind w:left="4320" w:hanging="360"/>
+        <w:ind w:left="4320" w:hanging="480"/>
       </w:pPr>
     </w:lvl>
     <w:lvl w:ilvl="6">
@@ -18489,7 +19553,7 @@
       <w:lvlText w:val="%7."/>
       <w:lvlJc w:val="left"/>
       <w:pPr>
-        <w:ind w:left="5040" w:hanging="360"/>
+        <w:ind w:left="5040" w:hanging="480"/>
       </w:pPr>
     </w:lvl>
     <w:lvl w:ilvl="7">
@@ -18498,7 +19562,7 @@
       <w:lvlText w:val="%8."/>
       <w:lvlJc w:val="left"/>
       <w:pPr>
-        <w:ind w:left="5760" w:hanging="360"/>
+        <w:ind w:left="5760" w:hanging="480"/>
       </w:pPr>
     </w:lvl>
     <w:lvl w:ilvl="8">
@@ -18507,7 +19571,7 @@
       <w:lvlText w:val="%9."/>
       <w:lvlJc w:val="left"/>
       <w:pPr>
-        <w:ind w:left="6480" w:hanging="360"/>
+        <w:ind w:left="6480" w:hanging="480"/>
       </w:pPr>
     </w:lvl>
   </w:abstractNum>
@@ -18520,7 +19584,7 @@
       <w:lvlText w:val="(%1)"/>
       <w:lvlJc w:val="left"/>
       <w:pPr>
-        <w:ind w:left="720" w:hanging="360"/>
+        <w:ind w:left="720" w:hanging="480"/>
       </w:pPr>
     </w:lvl>
     <w:lvl w:ilvl="1">
@@ -18529,7 +19593,7 @@
       <w:lvlText w:val="(%2)"/>
       <w:lvlJc w:val="left"/>
       <w:pPr>
-        <w:ind w:left="1440" w:hanging="360"/>
+        <w:ind w:left="1440" w:hanging="480"/>
       </w:pPr>
     </w:lvl>
     <w:lvl w:ilvl="2">
@@ -18538,7 +19602,7 @@
       <w:lvlText w:val="(%3)"/>
       <w:lvlJc w:val="left"/>
       <w:pPr>
-        <w:ind w:left="2160" w:hanging="360"/>
+        <w:ind w:left="2160" w:hanging="480"/>
       </w:pPr>
     </w:lvl>
     <w:lvl w:ilvl="3">
@@ -18547,7 +19611,7 @@
       <w:lvlText w:val="(%4)"/>
       <w:lvlJc w:val="left"/>
       <w:pPr>
-        <w:ind w:left="2880" w:hanging="360"/>
+        <w:ind w:left="2880" w:hanging="480"/>
       </w:pPr>
     </w:lvl>
     <w:lvl w:ilvl="4">
@@ -18556,7 +19620,7 @@
       <w:lvlText w:val="(%5)"/>
       <w:lvlJc w:val="left"/>
       <w:pPr>
-        <w:ind w:left="3600" w:hanging="360"/>
+        <w:ind w:left="3600" w:hanging="480"/>
       </w:pPr>
     </w:lvl>
     <w:lvl w:ilvl="5">
@@ -18565,7 +19629,7 @@
       <w:lvlText w:val="(%6)"/>
       <w:lvlJc w:val="left"/>
       <w:pPr>
-        <w:ind w:left="4320" w:hanging="360"/>
+        <w:ind w:left="4320" w:hanging="480"/>
       </w:pPr>
     </w:lvl>
     <w:lvl w:ilvl="6">
@@ -18574,7 +19638,7 @@
       <w:lvlText w:val="(%7)"/>
       <w:lvlJc w:val="left"/>
       <w:pPr>
-        <w:ind w:left="5040" w:hanging="360"/>
+        <w:ind w:left="5040" w:hanging="480"/>
       </w:pPr>
     </w:lvl>
     <w:lvl w:ilvl="7">
@@ -18583,7 +19647,7 @@
       <w:lvlText w:val="(%8)"/>
       <w:lvlJc w:val="left"/>
       <w:pPr>
-        <w:ind w:left="5760" w:hanging="360"/>
+        <w:ind w:left="5760" w:hanging="480"/>
       </w:pPr>
     </w:lvl>
     <w:lvl w:ilvl="8">
@@ -18592,7 +19656,7 @@
       <w:lvlText w:val="(%9)"/>
       <w:lvlJc w:val="left"/>
       <w:pPr>
-        <w:ind w:left="6480" w:hanging="360"/>
+        <w:ind w:left="6480" w:hanging="480"/>
       </w:pPr>
     </w:lvl>
   </w:abstractNum>
@@ -19495,10 +20559,10 @@
   <w:docDefaults>
     <w:rPrDefault>
       <w:rPr>
-        <w:rFonts w:asciiTheme="minorHAnsi" w:cstheme="minorBidi" w:eastAsiaTheme="minorEastAsia" w:hAnsiTheme="minorHAnsi"/>
+        <w:rFonts w:asciiTheme="minorHAnsi" w:cstheme="minorBidi" w:eastAsiaTheme="minorHAnsi" w:hAnsiTheme="minorHAnsi"/>
         <w:sz w:val="24"/>
         <w:szCs w:val="24"/>
-        <w:lang w:bidi="ar-SA" w:eastAsia="zh-CN" w:val="es-ES"/>
+        <w:lang w:bidi="ar-SA" w:eastAsia="en-US" w:val="es-ES"/>
       </w:rPr>
     </w:rPrDefault>
     <w:pPrDefault>
@@ -19539,94 +20603,57 @@
     <w:name w:val="Title"/>
     <w:basedOn w:val="Normal"/>
     <w:next w:val="BodyText"/>
-    <w:link w:val="TitleChar"/>
-    <w:uiPriority w:val="10"/>
     <w:qFormat/>
-    <w:rsid w:val="00A10FD9"/>
     <w:pPr>
-      <w:spacing w:after="80" w:line="240" w:lineRule="auto"/>
-      <w:contextualSpacing/>
+      <w:keepNext/>
+      <w:keepLines/>
+      <w:spacing w:after="240" w:before="480"/>
       <w:jc w:val="center"/>
     </w:pPr>
     <w:rPr>
       <w:rFonts w:asciiTheme="majorHAnsi" w:cstheme="majorBidi" w:eastAsiaTheme="majorEastAsia" w:hAnsiTheme="majorHAnsi"/>
-      <w:sz w:val="56"/>
-      <w:szCs w:val="56"/>
-    </w:rPr>
-  </w:style>
-  <w:style w:customStyle="1" w:styleId="TitleChar" w:type="character">
-    <w:name w:val="Title Char"/>
-    <w:basedOn w:val="DefaultParagraphFont"/>
-    <w:link w:val="Title"/>
-    <w:uiPriority w:val="10"/>
-    <w:rsid w:val="00A10FD9"/>
-    <w:rPr>
-      <w:rFonts w:asciiTheme="majorHAnsi" w:cstheme="majorBidi" w:eastAsiaTheme="majorEastAsia" w:hAnsiTheme="majorHAnsi"/>
-      <w:sz w:val="56"/>
-      <w:szCs w:val="56"/>
+      <w:b/>
+      <w:bCs/>
+      <w:color w:themeColor="accent1" w:themeShade="B5" w:val="345A8A"/>
+      <w:sz w:val="36"/>
+      <w:szCs w:val="36"/>
     </w:rPr>
   </w:style>
   <w:style w:styleId="Subtitle" w:type="paragraph">
     <w:name w:val="Subtitle"/>
     <w:basedOn w:val="Title"/>
     <w:next w:val="BodyText"/>
-    <w:link w:val="SubtitleChar"/>
-    <w:uiPriority w:val="11"/>
     <w:qFormat/>
-    <w:rsid w:val="00A10FD9"/>
     <w:pPr>
-      <w:numPr>
-        <w:ilvl w:val="1"/>
-      </w:numPr>
+      <w:keepNext/>
+      <w:keepLines/>
+      <w:spacing w:after="240" w:before="240"/>
+      <w:jc w:val="center"/>
     </w:pPr>
     <w:rPr>
-      <w:rFonts w:cstheme="majorBidi" w:eastAsiaTheme="majorEastAsia"/>
-      <w:spacing w:val="15"/>
-      <w:sz w:val="28"/>
-      <w:szCs w:val="28"/>
-    </w:rPr>
-  </w:style>
-  <w:style w:customStyle="1" w:styleId="SubtitleChar" w:type="character">
-    <w:name w:val="Subtitle Char"/>
-    <w:basedOn w:val="DefaultParagraphFont"/>
-    <w:link w:val="Subtitle"/>
-    <w:uiPriority w:val="11"/>
-    <w:rsid w:val="00A10FD9"/>
-    <w:rPr>
-      <w:rFonts w:cstheme="majorBidi" w:eastAsiaTheme="majorEastAsia"/>
-      <w:color w:themeColor="text1" w:themeTint="A6" w:val="595959"/>
-      <w:spacing w:val="15"/>
-      <w:sz w:val="28"/>
-      <w:szCs w:val="28"/>
+      <w:sz w:val="30"/>
+      <w:szCs w:val="30"/>
     </w:rPr>
   </w:style>
   <w:style w:customStyle="1" w:styleId="Author" w:type="paragraph">
     <w:name w:val="Author"/>
-    <w:basedOn w:val="Title"/>
     <w:next w:val="BodyText"/>
     <w:qFormat/>
     <w:pPr>
       <w:keepNext/>
       <w:keepLines/>
+      <w:jc w:val="center"/>
     </w:pPr>
-    <w:rPr>
-      <w:sz w:val="24"/>
-      <w:szCs w:val="24"/>
-    </w:rPr>
   </w:style>
   <w:style w:styleId="Date" w:type="paragraph">
     <w:name w:val="Date"/>
-    <w:basedOn w:val="Title"/>
     <w:next w:val="BodyText"/>
     <w:qFormat/>
     <w:pPr>
       <w:keepNext/>
       <w:keepLines/>
+      <w:jc w:val="center"/>
     </w:pPr>
-    <w:rPr>
-      <w:sz w:val="24"/>
-      <w:szCs w:val="24"/>
-    </w:rPr>
   </w:style>
   <w:style w:customStyle="1" w:styleId="AbstractTitle" w:type="paragraph">
     <w:name w:val="Abstract Title"/>
@@ -19641,6 +20668,7 @@
     </w:pPr>
     <w:rPr>
       <w:b/>
+      <w:color w:val="345A8A"/>
       <w:sz w:val="20"/>
       <w:szCs w:val="20"/>
     </w:rPr>
@@ -19669,321 +20697,191 @@
     <w:rPr/>
   </w:style>
   <w:style w:styleId="Heading1" w:type="paragraph">
-    <w:name w:val="heading 1"/>
+    <w:name w:val="Heading 1"/>
     <w:basedOn w:val="Normal"/>
     <w:next w:val="BodyText"/>
-    <w:link w:val="Heading1Char"/>
     <w:uiPriority w:val="9"/>
     <w:qFormat/>
-    <w:rsid w:val="00A10FD9"/>
     <w:pPr>
       <w:keepNext/>
       <w:keepLines/>
-      <w:spacing w:after="80" w:before="360"/>
+      <w:spacing w:after="0" w:before="480"/>
       <w:outlineLvl w:val="0"/>
     </w:pPr>
     <w:rPr>
       <w:rFonts w:asciiTheme="majorHAnsi" w:cstheme="majorBidi" w:eastAsiaTheme="majorEastAsia" w:hAnsiTheme="majorHAnsi"/>
-      <w:color w:themeColor="accent1" w:themeShade="BF" w:val="0F4761"/>
-      <w:sz w:val="40"/>
-      <w:szCs w:val="40"/>
+      <w:b/>
+      <w:bCs/>
+      <w:color w:themeColor="accent1" w:val="4F81BD"/>
+      <w:sz w:val="32"/>
+      <w:szCs w:val="32"/>
     </w:rPr>
   </w:style>
   <w:style w:styleId="Heading2" w:type="paragraph">
-    <w:name w:val="heading 2"/>
+    <w:name w:val="Heading 2"/>
     <w:basedOn w:val="Normal"/>
     <w:next w:val="BodyText"/>
-    <w:link w:val="Heading2Char"/>
     <w:uiPriority w:val="9"/>
-    <w:semiHidden/>
     <w:unhideWhenUsed/>
     <w:qFormat/>
-    <w:rsid w:val="00A10FD9"/>
     <w:pPr>
       <w:keepNext/>
       <w:keepLines/>
-      <w:spacing w:after="80" w:before="160"/>
+      <w:spacing w:after="0" w:before="200"/>
       <w:outlineLvl w:val="1"/>
     </w:pPr>
     <w:rPr>
       <w:rFonts w:asciiTheme="majorHAnsi" w:cstheme="majorBidi" w:eastAsiaTheme="majorEastAsia" w:hAnsiTheme="majorHAnsi"/>
-      <w:color w:themeColor="accent1" w:themeShade="BF" w:val="0F4761"/>
-      <w:sz w:val="32"/>
-      <w:szCs w:val="32"/>
-    </w:rPr>
-  </w:style>
-  <w:style w:styleId="Heading3" w:type="paragraph">
-    <w:name w:val="heading 3"/>
-    <w:basedOn w:val="Normal"/>
-    <w:next w:val="BodyText"/>
-    <w:link w:val="Heading3Char"/>
-    <w:uiPriority w:val="9"/>
-    <w:semiHidden/>
-    <w:unhideWhenUsed/>
-    <w:qFormat/>
-    <w:rsid w:val="00A10FD9"/>
-    <w:pPr>
-      <w:keepNext/>
-      <w:keepLines/>
-      <w:spacing w:after="80" w:before="160"/>
-      <w:outlineLvl w:val="2"/>
-    </w:pPr>
-    <w:rPr>
-      <w:rFonts w:cstheme="majorBidi" w:eastAsiaTheme="majorEastAsia"/>
-      <w:color w:themeColor="accent1" w:themeShade="BF" w:val="0F4761"/>
+      <w:b/>
+      <w:bCs/>
+      <w:color w:themeColor="accent1" w:val="4F81BD"/>
       <w:sz w:val="28"/>
       <w:szCs w:val="28"/>
     </w:rPr>
   </w:style>
-  <w:style w:styleId="Heading4" w:type="paragraph">
-    <w:name w:val="heading 4"/>
+  <w:style w:styleId="Heading3" w:type="paragraph">
+    <w:name w:val="Heading 3"/>
     <w:basedOn w:val="Normal"/>
     <w:next w:val="BodyText"/>
-    <w:link w:val="Heading4Char"/>
     <w:uiPriority w:val="9"/>
-    <w:semiHidden/>
     <w:unhideWhenUsed/>
     <w:qFormat/>
-    <w:rsid w:val="00A10FD9"/>
     <w:pPr>
       <w:keepNext/>
       <w:keepLines/>
-      <w:spacing w:after="40" w:before="80"/>
+      <w:spacing w:after="0" w:before="200"/>
+      <w:outlineLvl w:val="2"/>
+    </w:pPr>
+    <w:rPr>
+      <w:rFonts w:asciiTheme="majorHAnsi" w:cstheme="majorBidi" w:eastAsiaTheme="majorEastAsia" w:hAnsiTheme="majorHAnsi"/>
+      <w:b/>
+      <w:bCs/>
+      <w:color w:themeColor="accent1" w:val="4F81BD"/>
+      <w:sz w:val="24"/>
+      <w:szCs w:val="24"/>
+    </w:rPr>
+  </w:style>
+  <w:style w:styleId="Heading4" w:type="paragraph">
+    <w:name w:val="Heading 4"/>
+    <w:basedOn w:val="Normal"/>
+    <w:next w:val="BodyText"/>
+    <w:uiPriority w:val="9"/>
+    <w:unhideWhenUsed/>
+    <w:qFormat/>
+    <w:pPr>
+      <w:keepNext/>
+      <w:keepLines/>
+      <w:spacing w:after="0" w:before="200"/>
       <w:outlineLvl w:val="3"/>
     </w:pPr>
     <w:rPr>
-      <w:rFonts w:cstheme="majorBidi" w:eastAsiaTheme="majorEastAsia"/>
+      <w:rFonts w:asciiTheme="majorHAnsi" w:cstheme="majorBidi" w:eastAsiaTheme="majorEastAsia" w:hAnsiTheme="majorHAnsi"/>
+      <w:bCs/>
       <w:i/>
-      <w:iCs/>
-      <w:color w:themeColor="accent1" w:themeShade="BF" w:val="0F4761"/>
+      <w:color w:themeColor="accent1" w:val="4F81BD"/>
+      <w:sz w:val="24"/>
+      <w:szCs w:val="24"/>
     </w:rPr>
   </w:style>
   <w:style w:styleId="Heading5" w:type="paragraph">
-    <w:name w:val="heading 5"/>
+    <w:name w:val="Heading 5"/>
     <w:basedOn w:val="Normal"/>
     <w:next w:val="BodyText"/>
-    <w:link w:val="Heading5Char"/>
     <w:uiPriority w:val="9"/>
-    <w:semiHidden/>
     <w:unhideWhenUsed/>
     <w:qFormat/>
-    <w:rsid w:val="00A10FD9"/>
     <w:pPr>
       <w:keepNext/>
       <w:keepLines/>
-      <w:spacing w:after="40" w:before="80"/>
+      <w:spacing w:after="0" w:before="200"/>
       <w:outlineLvl w:val="4"/>
     </w:pPr>
     <w:rPr>
-      <w:rFonts w:cstheme="majorBidi" w:eastAsiaTheme="majorEastAsia"/>
-      <w:color w:themeColor="accent1" w:themeShade="BF" w:val="0F4761"/>
+      <w:rFonts w:asciiTheme="majorHAnsi" w:cstheme="majorBidi" w:eastAsiaTheme="majorEastAsia" w:hAnsiTheme="majorHAnsi"/>
+      <w:iCs/>
+      <w:color w:themeColor="accent1" w:val="4F81BD"/>
+      <w:sz w:val="24"/>
+      <w:szCs w:val="24"/>
     </w:rPr>
   </w:style>
   <w:style w:styleId="Heading6" w:type="paragraph">
-    <w:name w:val="heading 6"/>
+    <w:name w:val="Heading 6"/>
     <w:basedOn w:val="Normal"/>
     <w:next w:val="BodyText"/>
-    <w:link w:val="Heading6Char"/>
     <w:uiPriority w:val="9"/>
-    <w:semiHidden/>
     <w:unhideWhenUsed/>
     <w:qFormat/>
-    <w:rsid w:val="00A10FD9"/>
     <w:pPr>
       <w:keepNext/>
       <w:keepLines/>
-      <w:spacing w:after="0" w:before="40"/>
+      <w:spacing w:after="0" w:before="200"/>
       <w:outlineLvl w:val="5"/>
     </w:pPr>
     <w:rPr>
-      <w:rFonts w:cstheme="majorBidi" w:eastAsiaTheme="majorEastAsia"/>
-      <w:i/>
-      <w:iCs/>
-      <w:color w:themeColor="text1" w:themeTint="A6" w:val="595959"/>
+      <w:rFonts w:asciiTheme="majorHAnsi" w:cstheme="majorBidi" w:eastAsiaTheme="majorEastAsia" w:hAnsiTheme="majorHAnsi"/>
+      <w:color w:themeColor="accent1" w:val="4F81BD"/>
+      <w:sz w:val="24"/>
+      <w:szCs w:val="24"/>
     </w:rPr>
   </w:style>
   <w:style w:styleId="Heading7" w:type="paragraph">
-    <w:name w:val="heading 7"/>
+    <w:name w:val="Heading 7"/>
     <w:basedOn w:val="Normal"/>
     <w:next w:val="BodyText"/>
-    <w:link w:val="Heading7Char"/>
     <w:uiPriority w:val="9"/>
-    <w:semiHidden/>
     <w:unhideWhenUsed/>
     <w:qFormat/>
-    <w:rsid w:val="00A10FD9"/>
     <w:pPr>
       <w:keepNext/>
       <w:keepLines/>
-      <w:spacing w:after="0" w:before="40"/>
+      <w:spacing w:after="0" w:before="200"/>
       <w:outlineLvl w:val="6"/>
     </w:pPr>
     <w:rPr>
-      <w:rFonts w:cstheme="majorBidi" w:eastAsiaTheme="majorEastAsia"/>
-      <w:color w:themeColor="text1" w:themeTint="A6" w:val="595959"/>
+      <w:rFonts w:asciiTheme="majorHAnsi" w:cstheme="majorBidi" w:eastAsiaTheme="majorEastAsia" w:hAnsiTheme="majorHAnsi"/>
+      <w:color w:themeColor="accent1" w:val="4F81BD"/>
+      <w:sz w:val="24"/>
+      <w:szCs w:val="24"/>
     </w:rPr>
   </w:style>
   <w:style w:styleId="Heading8" w:type="paragraph">
-    <w:name w:val="heading 8"/>
+    <w:name w:val="Heading 8"/>
     <w:basedOn w:val="Normal"/>
     <w:next w:val="BodyText"/>
-    <w:link w:val="Heading8Char"/>
     <w:uiPriority w:val="9"/>
-    <w:semiHidden/>
     <w:unhideWhenUsed/>
     <w:qFormat/>
-    <w:rsid w:val="00A10FD9"/>
     <w:pPr>
       <w:keepNext/>
       <w:keepLines/>
-      <w:spacing w:after="0"/>
+      <w:spacing w:after="0" w:before="200"/>
       <w:outlineLvl w:val="7"/>
     </w:pPr>
     <w:rPr>
-      <w:rFonts w:cstheme="majorBidi" w:eastAsiaTheme="majorEastAsia"/>
-      <w:i/>
-      <w:iCs/>
-      <w:color w:themeColor="text1" w:themeTint="D8" w:val="272727"/>
+      <w:rFonts w:asciiTheme="majorHAnsi" w:cstheme="majorBidi" w:eastAsiaTheme="majorEastAsia" w:hAnsiTheme="majorHAnsi"/>
+      <w:color w:themeColor="accent1" w:val="4F81BD"/>
+      <w:sz w:val="24"/>
+      <w:szCs w:val="24"/>
     </w:rPr>
   </w:style>
   <w:style w:styleId="Heading9" w:type="paragraph">
-    <w:name w:val="heading 9"/>
+    <w:name w:val="Heading 9"/>
     <w:basedOn w:val="Normal"/>
     <w:next w:val="BodyText"/>
-    <w:link w:val="Heading9Char"/>
     <w:uiPriority w:val="9"/>
-    <w:semiHidden/>
     <w:unhideWhenUsed/>
     <w:qFormat/>
-    <w:rsid w:val="00A10FD9"/>
     <w:pPr>
       <w:keepNext/>
       <w:keepLines/>
-      <w:spacing w:after="0"/>
+      <w:spacing w:after="0" w:before="200"/>
       <w:outlineLvl w:val="8"/>
     </w:pPr>
     <w:rPr>
-      <w:rFonts w:cstheme="majorBidi" w:eastAsiaTheme="majorEastAsia"/>
-      <w:color w:themeColor="text1" w:themeTint="D8" w:val="272727"/>
-    </w:rPr>
-  </w:style>
-  <w:style w:customStyle="1" w:styleId="Heading1Char" w:type="character">
-    <w:name w:val="Heading 1 Char"/>
-    <w:basedOn w:val="DefaultParagraphFont"/>
-    <w:link w:val="Heading1"/>
-    <w:uiPriority w:val="9"/>
-    <w:rsid w:val="00A10FD9"/>
-    <w:rPr>
       <w:rFonts w:asciiTheme="majorHAnsi" w:cstheme="majorBidi" w:eastAsiaTheme="majorEastAsia" w:hAnsiTheme="majorHAnsi"/>
-      <w:color w:themeColor="accent1" w:themeShade="BF" w:val="0F4761"/>
-      <w:sz w:val="40"/>
-      <w:szCs w:val="40"/>
-    </w:rPr>
-  </w:style>
-  <w:style w:customStyle="1" w:styleId="Heading2Char" w:type="character">
-    <w:name w:val="Heading 2 Char"/>
-    <w:basedOn w:val="DefaultParagraphFont"/>
-    <w:link w:val="Heading2"/>
-    <w:uiPriority w:val="9"/>
-    <w:semiHidden/>
-    <w:rsid w:val="00A10FD9"/>
-    <w:rPr>
-      <w:rFonts w:asciiTheme="majorHAnsi" w:cstheme="majorBidi" w:eastAsiaTheme="majorEastAsia" w:hAnsiTheme="majorHAnsi"/>
-      <w:color w:themeColor="accent1" w:themeShade="BF" w:val="0F4761"/>
-      <w:sz w:val="32"/>
-      <w:szCs w:val="32"/>
-    </w:rPr>
-  </w:style>
-  <w:style w:customStyle="1" w:styleId="Heading3Char" w:type="character">
-    <w:name w:val="Heading 3 Char"/>
-    <w:basedOn w:val="DefaultParagraphFont"/>
-    <w:link w:val="Heading3"/>
-    <w:uiPriority w:val="9"/>
-    <w:semiHidden/>
-    <w:rsid w:val="00A10FD9"/>
-    <w:rPr>
-      <w:rFonts w:cstheme="majorBidi" w:eastAsiaTheme="majorEastAsia"/>
-      <w:color w:themeColor="accent1" w:themeShade="BF" w:val="0F4761"/>
-      <w:sz w:val="28"/>
-      <w:szCs w:val="28"/>
-    </w:rPr>
-  </w:style>
-  <w:style w:customStyle="1" w:styleId="Heading4Char" w:type="character">
-    <w:name w:val="Heading 4 Char"/>
-    <w:basedOn w:val="DefaultParagraphFont"/>
-    <w:link w:val="Heading4"/>
-    <w:uiPriority w:val="9"/>
-    <w:semiHidden/>
-    <w:rsid w:val="00A10FD9"/>
-    <w:rPr>
-      <w:rFonts w:cstheme="majorBidi" w:eastAsiaTheme="majorEastAsia"/>
-      <w:i/>
-      <w:iCs/>
-      <w:color w:themeColor="accent1" w:themeShade="BF" w:val="0F4761"/>
-    </w:rPr>
-  </w:style>
-  <w:style w:customStyle="1" w:styleId="Heading5Char" w:type="character">
-    <w:name w:val="Heading 5 Char"/>
-    <w:basedOn w:val="DefaultParagraphFont"/>
-    <w:link w:val="Heading5"/>
-    <w:uiPriority w:val="9"/>
-    <w:semiHidden/>
-    <w:rsid w:val="00A10FD9"/>
-    <w:rPr>
-      <w:rFonts w:cstheme="majorBidi" w:eastAsiaTheme="majorEastAsia"/>
-      <w:color w:themeColor="accent1" w:themeShade="BF" w:val="0F4761"/>
-    </w:rPr>
-  </w:style>
-  <w:style w:customStyle="1" w:styleId="Heading6Char" w:type="character">
-    <w:name w:val="Heading 6 Char"/>
-    <w:basedOn w:val="DefaultParagraphFont"/>
-    <w:link w:val="Heading6"/>
-    <w:uiPriority w:val="9"/>
-    <w:semiHidden/>
-    <w:rsid w:val="00A10FD9"/>
-    <w:rPr>
-      <w:rFonts w:cstheme="majorBidi" w:eastAsiaTheme="majorEastAsia"/>
-      <w:i/>
-      <w:iCs/>
-      <w:color w:themeColor="text1" w:themeTint="A6" w:val="595959"/>
-    </w:rPr>
-  </w:style>
-  <w:style w:customStyle="1" w:styleId="Heading7Char" w:type="character">
-    <w:name w:val="Heading 7 Char"/>
-    <w:basedOn w:val="DefaultParagraphFont"/>
-    <w:link w:val="Heading7"/>
-    <w:uiPriority w:val="9"/>
-    <w:semiHidden/>
-    <w:rsid w:val="00A10FD9"/>
-    <w:rPr>
-      <w:rFonts w:cstheme="majorBidi" w:eastAsiaTheme="majorEastAsia"/>
-      <w:color w:themeColor="text1" w:themeTint="A6" w:val="595959"/>
-    </w:rPr>
-  </w:style>
-  <w:style w:customStyle="1" w:styleId="Heading8Char" w:type="character">
-    <w:name w:val="Heading 8 Char"/>
-    <w:basedOn w:val="DefaultParagraphFont"/>
-    <w:link w:val="Heading8"/>
-    <w:uiPriority w:val="9"/>
-    <w:semiHidden/>
-    <w:rsid w:val="00A10FD9"/>
-    <w:rPr>
-      <w:rFonts w:cstheme="majorBidi" w:eastAsiaTheme="majorEastAsia"/>
-      <w:i/>
-      <w:iCs/>
-      <w:color w:themeColor="text1" w:themeTint="D8" w:val="272727"/>
-    </w:rPr>
-  </w:style>
-  <w:style w:customStyle="1" w:styleId="Heading9Char" w:type="character">
-    <w:name w:val="Heading 9 Char"/>
-    <w:basedOn w:val="DefaultParagraphFont"/>
-    <w:link w:val="Heading9"/>
-    <w:uiPriority w:val="9"/>
-    <w:semiHidden/>
-    <w:rsid w:val="00A10FD9"/>
-    <w:rPr>
-      <w:rFonts w:cstheme="majorBidi" w:eastAsiaTheme="majorEastAsia"/>
-      <w:color w:themeColor="text1" w:themeTint="D8" w:val="272727"/>
+      <w:color w:themeColor="accent1" w:val="4F81BD"/>
+      <w:sz w:val="24"/>
+      <w:szCs w:val="24"/>
     </w:rPr>
   </w:style>
   <w:style w:styleId="BlockText" w:type="paragraph">
@@ -20008,8 +20906,8 @@
   </w:style>
   <w:style w:styleId="FootnoteBlockText" w:type="paragraph">
     <w:name w:val="Footnote Block Text"/>
-    <w:basedOn w:val="FootnoteText"/>
-    <w:next w:val="FootnoteText"/>
+    <w:basedOn w:val="Footnote Text"/>
+    <w:next w:val="Footnote Text"/>
     <w:uiPriority w:val="9"/>
     <w:unhideWhenUsed/>
     <w:qFormat/>
@@ -20039,6 +20937,13 @@
       </w:tblCellMar>
     </w:tblPr>
     <w:tblStylePr w:type="firstRow">
+      <w:tblPr>
+        <w:jc w:val="left"/>
+        <w:tblInd w:type="dxa" w:w="0"/>
+      </w:tblPr>
+      <w:trPr>
+        <w:jc w:val="left"/>
+      </w:trPr>
       <w:tcPr>
         <w:tcBorders>
           <w:bottom w:val="single"/>
@@ -20394,44 +21299,44 @@
         <a:sysClr val="window" lastClr="FFFFFF"/>
       </a:lt1>
       <a:dk2>
-        <a:srgbClr val="0E2841"/>
+        <a:srgbClr val="1F497D"/>
       </a:dk2>
       <a:lt2>
-        <a:srgbClr val="E8E8E8"/>
+        <a:srgbClr val="EEECE1"/>
       </a:lt2>
       <a:accent1>
-        <a:srgbClr val="156082"/>
+        <a:srgbClr val="4F81BD"/>
       </a:accent1>
       <a:accent2>
-        <a:srgbClr val="E97132"/>
+        <a:srgbClr val="C0504D"/>
       </a:accent2>
       <a:accent3>
-        <a:srgbClr val="196B24"/>
+        <a:srgbClr val="9BBB59"/>
       </a:accent3>
       <a:accent4>
-        <a:srgbClr val="0F9ED5"/>
+        <a:srgbClr val="8064A2"/>
       </a:accent4>
       <a:accent5>
-        <a:srgbClr val="A02B93"/>
+        <a:srgbClr val="4BACC6"/>
       </a:accent5>
       <a:accent6>
-        <a:srgbClr val="4EA72E"/>
+        <a:srgbClr val="F79646"/>
       </a:accent6>
       <a:hlink>
-        <a:srgbClr val="467886"/>
+        <a:srgbClr val="0000FF"/>
       </a:hlink>
       <a:folHlink>
-        <a:srgbClr val="96607D"/>
+        <a:srgbClr val="800080"/>
       </a:folHlink>
     </a:clrScheme>
     <a:fontScheme name="Office">
       <a:majorFont>
-        <a:latin typeface="Aptos Display" panose="02110004020202020204"/>
+        <a:latin typeface="Calibri"/>
         <a:ea typeface=""/>
         <a:cs typeface=""/>
-        <a:font script="Jpan" typeface="游ゴシック Light"/>
+        <a:font script="Jpan" typeface="ＭＳ ゴシック"/>
         <a:font script="Hang" typeface="맑은 고딕"/>
-        <a:font script="Hans" typeface="等线 Light"/>
+        <a:font script="Hans" typeface="宋体"/>
         <a:font script="Hant" typeface="新細明體"/>
         <a:font script="Arab" typeface="Times New Roman"/>
         <a:font script="Hebr" typeface="Times New Roman"/>
@@ -20458,32 +21363,14 @@
         <a:font script="Mong" typeface="Mongolian Baiti"/>
         <a:font script="Viet" typeface="Times New Roman"/>
         <a:font script="Uigh" typeface="Microsoft Uighur"/>
-        <a:font script="Geor" typeface="Sylfaen"/>
-        <a:font script="Armn" typeface="Arial"/>
-        <a:font script="Bugi" typeface="Leelawadee UI"/>
-        <a:font script="Bopo" typeface="Microsoft JhengHei"/>
-        <a:font script="Java" typeface="Javanese Text"/>
-        <a:font script="Lisu" typeface="Segoe UI"/>
-        <a:font script="Mymr" typeface="Myanmar Text"/>
-        <a:font script="Nkoo" typeface="Ebrima"/>
-        <a:font script="Olck" typeface="Nirmala UI"/>
-        <a:font script="Osma" typeface="Ebrima"/>
-        <a:font script="Phag" typeface="Phagspa"/>
-        <a:font script="Syrn" typeface="Estrangelo Edessa"/>
-        <a:font script="Syrj" typeface="Estrangelo Edessa"/>
-        <a:font script="Syre" typeface="Estrangelo Edessa"/>
-        <a:font script="Sora" typeface="Nirmala UI"/>
-        <a:font script="Tale" typeface="Microsoft Tai Le"/>
-        <a:font script="Talu" typeface="Microsoft New Tai Lue"/>
-        <a:font script="Tfng" typeface="Ebrima"/>
       </a:majorFont>
       <a:minorFont>
-        <a:latin typeface="Aptos" panose="02110004020202020204"/>
+        <a:latin typeface="Cambria"/>
         <a:ea typeface=""/>
         <a:cs typeface=""/>
-        <a:font script="Jpan" typeface="游明朝"/>
+        <a:font script="Jpan" typeface="ＭＳ 明朝"/>
         <a:font script="Hang" typeface="맑은 고딕"/>
-        <a:font script="Hans" typeface="等线"/>
+        <a:font script="Hans" typeface="宋体"/>
         <a:font script="Hant" typeface="新細明體"/>
         <a:font script="Arab" typeface="Arial"/>
         <a:font script="Hebr" typeface="Arial"/>
@@ -20510,24 +21397,6 @@
         <a:font script="Mong" typeface="Mongolian Baiti"/>
         <a:font script="Viet" typeface="Arial"/>
         <a:font script="Uigh" typeface="Microsoft Uighur"/>
-        <a:font script="Geor" typeface="Sylfaen"/>
-        <a:font script="Armn" typeface="Arial"/>
-        <a:font script="Bugi" typeface="Leelawadee UI"/>
-        <a:font script="Bopo" typeface="Microsoft JhengHei"/>
-        <a:font script="Java" typeface="Javanese Text"/>
-        <a:font script="Lisu" typeface="Segoe UI"/>
-        <a:font script="Mymr" typeface="Myanmar Text"/>
-        <a:font script="Nkoo" typeface="Ebrima"/>
-        <a:font script="Olck" typeface="Nirmala UI"/>
-        <a:font script="Osma" typeface="Ebrima"/>
-        <a:font script="Phag" typeface="Phagspa"/>
-        <a:font script="Syrn" typeface="Estrangelo Edessa"/>
-        <a:font script="Syrj" typeface="Estrangelo Edessa"/>
-        <a:font script="Syre" typeface="Estrangelo Edessa"/>
-        <a:font script="Sora" typeface="Nirmala UI"/>
-        <a:font script="Tale" typeface="Microsoft Tai Le"/>
-        <a:font script="Talu" typeface="Microsoft New Tai Lue"/>
-        <a:font script="Tfng" typeface="Ebrima"/>
       </a:minorFont>
     </a:fontScheme>
     <a:fmtScheme name="Office">
@@ -20539,141 +21408,200 @@
           <a:gsLst>
             <a:gs pos="0">
               <a:schemeClr val="phClr">
-                <a:lumMod val="110000"/>
-                <a:satMod val="105000"/>
-                <a:tint val="67000"/>
+                <a:tint val="50000"/>
+                <a:satMod val="300000"/>
               </a:schemeClr>
             </a:gs>
-            <a:gs pos="50000">
+            <a:gs pos="35000">
               <a:schemeClr val="phClr">
-                <a:lumMod val="105000"/>
-                <a:satMod val="103000"/>
-                <a:tint val="73000"/>
+                <a:tint val="37000"/>
+                <a:satMod val="300000"/>
               </a:schemeClr>
             </a:gs>
             <a:gs pos="100000">
               <a:schemeClr val="phClr">
-                <a:lumMod val="105000"/>
-                <a:satMod val="109000"/>
-                <a:tint val="81000"/>
+                <a:tint val="15000"/>
+                <a:satMod val="350000"/>
               </a:schemeClr>
             </a:gs>
           </a:gsLst>
-          <a:lin ang="5400000" scaled="0"/>
+          <a:lin ang="16200000" scaled="1"/>
         </a:gradFill>
         <a:gradFill rotWithShape="1">
           <a:gsLst>
             <a:gs pos="0">
               <a:schemeClr val="phClr">
-                <a:satMod val="103000"/>
-                <a:lumMod val="102000"/>
-                <a:tint val="94000"/>
-              </a:schemeClr>
-            </a:gs>
-            <a:gs pos="50000">
-              <a:schemeClr val="phClr">
-                <a:satMod val="110000"/>
-                <a:lumMod val="100000"/>
+                <a:tint val="100000"/>
                 <a:shade val="100000"/>
+                <a:satMod val="130000"/>
               </a:schemeClr>
             </a:gs>
             <a:gs pos="100000">
               <a:schemeClr val="phClr">
-                <a:lumMod val="99000"/>
-                <a:satMod val="120000"/>
-                <a:shade val="78000"/>
+                <a:tint val="50000"/>
+                <a:shade val="100000"/>
+                <a:satMod val="350000"/>
               </a:schemeClr>
             </a:gs>
           </a:gsLst>
-          <a:lin ang="5400000" scaled="0"/>
+          <a:lin ang="16200000" scaled="0"/>
         </a:gradFill>
       </a:fillStyleLst>
       <a:lnStyleLst>
-        <a:ln w="6350" cap="flat" cmpd="sng" algn="ctr">
+        <a:ln w="9525" cap="flat" cmpd="sng" algn="ctr">
+          <a:solidFill>
+            <a:schemeClr val="phClr">
+              <a:shade val="95000"/>
+              <a:satMod val="105000"/>
+            </a:schemeClr>
+          </a:solidFill>
+          <a:prstDash val="solid"/>
+        </a:ln>
+        <a:ln w="25400" cap="flat" cmpd="sng" algn="ctr">
           <a:solidFill>
             <a:schemeClr val="phClr"/>
           </a:solidFill>
           <a:prstDash val="solid"/>
-          <a:miter lim="800000"/>
         </a:ln>
-        <a:ln w="12700" cap="flat" cmpd="sng" algn="ctr">
+        <a:ln w="38100" cap="flat" cmpd="sng" algn="ctr">
           <a:solidFill>
             <a:schemeClr val="phClr"/>
           </a:solidFill>
           <a:prstDash val="solid"/>
-          <a:miter lim="800000"/>
-        </a:ln>
-        <a:ln w="19050" cap="flat" cmpd="sng" algn="ctr">
-          <a:solidFill>
-            <a:schemeClr val="phClr"/>
-          </a:solidFill>
-          <a:prstDash val="solid"/>
-          <a:miter lim="800000"/>
         </a:ln>
       </a:lnStyleLst>
       <a:effectStyleLst>
         <a:effectStyle>
-          <a:effectLst/>
-        </a:effectStyle>
-        <a:effectStyle>
-          <a:effectLst/>
+          <a:effectLst>
+            <a:outerShdw blurRad="40000" dist="20000" dir="5400000" rotWithShape="0">
+              <a:srgbClr val="000000">
+                <a:alpha val="38000"/>
+              </a:srgbClr>
+            </a:outerShdw>
+          </a:effectLst>
         </a:effectStyle>
         <a:effectStyle>
           <a:effectLst>
-            <a:outerShdw blurRad="57150" dist="19050" dir="5400000" algn="ctr" rotWithShape="0">
+            <a:outerShdw blurRad="40000" dist="23000" dir="5400000" rotWithShape="0">
               <a:srgbClr val="000000">
-                <a:alpha val="63000"/>
+                <a:alpha val="35000"/>
               </a:srgbClr>
             </a:outerShdw>
           </a:effectLst>
+        </a:effectStyle>
+        <a:effectStyle>
+          <a:effectLst>
+            <a:outerShdw blurRad="40000" dist="23000" dir="5400000" rotWithShape="0">
+              <a:srgbClr val="000000">
+                <a:alpha val="35000"/>
+              </a:srgbClr>
+            </a:outerShdw>
+          </a:effectLst>
+          <a:scene3d>
+            <a:camera prst="orthographicFront">
+              <a:rot lat="0" lon="0" rev="0"/>
+            </a:camera>
+            <a:lightRig rig="threePt" dir="t">
+              <a:rot lat="0" lon="0" rev="1200000"/>
+            </a:lightRig>
+          </a:scene3d>
+          <a:sp3d>
+            <a:bevelT w="63500" h="25400"/>
+          </a:sp3d>
         </a:effectStyle>
       </a:effectStyleLst>
       <a:bgFillStyleLst>
         <a:solidFill>
           <a:schemeClr val="phClr"/>
         </a:solidFill>
-        <a:solidFill>
-          <a:schemeClr val="phClr">
-            <a:tint val="95000"/>
-            <a:satMod val="170000"/>
-          </a:schemeClr>
-        </a:solidFill>
         <a:gradFill rotWithShape="1">
           <a:gsLst>
             <a:gs pos="0">
               <a:schemeClr val="phClr">
-                <a:tint val="93000"/>
-                <a:satMod val="150000"/>
-                <a:shade val="98000"/>
-                <a:lumMod val="102000"/>
+                <a:tint val="40000"/>
+                <a:satMod val="350000"/>
               </a:schemeClr>
             </a:gs>
-            <a:gs pos="50000">
+            <a:gs pos="40000">
               <a:schemeClr val="phClr">
-                <a:tint val="98000"/>
-                <a:satMod val="130000"/>
-                <a:shade val="90000"/>
-                <a:lumMod val="103000"/>
+                <a:tint val="45000"/>
+                <a:shade val="99000"/>
+                <a:satMod val="350000"/>
               </a:schemeClr>
             </a:gs>
             <a:gs pos="100000">
               <a:schemeClr val="phClr">
-                <a:shade val="63000"/>
-                <a:satMod val="120000"/>
+                <a:shade val="20000"/>
+                <a:satMod val="255000"/>
               </a:schemeClr>
             </a:gs>
           </a:gsLst>
-          <a:lin ang="5400000" scaled="0"/>
+          <a:path path="circle">
+            <a:fillToRect l="50000" t="-80000" r="50000" b="180000"/>
+          </a:path>
+        </a:gradFill>
+        <a:gradFill rotWithShape="1">
+          <a:gsLst>
+            <a:gs pos="0">
+              <a:schemeClr val="phClr">
+                <a:tint val="80000"/>
+                <a:satMod val="300000"/>
+              </a:schemeClr>
+            </a:gs>
+            <a:gs pos="100000">
+              <a:schemeClr val="phClr">
+                <a:shade val="30000"/>
+                <a:satMod val="200000"/>
+              </a:schemeClr>
+            </a:gs>
+          </a:gsLst>
+          <a:path path="circle">
+            <a:fillToRect l="50000" t="50000" r="50000" b="50000"/>
+          </a:path>
         </a:gradFill>
       </a:bgFillStyleLst>
     </a:fmtScheme>
   </a:themeElements>
-  <a:objectDefaults/>
+  <a:objectDefaults>
+    <a:spDef>
+      <a:spPr/>
+      <a:bodyPr/>
+      <a:lstStyle/>
+      <a:style>
+        <a:lnRef idx="1">
+          <a:schemeClr val="accent1"/>
+        </a:lnRef>
+        <a:fillRef idx="3">
+          <a:schemeClr val="accent1"/>
+        </a:fillRef>
+        <a:effectRef idx="2">
+          <a:schemeClr val="accent1"/>
+        </a:effectRef>
+        <a:fontRef idx="minor">
+          <a:schemeClr val="lt1"/>
+        </a:fontRef>
+      </a:style>
+    </a:spDef>
+    <a:lnDef>
+      <a:spPr/>
+      <a:bodyPr/>
+      <a:lstStyle/>
+      <a:style>
+        <a:lnRef idx="2">
+          <a:schemeClr val="accent1"/>
+        </a:lnRef>
+        <a:fillRef idx="0">
+          <a:schemeClr val="accent1"/>
+        </a:fillRef>
+        <a:effectRef idx="1">
+          <a:schemeClr val="accent1"/>
+        </a:effectRef>
+        <a:fontRef idx="minor">
+          <a:schemeClr val="tx1"/>
+        </a:fontRef>
+      </a:style>
+    </a:lnDef>
+  </a:objectDefaults>
   <a:extraClrSchemeLst/>
-  <a:extLst>
-    <a:ext uri="{05A4C25C-085E-4340-85A3-A5531E510DB2}">
-      <thm15:themeFamily xmlns:thm15="http://schemas.microsoft.com/office/thememl/2012/main" name="Office Theme" id="{2E142A2C-CD16-42D6-873A-C26D2A0506FA}" vid="{1BDDFF52-6CD6-40A5-AB3C-68EB2F1E4D0A}"/>
-    </a:ext>
-  </a:extLst>
 </a:theme>
 </file>
--- a/docx/07-servicios-red/07-servicios-red.docx
+++ b/docx/07-servicios-red/07-servicios-red.docx
@@ -1775,144 +1775,39 @@
         <w:pStyle w:val="FirstParagraph"/>
       </w:pPr>
       <w:r>
-        <w:t xml:space="preserve">¿Dónde vive cada servicio? Tienes dos grandes opciones y ambas son válidas:</w:t>
-      </w:r>
-    </w:p>
-    <w:tbl>
-      <w:tblPr>
-        <w:tblStyle w:val="Table"/>
-        <w:tblW w:type="pct" w:w="5000"/>
-        <w:tblLayout w:type="fixed"/>
-        <w:tblLook w:firstRow="1" w:lastRow="0" w:firstColumn="0" w:lastColumn="0" w:noHBand="0" w:noVBand="0" w:val="0020"/>
-      </w:tblPr>
-      <w:tblGrid>
-        <w:gridCol w:w="2640"/>
-        <w:gridCol w:w="2640"/>
-        <w:gridCol w:w="2640"/>
-      </w:tblGrid>
-      <w:tr>
-        <w:trPr>
-          <w:tblHeader w:val="on"/>
-        </w:trPr>
-        <w:tc>
-          <w:tcPr/>
-          <w:p>
-            <w:pPr>
-              <w:pStyle w:val="Compact"/>
-            </w:pPr>
-            <w:r>
-              <w:t xml:space="preserve">Opción</w:t>
-            </w:r>
-          </w:p>
-        </w:tc>
-        <w:tc>
-          <w:tcPr/>
-          <w:p>
-            <w:pPr>
-              <w:pStyle w:val="Compact"/>
-            </w:pPr>
-            <w:r>
-              <w:t xml:space="preserve">Ejemplo típico</w:t>
-            </w:r>
-          </w:p>
-        </w:tc>
-        <w:tc>
-          <w:tcPr/>
-          <w:p>
-            <w:pPr>
-              <w:pStyle w:val="Compact"/>
-            </w:pPr>
-            <w:r>
-              <w:t xml:space="preserve">Cuándo se usa</w:t>
-            </w:r>
-          </w:p>
-        </w:tc>
-      </w:tr>
-      <w:tr>
-        <w:tc>
-          <w:tcPr/>
-          <w:p>
-            <w:pPr>
-              <w:pStyle w:val="Compact"/>
-            </w:pPr>
-            <w:r>
-              <w:rPr>
-                <w:b/>
-                <w:bCs/>
-              </w:rPr>
-              <w:t xml:space="preserve">En el router/firewall</w:t>
-            </w:r>
-          </w:p>
-        </w:tc>
-        <w:tc>
-          <w:tcPr/>
-          <w:p>
-            <w:pPr>
-              <w:pStyle w:val="Compact"/>
-            </w:pPr>
-            <w:r>
-              <w:t xml:space="preserve">DHCP y DNS en el router Cisco de la sucursal</w:t>
-            </w:r>
-          </w:p>
-        </w:tc>
-        <w:tc>
-          <w:tcPr/>
-          <w:p>
-            <w:pPr>
-              <w:pStyle w:val="Compact"/>
-            </w:pPr>
-            <w:r>
-              <w:t xml:space="preserve">Redes pequeñas, sucursales, laboratorios</w:t>
-            </w:r>
-          </w:p>
-        </w:tc>
-      </w:tr>
-      <w:tr>
-        <w:tc>
-          <w:tcPr/>
-          <w:p>
-            <w:pPr>
-              <w:pStyle w:val="Compact"/>
-            </w:pPr>
-            <w:r>
-              <w:rPr>
-                <w:b/>
-                <w:bCs/>
-              </w:rPr>
-              <w:t xml:space="preserve">En servidores dedicados</w:t>
-            </w:r>
-          </w:p>
-        </w:tc>
-        <w:tc>
-          <w:tcPr/>
-          <w:p>
-            <w:pPr>
-              <w:pStyle w:val="Compact"/>
-            </w:pPr>
-            <w:r>
-              <w:t xml:space="preserve">Windows Server, BIND, Samba</w:t>
-            </w:r>
-          </w:p>
-        </w:tc>
-        <w:tc>
-          <w:tcPr/>
-          <w:p>
-            <w:pPr>
-              <w:pStyle w:val="Compact"/>
-            </w:pPr>
-            <w:r>
-              <w:t xml:space="preserve">Redes medianas y grandes, integración con dominio</w:t>
-            </w:r>
-          </w:p>
-        </w:tc>
-      </w:tr>
-    </w:tbl>
-    <w:p>
-      <w:pPr>
-        <w:pStyle w:val="BodyText"/>
-      </w:pPr>
-      <w:r>
-        <w:t xml:space="preserve">En esta unidad aprenderás a montarlos en</w:t>
+        <w:t xml:space="preserve">¿Dónde vive cada servicio? En</w:t>
+      </w:r>
+      <w:r>
+        <w:t xml:space="preserve"> </w:t>
+      </w:r>
+      <w:r>
+        <w:rPr>
+          <w:b/>
+          <w:bCs/>
+        </w:rPr>
+        <w:t xml:space="preserve">el router/firewall</w:t>
+      </w:r>
+      <w:r>
+        <w:t xml:space="preserve"> </w:t>
+      </w:r>
+      <w:r>
+        <w:t xml:space="preserve">(redes pequeñas, sucursales y laboratorios) o en</w:t>
+      </w:r>
+      <w:r>
+        <w:t xml:space="preserve"> </w:t>
+      </w:r>
+      <w:r>
+        <w:rPr>
+          <w:b/>
+          <w:bCs/>
+        </w:rPr>
+        <w:t xml:space="preserve">servidores dedicados</w:t>
+      </w:r>
+      <w:r>
+        <w:t xml:space="preserve"> </w:t>
+      </w:r>
+      <w:r>
+        <w:t xml:space="preserve">como Windows Server, BIND o Samba (redes medianas y grandes, con integración en el dominio). En esta unidad aprenderás a montarlos en</w:t>
       </w:r>
       <w:r>
         <w:t xml:space="preserve"> </w:t>
@@ -3245,8 +3140,7 @@
     <w:tbl>
       <w:tblPr>
         <w:tblStyle w:val="Table"/>
-        <w:tblW w:type="pct" w:w="5000"/>
-        <w:tblLayout w:type="fixed"/>
+        <w:tblW w:type="auto" w:w="0"/>
         <w:tblLook w:firstRow="1" w:lastRow="0" w:firstColumn="0" w:lastColumn="0" w:noHBand="0" w:noVBand="0" w:val="0020"/>
       </w:tblPr>
       <w:tblGrid>
@@ -3467,62 +3361,7 @@
           </w:p>
         </w:tc>
       </w:tr>
-      <w:tr>
-        <w:tc>
-          <w:tcPr/>
-          <w:p>
-            <w:pPr>
-              <w:pStyle w:val="Compact"/>
-            </w:pPr>
-            <w:r>
-              <w:t xml:space="preserve">66/150 (TFTP)</w:t>
-            </w:r>
-          </w:p>
-        </w:tc>
-        <w:tc>
-          <w:tcPr/>
-          <w:p>
-            <w:pPr>
-              <w:pStyle w:val="Compact"/>
-            </w:pPr>
-            <w:r>
-              <w:t xml:space="preserve">Servidor de configuración (teléfonos IP)</w:t>
-            </w:r>
-          </w:p>
-        </w:tc>
-        <w:tc>
-          <w:tcPr/>
-          <w:p>
-            <w:pPr>
-              <w:pStyle w:val="Compact"/>
-            </w:pPr>
-            <w:r>
-              <w:t xml:space="preserve">192.168.1.20</w:t>
-            </w:r>
-          </w:p>
-        </w:tc>
-      </w:tr>
     </w:tbl>
-    <w:p>
-      <w:pPr>
-        <w:pStyle w:val="BodyText"/>
-      </w:pPr>
-      <w:r>
-        <w:t xml:space="preserve">Las opciones 66/150 explican por qué un teléfono IP</w:t>
-      </w:r>
-      <w:r>
-        <w:t xml:space="preserve"> </w:t>
-      </w:r>
-      <w:r>
-        <w:t xml:space="preserve">“sabe”</w:t>
-      </w:r>
-      <w:r>
-        <w:t xml:space="preserve"> </w:t>
-      </w:r>
-      <w:r>
-        <w:t xml:space="preserve">dónde está la centralita sin configurar nada a mano: se lo dice DHCP.</w:t>
-      </w:r>
-    </w:p>
     <w:p>
       <w:r>
         <w:pict>
@@ -3558,111 +3397,68 @@
         <w:t xml:space="preserve">presta</w:t>
       </w:r>
       <w:r>
-        <w:t xml:space="preserve">. El ciclo de vida de un lease:</w:t>
-      </w:r>
-    </w:p>
-    <w:p>
-      <w:pPr>
-        <w:pStyle w:val="Compact"/>
-        <w:numPr>
-          <w:ilvl w:val="0"/>
-          <w:numId w:val="1007"/>
-        </w:numPr>
-      </w:pPr>
-      <w:r>
-        <w:rPr>
-          <w:b/>
-          <w:bCs/>
-        </w:rPr>
-        <w:t xml:space="preserve">Asignación:</w:t>
-      </w:r>
-      <w:r>
-        <w:t xml:space="preserve"> </w:t>
-      </w:r>
-      <w:r>
-        <w:t xml:space="preserve">DORA completo; el cliente recibe la IP con un tiempo de concesión.</w:t>
-      </w:r>
-    </w:p>
-    <w:p>
-      <w:pPr>
-        <w:pStyle w:val="Compact"/>
-        <w:numPr>
-          <w:ilvl w:val="0"/>
-          <w:numId w:val="1007"/>
-        </w:numPr>
-      </w:pPr>
-      <w:r>
-        <w:rPr>
-          <w:b/>
-          <w:bCs/>
-        </w:rPr>
-        <w:t xml:space="preserve">T1 (50 % del lease):</w:t>
-      </w:r>
-      <w:r>
-        <w:t xml:space="preserve"> </w:t>
-      </w:r>
-      <w:r>
-        <w:t xml:space="preserve">el cliente intenta</w:t>
-      </w:r>
-      <w:r>
-        <w:t xml:space="preserve"> </w:t>
-      </w:r>
-      <w:r>
-        <w:rPr>
-          <w:b/>
-          <w:bCs/>
-        </w:rPr>
-        <w:t xml:space="preserve">renovar</w:t>
-      </w:r>
-      <w:r>
-        <w:t xml:space="preserve"> </w:t>
-      </w:r>
-      <w:r>
-        <w:t xml:space="preserve">con el servidor original (Request unicast → Ack).</w:t>
-      </w:r>
-    </w:p>
-    <w:p>
-      <w:pPr>
-        <w:pStyle w:val="Compact"/>
-        <w:numPr>
-          <w:ilvl w:val="0"/>
-          <w:numId w:val="1007"/>
-        </w:numPr>
-      </w:pPr>
-      <w:r>
-        <w:rPr>
-          <w:b/>
-          <w:bCs/>
-        </w:rPr>
-        <w:t xml:space="preserve">T2 (87,5 %):</w:t>
-      </w:r>
-      <w:r>
-        <w:t xml:space="preserve"> </w:t>
-      </w:r>
-      <w:r>
-        <w:t xml:space="preserve">si el servidor original no responde, el cliente pide en broadcast a cualquier servidor.</w:t>
-      </w:r>
-    </w:p>
-    <w:p>
-      <w:pPr>
-        <w:pStyle w:val="Compact"/>
-        <w:numPr>
-          <w:ilvl w:val="0"/>
-          <w:numId w:val="1007"/>
-        </w:numPr>
-      </w:pPr>
-      <w:r>
-        <w:rPr>
-          <w:b/>
-          <w:bCs/>
-        </w:rPr>
-        <w:t xml:space="preserve">Expiración:</w:t>
-      </w:r>
-      <w:r>
-        <w:t xml:space="preserve"> </w:t>
-      </w:r>
-      <w:r>
-        <w:t xml:space="preserve">si nadie responde, el cliente suelta la dirección y vuelve a empezar por Discover.</w:t>
+        <w:t xml:space="preserve">. Tras el DORA de asignación, el lease avanza por fases: a los</w:t>
+      </w:r>
+      <w:r>
+        <w:t xml:space="preserve"> </w:t>
+      </w:r>
+      <w:r>
+        <w:rPr>
+          <w:b/>
+          <w:bCs/>
+        </w:rPr>
+        <w:t xml:space="preserve">T1 (50 %)</w:t>
+      </w:r>
+      <w:r>
+        <w:t xml:space="preserve"> </w:t>
+      </w:r>
+      <w:r>
+        <w:t xml:space="preserve">el cliente</w:t>
+      </w:r>
+      <w:r>
+        <w:t xml:space="preserve"> </w:t>
+      </w:r>
+      <w:r>
+        <w:rPr>
+          <w:b/>
+          <w:bCs/>
+        </w:rPr>
+        <w:t xml:space="preserve">renueva</w:t>
+      </w:r>
+      <w:r>
+        <w:t xml:space="preserve"> </w:t>
+      </w:r>
+      <w:r>
+        <w:t xml:space="preserve">con su servidor original (Request unicast → Ack); si no le contesta, a los</w:t>
+      </w:r>
+      <w:r>
+        <w:t xml:space="preserve"> </w:t>
+      </w:r>
+      <w:r>
+        <w:rPr>
+          <w:b/>
+          <w:bCs/>
+        </w:rPr>
+        <w:t xml:space="preserve">T2 (87,5 %)</w:t>
+      </w:r>
+      <w:r>
+        <w:t xml:space="preserve"> </w:t>
+      </w:r>
+      <w:r>
+        <w:t xml:space="preserve">pide en broadcast a cualquier servidor; y si nadie responde, el lease</w:t>
+      </w:r>
+      <w:r>
+        <w:t xml:space="preserve"> </w:t>
+      </w:r>
+      <w:r>
+        <w:rPr>
+          <w:b/>
+          <w:bCs/>
+        </w:rPr>
+        <w:t xml:space="preserve">expira</w:t>
+      </w:r>
+      <w:r>
+        <w:t xml:space="preserve">: el cliente suelta la dirección y vuelve a empezar por Discover.</w:t>
       </w:r>
     </w:p>
     <w:p>
@@ -3971,11 +3767,55 @@
         <w:pStyle w:val="Compact"/>
         <w:numPr>
           <w:ilvl w:val="0"/>
-          <w:numId w:val="1008"/>
+          <w:numId w:val="1007"/>
         </w:numPr>
       </w:pPr>
       <w:r>
         <w:t xml:space="preserve">Recita de memoria los cuatro mensajes de DORA y quién los envía.</w:t>
+      </w:r>
+    </w:p>
+    <w:p>
+      <w:pPr>
+        <w:pStyle w:val="Compact"/>
+        <w:numPr>
+          <w:ilvl w:val="0"/>
+          <w:numId w:val="1007"/>
+        </w:numPr>
+      </w:pPr>
+      <w:r>
+        <w:t xml:space="preserve">¿Por qué el mensaje Request se envía en broadcast y no directamente al servidor elegido?</w:t>
+      </w:r>
+    </w:p>
+    <w:p>
+      <w:pPr>
+        <w:pStyle w:val="Compact"/>
+        <w:numPr>
+          <w:ilvl w:val="0"/>
+          <w:numId w:val="1007"/>
+        </w:numPr>
+      </w:pPr>
+      <w:r>
+        <w:t xml:space="preserve">Un servidor DHCP se cae a las 9:00 con leases de 24 horas repartidas la noche anterior. ¿Los clientes dejan de funcionar al instante? ¿Por qué?</w:t>
+      </w:r>
+    </w:p>
+    <w:p>
+      <w:pPr>
+        <w:pStyle w:val="Compact"/>
+        <w:numPr>
+          <w:ilvl w:val="0"/>
+          <w:numId w:val="1007"/>
+        </w:numPr>
+      </w:pPr>
+      <w:r>
+        <w:t xml:space="preserve">¿Qué diferencia hay entre una IP estática y una reserva DHCP?</w:t>
+      </w:r>
+    </w:p>
+    <w:p>
+      <w:pPr>
+        <w:pStyle w:val="FirstParagraph"/>
+      </w:pPr>
+      <w:r>
+        <w:t xml:space="preserve">🔄 Respuestas</w:t>
       </w:r>
     </w:p>
     <w:p>
@@ -3987,7 +3827,65 @@
         </w:numPr>
       </w:pPr>
       <w:r>
-        <w:t xml:space="preserve">¿Por qué el mensaje Request se envía en broadcast y no directamente al servidor elegido?</w:t>
+        <w:rPr>
+          <w:b/>
+          <w:bCs/>
+        </w:rPr>
+        <w:t xml:space="preserve">Discover</w:t>
+      </w:r>
+      <w:r>
+        <w:t xml:space="preserve"> </w:t>
+      </w:r>
+      <w:r>
+        <w:t xml:space="preserve">(cliente, broadcast),</w:t>
+      </w:r>
+      <w:r>
+        <w:t xml:space="preserve"> </w:t>
+      </w:r>
+      <w:r>
+        <w:rPr>
+          <w:b/>
+          <w:bCs/>
+        </w:rPr>
+        <w:t xml:space="preserve">Offer</w:t>
+      </w:r>
+      <w:r>
+        <w:t xml:space="preserve"> </w:t>
+      </w:r>
+      <w:r>
+        <w:t xml:space="preserve">(servidor),</w:t>
+      </w:r>
+      <w:r>
+        <w:t xml:space="preserve"> </w:t>
+      </w:r>
+      <w:r>
+        <w:rPr>
+          <w:b/>
+          <w:bCs/>
+        </w:rPr>
+        <w:t xml:space="preserve">Request</w:t>
+      </w:r>
+      <w:r>
+        <w:t xml:space="preserve"> </w:t>
+      </w:r>
+      <w:r>
+        <w:t xml:space="preserve">(cliente, broadcast),</w:t>
+      </w:r>
+      <w:r>
+        <w:t xml:space="preserve"> </w:t>
+      </w:r>
+      <w:r>
+        <w:rPr>
+          <w:b/>
+          <w:bCs/>
+        </w:rPr>
+        <w:t xml:space="preserve">Ack</w:t>
+      </w:r>
+      <w:r>
+        <w:t xml:space="preserve"> </w:t>
+      </w:r>
+      <w:r>
+        <w:t xml:space="preserve">(servidor). Disco-Oferta-Petición-Confirmación.</w:t>
       </w:r>
     </w:p>
     <w:p>
@@ -3999,7 +3897,23 @@
         </w:numPr>
       </w:pPr>
       <w:r>
-        <w:t xml:space="preserve">Un servidor DHCP se cae a las 9:00 con leases de 24 horas repartidas la noche anterior. ¿Los clientes dejan de funcionar al instante? ¿Por qué?</w:t>
+        <w:t xml:space="preserve">Para que</w:t>
+      </w:r>
+      <w:r>
+        <w:t xml:space="preserve"> </w:t>
+      </w:r>
+      <w:r>
+        <w:rPr>
+          <w:b/>
+          <w:bCs/>
+        </w:rPr>
+        <w:t xml:space="preserve">otros servidores DHCP</w:t>
+      </w:r>
+      <w:r>
+        <w:t xml:space="preserve"> </w:t>
+      </w:r>
+      <w:r>
+        <w:t xml:space="preserve">que hicieron ofertas sepan que no fueron elegidos y liberen la dirección que reservaron para ese cliente.</w:t>
       </w:r>
     </w:p>
     <w:p>
@@ -4011,15 +3925,72 @@
         </w:numPr>
       </w:pPr>
       <w:r>
-        <w:t xml:space="preserve">¿Qué diferencia hay entre una IP estática y una reserva DHCP?</w:t>
-      </w:r>
-    </w:p>
-    <w:p>
-      <w:pPr>
-        <w:pStyle w:val="FirstParagraph"/>
-      </w:pPr>
-      <w:r>
-        <w:t xml:space="preserve">🔄 Respuestas</w:t>
+        <w:rPr>
+          <w:b/>
+          <w:bCs/>
+        </w:rPr>
+        <w:t xml:space="preserve">No.</w:t>
+      </w:r>
+      <w:r>
+        <w:t xml:space="preserve"> </w:t>
+      </w:r>
+      <w:r>
+        <w:t xml:space="preserve">Los clientes conservan su concesión hasta el 50 % (T1) del lease e intentan renovar; con 24 h de lease, seguirán operando muchas horas aunque el servidor esté caído.</w:t>
+      </w:r>
+    </w:p>
+    <w:p>
+      <w:pPr>
+        <w:pStyle w:val="Compact"/>
+        <w:numPr>
+          <w:ilvl w:val="0"/>
+          <w:numId w:val="1008"/>
+        </w:numPr>
+      </w:pPr>
+      <w:r>
+        <w:t xml:space="preserve">La IP estática se configura</w:t>
+      </w:r>
+      <w:r>
+        <w:t xml:space="preserve"> </w:t>
+      </w:r>
+      <w:r>
+        <w:rPr>
+          <w:b/>
+          <w:bCs/>
+        </w:rPr>
+        <w:t xml:space="preserve">en el propio equipo</w:t>
+      </w:r>
+      <w:r>
+        <w:t xml:space="preserve">; la reserva la gestiona</w:t>
+      </w:r>
+      <w:r>
+        <w:t xml:space="preserve"> </w:t>
+      </w:r>
+      <w:r>
+        <w:rPr>
+          <w:b/>
+          <w:bCs/>
+        </w:rPr>
+        <w:t xml:space="preserve">el servidor DHCP</w:t>
+      </w:r>
+      <w:r>
+        <w:t xml:space="preserve">, que siempre asignará esa IP a la MAC registrada. La reserva centraliza la gestión y evita duplicados.</w:t>
+      </w:r>
+    </w:p>
+    <w:p>
+      <w:r>
+        <w:pict>
+          <v:rect style="width:0;height:1.5pt" o:hralign="center" o:hrstd="t" o:hr="t"/>
+        </w:pict>
+      </w:r>
+    </w:p>
+    <w:bookmarkEnd w:id="50"/>
+    <w:bookmarkStart w:id="51" w:name="resumen-en-3-frases-1"/>
+    <w:p>
+      <w:pPr>
+        <w:pStyle w:val="Heading2"/>
+      </w:pPr>
+      <w:r>
+        <w:t xml:space="preserve">✅ Resumen en 3 frases</w:t>
       </w:r>
     </w:p>
     <w:p>
@@ -4031,65 +4002,20 @@
         </w:numPr>
       </w:pPr>
       <w:r>
-        <w:rPr>
-          <w:b/>
-          <w:bCs/>
-        </w:rPr>
-        <w:t xml:space="preserve">Discover</w:t>
-      </w:r>
-      <w:r>
-        <w:t xml:space="preserve"> </w:t>
-      </w:r>
-      <w:r>
-        <w:t xml:space="preserve">(cliente, broadcast),</w:t>
-      </w:r>
-      <w:r>
-        <w:t xml:space="preserve"> </w:t>
-      </w:r>
-      <w:r>
-        <w:rPr>
-          <w:b/>
-          <w:bCs/>
-        </w:rPr>
-        <w:t xml:space="preserve">Offer</w:t>
-      </w:r>
-      <w:r>
-        <w:t xml:space="preserve"> </w:t>
-      </w:r>
-      <w:r>
-        <w:t xml:space="preserve">(servidor),</w:t>
-      </w:r>
-      <w:r>
-        <w:t xml:space="preserve"> </w:t>
-      </w:r>
-      <w:r>
-        <w:rPr>
-          <w:b/>
-          <w:bCs/>
-        </w:rPr>
-        <w:t xml:space="preserve">Request</w:t>
-      </w:r>
-      <w:r>
-        <w:t xml:space="preserve"> </w:t>
-      </w:r>
-      <w:r>
-        <w:t xml:space="preserve">(cliente, broadcast),</w:t>
-      </w:r>
-      <w:r>
-        <w:t xml:space="preserve"> </w:t>
-      </w:r>
-      <w:r>
-        <w:rPr>
-          <w:b/>
-          <w:bCs/>
-        </w:rPr>
-        <w:t xml:space="preserve">Ack</w:t>
-      </w:r>
-      <w:r>
-        <w:t xml:space="preserve"> </w:t>
-      </w:r>
-      <w:r>
-        <w:t xml:space="preserve">(servidor). Disco-Oferta-Petición-Confirmación.</w:t>
+        <w:t xml:space="preserve">DHCP asigna IP, máscara, gateway y DNS con el diálogo</w:t>
+      </w:r>
+      <w:r>
+        <w:t xml:space="preserve"> </w:t>
+      </w:r>
+      <w:r>
+        <w:rPr>
+          <w:b/>
+          <w:bCs/>
+        </w:rPr>
+        <w:t xml:space="preserve">DORA</w:t>
+      </w:r>
+      <w:r>
+        <w:t xml:space="preserve">.</w:t>
       </w:r>
     </w:p>
     <w:p>
@@ -4101,23 +4027,23 @@
         </w:numPr>
       </w:pPr>
       <w:r>
-        <w:t xml:space="preserve">Para que</w:t>
-      </w:r>
-      <w:r>
-        <w:t xml:space="preserve"> </w:t>
-      </w:r>
-      <w:r>
-        <w:rPr>
-          <w:b/>
-          <w:bCs/>
-        </w:rPr>
-        <w:t xml:space="preserve">otros servidores DHCP</w:t>
-      </w:r>
-      <w:r>
-        <w:t xml:space="preserve"> </w:t>
-      </w:r>
-      <w:r>
-        <w:t xml:space="preserve">que hicieron ofertas sepan que no fueron elegidos y liberen la dirección que reservaron para ese cliente.</w:t>
+        <w:t xml:space="preserve">La concesión se</w:t>
+      </w:r>
+      <w:r>
+        <w:t xml:space="preserve"> </w:t>
+      </w:r>
+      <w:r>
+        <w:rPr>
+          <w:b/>
+          <w:bCs/>
+        </w:rPr>
+        <w:t xml:space="preserve">renueva al 50 %</w:t>
+      </w:r>
+      <w:r>
+        <w:t xml:space="preserve"> </w:t>
+      </w:r>
+      <w:r>
+        <w:t xml:space="preserve">y rebroadcastea al 87,5 %: caída del servidor ≠ caída de la red.</w:t>
       </w:r>
     </w:p>
     <w:p>
@@ -4126,136 +4052,6 @@
         <w:numPr>
           <w:ilvl w:val="0"/>
           <w:numId w:val="1009"/>
-        </w:numPr>
-      </w:pPr>
-      <w:r>
-        <w:rPr>
-          <w:b/>
-          <w:bCs/>
-        </w:rPr>
-        <w:t xml:space="preserve">No.</w:t>
-      </w:r>
-      <w:r>
-        <w:t xml:space="preserve"> </w:t>
-      </w:r>
-      <w:r>
-        <w:t xml:space="preserve">Los clientes conservan su concesión hasta el 50 % (T1) del lease e intentan renovar; con 24 h de lease, seguirán operando muchas horas aunque el servidor esté caído.</w:t>
-      </w:r>
-    </w:p>
-    <w:p>
-      <w:pPr>
-        <w:pStyle w:val="Compact"/>
-        <w:numPr>
-          <w:ilvl w:val="0"/>
-          <w:numId w:val="1009"/>
-        </w:numPr>
-      </w:pPr>
-      <w:r>
-        <w:t xml:space="preserve">La IP estática se configura</w:t>
-      </w:r>
-      <w:r>
-        <w:t xml:space="preserve"> </w:t>
-      </w:r>
-      <w:r>
-        <w:rPr>
-          <w:b/>
-          <w:bCs/>
-        </w:rPr>
-        <w:t xml:space="preserve">en el propio equipo</w:t>
-      </w:r>
-      <w:r>
-        <w:t xml:space="preserve">; la reserva la gestiona</w:t>
-      </w:r>
-      <w:r>
-        <w:t xml:space="preserve"> </w:t>
-      </w:r>
-      <w:r>
-        <w:rPr>
-          <w:b/>
-          <w:bCs/>
-        </w:rPr>
-        <w:t xml:space="preserve">el servidor DHCP</w:t>
-      </w:r>
-      <w:r>
-        <w:t xml:space="preserve">, que siempre asignará esa IP a la MAC registrada. La reserva centraliza la gestión y evita duplicados.</w:t>
-      </w:r>
-    </w:p>
-    <w:p>
-      <w:r>
-        <w:pict>
-          <v:rect style="width:0;height:1.5pt" o:hralign="center" o:hrstd="t" o:hr="t"/>
-        </w:pict>
-      </w:r>
-    </w:p>
-    <w:bookmarkEnd w:id="50"/>
-    <w:bookmarkStart w:id="51" w:name="resumen-en-3-frases-1"/>
-    <w:p>
-      <w:pPr>
-        <w:pStyle w:val="Heading2"/>
-      </w:pPr>
-      <w:r>
-        <w:t xml:space="preserve">✅ Resumen en 3 frases</w:t>
-      </w:r>
-    </w:p>
-    <w:p>
-      <w:pPr>
-        <w:pStyle w:val="Compact"/>
-        <w:numPr>
-          <w:ilvl w:val="0"/>
-          <w:numId w:val="1010"/>
-        </w:numPr>
-      </w:pPr>
-      <w:r>
-        <w:t xml:space="preserve">DHCP asigna IP, máscara, gateway y DNS con el diálogo</w:t>
-      </w:r>
-      <w:r>
-        <w:t xml:space="preserve"> </w:t>
-      </w:r>
-      <w:r>
-        <w:rPr>
-          <w:b/>
-          <w:bCs/>
-        </w:rPr>
-        <w:t xml:space="preserve">DORA</w:t>
-      </w:r>
-      <w:r>
-        <w:t xml:space="preserve">.</w:t>
-      </w:r>
-    </w:p>
-    <w:p>
-      <w:pPr>
-        <w:pStyle w:val="Compact"/>
-        <w:numPr>
-          <w:ilvl w:val="0"/>
-          <w:numId w:val="1010"/>
-        </w:numPr>
-      </w:pPr>
-      <w:r>
-        <w:t xml:space="preserve">La concesión se</w:t>
-      </w:r>
-      <w:r>
-        <w:t xml:space="preserve"> </w:t>
-      </w:r>
-      <w:r>
-        <w:rPr>
-          <w:b/>
-          <w:bCs/>
-        </w:rPr>
-        <w:t xml:space="preserve">renueva al 50 %</w:t>
-      </w:r>
-      <w:r>
-        <w:t xml:space="preserve"> </w:t>
-      </w:r>
-      <w:r>
-        <w:t xml:space="preserve">y rebroadcastea al 87,5 %: caída del servidor ≠ caída de la red.</w:t>
-      </w:r>
-    </w:p>
-    <w:p>
-      <w:pPr>
-        <w:pStyle w:val="Compact"/>
-        <w:numPr>
-          <w:ilvl w:val="0"/>
-          <w:numId w:val="1010"/>
         </w:numPr>
       </w:pPr>
       <w:r>
@@ -4668,7 +4464,7 @@
         <w:rPr>
           <w:rStyle w:val="VerbatimChar"/>
         </w:rPr>
-        <w:t xml:space="preserve">Router&gt; enable</w:t>
+        <w:t xml:space="preserve">Router(config)# ip dhcp excluded-address 192.168.1.1 192.168.1.99    ← rango reservado: nunca se ofrecerá</w:t>
       </w:r>
       <w:r>
         <w:br/>
@@ -4677,7 +4473,7 @@
         <w:rPr>
           <w:rStyle w:val="VerbatimChar"/>
         </w:rPr>
-        <w:t xml:space="preserve">Router# configure terminal</w:t>
+        <w:t xml:space="preserve">Router(config)# ip dhcp excluded-address 192.168.1.201 192.168.1.254  ← lo mismo con el tramo alto</w:t>
       </w:r>
       <w:r>
         <w:br/>
@@ -4686,7 +4482,7 @@
         <w:rPr>
           <w:rStyle w:val="VerbatimChar"/>
         </w:rPr>
-        <w:t xml:space="preserve">Router(config)# ip dhcp excluded-address 192.168.1.1 192.168.1.99</w:t>
+        <w:t xml:space="preserve">Router(config)# ip dhcp pool LAN-1        ← crea el pool (el "bolso" de direcciones)</w:t>
       </w:r>
       <w:r>
         <w:br/>
@@ -4695,7 +4491,7 @@
         <w:rPr>
           <w:rStyle w:val="VerbatimChar"/>
         </w:rPr>
-        <w:t xml:space="preserve">Router(config)# ip dhcp excluded-address 192.168.1.201 192.168.1.254</w:t>
+        <w:t xml:space="preserve">Router(dhcp-config)# network 192.168.1.0 255.255.255.0   ← subred de la que se sacan las IPs</w:t>
       </w:r>
       <w:r>
         <w:br/>
@@ -4704,7 +4500,7 @@
         <w:rPr>
           <w:rStyle w:val="VerbatimChar"/>
         </w:rPr>
-        <w:t xml:space="preserve">Router(config)# ip dhcp pool LAN-1</w:t>
+        <w:t xml:space="preserve">Router(dhcp-config)# default-router 192.168.1.1   ← opción 3: el gateway de los clientes</w:t>
       </w:r>
       <w:r>
         <w:br/>
@@ -4713,7 +4509,7 @@
         <w:rPr>
           <w:rStyle w:val="VerbatimChar"/>
         </w:rPr>
-        <w:t xml:space="preserve">Router(dhcp-config)# network 192.168.1.0 255.255.255.0</w:t>
+        <w:t xml:space="preserve">Router(dhcp-config)# dns-server 192.168.1.10      ← opción 6: los servidores DNS</w:t>
       </w:r>
       <w:r>
         <w:br/>
@@ -4722,7 +4518,7 @@
         <w:rPr>
           <w:rStyle w:val="VerbatimChar"/>
         </w:rPr>
-        <w:t xml:space="preserve">Router(dhcp-config)# default-router 192.168.1.1</w:t>
+        <w:t xml:space="preserve">Router(dhcp-config)# domain-name empresa.local    ← opción 15: el sufijo DNS</w:t>
       </w:r>
       <w:r>
         <w:br/>
@@ -4731,7 +4527,7 @@
         <w:rPr>
           <w:rStyle w:val="VerbatimChar"/>
         </w:rPr>
-        <w:t xml:space="preserve">Router(dhcp-config)# dns-server 192.168.1.10</w:t>
+        <w:t xml:space="preserve">Router(dhcp-config)# lease 1 12        ← duración de la concesión: días [horas [minutos]]</w:t>
       </w:r>
       <w:r>
         <w:br/>
@@ -4740,275 +4536,9 @@
         <w:rPr>
           <w:rStyle w:val="VerbatimChar"/>
         </w:rPr>
-        <w:t xml:space="preserve">Router(dhcp-config)# domain-name empresa.local</w:t>
-      </w:r>
-      <w:r>
-        <w:br/>
-      </w:r>
-      <w:r>
-        <w:rPr>
-          <w:rStyle w:val="VerbatimChar"/>
-        </w:rPr>
-        <w:t xml:space="preserve">Router(dhcp-config)# lease 1 12        ← 1 día y 12 horas</w:t>
-      </w:r>
-      <w:r>
-        <w:br/>
-      </w:r>
-      <w:r>
-        <w:rPr>
-          <w:rStyle w:val="VerbatimChar"/>
-        </w:rPr>
         <w:t xml:space="preserve">Router(dhcp-config)# end</w:t>
       </w:r>
     </w:p>
-    <w:p>
-      <w:pPr>
-        <w:pStyle w:val="FirstParagraph"/>
-      </w:pPr>
-      <w:r>
-        <w:t xml:space="preserve">Qué es cada pieza:</w:t>
-      </w:r>
-    </w:p>
-    <w:tbl>
-      <w:tblPr>
-        <w:tblStyle w:val="Table"/>
-        <w:tblW w:type="pct" w:w="5000"/>
-        <w:tblLayout w:type="fixed"/>
-        <w:tblLook w:firstRow="1" w:lastRow="0" w:firstColumn="0" w:lastColumn="0" w:noHBand="0" w:noVBand="0" w:val="0020"/>
-      </w:tblPr>
-      <w:tblGrid>
-        <w:gridCol w:w="3960"/>
-        <w:gridCol w:w="3960"/>
-      </w:tblGrid>
-      <w:tr>
-        <w:trPr>
-          <w:tblHeader w:val="on"/>
-        </w:trPr>
-        <w:tc>
-          <w:tcPr/>
-          <w:p>
-            <w:pPr>
-              <w:pStyle w:val="Compact"/>
-            </w:pPr>
-            <w:r>
-              <w:t xml:space="preserve">Comando</w:t>
-            </w:r>
-          </w:p>
-        </w:tc>
-        <w:tc>
-          <w:tcPr/>
-          <w:p>
-            <w:pPr>
-              <w:pStyle w:val="Compact"/>
-            </w:pPr>
-            <w:r>
-              <w:t xml:space="preserve">Para qué</w:t>
-            </w:r>
-          </w:p>
-        </w:tc>
-      </w:tr>
-      <w:tr>
-        <w:tc>
-          <w:tcPr/>
-          <w:p>
-            <w:pPr>
-              <w:pStyle w:val="Compact"/>
-            </w:pPr>
-            <w:r>
-              <w:rPr>
-                <w:rStyle w:val="VerbatimChar"/>
-              </w:rPr>
-              <w:t xml:space="preserve">ip dhcp excluded-address a b</w:t>
-            </w:r>
-          </w:p>
-        </w:tc>
-        <w:tc>
-          <w:tcPr/>
-          <w:p>
-            <w:pPr>
-              <w:pStyle w:val="Compact"/>
-            </w:pPr>
-            <w:r>
-              <w:t xml:space="preserve">Reserva un rango: el servidor nunca ofrecerá esas IPs</w:t>
-            </w:r>
-          </w:p>
-        </w:tc>
-      </w:tr>
-      <w:tr>
-        <w:tc>
-          <w:tcPr/>
-          <w:p>
-            <w:pPr>
-              <w:pStyle w:val="Compact"/>
-            </w:pPr>
-            <w:r>
-              <w:rPr>
-                <w:rStyle w:val="VerbatimChar"/>
-              </w:rPr>
-              <w:t xml:space="preserve">ip dhcp pool NOMBRE</w:t>
-            </w:r>
-          </w:p>
-        </w:tc>
-        <w:tc>
-          <w:tcPr/>
-          <w:p>
-            <w:pPr>
-              <w:pStyle w:val="Compact"/>
-            </w:pPr>
-            <w:r>
-              <w:t xml:space="preserve">Crea el pool (el</w:t>
-            </w:r>
-            <w:r>
-              <w:t xml:space="preserve"> </w:t>
-            </w:r>
-            <w:r>
-              <w:t xml:space="preserve">“bolso”</w:t>
-            </w:r>
-            <w:r>
-              <w:t xml:space="preserve"> </w:t>
-            </w:r>
-            <w:r>
-              <w:t xml:space="preserve">de direcciones) y entra en su configuración</w:t>
-            </w:r>
-          </w:p>
-        </w:tc>
-      </w:tr>
-      <w:tr>
-        <w:tc>
-          <w:tcPr/>
-          <w:p>
-            <w:pPr>
-              <w:pStyle w:val="Compact"/>
-            </w:pPr>
-            <w:r>
-              <w:rPr>
-                <w:rStyle w:val="VerbatimChar"/>
-              </w:rPr>
-              <w:t xml:space="preserve">network</w:t>
-            </w:r>
-          </w:p>
-        </w:tc>
-        <w:tc>
-          <w:tcPr/>
-          <w:p>
-            <w:pPr>
-              <w:pStyle w:val="Compact"/>
-            </w:pPr>
-            <w:r>
-              <w:t xml:space="preserve">La subred y máscara desde la que se sacan las direcciones</w:t>
-            </w:r>
-          </w:p>
-        </w:tc>
-      </w:tr>
-      <w:tr>
-        <w:tc>
-          <w:tcPr/>
-          <w:p>
-            <w:pPr>
-              <w:pStyle w:val="Compact"/>
-            </w:pPr>
-            <w:r>
-              <w:rPr>
-                <w:rStyle w:val="VerbatimChar"/>
-              </w:rPr>
-              <w:t xml:space="preserve">default-router</w:t>
-            </w:r>
-          </w:p>
-        </w:tc>
-        <w:tc>
-          <w:tcPr/>
-          <w:p>
-            <w:pPr>
-              <w:pStyle w:val="Compact"/>
-            </w:pPr>
-            <w:r>
-              <w:t xml:space="preserve">Opción 3: el gateway que entregará a los clientes</w:t>
-            </w:r>
-          </w:p>
-        </w:tc>
-      </w:tr>
-      <w:tr>
-        <w:tc>
-          <w:tcPr/>
-          <w:p>
-            <w:pPr>
-              <w:pStyle w:val="Compact"/>
-            </w:pPr>
-            <w:r>
-              <w:rPr>
-                <w:rStyle w:val="VerbatimChar"/>
-              </w:rPr>
-              <w:t xml:space="preserve">dns-server</w:t>
-            </w:r>
-          </w:p>
-        </w:tc>
-        <w:tc>
-          <w:tcPr/>
-          <w:p>
-            <w:pPr>
-              <w:pStyle w:val="Compact"/>
-            </w:pPr>
-            <w:r>
-              <w:t xml:space="preserve">Opción 6: los servidores DNS</w:t>
-            </w:r>
-          </w:p>
-        </w:tc>
-      </w:tr>
-      <w:tr>
-        <w:tc>
-          <w:tcPr/>
-          <w:p>
-            <w:pPr>
-              <w:pStyle w:val="Compact"/>
-            </w:pPr>
-            <w:r>
-              <w:rPr>
-                <w:rStyle w:val="VerbatimChar"/>
-              </w:rPr>
-              <w:t xml:space="preserve">domain-name</w:t>
-            </w:r>
-          </w:p>
-        </w:tc>
-        <w:tc>
-          <w:tcPr/>
-          <w:p>
-            <w:pPr>
-              <w:pStyle w:val="Compact"/>
-            </w:pPr>
-            <w:r>
-              <w:t xml:space="preserve">Opción 15: el sufijo DNS</w:t>
-            </w:r>
-          </w:p>
-        </w:tc>
-      </w:tr>
-      <w:tr>
-        <w:tc>
-          <w:tcPr/>
-          <w:p>
-            <w:pPr>
-              <w:pStyle w:val="Compact"/>
-            </w:pPr>
-            <w:r>
-              <w:rPr>
-                <w:rStyle w:val="VerbatimChar"/>
-              </w:rPr>
-              <w:t xml:space="preserve">lease</w:t>
-            </w:r>
-          </w:p>
-        </w:tc>
-        <w:tc>
-          <w:tcPr/>
-          <w:p>
-            <w:pPr>
-              <w:pStyle w:val="Compact"/>
-            </w:pPr>
-            <w:r>
-              <w:t xml:space="preserve">Duración de la concesión (días [horas [minutos]])</w:t>
-            </w:r>
-          </w:p>
-        </w:tc>
-      </w:tr>
-    </w:tbl>
     <w:p>
       <w:pPr>
         <w:pStyle w:val="BlockText"/>
@@ -5718,11 +5248,244 @@
         <w:pStyle w:val="Compact"/>
         <w:numPr>
           <w:ilvl w:val="0"/>
-          <w:numId w:val="1011"/>
+          <w:numId w:val="1010"/>
         </w:numPr>
       </w:pPr>
       <w:r>
         <w:t xml:space="preserve">Cliente sin IP → ¿hay pool para su red? ¿Quedan direcciones libres (no excluidas)?</w:t>
+      </w:r>
+    </w:p>
+    <w:p>
+      <w:pPr>
+        <w:pStyle w:val="Compact"/>
+        <w:numPr>
+          <w:ilvl w:val="0"/>
+          <w:numId w:val="1010"/>
+        </w:numPr>
+      </w:pPr>
+      <w:r>
+        <w:t xml:space="preserve">Cliente con IP pero sin salida → ¿</w:t>
+      </w:r>
+      <w:r>
+        <w:rPr>
+          <w:rStyle w:val="VerbatimChar"/>
+        </w:rPr>
+        <w:t xml:space="preserve">default-router</w:t>
+      </w:r>
+      <w:r>
+        <w:t xml:space="preserve"> </w:t>
+      </w:r>
+      <w:r>
+        <w:t xml:space="preserve">correcto? ¿Está esa IP configurada en el router?</w:t>
+      </w:r>
+    </w:p>
+    <w:p>
+      <w:pPr>
+        <w:pStyle w:val="Compact"/>
+        <w:numPr>
+          <w:ilvl w:val="0"/>
+          <w:numId w:val="1010"/>
+        </w:numPr>
+      </w:pPr>
+      <w:r>
+        <w:t xml:space="preserve">Cliente en otra subred → ¿hay</w:t>
+      </w:r>
+      <w:r>
+        <w:t xml:space="preserve"> </w:t>
+      </w:r>
+      <w:r>
+        <w:rPr>
+          <w:rStyle w:val="VerbatimChar"/>
+        </w:rPr>
+        <w:t xml:space="preserve">ip helper-address</w:t>
+      </w:r>
+      <w:r>
+        <w:t xml:space="preserve"> </w:t>
+      </w:r>
+      <w:r>
+        <w:t xml:space="preserve">en la interfaz correcta?</w:t>
+      </w:r>
+    </w:p>
+    <w:p>
+      <w:r>
+        <w:pict>
+          <v:rect style="width:0;height:1.5pt" o:hralign="center" o:hrstd="t" o:hr="t"/>
+        </w:pict>
+      </w:r>
+    </w:p>
+    <w:bookmarkEnd w:id="63"/>
+    <w:bookmarkStart w:id="64" w:name="X6a8432102efac34755e89e54cb870c9f2ced236"/>
+    <w:p>
+      <w:pPr>
+        <w:pStyle w:val="Heading2"/>
+      </w:pPr>
+      <w:r>
+        <w:t xml:space="preserve">🤬 CONRAD VS EL MUNDO:</w:t>
+      </w:r>
+      <w:r>
+        <w:t xml:space="preserve"> </w:t>
+      </w:r>
+      <w:r>
+        <w:t xml:space="preserve">“El servidor DHCP está caído, no hay red”</w:t>
+      </w:r>
+    </w:p>
+    <w:p>
+      <w:pPr>
+        <w:pStyle w:val="FirstParagraph"/>
+      </w:pPr>
+      <w:r>
+        <w:rPr>
+          <w:b/>
+          <w:bCs/>
+        </w:rPr>
+        <w:t xml:space="preserve">Usuario:</w:t>
+      </w:r>
+      <w:r>
+        <w:t xml:space="preserve"> </w:t>
+      </w:r>
+      <w:r>
+        <w:t xml:space="preserve">— No hay red, señor. El DHCP se ha caído.</w:t>
+      </w:r>
+    </w:p>
+    <w:p>
+      <w:pPr>
+        <w:pStyle w:val="BodyText"/>
+      </w:pPr>
+      <w:r>
+        <w:rPr>
+          <w:b/>
+          <w:bCs/>
+        </w:rPr>
+        <w:t xml:space="preserve">CONRAD:</w:t>
+      </w:r>
+      <w:r>
+        <w:t xml:space="preserve"> </w:t>
+      </w:r>
+      <w:r>
+        <w:t xml:space="preserve">— ¿Y tú sabes lo que significa eso, chaval? Que tienes una red entera de clientes con concesiones vigentes que seguirán funcionando horas, y un montón de equipos NUEVOS que no podrán entrar. No es lo mismo</w:t>
+      </w:r>
+      <w:r>
+        <w:t xml:space="preserve"> </w:t>
+      </w:r>
+      <w:r>
+        <w:t xml:space="preserve">“no hay red”</w:t>
+      </w:r>
+      <w:r>
+        <w:t xml:space="preserve"> </w:t>
+      </w:r>
+      <w:r>
+        <w:t xml:space="preserve">que</w:t>
+      </w:r>
+      <w:r>
+        <w:t xml:space="preserve"> </w:t>
+      </w:r>
+      <w:r>
+        <w:t xml:space="preserve">“no se reparten direcciones nuevas”</w:t>
+      </w:r>
+      <w:r>
+        <w:t xml:space="preserve">.</w:t>
+      </w:r>
+    </w:p>
+    <w:p>
+      <w:pPr>
+        <w:pStyle w:val="BodyText"/>
+      </w:pPr>
+      <w:r>
+        <w:rPr>
+          <w:b/>
+          <w:bCs/>
+        </w:rPr>
+        <w:t xml:space="preserve">CONRAD:</w:t>
+      </w:r>
+      <w:r>
+        <w:t xml:space="preserve"> </w:t>
+      </w:r>
+      <w:r>
+        <w:t xml:space="preserve">— Y encima me hablas de un router que</w:t>
+      </w:r>
+      <w:r>
+        <w:t xml:space="preserve"> </w:t>
+      </w:r>
+      <w:r>
+        <w:t xml:space="preserve">“hace DHCP”</w:t>
+      </w:r>
+      <w:r>
+        <w:t xml:space="preserve"> </w:t>
+      </w:r>
+      <w:r>
+        <w:t xml:space="preserve">pero los clientes de la VLAN 20 se quedan sin IP… ¿comprobaste si la SVI de la VLAN 20 tiene helper? No, claro, pusiste helper en la VLAN 10 y creíste que se contagia. Los helpers no se contagian. Se configuran.</w:t>
+      </w:r>
+    </w:p>
+    <w:p>
+      <w:pPr>
+        <w:pStyle w:val="BodyText"/>
+      </w:pPr>
+      <w:r>
+        <w:rPr>
+          <w:b/>
+          <w:bCs/>
+        </w:rPr>
+        <w:t xml:space="preserve">La lección:</w:t>
+      </w:r>
+      <w:r>
+        <w:t xml:space="preserve"> </w:t>
+      </w:r>
+      <w:r>
+        <w:t xml:space="preserve">diferencia entre</w:t>
+      </w:r>
+      <w:r>
+        <w:t xml:space="preserve"> </w:t>
+      </w:r>
+      <w:r>
+        <w:t xml:space="preserve">“no asigna”</w:t>
+      </w:r>
+      <w:r>
+        <w:t xml:space="preserve"> </w:t>
+      </w:r>
+      <w:r>
+        <w:t xml:space="preserve">y</w:t>
+      </w:r>
+      <w:r>
+        <w:t xml:space="preserve"> </w:t>
+      </w:r>
+      <w:r>
+        <w:t xml:space="preserve">“no navega”</w:t>
+      </w:r>
+      <w:r>
+        <w:t xml:space="preserve">: son fallos distintos con causas distintas. Y un helper se configura</w:t>
+      </w:r>
+      <w:r>
+        <w:t xml:space="preserve"> </w:t>
+      </w:r>
+      <w:r>
+        <w:rPr>
+          <w:b/>
+          <w:bCs/>
+        </w:rPr>
+        <w:t xml:space="preserve">en cada interfaz que recibe broadcasts</w:t>
+      </w:r>
+      <w:r>
+        <w:t xml:space="preserve"> </w:t>
+      </w:r>
+      <w:r>
+        <w:t xml:space="preserve">de clientes DHCP.</w:t>
+      </w:r>
+    </w:p>
+    <w:p>
+      <w:r>
+        <w:pict>
+          <v:rect style="width:0;height:1.5pt" o:hralign="center" o:hrstd="t" o:hr="t"/>
+        </w:pict>
+      </w:r>
+    </w:p>
+    <w:bookmarkEnd w:id="64"/>
+    <w:bookmarkStart w:id="65" w:name="mini-chequeo-2"/>
+    <w:p>
+      <w:pPr>
+        <w:pStyle w:val="Heading2"/>
+      </w:pPr>
+      <w:r>
+        <w:t xml:space="preserve">🧠 Mini-chequeo</w:t>
       </w:r>
     </w:p>
     <w:p>
@@ -5734,19 +5497,34 @@
         </w:numPr>
       </w:pPr>
       <w:r>
-        <w:t xml:space="preserve">Cliente con IP pero sin salida → ¿</w:t>
+        <w:t xml:space="preserve">¿Qué diferencia hay entre</w:t>
+      </w:r>
+      <w:r>
+        <w:t xml:space="preserve"> </w:t>
       </w:r>
       <w:r>
         <w:rPr>
           <w:rStyle w:val="VerbatimChar"/>
         </w:rPr>
-        <w:t xml:space="preserve">default-router</w:t>
-      </w:r>
-      <w:r>
-        <w:t xml:space="preserve"> </w:t>
-      </w:r>
-      <w:r>
-        <w:t xml:space="preserve">correcto? ¿Está esa IP configurada en el router?</w:t>
+        <w:t xml:space="preserve">excluded-address</w:t>
+      </w:r>
+      <w:r>
+        <w:t xml:space="preserve"> </w:t>
+      </w:r>
+      <w:r>
+        <w:t xml:space="preserve">y una reserva con</w:t>
+      </w:r>
+      <w:r>
+        <w:t xml:space="preserve"> </w:t>
+      </w:r>
+      <w:r>
+        <w:rPr>
+          <w:rStyle w:val="VerbatimChar"/>
+        </w:rPr>
+        <w:t xml:space="preserve">host</w:t>
+      </w:r>
+      <w:r>
+        <w:t xml:space="preserve">?</w:t>
       </w:r>
     </w:p>
     <w:p>
@@ -5758,7 +5536,19 @@
         </w:numPr>
       </w:pPr>
       <w:r>
-        <w:t xml:space="preserve">Cliente en otra subred → ¿hay</w:t>
+        <w:t xml:space="preserve">¿Por qué no basta con un solo pool en el servidor central para servir a todas las sucursales?</w:t>
+      </w:r>
+    </w:p>
+    <w:p>
+      <w:pPr>
+        <w:pStyle w:val="Compact"/>
+        <w:numPr>
+          <w:ilvl w:val="0"/>
+          <w:numId w:val="1011"/>
+        </w:numPr>
+      </w:pPr>
+      <w:r>
+        <w:t xml:space="preserve">¿Dónde se configura</w:t>
       </w:r>
       <w:r>
         <w:t xml:space="preserve"> </w:t>
@@ -5773,30 +5563,19 @@
         <w:t xml:space="preserve"> </w:t>
       </w:r>
       <w:r>
-        <w:t xml:space="preserve">en la interfaz correcta?</w:t>
-      </w:r>
-    </w:p>
-    <w:p>
-      <w:r>
-        <w:pict>
-          <v:rect style="width:0;height:1.5pt" o:hralign="center" o:hrstd="t" o:hr="t"/>
-        </w:pict>
-      </w:r>
-    </w:p>
-    <w:bookmarkEnd w:id="63"/>
-    <w:bookmarkStart w:id="64" w:name="X6a8432102efac34755e89e54cb870c9f2ced236"/>
-    <w:p>
-      <w:pPr>
-        <w:pStyle w:val="Heading2"/>
-      </w:pPr>
-      <w:r>
-        <w:t xml:space="preserve">🤬 CONRAD VS EL MUNDO:</w:t>
-      </w:r>
-      <w:r>
-        <w:t xml:space="preserve"> </w:t>
-      </w:r>
-      <w:r>
-        <w:t xml:space="preserve">“El servidor DHCP está caído, no hay red”</w:t>
+        <w:t xml:space="preserve">exactamente, y por qué ahí?</w:t>
+      </w:r>
+    </w:p>
+    <w:p>
+      <w:pPr>
+        <w:pStyle w:val="Compact"/>
+        <w:numPr>
+          <w:ilvl w:val="0"/>
+          <w:numId w:val="1011"/>
+        </w:numPr>
+      </w:pPr>
+      <w:r>
+        <w:t xml:space="preserve">Cliente con IP 192.168.1.100/24, gateway 192.168.1.254… y el router es 192.168.1.1. ¿Síntoma y causa?</w:t>
       </w:r>
     </w:p>
     <w:p>
@@ -5804,158 +5583,7 @@
         <w:pStyle w:val="FirstParagraph"/>
       </w:pPr>
       <w:r>
-        <w:rPr>
-          <w:b/>
-          <w:bCs/>
-        </w:rPr>
-        <w:t xml:space="preserve">Usuario:</w:t>
-      </w:r>
-      <w:r>
-        <w:t xml:space="preserve"> </w:t>
-      </w:r>
-      <w:r>
-        <w:t xml:space="preserve">— No hay red, señor. El DHCP se ha caído.</w:t>
-      </w:r>
-    </w:p>
-    <w:p>
-      <w:pPr>
-        <w:pStyle w:val="BodyText"/>
-      </w:pPr>
-      <w:r>
-        <w:rPr>
-          <w:b/>
-          <w:bCs/>
-        </w:rPr>
-        <w:t xml:space="preserve">CONRAD:</w:t>
-      </w:r>
-      <w:r>
-        <w:t xml:space="preserve"> </w:t>
-      </w:r>
-      <w:r>
-        <w:t xml:space="preserve">— ¿Y tú sabes lo que significa eso, chaval? Que tienes una red entera de clientes con concesiones vigentes que seguirán funcionando horas, y un montón de equipos NUEVOS que no podrán entrar. No es lo mismo</w:t>
-      </w:r>
-      <w:r>
-        <w:t xml:space="preserve"> </w:t>
-      </w:r>
-      <w:r>
-        <w:t xml:space="preserve">“no hay red”</w:t>
-      </w:r>
-      <w:r>
-        <w:t xml:space="preserve"> </w:t>
-      </w:r>
-      <w:r>
-        <w:t xml:space="preserve">que</w:t>
-      </w:r>
-      <w:r>
-        <w:t xml:space="preserve"> </w:t>
-      </w:r>
-      <w:r>
-        <w:t xml:space="preserve">“no se reparten direcciones nuevas”</w:t>
-      </w:r>
-      <w:r>
-        <w:t xml:space="preserve">.</w:t>
-      </w:r>
-    </w:p>
-    <w:p>
-      <w:pPr>
-        <w:pStyle w:val="BodyText"/>
-      </w:pPr>
-      <w:r>
-        <w:rPr>
-          <w:b/>
-          <w:bCs/>
-        </w:rPr>
-        <w:t xml:space="preserve">CONRAD:</w:t>
-      </w:r>
-      <w:r>
-        <w:t xml:space="preserve"> </w:t>
-      </w:r>
-      <w:r>
-        <w:t xml:space="preserve">— Y encima me hablas de un router que</w:t>
-      </w:r>
-      <w:r>
-        <w:t xml:space="preserve"> </w:t>
-      </w:r>
-      <w:r>
-        <w:t xml:space="preserve">“hace DHCP”</w:t>
-      </w:r>
-      <w:r>
-        <w:t xml:space="preserve"> </w:t>
-      </w:r>
-      <w:r>
-        <w:t xml:space="preserve">pero los clientes de la VLAN 20 se quedan sin IP… ¿comprobaste si la SVI de la VLAN 20 tiene helper? No, claro, pusiste helper en la VLAN 10 y creíste que se contagia. Los helpers no se contagian. Se configuran.</w:t>
-      </w:r>
-    </w:p>
-    <w:p>
-      <w:pPr>
-        <w:pStyle w:val="BodyText"/>
-      </w:pPr>
-      <w:r>
-        <w:rPr>
-          <w:b/>
-          <w:bCs/>
-        </w:rPr>
-        <w:t xml:space="preserve">La lección:</w:t>
-      </w:r>
-      <w:r>
-        <w:t xml:space="preserve"> </w:t>
-      </w:r>
-      <w:r>
-        <w:t xml:space="preserve">diferencia entre</w:t>
-      </w:r>
-      <w:r>
-        <w:t xml:space="preserve"> </w:t>
-      </w:r>
-      <w:r>
-        <w:t xml:space="preserve">“no asigna”</w:t>
-      </w:r>
-      <w:r>
-        <w:t xml:space="preserve"> </w:t>
-      </w:r>
-      <w:r>
-        <w:t xml:space="preserve">y</w:t>
-      </w:r>
-      <w:r>
-        <w:t xml:space="preserve"> </w:t>
-      </w:r>
-      <w:r>
-        <w:t xml:space="preserve">“no navega”</w:t>
-      </w:r>
-      <w:r>
-        <w:t xml:space="preserve">: son fallos distintos con causas distintas. Y un helper se configura</w:t>
-      </w:r>
-      <w:r>
-        <w:t xml:space="preserve"> </w:t>
-      </w:r>
-      <w:r>
-        <w:rPr>
-          <w:b/>
-          <w:bCs/>
-        </w:rPr>
-        <w:t xml:space="preserve">en cada interfaz que recibe broadcasts</w:t>
-      </w:r>
-      <w:r>
-        <w:t xml:space="preserve"> </w:t>
-      </w:r>
-      <w:r>
-        <w:t xml:space="preserve">de clientes DHCP.</w:t>
-      </w:r>
-    </w:p>
-    <w:p>
-      <w:r>
-        <w:pict>
-          <v:rect style="width:0;height:1.5pt" o:hralign="center" o:hrstd="t" o:hr="t"/>
-        </w:pict>
-      </w:r>
-    </w:p>
-    <w:bookmarkEnd w:id="64"/>
-    <w:bookmarkStart w:id="65" w:name="mini-chequeo-2"/>
-    <w:p>
-      <w:pPr>
-        <w:pStyle w:val="Heading2"/>
-      </w:pPr>
-      <w:r>
-        <w:t xml:space="preserve">🧠 Mini-chequeo</w:t>
+        <w:t xml:space="preserve">🔄 Respuestas</w:t>
       </w:r>
     </w:p>
     <w:p>
@@ -5967,12 +5595,6 @@
         </w:numPr>
       </w:pPr>
       <w:r>
-        <w:t xml:space="preserve">¿Qué diferencia hay entre</w:t>
-      </w:r>
-      <w:r>
-        <w:t xml:space="preserve"> </w:t>
-      </w:r>
-      <w:r>
         <w:rPr>
           <w:rStyle w:val="VerbatimChar"/>
         </w:rPr>
@@ -5982,7 +5604,17 @@
         <w:t xml:space="preserve"> </w:t>
       </w:r>
       <w:r>
-        <w:t xml:space="preserve">y una reserva con</w:t>
+        <w:rPr>
+          <w:b/>
+          <w:bCs/>
+        </w:rPr>
+        <w:t xml:space="preserve">retira</w:t>
+      </w:r>
+      <w:r>
+        <w:t xml:space="preserve"> </w:t>
+      </w:r>
+      <w:r>
+        <w:t xml:space="preserve">un rango del reparto (nunca se ofrecerá); la reserva con</w:t>
       </w:r>
       <w:r>
         <w:t xml:space="preserve"> </w:t>
@@ -5994,7 +5626,20 @@
         <w:t xml:space="preserve">host</w:t>
       </w:r>
       <w:r>
-        <w:t xml:space="preserve">?</w:t>
+        <w:t xml:space="preserve"> </w:t>
+      </w:r>
+      <w:r>
+        <w:rPr>
+          <w:b/>
+          <w:bCs/>
+        </w:rPr>
+        <w:t xml:space="preserve">fija</w:t>
+      </w:r>
+      <w:r>
+        <w:t xml:space="preserve"> </w:t>
+      </w:r>
+      <w:r>
+        <w:t xml:space="preserve">una IP concreta a una MAC concreta (siempre se le dará esa).</w:t>
       </w:r>
     </w:p>
     <w:p>
@@ -6006,7 +5651,35 @@
         </w:numPr>
       </w:pPr>
       <w:r>
-        <w:t xml:space="preserve">¿Por qué no basta con un solo pool en el servidor central para servir a todas las sucursales?</w:t>
+        <w:t xml:space="preserve">Porque el Discover del cliente es un broadcast que</w:t>
+      </w:r>
+      <w:r>
+        <w:t xml:space="preserve"> </w:t>
+      </w:r>
+      <w:r>
+        <w:rPr>
+          <w:b/>
+          <w:bCs/>
+        </w:rPr>
+        <w:t xml:space="preserve">no cruza el router</w:t>
+      </w:r>
+      <w:r>
+        <w:t xml:space="preserve">: sin</w:t>
+      </w:r>
+      <w:r>
+        <w:t xml:space="preserve"> </w:t>
+      </w:r>
+      <w:r>
+        <w:rPr>
+          <w:rStyle w:val="VerbatimChar"/>
+        </w:rPr>
+        <w:t xml:space="preserve">ip helper-address</w:t>
+      </w:r>
+      <w:r>
+        <w:t xml:space="preserve"> </w:t>
+      </w:r>
+      <w:r>
+        <w:t xml:space="preserve">en la interfaz de la red del cliente, el servidor nunca se entera de que existe.</w:t>
       </w:r>
     </w:p>
     <w:p>
@@ -6018,22 +5691,20 @@
         </w:numPr>
       </w:pPr>
       <w:r>
-        <w:t xml:space="preserve">¿Dónde se configura</w:t>
-      </w:r>
-      <w:r>
-        <w:t xml:space="preserve"> </w:t>
-      </w:r>
-      <w:r>
-        <w:rPr>
-          <w:rStyle w:val="VerbatimChar"/>
-        </w:rPr>
-        <w:t xml:space="preserve">ip helper-address</w:t>
-      </w:r>
-      <w:r>
-        <w:t xml:space="preserve"> </w:t>
-      </w:r>
-      <w:r>
-        <w:t xml:space="preserve">exactamente, y por qué ahí?</w:t>
+        <w:t xml:space="preserve">En la</w:t>
+      </w:r>
+      <w:r>
+        <w:t xml:space="preserve"> </w:t>
+      </w:r>
+      <w:r>
+        <w:rPr>
+          <w:b/>
+          <w:bCs/>
+        </w:rPr>
+        <w:t xml:space="preserve">interfaz (o SVI) de la red del cliente</w:t>
+      </w:r>
+      <w:r>
+        <w:t xml:space="preserve">. Ahí es donde el router recibe el broadcast que no puede reenviar tal cual y lo convierte en unicast hacia el servidor.</w:t>
       </w:r>
     </w:p>
     <w:p>
@@ -6045,15 +5716,49 @@
         </w:numPr>
       </w:pPr>
       <w:r>
-        <w:t xml:space="preserve">Cliente con IP 192.168.1.100/24, gateway 192.168.1.254… y el router es 192.168.1.1. ¿Síntoma y causa?</w:t>
-      </w:r>
-    </w:p>
-    <w:p>
-      <w:pPr>
-        <w:pStyle w:val="FirstParagraph"/>
-      </w:pPr>
-      <w:r>
-        <w:t xml:space="preserve">🔄 Respuestas</w:t>
+        <w:t xml:space="preserve">Síntoma: navega en su propia red pero</w:t>
+      </w:r>
+      <w:r>
+        <w:t xml:space="preserve"> </w:t>
+      </w:r>
+      <w:r>
+        <w:rPr>
+          <w:b/>
+          <w:bCs/>
+        </w:rPr>
+        <w:t xml:space="preserve">no sale a Internet ni a otras redes</w:t>
+      </w:r>
+      <w:r>
+        <w:t xml:space="preserve">. Causa: el gateway entregado por DHCP (</w:t>
+      </w:r>
+      <w:r>
+        <w:rPr>
+          <w:rStyle w:val="VerbatimChar"/>
+        </w:rPr>
+        <w:t xml:space="preserve">default-router</w:t>
+      </w:r>
+      <w:r>
+        <w:t xml:space="preserve"> </w:t>
+      </w:r>
+      <w:r>
+        <w:t xml:space="preserve">del pool) es incorrecto.</w:t>
+      </w:r>
+    </w:p>
+    <w:p>
+      <w:r>
+        <w:pict>
+          <v:rect style="width:0;height:1.5pt" o:hralign="center" o:hrstd="t" o:hr="t"/>
+        </w:pict>
+      </w:r>
+    </w:p>
+    <w:bookmarkEnd w:id="65"/>
+    <w:bookmarkStart w:id="66" w:name="resumen-en-3-frases-2"/>
+    <w:p>
+      <w:pPr>
+        <w:pStyle w:val="Heading2"/>
+      </w:pPr>
+      <w:r>
+        <w:t xml:space="preserve">✅ Resumen en 3 frases</w:t>
       </w:r>
     </w:p>
     <w:p>
@@ -6065,51 +5770,61 @@
         </w:numPr>
       </w:pPr>
       <w:r>
+        <w:t xml:space="preserve">Un router Cisco reparte direcciones con</w:t>
+      </w:r>
+      <w:r>
+        <w:t xml:space="preserve"> </w:t>
+      </w:r>
+      <w:r>
         <w:rPr>
           <w:rStyle w:val="VerbatimChar"/>
         </w:rPr>
+        <w:t xml:space="preserve">ip dhcp pool</w:t>
+      </w:r>
+      <w:r>
+        <w:t xml:space="preserve"> </w:t>
+      </w:r>
+      <w:r>
+        <w:t xml:space="preserve">+</w:t>
+      </w:r>
+      <w:r>
+        <w:t xml:space="preserve"> </w:t>
+      </w:r>
+      <w:r>
+        <w:rPr>
+          <w:rStyle w:val="VerbatimChar"/>
+        </w:rPr>
+        <w:t xml:space="preserve">network</w:t>
+      </w:r>
+      <w:r>
+        <w:t xml:space="preserve"> </w:t>
+      </w:r>
+      <w:r>
+        <w:t xml:space="preserve">+</w:t>
+      </w:r>
+      <w:r>
+        <w:t xml:space="preserve"> </w:t>
+      </w:r>
+      <w:r>
+        <w:rPr>
+          <w:rStyle w:val="VerbatimChar"/>
+        </w:rPr>
+        <w:t xml:space="preserve">default-router</w:t>
+      </w:r>
+      <w:r>
+        <w:t xml:space="preserve">, y protege rangos con</w:t>
+      </w:r>
+      <w:r>
+        <w:t xml:space="preserve"> </w:t>
+      </w:r>
+      <w:r>
+        <w:rPr>
+          <w:rStyle w:val="VerbatimChar"/>
+        </w:rPr>
         <w:t xml:space="preserve">excluded-address</w:t>
       </w:r>
       <w:r>
-        <w:t xml:space="preserve"> </w:t>
-      </w:r>
-      <w:r>
-        <w:rPr>
-          <w:b/>
-          <w:bCs/>
-        </w:rPr>
-        <w:t xml:space="preserve">retira</w:t>
-      </w:r>
-      <w:r>
-        <w:t xml:space="preserve"> </w:t>
-      </w:r>
-      <w:r>
-        <w:t xml:space="preserve">un rango del reparto (nunca se ofrecerá); la reserva con</w:t>
-      </w:r>
-      <w:r>
-        <w:t xml:space="preserve"> </w:t>
-      </w:r>
-      <w:r>
-        <w:rPr>
-          <w:rStyle w:val="VerbatimChar"/>
-        </w:rPr>
-        <w:t xml:space="preserve">host</w:t>
-      </w:r>
-      <w:r>
-        <w:t xml:space="preserve"> </w:t>
-      </w:r>
-      <w:r>
-        <w:rPr>
-          <w:b/>
-          <w:bCs/>
-        </w:rPr>
-        <w:t xml:space="preserve">fija</w:t>
-      </w:r>
-      <w:r>
-        <w:t xml:space="preserve"> </w:t>
-      </w:r>
-      <w:r>
-        <w:t xml:space="preserve">una IP concreta a una MAC concreta (siempre se le dará esa).</w:t>
+        <w:t xml:space="preserve">.</w:t>
       </w:r>
     </w:p>
     <w:p>
@@ -6121,20 +5836,7 @@
         </w:numPr>
       </w:pPr>
       <w:r>
-        <w:t xml:space="preserve">Porque el Discover del cliente es un broadcast que</w:t>
-      </w:r>
-      <w:r>
-        <w:t xml:space="preserve"> </w:t>
-      </w:r>
-      <w:r>
-        <w:rPr>
-          <w:b/>
-          <w:bCs/>
-        </w:rPr>
-        <w:t xml:space="preserve">no cruza el router</w:t>
-      </w:r>
-      <w:r>
-        <w:t xml:space="preserve">: sin</w:t>
+        <w:t xml:space="preserve">DHCP no cruza routers:</w:t>
       </w:r>
       <w:r>
         <w:t xml:space="preserve"> </w:t>
@@ -6149,7 +5851,7 @@
         <w:t xml:space="preserve"> </w:t>
       </w:r>
       <w:r>
-        <w:t xml:space="preserve">en la interfaz de la red del cliente, el servidor nunca se entera de que existe.</w:t>
+        <w:t xml:space="preserve">en la interfaz del cliente convierte el broadcast en unicast hacia el servidor.</w:t>
       </w:r>
     </w:p>
     <w:p>
@@ -6158,178 +5860,6 @@
         <w:numPr>
           <w:ilvl w:val="0"/>
           <w:numId w:val="1013"/>
-        </w:numPr>
-      </w:pPr>
-      <w:r>
-        <w:t xml:space="preserve">En la</w:t>
-      </w:r>
-      <w:r>
-        <w:t xml:space="preserve"> </w:t>
-      </w:r>
-      <w:r>
-        <w:rPr>
-          <w:b/>
-          <w:bCs/>
-        </w:rPr>
-        <w:t xml:space="preserve">interfaz (o SVI) de la red del cliente</w:t>
-      </w:r>
-      <w:r>
-        <w:t xml:space="preserve">. Ahí es donde el router recibe el broadcast que no puede reenviar tal cual y lo convierte en unicast hacia el servidor.</w:t>
-      </w:r>
-    </w:p>
-    <w:p>
-      <w:pPr>
-        <w:pStyle w:val="Compact"/>
-        <w:numPr>
-          <w:ilvl w:val="0"/>
-          <w:numId w:val="1013"/>
-        </w:numPr>
-      </w:pPr>
-      <w:r>
-        <w:t xml:space="preserve">Síntoma: navega en su propia red pero</w:t>
-      </w:r>
-      <w:r>
-        <w:t xml:space="preserve"> </w:t>
-      </w:r>
-      <w:r>
-        <w:rPr>
-          <w:b/>
-          <w:bCs/>
-        </w:rPr>
-        <w:t xml:space="preserve">no sale a Internet ni a otras redes</w:t>
-      </w:r>
-      <w:r>
-        <w:t xml:space="preserve">. Causa: el gateway entregado por DHCP (</w:t>
-      </w:r>
-      <w:r>
-        <w:rPr>
-          <w:rStyle w:val="VerbatimChar"/>
-        </w:rPr>
-        <w:t xml:space="preserve">default-router</w:t>
-      </w:r>
-      <w:r>
-        <w:t xml:space="preserve"> </w:t>
-      </w:r>
-      <w:r>
-        <w:t xml:space="preserve">del pool) es incorrecto.</w:t>
-      </w:r>
-    </w:p>
-    <w:p>
-      <w:r>
-        <w:pict>
-          <v:rect style="width:0;height:1.5pt" o:hralign="center" o:hrstd="t" o:hr="t"/>
-        </w:pict>
-      </w:r>
-    </w:p>
-    <w:bookmarkEnd w:id="65"/>
-    <w:bookmarkStart w:id="66" w:name="resumen-en-3-frases-2"/>
-    <w:p>
-      <w:pPr>
-        <w:pStyle w:val="Heading2"/>
-      </w:pPr>
-      <w:r>
-        <w:t xml:space="preserve">✅ Resumen en 3 frases</w:t>
-      </w:r>
-    </w:p>
-    <w:p>
-      <w:pPr>
-        <w:pStyle w:val="Compact"/>
-        <w:numPr>
-          <w:ilvl w:val="0"/>
-          <w:numId w:val="1014"/>
-        </w:numPr>
-      </w:pPr>
-      <w:r>
-        <w:t xml:space="preserve">Un router Cisco reparte direcciones con</w:t>
-      </w:r>
-      <w:r>
-        <w:t xml:space="preserve"> </w:t>
-      </w:r>
-      <w:r>
-        <w:rPr>
-          <w:rStyle w:val="VerbatimChar"/>
-        </w:rPr>
-        <w:t xml:space="preserve">ip dhcp pool</w:t>
-      </w:r>
-      <w:r>
-        <w:t xml:space="preserve"> </w:t>
-      </w:r>
-      <w:r>
-        <w:t xml:space="preserve">+</w:t>
-      </w:r>
-      <w:r>
-        <w:t xml:space="preserve"> </w:t>
-      </w:r>
-      <w:r>
-        <w:rPr>
-          <w:rStyle w:val="VerbatimChar"/>
-        </w:rPr>
-        <w:t xml:space="preserve">network</w:t>
-      </w:r>
-      <w:r>
-        <w:t xml:space="preserve"> </w:t>
-      </w:r>
-      <w:r>
-        <w:t xml:space="preserve">+</w:t>
-      </w:r>
-      <w:r>
-        <w:t xml:space="preserve"> </w:t>
-      </w:r>
-      <w:r>
-        <w:rPr>
-          <w:rStyle w:val="VerbatimChar"/>
-        </w:rPr>
-        <w:t xml:space="preserve">default-router</w:t>
-      </w:r>
-      <w:r>
-        <w:t xml:space="preserve">, y protege rangos con</w:t>
-      </w:r>
-      <w:r>
-        <w:t xml:space="preserve"> </w:t>
-      </w:r>
-      <w:r>
-        <w:rPr>
-          <w:rStyle w:val="VerbatimChar"/>
-        </w:rPr>
-        <w:t xml:space="preserve">excluded-address</w:t>
-      </w:r>
-      <w:r>
-        <w:t xml:space="preserve">.</w:t>
-      </w:r>
-    </w:p>
-    <w:p>
-      <w:pPr>
-        <w:pStyle w:val="Compact"/>
-        <w:numPr>
-          <w:ilvl w:val="0"/>
-          <w:numId w:val="1014"/>
-        </w:numPr>
-      </w:pPr>
-      <w:r>
-        <w:t xml:space="preserve">DHCP no cruza routers:</w:t>
-      </w:r>
-      <w:r>
-        <w:t xml:space="preserve"> </w:t>
-      </w:r>
-      <w:r>
-        <w:rPr>
-          <w:rStyle w:val="VerbatimChar"/>
-        </w:rPr>
-        <w:t xml:space="preserve">ip helper-address</w:t>
-      </w:r>
-      <w:r>
-        <w:t xml:space="preserve"> </w:t>
-      </w:r>
-      <w:r>
-        <w:t xml:space="preserve">en la interfaz del cliente convierte el broadcast en unicast hacia el servidor.</w:t>
-      </w:r>
-    </w:p>
-    <w:p>
-      <w:pPr>
-        <w:pStyle w:val="Compact"/>
-        <w:numPr>
-          <w:ilvl w:val="0"/>
-          <w:numId w:val="1014"/>
         </w:numPr>
       </w:pPr>
       <w:r>
@@ -7051,7 +6581,7 @@
         <w:pStyle w:val="Compact"/>
         <w:numPr>
           <w:ilvl w:val="0"/>
-          <w:numId w:val="1015"/>
+          <w:numId w:val="1014"/>
         </w:numPr>
       </w:pPr>
       <w:r>
@@ -7072,6 +6602,128 @@
       </w:r>
       <w:r>
         <w:t xml:space="preserve">(cliente → resolver).</w:t>
+      </w:r>
+    </w:p>
+    <w:p>
+      <w:pPr>
+        <w:pStyle w:val="Compact"/>
+        <w:numPr>
+          <w:ilvl w:val="0"/>
+          <w:numId w:val="1014"/>
+        </w:numPr>
+      </w:pPr>
+      <w:r>
+        <w:rPr>
+          <w:b/>
+          <w:bCs/>
+        </w:rPr>
+        <w:t xml:space="preserve">Iterativa:</w:t>
+      </w:r>
+      <w:r>
+        <w:t xml:space="preserve"> </w:t>
+      </w:r>
+      <w:r>
+        <w:t xml:space="preserve">“yo no lo sé, pero pregunta ahí”</w:t>
+      </w:r>
+      <w:r>
+        <w:t xml:space="preserve"> </w:t>
+      </w:r>
+      <w:r>
+        <w:t xml:space="preserve">(resolver → jerarquía).</w:t>
+      </w:r>
+    </w:p>
+    <w:p>
+      <w:pPr>
+        <w:pStyle w:val="FirstParagraph"/>
+      </w:pPr>
+      <w:r>
+        <w:t xml:space="preserve">Tu PC hace</w:t>
+      </w:r>
+      <w:r>
+        <w:t xml:space="preserve"> </w:t>
+      </w:r>
+      <w:r>
+        <w:rPr>
+          <w:b/>
+          <w:bCs/>
+        </w:rPr>
+        <w:t xml:space="preserve">una</w:t>
+      </w:r>
+      <w:r>
+        <w:t xml:space="preserve"> </w:t>
+      </w:r>
+      <w:r>
+        <w:t xml:space="preserve">pregunta y recibe</w:t>
+      </w:r>
+      <w:r>
+        <w:t xml:space="preserve"> </w:t>
+      </w:r>
+      <w:r>
+        <w:rPr>
+          <w:b/>
+          <w:bCs/>
+        </w:rPr>
+        <w:t xml:space="preserve">una</w:t>
+      </w:r>
+      <w:r>
+        <w:t xml:space="preserve"> </w:t>
+      </w:r>
+      <w:r>
+        <w:t xml:space="preserve">respuesta. El trabajo sucio lo hace el resolver de tu ISP o de la empresa, que encima guarda el resultado en</w:t>
+      </w:r>
+      <w:r>
+        <w:t xml:space="preserve"> </w:t>
+      </w:r>
+      <w:r>
+        <w:rPr>
+          <w:b/>
+          <w:bCs/>
+        </w:rPr>
+        <w:t xml:space="preserve">caché</w:t>
+      </w:r>
+      <w:r>
+        <w:t xml:space="preserve">.</w:t>
+      </w:r>
+    </w:p>
+    <w:p>
+      <w:r>
+        <w:pict>
+          <v:rect style="width:0;height:1.5pt" o:hralign="center" o:hrstd="t" o:hr="t"/>
+        </w:pict>
+      </w:r>
+    </w:p>
+    <w:bookmarkEnd w:id="77"/>
+    <w:bookmarkStart w:id="78" w:name="la-caché-memoria-del-sistema"/>
+    <w:p>
+      <w:pPr>
+        <w:pStyle w:val="Heading2"/>
+      </w:pPr>
+      <w:r>
+        <w:t xml:space="preserve">⚡ La caché: memoria del sistema</w:t>
+      </w:r>
+    </w:p>
+    <w:p>
+      <w:pPr>
+        <w:pStyle w:val="FirstParagraph"/>
+      </w:pPr>
+      <w:r>
+        <w:t xml:space="preserve">Cada respuesta DNS viaja con un</w:t>
+      </w:r>
+      <w:r>
+        <w:t xml:space="preserve"> </w:t>
+      </w:r>
+      <w:r>
+        <w:rPr>
+          <w:b/>
+          <w:bCs/>
+        </w:rPr>
+        <w:t xml:space="preserve">TTL</w:t>
+      </w:r>
+      <w:r>
+        <w:t xml:space="preserve"> </w:t>
+      </w:r>
+      <w:r>
+        <w:t xml:space="preserve">(time to live, en segundos): cuánto tiempo puede guardarse en caché. La caché existe en el PC, en el resolver y en medio de todos. Consecuencias prácticas:</w:t>
       </w:r>
     </w:p>
     <w:p>
@@ -7083,117 +6735,7 @@
         </w:numPr>
       </w:pPr>
       <w:r>
-        <w:rPr>
-          <w:b/>
-          <w:bCs/>
-        </w:rPr>
-        <w:t xml:space="preserve">Iterativa:</w:t>
-      </w:r>
-      <w:r>
-        <w:t xml:space="preserve"> </w:t>
-      </w:r>
-      <w:r>
-        <w:t xml:space="preserve">“yo no lo sé, pero pregunta ahí”</w:t>
-      </w:r>
-      <w:r>
-        <w:t xml:space="preserve"> </w:t>
-      </w:r>
-      <w:r>
-        <w:t xml:space="preserve">(resolver → jerarquía).</w:t>
-      </w:r>
-    </w:p>
-    <w:p>
-      <w:pPr>
-        <w:pStyle w:val="FirstParagraph"/>
-      </w:pPr>
-      <w:r>
-        <w:t xml:space="preserve">Tu PC hace</w:t>
-      </w:r>
-      <w:r>
-        <w:t xml:space="preserve"> </w:t>
-      </w:r>
-      <w:r>
-        <w:rPr>
-          <w:b/>
-          <w:bCs/>
-        </w:rPr>
-        <w:t xml:space="preserve">una</w:t>
-      </w:r>
-      <w:r>
-        <w:t xml:space="preserve"> </w:t>
-      </w:r>
-      <w:r>
-        <w:t xml:space="preserve">pregunta y recibe</w:t>
-      </w:r>
-      <w:r>
-        <w:t xml:space="preserve"> </w:t>
-      </w:r>
-      <w:r>
-        <w:rPr>
-          <w:b/>
-          <w:bCs/>
-        </w:rPr>
-        <w:t xml:space="preserve">una</w:t>
-      </w:r>
-      <w:r>
-        <w:t xml:space="preserve"> </w:t>
-      </w:r>
-      <w:r>
-        <w:t xml:space="preserve">respuesta. El trabajo sucio lo hace el resolver de tu ISP o de la empresa, que encima guarda el resultado en</w:t>
-      </w:r>
-      <w:r>
-        <w:t xml:space="preserve"> </w:t>
-      </w:r>
-      <w:r>
-        <w:rPr>
-          <w:b/>
-          <w:bCs/>
-        </w:rPr>
-        <w:t xml:space="preserve">caché</w:t>
-      </w:r>
-      <w:r>
-        <w:t xml:space="preserve">.</w:t>
-      </w:r>
-    </w:p>
-    <w:p>
-      <w:r>
-        <w:pict>
-          <v:rect style="width:0;height:1.5pt" o:hralign="center" o:hrstd="t" o:hr="t"/>
-        </w:pict>
-      </w:r>
-    </w:p>
-    <w:bookmarkEnd w:id="77"/>
-    <w:bookmarkStart w:id="78" w:name="la-caché-memoria-del-sistema"/>
-    <w:p>
-      <w:pPr>
-        <w:pStyle w:val="Heading2"/>
-      </w:pPr>
-      <w:r>
-        <w:t xml:space="preserve">⚡ La caché: memoria del sistema</w:t>
-      </w:r>
-    </w:p>
-    <w:p>
-      <w:pPr>
-        <w:pStyle w:val="FirstParagraph"/>
-      </w:pPr>
-      <w:r>
-        <w:t xml:space="preserve">Cada respuesta DNS viaja con un</w:t>
-      </w:r>
-      <w:r>
-        <w:t xml:space="preserve"> </w:t>
-      </w:r>
-      <w:r>
-        <w:rPr>
-          <w:b/>
-          <w:bCs/>
-        </w:rPr>
-        <w:t xml:space="preserve">TTL</w:t>
-      </w:r>
-      <w:r>
-        <w:t xml:space="preserve"> </w:t>
-      </w:r>
-      <w:r>
-        <w:t xml:space="preserve">(time to live, en segundos): cuánto tiempo puede guardarse en caché. La caché existe en el PC, en el resolver y en medio de todos. Consecuencias prácticas:</w:t>
+        <w:t xml:space="preserve">Lo que ya se resolvió, se responde al instante y sin salir a la red.</w:t>
       </w:r>
     </w:p>
     <w:p>
@@ -7201,11 +6743,11 @@
         <w:pStyle w:val="Compact"/>
         <w:numPr>
           <w:ilvl w:val="0"/>
-          <w:numId w:val="1016"/>
+          <w:numId w:val="1015"/>
         </w:numPr>
       </w:pPr>
       <w:r>
-        <w:t xml:space="preserve">Lo que ya se resolvió, se responde al instante y sin salir a la red.</w:t>
+        <w:t xml:space="preserve">Al cambiar un registro DNS, el mundo no lo ve al instante: hay que esperar a que expiren los TTL.</w:t>
       </w:r>
     </w:p>
     <w:p>
@@ -7213,19 +6755,7 @@
         <w:pStyle w:val="Compact"/>
         <w:numPr>
           <w:ilvl w:val="0"/>
-          <w:numId w:val="1016"/>
-        </w:numPr>
-      </w:pPr>
-      <w:r>
-        <w:t xml:space="preserve">Al cambiar un registro DNS, el mundo no lo ve al instante: hay que esperar a que expiren los TTL.</w:t>
-      </w:r>
-    </w:p>
-    <w:p>
-      <w:pPr>
-        <w:pStyle w:val="Compact"/>
-        <w:numPr>
-          <w:ilvl w:val="0"/>
-          <w:numId w:val="1016"/>
+          <w:numId w:val="1015"/>
         </w:numPr>
       </w:pPr>
       <w:r>
@@ -7693,6 +7223,167 @@
     </w:p>
     <w:p>
       <w:pPr>
+        <w:pStyle w:val="FirstParagraph"/>
+      </w:pPr>
+      <w:r>
+        <w:t xml:space="preserve">La</w:t>
+      </w:r>
+      <w:r>
+        <w:t xml:space="preserve"> </w:t>
+      </w:r>
+      <w:r>
+        <w:rPr>
+          <w:b/>
+          <w:bCs/>
+        </w:rPr>
+        <w:t xml:space="preserve">zona directa</w:t>
+      </w:r>
+      <w:r>
+        <w:t xml:space="preserve"> </w:t>
+      </w:r>
+      <w:r>
+        <w:t xml:space="preserve">mapea nombres → IPs (registros A/AAAA), la que todos conocen; la</w:t>
+      </w:r>
+      <w:r>
+        <w:t xml:space="preserve"> </w:t>
+      </w:r>
+      <w:r>
+        <w:rPr>
+          <w:b/>
+          <w:bCs/>
+        </w:rPr>
+        <w:t xml:space="preserve">zona inversa</w:t>
+      </w:r>
+      <w:r>
+        <w:t xml:space="preserve"> </w:t>
+      </w:r>
+      <w:r>
+        <w:t xml:space="preserve">hace lo contrario: IPs → nombres (registros PTR en dominios especiales</w:t>
+      </w:r>
+      <w:r>
+        <w:t xml:space="preserve"> </w:t>
+      </w:r>
+      <w:r>
+        <w:rPr>
+          <w:rStyle w:val="VerbatimChar"/>
+        </w:rPr>
+        <w:t xml:space="preserve">in-addr.arpa</w:t>
+      </w:r>
+      <w:r>
+        <w:t xml:space="preserve">), y la usan los servidores de correo para verificar que quien les habla es quien dice ser. Si un día un correo tuyo sale rechazado por</w:t>
+      </w:r>
+      <w:r>
+        <w:t xml:space="preserve"> </w:t>
+      </w:r>
+      <w:r>
+        <w:t xml:space="preserve">“no reverse DNS”</w:t>
+      </w:r>
+      <w:r>
+        <w:t xml:space="preserve">, ya sabes: a tu IP pública le falta su PTR.</w:t>
+      </w:r>
+    </w:p>
+    <w:p>
+      <w:r>
+        <w:pict>
+          <v:rect style="width:0;height:1.5pt" o:hralign="center" o:hrstd="t" o:hr="t"/>
+        </w:pict>
+      </w:r>
+    </w:p>
+    <w:bookmarkEnd w:id="80"/>
+    <w:bookmarkStart w:id="81" w:name="mini-chequeo-3"/>
+    <w:p>
+      <w:pPr>
+        <w:pStyle w:val="Heading2"/>
+      </w:pPr>
+      <w:r>
+        <w:t xml:space="preserve">🧠 Mini-chequeo</w:t>
+      </w:r>
+    </w:p>
+    <w:p>
+      <w:pPr>
+        <w:pStyle w:val="Compact"/>
+        <w:numPr>
+          <w:ilvl w:val="0"/>
+          <w:numId w:val="1016"/>
+        </w:numPr>
+      </w:pPr>
+      <w:r>
+        <w:t xml:space="preserve">¿Qué diferencia hay entre una consulta recursiva y una iterativa? ¿Quién hace cuál?</w:t>
+      </w:r>
+    </w:p>
+    <w:p>
+      <w:pPr>
+        <w:pStyle w:val="Compact"/>
+        <w:numPr>
+          <w:ilvl w:val="0"/>
+          <w:numId w:val="1016"/>
+        </w:numPr>
+      </w:pPr>
+      <w:r>
+        <w:t xml:space="preserve">¿Para qué sirve el TTL de un registro DNS y qué implica al cambiar una IP de un servidor?</w:t>
+      </w:r>
+    </w:p>
+    <w:p>
+      <w:pPr>
+        <w:pStyle w:val="Compact"/>
+        <w:numPr>
+          <w:ilvl w:val="0"/>
+          <w:numId w:val="1016"/>
+        </w:numPr>
+      </w:pPr>
+      <w:r>
+        <w:t xml:space="preserve">¿Qué registro usarías para: (a) un alias de web, (b) los servidores de correo, (c) la resolución inversa?</w:t>
+      </w:r>
+    </w:p>
+    <w:p>
+      <w:pPr>
+        <w:pStyle w:val="Compact"/>
+        <w:numPr>
+          <w:ilvl w:val="0"/>
+          <w:numId w:val="1016"/>
+        </w:numPr>
+      </w:pPr>
+      <w:r>
+        <w:t xml:space="preserve">Un usuario</w:t>
+      </w:r>
+      <w:r>
+        <w:t xml:space="preserve"> </w:t>
+      </w:r>
+      <w:r>
+        <w:t xml:space="preserve">“no navega”</w:t>
+      </w:r>
+      <w:r>
+        <w:t xml:space="preserve"> </w:t>
+      </w:r>
+      <w:r>
+        <w:t xml:space="preserve">pero</w:t>
+      </w:r>
+      <w:r>
+        <w:t xml:space="preserve"> </w:t>
+      </w:r>
+      <w:r>
+        <w:rPr>
+          <w:rStyle w:val="VerbatimChar"/>
+        </w:rPr>
+        <w:t xml:space="preserve">ping 8.8.8.8</w:t>
+      </w:r>
+      <w:r>
+        <w:t xml:space="preserve"> </w:t>
+      </w:r>
+      <w:r>
+        <w:t xml:space="preserve">funciona. ¿Qué compruebas primero y con qué comando?</w:t>
+      </w:r>
+    </w:p>
+    <w:p>
+      <w:pPr>
+        <w:pStyle w:val="FirstParagraph"/>
+      </w:pPr>
+      <w:r>
+        <w:t xml:space="preserve">🔄 Respuestas</w:t>
+      </w:r>
+    </w:p>
+    <w:p>
+      <w:pPr>
         <w:pStyle w:val="Compact"/>
         <w:numPr>
           <w:ilvl w:val="0"/>
@@ -7704,13 +7395,29 @@
           <w:b/>
           <w:bCs/>
         </w:rPr>
-        <w:t xml:space="preserve">Zona directa:</w:t>
-      </w:r>
-      <w:r>
-        <w:t xml:space="preserve"> </w:t>
-      </w:r>
-      <w:r>
-        <w:t xml:space="preserve">nombres → IPs (registros A/AAAA). Es la que todos conocen.</w:t>
+        <w:t xml:space="preserve">Recursiva:</w:t>
+      </w:r>
+      <w:r>
+        <w:t xml:space="preserve"> </w:t>
+      </w:r>
+      <w:r>
+        <w:t xml:space="preserve">el que pregunta exige la respuesta final (la hace el PC hacia su resolver).</w:t>
+      </w:r>
+      <w:r>
+        <w:t xml:space="preserve"> </w:t>
+      </w:r>
+      <w:r>
+        <w:rPr>
+          <w:b/>
+          <w:bCs/>
+        </w:rPr>
+        <w:t xml:space="preserve">Iterativa:</w:t>
+      </w:r>
+      <w:r>
+        <w:t xml:space="preserve"> </w:t>
+      </w:r>
+      <w:r>
+        <w:t xml:space="preserve">cada servidor remite al siguiente (las hace el resolver contra la jerarquía: raíz, TLD, autoritativo).</w:t>
       </w:r>
     </w:p>
     <w:p>
@@ -7722,17 +7429,89 @@
         </w:numPr>
       </w:pPr>
       <w:r>
-        <w:rPr>
-          <w:b/>
-          <w:bCs/>
-        </w:rPr>
-        <w:t xml:space="preserve">Zona inversa:</w:t>
-      </w:r>
-      <w:r>
-        <w:t xml:space="preserve"> </w:t>
-      </w:r>
-      <w:r>
-        <w:t xml:space="preserve">IPs → nombres (registros PTR dentro de dominios especiales</w:t>
+        <w:t xml:space="preserve">El TTL define cuántos segundos puede estar el registro en caché. Si cambias una IP, los resolvers del mundo seguirán sirviendo la antigua hasta que expire su TTL; por eso se baja el TTL antes de una migración.</w:t>
+      </w:r>
+    </w:p>
+    <w:p>
+      <w:pPr>
+        <w:pStyle w:val="Compact"/>
+        <w:numPr>
+          <w:ilvl w:val="0"/>
+          <w:numId w:val="1017"/>
+        </w:numPr>
+      </w:pPr>
+    </w:p>
+    <w:p>
+      <w:pPr>
+        <w:pStyle w:val="Compact"/>
+        <w:numPr>
+          <w:ilvl w:val="1"/>
+          <w:numId w:val="1018"/>
+        </w:numPr>
+      </w:pPr>
+      <w:r>
+        <w:rPr>
+          <w:b/>
+          <w:bCs/>
+        </w:rPr>
+        <w:t xml:space="preserve">CNAME</w:t>
+      </w:r>
+      <w:r>
+        <w:t xml:space="preserve">, (b)</w:t>
+      </w:r>
+      <w:r>
+        <w:t xml:space="preserve"> </w:t>
+      </w:r>
+      <w:r>
+        <w:rPr>
+          <w:b/>
+          <w:bCs/>
+        </w:rPr>
+        <w:t xml:space="preserve">MX</w:t>
+      </w:r>
+      <w:r>
+        <w:t xml:space="preserve">, (c)</w:t>
+      </w:r>
+      <w:r>
+        <w:t xml:space="preserve"> </w:t>
+      </w:r>
+      <w:r>
+        <w:rPr>
+          <w:b/>
+          <w:bCs/>
+        </w:rPr>
+        <w:t xml:space="preserve">PTR</w:t>
+      </w:r>
+      <w:r>
+        <w:t xml:space="preserve">.</w:t>
+      </w:r>
+    </w:p>
+    <w:p>
+      <w:pPr>
+        <w:pStyle w:val="Compact"/>
+        <w:numPr>
+          <w:ilvl w:val="0"/>
+          <w:numId w:val="1017"/>
+        </w:numPr>
+      </w:pPr>
+      <w:r>
+        <w:t xml:space="preserve">Sospechas de</w:t>
+      </w:r>
+      <w:r>
+        <w:t xml:space="preserve"> </w:t>
+      </w:r>
+      <w:r>
+        <w:rPr>
+          <w:b/>
+          <w:bCs/>
+        </w:rPr>
+        <w:t xml:space="preserve">DNS</w:t>
+      </w:r>
+      <w:r>
+        <w:t xml:space="preserve"> </w:t>
+      </w:r>
+      <w:r>
+        <w:t xml:space="preserve">(la conectividad funciona). Compruebas con</w:t>
       </w:r>
       <w:r>
         <w:t xml:space="preserve"> </w:t>
@@ -7741,27 +7520,25 @@
         <w:rPr>
           <w:rStyle w:val="VerbatimChar"/>
         </w:rPr>
-        <w:t xml:space="preserve">in-addr.arpa</w:t>
-      </w:r>
-      <w:r>
-        <w:t xml:space="preserve">). La usan los servidores de correo para verificar que quien les habla es quien dice ser, y muchas herramientas de log para mostrar nombres en vez de números.</w:t>
-      </w:r>
-    </w:p>
-    <w:p>
-      <w:pPr>
-        <w:pStyle w:val="FirstParagraph"/>
-      </w:pPr>
-      <w:r>
-        <w:t xml:space="preserve">Si un día un correo tuyo sale rechazado por</w:t>
-      </w:r>
-      <w:r>
-        <w:t xml:space="preserve"> </w:t>
-      </w:r>
-      <w:r>
-        <w:t xml:space="preserve">“no reverse DNS”</w:t>
-      </w:r>
-      <w:r>
-        <w:t xml:space="preserve">, ya sabes: a tu IP pública le falta su PTR.</w:t>
+        <w:t xml:space="preserve">nslookup www.ejemplo.es</w:t>
+      </w:r>
+      <w:r>
+        <w:t xml:space="preserve"> </w:t>
+      </w:r>
+      <w:r>
+        <w:t xml:space="preserve">(o</w:t>
+      </w:r>
+      <w:r>
+        <w:t xml:space="preserve"> </w:t>
+      </w:r>
+      <w:r>
+        <w:rPr>
+          <w:rStyle w:val="VerbatimChar"/>
+        </w:rPr>
+        <w:t xml:space="preserve">dig</w:t>
+      </w:r>
+      <w:r>
+        <w:t xml:space="preserve">): verás si la resolución falla, responde mal o apunta a una IP incorrecta.</w:t>
       </w:r>
     </w:p>
     <w:p>
@@ -7771,97 +7548,14 @@
         </w:pict>
       </w:r>
     </w:p>
-    <w:bookmarkEnd w:id="80"/>
-    <w:bookmarkStart w:id="81" w:name="mini-chequeo-3"/>
+    <w:bookmarkEnd w:id="81"/>
+    <w:bookmarkStart w:id="82" w:name="resumen-en-3-frases-3"/>
     <w:p>
       <w:pPr>
         <w:pStyle w:val="Heading2"/>
       </w:pPr>
       <w:r>
-        <w:t xml:space="preserve">🧠 Mini-chequeo</w:t>
-      </w:r>
-    </w:p>
-    <w:p>
-      <w:pPr>
-        <w:pStyle w:val="Compact"/>
-        <w:numPr>
-          <w:ilvl w:val="0"/>
-          <w:numId w:val="1018"/>
-        </w:numPr>
-      </w:pPr>
-      <w:r>
-        <w:t xml:space="preserve">¿Qué diferencia hay entre una consulta recursiva y una iterativa? ¿Quién hace cuál?</w:t>
-      </w:r>
-    </w:p>
-    <w:p>
-      <w:pPr>
-        <w:pStyle w:val="Compact"/>
-        <w:numPr>
-          <w:ilvl w:val="0"/>
-          <w:numId w:val="1018"/>
-        </w:numPr>
-      </w:pPr>
-      <w:r>
-        <w:t xml:space="preserve">¿Para qué sirve el TTL de un registro DNS y qué implica al cambiar una IP de un servidor?</w:t>
-      </w:r>
-    </w:p>
-    <w:p>
-      <w:pPr>
-        <w:pStyle w:val="Compact"/>
-        <w:numPr>
-          <w:ilvl w:val="0"/>
-          <w:numId w:val="1018"/>
-        </w:numPr>
-      </w:pPr>
-      <w:r>
-        <w:t xml:space="preserve">¿Qué registro usarías para: (a) un alias de web, (b) los servidores de correo, (c) la resolución inversa?</w:t>
-      </w:r>
-    </w:p>
-    <w:p>
-      <w:pPr>
-        <w:pStyle w:val="Compact"/>
-        <w:numPr>
-          <w:ilvl w:val="0"/>
-          <w:numId w:val="1018"/>
-        </w:numPr>
-      </w:pPr>
-      <w:r>
-        <w:t xml:space="preserve">Un usuario</w:t>
-      </w:r>
-      <w:r>
-        <w:t xml:space="preserve"> </w:t>
-      </w:r>
-      <w:r>
-        <w:t xml:space="preserve">“no navega”</w:t>
-      </w:r>
-      <w:r>
-        <w:t xml:space="preserve"> </w:t>
-      </w:r>
-      <w:r>
-        <w:t xml:space="preserve">pero</w:t>
-      </w:r>
-      <w:r>
-        <w:t xml:space="preserve"> </w:t>
-      </w:r>
-      <w:r>
-        <w:rPr>
-          <w:rStyle w:val="VerbatimChar"/>
-        </w:rPr>
-        <w:t xml:space="preserve">ping 8.8.8.8</w:t>
-      </w:r>
-      <w:r>
-        <w:t xml:space="preserve"> </w:t>
-      </w:r>
-      <w:r>
-        <w:t xml:space="preserve">funciona. ¿Qué compruebas primero y con qué comando?</w:t>
-      </w:r>
-    </w:p>
-    <w:p>
-      <w:pPr>
-        <w:pStyle w:val="FirstParagraph"/>
-      </w:pPr>
-      <w:r>
-        <w:t xml:space="preserve">🔄 Respuestas</w:t>
+        <w:t xml:space="preserve">✅ Resumen en 3 frases</w:t>
       </w:r>
     </w:p>
     <w:p>
@@ -7873,33 +7567,7 @@
         </w:numPr>
       </w:pPr>
       <w:r>
-        <w:rPr>
-          <w:b/>
-          <w:bCs/>
-        </w:rPr>
-        <w:t xml:space="preserve">Recursiva:</w:t>
-      </w:r>
-      <w:r>
-        <w:t xml:space="preserve"> </w:t>
-      </w:r>
-      <w:r>
-        <w:t xml:space="preserve">el que pregunta exige la respuesta final (la hace el PC hacia su resolver).</w:t>
-      </w:r>
-      <w:r>
-        <w:t xml:space="preserve"> </w:t>
-      </w:r>
-      <w:r>
-        <w:rPr>
-          <w:b/>
-          <w:bCs/>
-        </w:rPr>
-        <w:t xml:space="preserve">Iterativa:</w:t>
-      </w:r>
-      <w:r>
-        <w:t xml:space="preserve"> </w:t>
-      </w:r>
-      <w:r>
-        <w:t xml:space="preserve">cada servidor remite al siguiente (las hace el resolver contra la jerarquía: raíz, TLD, autoritativo).</w:t>
+        <w:t xml:space="preserve">DNS es un árbol jerárquico delegado: raíz → TLD → dominio → host, y nadie guarda la tabla entera.</w:t>
       </w:r>
     </w:p>
     <w:p>
@@ -7911,7 +7579,49 @@
         </w:numPr>
       </w:pPr>
       <w:r>
-        <w:t xml:space="preserve">El TTL define cuántos segundos puede estar el registro en caché. Si cambias una IP, los resolvers del mundo seguirán sirviendo la antigua hasta que expire su TTL; por eso se baja el TTL antes de una migración.</w:t>
+        <w:t xml:space="preserve">El cliente pregunta en</w:t>
+      </w:r>
+      <w:r>
+        <w:t xml:space="preserve"> </w:t>
+      </w:r>
+      <w:r>
+        <w:rPr>
+          <w:b/>
+          <w:bCs/>
+        </w:rPr>
+        <w:t xml:space="preserve">recursivo</w:t>
+      </w:r>
+      <w:r>
+        <w:t xml:space="preserve">; el resolver trabaja en</w:t>
+      </w:r>
+      <w:r>
+        <w:t xml:space="preserve"> </w:t>
+      </w:r>
+      <w:r>
+        <w:rPr>
+          <w:b/>
+          <w:bCs/>
+        </w:rPr>
+        <w:t xml:space="preserve">iterativo</w:t>
+      </w:r>
+      <w:r>
+        <w:t xml:space="preserve"> </w:t>
+      </w:r>
+      <w:r>
+        <w:t xml:space="preserve">y todo lo guarda en caché según los</w:t>
+      </w:r>
+      <w:r>
+        <w:t xml:space="preserve"> </w:t>
+      </w:r>
+      <w:r>
+        <w:rPr>
+          <w:b/>
+          <w:bCs/>
+        </w:rPr>
+        <w:t xml:space="preserve">TTL</w:t>
+      </w:r>
+      <w:r>
+        <w:t xml:space="preserve">.</w:t>
       </w:r>
     </w:p>
     <w:p>
@@ -7920,198 +7630,6 @@
         <w:numPr>
           <w:ilvl w:val="0"/>
           <w:numId w:val="1019"/>
-        </w:numPr>
-      </w:pPr>
-    </w:p>
-    <w:p>
-      <w:pPr>
-        <w:pStyle w:val="Compact"/>
-        <w:numPr>
-          <w:ilvl w:val="1"/>
-          <w:numId w:val="1020"/>
-        </w:numPr>
-      </w:pPr>
-      <w:r>
-        <w:rPr>
-          <w:b/>
-          <w:bCs/>
-        </w:rPr>
-        <w:t xml:space="preserve">CNAME</w:t>
-      </w:r>
-      <w:r>
-        <w:t xml:space="preserve">, (b)</w:t>
-      </w:r>
-      <w:r>
-        <w:t xml:space="preserve"> </w:t>
-      </w:r>
-      <w:r>
-        <w:rPr>
-          <w:b/>
-          <w:bCs/>
-        </w:rPr>
-        <w:t xml:space="preserve">MX</w:t>
-      </w:r>
-      <w:r>
-        <w:t xml:space="preserve">, (c)</w:t>
-      </w:r>
-      <w:r>
-        <w:t xml:space="preserve"> </w:t>
-      </w:r>
-      <w:r>
-        <w:rPr>
-          <w:b/>
-          <w:bCs/>
-        </w:rPr>
-        <w:t xml:space="preserve">PTR</w:t>
-      </w:r>
-      <w:r>
-        <w:t xml:space="preserve">.</w:t>
-      </w:r>
-    </w:p>
-    <w:p>
-      <w:pPr>
-        <w:pStyle w:val="Compact"/>
-        <w:numPr>
-          <w:ilvl w:val="0"/>
-          <w:numId w:val="1019"/>
-        </w:numPr>
-      </w:pPr>
-      <w:r>
-        <w:t xml:space="preserve">Sospechas de</w:t>
-      </w:r>
-      <w:r>
-        <w:t xml:space="preserve"> </w:t>
-      </w:r>
-      <w:r>
-        <w:rPr>
-          <w:b/>
-          <w:bCs/>
-        </w:rPr>
-        <w:t xml:space="preserve">DNS</w:t>
-      </w:r>
-      <w:r>
-        <w:t xml:space="preserve"> </w:t>
-      </w:r>
-      <w:r>
-        <w:t xml:space="preserve">(la conectividad funciona). Compruebas con</w:t>
-      </w:r>
-      <w:r>
-        <w:t xml:space="preserve"> </w:t>
-      </w:r>
-      <w:r>
-        <w:rPr>
-          <w:rStyle w:val="VerbatimChar"/>
-        </w:rPr>
-        <w:t xml:space="preserve">nslookup www.ejemplo.es</w:t>
-      </w:r>
-      <w:r>
-        <w:t xml:space="preserve"> </w:t>
-      </w:r>
-      <w:r>
-        <w:t xml:space="preserve">(o</w:t>
-      </w:r>
-      <w:r>
-        <w:t xml:space="preserve"> </w:t>
-      </w:r>
-      <w:r>
-        <w:rPr>
-          <w:rStyle w:val="VerbatimChar"/>
-        </w:rPr>
-        <w:t xml:space="preserve">dig</w:t>
-      </w:r>
-      <w:r>
-        <w:t xml:space="preserve">): verás si la resolución falla, responde mal o apunta a una IP incorrecta.</w:t>
-      </w:r>
-    </w:p>
-    <w:p>
-      <w:r>
-        <w:pict>
-          <v:rect style="width:0;height:1.5pt" o:hralign="center" o:hrstd="t" o:hr="t"/>
-        </w:pict>
-      </w:r>
-    </w:p>
-    <w:bookmarkEnd w:id="81"/>
-    <w:bookmarkStart w:id="82" w:name="resumen-en-3-frases-3"/>
-    <w:p>
-      <w:pPr>
-        <w:pStyle w:val="Heading2"/>
-      </w:pPr>
-      <w:r>
-        <w:t xml:space="preserve">✅ Resumen en 3 frases</w:t>
-      </w:r>
-    </w:p>
-    <w:p>
-      <w:pPr>
-        <w:pStyle w:val="Compact"/>
-        <w:numPr>
-          <w:ilvl w:val="0"/>
-          <w:numId w:val="1021"/>
-        </w:numPr>
-      </w:pPr>
-      <w:r>
-        <w:t xml:space="preserve">DNS es un árbol jerárquico delegado: raíz → TLD → dominio → host, y nadie guarda la tabla entera.</w:t>
-      </w:r>
-    </w:p>
-    <w:p>
-      <w:pPr>
-        <w:pStyle w:val="Compact"/>
-        <w:numPr>
-          <w:ilvl w:val="0"/>
-          <w:numId w:val="1021"/>
-        </w:numPr>
-      </w:pPr>
-      <w:r>
-        <w:t xml:space="preserve">El cliente pregunta en</w:t>
-      </w:r>
-      <w:r>
-        <w:t xml:space="preserve"> </w:t>
-      </w:r>
-      <w:r>
-        <w:rPr>
-          <w:b/>
-          <w:bCs/>
-        </w:rPr>
-        <w:t xml:space="preserve">recursivo</w:t>
-      </w:r>
-      <w:r>
-        <w:t xml:space="preserve">; el resolver trabaja en</w:t>
-      </w:r>
-      <w:r>
-        <w:t xml:space="preserve"> </w:t>
-      </w:r>
-      <w:r>
-        <w:rPr>
-          <w:b/>
-          <w:bCs/>
-        </w:rPr>
-        <w:t xml:space="preserve">iterativo</w:t>
-      </w:r>
-      <w:r>
-        <w:t xml:space="preserve"> </w:t>
-      </w:r>
-      <w:r>
-        <w:t xml:space="preserve">y todo lo guarda en caché según los</w:t>
-      </w:r>
-      <w:r>
-        <w:t xml:space="preserve"> </w:t>
-      </w:r>
-      <w:r>
-        <w:rPr>
-          <w:b/>
-          <w:bCs/>
-        </w:rPr>
-        <w:t xml:space="preserve">TTL</w:t>
-      </w:r>
-      <w:r>
-        <w:t xml:space="preserve">.</w:t>
-      </w:r>
-    </w:p>
-    <w:p>
-      <w:pPr>
-        <w:pStyle w:val="Compact"/>
-        <w:numPr>
-          <w:ilvl w:val="0"/>
-          <w:numId w:val="1021"/>
         </w:numPr>
       </w:pPr>
       <w:r>
@@ -8960,7 +8478,7 @@
         <w:pStyle w:val="Compact"/>
         <w:numPr>
           <w:ilvl w:val="0"/>
-          <w:numId w:val="1022"/>
+          <w:numId w:val="1020"/>
         </w:numPr>
       </w:pPr>
       <w:r>
@@ -8978,6 +8496,139 @@
       </w:r>
       <w:r>
         <w:t xml:space="preserve">. Sencillo, pero filtros de contenido y caché corporativa dejan de funcionar.</w:t>
+      </w:r>
+    </w:p>
+    <w:p>
+      <w:pPr>
+        <w:pStyle w:val="Compact"/>
+        <w:numPr>
+          <w:ilvl w:val="0"/>
+          <w:numId w:val="1020"/>
+        </w:numPr>
+      </w:pPr>
+      <w:r>
+        <w:rPr>
+          <w:b/>
+          <w:bCs/>
+        </w:rPr>
+        <w:t xml:space="preserve">Reenviador condicional:</w:t>
+      </w:r>
+      <w:r>
+        <w:t xml:space="preserve"> </w:t>
+      </w:r>
+      <w:r>
+        <w:t xml:space="preserve">“las consultas de</w:t>
+      </w:r>
+      <w:r>
+        <w:t xml:space="preserve"> </w:t>
+      </w:r>
+      <w:r>
+        <w:rPr>
+          <w:rStyle w:val="VerbatimChar"/>
+        </w:rPr>
+        <w:t xml:space="preserve">partner.com</w:t>
+      </w:r>
+      <w:r>
+        <w:t xml:space="preserve"> </w:t>
+      </w:r>
+      <w:r>
+        <w:t xml:space="preserve">mándaselas a 10.20.30.40”</w:t>
+      </w:r>
+      <w:r>
+        <w:t xml:space="preserve">. Imprescindible cuando te fusionas con otra empresa o usas dominios de socio.</w:t>
+      </w:r>
+    </w:p>
+    <w:p>
+      <w:pPr>
+        <w:pStyle w:val="FirstParagraph"/>
+      </w:pPr>
+      <w:r>
+        <w:t xml:space="preserve">En Packet Tracer, el servidor DNS integrado (pestaña Services → DNS) permite montar una zona pequeña con registros A, CNAME y hacer pruebas de resolución extremo a extremo con PCs. Es el laboratorio ideal para</w:t>
+      </w:r>
+      <w:r>
+        <w:t xml:space="preserve"> </w:t>
+      </w:r>
+      <w:r>
+        <w:t xml:space="preserve">“romper”</w:t>
+      </w:r>
+      <w:r>
+        <w:t xml:space="preserve"> </w:t>
+      </w:r>
+      <w:r>
+        <w:t xml:space="preserve">registros y ver el efecto.</w:t>
+      </w:r>
+    </w:p>
+    <w:p>
+      <w:r>
+        <w:pict>
+          <v:rect style="width:0;height:1.5pt" o:hralign="center" o:hrstd="t" o:hr="t"/>
+        </w:pict>
+      </w:r>
+    </w:p>
+    <w:bookmarkEnd w:id="91"/>
+    <w:bookmarkStart w:id="92" w:name="mini-chequeo-4"/>
+    <w:p>
+      <w:pPr>
+        <w:pStyle w:val="Heading2"/>
+      </w:pPr>
+      <w:r>
+        <w:t xml:space="preserve">🧠 Mini-chequeo</w:t>
+      </w:r>
+    </w:p>
+    <w:p>
+      <w:pPr>
+        <w:pStyle w:val="Compact"/>
+        <w:numPr>
+          <w:ilvl w:val="0"/>
+          <w:numId w:val="1021"/>
+        </w:numPr>
+      </w:pPr>
+      <w:r>
+        <w:t xml:space="preserve">¿Qué contiene el registro SOA y por qué el número de serie es crítico?</w:t>
+      </w:r>
+    </w:p>
+    <w:p>
+      <w:pPr>
+        <w:pStyle w:val="Compact"/>
+        <w:numPr>
+          <w:ilvl w:val="0"/>
+          <w:numId w:val="1021"/>
+        </w:numPr>
+      </w:pPr>
+      <w:r>
+        <w:t xml:space="preserve">¿Diferencia entre zona primaria y secundaria? ¿Y entre AXFR e IXFR?</w:t>
+      </w:r>
+    </w:p>
+    <w:p>
+      <w:pPr>
+        <w:pStyle w:val="Compact"/>
+        <w:numPr>
+          <w:ilvl w:val="0"/>
+          <w:numId w:val="1021"/>
+        </w:numPr>
+      </w:pPr>
+      <w:r>
+        <w:t xml:space="preserve">Tu empresa colabora con un socio que tiene su propio DNS interno. ¿Qué configuras para que los usuarios resuelvan los nombres del socio sin exponer tu zona?</w:t>
+      </w:r>
+    </w:p>
+    <w:p>
+      <w:pPr>
+        <w:pStyle w:val="Compact"/>
+        <w:numPr>
+          <w:ilvl w:val="0"/>
+          <w:numId w:val="1021"/>
+        </w:numPr>
+      </w:pPr>
+      <w:r>
+        <w:t xml:space="preserve">¿Por qué es un riesgo de seguridad una transferencia de zona abierta?</w:t>
+      </w:r>
+    </w:p>
+    <w:p>
+      <w:pPr>
+        <w:pStyle w:val="FirstParagraph"/>
+      </w:pPr>
+      <w:r>
+        <w:t xml:space="preserve">🔄 Respuestas</w:t>
       </w:r>
     </w:p>
     <w:p>
@@ -8989,55 +8640,162 @@
         </w:numPr>
       </w:pPr>
       <w:r>
-        <w:rPr>
-          <w:b/>
-          <w:bCs/>
-        </w:rPr>
-        <w:t xml:space="preserve">Reenviador condicional:</w:t>
-      </w:r>
-      <w:r>
-        <w:t xml:space="preserve"> </w:t>
-      </w:r>
-      <w:r>
-        <w:t xml:space="preserve">“las consultas de</w:t>
-      </w:r>
-      <w:r>
-        <w:t xml:space="preserve"> </w:t>
-      </w:r>
-      <w:r>
-        <w:rPr>
-          <w:rStyle w:val="VerbatimChar"/>
-        </w:rPr>
-        <w:t xml:space="preserve">partner.com</w:t>
-      </w:r>
-      <w:r>
-        <w:t xml:space="preserve"> </w:t>
-      </w:r>
-      <w:r>
-        <w:t xml:space="preserve">mándaselas a 10.20.30.40”</w:t>
-      </w:r>
-      <w:r>
-        <w:t xml:space="preserve">. Imprescindible cuando te fusionas con otra empresa o usas dominios de socio.</w:t>
-      </w:r>
-    </w:p>
-    <w:p>
-      <w:pPr>
-        <w:pStyle w:val="FirstParagraph"/>
-      </w:pPr>
-      <w:r>
-        <w:t xml:space="preserve">En Packet Tracer, el servidor DNS integrado (pestaña Services → DNS) permite montar una zona pequeña con registros A, CNAME y hacer pruebas de resolución extremo a extremo con PCs. Es el laboratorio ideal para</w:t>
-      </w:r>
-      <w:r>
-        <w:t xml:space="preserve"> </w:t>
-      </w:r>
-      <w:r>
-        <w:t xml:space="preserve">“romper”</w:t>
-      </w:r>
-      <w:r>
-        <w:t xml:space="preserve"> </w:t>
-      </w:r>
-      <w:r>
-        <w:t xml:space="preserve">registros y ver el efecto.</w:t>
+        <w:t xml:space="preserve">El SOA declara el</w:t>
+      </w:r>
+      <w:r>
+        <w:t xml:space="preserve"> </w:t>
+      </w:r>
+      <w:r>
+        <w:rPr>
+          <w:b/>
+          <w:bCs/>
+        </w:rPr>
+        <w:t xml:space="preserve">administrador</w:t>
+      </w:r>
+      <w:r>
+        <w:t xml:space="preserve">, el</w:t>
+      </w:r>
+      <w:r>
+        <w:t xml:space="preserve"> </w:t>
+      </w:r>
+      <w:r>
+        <w:rPr>
+          <w:b/>
+          <w:bCs/>
+        </w:rPr>
+        <w:t xml:space="preserve">serial</w:t>
+      </w:r>
+      <w:r>
+        <w:t xml:space="preserve"> </w:t>
+      </w:r>
+      <w:r>
+        <w:t xml:space="preserve">de la zona y los timers (refresh, retry, expire, mínimo TTL). El serial es crítico porque los servidores secundarios lo comparan para saber si hay cambios que transferir; si no sube, no se replica nada.</w:t>
+      </w:r>
+    </w:p>
+    <w:p>
+      <w:pPr>
+        <w:pStyle w:val="Compact"/>
+        <w:numPr>
+          <w:ilvl w:val="0"/>
+          <w:numId w:val="1022"/>
+        </w:numPr>
+      </w:pPr>
+      <w:r>
+        <w:rPr>
+          <w:b/>
+          <w:bCs/>
+        </w:rPr>
+        <w:t xml:space="preserve">Primaria:</w:t>
+      </w:r>
+      <w:r>
+        <w:t xml:space="preserve"> </w:t>
+      </w:r>
+      <w:r>
+        <w:t xml:space="preserve">copia editable.</w:t>
+      </w:r>
+      <w:r>
+        <w:t xml:space="preserve"> </w:t>
+      </w:r>
+      <w:r>
+        <w:rPr>
+          <w:b/>
+          <w:bCs/>
+        </w:rPr>
+        <w:t xml:space="preserve">Secundaria:</w:t>
+      </w:r>
+      <w:r>
+        <w:t xml:space="preserve"> </w:t>
+      </w:r>
+      <w:r>
+        <w:t xml:space="preserve">copia de solo lectura alimentada por transferencias.</w:t>
+      </w:r>
+      <w:r>
+        <w:t xml:space="preserve"> </w:t>
+      </w:r>
+      <w:r>
+        <w:rPr>
+          <w:b/>
+          <w:bCs/>
+        </w:rPr>
+        <w:t xml:space="preserve">AXFR</w:t>
+      </w:r>
+      <w:r>
+        <w:t xml:space="preserve"> </w:t>
+      </w:r>
+      <w:r>
+        <w:t xml:space="preserve">transfiere la zona completa;</w:t>
+      </w:r>
+      <w:r>
+        <w:t xml:space="preserve"> </w:t>
+      </w:r>
+      <w:r>
+        <w:rPr>
+          <w:b/>
+          <w:bCs/>
+        </w:rPr>
+        <w:t xml:space="preserve">IXFR</w:t>
+      </w:r>
+      <w:r>
+        <w:t xml:space="preserve"> </w:t>
+      </w:r>
+      <w:r>
+        <w:t xml:space="preserve">solo los cambios incrementales desde la última versión.</w:t>
+      </w:r>
+    </w:p>
+    <w:p>
+      <w:pPr>
+        <w:pStyle w:val="Compact"/>
+        <w:numPr>
+          <w:ilvl w:val="0"/>
+          <w:numId w:val="1022"/>
+        </w:numPr>
+      </w:pPr>
+      <w:r>
+        <w:t xml:space="preserve">Un</w:t>
+      </w:r>
+      <w:r>
+        <w:t xml:space="preserve"> </w:t>
+      </w:r>
+      <w:r>
+        <w:rPr>
+          <w:b/>
+          <w:bCs/>
+        </w:rPr>
+        <w:t xml:space="preserve">reenviador condicional</w:t>
+      </w:r>
+      <w:r>
+        <w:t xml:space="preserve"> </w:t>
+      </w:r>
+      <w:r>
+        <w:t xml:space="preserve">hacia los servidores DNS del socio para su dominio, sin dar acceso a tu zona ni replicarla.</w:t>
+      </w:r>
+    </w:p>
+    <w:p>
+      <w:pPr>
+        <w:pStyle w:val="Compact"/>
+        <w:numPr>
+          <w:ilvl w:val="0"/>
+          <w:numId w:val="1022"/>
+        </w:numPr>
+      </w:pPr>
+      <w:r>
+        <w:t xml:space="preserve">Porque devuelve el</w:t>
+      </w:r>
+      <w:r>
+        <w:t xml:space="preserve"> </w:t>
+      </w:r>
+      <w:r>
+        <w:rPr>
+          <w:b/>
+          <w:bCs/>
+        </w:rPr>
+        <w:t xml:space="preserve">mapa completo</w:t>
+      </w:r>
+      <w:r>
+        <w:t xml:space="preserve"> </w:t>
+      </w:r>
+      <w:r>
+        <w:t xml:space="preserve">de tu infraestructura: nombres de servidores, IPs internas, servicios. Es información de reconocimiento para un atacante.</w:t>
       </w:r>
     </w:p>
     <w:p>
@@ -9047,14 +8805,14 @@
         </w:pict>
       </w:r>
     </w:p>
-    <w:bookmarkEnd w:id="91"/>
-    <w:bookmarkStart w:id="92" w:name="mini-chequeo-4"/>
+    <w:bookmarkEnd w:id="92"/>
+    <w:bookmarkStart w:id="93" w:name="resumen-en-3-frases-4"/>
     <w:p>
       <w:pPr>
         <w:pStyle w:val="Heading2"/>
       </w:pPr>
       <w:r>
-        <w:t xml:space="preserve">🧠 Mini-chequeo</w:t>
+        <w:t xml:space="preserve">✅ Resumen en 3 frases</w:t>
       </w:r>
     </w:p>
     <w:p>
@@ -9066,7 +8824,23 @@
         </w:numPr>
       </w:pPr>
       <w:r>
-        <w:t xml:space="preserve">¿Qué contiene el registro SOA y por qué el número de serie es crítico?</w:t>
+        <w:t xml:space="preserve">Una zona es tu bloque de autoridad:</w:t>
+      </w:r>
+      <w:r>
+        <w:t xml:space="preserve"> </w:t>
+      </w:r>
+      <w:r>
+        <w:rPr>
+          <w:b/>
+          <w:bCs/>
+        </w:rPr>
+        <w:t xml:space="preserve">SOA + NS</w:t>
+      </w:r>
+      <w:r>
+        <w:t xml:space="preserve"> </w:t>
+      </w:r>
+      <w:r>
+        <w:t xml:space="preserve">mandan y el resto son registros de servicio (A, CNAME, MX…).</w:t>
       </w:r>
     </w:p>
     <w:p>
@@ -9078,7 +8852,39 @@
         </w:numPr>
       </w:pPr>
       <w:r>
-        <w:t xml:space="preserve">¿Diferencia entre zona primaria y secundaria? ¿Y entre AXFR e IXFR?</w:t>
+        <w:t xml:space="preserve">Los</w:t>
+      </w:r>
+      <w:r>
+        <w:t xml:space="preserve"> </w:t>
+      </w:r>
+      <w:r>
+        <w:rPr>
+          <w:b/>
+          <w:bCs/>
+        </w:rPr>
+        <w:t xml:space="preserve">secundarios</w:t>
+      </w:r>
+      <w:r>
+        <w:t xml:space="preserve"> </w:t>
+      </w:r>
+      <w:r>
+        <w:t xml:space="preserve">replican por AXFR/IXFR y dan redundancia; el</w:t>
+      </w:r>
+      <w:r>
+        <w:t xml:space="preserve"> </w:t>
+      </w:r>
+      <w:r>
+        <w:rPr>
+          <w:b/>
+          <w:bCs/>
+        </w:rPr>
+        <w:t xml:space="preserve">serial</w:t>
+      </w:r>
+      <w:r>
+        <w:t xml:space="preserve"> </w:t>
+      </w:r>
+      <w:r>
+        <w:t xml:space="preserve">del SOA decide si hay transferencia.</w:t>
       </w:r>
     </w:p>
     <w:p>
@@ -9087,294 +8893,6 @@
         <w:numPr>
           <w:ilvl w:val="0"/>
           <w:numId w:val="1023"/>
-        </w:numPr>
-      </w:pPr>
-      <w:r>
-        <w:t xml:space="preserve">Tu empresa colabora con un socio que tiene su propio DNS interno. ¿Qué configuras para que los usuarios resuelvan los nombres del socio sin exponer tu zona?</w:t>
-      </w:r>
-    </w:p>
-    <w:p>
-      <w:pPr>
-        <w:pStyle w:val="Compact"/>
-        <w:numPr>
-          <w:ilvl w:val="0"/>
-          <w:numId w:val="1023"/>
-        </w:numPr>
-      </w:pPr>
-      <w:r>
-        <w:t xml:space="preserve">¿Por qué es un riesgo de seguridad una transferencia de zona abierta?</w:t>
-      </w:r>
-    </w:p>
-    <w:p>
-      <w:pPr>
-        <w:pStyle w:val="FirstParagraph"/>
-      </w:pPr>
-      <w:r>
-        <w:t xml:space="preserve">🔄 Respuestas</w:t>
-      </w:r>
-    </w:p>
-    <w:p>
-      <w:pPr>
-        <w:pStyle w:val="Compact"/>
-        <w:numPr>
-          <w:ilvl w:val="0"/>
-          <w:numId w:val="1024"/>
-        </w:numPr>
-      </w:pPr>
-      <w:r>
-        <w:t xml:space="preserve">El SOA declara el</w:t>
-      </w:r>
-      <w:r>
-        <w:t xml:space="preserve"> </w:t>
-      </w:r>
-      <w:r>
-        <w:rPr>
-          <w:b/>
-          <w:bCs/>
-        </w:rPr>
-        <w:t xml:space="preserve">administrador</w:t>
-      </w:r>
-      <w:r>
-        <w:t xml:space="preserve">, el</w:t>
-      </w:r>
-      <w:r>
-        <w:t xml:space="preserve"> </w:t>
-      </w:r>
-      <w:r>
-        <w:rPr>
-          <w:b/>
-          <w:bCs/>
-        </w:rPr>
-        <w:t xml:space="preserve">serial</w:t>
-      </w:r>
-      <w:r>
-        <w:t xml:space="preserve"> </w:t>
-      </w:r>
-      <w:r>
-        <w:t xml:space="preserve">de la zona y los timers (refresh, retry, expire, mínimo TTL). El serial es crítico porque los servidores secundarios lo comparan para saber si hay cambios que transferir; si no sube, no se replica nada.</w:t>
-      </w:r>
-    </w:p>
-    <w:p>
-      <w:pPr>
-        <w:pStyle w:val="Compact"/>
-        <w:numPr>
-          <w:ilvl w:val="0"/>
-          <w:numId w:val="1024"/>
-        </w:numPr>
-      </w:pPr>
-      <w:r>
-        <w:rPr>
-          <w:b/>
-          <w:bCs/>
-        </w:rPr>
-        <w:t xml:space="preserve">Primaria:</w:t>
-      </w:r>
-      <w:r>
-        <w:t xml:space="preserve"> </w:t>
-      </w:r>
-      <w:r>
-        <w:t xml:space="preserve">copia editable.</w:t>
-      </w:r>
-      <w:r>
-        <w:t xml:space="preserve"> </w:t>
-      </w:r>
-      <w:r>
-        <w:rPr>
-          <w:b/>
-          <w:bCs/>
-        </w:rPr>
-        <w:t xml:space="preserve">Secundaria:</w:t>
-      </w:r>
-      <w:r>
-        <w:t xml:space="preserve"> </w:t>
-      </w:r>
-      <w:r>
-        <w:t xml:space="preserve">copia de solo lectura alimentada por transferencias.</w:t>
-      </w:r>
-      <w:r>
-        <w:t xml:space="preserve"> </w:t>
-      </w:r>
-      <w:r>
-        <w:rPr>
-          <w:b/>
-          <w:bCs/>
-        </w:rPr>
-        <w:t xml:space="preserve">AXFR</w:t>
-      </w:r>
-      <w:r>
-        <w:t xml:space="preserve"> </w:t>
-      </w:r>
-      <w:r>
-        <w:t xml:space="preserve">transfiere la zona completa;</w:t>
-      </w:r>
-      <w:r>
-        <w:t xml:space="preserve"> </w:t>
-      </w:r>
-      <w:r>
-        <w:rPr>
-          <w:b/>
-          <w:bCs/>
-        </w:rPr>
-        <w:t xml:space="preserve">IXFR</w:t>
-      </w:r>
-      <w:r>
-        <w:t xml:space="preserve"> </w:t>
-      </w:r>
-      <w:r>
-        <w:t xml:space="preserve">solo los cambios incrementales desde la última versión.</w:t>
-      </w:r>
-    </w:p>
-    <w:p>
-      <w:pPr>
-        <w:pStyle w:val="Compact"/>
-        <w:numPr>
-          <w:ilvl w:val="0"/>
-          <w:numId w:val="1024"/>
-        </w:numPr>
-      </w:pPr>
-      <w:r>
-        <w:t xml:space="preserve">Un</w:t>
-      </w:r>
-      <w:r>
-        <w:t xml:space="preserve"> </w:t>
-      </w:r>
-      <w:r>
-        <w:rPr>
-          <w:b/>
-          <w:bCs/>
-        </w:rPr>
-        <w:t xml:space="preserve">reenviador condicional</w:t>
-      </w:r>
-      <w:r>
-        <w:t xml:space="preserve"> </w:t>
-      </w:r>
-      <w:r>
-        <w:t xml:space="preserve">hacia los servidores DNS del socio para su dominio, sin dar acceso a tu zona ni replicarla.</w:t>
-      </w:r>
-    </w:p>
-    <w:p>
-      <w:pPr>
-        <w:pStyle w:val="Compact"/>
-        <w:numPr>
-          <w:ilvl w:val="0"/>
-          <w:numId w:val="1024"/>
-        </w:numPr>
-      </w:pPr>
-      <w:r>
-        <w:t xml:space="preserve">Porque devuelve el</w:t>
-      </w:r>
-      <w:r>
-        <w:t xml:space="preserve"> </w:t>
-      </w:r>
-      <w:r>
-        <w:rPr>
-          <w:b/>
-          <w:bCs/>
-        </w:rPr>
-        <w:t xml:space="preserve">mapa completo</w:t>
-      </w:r>
-      <w:r>
-        <w:t xml:space="preserve"> </w:t>
-      </w:r>
-      <w:r>
-        <w:t xml:space="preserve">de tu infraestructura: nombres de servidores, IPs internas, servicios. Es información de reconocimiento para un atacante.</w:t>
-      </w:r>
-    </w:p>
-    <w:p>
-      <w:r>
-        <w:pict>
-          <v:rect style="width:0;height:1.5pt" o:hralign="center" o:hrstd="t" o:hr="t"/>
-        </w:pict>
-      </w:r>
-    </w:p>
-    <w:bookmarkEnd w:id="92"/>
-    <w:bookmarkStart w:id="93" w:name="resumen-en-3-frases-4"/>
-    <w:p>
-      <w:pPr>
-        <w:pStyle w:val="Heading2"/>
-      </w:pPr>
-      <w:r>
-        <w:t xml:space="preserve">✅ Resumen en 3 frases</w:t>
-      </w:r>
-    </w:p>
-    <w:p>
-      <w:pPr>
-        <w:pStyle w:val="Compact"/>
-        <w:numPr>
-          <w:ilvl w:val="0"/>
-          <w:numId w:val="1025"/>
-        </w:numPr>
-      </w:pPr>
-      <w:r>
-        <w:t xml:space="preserve">Una zona es tu bloque de autoridad:</w:t>
-      </w:r>
-      <w:r>
-        <w:t xml:space="preserve"> </w:t>
-      </w:r>
-      <w:r>
-        <w:rPr>
-          <w:b/>
-          <w:bCs/>
-        </w:rPr>
-        <w:t xml:space="preserve">SOA + NS</w:t>
-      </w:r>
-      <w:r>
-        <w:t xml:space="preserve"> </w:t>
-      </w:r>
-      <w:r>
-        <w:t xml:space="preserve">mandan y el resto son registros de servicio (A, CNAME, MX…).</w:t>
-      </w:r>
-    </w:p>
-    <w:p>
-      <w:pPr>
-        <w:pStyle w:val="Compact"/>
-        <w:numPr>
-          <w:ilvl w:val="0"/>
-          <w:numId w:val="1025"/>
-        </w:numPr>
-      </w:pPr>
-      <w:r>
-        <w:t xml:space="preserve">Los</w:t>
-      </w:r>
-      <w:r>
-        <w:t xml:space="preserve"> </w:t>
-      </w:r>
-      <w:r>
-        <w:rPr>
-          <w:b/>
-          <w:bCs/>
-        </w:rPr>
-        <w:t xml:space="preserve">secundarios</w:t>
-      </w:r>
-      <w:r>
-        <w:t xml:space="preserve"> </w:t>
-      </w:r>
-      <w:r>
-        <w:t xml:space="preserve">replican por AXFR/IXFR y dan redundancia; el</w:t>
-      </w:r>
-      <w:r>
-        <w:t xml:space="preserve"> </w:t>
-      </w:r>
-      <w:r>
-        <w:rPr>
-          <w:b/>
-          <w:bCs/>
-        </w:rPr>
-        <w:t xml:space="preserve">serial</w:t>
-      </w:r>
-      <w:r>
-        <w:t xml:space="preserve"> </w:t>
-      </w:r>
-      <w:r>
-        <w:t xml:space="preserve">del SOA decide si hay transferencia.</w:t>
-      </w:r>
-    </w:p>
-    <w:p>
-      <w:pPr>
-        <w:pStyle w:val="Compact"/>
-        <w:numPr>
-          <w:ilvl w:val="0"/>
-          <w:numId w:val="1025"/>
         </w:numPr>
       </w:pPr>
       <w:r>
@@ -10124,7 +9642,7 @@
         <w:pStyle w:val="Compact"/>
         <w:numPr>
           <w:ilvl w:val="0"/>
-          <w:numId w:val="1026"/>
+          <w:numId w:val="1024"/>
         </w:numPr>
       </w:pPr>
       <w:r>
@@ -10139,6 +9657,273 @@
       </w:r>
       <w:r>
         <w:t xml:space="preserve">no se ofrece por red: son las fuentes físicas (reloj atómico, GPS).</w:t>
+      </w:r>
+    </w:p>
+    <w:p>
+      <w:pPr>
+        <w:pStyle w:val="Compact"/>
+        <w:numPr>
+          <w:ilvl w:val="0"/>
+          <w:numId w:val="1024"/>
+        </w:numPr>
+      </w:pPr>
+      <w:r>
+        <w:rPr>
+          <w:b/>
+          <w:bCs/>
+        </w:rPr>
+        <w:t xml:space="preserve">Stratum 1</w:t>
+      </w:r>
+      <w:r>
+        <w:t xml:space="preserve"> </w:t>
+      </w:r>
+      <w:r>
+        <w:t xml:space="preserve">son los servidores de referencia públicos (por ejemplo los del proyecto NTP Pool).</w:t>
+      </w:r>
+    </w:p>
+    <w:p>
+      <w:pPr>
+        <w:pStyle w:val="Compact"/>
+        <w:numPr>
+          <w:ilvl w:val="0"/>
+          <w:numId w:val="1024"/>
+        </w:numPr>
+      </w:pPr>
+      <w:r>
+        <w:t xml:space="preserve">Cada nivel que baja suma 1 al stratum. Un router sincronizado contra un stratum 2 será stratum 3.</w:t>
+      </w:r>
+    </w:p>
+    <w:p>
+      <w:pPr>
+        <w:pStyle w:val="BlockText"/>
+      </w:pPr>
+      <w:r>
+        <w:t xml:space="preserve">💡</w:t>
+      </w:r>
+      <w:r>
+        <w:t xml:space="preserve"> </w:t>
+      </w:r>
+      <w:r>
+        <w:rPr>
+          <w:b/>
+          <w:bCs/>
+        </w:rPr>
+        <w:t xml:space="preserve">Detalle de diseño elegante:</w:t>
+      </w:r>
+      <w:r>
+        <w:t xml:space="preserve"> </w:t>
+      </w:r>
+      <w:r>
+        <w:t xml:space="preserve">NTP no manda</w:t>
+      </w:r>
+      <w:r>
+        <w:t xml:space="preserve"> </w:t>
+      </w:r>
+      <w:r>
+        <w:t xml:space="preserve">“la hora”</w:t>
+      </w:r>
+      <w:r>
+        <w:t xml:space="preserve"> </w:t>
+      </w:r>
+      <w:r>
+        <w:t xml:space="preserve">a lo bruto: mide cuatro marcas de tiempo (salida, llegada, respuesta y recepción), calcula el offset y el retardo del camino y corrige el reloj de forma gradual, sin saltos bruscos que romperían los logs.</w:t>
+      </w:r>
+    </w:p>
+    <w:p>
+      <w:r>
+        <w:pict>
+          <v:rect style="width:0;height:1.5pt" o:hralign="center" o:hrstd="t" o:hr="t"/>
+        </w:pict>
+      </w:r>
+    </w:p>
+    <w:bookmarkEnd w:id="101"/>
+    <w:bookmarkStart w:id="102" w:name="X01138dcca9b843e54c014a28b6bfe0073aad907"/>
+    <w:p>
+      <w:pPr>
+        <w:pStyle w:val="Heading2"/>
+      </w:pPr>
+      <w:r>
+        <w:t xml:space="preserve">🇪🇸 ¿De dónde cuelga tu red? Fuentes horarias en España</w:t>
+      </w:r>
+    </w:p>
+    <w:p>
+      <w:pPr>
+        <w:pStyle w:val="FirstParagraph"/>
+      </w:pPr>
+      <w:r>
+        <w:t xml:space="preserve">En producción no sincronizas contra</w:t>
+      </w:r>
+      <w:r>
+        <w:t xml:space="preserve"> </w:t>
+      </w:r>
+      <w:r>
+        <w:t xml:space="preserve">“el reloj de Windows de alguien”</w:t>
+      </w:r>
+      <w:r>
+        <w:t xml:space="preserve">: apuntas a fuentes fiables, como el</w:t>
+      </w:r>
+      <w:r>
+        <w:t xml:space="preserve"> </w:t>
+      </w:r>
+      <w:r>
+        <w:rPr>
+          <w:b/>
+          <w:bCs/>
+        </w:rPr>
+        <w:t xml:space="preserve">NTP Pool español</w:t>
+      </w:r>
+      <w:r>
+        <w:t xml:space="preserve"> </w:t>
+      </w:r>
+      <w:r>
+        <w:t xml:space="preserve">(</w:t>
+      </w:r>
+      <w:r>
+        <w:rPr>
+          <w:rStyle w:val="VerbatimChar"/>
+        </w:rPr>
+        <w:t xml:space="preserve">es.pool.ntp.org</w:t>
+      </w:r>
+      <w:r>
+        <w:t xml:space="preserve">, round-robin de voluntarios), el</w:t>
+      </w:r>
+      <w:r>
+        <w:t xml:space="preserve"> </w:t>
+      </w:r>
+      <w:r>
+        <w:rPr>
+          <w:b/>
+          <w:bCs/>
+        </w:rPr>
+        <w:t xml:space="preserve">Observatorio Naval</w:t>
+      </w:r>
+      <w:r>
+        <w:t xml:space="preserve"> </w:t>
+      </w:r>
+      <w:r>
+        <w:t xml:space="preserve">(</w:t>
+      </w:r>
+      <w:r>
+        <w:rPr>
+          <w:rStyle w:val="VerbatimChar"/>
+        </w:rPr>
+        <w:t xml:space="preserve">hora.roa.es</w:t>
+      </w:r>
+      <w:r>
+        <w:t xml:space="preserve">, fuente institucional), el reloj que entrega tu ISP o, si no quieres depender de Internet, una antena</w:t>
+      </w:r>
+      <w:r>
+        <w:t xml:space="preserve"> </w:t>
+      </w:r>
+      <w:r>
+        <w:rPr>
+          <w:b/>
+          <w:bCs/>
+        </w:rPr>
+        <w:t xml:space="preserve">GPS/DCF77</w:t>
+      </w:r>
+      <w:r>
+        <w:t xml:space="preserve"> </w:t>
+      </w:r>
+      <w:r>
+        <w:t xml:space="preserve">en el rack.</w:t>
+      </w:r>
+    </w:p>
+    <w:p>
+      <w:pPr>
+        <w:pStyle w:val="BodyText"/>
+      </w:pPr>
+      <w:r>
+        <w:t xml:space="preserve">Buena práctica: configuras</w:t>
+      </w:r>
+      <w:r>
+        <w:t xml:space="preserve"> </w:t>
+      </w:r>
+      <w:r>
+        <w:rPr>
+          <w:b/>
+          <w:bCs/>
+        </w:rPr>
+        <w:t xml:space="preserve">varias fuentes</w:t>
+      </w:r>
+      <w:r>
+        <w:t xml:space="preserve"> </w:t>
+      </w:r>
+      <w:r>
+        <w:t xml:space="preserve">(al menos 3) para que NTP las compare y elija la más consistente; con una sola fuente nunca sabes si ella misma está loca.</w:t>
+      </w:r>
+    </w:p>
+    <w:p>
+      <w:r>
+        <w:pict>
+          <v:rect style="width:0;height:1.5pt" o:hralign="center" o:hrstd="t" o:hr="t"/>
+        </w:pict>
+      </w:r>
+    </w:p>
+    <w:bookmarkEnd w:id="102"/>
+    <w:bookmarkStart w:id="103" w:name="mini-chequeo-5"/>
+    <w:p>
+      <w:pPr>
+        <w:pStyle w:val="Heading2"/>
+      </w:pPr>
+      <w:r>
+        <w:t xml:space="preserve">🧠 Mini-chequeo</w:t>
+      </w:r>
+    </w:p>
+    <w:p>
+      <w:pPr>
+        <w:pStyle w:val="Compact"/>
+        <w:numPr>
+          <w:ilvl w:val="0"/>
+          <w:numId w:val="1025"/>
+        </w:numPr>
+      </w:pPr>
+      <w:r>
+        <w:t xml:space="preserve">¿Qué es el stratum? ¿Qué stratum tiene un router sincronizado contra un servidor stratum 2?</w:t>
+      </w:r>
+    </w:p>
+    <w:p>
+      <w:pPr>
+        <w:pStyle w:val="Compact"/>
+        <w:numPr>
+          <w:ilvl w:val="0"/>
+          <w:numId w:val="1025"/>
+        </w:numPr>
+      </w:pPr>
+      <w:r>
+        <w:t xml:space="preserve">Da tres consecuencias reales de tener los relojes desajustados en una red.</w:t>
+      </w:r>
+    </w:p>
+    <w:p>
+      <w:pPr>
+        <w:pStyle w:val="Compact"/>
+        <w:numPr>
+          <w:ilvl w:val="0"/>
+          <w:numId w:val="1025"/>
+        </w:numPr>
+      </w:pPr>
+      <w:r>
+        <w:t xml:space="preserve">¿Por qué NTP corrige el reloj de forma gradual y no con un salto?</w:t>
+      </w:r>
+    </w:p>
+    <w:p>
+      <w:pPr>
+        <w:pStyle w:val="Compact"/>
+        <w:numPr>
+          <w:ilvl w:val="0"/>
+          <w:numId w:val="1025"/>
+        </w:numPr>
+      </w:pPr>
+      <w:r>
+        <w:t xml:space="preserve">¿Por qué se recomienda configurar varias fuentes NTP y no una sola?</w:t>
+      </w:r>
+    </w:p>
+    <w:p>
+      <w:pPr>
+        <w:pStyle w:val="FirstParagraph"/>
+      </w:pPr>
+      <w:r>
+        <w:t xml:space="preserve">🔄 Respuestas</w:t>
       </w:r>
     </w:p>
     <w:p>
@@ -10150,17 +9935,20 @@
         </w:numPr>
       </w:pPr>
       <w:r>
-        <w:rPr>
-          <w:b/>
-          <w:bCs/>
-        </w:rPr>
-        <w:t xml:space="preserve">Stratum 1</w:t>
-      </w:r>
-      <w:r>
-        <w:t xml:space="preserve"> </w:t>
-      </w:r>
-      <w:r>
-        <w:t xml:space="preserve">son los servidores de referencia públicos (por ejemplo los del proyecto NTP Pool).</w:t>
+        <w:t xml:space="preserve">El nivel de profundidad respecto a la fuente física. Un router contra un stratum 2 queda en</w:t>
+      </w:r>
+      <w:r>
+        <w:t xml:space="preserve"> </w:t>
+      </w:r>
+      <w:r>
+        <w:rPr>
+          <w:b/>
+          <w:bCs/>
+        </w:rPr>
+        <w:t xml:space="preserve">stratum 3</w:t>
+      </w:r>
+      <w:r>
+        <w:t xml:space="preserve">.</w:t>
       </w:r>
     </w:p>
     <w:p>
@@ -10172,67 +9960,64 @@
         </w:numPr>
       </w:pPr>
       <w:r>
-        <w:t xml:space="preserve">Cada nivel que baja suma 1 al stratum. Un router sincronizado contra un stratum 2 será stratum 3.</w:t>
-      </w:r>
-    </w:p>
-    <w:p>
-      <w:pPr>
-        <w:pStyle w:val="FirstParagraph"/>
-      </w:pPr>
-      <w:r>
-        <w:t xml:space="preserve">El protocolo además</w:t>
-      </w:r>
-      <w:r>
-        <w:t xml:space="preserve"> </w:t>
-      </w:r>
-      <w:r>
-        <w:rPr>
-          <w:b/>
-          <w:bCs/>
-        </w:rPr>
-        <w:t xml:space="preserve">calcula el retardo de red</w:t>
-      </w:r>
-      <w:r>
-        <w:t xml:space="preserve"> </w:t>
-      </w:r>
-      <w:r>
-        <w:t xml:space="preserve">(offset y delay) en el intercambio de paquetes y corrige el reloj de forma gradual, sin saltos bruscos que romperían los logs.</w:t>
-      </w:r>
-    </w:p>
-    <w:p>
-      <w:pPr>
-        <w:pStyle w:val="BlockText"/>
-      </w:pPr>
-      <w:r>
-        <w:t xml:space="preserve">💡</w:t>
-      </w:r>
-      <w:r>
-        <w:t xml:space="preserve"> </w:t>
-      </w:r>
-      <w:r>
-        <w:rPr>
-          <w:b/>
-          <w:bCs/>
-        </w:rPr>
-        <w:t xml:space="preserve">Detalle de diseño elegante:</w:t>
-      </w:r>
-      <w:r>
-        <w:t xml:space="preserve"> </w:t>
-      </w:r>
-      <w:r>
-        <w:t xml:space="preserve">NTP no manda</w:t>
-      </w:r>
-      <w:r>
-        <w:t xml:space="preserve"> </w:t>
-      </w:r>
-      <w:r>
-        <w:t xml:space="preserve">“la hora”</w:t>
-      </w:r>
-      <w:r>
-        <w:t xml:space="preserve"> </w:t>
-      </w:r>
-      <w:r>
-        <w:t xml:space="preserve">a lo bruto: mide cuatro marcas de tiempo (salida, llegada, respuesta y recepción) y calcula offset y delay del camino. Así corrige incluso la latencia de la red que le separa de la fuente.</w:t>
+        <w:t xml:space="preserve">Logs que no se pueden correlacionar entre equipos, certificados TLS que</w:t>
+      </w:r>
+      <w:r>
+        <w:t xml:space="preserve"> </w:t>
+      </w:r>
+      <w:r>
+        <w:t xml:space="preserve">“caducan”</w:t>
+      </w:r>
+      <w:r>
+        <w:t xml:space="preserve"> </w:t>
+      </w:r>
+      <w:r>
+        <w:t xml:space="preserve">o</w:t>
+      </w:r>
+      <w:r>
+        <w:t xml:space="preserve"> </w:t>
+      </w:r>
+      <w:r>
+        <w:t xml:space="preserve">“aún no valen”</w:t>
+      </w:r>
+      <w:r>
+        <w:t xml:space="preserve">, y autenticación Kerberos/dominio que rechaza a los usuarios (tolerancia típica de 5 minutos).</w:t>
+      </w:r>
+    </w:p>
+    <w:p>
+      <w:pPr>
+        <w:pStyle w:val="Compact"/>
+        <w:numPr>
+          <w:ilvl w:val="0"/>
+          <w:numId w:val="1026"/>
+        </w:numPr>
+      </w:pPr>
+      <w:r>
+        <w:t xml:space="preserve">Porque un salto brusco alteraría el orden de los eventos en los logs y podría romper procesos que miden intervalos; NTP ajusta con</w:t>
+      </w:r>
+      <w:r>
+        <w:t xml:space="preserve"> </w:t>
+      </w:r>
+      <w:r>
+        <w:t xml:space="preserve">“slew”</w:t>
+      </w:r>
+      <w:r>
+        <w:t xml:space="preserve"> </w:t>
+      </w:r>
+      <w:r>
+        <w:t xml:space="preserve">gradual salvo saltos enormes.</w:t>
+      </w:r>
+    </w:p>
+    <w:p>
+      <w:pPr>
+        <w:pStyle w:val="Compact"/>
+        <w:numPr>
+          <w:ilvl w:val="0"/>
+          <w:numId w:val="1026"/>
+        </w:numPr>
+      </w:pPr>
+      <w:r>
+        <w:t xml:space="preserve">Porque con una sola fuente no hay con quién contrastar: si esa fuente se vuelve errática, tu red entera se desajusta. Con varias, NTP descarta las inconsistentes.</w:t>
       </w:r>
     </w:p>
     <w:p>
@@ -10242,285 +10027,14 @@
         </w:pict>
       </w:r>
     </w:p>
-    <w:bookmarkEnd w:id="101"/>
-    <w:bookmarkStart w:id="102" w:name="X01138dcca9b843e54c014a28b6bfe0073aad907"/>
+    <w:bookmarkEnd w:id="103"/>
+    <w:bookmarkStart w:id="104" w:name="resumen-en-3-frases-5"/>
     <w:p>
       <w:pPr>
         <w:pStyle w:val="Heading2"/>
       </w:pPr>
       <w:r>
-        <w:t xml:space="preserve">🇪🇸 ¿De dónde cuelga tu red? Fuentes horarias en España</w:t>
-      </w:r>
-    </w:p>
-    <w:p>
-      <w:pPr>
-        <w:pStyle w:val="FirstParagraph"/>
-      </w:pPr>
-      <w:r>
-        <w:t xml:space="preserve">En producción no sincronizas contra</w:t>
-      </w:r>
-      <w:r>
-        <w:t xml:space="preserve"> </w:t>
-      </w:r>
-      <w:r>
-        <w:t xml:space="preserve">“el reloj de Windows de alguien”</w:t>
-      </w:r>
-      <w:r>
-        <w:t xml:space="preserve">: apuntas a fuentes fiables:</w:t>
-      </w:r>
-    </w:p>
-    <w:tbl>
-      <w:tblPr>
-        <w:tblStyle w:val="Table"/>
-        <w:tblW w:type="pct" w:w="5000"/>
-        <w:tblLayout w:type="fixed"/>
-        <w:tblLook w:firstRow="1" w:lastRow="0" w:firstColumn="0" w:lastColumn="0" w:noHBand="0" w:noVBand="0" w:val="0020"/>
-      </w:tblPr>
-      <w:tblGrid>
-        <w:gridCol w:w="2640"/>
-        <w:gridCol w:w="2640"/>
-        <w:gridCol w:w="2640"/>
-      </w:tblGrid>
-      <w:tr>
-        <w:trPr>
-          <w:tblHeader w:val="on"/>
-        </w:trPr>
-        <w:tc>
-          <w:tcPr/>
-          <w:p>
-            <w:pPr>
-              <w:pStyle w:val="Compact"/>
-            </w:pPr>
-            <w:r>
-              <w:t xml:space="preserve">Fuente</w:t>
-            </w:r>
-          </w:p>
-        </w:tc>
-        <w:tc>
-          <w:tcPr/>
-          <w:p>
-            <w:pPr>
-              <w:pStyle w:val="Compact"/>
-            </w:pPr>
-            <w:r>
-              <w:t xml:space="preserve">Ejemplo</w:t>
-            </w:r>
-          </w:p>
-        </w:tc>
-        <w:tc>
-          <w:tcPr/>
-          <w:p>
-            <w:pPr>
-              <w:pStyle w:val="Compact"/>
-            </w:pPr>
-            <w:r>
-              <w:t xml:space="preserve">Comentario</w:t>
-            </w:r>
-          </w:p>
-        </w:tc>
-      </w:tr>
-      <w:tr>
-        <w:tc>
-          <w:tcPr/>
-          <w:p>
-            <w:pPr>
-              <w:pStyle w:val="Compact"/>
-            </w:pPr>
-            <w:r>
-              <w:rPr>
-                <w:b/>
-                <w:bCs/>
-              </w:rPr>
-              <w:t xml:space="preserve">NTP Pool español</w:t>
-            </w:r>
-          </w:p>
-        </w:tc>
-        <w:tc>
-          <w:tcPr/>
-          <w:p>
-            <w:pPr>
-              <w:pStyle w:val="Compact"/>
-            </w:pPr>
-            <w:r>
-              <w:rPr>
-                <w:rStyle w:val="VerbatimChar"/>
-              </w:rPr>
-              <w:t xml:space="preserve">es.pool.ntp.org</w:t>
-            </w:r>
-          </w:p>
-        </w:tc>
-        <w:tc>
-          <w:tcPr/>
-          <w:p>
-            <w:pPr>
-              <w:pStyle w:val="Compact"/>
-            </w:pPr>
-            <w:r>
-              <w:t xml:space="preserve">Round-robin de servidores voluntarios en España</w:t>
-            </w:r>
-          </w:p>
-        </w:tc>
-      </w:tr>
-      <w:tr>
-        <w:tc>
-          <w:tcPr/>
-          <w:p>
-            <w:pPr>
-              <w:pStyle w:val="Compact"/>
-            </w:pPr>
-            <w:r>
-              <w:rPr>
-                <w:b/>
-                <w:bCs/>
-              </w:rPr>
-              <w:t xml:space="preserve">Observatorio Naval</w:t>
-            </w:r>
-          </w:p>
-        </w:tc>
-        <w:tc>
-          <w:tcPr/>
-          <w:p>
-            <w:pPr>
-              <w:pStyle w:val="Compact"/>
-            </w:pPr>
-            <w:r>
-              <w:rPr>
-                <w:rStyle w:val="VerbatimChar"/>
-              </w:rPr>
-              <w:t xml:space="preserve">hora.roa.es</w:t>
-            </w:r>
-          </w:p>
-        </w:tc>
-        <w:tc>
-          <w:tcPr/>
-          <w:p>
-            <w:pPr>
-              <w:pStyle w:val="Compact"/>
-            </w:pPr>
-            <w:r>
-              <w:t xml:space="preserve">Fuente institucional oficial</w:t>
-            </w:r>
-          </w:p>
-        </w:tc>
-      </w:tr>
-      <w:tr>
-        <w:tc>
-          <w:tcPr/>
-          <w:p>
-            <w:pPr>
-              <w:pStyle w:val="Compact"/>
-            </w:pPr>
-            <w:r>
-              <w:rPr>
-                <w:b/>
-                <w:bCs/>
-              </w:rPr>
-              <w:t xml:space="preserve">Reloj del sistema del ISP</w:t>
-            </w:r>
-          </w:p>
-        </w:tc>
-        <w:tc>
-          <w:tcPr/>
-          <w:p>
-            <w:pPr>
-              <w:pStyle w:val="Compact"/>
-            </w:pPr>
-            <w:r>
-              <w:t xml:space="preserve">La IP que entrega tu operador</w:t>
-            </w:r>
-          </w:p>
-        </w:tc>
-        <w:tc>
-          <w:tcPr/>
-          <w:p>
-            <w:pPr>
-              <w:pStyle w:val="Compact"/>
-            </w:pPr>
-            <w:r>
-              <w:t xml:space="preserve">Suele ser stratum 2-3 razonable</w:t>
-            </w:r>
-          </w:p>
-        </w:tc>
-      </w:tr>
-      <w:tr>
-        <w:tc>
-          <w:tcPr/>
-          <w:p>
-            <w:pPr>
-              <w:pStyle w:val="Compact"/>
-            </w:pPr>
-            <w:r>
-              <w:rPr>
-                <w:b/>
-                <w:bCs/>
-              </w:rPr>
-              <w:t xml:space="preserve">GPS/DCF77 local</w:t>
-            </w:r>
-          </w:p>
-        </w:tc>
-        <w:tc>
-          <w:tcPr/>
-          <w:p>
-            <w:pPr>
-              <w:pStyle w:val="Compact"/>
-            </w:pPr>
-            <w:r>
-              <w:t xml:space="preserve">Antena en el rack</w:t>
-            </w:r>
-          </w:p>
-        </w:tc>
-        <w:tc>
-          <w:tcPr/>
-          <w:p>
-            <w:pPr>
-              <w:pStyle w:val="Compact"/>
-            </w:pPr>
-            <w:r>
-              <w:t xml:space="preserve">Cuando no quieres depender de Internet</w:t>
-            </w:r>
-          </w:p>
-        </w:tc>
-      </w:tr>
-    </w:tbl>
-    <w:p>
-      <w:pPr>
-        <w:pStyle w:val="BodyText"/>
-      </w:pPr>
-      <w:r>
-        <w:t xml:space="preserve">Buena práctica: configuras</w:t>
-      </w:r>
-      <w:r>
-        <w:t xml:space="preserve"> </w:t>
-      </w:r>
-      <w:r>
-        <w:rPr>
-          <w:b/>
-          <w:bCs/>
-        </w:rPr>
-        <w:t xml:space="preserve">varias fuentes</w:t>
-      </w:r>
-      <w:r>
-        <w:t xml:space="preserve"> </w:t>
-      </w:r>
-      <w:r>
-        <w:t xml:space="preserve">(al menos 3) para que NTP las compare y elija la más consistente; con una sola fuente nunca sabes si ella misma está loca.</w:t>
-      </w:r>
-    </w:p>
-    <w:p>
-      <w:r>
-        <w:pict>
-          <v:rect style="width:0;height:1.5pt" o:hralign="center" o:hrstd="t" o:hr="t"/>
-        </w:pict>
-      </w:r>
-    </w:p>
-    <w:bookmarkEnd w:id="102"/>
-    <w:bookmarkStart w:id="103" w:name="mini-chequeo-5"/>
-    <w:p>
-      <w:pPr>
-        <w:pStyle w:val="Heading2"/>
-      </w:pPr>
-      <w:r>
-        <w:t xml:space="preserve">🧠 Mini-chequeo</w:t>
+        <w:t xml:space="preserve">✅ Resumen en 3 frases</w:t>
       </w:r>
     </w:p>
     <w:p>
@@ -10532,7 +10046,20 @@
         </w:numPr>
       </w:pPr>
       <w:r>
-        <w:t xml:space="preserve">¿Qué es el stratum? ¿Qué stratum tiene un router sincronizado contra un servidor stratum 2?</w:t>
+        <w:t xml:space="preserve">La hora exacta sostiene</w:t>
+      </w:r>
+      <w:r>
+        <w:t xml:space="preserve"> </w:t>
+      </w:r>
+      <w:r>
+        <w:rPr>
+          <w:b/>
+          <w:bCs/>
+        </w:rPr>
+        <w:t xml:space="preserve">logs, certificados y autenticación</w:t>
+      </w:r>
+      <w:r>
+        <w:t xml:space="preserve">: no es un adorno.</w:t>
       </w:r>
     </w:p>
     <w:p>
@@ -10544,7 +10071,23 @@
         </w:numPr>
       </w:pPr>
       <w:r>
-        <w:t xml:space="preserve">Da tres consecuencias reales de tener los relojes desajustados en una red.</w:t>
+        <w:t xml:space="preserve">NTP organiza las fuentes en</w:t>
+      </w:r>
+      <w:r>
+        <w:t xml:space="preserve"> </w:t>
+      </w:r>
+      <w:r>
+        <w:rPr>
+          <w:b/>
+          <w:bCs/>
+        </w:rPr>
+        <w:t xml:space="preserve">strata</w:t>
+      </w:r>
+      <w:r>
+        <w:t xml:space="preserve"> </w:t>
+      </w:r>
+      <w:r>
+        <w:t xml:space="preserve">y corrige gradualmente midiendo el retardo de red.</w:t>
       </w:r>
     </w:p>
     <w:p>
@@ -10553,202 +10096,6 @@
         <w:numPr>
           <w:ilvl w:val="0"/>
           <w:numId w:val="1027"/>
-        </w:numPr>
-      </w:pPr>
-      <w:r>
-        <w:t xml:space="preserve">¿Por qué NTP corrige el reloj de forma gradual y no con un salto?</w:t>
-      </w:r>
-    </w:p>
-    <w:p>
-      <w:pPr>
-        <w:pStyle w:val="Compact"/>
-        <w:numPr>
-          <w:ilvl w:val="0"/>
-          <w:numId w:val="1027"/>
-        </w:numPr>
-      </w:pPr>
-      <w:r>
-        <w:t xml:space="preserve">¿Por qué se recomienda configurar varias fuentes NTP y no una sola?</w:t>
-      </w:r>
-    </w:p>
-    <w:p>
-      <w:pPr>
-        <w:pStyle w:val="FirstParagraph"/>
-      </w:pPr>
-      <w:r>
-        <w:t xml:space="preserve">🔄 Respuestas</w:t>
-      </w:r>
-    </w:p>
-    <w:p>
-      <w:pPr>
-        <w:pStyle w:val="Compact"/>
-        <w:numPr>
-          <w:ilvl w:val="0"/>
-          <w:numId w:val="1028"/>
-        </w:numPr>
-      </w:pPr>
-      <w:r>
-        <w:t xml:space="preserve">El nivel de profundidad respecto a la fuente física. Un router contra un stratum 2 queda en</w:t>
-      </w:r>
-      <w:r>
-        <w:t xml:space="preserve"> </w:t>
-      </w:r>
-      <w:r>
-        <w:rPr>
-          <w:b/>
-          <w:bCs/>
-        </w:rPr>
-        <w:t xml:space="preserve">stratum 3</w:t>
-      </w:r>
-      <w:r>
-        <w:t xml:space="preserve">.</w:t>
-      </w:r>
-    </w:p>
-    <w:p>
-      <w:pPr>
-        <w:pStyle w:val="Compact"/>
-        <w:numPr>
-          <w:ilvl w:val="0"/>
-          <w:numId w:val="1028"/>
-        </w:numPr>
-      </w:pPr>
-      <w:r>
-        <w:t xml:space="preserve">Logs que no se pueden correlacionar entre equipos, certificados TLS que</w:t>
-      </w:r>
-      <w:r>
-        <w:t xml:space="preserve"> </w:t>
-      </w:r>
-      <w:r>
-        <w:t xml:space="preserve">“caducan”</w:t>
-      </w:r>
-      <w:r>
-        <w:t xml:space="preserve"> </w:t>
-      </w:r>
-      <w:r>
-        <w:t xml:space="preserve">o</w:t>
-      </w:r>
-      <w:r>
-        <w:t xml:space="preserve"> </w:t>
-      </w:r>
-      <w:r>
-        <w:t xml:space="preserve">“aún no valen”</w:t>
-      </w:r>
-      <w:r>
-        <w:t xml:space="preserve">, y autenticación Kerberos/dominio que rechaza a los usuarios (tolerancia típica de 5 minutos).</w:t>
-      </w:r>
-    </w:p>
-    <w:p>
-      <w:pPr>
-        <w:pStyle w:val="Compact"/>
-        <w:numPr>
-          <w:ilvl w:val="0"/>
-          <w:numId w:val="1028"/>
-        </w:numPr>
-      </w:pPr>
-      <w:r>
-        <w:t xml:space="preserve">Porque un salto brusco alteraría el orden de los eventos en los logs y podría romper procesos que miden intervalos; NTP ajusta con</w:t>
-      </w:r>
-      <w:r>
-        <w:t xml:space="preserve"> </w:t>
-      </w:r>
-      <w:r>
-        <w:t xml:space="preserve">“slew”</w:t>
-      </w:r>
-      <w:r>
-        <w:t xml:space="preserve"> </w:t>
-      </w:r>
-      <w:r>
-        <w:t xml:space="preserve">gradual salvo saltos enormes.</w:t>
-      </w:r>
-    </w:p>
-    <w:p>
-      <w:pPr>
-        <w:pStyle w:val="Compact"/>
-        <w:numPr>
-          <w:ilvl w:val="0"/>
-          <w:numId w:val="1028"/>
-        </w:numPr>
-      </w:pPr>
-      <w:r>
-        <w:t xml:space="preserve">Porque con una sola fuente no hay con quién contrastar: si esa fuente se vuelve errática, tu red entera se desajusta. Con varias, NTP descarta las inconsistentes.</w:t>
-      </w:r>
-    </w:p>
-    <w:p>
-      <w:r>
-        <w:pict>
-          <v:rect style="width:0;height:1.5pt" o:hralign="center" o:hrstd="t" o:hr="t"/>
-        </w:pict>
-      </w:r>
-    </w:p>
-    <w:bookmarkEnd w:id="103"/>
-    <w:bookmarkStart w:id="104" w:name="resumen-en-3-frases-5"/>
-    <w:p>
-      <w:pPr>
-        <w:pStyle w:val="Heading2"/>
-      </w:pPr>
-      <w:r>
-        <w:t xml:space="preserve">✅ Resumen en 3 frases</w:t>
-      </w:r>
-    </w:p>
-    <w:p>
-      <w:pPr>
-        <w:pStyle w:val="Compact"/>
-        <w:numPr>
-          <w:ilvl w:val="0"/>
-          <w:numId w:val="1029"/>
-        </w:numPr>
-      </w:pPr>
-      <w:r>
-        <w:t xml:space="preserve">La hora exacta sostiene</w:t>
-      </w:r>
-      <w:r>
-        <w:t xml:space="preserve"> </w:t>
-      </w:r>
-      <w:r>
-        <w:rPr>
-          <w:b/>
-          <w:bCs/>
-        </w:rPr>
-        <w:t xml:space="preserve">logs, certificados y autenticación</w:t>
-      </w:r>
-      <w:r>
-        <w:t xml:space="preserve">: no es un adorno.</w:t>
-      </w:r>
-    </w:p>
-    <w:p>
-      <w:pPr>
-        <w:pStyle w:val="Compact"/>
-        <w:numPr>
-          <w:ilvl w:val="0"/>
-          <w:numId w:val="1029"/>
-        </w:numPr>
-      </w:pPr>
-      <w:r>
-        <w:t xml:space="preserve">NTP organiza las fuentes en</w:t>
-      </w:r>
-      <w:r>
-        <w:t xml:space="preserve"> </w:t>
-      </w:r>
-      <w:r>
-        <w:rPr>
-          <w:b/>
-          <w:bCs/>
-        </w:rPr>
-        <w:t xml:space="preserve">strata</w:t>
-      </w:r>
-      <w:r>
-        <w:t xml:space="preserve"> </w:t>
-      </w:r>
-      <w:r>
-        <w:t xml:space="preserve">y corrige gradualmente midiendo el retardo de red.</w:t>
-      </w:r>
-    </w:p>
-    <w:p>
-      <w:pPr>
-        <w:pStyle w:val="Compact"/>
-        <w:numPr>
-          <w:ilvl w:val="0"/>
-          <w:numId w:val="1029"/>
         </w:numPr>
       </w:pPr>
       <w:r>
@@ -11166,7 +10513,7 @@
         <w:rPr>
           <w:rStyle w:val="VerbatimChar"/>
         </w:rPr>
-        <w:t xml:space="preserve">Router&gt; enable</w:t>
+        <w:t xml:space="preserve">Router(config)# clock timezone CET 1 0    ← zona horaria UTC+1 (hora peninsular de invierno)</w:t>
       </w:r>
       <w:r>
         <w:br/>
@@ -11175,7 +10522,7 @@
         <w:rPr>
           <w:rStyle w:val="VerbatimChar"/>
         </w:rPr>
-        <w:t xml:space="preserve">Router# configure terminal</w:t>
+        <w:t xml:space="preserve">Router(config)# clock summer-time CEST recurring last Sun Mar 2:00 last Sun Oct 3:00   ← cambio de hora automático (marzo/octubre)</w:t>
       </w:r>
       <w:r>
         <w:br/>
@@ -11184,7 +10531,7 @@
         <w:rPr>
           <w:rStyle w:val="VerbatimChar"/>
         </w:rPr>
-        <w:t xml:space="preserve">Router(config)# clock timezone CET 1 0</w:t>
+        <w:t xml:space="preserve">Router(config)# ntp server es.pool.ntp.org  ← fuente de sincronización; repite el comando por cada fuente</w:t>
       </w:r>
       <w:r>
         <w:br/>
@@ -11193,7 +10540,7 @@
         <w:rPr>
           <w:rStyle w:val="VerbatimChar"/>
         </w:rPr>
-        <w:t xml:space="preserve">Router(config)# clock summer-time CEST recurring last Sun Mar 2:00 last Sun Oct 3:00</w:t>
+        <w:t xml:space="preserve">Router(config)# ntp server hora.roa.es</w:t>
       </w:r>
       <w:r>
         <w:br/>
@@ -11202,155 +10549,9 @@
         <w:rPr>
           <w:rStyle w:val="VerbatimChar"/>
         </w:rPr>
-        <w:t xml:space="preserve">Router(config)# ntp server es.pool.ntp.org</w:t>
-      </w:r>
-      <w:r>
-        <w:br/>
-      </w:r>
-      <w:r>
-        <w:rPr>
-          <w:rStyle w:val="VerbatimChar"/>
-        </w:rPr>
-        <w:t xml:space="preserve">Router(config)# ntp server hora.roa.es</w:t>
-      </w:r>
-      <w:r>
-        <w:br/>
-      </w:r>
-      <w:r>
-        <w:rPr>
-          <w:rStyle w:val="VerbatimChar"/>
-        </w:rPr>
         <w:t xml:space="preserve">Router(config)# end</w:t>
       </w:r>
     </w:p>
-    <w:p>
-      <w:pPr>
-        <w:pStyle w:val="FirstParagraph"/>
-      </w:pPr>
-      <w:r>
-        <w:t xml:space="preserve">Qué acabas de hacer:</w:t>
-      </w:r>
-    </w:p>
-    <w:tbl>
-      <w:tblPr>
-        <w:tblStyle w:val="Table"/>
-        <w:tblW w:type="pct" w:w="5000"/>
-        <w:tblLayout w:type="fixed"/>
-        <w:tblLook w:firstRow="1" w:lastRow="0" w:firstColumn="0" w:lastColumn="0" w:noHBand="0" w:noVBand="0" w:val="0020"/>
-      </w:tblPr>
-      <w:tblGrid>
-        <w:gridCol w:w="3960"/>
-        <w:gridCol w:w="3960"/>
-      </w:tblGrid>
-      <w:tr>
-        <w:trPr>
-          <w:tblHeader w:val="on"/>
-        </w:trPr>
-        <w:tc>
-          <w:tcPr/>
-          <w:p>
-            <w:pPr>
-              <w:pStyle w:val="Compact"/>
-            </w:pPr>
-            <w:r>
-              <w:t xml:space="preserve">Comando</w:t>
-            </w:r>
-          </w:p>
-        </w:tc>
-        <w:tc>
-          <w:tcPr/>
-          <w:p>
-            <w:pPr>
-              <w:pStyle w:val="Compact"/>
-            </w:pPr>
-            <w:r>
-              <w:t xml:space="preserve">Efecto</w:t>
-            </w:r>
-          </w:p>
-        </w:tc>
-      </w:tr>
-      <w:tr>
-        <w:tc>
-          <w:tcPr/>
-          <w:p>
-            <w:pPr>
-              <w:pStyle w:val="Compact"/>
-            </w:pPr>
-            <w:r>
-              <w:rPr>
-                <w:rStyle w:val="VerbatimChar"/>
-              </w:rPr>
-              <w:t xml:space="preserve">clock timezone CET 1 0</w:t>
-            </w:r>
-          </w:p>
-        </w:tc>
-        <w:tc>
-          <w:tcPr/>
-          <w:p>
-            <w:pPr>
-              <w:pStyle w:val="Compact"/>
-            </w:pPr>
-            <w:r>
-              <w:t xml:space="preserve">Zona horaria UTC+1 (hora peninsular de invierno)</w:t>
-            </w:r>
-          </w:p>
-        </w:tc>
-      </w:tr>
-      <w:tr>
-        <w:tc>
-          <w:tcPr/>
-          <w:p>
-            <w:pPr>
-              <w:pStyle w:val="Compact"/>
-            </w:pPr>
-            <w:r>
-              <w:rPr>
-                <w:rStyle w:val="VerbatimChar"/>
-              </w:rPr>
-              <w:t xml:space="preserve">clock summer-time CEST recurring…</w:t>
-            </w:r>
-          </w:p>
-        </w:tc>
-        <w:tc>
-          <w:tcPr/>
-          <w:p>
-            <w:pPr>
-              <w:pStyle w:val="Compact"/>
-            </w:pPr>
-            <w:r>
-              <w:t xml:space="preserve">Cambio de hora automático (marzo/octubre)</w:t>
-            </w:r>
-          </w:p>
-        </w:tc>
-      </w:tr>
-      <w:tr>
-        <w:tc>
-          <w:tcPr/>
-          <w:p>
-            <w:pPr>
-              <w:pStyle w:val="Compact"/>
-            </w:pPr>
-            <w:r>
-              <w:rPr>
-                <w:rStyle w:val="VerbatimChar"/>
-              </w:rPr>
-              <w:t xml:space="preserve">ntp server IP-o-nombre</w:t>
-            </w:r>
-          </w:p>
-        </w:tc>
-        <w:tc>
-          <w:tcPr/>
-          <w:p>
-            <w:pPr>
-              <w:pStyle w:val="Compact"/>
-            </w:pPr>
-            <w:r>
-              <w:t xml:space="preserve">Declara una fuente de sincronización (repite por cada fuente)</w:t>
-            </w:r>
-          </w:p>
-        </w:tc>
-      </w:tr>
-    </w:tbl>
     <w:p>
       <w:pPr>
         <w:pStyle w:val="BlockText"/>
@@ -11821,16 +11022,7 @@
         <w:t xml:space="preserve"> </w:t>
       </w:r>
       <w:r>
-        <w:t xml:space="preserve">SNTP es la versión simplificada del protocolo (mismo formato de paquete, menos disciplina de reloj) que usan cámaras, impresoras y dispositivos embebidos. Tu router habla NTP completo; la cámara de vigilancia, probablemente SNTP. No es</w:t>
-      </w:r>
-      <w:r>
-        <w:t xml:space="preserve"> </w:t>
-      </w:r>
-      <w:r>
-        <w:t xml:space="preserve">“peor”</w:t>
-      </w:r>
-      <w:r>
-        <w:t xml:space="preserve">: para un dispositivo que solo quiere estar en hora, sobra.</w:t>
+        <w:t xml:space="preserve">SNTP es la versión ligera del protocolo (mismo paquete, menos disciplina de reloj) que usan cámaras e impresoras: para un dispositivo que solo quiere estar en hora, sobra.</w:t>
       </w:r>
     </w:p>
     <w:p>
@@ -12334,7 +11526,7 @@
         <w:pStyle w:val="Compact"/>
         <w:numPr>
           <w:ilvl w:val="0"/>
-          <w:numId w:val="1030"/>
+          <w:numId w:val="1028"/>
         </w:numPr>
       </w:pPr>
       <w:r>
@@ -12354,6 +11546,363 @@
       </w:r>
       <w:r>
         <w:t xml:space="preserve">y cuándo conviene usarlo?</w:t>
+      </w:r>
+    </w:p>
+    <w:p>
+      <w:pPr>
+        <w:pStyle w:val="Compact"/>
+        <w:numPr>
+          <w:ilvl w:val="0"/>
+          <w:numId w:val="1028"/>
+        </w:numPr>
+      </w:pPr>
+      <w:r>
+        <w:t xml:space="preserve">¿Qué tres piezas configuras en un cliente para que acepte solo NTP autenticado?</w:t>
+      </w:r>
+    </w:p>
+    <w:p>
+      <w:pPr>
+        <w:pStyle w:val="Compact"/>
+        <w:numPr>
+          <w:ilvl w:val="0"/>
+          <w:numId w:val="1028"/>
+        </w:numPr>
+      </w:pPr>
+      <w:r>
+        <w:t xml:space="preserve">En</w:t>
+      </w:r>
+      <w:r>
+        <w:t xml:space="preserve"> </w:t>
+      </w:r>
+      <w:r>
+        <w:rPr>
+          <w:rStyle w:val="VerbatimChar"/>
+        </w:rPr>
+        <w:t xml:space="preserve">show ntp associations</w:t>
+      </w:r>
+      <w:r>
+        <w:t xml:space="preserve">, ¿qué significa el</w:t>
+      </w:r>
+      <w:r>
+        <w:t xml:space="preserve"> </w:t>
+      </w:r>
+      <w:r>
+        <w:rPr>
+          <w:rStyle w:val="VerbatimChar"/>
+        </w:rPr>
+        <w:t xml:space="preserve">*</w:t>
+      </w:r>
+      <w:r>
+        <w:t xml:space="preserve"> </w:t>
+      </w:r>
+      <w:r>
+        <w:t xml:space="preserve">delante de una IP y qué te dice el campo</w:t>
+      </w:r>
+      <w:r>
+        <w:t xml:space="preserve"> </w:t>
+      </w:r>
+      <w:r>
+        <w:rPr>
+          <w:rStyle w:val="VerbatimChar"/>
+        </w:rPr>
+        <w:t xml:space="preserve">reach</w:t>
+      </w:r>
+      <w:r>
+        <w:t xml:space="preserve">?</w:t>
+      </w:r>
+    </w:p>
+    <w:p>
+      <w:pPr>
+        <w:pStyle w:val="Compact"/>
+        <w:numPr>
+          <w:ilvl w:val="0"/>
+          <w:numId w:val="1028"/>
+        </w:numPr>
+      </w:pPr>
+      <w:r>
+        <w:t xml:space="preserve">Tu switch apunta al core con</w:t>
+      </w:r>
+      <w:r>
+        <w:t xml:space="preserve"> </w:t>
+      </w:r>
+      <w:r>
+        <w:rPr>
+          <w:rStyle w:val="VerbatimChar"/>
+        </w:rPr>
+        <w:t xml:space="preserve">ntp server 10.0.0.1 key 1</w:t>
+      </w:r>
+      <w:r>
+        <w:t xml:space="preserve"> </w:t>
+      </w:r>
+      <w:r>
+        <w:t xml:space="preserve">pero</w:t>
+      </w:r>
+      <w:r>
+        <w:t xml:space="preserve"> </w:t>
+      </w:r>
+      <w:r>
+        <w:rPr>
+          <w:rStyle w:val="VerbatimChar"/>
+        </w:rPr>
+        <w:t xml:space="preserve">reach</w:t>
+      </w:r>
+      <w:r>
+        <w:t xml:space="preserve"> </w:t>
+      </w:r>
+      <w:r>
+        <w:t xml:space="preserve">vale 0. Da tres causas posibles.</w:t>
+      </w:r>
+    </w:p>
+    <w:p>
+      <w:pPr>
+        <w:pStyle w:val="FirstParagraph"/>
+      </w:pPr>
+      <w:r>
+        <w:t xml:space="preserve">🔄 Respuestas</w:t>
+      </w:r>
+    </w:p>
+    <w:p>
+      <w:pPr>
+        <w:pStyle w:val="Compact"/>
+        <w:numPr>
+          <w:ilvl w:val="0"/>
+          <w:numId w:val="1029"/>
+        </w:numPr>
+      </w:pPr>
+      <w:r>
+        <w:t xml:space="preserve">Convierte al router en</w:t>
+      </w:r>
+      <w:r>
+        <w:t xml:space="preserve"> </w:t>
+      </w:r>
+      <w:r>
+        <w:rPr>
+          <w:b/>
+          <w:bCs/>
+        </w:rPr>
+        <w:t xml:space="preserve">fuente autoritativa</w:t>
+      </w:r>
+      <w:r>
+        <w:t xml:space="preserve"> </w:t>
+      </w:r>
+      <w:r>
+        <w:t xml:space="preserve">de stratum 3 (o el que indiques) aunque no tenga fuente externa. Conviene como respaldo interno o en laboratorios; en producción, mejor fuentes externas reales y el máster como plan B.</w:t>
+      </w:r>
+    </w:p>
+    <w:p>
+      <w:pPr>
+        <w:pStyle w:val="Compact"/>
+        <w:numPr>
+          <w:ilvl w:val="0"/>
+          <w:numId w:val="1029"/>
+        </w:numPr>
+      </w:pPr>
+      <w:r>
+        <w:rPr>
+          <w:rStyle w:val="VerbatimChar"/>
+        </w:rPr>
+        <w:t xml:space="preserve">ntp authenticate</w:t>
+      </w:r>
+      <w:r>
+        <w:t xml:space="preserve">,</w:t>
+      </w:r>
+      <w:r>
+        <w:t xml:space="preserve"> </w:t>
+      </w:r>
+      <w:r>
+        <w:rPr>
+          <w:rStyle w:val="VerbatimChar"/>
+        </w:rPr>
+        <w:t xml:space="preserve">ntp authentication-key 1 md5 &lt;clave&gt;</w:t>
+      </w:r>
+      <w:r>
+        <w:t xml:space="preserve">,</w:t>
+      </w:r>
+      <w:r>
+        <w:t xml:space="preserve"> </w:t>
+      </w:r>
+      <w:r>
+        <w:rPr>
+          <w:rStyle w:val="VerbatimChar"/>
+        </w:rPr>
+        <w:t xml:space="preserve">ntp trusted-key 1</w:t>
+      </w:r>
+      <w:r>
+        <w:t xml:space="preserve"> </w:t>
+      </w:r>
+      <w:r>
+        <w:t xml:space="preserve">y declarar la fuente con</w:t>
+      </w:r>
+      <w:r>
+        <w:t xml:space="preserve"> </w:t>
+      </w:r>
+      <w:r>
+        <w:rPr>
+          <w:rStyle w:val="VerbatimChar"/>
+        </w:rPr>
+        <w:t xml:space="preserve">ntp server IP key 1</w:t>
+      </w:r>
+      <w:r>
+        <w:t xml:space="preserve">. (La pregunta dice</w:t>
+      </w:r>
+      <w:r>
+        <w:t xml:space="preserve"> </w:t>
+      </w:r>
+      <w:r>
+        <w:t xml:space="preserve">“tres piezas”</w:t>
+      </w:r>
+      <w:r>
+        <w:t xml:space="preserve">: authenticate + key + trusted-key; el</w:t>
+      </w:r>
+      <w:r>
+        <w:t xml:space="preserve"> </w:t>
+      </w:r>
+      <w:r>
+        <w:rPr>
+          <w:rStyle w:val="VerbatimChar"/>
+        </w:rPr>
+        <w:t xml:space="preserve">key 1</w:t>
+      </w:r>
+      <w:r>
+        <w:t xml:space="preserve"> </w:t>
+      </w:r>
+      <w:r>
+        <w:t xml:space="preserve">va en la línea del server.)</w:t>
+      </w:r>
+    </w:p>
+    <w:p>
+      <w:pPr>
+        <w:pStyle w:val="Compact"/>
+        <w:numPr>
+          <w:ilvl w:val="0"/>
+          <w:numId w:val="1029"/>
+        </w:numPr>
+      </w:pPr>
+      <w:r>
+        <w:t xml:space="preserve">El</w:t>
+      </w:r>
+      <w:r>
+        <w:t xml:space="preserve"> </w:t>
+      </w:r>
+      <w:r>
+        <w:rPr>
+          <w:rStyle w:val="VerbatimChar"/>
+        </w:rPr>
+        <w:t xml:space="preserve">*</w:t>
+      </w:r>
+      <w:r>
+        <w:t xml:space="preserve"> </w:t>
+      </w:r>
+      <w:r>
+        <w:t xml:space="preserve">marca el</w:t>
+      </w:r>
+      <w:r>
+        <w:t xml:space="preserve"> </w:t>
+      </w:r>
+      <w:r>
+        <w:rPr>
+          <w:b/>
+          <w:bCs/>
+        </w:rPr>
+        <w:t xml:space="preserve">sys.peer</w:t>
+      </w:r>
+      <w:r>
+        <w:t xml:space="preserve">, la fuente elegida para sincronizar.</w:t>
+      </w:r>
+      <w:r>
+        <w:t xml:space="preserve"> </w:t>
+      </w:r>
+      <w:r>
+        <w:rPr>
+          <w:rStyle w:val="VerbatimChar"/>
+        </w:rPr>
+        <w:t xml:space="preserve">reach</w:t>
+      </w:r>
+      <w:r>
+        <w:t xml:space="preserve"> </w:t>
+      </w:r>
+      <w:r>
+        <w:t xml:space="preserve">es un registro octal de los últimos 8 sondeos:</w:t>
+      </w:r>
+      <w:r>
+        <w:t xml:space="preserve"> </w:t>
+      </w:r>
+      <w:r>
+        <w:rPr>
+          <w:rStyle w:val="VerbatimChar"/>
+        </w:rPr>
+        <w:t xml:space="preserve">377</w:t>
+      </w:r>
+      <w:r>
+        <w:t xml:space="preserve"> </w:t>
+      </w:r>
+      <w:r>
+        <w:t xml:space="preserve">= todo perfecto;</w:t>
+      </w:r>
+      <w:r>
+        <w:t xml:space="preserve"> </w:t>
+      </w:r>
+      <w:r>
+        <w:rPr>
+          <w:rStyle w:val="VerbatimChar"/>
+        </w:rPr>
+        <w:t xml:space="preserve">0</w:t>
+      </w:r>
+      <w:r>
+        <w:t xml:space="preserve"> </w:t>
+      </w:r>
+      <w:r>
+        <w:t xml:space="preserve">= el cliente no alcanza a la fuente.</w:t>
+      </w:r>
+    </w:p>
+    <w:p>
+      <w:pPr>
+        <w:pStyle w:val="Compact"/>
+        <w:numPr>
+          <w:ilvl w:val="0"/>
+          <w:numId w:val="1029"/>
+        </w:numPr>
+      </w:pPr>
+      <w:r>
+        <w:t xml:space="preserve">Cualquiera de estas: no hay conectividad IP hacia 10.0.0.1 (routing/ACL), la autenticación no coincide (clave o trusted-key mal puestas en algún extremo), o el servidor no está configurado como fuente (</w:t>
+      </w:r>
+      <w:r>
+        <w:rPr>
+          <w:rStyle w:val="VerbatimChar"/>
+        </w:rPr>
+        <w:t xml:space="preserve">ntp master</w:t>
+      </w:r>
+      <w:r>
+        <w:t xml:space="preserve">/</w:t>
+      </w:r>
+      <w:r>
+        <w:rPr>
+          <w:rStyle w:val="VerbatimChar"/>
+        </w:rPr>
+        <w:t xml:space="preserve">ntp server</w:t>
+      </w:r>
+      <w:r>
+        <w:t xml:space="preserve"> </w:t>
+      </w:r>
+      <w:r>
+        <w:t xml:space="preserve">ausente o error en su config).</w:t>
+      </w:r>
+    </w:p>
+    <w:p>
+      <w:r>
+        <w:pict>
+          <v:rect style="width:0;height:1.5pt" o:hralign="center" o:hrstd="t" o:hr="t"/>
+        </w:pict>
+      </w:r>
+    </w:p>
+    <w:bookmarkEnd w:id="117"/>
+    <w:bookmarkStart w:id="118" w:name="resumen-en-3-frases-6"/>
+    <w:p>
+      <w:pPr>
+        <w:pStyle w:val="Heading2"/>
+      </w:pPr>
+      <w:r>
+        <w:t xml:space="preserve">✅ Resumen en 3 frases</w:t>
       </w:r>
     </w:p>
     <w:p>
@@ -12365,7 +11914,37 @@
         </w:numPr>
       </w:pPr>
       <w:r>
-        <w:t xml:space="preserve">¿Qué tres piezas configuras en un cliente para que acepte solo NTP autenticado?</w:t>
+        <w:t xml:space="preserve">NTP en IOS: zona horaria +</w:t>
+      </w:r>
+      <w:r>
+        <w:t xml:space="preserve"> </w:t>
+      </w:r>
+      <w:r>
+        <w:rPr>
+          <w:rStyle w:val="VerbatimChar"/>
+        </w:rPr>
+        <w:t xml:space="preserve">ntp server</w:t>
+      </w:r>
+      <w:r>
+        <w:t xml:space="preserve"> </w:t>
+      </w:r>
+      <w:r>
+        <w:t xml:space="preserve">(cliente) y</w:t>
+      </w:r>
+      <w:r>
+        <w:t xml:space="preserve"> </w:t>
+      </w:r>
+      <w:r>
+        <w:rPr>
+          <w:rStyle w:val="VerbatimChar"/>
+        </w:rPr>
+        <w:t xml:space="preserve">ntp master</w:t>
+      </w:r>
+      <w:r>
+        <w:t xml:space="preserve"> </w:t>
+      </w:r>
+      <w:r>
+        <w:t xml:space="preserve">para ser fuente interna.</w:t>
       </w:r>
     </w:p>
     <w:p>
@@ -12377,7 +11956,23 @@
         </w:numPr>
       </w:pPr>
       <w:r>
-        <w:t xml:space="preserve">En</w:t>
+        <w:t xml:space="preserve">La</w:t>
+      </w:r>
+      <w:r>
+        <w:t xml:space="preserve"> </w:t>
+      </w:r>
+      <w:r>
+        <w:rPr>
+          <w:b/>
+          <w:bCs/>
+        </w:rPr>
+        <w:t xml:space="preserve">autenticación</w:t>
+      </w:r>
+      <w:r>
+        <w:t xml:space="preserve"> </w:t>
+      </w:r>
+      <w:r>
+        <w:t xml:space="preserve">evita que un impostor te dicte la hora;</w:t>
       </w:r>
       <w:r>
         <w:t xml:space="preserve"> </w:t>
@@ -12386,10 +11981,13 @@
         <w:rPr>
           <w:rStyle w:val="VerbatimChar"/>
         </w:rPr>
-        <w:t xml:space="preserve">show ntp associations</w:t>
-      </w:r>
-      <w:r>
-        <w:t xml:space="preserve">, ¿qué significa el</w:t>
+        <w:t xml:space="preserve">key</w:t>
+      </w:r>
+      <w:r>
+        <w:t xml:space="preserve"> </w:t>
+      </w:r>
+      <w:r>
+        <w:t xml:space="preserve">+</w:t>
       </w:r>
       <w:r>
         <w:t xml:space="preserve"> </w:t>
@@ -12398,25 +11996,13 @@
         <w:rPr>
           <w:rStyle w:val="VerbatimChar"/>
         </w:rPr>
-        <w:t xml:space="preserve">*</w:t>
-      </w:r>
-      <w:r>
-        <w:t xml:space="preserve"> </w:t>
-      </w:r>
-      <w:r>
-        <w:t xml:space="preserve">delante de una IP y qué te dice el campo</w:t>
-      </w:r>
-      <w:r>
-        <w:t xml:space="preserve"> </w:t>
-      </w:r>
-      <w:r>
-        <w:rPr>
-          <w:rStyle w:val="VerbatimChar"/>
-        </w:rPr>
-        <w:t xml:space="preserve">reach</w:t>
-      </w:r>
-      <w:r>
-        <w:t xml:space="preserve">?</w:t>
+        <w:t xml:space="preserve">trusted-key</w:t>
+      </w:r>
+      <w:r>
+        <w:t xml:space="preserve"> </w:t>
+      </w:r>
+      <w:r>
+        <w:t xml:space="preserve">en ambos extremos.</w:t>
       </w:r>
     </w:p>
     <w:p>
@@ -12425,400 +12011,6 @@
         <w:numPr>
           <w:ilvl w:val="0"/>
           <w:numId w:val="1030"/>
-        </w:numPr>
-      </w:pPr>
-      <w:r>
-        <w:t xml:space="preserve">Tu switch apunta al core con</w:t>
-      </w:r>
-      <w:r>
-        <w:t xml:space="preserve"> </w:t>
-      </w:r>
-      <w:r>
-        <w:rPr>
-          <w:rStyle w:val="VerbatimChar"/>
-        </w:rPr>
-        <w:t xml:space="preserve">ntp server 10.0.0.1 key 1</w:t>
-      </w:r>
-      <w:r>
-        <w:t xml:space="preserve"> </w:t>
-      </w:r>
-      <w:r>
-        <w:t xml:space="preserve">pero</w:t>
-      </w:r>
-      <w:r>
-        <w:t xml:space="preserve"> </w:t>
-      </w:r>
-      <w:r>
-        <w:rPr>
-          <w:rStyle w:val="VerbatimChar"/>
-        </w:rPr>
-        <w:t xml:space="preserve">reach</w:t>
-      </w:r>
-      <w:r>
-        <w:t xml:space="preserve"> </w:t>
-      </w:r>
-      <w:r>
-        <w:t xml:space="preserve">vale 0. Da tres causas posibles.</w:t>
-      </w:r>
-    </w:p>
-    <w:p>
-      <w:pPr>
-        <w:pStyle w:val="FirstParagraph"/>
-      </w:pPr>
-      <w:r>
-        <w:t xml:space="preserve">🔄 Respuestas</w:t>
-      </w:r>
-    </w:p>
-    <w:p>
-      <w:pPr>
-        <w:pStyle w:val="Compact"/>
-        <w:numPr>
-          <w:ilvl w:val="0"/>
-          <w:numId w:val="1031"/>
-        </w:numPr>
-      </w:pPr>
-      <w:r>
-        <w:t xml:space="preserve">Convierte al router en</w:t>
-      </w:r>
-      <w:r>
-        <w:t xml:space="preserve"> </w:t>
-      </w:r>
-      <w:r>
-        <w:rPr>
-          <w:b/>
-          <w:bCs/>
-        </w:rPr>
-        <w:t xml:space="preserve">fuente autoritativa</w:t>
-      </w:r>
-      <w:r>
-        <w:t xml:space="preserve"> </w:t>
-      </w:r>
-      <w:r>
-        <w:t xml:space="preserve">de stratum 3 (o el que indiques) aunque no tenga fuente externa. Conviene como respaldo interno o en laboratorios; en producción, mejor fuentes externas reales y el máster como plan B.</w:t>
-      </w:r>
-    </w:p>
-    <w:p>
-      <w:pPr>
-        <w:pStyle w:val="Compact"/>
-        <w:numPr>
-          <w:ilvl w:val="0"/>
-          <w:numId w:val="1031"/>
-        </w:numPr>
-      </w:pPr>
-      <w:r>
-        <w:rPr>
-          <w:rStyle w:val="VerbatimChar"/>
-        </w:rPr>
-        <w:t xml:space="preserve">ntp authenticate</w:t>
-      </w:r>
-      <w:r>
-        <w:t xml:space="preserve">,</w:t>
-      </w:r>
-      <w:r>
-        <w:t xml:space="preserve"> </w:t>
-      </w:r>
-      <w:r>
-        <w:rPr>
-          <w:rStyle w:val="VerbatimChar"/>
-        </w:rPr>
-        <w:t xml:space="preserve">ntp authentication-key 1 md5 &lt;clave&gt;</w:t>
-      </w:r>
-      <w:r>
-        <w:t xml:space="preserve">,</w:t>
-      </w:r>
-      <w:r>
-        <w:t xml:space="preserve"> </w:t>
-      </w:r>
-      <w:r>
-        <w:rPr>
-          <w:rStyle w:val="VerbatimChar"/>
-        </w:rPr>
-        <w:t xml:space="preserve">ntp trusted-key 1</w:t>
-      </w:r>
-      <w:r>
-        <w:t xml:space="preserve"> </w:t>
-      </w:r>
-      <w:r>
-        <w:t xml:space="preserve">y declarar la fuente con</w:t>
-      </w:r>
-      <w:r>
-        <w:t xml:space="preserve"> </w:t>
-      </w:r>
-      <w:r>
-        <w:rPr>
-          <w:rStyle w:val="VerbatimChar"/>
-        </w:rPr>
-        <w:t xml:space="preserve">ntp server IP key 1</w:t>
-      </w:r>
-      <w:r>
-        <w:t xml:space="preserve">. (La pregunta dice</w:t>
-      </w:r>
-      <w:r>
-        <w:t xml:space="preserve"> </w:t>
-      </w:r>
-      <w:r>
-        <w:t xml:space="preserve">“tres piezas”</w:t>
-      </w:r>
-      <w:r>
-        <w:t xml:space="preserve">: authenticate + key + trusted-key; el</w:t>
-      </w:r>
-      <w:r>
-        <w:t xml:space="preserve"> </w:t>
-      </w:r>
-      <w:r>
-        <w:rPr>
-          <w:rStyle w:val="VerbatimChar"/>
-        </w:rPr>
-        <w:t xml:space="preserve">key 1</w:t>
-      </w:r>
-      <w:r>
-        <w:t xml:space="preserve"> </w:t>
-      </w:r>
-      <w:r>
-        <w:t xml:space="preserve">va en la línea del server.)</w:t>
-      </w:r>
-    </w:p>
-    <w:p>
-      <w:pPr>
-        <w:pStyle w:val="Compact"/>
-        <w:numPr>
-          <w:ilvl w:val="0"/>
-          <w:numId w:val="1031"/>
-        </w:numPr>
-      </w:pPr>
-      <w:r>
-        <w:t xml:space="preserve">El</w:t>
-      </w:r>
-      <w:r>
-        <w:t xml:space="preserve"> </w:t>
-      </w:r>
-      <w:r>
-        <w:rPr>
-          <w:rStyle w:val="VerbatimChar"/>
-        </w:rPr>
-        <w:t xml:space="preserve">*</w:t>
-      </w:r>
-      <w:r>
-        <w:t xml:space="preserve"> </w:t>
-      </w:r>
-      <w:r>
-        <w:t xml:space="preserve">marca el</w:t>
-      </w:r>
-      <w:r>
-        <w:t xml:space="preserve"> </w:t>
-      </w:r>
-      <w:r>
-        <w:rPr>
-          <w:b/>
-          <w:bCs/>
-        </w:rPr>
-        <w:t xml:space="preserve">sys.peer</w:t>
-      </w:r>
-      <w:r>
-        <w:t xml:space="preserve">, la fuente elegida para sincronizar.</w:t>
-      </w:r>
-      <w:r>
-        <w:t xml:space="preserve"> </w:t>
-      </w:r>
-      <w:r>
-        <w:rPr>
-          <w:rStyle w:val="VerbatimChar"/>
-        </w:rPr>
-        <w:t xml:space="preserve">reach</w:t>
-      </w:r>
-      <w:r>
-        <w:t xml:space="preserve"> </w:t>
-      </w:r>
-      <w:r>
-        <w:t xml:space="preserve">es un registro octal de los últimos 8 sondeos:</w:t>
-      </w:r>
-      <w:r>
-        <w:t xml:space="preserve"> </w:t>
-      </w:r>
-      <w:r>
-        <w:rPr>
-          <w:rStyle w:val="VerbatimChar"/>
-        </w:rPr>
-        <w:t xml:space="preserve">377</w:t>
-      </w:r>
-      <w:r>
-        <w:t xml:space="preserve"> </w:t>
-      </w:r>
-      <w:r>
-        <w:t xml:space="preserve">= todo perfecto;</w:t>
-      </w:r>
-      <w:r>
-        <w:t xml:space="preserve"> </w:t>
-      </w:r>
-      <w:r>
-        <w:rPr>
-          <w:rStyle w:val="VerbatimChar"/>
-        </w:rPr>
-        <w:t xml:space="preserve">0</w:t>
-      </w:r>
-      <w:r>
-        <w:t xml:space="preserve"> </w:t>
-      </w:r>
-      <w:r>
-        <w:t xml:space="preserve">= el cliente no alcanza a la fuente.</w:t>
-      </w:r>
-    </w:p>
-    <w:p>
-      <w:pPr>
-        <w:pStyle w:val="Compact"/>
-        <w:numPr>
-          <w:ilvl w:val="0"/>
-          <w:numId w:val="1031"/>
-        </w:numPr>
-      </w:pPr>
-      <w:r>
-        <w:t xml:space="preserve">Cualquiera de estas: no hay conectividad IP hacia 10.0.0.1 (routing/ACL), la autenticación no coincide (clave o trusted-key mal puestas en algún extremo), o el servidor no está configurado como fuente (</w:t>
-      </w:r>
-      <w:r>
-        <w:rPr>
-          <w:rStyle w:val="VerbatimChar"/>
-        </w:rPr>
-        <w:t xml:space="preserve">ntp master</w:t>
-      </w:r>
-      <w:r>
-        <w:t xml:space="preserve">/</w:t>
-      </w:r>
-      <w:r>
-        <w:rPr>
-          <w:rStyle w:val="VerbatimChar"/>
-        </w:rPr>
-        <w:t xml:space="preserve">ntp server</w:t>
-      </w:r>
-      <w:r>
-        <w:t xml:space="preserve"> </w:t>
-      </w:r>
-      <w:r>
-        <w:t xml:space="preserve">ausente o error en su config).</w:t>
-      </w:r>
-    </w:p>
-    <w:p>
-      <w:r>
-        <w:pict>
-          <v:rect style="width:0;height:1.5pt" o:hralign="center" o:hrstd="t" o:hr="t"/>
-        </w:pict>
-      </w:r>
-    </w:p>
-    <w:bookmarkEnd w:id="117"/>
-    <w:bookmarkStart w:id="118" w:name="resumen-en-3-frases-6"/>
-    <w:p>
-      <w:pPr>
-        <w:pStyle w:val="Heading2"/>
-      </w:pPr>
-      <w:r>
-        <w:t xml:space="preserve">✅ Resumen en 3 frases</w:t>
-      </w:r>
-    </w:p>
-    <w:p>
-      <w:pPr>
-        <w:pStyle w:val="Compact"/>
-        <w:numPr>
-          <w:ilvl w:val="0"/>
-          <w:numId w:val="1032"/>
-        </w:numPr>
-      </w:pPr>
-      <w:r>
-        <w:t xml:space="preserve">NTP en IOS: zona horaria +</w:t>
-      </w:r>
-      <w:r>
-        <w:t xml:space="preserve"> </w:t>
-      </w:r>
-      <w:r>
-        <w:rPr>
-          <w:rStyle w:val="VerbatimChar"/>
-        </w:rPr>
-        <w:t xml:space="preserve">ntp server</w:t>
-      </w:r>
-      <w:r>
-        <w:t xml:space="preserve"> </w:t>
-      </w:r>
-      <w:r>
-        <w:t xml:space="preserve">(cliente) y</w:t>
-      </w:r>
-      <w:r>
-        <w:t xml:space="preserve"> </w:t>
-      </w:r>
-      <w:r>
-        <w:rPr>
-          <w:rStyle w:val="VerbatimChar"/>
-        </w:rPr>
-        <w:t xml:space="preserve">ntp master</w:t>
-      </w:r>
-      <w:r>
-        <w:t xml:space="preserve"> </w:t>
-      </w:r>
-      <w:r>
-        <w:t xml:space="preserve">para ser fuente interna.</w:t>
-      </w:r>
-    </w:p>
-    <w:p>
-      <w:pPr>
-        <w:pStyle w:val="Compact"/>
-        <w:numPr>
-          <w:ilvl w:val="0"/>
-          <w:numId w:val="1032"/>
-        </w:numPr>
-      </w:pPr>
-      <w:r>
-        <w:t xml:space="preserve">La</w:t>
-      </w:r>
-      <w:r>
-        <w:t xml:space="preserve"> </w:t>
-      </w:r>
-      <w:r>
-        <w:rPr>
-          <w:b/>
-          <w:bCs/>
-        </w:rPr>
-        <w:t xml:space="preserve">autenticación</w:t>
-      </w:r>
-      <w:r>
-        <w:t xml:space="preserve"> </w:t>
-      </w:r>
-      <w:r>
-        <w:t xml:space="preserve">evita que un impostor te dicte la hora;</w:t>
-      </w:r>
-      <w:r>
-        <w:t xml:space="preserve"> </w:t>
-      </w:r>
-      <w:r>
-        <w:rPr>
-          <w:rStyle w:val="VerbatimChar"/>
-        </w:rPr>
-        <w:t xml:space="preserve">key</w:t>
-      </w:r>
-      <w:r>
-        <w:t xml:space="preserve"> </w:t>
-      </w:r>
-      <w:r>
-        <w:t xml:space="preserve">+</w:t>
-      </w:r>
-      <w:r>
-        <w:t xml:space="preserve"> </w:t>
-      </w:r>
-      <w:r>
-        <w:rPr>
-          <w:rStyle w:val="VerbatimChar"/>
-        </w:rPr>
-        <w:t xml:space="preserve">trusted-key</w:t>
-      </w:r>
-      <w:r>
-        <w:t xml:space="preserve"> </w:t>
-      </w:r>
-      <w:r>
-        <w:t xml:space="preserve">en ambos extremos.</w:t>
-      </w:r>
-    </w:p>
-    <w:p>
-      <w:pPr>
-        <w:pStyle w:val="Compact"/>
-        <w:numPr>
-          <w:ilvl w:val="0"/>
-          <w:numId w:val="1032"/>
         </w:numPr>
       </w:pPr>
       <w:r>
@@ -14274,7 +13466,7 @@
         <w:pStyle w:val="Compact"/>
         <w:numPr>
           <w:ilvl w:val="0"/>
-          <w:numId w:val="1033"/>
+          <w:numId w:val="1031"/>
         </w:numPr>
       </w:pPr>
       <w:r>
@@ -14311,6 +13503,216 @@
       </w:r>
       <w:r>
         <w:t xml:space="preserve">.</w:t>
+      </w:r>
+    </w:p>
+    <w:p>
+      <w:pPr>
+        <w:pStyle w:val="Compact"/>
+        <w:numPr>
+          <w:ilvl w:val="0"/>
+          <w:numId w:val="1031"/>
+        </w:numPr>
+      </w:pPr>
+      <w:r>
+        <w:rPr>
+          <w:rStyle w:val="VerbatimChar"/>
+        </w:rPr>
+        <w:t xml:space="preserve">show ip dhcp pool</w:t>
+      </w:r>
+      <w:r>
+        <w:t xml:space="preserve"> </w:t>
+      </w:r>
+      <w:r>
+        <w:t xml:space="preserve">en el router → pool agotado: las exclusiones se comieron el rango.</w:t>
+      </w:r>
+    </w:p>
+    <w:p>
+      <w:pPr>
+        <w:pStyle w:val="Compact"/>
+        <w:numPr>
+          <w:ilvl w:val="0"/>
+          <w:numId w:val="1031"/>
+        </w:numPr>
+      </w:pPr>
+      <w:r>
+        <w:t xml:space="preserve">Amplías el rango / ajustas exclusiones →</w:t>
+      </w:r>
+      <w:r>
+        <w:t xml:space="preserve"> </w:t>
+      </w:r>
+      <w:r>
+        <w:rPr>
+          <w:rStyle w:val="VerbatimChar"/>
+        </w:rPr>
+        <w:t xml:space="preserve">ipconfig /renew</w:t>
+      </w:r>
+      <w:r>
+        <w:t xml:space="preserve"> </w:t>
+      </w:r>
+      <w:r>
+        <w:t xml:space="preserve">→ IP normal → navega.</w:t>
+      </w:r>
+    </w:p>
+    <w:bookmarkEnd w:id="130"/>
+    <w:bookmarkStart w:id="131" w:name="caso-2-navega-por-ip-pero-no-por-nombre"/>
+    <w:p>
+      <w:pPr>
+        <w:pStyle w:val="Heading3"/>
+      </w:pPr>
+      <w:r>
+        <w:t xml:space="preserve">Caso 2:</w:t>
+      </w:r>
+      <w:r>
+        <w:t xml:space="preserve"> </w:t>
+      </w:r>
+      <w:r>
+        <w:t xml:space="preserve">“Navega por IP pero no por nombre”</w:t>
+      </w:r>
+    </w:p>
+    <w:p>
+      <w:pPr>
+        <w:pStyle w:val="Compact"/>
+        <w:numPr>
+          <w:ilvl w:val="0"/>
+          <w:numId w:val="1032"/>
+        </w:numPr>
+      </w:pPr>
+      <w:r>
+        <w:rPr>
+          <w:rStyle w:val="VerbatimChar"/>
+        </w:rPr>
+        <w:t xml:space="preserve">ping 8.8.8.8</w:t>
+      </w:r>
+      <w:r>
+        <w:t xml:space="preserve"> </w:t>
+      </w:r>
+      <w:r>
+        <w:t xml:space="preserve">OK,</w:t>
+      </w:r>
+      <w:r>
+        <w:t xml:space="preserve"> </w:t>
+      </w:r>
+      <w:r>
+        <w:rPr>
+          <w:rStyle w:val="VerbatimChar"/>
+        </w:rPr>
+        <w:t xml:space="preserve">ping www.ejemplo.es</w:t>
+      </w:r>
+      <w:r>
+        <w:t xml:space="preserve"> </w:t>
+      </w:r>
+      <w:r>
+        <w:t xml:space="preserve">falla →</w:t>
+      </w:r>
+      <w:r>
+        <w:t xml:space="preserve"> </w:t>
+      </w:r>
+      <w:r>
+        <w:rPr>
+          <w:b/>
+          <w:bCs/>
+        </w:rPr>
+        <w:t xml:space="preserve">paso 4</w:t>
+      </w:r>
+      <w:r>
+        <w:t xml:space="preserve"> </w:t>
+      </w:r>
+      <w:r>
+        <w:t xml:space="preserve">(DNS).</w:t>
+      </w:r>
+    </w:p>
+    <w:p>
+      <w:pPr>
+        <w:pStyle w:val="Compact"/>
+        <w:numPr>
+          <w:ilvl w:val="0"/>
+          <w:numId w:val="1032"/>
+        </w:numPr>
+      </w:pPr>
+      <w:r>
+        <w:rPr>
+          <w:rStyle w:val="VerbatimChar"/>
+        </w:rPr>
+        <w:t xml:space="preserve">nslookup www.ejemplo.es</w:t>
+      </w:r>
+      <w:r>
+        <w:t xml:space="preserve"> </w:t>
+      </w:r>
+      <w:r>
+        <w:t xml:space="preserve">→</w:t>
+      </w:r>
+      <w:r>
+        <w:t xml:space="preserve"> </w:t>
+      </w:r>
+      <w:r>
+        <w:t xml:space="preserve">“Server: UnKnown”</w:t>
+      </w:r>
+      <w:r>
+        <w:t xml:space="preserve">, sin respuesta: el DNS entregado por DHCP es una IP muerta.</w:t>
+      </w:r>
+    </w:p>
+    <w:p>
+      <w:pPr>
+        <w:pStyle w:val="Compact"/>
+        <w:numPr>
+          <w:ilvl w:val="0"/>
+          <w:numId w:val="1032"/>
+        </w:numPr>
+      </w:pPr>
+      <w:r>
+        <w:t xml:space="preserve">Corriges</w:t>
+      </w:r>
+      <w:r>
+        <w:t xml:space="preserve"> </w:t>
+      </w:r>
+      <w:r>
+        <w:rPr>
+          <w:rStyle w:val="VerbatimChar"/>
+        </w:rPr>
+        <w:t xml:space="preserve">dns-server</w:t>
+      </w:r>
+      <w:r>
+        <w:t xml:space="preserve"> </w:t>
+      </w:r>
+      <w:r>
+        <w:t xml:space="preserve">en el pool →</w:t>
+      </w:r>
+      <w:r>
+        <w:t xml:space="preserve"> </w:t>
+      </w:r>
+      <w:r>
+        <w:rPr>
+          <w:rStyle w:val="VerbatimChar"/>
+        </w:rPr>
+        <w:t xml:space="preserve">ipconfig /renew</w:t>
+      </w:r>
+      <w:r>
+        <w:t xml:space="preserve"> </w:t>
+      </w:r>
+      <w:r>
+        <w:t xml:space="preserve">→ resuelve.</w:t>
+      </w:r>
+    </w:p>
+    <w:bookmarkEnd w:id="131"/>
+    <w:bookmarkStart w:id="132" w:name="Xe1055df2da18f83a5983810645407247ecf85a4"/>
+    <w:p>
+      <w:pPr>
+        <w:pStyle w:val="Heading3"/>
+      </w:pPr>
+      <w:r>
+        <w:t xml:space="preserve">Caso 3:</w:t>
+      </w:r>
+      <w:r>
+        <w:t xml:space="preserve"> </w:t>
+      </w:r>
+      <w:r>
+        <w:t xml:space="preserve">“No puedo iniciar sesión en el dominio”</w:t>
+      </w:r>
+      <w:r>
+        <w:t xml:space="preserve"> </w:t>
+      </w:r>
+      <w:r>
+        <w:t xml:space="preserve">(solo en horarios raros)</w:t>
       </w:r>
     </w:p>
     <w:p>
@@ -14322,16 +13724,20 @@
         </w:numPr>
       </w:pPr>
       <w:r>
-        <w:rPr>
-          <w:rStyle w:val="VerbatimChar"/>
-        </w:rPr>
-        <w:t xml:space="preserve">show ip dhcp pool</w:t>
-      </w:r>
-      <w:r>
-        <w:t xml:space="preserve"> </w:t>
-      </w:r>
-      <w:r>
-        <w:t xml:space="preserve">en el router → pool agotado: las exclusiones se comieron el rango.</w:t>
+        <w:t xml:space="preserve">Credenciales correctas, red perfecta, DNS perfecto… pero el equipo está</w:t>
+      </w:r>
+      <w:r>
+        <w:t xml:space="preserve"> </w:t>
+      </w:r>
+      <w:r>
+        <w:rPr>
+          <w:b/>
+          <w:bCs/>
+        </w:rPr>
+        <w:t xml:space="preserve">dos meses atrasado</w:t>
+      </w:r>
+      <w:r>
+        <w:t xml:space="preserve">.</w:t>
       </w:r>
     </w:p>
     <w:p>
@@ -14343,7 +13749,191 @@
         </w:numPr>
       </w:pPr>
       <w:r>
-        <w:t xml:space="preserve">Amplías el rango / ajustas exclusiones →</w:t>
+        <w:t xml:space="preserve">Kerberos rechaza (tolerancia 5 min) →</w:t>
+      </w:r>
+      <w:r>
+        <w:t xml:space="preserve"> </w:t>
+      </w:r>
+      <w:r>
+        <w:rPr>
+          <w:b/>
+          <w:bCs/>
+        </w:rPr>
+        <w:t xml:space="preserve">paso 5</w:t>
+      </w:r>
+      <w:r>
+        <w:t xml:space="preserve"> </w:t>
+      </w:r>
+      <w:r>
+        <w:t xml:space="preserve">(hora).</w:t>
+      </w:r>
+    </w:p>
+    <w:p>
+      <w:pPr>
+        <w:pStyle w:val="Compact"/>
+        <w:numPr>
+          <w:ilvl w:val="0"/>
+          <w:numId w:val="1033"/>
+        </w:numPr>
+      </w:pPr>
+      <w:r>
+        <w:t xml:space="preserve">El equipo apuntaba a un servidor NTP interno desmontado hace un año. Corriges la fuente → login OK.</w:t>
+      </w:r>
+    </w:p>
+    <w:p>
+      <w:pPr>
+        <w:pStyle w:val="BlockText"/>
+      </w:pPr>
+      <w:r>
+        <w:t xml:space="preserve">🧠</w:t>
+      </w:r>
+      <w:r>
+        <w:t xml:space="preserve"> </w:t>
+      </w:r>
+      <w:r>
+        <w:rPr>
+          <w:b/>
+          <w:bCs/>
+        </w:rPr>
+        <w:t xml:space="preserve">El patrón de los tres casos:</w:t>
+      </w:r>
+      <w:r>
+        <w:t xml:space="preserve"> </w:t>
+      </w:r>
+      <w:r>
+        <w:t xml:space="preserve">el síntoma lo cuenta el usuario (</w:t>
+      </w:r>
+      <w:r>
+        <w:t xml:space="preserve">“no navega”</w:t>
+      </w:r>
+      <w:r>
+        <w:t xml:space="preserve">,</w:t>
+      </w:r>
+      <w:r>
+        <w:t xml:space="preserve"> </w:t>
+      </w:r>
+      <w:r>
+        <w:t xml:space="preserve">“no va el correo”</w:t>
+      </w:r>
+      <w:r>
+        <w:t xml:space="preserve">,</w:t>
+      </w:r>
+      <w:r>
+        <w:t xml:space="preserve"> </w:t>
+      </w:r>
+      <w:r>
+        <w:t xml:space="preserve">“no entra en el dominio”</w:t>
+      </w:r>
+      <w:r>
+        <w:t xml:space="preserve">); la causa la encuentras tú subiendo la escalera en orden. Saltarte escalones es como medir la tensión con el interruptor pegado: verás algo, pero no lo que importa.</w:t>
+      </w:r>
+    </w:p>
+    <w:p>
+      <w:r>
+        <w:pict>
+          <v:rect style="width:0;height:1.5pt" o:hralign="center" o:hrstd="t" o:hr="t"/>
+        </w:pict>
+      </w:r>
+    </w:p>
+    <w:bookmarkEnd w:id="132"/>
+    <w:bookmarkEnd w:id="133"/>
+    <w:bookmarkStart w:id="134" w:name="Xaf11172041b84392a5e445d5b2ce18f06d36863"/>
+    <w:p>
+      <w:pPr>
+        <w:pStyle w:val="Heading2"/>
+      </w:pPr>
+      <w:r>
+        <w:t xml:space="preserve">🤬 CONRAD VS EL MUNDO:</w:t>
+      </w:r>
+      <w:r>
+        <w:t xml:space="preserve"> </w:t>
+      </w:r>
+      <w:r>
+        <w:t xml:space="preserve">“Reinicio el router y ya está”</w:t>
+      </w:r>
+    </w:p>
+    <w:p>
+      <w:pPr>
+        <w:pStyle w:val="FirstParagraph"/>
+      </w:pPr>
+      <w:r>
+        <w:rPr>
+          <w:b/>
+          <w:bCs/>
+        </w:rPr>
+        <w:t xml:space="preserve">Usuario del soporte:</w:t>
+      </w:r>
+      <w:r>
+        <w:t xml:space="preserve"> </w:t>
+      </w:r>
+      <w:r>
+        <w:t xml:space="preserve">— Cada vez que algo falla, reinicio el router. Funciona siempre.</w:t>
+      </w:r>
+    </w:p>
+    <w:p>
+      <w:pPr>
+        <w:pStyle w:val="BodyText"/>
+      </w:pPr>
+      <w:r>
+        <w:rPr>
+          <w:b/>
+          <w:bCs/>
+        </w:rPr>
+        <w:t xml:space="preserve">CONRAD:</w:t>
+      </w:r>
+      <w:r>
+        <w:t xml:space="preserve"> </w:t>
+      </w:r>
+      <w:r>
+        <w:t xml:space="preserve">— Claro, y si tu coche arranca mal, lo tiras al río y compras otro. Reiniciar es un botón de pánico, no un diagnóstico. Cuando ese</w:t>
+      </w:r>
+      <w:r>
+        <w:t xml:space="preserve"> </w:t>
+      </w:r>
+      <w:r>
+        <w:t xml:space="preserve">“arreglo”</w:t>
+      </w:r>
+      <w:r>
+        <w:t xml:space="preserve"> </w:t>
+      </w:r>
+      <w:r>
+        <w:t xml:space="preserve">dure menos cada vez, y llegue el día en que reiniciar ya no arregle nada… estarás diagnosticando en frío, sin datos y con el jefe encima.</w:t>
+      </w:r>
+    </w:p>
+    <w:p>
+      <w:pPr>
+        <w:pStyle w:val="BodyText"/>
+      </w:pPr>
+      <w:r>
+        <w:rPr>
+          <w:b/>
+          <w:bCs/>
+        </w:rPr>
+        <w:t xml:space="preserve">CONRAD:</w:t>
+      </w:r>
+      <w:r>
+        <w:t xml:space="preserve"> </w:t>
+      </w:r>
+      <w:r>
+        <w:t xml:space="preserve">— Y lo peor: al reiniciar el router pierdes el estado: las concesiones DHCP, los contadores de errores, la tabla de vecinos… la evidencia. Has borrado las huellas del crimen ANTES de que llegue la policía.</w:t>
+      </w:r>
+    </w:p>
+    <w:p>
+      <w:pPr>
+        <w:pStyle w:val="BodyText"/>
+      </w:pPr>
+      <w:r>
+        <w:rPr>
+          <w:b/>
+          <w:bCs/>
+        </w:rPr>
+        <w:t xml:space="preserve">La lección:</w:t>
+      </w:r>
+      <w:r>
+        <w:t xml:space="preserve"> </w:t>
+      </w:r>
+      <w:r>
+        <w:t xml:space="preserve">antes de reiniciar nada:</w:t>
       </w:r>
       <w:r>
         <w:t xml:space="preserve"> </w:t>
@@ -14352,29 +13942,45 @@
         <w:rPr>
           <w:rStyle w:val="VerbatimChar"/>
         </w:rPr>
-        <w:t xml:space="preserve">ipconfig /renew</w:t>
-      </w:r>
-      <w:r>
-        <w:t xml:space="preserve"> </w:t>
-      </w:r>
-      <w:r>
-        <w:t xml:space="preserve">→ IP normal → navega.</w:t>
-      </w:r>
-    </w:p>
-    <w:bookmarkEnd w:id="130"/>
-    <w:bookmarkStart w:id="131" w:name="caso-2-navega-por-ip-pero-no-por-nombre"/>
-    <w:p>
-      <w:pPr>
-        <w:pStyle w:val="Heading3"/>
-      </w:pPr>
-      <w:r>
-        <w:t xml:space="preserve">Caso 2:</w:t>
-      </w:r>
-      <w:r>
-        <w:t xml:space="preserve"> </w:t>
-      </w:r>
-      <w:r>
-        <w:t xml:space="preserve">“Navega por IP pero no por nombre”</w:t>
+        <w:t xml:space="preserve">show</w:t>
+      </w:r>
+      <w:r>
+        <w:t xml:space="preserve"> </w:t>
+      </w:r>
+      <w:r>
+        <w:t xml:space="preserve">(captura el estado),</w:t>
+      </w:r>
+      <w:r>
+        <w:t xml:space="preserve"> </w:t>
+      </w:r>
+      <w:r>
+        <w:rPr>
+          <w:rStyle w:val="VerbatimChar"/>
+        </w:rPr>
+        <w:t xml:space="preserve">debug</w:t>
+      </w:r>
+      <w:r>
+        <w:t xml:space="preserve"> </w:t>
+      </w:r>
+      <w:r>
+        <w:t xml:space="preserve">si hace falta, y solo entonces, si el plan lo dice, reiniciar. El diagnóstico es un método, no un exorcismo.</w:t>
+      </w:r>
+    </w:p>
+    <w:p>
+      <w:r>
+        <w:pict>
+          <v:rect style="width:0;height:1.5pt" o:hralign="center" o:hrstd="t" o:hr="t"/>
+        </w:pict>
+      </w:r>
+    </w:p>
+    <w:bookmarkEnd w:id="134"/>
+    <w:bookmarkStart w:id="135" w:name="mini-chequeo-7"/>
+    <w:p>
+      <w:pPr>
+        <w:pStyle w:val="Heading2"/>
+      </w:pPr>
+      <w:r>
+        <w:t xml:space="preserve">🧠 Mini-chequeo</w:t>
       </w:r>
     </w:p>
     <w:p>
@@ -14386,47 +13992,7 @@
         </w:numPr>
       </w:pPr>
       <w:r>
-        <w:rPr>
-          <w:rStyle w:val="VerbatimChar"/>
-        </w:rPr>
-        <w:t xml:space="preserve">ping 8.8.8.8</w:t>
-      </w:r>
-      <w:r>
-        <w:t xml:space="preserve"> </w:t>
-      </w:r>
-      <w:r>
-        <w:t xml:space="preserve">OK,</w:t>
-      </w:r>
-      <w:r>
-        <w:t xml:space="preserve"> </w:t>
-      </w:r>
-      <w:r>
-        <w:rPr>
-          <w:rStyle w:val="VerbatimChar"/>
-        </w:rPr>
-        <w:t xml:space="preserve">ping www.ejemplo.es</w:t>
-      </w:r>
-      <w:r>
-        <w:t xml:space="preserve"> </w:t>
-      </w:r>
-      <w:r>
-        <w:t xml:space="preserve">falla →</w:t>
-      </w:r>
-      <w:r>
-        <w:t xml:space="preserve"> </w:t>
-      </w:r>
-      <w:r>
-        <w:rPr>
-          <w:b/>
-          <w:bCs/>
-        </w:rPr>
-        <w:t xml:space="preserve">paso 4</w:t>
-      </w:r>
-      <w:r>
-        <w:t xml:space="preserve"> </w:t>
-      </w:r>
-      <w:r>
-        <w:t xml:space="preserve">(DNS).</w:t>
+        <w:t xml:space="preserve">Enumera la escalera del servicio en orden y di qué comando abre cada escalón en un cliente Windows.</w:t>
       </w:r>
     </w:p>
     <w:p>
@@ -14438,25 +14004,7 @@
         </w:numPr>
       </w:pPr>
       <w:r>
-        <w:rPr>
-          <w:rStyle w:val="VerbatimChar"/>
-        </w:rPr>
-        <w:t xml:space="preserve">nslookup www.ejemplo.es</w:t>
-      </w:r>
-      <w:r>
-        <w:t xml:space="preserve"> </w:t>
-      </w:r>
-      <w:r>
-        <w:t xml:space="preserve">→</w:t>
-      </w:r>
-      <w:r>
-        <w:t xml:space="preserve"> </w:t>
-      </w:r>
-      <w:r>
-        <w:t xml:space="preserve">“Server: UnKnown”</w:t>
-      </w:r>
-      <w:r>
-        <w:t xml:space="preserve">, sin respuesta: el DNS entregado por DHCP es una IP muerta.</w:t>
+        <w:t xml:space="preserve">Un PC tiene IP 169.254.10.34. ¿Qué significa y en qué escalón estás trabajando?</w:t>
       </w:r>
     </w:p>
     <w:p>
@@ -14468,59 +14016,27 @@
         </w:numPr>
       </w:pPr>
       <w:r>
-        <w:t xml:space="preserve">Corriges</w:t>
-      </w:r>
-      <w:r>
-        <w:t xml:space="preserve"> </w:t>
-      </w:r>
-      <w:r>
-        <w:rPr>
-          <w:rStyle w:val="VerbatimChar"/>
-        </w:rPr>
-        <w:t xml:space="preserve">dns-server</w:t>
-      </w:r>
-      <w:r>
-        <w:t xml:space="preserve"> </w:t>
-      </w:r>
-      <w:r>
-        <w:t xml:space="preserve">en el pool →</w:t>
-      </w:r>
-      <w:r>
-        <w:t xml:space="preserve"> </w:t>
-      </w:r>
-      <w:r>
-        <w:rPr>
-          <w:rStyle w:val="VerbatimChar"/>
-        </w:rPr>
-        <w:t xml:space="preserve">ipconfig /renew</w:t>
-      </w:r>
-      <w:r>
-        <w:t xml:space="preserve"> </w:t>
-      </w:r>
-      <w:r>
-        <w:t xml:space="preserve">→ resuelve.</w:t>
-      </w:r>
-    </w:p>
-    <w:bookmarkEnd w:id="131"/>
-    <w:bookmarkStart w:id="132" w:name="Xe1055df2da18f83a5983810645407247ecf85a4"/>
-    <w:p>
-      <w:pPr>
-        <w:pStyle w:val="Heading3"/>
-      </w:pPr>
-      <w:r>
-        <w:t xml:space="preserve">Caso 3:</w:t>
-      </w:r>
-      <w:r>
-        <w:t xml:space="preserve"> </w:t>
-      </w:r>
-      <w:r>
-        <w:t xml:space="preserve">“No puedo iniciar sesión en el dominio”</w:t>
-      </w:r>
-      <w:r>
-        <w:t xml:space="preserve"> </w:t>
-      </w:r>
-      <w:r>
-        <w:t xml:space="preserve">(solo en horarios raros)</w:t>
+        <w:t xml:space="preserve">¿Qué comparación harías para saber si el problema de resolución está en tu resolver interno o en el dominio remoto?</w:t>
+      </w:r>
+    </w:p>
+    <w:p>
+      <w:pPr>
+        <w:pStyle w:val="Compact"/>
+        <w:numPr>
+          <w:ilvl w:val="0"/>
+          <w:numId w:val="1034"/>
+        </w:numPr>
+      </w:pPr>
+      <w:r>
+        <w:t xml:space="preserve">¿Por qué reiniciar el router puede ser contraproducente durante un diagnóstico?</w:t>
+      </w:r>
+    </w:p>
+    <w:p>
+      <w:pPr>
+        <w:pStyle w:val="FirstParagraph"/>
+      </w:pPr>
+      <w:r>
+        <w:t xml:space="preserve">🔄 Respuestas</w:t>
       </w:r>
     </w:p>
     <w:p>
@@ -14532,20 +14048,144 @@
         </w:numPr>
       </w:pPr>
       <w:r>
-        <w:t xml:space="preserve">Credenciales correctas, red perfecta, DNS perfecto… pero el equipo está</w:t>
-      </w:r>
-      <w:r>
-        <w:t xml:space="preserve"> </w:t>
-      </w:r>
-      <w:r>
-        <w:rPr>
-          <w:b/>
-          <w:bCs/>
-        </w:rPr>
-        <w:t xml:space="preserve">dos meses atrasado</w:t>
-      </w:r>
-      <w:r>
-        <w:t xml:space="preserve">.</w:t>
+        <w:rPr>
+          <w:b/>
+          <w:bCs/>
+        </w:rPr>
+        <w:t xml:space="preserve">1) IP/Gateway</w:t>
+      </w:r>
+      <w:r>
+        <w:t xml:space="preserve"> </w:t>
+      </w:r>
+      <w:r>
+        <w:t xml:space="preserve">(</w:t>
+      </w:r>
+      <w:r>
+        <w:rPr>
+          <w:rStyle w:val="VerbatimChar"/>
+        </w:rPr>
+        <w:t xml:space="preserve">ipconfig /all</w:t>
+      </w:r>
+      <w:r>
+        <w:t xml:space="preserve">),</w:t>
+      </w:r>
+      <w:r>
+        <w:t xml:space="preserve"> </w:t>
+      </w:r>
+      <w:r>
+        <w:rPr>
+          <w:b/>
+          <w:bCs/>
+        </w:rPr>
+        <w:t xml:space="preserve">2) gateway</w:t>
+      </w:r>
+      <w:r>
+        <w:t xml:space="preserve"> </w:t>
+      </w:r>
+      <w:r>
+        <w:t xml:space="preserve">(</w:t>
+      </w:r>
+      <w:r>
+        <w:rPr>
+          <w:rStyle w:val="VerbatimChar"/>
+        </w:rPr>
+        <w:t xml:space="preserve">ping 192.168.1.1</w:t>
+      </w:r>
+      <w:r>
+        <w:t xml:space="preserve">),</w:t>
+      </w:r>
+      <w:r>
+        <w:t xml:space="preserve"> </w:t>
+      </w:r>
+      <w:r>
+        <w:rPr>
+          <w:b/>
+          <w:bCs/>
+        </w:rPr>
+        <w:t xml:space="preserve">3) Internet por IP</w:t>
+      </w:r>
+      <w:r>
+        <w:t xml:space="preserve"> </w:t>
+      </w:r>
+      <w:r>
+        <w:t xml:space="preserve">(</w:t>
+      </w:r>
+      <w:r>
+        <w:rPr>
+          <w:rStyle w:val="VerbatimChar"/>
+        </w:rPr>
+        <w:t xml:space="preserve">ping 8.8.8.8</w:t>
+      </w:r>
+      <w:r>
+        <w:t xml:space="preserve">),</w:t>
+      </w:r>
+      <w:r>
+        <w:t xml:space="preserve"> </w:t>
+      </w:r>
+      <w:r>
+        <w:rPr>
+          <w:b/>
+          <w:bCs/>
+        </w:rPr>
+        <w:t xml:space="preserve">4) DNS</w:t>
+      </w:r>
+      <w:r>
+        <w:t xml:space="preserve"> </w:t>
+      </w:r>
+      <w:r>
+        <w:t xml:space="preserve">(</w:t>
+      </w:r>
+      <w:r>
+        <w:rPr>
+          <w:rStyle w:val="VerbatimChar"/>
+        </w:rPr>
+        <w:t xml:space="preserve">nslookup</w:t>
+      </w:r>
+      <w:r>
+        <w:t xml:space="preserve">),</w:t>
+      </w:r>
+      <w:r>
+        <w:t xml:space="preserve"> </w:t>
+      </w:r>
+      <w:r>
+        <w:rPr>
+          <w:b/>
+          <w:bCs/>
+        </w:rPr>
+        <w:t xml:space="preserve">5) hora</w:t>
+      </w:r>
+      <w:r>
+        <w:t xml:space="preserve"> </w:t>
+      </w:r>
+      <w:r>
+        <w:t xml:space="preserve">(</w:t>
+      </w:r>
+      <w:r>
+        <w:rPr>
+          <w:rStyle w:val="VerbatimChar"/>
+        </w:rPr>
+        <w:t xml:space="preserve">w32tm /query /status</w:t>
+      </w:r>
+      <w:r>
+        <w:t xml:space="preserve"> </w:t>
+      </w:r>
+      <w:r>
+        <w:t xml:space="preserve">en Windows;</w:t>
+      </w:r>
+      <w:r>
+        <w:t xml:space="preserve"> </w:t>
+      </w:r>
+      <w:r>
+        <w:rPr>
+          <w:rStyle w:val="VerbatimChar"/>
+        </w:rPr>
+        <w:t xml:space="preserve">show ntp status</w:t>
+      </w:r>
+      <w:r>
+        <w:t xml:space="preserve"> </w:t>
+      </w:r>
+      <w:r>
+        <w:t xml:space="preserve">en los equipos de red). No se sube de escalón hasta que el actual esté verde.</w:t>
       </w:r>
     </w:p>
     <w:p>
@@ -14557,23 +14197,23 @@
         </w:numPr>
       </w:pPr>
       <w:r>
-        <w:t xml:space="preserve">Kerberos rechaza (tolerancia 5 min) →</w:t>
-      </w:r>
-      <w:r>
-        <w:t xml:space="preserve"> </w:t>
-      </w:r>
-      <w:r>
-        <w:rPr>
-          <w:b/>
-          <w:bCs/>
-        </w:rPr>
-        <w:t xml:space="preserve">paso 5</w:t>
-      </w:r>
-      <w:r>
-        <w:t xml:space="preserve"> </w:t>
-      </w:r>
-      <w:r>
-        <w:t xml:space="preserve">(hora).</w:t>
+        <w:t xml:space="preserve">Es una dirección</w:t>
+      </w:r>
+      <w:r>
+        <w:t xml:space="preserve"> </w:t>
+      </w:r>
+      <w:r>
+        <w:rPr>
+          <w:b/>
+          <w:bCs/>
+        </w:rPr>
+        <w:t xml:space="preserve">APIPA</w:t>
+      </w:r>
+      <w:r>
+        <w:t xml:space="preserve"> </w:t>
+      </w:r>
+      <w:r>
+        <w:t xml:space="preserve">(169.254.0.0/16): el cliente no encontró servidor DHCP. Estás en el escalón 1; revisa pools, exclusiones, helper o conectividad con el servidor.</w:t>
       </w:r>
     </w:p>
     <w:p>
@@ -14585,55 +14225,59 @@
         </w:numPr>
       </w:pPr>
       <w:r>
-        <w:t xml:space="preserve">El equipo apuntaba a un servidor NTP interno desmontado hace un año. Corriges la fuente → login OK.</w:t>
-      </w:r>
-    </w:p>
-    <w:p>
-      <w:pPr>
-        <w:pStyle w:val="BlockText"/>
-      </w:pPr>
-      <w:r>
-        <w:t xml:space="preserve">🧠</w:t>
-      </w:r>
-      <w:r>
-        <w:t xml:space="preserve"> </w:t>
-      </w:r>
-      <w:r>
-        <w:rPr>
-          <w:b/>
-          <w:bCs/>
-        </w:rPr>
-        <w:t xml:space="preserve">El patrón de los tres casos:</w:t>
-      </w:r>
-      <w:r>
-        <w:t xml:space="preserve"> </w:t>
-      </w:r>
-      <w:r>
-        <w:t xml:space="preserve">el síntoma lo cuenta el usuario (</w:t>
-      </w:r>
-      <w:r>
-        <w:t xml:space="preserve">“no navega”</w:t>
-      </w:r>
-      <w:r>
-        <w:t xml:space="preserve">,</w:t>
-      </w:r>
-      <w:r>
-        <w:t xml:space="preserve"> </w:t>
-      </w:r>
-      <w:r>
-        <w:t xml:space="preserve">“no va el correo”</w:t>
-      </w:r>
-      <w:r>
-        <w:t xml:space="preserve">,</w:t>
-      </w:r>
-      <w:r>
-        <w:t xml:space="preserve"> </w:t>
-      </w:r>
-      <w:r>
-        <w:t xml:space="preserve">“no entra en el dominio”</w:t>
-      </w:r>
-      <w:r>
-        <w:t xml:space="preserve">); la causa la encuentras tú subiendo la escalera en orden. Saltarte escalones es como medir la tensión con el interruptor pegado: verás algo, pero no lo que importa.</w:t>
+        <w:rPr>
+          <w:rStyle w:val="VerbatimChar"/>
+        </w:rPr>
+        <w:t xml:space="preserve">nslookup dominio.com</w:t>
+      </w:r>
+      <w:r>
+        <w:t xml:space="preserve"> </w:t>
+      </w:r>
+      <w:r>
+        <w:t xml:space="preserve">(mi resolver) contra</w:t>
+      </w:r>
+      <w:r>
+        <w:t xml:space="preserve"> </w:t>
+      </w:r>
+      <w:r>
+        <w:rPr>
+          <w:rStyle w:val="VerbatimChar"/>
+        </w:rPr>
+        <w:t xml:space="preserve">nslookup dominio.com 8.8.8.8</w:t>
+      </w:r>
+      <w:r>
+        <w:t xml:space="preserve"> </w:t>
+      </w:r>
+      <w:r>
+        <w:t xml:space="preserve">(resolver externo). Difieren → tu resolver/caché. Coinciden mal → zona remota.</w:t>
+      </w:r>
+    </w:p>
+    <w:p>
+      <w:pPr>
+        <w:pStyle w:val="Compact"/>
+        <w:numPr>
+          <w:ilvl w:val="0"/>
+          <w:numId w:val="1035"/>
+        </w:numPr>
+      </w:pPr>
+      <w:r>
+        <w:t xml:space="preserve">Porque borra el</w:t>
+      </w:r>
+      <w:r>
+        <w:t xml:space="preserve"> </w:t>
+      </w:r>
+      <w:r>
+        <w:rPr>
+          <w:b/>
+          <w:bCs/>
+        </w:rPr>
+        <w:t xml:space="preserve">estado</w:t>
+      </w:r>
+      <w:r>
+        <w:t xml:space="preserve"> </w:t>
+      </w:r>
+      <w:r>
+        <w:t xml:space="preserve">(concesiones, contadores, tablas, debugs) que es justamente la evidencia del problema: diagnostico primero, reiniciar después.</w:t>
       </w:r>
     </w:p>
     <w:p>
@@ -14643,152 +14287,14 @@
         </w:pict>
       </w:r>
     </w:p>
-    <w:bookmarkEnd w:id="132"/>
-    <w:bookmarkEnd w:id="133"/>
-    <w:bookmarkStart w:id="134" w:name="Xaf11172041b84392a5e445d5b2ce18f06d36863"/>
+    <w:bookmarkEnd w:id="135"/>
+    <w:bookmarkStart w:id="136" w:name="resumen-en-3-frases-7"/>
     <w:p>
       <w:pPr>
         <w:pStyle w:val="Heading2"/>
       </w:pPr>
       <w:r>
-        <w:t xml:space="preserve">🤬 CONRAD VS EL MUNDO:</w:t>
-      </w:r>
-      <w:r>
-        <w:t xml:space="preserve"> </w:t>
-      </w:r>
-      <w:r>
-        <w:t xml:space="preserve">“Reinicio el router y ya está”</w:t>
-      </w:r>
-    </w:p>
-    <w:p>
-      <w:pPr>
-        <w:pStyle w:val="FirstParagraph"/>
-      </w:pPr>
-      <w:r>
-        <w:rPr>
-          <w:b/>
-          <w:bCs/>
-        </w:rPr>
-        <w:t xml:space="preserve">Usuario del soporte:</w:t>
-      </w:r>
-      <w:r>
-        <w:t xml:space="preserve"> </w:t>
-      </w:r>
-      <w:r>
-        <w:t xml:space="preserve">— Cada vez que algo falla, reinicio el router. Funciona siempre.</w:t>
-      </w:r>
-    </w:p>
-    <w:p>
-      <w:pPr>
-        <w:pStyle w:val="BodyText"/>
-      </w:pPr>
-      <w:r>
-        <w:rPr>
-          <w:b/>
-          <w:bCs/>
-        </w:rPr>
-        <w:t xml:space="preserve">CONRAD:</w:t>
-      </w:r>
-      <w:r>
-        <w:t xml:space="preserve"> </w:t>
-      </w:r>
-      <w:r>
-        <w:t xml:space="preserve">— Claro, y si tu coche arranca mal, lo tiras al río y compras otro. Reiniciar es un botón de pánico, no un diagnóstico. Cuando ese</w:t>
-      </w:r>
-      <w:r>
-        <w:t xml:space="preserve"> </w:t>
-      </w:r>
-      <w:r>
-        <w:t xml:space="preserve">“arreglo”</w:t>
-      </w:r>
-      <w:r>
-        <w:t xml:space="preserve"> </w:t>
-      </w:r>
-      <w:r>
-        <w:t xml:space="preserve">dure menos cada vez, y llegue el día en que reiniciar ya no arregle nada… estarás diagnosticando en frío, sin datos y con el jefe encima.</w:t>
-      </w:r>
-    </w:p>
-    <w:p>
-      <w:pPr>
-        <w:pStyle w:val="BodyText"/>
-      </w:pPr>
-      <w:r>
-        <w:rPr>
-          <w:b/>
-          <w:bCs/>
-        </w:rPr>
-        <w:t xml:space="preserve">CONRAD:</w:t>
-      </w:r>
-      <w:r>
-        <w:t xml:space="preserve"> </w:t>
-      </w:r>
-      <w:r>
-        <w:t xml:space="preserve">— Y lo peor: al reiniciar el router pierdes el estado: las concesiones DHCP, los contadores de errores, la tabla de vecinos… la evidencia. Has borrado las huellas del crimen ANTES de que llegue la policía.</w:t>
-      </w:r>
-    </w:p>
-    <w:p>
-      <w:pPr>
-        <w:pStyle w:val="BodyText"/>
-      </w:pPr>
-      <w:r>
-        <w:rPr>
-          <w:b/>
-          <w:bCs/>
-        </w:rPr>
-        <w:t xml:space="preserve">La lección:</w:t>
-      </w:r>
-      <w:r>
-        <w:t xml:space="preserve"> </w:t>
-      </w:r>
-      <w:r>
-        <w:t xml:space="preserve">antes de reiniciar nada:</w:t>
-      </w:r>
-      <w:r>
-        <w:t xml:space="preserve"> </w:t>
-      </w:r>
-      <w:r>
-        <w:rPr>
-          <w:rStyle w:val="VerbatimChar"/>
-        </w:rPr>
-        <w:t xml:space="preserve">show</w:t>
-      </w:r>
-      <w:r>
-        <w:t xml:space="preserve"> </w:t>
-      </w:r>
-      <w:r>
-        <w:t xml:space="preserve">(captura el estado),</w:t>
-      </w:r>
-      <w:r>
-        <w:t xml:space="preserve"> </w:t>
-      </w:r>
-      <w:r>
-        <w:rPr>
-          <w:rStyle w:val="VerbatimChar"/>
-        </w:rPr>
-        <w:t xml:space="preserve">debug</w:t>
-      </w:r>
-      <w:r>
-        <w:t xml:space="preserve"> </w:t>
-      </w:r>
-      <w:r>
-        <w:t xml:space="preserve">si hace falta, y solo entonces, si el plan lo dice, reiniciar. El diagnóstico es un método, no un exorcismo.</w:t>
-      </w:r>
-    </w:p>
-    <w:p>
-      <w:r>
-        <w:pict>
-          <v:rect style="width:0;height:1.5pt" o:hralign="center" o:hrstd="t" o:hr="t"/>
-        </w:pict>
-      </w:r>
-    </w:p>
-    <w:bookmarkEnd w:id="134"/>
-    <w:bookmarkStart w:id="135" w:name="mini-chequeo-7"/>
-    <w:p>
-      <w:pPr>
-        <w:pStyle w:val="Heading2"/>
-      </w:pPr>
-      <w:r>
-        <w:t xml:space="preserve">🧠 Mini-chequeo</w:t>
+        <w:t xml:space="preserve">✅ Resumen en 3 frases</w:t>
       </w:r>
     </w:p>
     <w:p>
@@ -14800,7 +14306,20 @@
         </w:numPr>
       </w:pPr>
       <w:r>
-        <w:t xml:space="preserve">Enumera la escalera del servicio en orden y di qué comando abre cada escalón en un cliente Windows.</w:t>
+        <w:t xml:space="preserve">Diagnóstico de servicios =</w:t>
+      </w:r>
+      <w:r>
+        <w:t xml:space="preserve"> </w:t>
+      </w:r>
+      <w:r>
+        <w:rPr>
+          <w:b/>
+          <w:bCs/>
+        </w:rPr>
+        <w:t xml:space="preserve">escalera en orden</w:t>
+      </w:r>
+      <w:r>
+        <w:t xml:space="preserve">: DHCP → conectividad → DNS → hora.</w:t>
       </w:r>
     </w:p>
     <w:p>
@@ -14812,7 +14331,73 @@
         </w:numPr>
       </w:pPr>
       <w:r>
-        <w:t xml:space="preserve">Un PC tiene IP 169.254.10.34. ¿Qué significa y en qué escalón estás trabajando?</w:t>
+        <w:t xml:space="preserve">Cada escalón tiene sus comandos:</w:t>
+      </w:r>
+      <w:r>
+        <w:t xml:space="preserve"> </w:t>
+      </w:r>
+      <w:r>
+        <w:rPr>
+          <w:rStyle w:val="VerbatimChar"/>
+        </w:rPr>
+        <w:t xml:space="preserve">ipconfig</w:t>
+      </w:r>
+      <w:r>
+        <w:t xml:space="preserve">/</w:t>
+      </w:r>
+      <w:r>
+        <w:rPr>
+          <w:rStyle w:val="VerbatimChar"/>
+        </w:rPr>
+        <w:t xml:space="preserve">show ip dhcp</w:t>
+      </w:r>
+      <w:r>
+        <w:t xml:space="preserve">,</w:t>
+      </w:r>
+      <w:r>
+        <w:t xml:space="preserve"> </w:t>
+      </w:r>
+      <w:r>
+        <w:rPr>
+          <w:rStyle w:val="VerbatimChar"/>
+        </w:rPr>
+        <w:t xml:space="preserve">ping</w:t>
+      </w:r>
+      <w:r>
+        <w:t xml:space="preserve">,</w:t>
+      </w:r>
+      <w:r>
+        <w:t xml:space="preserve"> </w:t>
+      </w:r>
+      <w:r>
+        <w:rPr>
+          <w:rStyle w:val="VerbatimChar"/>
+        </w:rPr>
+        <w:t xml:space="preserve">nslookup</w:t>
+      </w:r>
+      <w:r>
+        <w:t xml:space="preserve">/</w:t>
+      </w:r>
+      <w:r>
+        <w:rPr>
+          <w:rStyle w:val="VerbatimChar"/>
+        </w:rPr>
+        <w:t xml:space="preserve">dig</w:t>
+      </w:r>
+      <w:r>
+        <w:t xml:space="preserve">,</w:t>
+      </w:r>
+      <w:r>
+        <w:t xml:space="preserve"> </w:t>
+      </w:r>
+      <w:r>
+        <w:rPr>
+          <w:rStyle w:val="VerbatimChar"/>
+        </w:rPr>
+        <w:t xml:space="preserve">show ntp</w:t>
+      </w:r>
+      <w:r>
+        <w:t xml:space="preserve">.</w:t>
       </w:r>
     </w:p>
     <w:p>
@@ -14821,399 +14406,6 @@
         <w:numPr>
           <w:ilvl w:val="0"/>
           <w:numId w:val="1036"/>
-        </w:numPr>
-      </w:pPr>
-      <w:r>
-        <w:t xml:space="preserve">¿Qué comparación harías para saber si el problema de resolución está en tu resolver interno o en el dominio remoto?</w:t>
-      </w:r>
-    </w:p>
-    <w:p>
-      <w:pPr>
-        <w:pStyle w:val="Compact"/>
-        <w:numPr>
-          <w:ilvl w:val="0"/>
-          <w:numId w:val="1036"/>
-        </w:numPr>
-      </w:pPr>
-      <w:r>
-        <w:t xml:space="preserve">¿Por qué reiniciar el router puede ser contraproducente durante un diagnóstico?</w:t>
-      </w:r>
-    </w:p>
-    <w:p>
-      <w:pPr>
-        <w:pStyle w:val="FirstParagraph"/>
-      </w:pPr>
-      <w:r>
-        <w:t xml:space="preserve">🔄 Respuestas</w:t>
-      </w:r>
-    </w:p>
-    <w:p>
-      <w:pPr>
-        <w:pStyle w:val="Compact"/>
-        <w:numPr>
-          <w:ilvl w:val="0"/>
-          <w:numId w:val="1037"/>
-        </w:numPr>
-      </w:pPr>
-      <w:r>
-        <w:rPr>
-          <w:b/>
-          <w:bCs/>
-        </w:rPr>
-        <w:t xml:space="preserve">1) IP/Gateway</w:t>
-      </w:r>
-      <w:r>
-        <w:t xml:space="preserve"> </w:t>
-      </w:r>
-      <w:r>
-        <w:t xml:space="preserve">(</w:t>
-      </w:r>
-      <w:r>
-        <w:rPr>
-          <w:rStyle w:val="VerbatimChar"/>
-        </w:rPr>
-        <w:t xml:space="preserve">ipconfig /all</w:t>
-      </w:r>
-      <w:r>
-        <w:t xml:space="preserve">),</w:t>
-      </w:r>
-      <w:r>
-        <w:t xml:space="preserve"> </w:t>
-      </w:r>
-      <w:r>
-        <w:rPr>
-          <w:b/>
-          <w:bCs/>
-        </w:rPr>
-        <w:t xml:space="preserve">2) gateway</w:t>
-      </w:r>
-      <w:r>
-        <w:t xml:space="preserve"> </w:t>
-      </w:r>
-      <w:r>
-        <w:t xml:space="preserve">(</w:t>
-      </w:r>
-      <w:r>
-        <w:rPr>
-          <w:rStyle w:val="VerbatimChar"/>
-        </w:rPr>
-        <w:t xml:space="preserve">ping 192.168.1.1</w:t>
-      </w:r>
-      <w:r>
-        <w:t xml:space="preserve">),</w:t>
-      </w:r>
-      <w:r>
-        <w:t xml:space="preserve"> </w:t>
-      </w:r>
-      <w:r>
-        <w:rPr>
-          <w:b/>
-          <w:bCs/>
-        </w:rPr>
-        <w:t xml:space="preserve">3) Internet por IP</w:t>
-      </w:r>
-      <w:r>
-        <w:t xml:space="preserve"> </w:t>
-      </w:r>
-      <w:r>
-        <w:t xml:space="preserve">(</w:t>
-      </w:r>
-      <w:r>
-        <w:rPr>
-          <w:rStyle w:val="VerbatimChar"/>
-        </w:rPr>
-        <w:t xml:space="preserve">ping 8.8.8.8</w:t>
-      </w:r>
-      <w:r>
-        <w:t xml:space="preserve">),</w:t>
-      </w:r>
-      <w:r>
-        <w:t xml:space="preserve"> </w:t>
-      </w:r>
-      <w:r>
-        <w:rPr>
-          <w:b/>
-          <w:bCs/>
-        </w:rPr>
-        <w:t xml:space="preserve">4) DNS</w:t>
-      </w:r>
-      <w:r>
-        <w:t xml:space="preserve"> </w:t>
-      </w:r>
-      <w:r>
-        <w:t xml:space="preserve">(</w:t>
-      </w:r>
-      <w:r>
-        <w:rPr>
-          <w:rStyle w:val="VerbatimChar"/>
-        </w:rPr>
-        <w:t xml:space="preserve">nslookup</w:t>
-      </w:r>
-      <w:r>
-        <w:t xml:space="preserve">),</w:t>
-      </w:r>
-      <w:r>
-        <w:t xml:space="preserve"> </w:t>
-      </w:r>
-      <w:r>
-        <w:rPr>
-          <w:b/>
-          <w:bCs/>
-        </w:rPr>
-        <w:t xml:space="preserve">5) hora</w:t>
-      </w:r>
-      <w:r>
-        <w:t xml:space="preserve"> </w:t>
-      </w:r>
-      <w:r>
-        <w:t xml:space="preserve">(</w:t>
-      </w:r>
-      <w:r>
-        <w:rPr>
-          <w:rStyle w:val="VerbatimChar"/>
-        </w:rPr>
-        <w:t xml:space="preserve">w32tm /query /status</w:t>
-      </w:r>
-      <w:r>
-        <w:t xml:space="preserve"> </w:t>
-      </w:r>
-      <w:r>
-        <w:t xml:space="preserve">en Windows;</w:t>
-      </w:r>
-      <w:r>
-        <w:t xml:space="preserve"> </w:t>
-      </w:r>
-      <w:r>
-        <w:rPr>
-          <w:rStyle w:val="VerbatimChar"/>
-        </w:rPr>
-        <w:t xml:space="preserve">show ntp status</w:t>
-      </w:r>
-      <w:r>
-        <w:t xml:space="preserve"> </w:t>
-      </w:r>
-      <w:r>
-        <w:t xml:space="preserve">en los equipos de red). No se sube de escalón hasta que el actual esté verde.</w:t>
-      </w:r>
-    </w:p>
-    <w:p>
-      <w:pPr>
-        <w:pStyle w:val="Compact"/>
-        <w:numPr>
-          <w:ilvl w:val="0"/>
-          <w:numId w:val="1037"/>
-        </w:numPr>
-      </w:pPr>
-      <w:r>
-        <w:t xml:space="preserve">Es una dirección</w:t>
-      </w:r>
-      <w:r>
-        <w:t xml:space="preserve"> </w:t>
-      </w:r>
-      <w:r>
-        <w:rPr>
-          <w:b/>
-          <w:bCs/>
-        </w:rPr>
-        <w:t xml:space="preserve">APIPA</w:t>
-      </w:r>
-      <w:r>
-        <w:t xml:space="preserve"> </w:t>
-      </w:r>
-      <w:r>
-        <w:t xml:space="preserve">(169.254.0.0/16): el cliente no encontró servidor DHCP. Estás en el escalón 1; revisa pools, exclusiones, helper o conectividad con el servidor.</w:t>
-      </w:r>
-    </w:p>
-    <w:p>
-      <w:pPr>
-        <w:pStyle w:val="Compact"/>
-        <w:numPr>
-          <w:ilvl w:val="0"/>
-          <w:numId w:val="1037"/>
-        </w:numPr>
-      </w:pPr>
-      <w:r>
-        <w:rPr>
-          <w:rStyle w:val="VerbatimChar"/>
-        </w:rPr>
-        <w:t xml:space="preserve">nslookup dominio.com</w:t>
-      </w:r>
-      <w:r>
-        <w:t xml:space="preserve"> </w:t>
-      </w:r>
-      <w:r>
-        <w:t xml:space="preserve">(mi resolver) contra</w:t>
-      </w:r>
-      <w:r>
-        <w:t xml:space="preserve"> </w:t>
-      </w:r>
-      <w:r>
-        <w:rPr>
-          <w:rStyle w:val="VerbatimChar"/>
-        </w:rPr>
-        <w:t xml:space="preserve">nslookup dominio.com 8.8.8.8</w:t>
-      </w:r>
-      <w:r>
-        <w:t xml:space="preserve"> </w:t>
-      </w:r>
-      <w:r>
-        <w:t xml:space="preserve">(resolver externo). Difieren → tu resolver/caché. Coinciden mal → zona remota.</w:t>
-      </w:r>
-    </w:p>
-    <w:p>
-      <w:pPr>
-        <w:pStyle w:val="Compact"/>
-        <w:numPr>
-          <w:ilvl w:val="0"/>
-          <w:numId w:val="1037"/>
-        </w:numPr>
-      </w:pPr>
-      <w:r>
-        <w:t xml:space="preserve">Porque borra el</w:t>
-      </w:r>
-      <w:r>
-        <w:t xml:space="preserve"> </w:t>
-      </w:r>
-      <w:r>
-        <w:rPr>
-          <w:b/>
-          <w:bCs/>
-        </w:rPr>
-        <w:t xml:space="preserve">estado</w:t>
-      </w:r>
-      <w:r>
-        <w:t xml:space="preserve"> </w:t>
-      </w:r>
-      <w:r>
-        <w:t xml:space="preserve">(concesiones, contadores, tablas, debugs) que es justamente la evidencia del problema: diagnostico primero, reiniciar después.</w:t>
-      </w:r>
-    </w:p>
-    <w:p>
-      <w:r>
-        <w:pict>
-          <v:rect style="width:0;height:1.5pt" o:hralign="center" o:hrstd="t" o:hr="t"/>
-        </w:pict>
-      </w:r>
-    </w:p>
-    <w:bookmarkEnd w:id="135"/>
-    <w:bookmarkStart w:id="136" w:name="resumen-en-3-frases-7"/>
-    <w:p>
-      <w:pPr>
-        <w:pStyle w:val="Heading2"/>
-      </w:pPr>
-      <w:r>
-        <w:t xml:space="preserve">✅ Resumen en 3 frases</w:t>
-      </w:r>
-    </w:p>
-    <w:p>
-      <w:pPr>
-        <w:pStyle w:val="Compact"/>
-        <w:numPr>
-          <w:ilvl w:val="0"/>
-          <w:numId w:val="1038"/>
-        </w:numPr>
-      </w:pPr>
-      <w:r>
-        <w:t xml:space="preserve">Diagnóstico de servicios =</w:t>
-      </w:r>
-      <w:r>
-        <w:t xml:space="preserve"> </w:t>
-      </w:r>
-      <w:r>
-        <w:rPr>
-          <w:b/>
-          <w:bCs/>
-        </w:rPr>
-        <w:t xml:space="preserve">escalera en orden</w:t>
-      </w:r>
-      <w:r>
-        <w:t xml:space="preserve">: DHCP → conectividad → DNS → hora.</w:t>
-      </w:r>
-    </w:p>
-    <w:p>
-      <w:pPr>
-        <w:pStyle w:val="Compact"/>
-        <w:numPr>
-          <w:ilvl w:val="0"/>
-          <w:numId w:val="1038"/>
-        </w:numPr>
-      </w:pPr>
-      <w:r>
-        <w:t xml:space="preserve">Cada escalón tiene sus comandos:</w:t>
-      </w:r>
-      <w:r>
-        <w:t xml:space="preserve"> </w:t>
-      </w:r>
-      <w:r>
-        <w:rPr>
-          <w:rStyle w:val="VerbatimChar"/>
-        </w:rPr>
-        <w:t xml:space="preserve">ipconfig</w:t>
-      </w:r>
-      <w:r>
-        <w:t xml:space="preserve">/</w:t>
-      </w:r>
-      <w:r>
-        <w:rPr>
-          <w:rStyle w:val="VerbatimChar"/>
-        </w:rPr>
-        <w:t xml:space="preserve">show ip dhcp</w:t>
-      </w:r>
-      <w:r>
-        <w:t xml:space="preserve">,</w:t>
-      </w:r>
-      <w:r>
-        <w:t xml:space="preserve"> </w:t>
-      </w:r>
-      <w:r>
-        <w:rPr>
-          <w:rStyle w:val="VerbatimChar"/>
-        </w:rPr>
-        <w:t xml:space="preserve">ping</w:t>
-      </w:r>
-      <w:r>
-        <w:t xml:space="preserve">,</w:t>
-      </w:r>
-      <w:r>
-        <w:t xml:space="preserve"> </w:t>
-      </w:r>
-      <w:r>
-        <w:rPr>
-          <w:rStyle w:val="VerbatimChar"/>
-        </w:rPr>
-        <w:t xml:space="preserve">nslookup</w:t>
-      </w:r>
-      <w:r>
-        <w:t xml:space="preserve">/</w:t>
-      </w:r>
-      <w:r>
-        <w:rPr>
-          <w:rStyle w:val="VerbatimChar"/>
-        </w:rPr>
-        <w:t xml:space="preserve">dig</w:t>
-      </w:r>
-      <w:r>
-        <w:t xml:space="preserve">,</w:t>
-      </w:r>
-      <w:r>
-        <w:t xml:space="preserve"> </w:t>
-      </w:r>
-      <w:r>
-        <w:rPr>
-          <w:rStyle w:val="VerbatimChar"/>
-        </w:rPr>
-        <w:t xml:space="preserve">show ntp</w:t>
-      </w:r>
-      <w:r>
-        <w:t xml:space="preserve">.</w:t>
-      </w:r>
-    </w:p>
-    <w:p>
-      <w:pPr>
-        <w:pStyle w:val="Compact"/>
-        <w:numPr>
-          <w:ilvl w:val="0"/>
-          <w:numId w:val="1038"/>
         </w:numPr>
       </w:pPr>
       <w:r>
@@ -16032,7 +15224,7 @@
       <w:pPr>
         <w:numPr>
           <w:ilvl w:val="0"/>
-          <w:numId w:val="1039"/>
+          <w:numId w:val="1037"/>
         </w:numPr>
       </w:pPr>
       <w:r>
@@ -16043,7 +15235,7 @@
       <w:pPr>
         <w:numPr>
           <w:ilvl w:val="0"/>
-          <w:numId w:val="1039"/>
+          <w:numId w:val="1037"/>
         </w:numPr>
       </w:pPr>
       <w:r>
@@ -16054,7 +15246,7 @@
       <w:pPr>
         <w:numPr>
           <w:ilvl w:val="0"/>
-          <w:numId w:val="1039"/>
+          <w:numId w:val="1037"/>
         </w:numPr>
       </w:pPr>
       <w:r>
@@ -16065,7 +15257,7 @@
       <w:pPr>
         <w:numPr>
           <w:ilvl w:val="0"/>
-          <w:numId w:val="1039"/>
+          <w:numId w:val="1037"/>
         </w:numPr>
       </w:pPr>
       <w:r>
@@ -16085,7 +15277,7 @@
         <w:pStyle w:val="Compact"/>
         <w:numPr>
           <w:ilvl w:val="0"/>
-          <w:numId w:val="1040"/>
+          <w:numId w:val="1038"/>
         </w:numPr>
       </w:pPr>
       <w:r>
@@ -16107,7 +15299,7 @@
         <w:pStyle w:val="Compact"/>
         <w:numPr>
           <w:ilvl w:val="0"/>
-          <w:numId w:val="1040"/>
+          <w:numId w:val="1038"/>
         </w:numPr>
       </w:pPr>
       <w:r>
@@ -16129,7 +15321,7 @@
         <w:pStyle w:val="Compact"/>
         <w:numPr>
           <w:ilvl w:val="0"/>
-          <w:numId w:val="1040"/>
+          <w:numId w:val="1038"/>
         </w:numPr>
       </w:pPr>
       <w:r>
@@ -16151,7 +15343,7 @@
         <w:pStyle w:val="Compact"/>
         <w:numPr>
           <w:ilvl w:val="0"/>
-          <w:numId w:val="1040"/>
+          <w:numId w:val="1038"/>
         </w:numPr>
       </w:pPr>
       <w:r>
@@ -16992,7 +16184,7 @@
         <w:pStyle w:val="Compact"/>
         <w:numPr>
           <w:ilvl w:val="0"/>
-          <w:numId w:val="1041"/>
+          <w:numId w:val="1039"/>
         </w:numPr>
       </w:pPr>
       <w:r>
@@ -17004,7 +16196,7 @@
         <w:pStyle w:val="Compact"/>
         <w:numPr>
           <w:ilvl w:val="0"/>
-          <w:numId w:val="1041"/>
+          <w:numId w:val="1039"/>
         </w:numPr>
       </w:pPr>
       <w:r>
@@ -17016,7 +16208,7 @@
         <w:pStyle w:val="Compact"/>
         <w:numPr>
           <w:ilvl w:val="0"/>
-          <w:numId w:val="1041"/>
+          <w:numId w:val="1039"/>
         </w:numPr>
       </w:pPr>
       <w:r>
@@ -17028,11 +16220,118 @@
         <w:pStyle w:val="Compact"/>
         <w:numPr>
           <w:ilvl w:val="0"/>
+          <w:numId w:val="1039"/>
+        </w:numPr>
+      </w:pPr>
+      <w:r>
+        <w:t xml:space="preserve">Un compañero propone</w:t>
+      </w:r>
+      <w:r>
+        <w:t xml:space="preserve"> </w:t>
+      </w:r>
+      <w:r>
+        <w:rPr>
+          <w:rStyle w:val="VerbatimChar"/>
+        </w:rPr>
+        <w:t xml:space="preserve">ntp master</w:t>
+      </w:r>
+      <w:r>
+        <w:t xml:space="preserve"> </w:t>
+      </w:r>
+      <w:r>
+        <w:t xml:space="preserve">en todos los routers</w:t>
+      </w:r>
+      <w:r>
+        <w:t xml:space="preserve"> </w:t>
+      </w:r>
+      <w:r>
+        <w:t xml:space="preserve">“para que nunca falte la hora”</w:t>
+      </w:r>
+      <w:r>
+        <w:t xml:space="preserve">. ¿Qué le respondes?</w:t>
+      </w:r>
+    </w:p>
+    <w:p>
+      <w:pPr>
+        <w:pStyle w:val="FirstParagraph"/>
+      </w:pPr>
+      <w:r>
+        <w:t xml:space="preserve">💡 Soluciones</w:t>
+      </w:r>
+    </w:p>
+    <w:p>
+      <w:pPr>
+        <w:pStyle w:val="Compact"/>
+        <w:numPr>
+          <w:ilvl w:val="0"/>
+          <w:numId w:val="1040"/>
+        </w:numPr>
+      </w:pPr>
+      <w:r>
+        <w:t xml:space="preserve">El Offer puede ir en unicast si el cliente ya indicó su IP (o el agente la conoce) y la red lo permite; si el cliente aún no tiene IP, solo puede recibir broadcast. Depende del flag broadcast del cliente y de si hay relay.</w:t>
+      </w:r>
+    </w:p>
+    <w:p>
+      <w:pPr>
+        <w:pStyle w:val="Compact"/>
+        <w:numPr>
+          <w:ilvl w:val="0"/>
+          <w:numId w:val="1040"/>
+        </w:numPr>
+      </w:pPr>
+      <w:r>
+        <w:t xml:space="preserve">Router de sucursal:</w:t>
+      </w:r>
+      <w:r>
+        <w:t xml:space="preserve"> </w:t>
+      </w:r>
+      <w:r>
+        <w:rPr>
+          <w:rStyle w:val="VerbatimChar"/>
+        </w:rPr>
+        <w:t xml:space="preserve">ip helper-address</w:t>
+      </w:r>
+      <w:r>
+        <w:t xml:space="preserve"> </w:t>
+      </w:r>
+      <w:r>
+        <w:t xml:space="preserve">apuntando al servidor central en la interfaz LAN; servidor central: pool dedicado para la subred de la sucursal (con</w:t>
+      </w:r>
+      <w:r>
+        <w:t xml:space="preserve"> </w:t>
+      </w:r>
+      <w:r>
+        <w:rPr>
+          <w:rStyle w:val="VerbatimChar"/>
+        </w:rPr>
+        <w:t xml:space="preserve">default-router</w:t>
+      </w:r>
+      <w:r>
+        <w:t xml:space="preserve"> </w:t>
+      </w:r>
+      <w:r>
+        <w:t xml:space="preserve">correcto). Opcional: un servidor DHCP local de respaldo con un pool pequeño para sobrevivir a cortes WAN.</w:t>
+      </w:r>
+    </w:p>
+    <w:p>
+      <w:pPr>
+        <w:pStyle w:val="Compact"/>
+        <w:numPr>
+          <w:ilvl w:val="0"/>
+          <w:numId w:val="1040"/>
+        </w:numPr>
+      </w:pPr>
+    </w:p>
+    <w:p>
+      <w:pPr>
+        <w:pStyle w:val="Compact"/>
+        <w:numPr>
+          <w:ilvl w:val="1"/>
           <w:numId w:val="1041"/>
         </w:numPr>
       </w:pPr>
       <w:r>
-        <w:t xml:space="preserve">Un compañero propone</w:t>
+        <w:t xml:space="preserve">Bajar el TTL del registro A de</w:t>
       </w:r>
       <w:r>
         <w:t xml:space="preserve"> </w:t>
@@ -17041,22 +16340,167 @@
         <w:rPr>
           <w:rStyle w:val="VerbatimChar"/>
         </w:rPr>
+        <w:t xml:space="preserve">www</w:t>
+      </w:r>
+      <w:r>
+        <w:t xml:space="preserve"> </w:t>
+      </w:r>
+      <w:r>
+        <w:t xml:space="preserve">con antelación (p. ej. a 300 s) para que la caché se renueve rápido; (b) el serial de la zona sube al guardar; (c) verificar la resolución desde fuera (</w:t>
+      </w:r>
+      <w:r>
+        <w:rPr>
+          <w:rStyle w:val="VerbatimChar"/>
+        </w:rPr>
+        <w:t xml:space="preserve">nslookup</w:t>
+      </w:r>
+      <w:r>
+        <w:t xml:space="preserve"> </w:t>
+      </w:r>
+      <w:r>
+        <w:t xml:space="preserve">contra un resolver externo) antes y después.</w:t>
+      </w:r>
+    </w:p>
+    <w:p>
+      <w:pPr>
+        <w:pStyle w:val="Compact"/>
+        <w:numPr>
+          <w:ilvl w:val="0"/>
+          <w:numId w:val="1040"/>
+        </w:numPr>
+      </w:pPr>
+      <w:r>
+        <w:t xml:space="preserve">Que un máster en cada router significa relojes autoritativos en desacuerdo: mejor un diseño jerárquico (core sincronizado con fuentes externas +</w:t>
+      </w:r>
+      <w:r>
+        <w:t xml:space="preserve"> </w:t>
+      </w:r>
+      <w:r>
+        <w:rPr>
+          <w:rStyle w:val="VerbatimChar"/>
+        </w:rPr>
         <w:t xml:space="preserve">ntp master</w:t>
       </w:r>
       <w:r>
         <w:t xml:space="preserve"> </w:t>
       </w:r>
       <w:r>
-        <w:t xml:space="preserve">en todos los routers</w:t>
-      </w:r>
-      <w:r>
-        <w:t xml:space="preserve"> </w:t>
-      </w:r>
-      <w:r>
-        <w:t xml:space="preserve">“para que nunca falte la hora”</w:t>
-      </w:r>
-      <w:r>
-        <w:t xml:space="preserve">. ¿Qué le respondes?</w:t>
+        <w:t xml:space="preserve">solo como respaldo del core, y todos los demás clientes del core).</w:t>
+      </w:r>
+      <w:r>
+        <w:t xml:space="preserve"> </w:t>
+      </w:r>
+      <w:r>
+        <w:t xml:space="preserve">“Nunca falte la hora”</w:t>
+      </w:r>
+      <w:r>
+        <w:t xml:space="preserve"> </w:t>
+      </w:r>
+      <w:r>
+        <w:t xml:space="preserve">se resuelve con redundancia de fuentes, no con másters rivales.</w:t>
+      </w:r>
+    </w:p>
+    <w:p>
+      <w:r>
+        <w:pict>
+          <v:rect style="width:0;height:1.5pt" o:hralign="center" o:hrstd="t" o:hr="t"/>
+        </w:pict>
+      </w:r>
+    </w:p>
+    <w:bookmarkEnd w:id="145"/>
+    <w:bookmarkStart w:id="146" w:name="crucigrama-de-bits"/>
+    <w:p>
+      <w:pPr>
+        <w:pStyle w:val="Heading2"/>
+      </w:pPr>
+      <w:r>
+        <w:t xml:space="preserve">🧩 Crucigrama de bits</w:t>
+      </w:r>
+    </w:p>
+    <w:p>
+      <w:pPr>
+        <w:pStyle w:val="SourceCode"/>
+      </w:pPr>
+      <w:r>
+        <w:rPr>
+          <w:rStyle w:val="VerbatimChar"/>
+        </w:rPr>
+        <w:t xml:space="preserve">Horizontal:</w:t>
+      </w:r>
+      <w:r>
+        <w:br/>
+      </w:r>
+      <w:r>
+        <w:rPr>
+          <w:rStyle w:val="VerbatimChar"/>
+        </w:rPr>
+        <w:t xml:space="preserve">1. Diálogo completo de asignación DHCP (sigla)</w:t>
+      </w:r>
+      <w:r>
+        <w:br/>
+      </w:r>
+      <w:r>
+        <w:rPr>
+          <w:rStyle w:val="VerbatimChar"/>
+        </w:rPr>
+        <w:t xml:space="preserve">3. Registro DNS que guarda un alias</w:t>
+      </w:r>
+      <w:r>
+        <w:br/>
+      </w:r>
+      <w:r>
+        <w:rPr>
+          <w:rStyle w:val="VerbatimChar"/>
+        </w:rPr>
+        <w:t xml:space="preserve">5. Nivel de profundidad respecto a la fuente horaria</w:t>
+      </w:r>
+      <w:r>
+        <w:br/>
+      </w:r>
+      <w:r>
+        <w:rPr>
+          <w:rStyle w:val="VerbatimChar"/>
+        </w:rPr>
+        <w:t xml:space="preserve">7. Comando IOS que reenvía DHCP a otra subred (2 palabras, 15 letras)</w:t>
+      </w:r>
+      <w:r>
+        <w:br/>
+      </w:r>
+      <w:r>
+        <w:br/>
+      </w:r>
+      <w:r>
+        <w:rPr>
+          <w:rStyle w:val="VerbatimChar"/>
+        </w:rPr>
+        <w:t xml:space="preserve">Vertical:</w:t>
+      </w:r>
+      <w:r>
+        <w:br/>
+      </w:r>
+      <w:r>
+        <w:rPr>
+          <w:rStyle w:val="VerbatimChar"/>
+        </w:rPr>
+        <w:t xml:space="preserve">2. Mensaje con el que el servidor confirma la concesión</w:t>
+      </w:r>
+      <w:r>
+        <w:br/>
+      </w:r>
+      <w:r>
+        <w:rPr>
+          <w:rStyle w:val="VerbatimChar"/>
+        </w:rPr>
+        <w:t xml:space="preserve">4. Registro DNS de los servidores de correo</w:t>
+      </w:r>
+      <w:r>
+        <w:br/>
+      </w:r>
+      <w:r>
+        <w:rPr>
+          <w:rStyle w:val="VerbatimChar"/>
+        </w:rPr>
+        <w:t xml:space="preserve">6. Tiempo de vida de una respuesta DNS en caché (sigla)</w:t>
       </w:r>
     </w:p>
     <w:p>
@@ -17064,7 +16508,60 @@
         <w:pStyle w:val="FirstParagraph"/>
       </w:pPr>
       <w:r>
-        <w:t xml:space="preserve">💡 Soluciones</w:t>
+        <w:t xml:space="preserve">📝 Soluciones</w:t>
+      </w:r>
+    </w:p>
+    <w:p>
+      <w:pPr>
+        <w:pStyle w:val="BodyText"/>
+      </w:pPr>
+      <w:r>
+        <w:rPr>
+          <w:b/>
+          <w:bCs/>
+        </w:rPr>
+        <w:t xml:space="preserve">Horizontal:</w:t>
+      </w:r>
+      <w:r>
+        <w:t xml:space="preserve"> </w:t>
+      </w:r>
+      <w:r>
+        <w:t xml:space="preserve">1. DORA, 3. CNAME, 5. STRATUM, 7. IPHELPERADDRESS</w:t>
+      </w:r>
+    </w:p>
+    <w:p>
+      <w:pPr>
+        <w:pStyle w:val="BodyText"/>
+      </w:pPr>
+      <w:r>
+        <w:rPr>
+          <w:b/>
+          <w:bCs/>
+        </w:rPr>
+        <w:t xml:space="preserve">Vertical:</w:t>
+      </w:r>
+      <w:r>
+        <w:t xml:space="preserve"> </w:t>
+      </w:r>
+      <w:r>
+        <w:t xml:space="preserve">2. ACK, 4. MX, 6. TTL</w:t>
+      </w:r>
+    </w:p>
+    <w:p>
+      <w:r>
+        <w:pict>
+          <v:rect style="width:0;height:1.5pt" o:hralign="center" o:hrstd="t" o:hr="t"/>
+        </w:pict>
+      </w:r>
+    </w:p>
+    <w:bookmarkEnd w:id="146"/>
+    <w:bookmarkStart w:id="147" w:name="preguntas-de-entrevista-de-trabajo"/>
+    <w:p>
+      <w:pPr>
+        <w:pStyle w:val="Heading2"/>
+      </w:pPr>
+      <w:r>
+        <w:t xml:space="preserve">💬 Preguntas de entrevista de trabajo</w:t>
       </w:r>
     </w:p>
     <w:p>
@@ -17076,7 +16573,11 @@
         </w:numPr>
       </w:pPr>
       <w:r>
-        <w:t xml:space="preserve">El Offer puede ir en unicast si el cliente ya indicó su IP (o el agente la conoce) y la red lo permite; si el cliente aún no tiene IP, solo puede recibir broadcast. Depende del flag broadcast del cliente y de si hay relay.</w:t>
+        <w:rPr>
+          <w:b/>
+          <w:bCs/>
+        </w:rPr>
+        <w:t xml:space="preserve">“Explícame qué pasa, mensaje a mensaje, cuando conecto un PC a la red.”</w:t>
       </w:r>
     </w:p>
     <w:p>
@@ -17088,37 +16589,11 @@
         </w:numPr>
       </w:pPr>
       <w:r>
-        <w:t xml:space="preserve">Router de sucursal:</w:t>
-      </w:r>
-      <w:r>
-        <w:t xml:space="preserve"> </w:t>
-      </w:r>
-      <w:r>
-        <w:rPr>
-          <w:rStyle w:val="VerbatimChar"/>
-        </w:rPr>
-        <w:t xml:space="preserve">ip helper-address</w:t>
-      </w:r>
-      <w:r>
-        <w:t xml:space="preserve"> </w:t>
-      </w:r>
-      <w:r>
-        <w:t xml:space="preserve">apuntando al servidor central en la interfaz LAN; servidor central: pool dedicado para la subred de la sucursal (con</w:t>
-      </w:r>
-      <w:r>
-        <w:t xml:space="preserve"> </w:t>
-      </w:r>
-      <w:r>
-        <w:rPr>
-          <w:rStyle w:val="VerbatimChar"/>
-        </w:rPr>
-        <w:t xml:space="preserve">default-router</w:t>
-      </w:r>
-      <w:r>
-        <w:t xml:space="preserve"> </w:t>
-      </w:r>
-      <w:r>
-        <w:t xml:space="preserve">correcto). Opcional: un servidor DHCP local de respaldo con un pool pequeño para sobrevivir a cortes WAN.</w:t>
+        <w:rPr>
+          <w:b/>
+          <w:bCs/>
+        </w:rPr>
+        <w:t xml:space="preserve">“Un usuario no navega. ¿Qué orden de comprobaciones sigues?”</w:t>
       </w:r>
     </w:p>
     <w:p>
@@ -17129,44 +16604,12 @@
           <w:numId w:val="1042"/>
         </w:numPr>
       </w:pPr>
-    </w:p>
-    <w:p>
-      <w:pPr>
-        <w:pStyle w:val="Compact"/>
-        <w:numPr>
-          <w:ilvl w:val="1"/>
-          <w:numId w:val="1043"/>
-        </w:numPr>
-      </w:pPr>
-      <w:r>
-        <w:t xml:space="preserve">Bajar el TTL del registro A de</w:t>
-      </w:r>
-      <w:r>
-        <w:t xml:space="preserve"> </w:t>
-      </w:r>
-      <w:r>
-        <w:rPr>
-          <w:rStyle w:val="VerbatimChar"/>
-        </w:rPr>
-        <w:t xml:space="preserve">www</w:t>
-      </w:r>
-      <w:r>
-        <w:t xml:space="preserve"> </w:t>
-      </w:r>
-      <w:r>
-        <w:t xml:space="preserve">con antelación (p. ej. a 300 s) para que la caché se renueve rápido; (b) el serial de la zona sube al guardar; (c) verificar la resolución desde fuera (</w:t>
-      </w:r>
-      <w:r>
-        <w:rPr>
-          <w:rStyle w:val="VerbatimChar"/>
-        </w:rPr>
-        <w:t xml:space="preserve">nslookup</w:t>
-      </w:r>
-      <w:r>
-        <w:t xml:space="preserve"> </w:t>
-      </w:r>
-      <w:r>
-        <w:t xml:space="preserve">contra un resolver externo) antes y después.</w:t>
+      <w:r>
+        <w:rPr>
+          <w:b/>
+          <w:bCs/>
+        </w:rPr>
+        <w:t xml:space="preserve">“¿Qué registros DNS mínimos montarías para una empresa con web, correo y resolución inversa?”</w:t>
       </w:r>
     </w:p>
     <w:p>
@@ -17178,198 +16621,11 @@
         </w:numPr>
       </w:pPr>
       <w:r>
-        <w:t xml:space="preserve">Que un máster en cada router significa relojes autoritativos en desacuerdo: mejor un diseño jerárquico (core sincronizado con fuentes externas +</w:t>
-      </w:r>
-      <w:r>
-        <w:t xml:space="preserve"> </w:t>
-      </w:r>
-      <w:r>
-        <w:rPr>
-          <w:rStyle w:val="VerbatimChar"/>
-        </w:rPr>
-        <w:t xml:space="preserve">ntp master</w:t>
-      </w:r>
-      <w:r>
-        <w:t xml:space="preserve"> </w:t>
-      </w:r>
-      <w:r>
-        <w:t xml:space="preserve">solo como respaldo del core, y todos los demás clientes del core).</w:t>
-      </w:r>
-      <w:r>
-        <w:t xml:space="preserve"> </w:t>
-      </w:r>
-      <w:r>
-        <w:t xml:space="preserve">“Nunca falte la hora”</w:t>
-      </w:r>
-      <w:r>
-        <w:t xml:space="preserve"> </w:t>
-      </w:r>
-      <w:r>
-        <w:t xml:space="preserve">se resuelve con redundancia de fuentes, no con másters rivales.</w:t>
-      </w:r>
-    </w:p>
-    <w:p>
-      <w:r>
-        <w:pict>
-          <v:rect style="width:0;height:1.5pt" o:hralign="center" o:hrstd="t" o:hr="t"/>
-        </w:pict>
-      </w:r>
-    </w:p>
-    <w:bookmarkEnd w:id="145"/>
-    <w:bookmarkStart w:id="146" w:name="crucigrama-de-bits"/>
-    <w:p>
-      <w:pPr>
-        <w:pStyle w:val="Heading2"/>
-      </w:pPr>
-      <w:r>
-        <w:t xml:space="preserve">🧩 Crucigrama de bits</w:t>
-      </w:r>
-    </w:p>
-    <w:p>
-      <w:pPr>
-        <w:pStyle w:val="SourceCode"/>
-      </w:pPr>
-      <w:r>
-        <w:rPr>
-          <w:rStyle w:val="VerbatimChar"/>
-        </w:rPr>
-        <w:t xml:space="preserve">Horizontal:</w:t>
-      </w:r>
-      <w:r>
-        <w:br/>
-      </w:r>
-      <w:r>
-        <w:rPr>
-          <w:rStyle w:val="VerbatimChar"/>
-        </w:rPr>
-        <w:t xml:space="preserve">1. Diálogo completo de asignación DHCP (sigla)</w:t>
-      </w:r>
-      <w:r>
-        <w:br/>
-      </w:r>
-      <w:r>
-        <w:rPr>
-          <w:rStyle w:val="VerbatimChar"/>
-        </w:rPr>
-        <w:t xml:space="preserve">3. Registro DNS que guarda un alias</w:t>
-      </w:r>
-      <w:r>
-        <w:br/>
-      </w:r>
-      <w:r>
-        <w:rPr>
-          <w:rStyle w:val="VerbatimChar"/>
-        </w:rPr>
-        <w:t xml:space="preserve">5. Nivel de profundidad respecto a la fuente horaria</w:t>
-      </w:r>
-      <w:r>
-        <w:br/>
-      </w:r>
-      <w:r>
-        <w:rPr>
-          <w:rStyle w:val="VerbatimChar"/>
-        </w:rPr>
-        <w:t xml:space="preserve">7. Comando IOS que reenvía DHCP a otra subred (2 palabras, 15 letras)</w:t>
-      </w:r>
-      <w:r>
-        <w:br/>
-      </w:r>
-      <w:r>
-        <w:br/>
-      </w:r>
-      <w:r>
-        <w:rPr>
-          <w:rStyle w:val="VerbatimChar"/>
-        </w:rPr>
-        <w:t xml:space="preserve">Vertical:</w:t>
-      </w:r>
-      <w:r>
-        <w:br/>
-      </w:r>
-      <w:r>
-        <w:rPr>
-          <w:rStyle w:val="VerbatimChar"/>
-        </w:rPr>
-        <w:t xml:space="preserve">2. Mensaje con el que el servidor confirma la concesión</w:t>
-      </w:r>
-      <w:r>
-        <w:br/>
-      </w:r>
-      <w:r>
-        <w:rPr>
-          <w:rStyle w:val="VerbatimChar"/>
-        </w:rPr>
-        <w:t xml:space="preserve">4. Registro DNS de los servidores de correo</w:t>
-      </w:r>
-      <w:r>
-        <w:br/>
-      </w:r>
-      <w:r>
-        <w:rPr>
-          <w:rStyle w:val="VerbatimChar"/>
-        </w:rPr>
-        <w:t xml:space="preserve">6. Tiempo de vida de una respuesta DNS en caché (sigla)</w:t>
-      </w:r>
-    </w:p>
-    <w:p>
-      <w:pPr>
-        <w:pStyle w:val="FirstParagraph"/>
-      </w:pPr>
-      <w:r>
-        <w:t xml:space="preserve">📝 Soluciones</w:t>
-      </w:r>
-    </w:p>
-    <w:p>
-      <w:pPr>
-        <w:pStyle w:val="BodyText"/>
-      </w:pPr>
-      <w:r>
-        <w:rPr>
-          <w:b/>
-          <w:bCs/>
-        </w:rPr>
-        <w:t xml:space="preserve">Horizontal:</w:t>
-      </w:r>
-      <w:r>
-        <w:t xml:space="preserve"> </w:t>
-      </w:r>
-      <w:r>
-        <w:t xml:space="preserve">1. DORA, 3. CNAME, 5. STRATUM, 7. IPHELPERADDRESS</w:t>
-      </w:r>
-    </w:p>
-    <w:p>
-      <w:pPr>
-        <w:pStyle w:val="BodyText"/>
-      </w:pPr>
-      <w:r>
-        <w:rPr>
-          <w:b/>
-          <w:bCs/>
-        </w:rPr>
-        <w:t xml:space="preserve">Vertical:</w:t>
-      </w:r>
-      <w:r>
-        <w:t xml:space="preserve"> </w:t>
-      </w:r>
-      <w:r>
-        <w:t xml:space="preserve">2. ACK, 4. MX, 6. TTL</w:t>
-      </w:r>
-    </w:p>
-    <w:p>
-      <w:r>
-        <w:pict>
-          <v:rect style="width:0;height:1.5pt" o:hralign="center" o:hrstd="t" o:hr="t"/>
-        </w:pict>
-      </w:r>
-    </w:p>
-    <w:bookmarkEnd w:id="146"/>
-    <w:bookmarkStart w:id="147" w:name="preguntas-de-entrevista-de-trabajo"/>
-    <w:p>
-      <w:pPr>
-        <w:pStyle w:val="Heading2"/>
-      </w:pPr>
-      <w:r>
-        <w:t xml:space="preserve">💬 Preguntas de entrevista de trabajo</w:t>
+        <w:rPr>
+          <w:b/>
+          <w:bCs/>
+        </w:rPr>
+        <w:t xml:space="preserve">“¿Por qué es importante NTP en una red con logs centralizados?”</w:t>
       </w:r>
     </w:p>
     <w:p>
@@ -17377,71 +16633,7 @@
         <w:pStyle w:val="Compact"/>
         <w:numPr>
           <w:ilvl w:val="0"/>
-          <w:numId w:val="1044"/>
-        </w:numPr>
-      </w:pPr>
-      <w:r>
-        <w:rPr>
-          <w:b/>
-          <w:bCs/>
-        </w:rPr>
-        <w:t xml:space="preserve">“Explícame qué pasa, mensaje a mensaje, cuando conecto un PC a la red.”</w:t>
-      </w:r>
-    </w:p>
-    <w:p>
-      <w:pPr>
-        <w:pStyle w:val="Compact"/>
-        <w:numPr>
-          <w:ilvl w:val="0"/>
-          <w:numId w:val="1044"/>
-        </w:numPr>
-      </w:pPr>
-      <w:r>
-        <w:rPr>
-          <w:b/>
-          <w:bCs/>
-        </w:rPr>
-        <w:t xml:space="preserve">“Un usuario no navega. ¿Qué orden de comprobaciones sigues?”</w:t>
-      </w:r>
-    </w:p>
-    <w:p>
-      <w:pPr>
-        <w:pStyle w:val="Compact"/>
-        <w:numPr>
-          <w:ilvl w:val="0"/>
-          <w:numId w:val="1044"/>
-        </w:numPr>
-      </w:pPr>
-      <w:r>
-        <w:rPr>
-          <w:b/>
-          <w:bCs/>
-        </w:rPr>
-        <w:t xml:space="preserve">“¿Qué registros DNS mínimos montarías para una empresa con web, correo y resolución inversa?”</w:t>
-      </w:r>
-    </w:p>
-    <w:p>
-      <w:pPr>
-        <w:pStyle w:val="Compact"/>
-        <w:numPr>
-          <w:ilvl w:val="0"/>
-          <w:numId w:val="1044"/>
-        </w:numPr>
-      </w:pPr>
-      <w:r>
-        <w:rPr>
-          <w:b/>
-          <w:bCs/>
-        </w:rPr>
-        <w:t xml:space="preserve">“¿Por qué es importante NTP en una red con logs centralizados?”</w:t>
-      </w:r>
-    </w:p>
-    <w:p>
-      <w:pPr>
-        <w:pStyle w:val="Compact"/>
-        <w:numPr>
-          <w:ilvl w:val="0"/>
-          <w:numId w:val="1044"/>
+          <w:numId w:val="1042"/>
         </w:numPr>
       </w:pPr>
       <w:r>
@@ -18479,6 +17671,9 @@
     </w:lvlOverride>
   </w:num>
   <w:num w:numId="1009">
+    <w:abstractNumId w:val="991"/>
+  </w:num>
+  <w:num w:numId="1010">
     <w:abstractNumId w:val="99411"/>
     <w:lvlOverride w:ilvl="0">
       <w:startOverride w:val="1"/>
@@ -18507,9 +17702,6 @@
     <w:lvlOverride w:ilvl="8">
       <w:startOverride w:val="1"/>
     </w:lvlOverride>
-  </w:num>
-  <w:num w:numId="1010">
-    <w:abstractNumId w:val="991"/>
   </w:num>
   <w:num w:numId="1011">
     <w:abstractNumId w:val="99411"/>
@@ -18572,34 +17764,7 @@
     </w:lvlOverride>
   </w:num>
   <w:num w:numId="1013">
-    <w:abstractNumId w:val="99411"/>
-    <w:lvlOverride w:ilvl="0">
-      <w:startOverride w:val="1"/>
-    </w:lvlOverride>
-    <w:lvlOverride w:ilvl="1">
-      <w:startOverride w:val="1"/>
-    </w:lvlOverride>
-    <w:lvlOverride w:ilvl="2">
-      <w:startOverride w:val="1"/>
-    </w:lvlOverride>
-    <w:lvlOverride w:ilvl="3">
-      <w:startOverride w:val="1"/>
-    </w:lvlOverride>
-    <w:lvlOverride w:ilvl="4">
-      <w:startOverride w:val="1"/>
-    </w:lvlOverride>
-    <w:lvlOverride w:ilvl="5">
-      <w:startOverride w:val="1"/>
-    </w:lvlOverride>
-    <w:lvlOverride w:ilvl="6">
-      <w:startOverride w:val="1"/>
-    </w:lvlOverride>
-    <w:lvlOverride w:ilvl="7">
-      <w:startOverride w:val="1"/>
-    </w:lvlOverride>
-    <w:lvlOverride w:ilvl="8">
-      <w:startOverride w:val="1"/>
-    </w:lvlOverride>
+    <w:abstractNumId w:val="991"/>
   </w:num>
   <w:num w:numId="1014">
     <w:abstractNumId w:val="991"/>
@@ -18608,12 +17773,102 @@
     <w:abstractNumId w:val="991"/>
   </w:num>
   <w:num w:numId="1016">
+    <w:abstractNumId w:val="99411"/>
+    <w:lvlOverride w:ilvl="0">
+      <w:startOverride w:val="1"/>
+    </w:lvlOverride>
+    <w:lvlOverride w:ilvl="1">
+      <w:startOverride w:val="1"/>
+    </w:lvlOverride>
+    <w:lvlOverride w:ilvl="2">
+      <w:startOverride w:val="1"/>
+    </w:lvlOverride>
+    <w:lvlOverride w:ilvl="3">
+      <w:startOverride w:val="1"/>
+    </w:lvlOverride>
+    <w:lvlOverride w:ilvl="4">
+      <w:startOverride w:val="1"/>
+    </w:lvlOverride>
+    <w:lvlOverride w:ilvl="5">
+      <w:startOverride w:val="1"/>
+    </w:lvlOverride>
+    <w:lvlOverride w:ilvl="6">
+      <w:startOverride w:val="1"/>
+    </w:lvlOverride>
+    <w:lvlOverride w:ilvl="7">
+      <w:startOverride w:val="1"/>
+    </w:lvlOverride>
+    <w:lvlOverride w:ilvl="8">
+      <w:startOverride w:val="1"/>
+    </w:lvlOverride>
+  </w:num>
+  <w:num w:numId="1017">
+    <w:abstractNumId w:val="99411"/>
+    <w:lvlOverride w:ilvl="0">
+      <w:startOverride w:val="1"/>
+    </w:lvlOverride>
+    <w:lvlOverride w:ilvl="1">
+      <w:startOverride w:val="1"/>
+    </w:lvlOverride>
+    <w:lvlOverride w:ilvl="2">
+      <w:startOverride w:val="1"/>
+    </w:lvlOverride>
+    <w:lvlOverride w:ilvl="3">
+      <w:startOverride w:val="1"/>
+    </w:lvlOverride>
+    <w:lvlOverride w:ilvl="4">
+      <w:startOverride w:val="1"/>
+    </w:lvlOverride>
+    <w:lvlOverride w:ilvl="5">
+      <w:startOverride w:val="1"/>
+    </w:lvlOverride>
+    <w:lvlOverride w:ilvl="6">
+      <w:startOverride w:val="1"/>
+    </w:lvlOverride>
+    <w:lvlOverride w:ilvl="7">
+      <w:startOverride w:val="1"/>
+    </w:lvlOverride>
+    <w:lvlOverride w:ilvl="8">
+      <w:startOverride w:val="1"/>
+    </w:lvlOverride>
+  </w:num>
+  <w:num w:numId="1018">
+    <w:abstractNumId w:val="99731"/>
+    <w:lvlOverride w:ilvl="0">
+      <w:startOverride w:val="1"/>
+    </w:lvlOverride>
+    <w:lvlOverride w:ilvl="1">
+      <w:startOverride w:val="1"/>
+    </w:lvlOverride>
+    <w:lvlOverride w:ilvl="2">
+      <w:startOverride w:val="1"/>
+    </w:lvlOverride>
+    <w:lvlOverride w:ilvl="3">
+      <w:startOverride w:val="1"/>
+    </w:lvlOverride>
+    <w:lvlOverride w:ilvl="4">
+      <w:startOverride w:val="1"/>
+    </w:lvlOverride>
+    <w:lvlOverride w:ilvl="5">
+      <w:startOverride w:val="1"/>
+    </w:lvlOverride>
+    <w:lvlOverride w:ilvl="6">
+      <w:startOverride w:val="1"/>
+    </w:lvlOverride>
+    <w:lvlOverride w:ilvl="7">
+      <w:startOverride w:val="1"/>
+    </w:lvlOverride>
+    <w:lvlOverride w:ilvl="8">
+      <w:startOverride w:val="1"/>
+    </w:lvlOverride>
+  </w:num>
+  <w:num w:numId="1019">
     <w:abstractNumId w:val="991"/>
   </w:num>
-  <w:num w:numId="1017">
+  <w:num w:numId="1020">
     <w:abstractNumId w:val="991"/>
   </w:num>
-  <w:num w:numId="1018">
+  <w:num w:numId="1021">
     <w:abstractNumId w:val="99411"/>
     <w:lvlOverride w:ilvl="0">
       <w:startOverride w:val="1"/>
@@ -18643,7 +17898,7 @@
       <w:startOverride w:val="1"/>
     </w:lvlOverride>
   </w:num>
-  <w:num w:numId="1019">
+  <w:num w:numId="1022">
     <w:abstractNumId w:val="99411"/>
     <w:lvlOverride w:ilvl="0">
       <w:startOverride w:val="1"/>
@@ -18673,43 +17928,13 @@
       <w:startOverride w:val="1"/>
     </w:lvlOverride>
   </w:num>
-  <w:num w:numId="1020">
-    <w:abstractNumId w:val="99731"/>
-    <w:lvlOverride w:ilvl="0">
-      <w:startOverride w:val="1"/>
-    </w:lvlOverride>
-    <w:lvlOverride w:ilvl="1">
-      <w:startOverride w:val="1"/>
-    </w:lvlOverride>
-    <w:lvlOverride w:ilvl="2">
-      <w:startOverride w:val="1"/>
-    </w:lvlOverride>
-    <w:lvlOverride w:ilvl="3">
-      <w:startOverride w:val="1"/>
-    </w:lvlOverride>
-    <w:lvlOverride w:ilvl="4">
-      <w:startOverride w:val="1"/>
-    </w:lvlOverride>
-    <w:lvlOverride w:ilvl="5">
-      <w:startOverride w:val="1"/>
-    </w:lvlOverride>
-    <w:lvlOverride w:ilvl="6">
-      <w:startOverride w:val="1"/>
-    </w:lvlOverride>
-    <w:lvlOverride w:ilvl="7">
-      <w:startOverride w:val="1"/>
-    </w:lvlOverride>
-    <w:lvlOverride w:ilvl="8">
-      <w:startOverride w:val="1"/>
-    </w:lvlOverride>
-  </w:num>
-  <w:num w:numId="1021">
+  <w:num w:numId="1023">
     <w:abstractNumId w:val="991"/>
   </w:num>
-  <w:num w:numId="1022">
+  <w:num w:numId="1024">
     <w:abstractNumId w:val="991"/>
   </w:num>
-  <w:num w:numId="1023">
+  <w:num w:numId="1025">
     <w:abstractNumId w:val="99411"/>
     <w:lvlOverride w:ilvl="0">
       <w:startOverride w:val="1"/>
@@ -18739,7 +17964,7 @@
       <w:startOverride w:val="1"/>
     </w:lvlOverride>
   </w:num>
-  <w:num w:numId="1024">
+  <w:num w:numId="1026">
     <w:abstractNumId w:val="99411"/>
     <w:lvlOverride w:ilvl="0">
       <w:startOverride w:val="1"/>
@@ -18769,41 +17994,8 @@
       <w:startOverride w:val="1"/>
     </w:lvlOverride>
   </w:num>
-  <w:num w:numId="1025">
+  <w:num w:numId="1027">
     <w:abstractNumId w:val="991"/>
-  </w:num>
-  <w:num w:numId="1026">
-    <w:abstractNumId w:val="991"/>
-  </w:num>
-  <w:num w:numId="1027">
-    <w:abstractNumId w:val="99411"/>
-    <w:lvlOverride w:ilvl="0">
-      <w:startOverride w:val="1"/>
-    </w:lvlOverride>
-    <w:lvlOverride w:ilvl="1">
-      <w:startOverride w:val="1"/>
-    </w:lvlOverride>
-    <w:lvlOverride w:ilvl="2">
-      <w:startOverride w:val="1"/>
-    </w:lvlOverride>
-    <w:lvlOverride w:ilvl="3">
-      <w:startOverride w:val="1"/>
-    </w:lvlOverride>
-    <w:lvlOverride w:ilvl="4">
-      <w:startOverride w:val="1"/>
-    </w:lvlOverride>
-    <w:lvlOverride w:ilvl="5">
-      <w:startOverride w:val="1"/>
-    </w:lvlOverride>
-    <w:lvlOverride w:ilvl="6">
-      <w:startOverride w:val="1"/>
-    </w:lvlOverride>
-    <w:lvlOverride w:ilvl="7">
-      <w:startOverride w:val="1"/>
-    </w:lvlOverride>
-    <w:lvlOverride w:ilvl="8">
-      <w:startOverride w:val="1"/>
-    </w:lvlOverride>
   </w:num>
   <w:num w:numId="1028">
     <w:abstractNumId w:val="99411"/>
@@ -18836,37 +18028,37 @@
     </w:lvlOverride>
   </w:num>
   <w:num w:numId="1029">
-    <w:abstractNumId w:val="991"/>
+    <w:abstractNumId w:val="99411"/>
+    <w:lvlOverride w:ilvl="0">
+      <w:startOverride w:val="1"/>
+    </w:lvlOverride>
+    <w:lvlOverride w:ilvl="1">
+      <w:startOverride w:val="1"/>
+    </w:lvlOverride>
+    <w:lvlOverride w:ilvl="2">
+      <w:startOverride w:val="1"/>
+    </w:lvlOverride>
+    <w:lvlOverride w:ilvl="3">
+      <w:startOverride w:val="1"/>
+    </w:lvlOverride>
+    <w:lvlOverride w:ilvl="4">
+      <w:startOverride w:val="1"/>
+    </w:lvlOverride>
+    <w:lvlOverride w:ilvl="5">
+      <w:startOverride w:val="1"/>
+    </w:lvlOverride>
+    <w:lvlOverride w:ilvl="6">
+      <w:startOverride w:val="1"/>
+    </w:lvlOverride>
+    <w:lvlOverride w:ilvl="7">
+      <w:startOverride w:val="1"/>
+    </w:lvlOverride>
+    <w:lvlOverride w:ilvl="8">
+      <w:startOverride w:val="1"/>
+    </w:lvlOverride>
   </w:num>
   <w:num w:numId="1030">
-    <w:abstractNumId w:val="99411"/>
-    <w:lvlOverride w:ilvl="0">
-      <w:startOverride w:val="1"/>
-    </w:lvlOverride>
-    <w:lvlOverride w:ilvl="1">
-      <w:startOverride w:val="1"/>
-    </w:lvlOverride>
-    <w:lvlOverride w:ilvl="2">
-      <w:startOverride w:val="1"/>
-    </w:lvlOverride>
-    <w:lvlOverride w:ilvl="3">
-      <w:startOverride w:val="1"/>
-    </w:lvlOverride>
-    <w:lvlOverride w:ilvl="4">
-      <w:startOverride w:val="1"/>
-    </w:lvlOverride>
-    <w:lvlOverride w:ilvl="5">
-      <w:startOverride w:val="1"/>
-    </w:lvlOverride>
-    <w:lvlOverride w:ilvl="6">
-      <w:startOverride w:val="1"/>
-    </w:lvlOverride>
-    <w:lvlOverride w:ilvl="7">
-      <w:startOverride w:val="1"/>
-    </w:lvlOverride>
-    <w:lvlOverride w:ilvl="8">
-      <w:startOverride w:val="1"/>
-    </w:lvlOverride>
+    <w:abstractNumId w:val="991"/>
   </w:num>
   <w:num w:numId="1031">
     <w:abstractNumId w:val="99411"/>
@@ -18899,7 +18091,34 @@
     </w:lvlOverride>
   </w:num>
   <w:num w:numId="1032">
-    <w:abstractNumId w:val="991"/>
+    <w:abstractNumId w:val="99411"/>
+    <w:lvlOverride w:ilvl="0">
+      <w:startOverride w:val="1"/>
+    </w:lvlOverride>
+    <w:lvlOverride w:ilvl="1">
+      <w:startOverride w:val="1"/>
+    </w:lvlOverride>
+    <w:lvlOverride w:ilvl="2">
+      <w:startOverride w:val="1"/>
+    </w:lvlOverride>
+    <w:lvlOverride w:ilvl="3">
+      <w:startOverride w:val="1"/>
+    </w:lvlOverride>
+    <w:lvlOverride w:ilvl="4">
+      <w:startOverride w:val="1"/>
+    </w:lvlOverride>
+    <w:lvlOverride w:ilvl="5">
+      <w:startOverride w:val="1"/>
+    </w:lvlOverride>
+    <w:lvlOverride w:ilvl="6">
+      <w:startOverride w:val="1"/>
+    </w:lvlOverride>
+    <w:lvlOverride w:ilvl="7">
+      <w:startOverride w:val="1"/>
+    </w:lvlOverride>
+    <w:lvlOverride w:ilvl="8">
+      <w:startOverride w:val="1"/>
+    </w:lvlOverride>
   </w:num>
   <w:num w:numId="1033">
     <w:abstractNumId w:val="99411"/>
@@ -18992,34 +18211,7 @@
     </w:lvlOverride>
   </w:num>
   <w:num w:numId="1036">
-    <w:abstractNumId w:val="99411"/>
-    <w:lvlOverride w:ilvl="0">
-      <w:startOverride w:val="1"/>
-    </w:lvlOverride>
-    <w:lvlOverride w:ilvl="1">
-      <w:startOverride w:val="1"/>
-    </w:lvlOverride>
-    <w:lvlOverride w:ilvl="2">
-      <w:startOverride w:val="1"/>
-    </w:lvlOverride>
-    <w:lvlOverride w:ilvl="3">
-      <w:startOverride w:val="1"/>
-    </w:lvlOverride>
-    <w:lvlOverride w:ilvl="4">
-      <w:startOverride w:val="1"/>
-    </w:lvlOverride>
-    <w:lvlOverride w:ilvl="5">
-      <w:startOverride w:val="1"/>
-    </w:lvlOverride>
-    <w:lvlOverride w:ilvl="6">
-      <w:startOverride w:val="1"/>
-    </w:lvlOverride>
-    <w:lvlOverride w:ilvl="7">
-      <w:startOverride w:val="1"/>
-    </w:lvlOverride>
-    <w:lvlOverride w:ilvl="8">
-      <w:startOverride w:val="1"/>
-    </w:lvlOverride>
+    <w:abstractNumId w:val="991"/>
   </w:num>
   <w:num w:numId="1037">
     <w:abstractNumId w:val="99411"/>
@@ -19052,7 +18244,34 @@
     </w:lvlOverride>
   </w:num>
   <w:num w:numId="1038">
-    <w:abstractNumId w:val="991"/>
+    <w:abstractNumId w:val="99411"/>
+    <w:lvlOverride w:ilvl="0">
+      <w:startOverride w:val="1"/>
+    </w:lvlOverride>
+    <w:lvlOverride w:ilvl="1">
+      <w:startOverride w:val="1"/>
+    </w:lvlOverride>
+    <w:lvlOverride w:ilvl="2">
+      <w:startOverride w:val="1"/>
+    </w:lvlOverride>
+    <w:lvlOverride w:ilvl="3">
+      <w:startOverride w:val="1"/>
+    </w:lvlOverride>
+    <w:lvlOverride w:ilvl="4">
+      <w:startOverride w:val="1"/>
+    </w:lvlOverride>
+    <w:lvlOverride w:ilvl="5">
+      <w:startOverride w:val="1"/>
+    </w:lvlOverride>
+    <w:lvlOverride w:ilvl="6">
+      <w:startOverride w:val="1"/>
+    </w:lvlOverride>
+    <w:lvlOverride w:ilvl="7">
+      <w:startOverride w:val="1"/>
+    </w:lvlOverride>
+    <w:lvlOverride w:ilvl="8">
+      <w:startOverride w:val="1"/>
+    </w:lvlOverride>
   </w:num>
   <w:num w:numId="1039">
     <w:abstractNumId w:val="99411"/>
@@ -19115,7 +18334,7 @@
     </w:lvlOverride>
   </w:num>
   <w:num w:numId="1041">
-    <w:abstractNumId w:val="99411"/>
+    <w:abstractNumId w:val="99731"/>
     <w:lvlOverride w:ilvl="0">
       <w:startOverride w:val="1"/>
     </w:lvlOverride>
@@ -19145,66 +18364,6 @@
     </w:lvlOverride>
   </w:num>
   <w:num w:numId="1042">
-    <w:abstractNumId w:val="99411"/>
-    <w:lvlOverride w:ilvl="0">
-      <w:startOverride w:val="1"/>
-    </w:lvlOverride>
-    <w:lvlOverride w:ilvl="1">
-      <w:startOverride w:val="1"/>
-    </w:lvlOverride>
-    <w:lvlOverride w:ilvl="2">
-      <w:startOverride w:val="1"/>
-    </w:lvlOverride>
-    <w:lvlOverride w:ilvl="3">
-      <w:startOverride w:val="1"/>
-    </w:lvlOverride>
-    <w:lvlOverride w:ilvl="4">
-      <w:startOverride w:val="1"/>
-    </w:lvlOverride>
-    <w:lvlOverride w:ilvl="5">
-      <w:startOverride w:val="1"/>
-    </w:lvlOverride>
-    <w:lvlOverride w:ilvl="6">
-      <w:startOverride w:val="1"/>
-    </w:lvlOverride>
-    <w:lvlOverride w:ilvl="7">
-      <w:startOverride w:val="1"/>
-    </w:lvlOverride>
-    <w:lvlOverride w:ilvl="8">
-      <w:startOverride w:val="1"/>
-    </w:lvlOverride>
-  </w:num>
-  <w:num w:numId="1043">
-    <w:abstractNumId w:val="99731"/>
-    <w:lvlOverride w:ilvl="0">
-      <w:startOverride w:val="1"/>
-    </w:lvlOverride>
-    <w:lvlOverride w:ilvl="1">
-      <w:startOverride w:val="1"/>
-    </w:lvlOverride>
-    <w:lvlOverride w:ilvl="2">
-      <w:startOverride w:val="1"/>
-    </w:lvlOverride>
-    <w:lvlOverride w:ilvl="3">
-      <w:startOverride w:val="1"/>
-    </w:lvlOverride>
-    <w:lvlOverride w:ilvl="4">
-      <w:startOverride w:val="1"/>
-    </w:lvlOverride>
-    <w:lvlOverride w:ilvl="5">
-      <w:startOverride w:val="1"/>
-    </w:lvlOverride>
-    <w:lvlOverride w:ilvl="6">
-      <w:startOverride w:val="1"/>
-    </w:lvlOverride>
-    <w:lvlOverride w:ilvl="7">
-      <w:startOverride w:val="1"/>
-    </w:lvlOverride>
-    <w:lvlOverride w:ilvl="8">
-      <w:startOverride w:val="1"/>
-    </w:lvlOverride>
-  </w:num>
-  <w:num w:numId="1044">
     <w:abstractNumId w:val="99411"/>
     <w:lvlOverride w:ilvl="0">
       <w:startOverride w:val="1"/>
